--- a/backend/app/assets/hr_letters/appointment-template.docx
+++ b/backend/app/assets/hr_letters/appointment-template.docx
@@ -10,6 +10,22 @@
         <w:spacing w:after="0" w:line="240" w:lineRule="auto"/>
         <w:rPr>
           <w:rFonts w:ascii="Arial MT" w:eastAsia="Arial MT" w:hAnsi="Arial MT" w:cs="Arial MT"/>
+          <w:kern w:val="0"/>
+          <w:sz w:val="20"/>
+          <w:szCs w:val="20"/>
+          <w:lang w:val="en-US"/>
+        </w:rPr>
+      </w:pPr>
+      <w:bookmarkStart w:id="0" w:name="_Hlk159083782"/>
+    </w:p>
+    <w:p>
+      <w:pPr>
+        <w:widowControl w:val="0"/>
+        <w:autoSpaceDE w:val="0"/>
+        <w:autoSpaceDN w:val="0"/>
+        <w:spacing w:after="0" w:line="240" w:lineRule="auto"/>
+        <w:rPr>
+          <w:rFonts w:ascii="Arial MT" w:eastAsia="Arial MT" w:hAnsi="Arial MT" w:cs="Arial MT"/>
           <w:spacing w:val="-53"/>
           <w:kern w:val="0"/>
           <w:sz w:val="20"/>
@@ -17,7 +33,6 @@
           <w:lang w:val="en-US"/>
         </w:rPr>
       </w:pPr>
-      <w:bookmarkStart w:id="0" w:name="_Hlk159083782"/>
       <w:r>
         <w:rPr>
           <w:rFonts w:ascii="Arial MT" w:eastAsia="Arial MT" w:hAnsi="Arial MT" w:cs="Arial MT"/>
@@ -199,31 +214,13 @@
       </w:pPr>
       <w:r>
         <w:rPr>
-          <w:rFonts w:ascii="Arial MT" w:eastAsia="Arial MT" w:hAnsi="Arial MT" w:cs="Arial MT"/>
+          <w:rFonts w:ascii="Arial" w:eastAsia="Arial MT" w:hAnsi="Arial" w:cs="Arial"/>
           <w:kern w:val="0"/>
           <w:sz w:val="20"/>
           <w:szCs w:val="20"/>
           <w:lang w:val="en-US"/>
         </w:rPr>
         <w:t>{{issue_date}}</w:t>
-      </w:r>
-      <w:r>
-        <w:rPr>
-          <w:rFonts w:ascii="Arial MT" w:eastAsia="Arial MT" w:hAnsi="Arial MT" w:cs="Arial MT"/>
-          <w:kern w:val="0"/>
-          <w:sz w:val="20"/>
-          <w:szCs w:val="20"/>
-          <w:lang w:val="en-US"/>
-        </w:rPr>
-      </w:r>
-      <w:r>
-        <w:rPr>
-          <w:rFonts w:ascii="Arial MT" w:eastAsia="Arial MT" w:hAnsi="Arial MT" w:cs="Arial MT"/>
-          <w:kern w:val="0"/>
-          <w:sz w:val="20"/>
-          <w:szCs w:val="20"/>
-          <w:lang w:val="en-US"/>
-        </w:rPr>
       </w:r>
     </w:p>
     <w:p>
@@ -265,53 +262,6 @@
         </w:rPr>
         <w:t>{{employee_salutation_name}}</w:t>
       </w:r>
-      <w:r>
-        <w:rPr>
-          <w:rFonts w:ascii="Arial MT" w:eastAsia="Arial MT" w:hAnsi="Arial MT" w:cs="Arial MT"/>
-          <w:kern w:val="0"/>
-          <w:sz w:val="20"/>
-          <w:szCs w:val="20"/>
-          <w:lang w:val="en-US"/>
-        </w:rPr>
-      </w:r>
-      <w:r>
-        <w:rPr>
-          <w:rFonts w:ascii="Arial MT" w:eastAsia="Arial MT" w:hAnsi="Arial MT" w:cs="Arial MT"/>
-          <w:kern w:val="0"/>
-          <w:sz w:val="20"/>
-          <w:szCs w:val="20"/>
-          <w:lang w:val="en-US"/>
-        </w:rPr>
-        <w:br/>
-        <w:t>{{employee_address}}</w:t>
-      </w:r>
-      <w:r>
-        <w:rPr>
-          <w:rFonts w:ascii="Arial MT" w:eastAsia="Arial MT" w:hAnsi="Arial MT" w:cs="Arial MT"/>
-          <w:kern w:val="0"/>
-          <w:sz w:val="20"/>
-          <w:szCs w:val="20"/>
-          <w:lang w:val="en-US"/>
-        </w:rPr>
-      </w:r>
-      <w:r>
-        <w:rPr>
-          <w:rFonts w:ascii="Arial MT" w:eastAsia="Arial MT" w:hAnsi="Arial MT" w:cs="Arial MT"/>
-          <w:kern w:val="0"/>
-          <w:sz w:val="20"/>
-          <w:szCs w:val="20"/>
-          <w:lang w:val="en-US"/>
-        </w:rPr>
-      </w:r>
-      <w:r>
-        <w:rPr>
-          <w:rFonts w:ascii="Arial MT" w:eastAsia="Arial MT" w:hAnsi="Arial MT" w:cs="Arial MT"/>
-          <w:kern w:val="0"/>
-          <w:sz w:val="20"/>
-          <w:szCs w:val="20"/>
-          <w:lang w:val="en-US"/>
-        </w:rPr>
-      </w:r>
     </w:p>
     <w:p>
       <w:pPr>
@@ -322,8 +272,8 @@
         <w:rPr>
           <w:rFonts w:ascii="Arial MT" w:eastAsia="Arial MT" w:hAnsi="Arial MT" w:cs="Arial MT"/>
           <w:kern w:val="0"/>
-          <w:sz w:val="20"/>
-          <w:szCs w:val="20"/>
+          <w:sz w:val="28"/>
+          <w:szCs w:val="28"/>
           <w:lang w:val="en-US"/>
         </w:rPr>
       </w:pPr>
@@ -335,7 +285,7 @@
           <w:szCs w:val="20"/>
           <w:lang w:val="en-US"/>
         </w:rPr>
-        <w:t xml:space="preserve">PH: </w:t>
+        <w:t>{{employee_address}}</w:t>
       </w:r>
       <w:r>
         <w:rPr>
@@ -345,7 +295,77 @@
           <w:szCs w:val="20"/>
           <w:lang w:val="en-US"/>
         </w:rPr>
+        <w:br/>
+      </w:r>
+      <w:r>
+        <w:rPr>
+          <w:rFonts w:ascii="Arial MT" w:eastAsia="Arial MT" w:hAnsi="Arial MT" w:cs="Arial MT"/>
+          <w:kern w:val="0"/>
+          <w:sz w:val="20"/>
+          <w:szCs w:val="20"/>
+          <w:lang w:val="en-US"/>
+        </w:rPr>
+        <w:t>P</w:t>
+      </w:r>
+      <w:r>
+        <w:rPr>
+          <w:rFonts w:ascii="Arial MT" w:eastAsia="Arial MT" w:hAnsi="Arial MT" w:cs="Arial MT"/>
+          <w:kern w:val="0"/>
+          <w:sz w:val="20"/>
+          <w:szCs w:val="20"/>
+          <w:lang w:val="en-US"/>
+        </w:rPr>
+        <w:t>h</w:t>
+      </w:r>
+      <w:r>
+        <w:rPr>
+          <w:rFonts w:ascii="Arial MT" w:eastAsia="Arial MT" w:hAnsi="Arial MT" w:cs="Arial MT"/>
+          <w:kern w:val="0"/>
+          <w:sz w:val="20"/>
+          <w:szCs w:val="20"/>
+          <w:lang w:val="en-US"/>
+        </w:rPr>
+        <w:t xml:space="preserve">: </w:t>
+      </w:r>
+      <w:r>
+        <w:rPr>
+          <w:rFonts w:ascii="Arial MT" w:eastAsia="Arial MT" w:hAnsi="Arial MT" w:cs="Arial MT"/>
+          <w:kern w:val="0"/>
+          <w:sz w:val="20"/>
+          <w:szCs w:val="20"/>
+          <w:lang w:val="en-US"/>
+        </w:rPr>
         <w:t>{{employee_phone}}</w:t>
+      </w:r>
+      <w:r>
+        <w:rPr>
+          <w:rFonts w:ascii="Arial MT" w:eastAsia="Arial MT" w:hAnsi="Arial MT" w:cs="Arial MT"/>
+          <w:kern w:val="0"/>
+          <w:sz w:val="28"/>
+          <w:szCs w:val="28"/>
+          <w:lang w:val="en-US"/>
+        </w:rPr>
+        <w:tab/>
+      </w:r>
+      <w:r>
+        <w:rPr>
+          <w:rFonts w:ascii="Arial MT" w:eastAsia="Arial MT" w:hAnsi="Arial MT" w:cs="Arial MT"/>
+          <w:kern w:val="0"/>
+          <w:sz w:val="28"/>
+          <w:szCs w:val="28"/>
+          <w:lang w:val="en-US"/>
+        </w:rPr>
+        <w:tab/>
+      </w:r>
+      <w:r>
+        <w:rPr>
+          <w:rFonts w:ascii="Arial MT" w:eastAsia="Arial MT" w:hAnsi="Arial MT" w:cs="Arial MT"/>
+          <w:kern w:val="0"/>
+          <w:sz w:val="28"/>
+          <w:szCs w:val="28"/>
+          <w:lang w:val="en-US"/>
+        </w:rPr>
+        <w:t xml:space="preserve">                  </w:t>
       </w:r>
     </w:p>
     <w:p>
@@ -357,96 +377,11 @@
         <w:rPr>
           <w:rFonts w:ascii="Arial MT" w:eastAsia="Arial MT" w:hAnsi="Arial MT" w:cs="Arial MT"/>
           <w:kern w:val="0"/>
-          <w:sz w:val="20"/>
-          <w:szCs w:val="20"/>
-          <w:lang w:val="en-US"/>
-        </w:rPr>
-      </w:pPr>
-      <w:r>
-        <w:rPr>
-          <w:rFonts w:ascii="Arial MT" w:eastAsia="Arial MT" w:hAnsi="Arial MT" w:cs="Arial MT"/>
-          <w:kern w:val="0"/>
           <w:sz w:val="28"/>
           <w:szCs w:val="28"/>
           <w:lang w:val="en-US"/>
         </w:rPr>
-        <w:tab/>
-      </w:r>
-      <w:r>
-        <w:rPr>
-          <w:rFonts w:ascii="Arial MT" w:eastAsia="Arial MT" w:hAnsi="Arial MT" w:cs="Arial MT"/>
-          <w:kern w:val="0"/>
-          <w:sz w:val="28"/>
-          <w:szCs w:val="28"/>
-          <w:lang w:val="en-US"/>
-        </w:rPr>
-        <w:tab/>
-      </w:r>
-      <w:r>
-        <w:rPr>
-          <w:rFonts w:ascii="Arial MT" w:eastAsia="Arial MT" w:hAnsi="Arial MT" w:cs="Arial MT"/>
-          <w:kern w:val="0"/>
-          <w:sz w:val="28"/>
-          <w:szCs w:val="28"/>
-          <w:lang w:val="en-US"/>
-        </w:rPr>
-        <w:t xml:space="preserve">                        </w:t>
-      </w:r>
-      <w:r>
-        <w:rPr>
-          <w:rFonts w:ascii="Arial MT" w:eastAsia="Arial MT" w:hAnsi="Arial MT" w:cs="Arial MT"/>
-          <w:b/>
-          <w:bCs/>
-          <w:kern w:val="0"/>
-          <w:sz w:val="28"/>
-          <w:szCs w:val="28"/>
-          <w:lang w:val="en-US"/>
-        </w:rPr>
-        <w:t xml:space="preserve"> </w:t>
-      </w:r>
-      <w:r>
-        <w:rPr>
-          <w:rFonts w:ascii="Arial MT" w:eastAsia="Arial MT" w:hAnsi="Arial MT" w:cs="Arial MT"/>
-          <w:b/>
-          <w:bCs/>
-          <w:caps/>
-          <w:kern w:val="0"/>
-          <w:sz w:val="28"/>
-          <w:szCs w:val="28"/>
-          <w:u w:val="thick"/>
-          <w:lang w:val="en-US"/>
-        </w:rPr>
-        <w:t>Appointment</w:t>
-      </w:r>
-      <w:r>
-        <w:rPr>
-          <w:rFonts w:ascii="Arial MT" w:eastAsia="Arial MT" w:hAnsi="Arial MT" w:cs="Arial MT"/>
-          <w:b/>
-          <w:bCs/>
-          <w:caps/>
-          <w:spacing w:val="-6"/>
-          <w:kern w:val="0"/>
-          <w:sz w:val="28"/>
-          <w:szCs w:val="28"/>
-          <w:u w:val="thick"/>
-          <w:lang w:val="en-US"/>
-        </w:rPr>
-        <w:t xml:space="preserve"> </w:t>
-      </w:r>
-      <w:r>
-        <w:rPr>
-          <w:rFonts w:ascii="Arial MT" w:eastAsia="Arial MT" w:hAnsi="Arial MT" w:cs="Arial MT"/>
-          <w:b/>
-          <w:bCs/>
-          <w:caps/>
-          <w:kern w:val="0"/>
-          <w:sz w:val="28"/>
-          <w:szCs w:val="28"/>
-          <w:u w:val="thick"/>
-          <w:lang w:val="en-US"/>
-        </w:rPr>
-        <w:t>Letter</w:t>
-      </w:r>
+      </w:pPr>
     </w:p>
     <w:p>
       <w:pPr>
@@ -456,14 +391,77 @@
         <w:spacing w:after="0" w:line="240" w:lineRule="auto"/>
         <w:rPr>
           <w:rFonts w:ascii="Arial MT" w:eastAsia="Arial MT" w:hAnsi="Arial MT" w:cs="Arial MT"/>
+          <w:kern w:val="0"/>
+          <w:sz w:val="20"/>
+          <w:szCs w:val="20"/>
+          <w:lang w:val="en-US"/>
+        </w:rPr>
+      </w:pPr>
+      <w:r>
+        <w:rPr>
+          <w:rFonts w:ascii="Arial MT" w:eastAsia="Arial MT" w:hAnsi="Arial MT" w:cs="Arial MT"/>
+          <w:kern w:val="0"/>
+          <w:sz w:val="28"/>
+          <w:szCs w:val="28"/>
+          <w:lang w:val="en-US"/>
+        </w:rPr>
+        <w:t xml:space="preserve">                                   </w:t>
+      </w:r>
+      <w:r>
+        <w:rPr>
+          <w:rFonts w:ascii="Arial MT" w:eastAsia="Arial MT" w:hAnsi="Arial MT" w:cs="Arial MT"/>
+          <w:b/>
+          <w:bCs/>
+          <w:kern w:val="0"/>
+          <w:sz w:val="28"/>
+          <w:szCs w:val="28"/>
+          <w:lang w:val="en-US"/>
+        </w:rPr>
+        <w:t xml:space="preserve"> </w:t>
+      </w:r>
+      <w:r>
+        <w:rPr>
+          <w:rFonts w:ascii="Arial MT" w:eastAsia="Arial MT" w:hAnsi="Arial MT" w:cs="Arial MT"/>
+          <w:b/>
+          <w:bCs/>
           <w:caps/>
           <w:kern w:val="0"/>
-          <w:sz w:val="20"/>
-          <w:szCs w:val="20"/>
+          <w:sz w:val="28"/>
+          <w:szCs w:val="28"/>
           <w:u w:val="thick"/>
           <w:lang w:val="en-US"/>
         </w:rPr>
-      </w:pPr>
+        <w:t>Appointment</w:t>
+      </w:r>
+      <w:r>
+        <w:rPr>
+          <w:rFonts w:ascii="Arial MT" w:eastAsia="Arial MT" w:hAnsi="Arial MT" w:cs="Arial MT"/>
+          <w:b/>
+          <w:bCs/>
+          <w:caps/>
+          <w:spacing w:val="-6"/>
+          <w:kern w:val="0"/>
+          <w:sz w:val="28"/>
+          <w:szCs w:val="28"/>
+          <w:u w:val="thick"/>
+          <w:lang w:val="en-US"/>
+        </w:rPr>
+        <w:t xml:space="preserve"> </w:t>
+      </w:r>
+      <w:r>
+        <w:rPr>
+          <w:rFonts w:ascii="Arial MT" w:eastAsia="Arial MT" w:hAnsi="Arial MT" w:cs="Arial MT"/>
+          <w:b/>
+          <w:bCs/>
+          <w:caps/>
+          <w:kern w:val="0"/>
+          <w:sz w:val="28"/>
+          <w:szCs w:val="28"/>
+          <w:u w:val="thick"/>
+          <w:lang w:val="en-US"/>
+        </w:rPr>
+        <w:t>Letter</w:t>
+      </w:r>
     </w:p>
     <w:p>
       <w:pPr>
@@ -473,116 +471,14 @@
         <w:spacing w:after="0" w:line="240" w:lineRule="auto"/>
         <w:rPr>
           <w:rFonts w:ascii="Arial MT" w:eastAsia="Arial MT" w:hAnsi="Arial MT" w:cs="Arial MT"/>
-          <w:kern w:val="0"/>
-          <w:sz w:val="20"/>
-          <w:szCs w:val="20"/>
-          <w:lang w:val="en-US"/>
-        </w:rPr>
-      </w:pPr>
-      <w:r>
-        <w:rPr>
-          <w:rFonts w:ascii="Arial" w:eastAsia="Arial MT" w:hAnsi="Arial" w:cs="Arial"/>
-          <w:kern w:val="0"/>
-          <w:sz w:val="20"/>
-          <w:szCs w:val="20"/>
-          <w:lang w:val="en-US"/>
-        </w:rPr>
-        <w:t xml:space="preserve">   </w:t>
-      </w:r>
-      <w:r>
-        <w:rPr>
-          <w:rFonts w:ascii="Arial" w:eastAsia="Arial MT" w:hAnsi="Arial" w:cs="Arial"/>
-          <w:kern w:val="0"/>
-          <w:sz w:val="20"/>
-          <w:szCs w:val="20"/>
-          <w:lang w:val="en-US"/>
-        </w:rPr>
-        <w:t>Dear</w:t>
-      </w:r>
-      <w:r>
-        <w:rPr>
-          <w:rFonts w:ascii="Arial" w:eastAsia="Arial MT" w:hAnsi="Arial" w:cs="Arial"/>
-          <w:spacing w:val="-3"/>
-          <w:kern w:val="0"/>
-          <w:sz w:val="20"/>
-          <w:szCs w:val="20"/>
-          <w:lang w:val="en-US"/>
-        </w:rPr>
-        <w:t xml:space="preserve"> </w:t>
-      </w:r>
-      <w:r>
-        <w:rPr>
-          <w:rFonts w:ascii="Arial MT" w:eastAsia="Arial MT" w:hAnsi="Arial MT" w:cs="Arial MT"/>
-          <w:kern w:val="0"/>
-          <w:sz w:val="20"/>
-          <w:szCs w:val="20"/>
-          <w:lang w:val="en-US"/>
-        </w:rPr>
-        <w:t>{{employee_salutation_name}}</w:t>
-      </w:r>
-      <w:r>
-        <w:rPr>
-          <w:rFonts w:ascii="Arial MT" w:eastAsia="Arial MT" w:hAnsi="Arial MT" w:cs="Arial MT"/>
-          <w:kern w:val="0"/>
-          <w:sz w:val="20"/>
-          <w:szCs w:val="20"/>
-          <w:lang w:val="en-US"/>
-        </w:rPr>
-        <w:br/>
-        <w:t xml:space="preserve">   </w:t>
-      </w:r>
-      <w:r>
-        <w:rPr>
-          <w:rFonts w:ascii="Tunga" w:eastAsia="Arial MT" w:hAnsi="Tunga" w:cs="Tunga"/>
-          <w:kern w:val="0"/>
-          <w:sz w:val="20"/>
-          <w:szCs w:val="20"/>
-          <w:lang w:val="en-US"/>
-        </w:rPr>
-        <w:t>ಆತ್ಮೀಯ</w:t>
-      </w:r>
-      <w:r>
-        <w:rPr>
-          <w:rFonts w:ascii="Arial MT" w:eastAsia="Arial MT" w:hAnsi="Arial MT" w:cs="Arial MT"/>
-          <w:kern w:val="0"/>
-          <w:sz w:val="20"/>
-          <w:szCs w:val="20"/>
-          <w:lang w:val="en-US"/>
-        </w:rPr>
-        <w:t xml:space="preserve"> </w:t>
-      </w:r>
-      <w:r>
-        <w:rPr>
-          <w:rFonts w:ascii="Arial MT" w:eastAsia="Arial MT" w:hAnsi="Arial MT" w:cs="Tunga"/>
-          <w:kern w:val="0"/>
-          <w:sz w:val="20"/>
-          <w:szCs w:val="20"/>
-          <w:cs/>
-          <w:lang w:val="en-US" w:bidi="kn-IN"/>
-        </w:rPr>
-        <w:t>ಕು</w:t>
-      </w:r>
-      <w:r>
-        <w:rPr>
-          <w:rFonts w:ascii="Arial MT" w:eastAsia="Arial MT" w:hAnsi="Arial MT" w:cs="Tunga"/>
-          <w:kern w:val="0"/>
-          <w:sz w:val="20"/>
-          <w:szCs w:val="20"/>
-          <w:lang w:val="en-US" w:bidi="kn-IN"/>
-        </w:rPr>
-        <w:t>.</w:t>
-      </w:r>
-      <w:r>
-        <w:rPr>
-          <w:rFonts w:ascii="Arial MT" w:eastAsia="Arial MT" w:hAnsi="Arial MT" w:cs="Tunga"/>
-          <w:kern w:val="0"/>
-          <w:sz w:val="20"/>
-          <w:szCs w:val="20"/>
-          <w:cs/>
-          <w:lang w:val="en-US" w:bidi="kn-IN"/>
-        </w:rPr>
-        <w:t xml:space="preserve"> {{employee_name_kannada}}</w:t>
-      </w:r>
+          <w:caps/>
+          <w:kern w:val="0"/>
+          <w:sz w:val="20"/>
+          <w:szCs w:val="20"/>
+          <w:u w:val="thick"/>
+          <w:lang w:val="en-US"/>
+        </w:rPr>
+      </w:pPr>
     </w:p>
     <w:p>
       <w:pPr>
@@ -591,13 +487,64 @@
         <w:autoSpaceDN w:val="0"/>
         <w:spacing w:after="0" w:line="240" w:lineRule="auto"/>
         <w:rPr>
+          <w:rFonts w:ascii="Nirmala UI" w:eastAsia="Arial MT" w:hAnsi="Nirmala UI" w:cs="Nirmala UI"/>
+          <w:kern w:val="0"/>
+          <w:sz w:val="20"/>
+          <w:szCs w:val="20"/>
+          <w:lang w:val="en-US"/>
+        </w:rPr>
+      </w:pPr>
+      <w:r>
+        <w:rPr>
+          <w:rFonts w:ascii="Arial" w:eastAsia="Arial MT" w:hAnsi="Arial" w:cs="Arial"/>
+          <w:kern w:val="0"/>
+          <w:sz w:val="20"/>
+          <w:szCs w:val="20"/>
+          <w:lang w:val="en-US"/>
+        </w:rPr>
+        <w:t xml:space="preserve">   </w:t>
+      </w:r>
+      <w:r>
+        <w:rPr>
+          <w:rFonts w:ascii="Arial" w:eastAsia="Arial MT" w:hAnsi="Arial" w:cs="Arial"/>
+          <w:kern w:val="0"/>
+          <w:sz w:val="20"/>
+          <w:szCs w:val="20"/>
+          <w:lang w:val="en-US"/>
+        </w:rPr>
+        <w:t>Dear</w:t>
+      </w:r>
+      <w:r>
+        <w:rPr>
+          <w:rFonts w:ascii="Arial" w:eastAsia="Arial MT" w:hAnsi="Arial" w:cs="Arial"/>
+          <w:spacing w:val="-3"/>
+          <w:kern w:val="0"/>
+          <w:sz w:val="20"/>
+          <w:szCs w:val="20"/>
+          <w:lang w:val="en-US"/>
+        </w:rPr>
+        <w:t xml:space="preserve"> </w:t>
+      </w:r>
+      <w:r>
+        <w:rPr>
           <w:rFonts w:ascii="Arial MT" w:eastAsia="Arial MT" w:hAnsi="Arial MT" w:cs="Arial MT"/>
           <w:kern w:val="0"/>
           <w:sz w:val="20"/>
           <w:szCs w:val="20"/>
           <w:lang w:val="en-US"/>
         </w:rPr>
-      </w:pPr>
+        <w:t xml:space="preserve">{{employee_name}}, </w:t>
+      </w:r>
+      <w:r>
+        <w:rPr>
+          <w:rFonts w:ascii="Arial MT" w:eastAsia="Arial MT" w:hAnsi="Arial MT" w:cs="Arial MT"/>
+          <w:kern w:val="0"/>
+          <w:sz w:val="20"/>
+          <w:szCs w:val="20"/>
+          <w:lang w:val="en-US"/>
+        </w:rPr>
+        <w:br/>
+      </w:r>
       <w:r>
         <w:rPr>
           <w:rFonts w:ascii="Nirmala UI" w:eastAsia="Arial MT" w:hAnsi="Nirmala UI" w:cs="Nirmala UI"/>
@@ -607,13 +554,61 @@
           <w:lang w:val="en-US"/>
         </w:rPr>
         <w:t xml:space="preserve">   </w:t>
+      </w:r>
+      <w:r>
+        <w:rPr>
+          <w:rFonts w:ascii="Nirmala UI" w:eastAsia="Arial MT" w:hAnsi="Nirmala UI" w:cs="Nirmala UI"/>
+          <w:kern w:val="0"/>
+          <w:sz w:val="20"/>
+          <w:szCs w:val="20"/>
+          <w:lang w:val="en-US"/>
+        </w:rPr>
+        <w:t>ಆತ್ಮೀಯ ಕು.{{employee_name_kannada}}</w:t>
+      </w:r>
+      <w:r>
+        <w:rPr>
+          <w:rFonts w:ascii="Arial MT" w:eastAsia="Arial MT" w:hAnsi="Arial MT" w:cs="Arial MT"/>
+          <w:kern w:val="0"/>
+          <w:sz w:val="20"/>
+          <w:szCs w:val="20"/>
+          <w:lang w:val="en-US"/>
+        </w:rPr>
+      </w:r>
+      <w:r>
+        <w:rPr>
+          <w:rFonts w:ascii="Nirmala UI" w:eastAsia="Arial MT" w:hAnsi="Nirmala UI" w:cs="Nirmala UI" w:hint="cs"/>
+          <w:kern w:val="0"/>
+          <w:sz w:val="20"/>
+          <w:szCs w:val="20"/>
+          <w:lang w:val="en-US"/>
+        </w:rPr>
+      </w:r>
+      <w:r>
+        <w:rPr>
+          <w:rFonts w:ascii="Nirmala UI" w:eastAsia="Arial MT" w:hAnsi="Nirmala UI" w:cs="Nirmala UI"/>
+          <w:kern w:val="0"/>
+          <w:sz w:val="20"/>
+          <w:szCs w:val="20"/>
+          <w:lang w:val="en-US"/>
+        </w:rPr>
+      </w:r>
+      <w:r>
+        <w:rPr>
+          <w:rFonts w:ascii="Nirmala UI" w:eastAsia="Arial MT" w:hAnsi="Nirmala UI" w:cs="Nirmala UI"/>
+          <w:kern w:val="0"/>
+          <w:sz w:val="20"/>
+          <w:szCs w:val="20"/>
+          <w:lang w:val="en-US"/>
+        </w:rPr>
       </w:r>
     </w:p>
     <w:p>
       <w:pPr>
-        <w:spacing w:line="242" w:lineRule="auto"/>
-        <w:ind w:left="142" w:right="103"/>
-        <w:jc w:val="both"/>
+        <w:widowControl w:val="0"/>
+        <w:autoSpaceDE w:val="0"/>
+        <w:autoSpaceDN w:val="0"/>
+        <w:spacing w:after="0" w:line="240" w:lineRule="auto"/>
+        <w:ind w:left="142"/>
         <w:rPr>
           <w:rFonts w:ascii="Arial" w:hAnsi="Arial" w:cs="Arial"/>
           <w:sz w:val="20"/>
@@ -651,22 +646,7 @@
           <w:sz w:val="20"/>
           <w:szCs w:val="20"/>
         </w:rPr>
-        <w:t xml:space="preserve"> {{designation}}</w:t>
-      </w:r>
-      <w:r>
-        <w:rPr>
-          <w:rFonts w:ascii="Arial" w:hAnsi="Arial" w:cs="Arial"/>
-          <w:sz w:val="20"/>
-          <w:szCs w:val="20"/>
-        </w:rPr>
-      </w:r>
-      <w:r>
-        <w:rPr>
-          <w:rFonts w:ascii="Arial" w:hAnsi="Arial" w:cs="Arial"/>
-          <w:sz w:val="20"/>
-          <w:szCs w:val="20"/>
-        </w:rPr>
-        <w:t>.</w:t>
+        <w:t xml:space="preserve"> {{designation}}.</w:t>
       </w:r>
       <w:r>
         <w:rPr>
@@ -733,8 +713,8 @@
           <w:rFonts w:ascii="inherit" w:eastAsia="Arial MT" w:hAnsi="inherit" w:cs="Arial MT"/>
           <w:color w:val="202124"/>
           <w:kern w:val="0"/>
-          <w:sz w:val="20"/>
-          <w:szCs w:val="20"/>
+          <w:sz w:val="18"/>
+          <w:szCs w:val="18"/>
           <w:lang w:val="en-US"/>
           <w14:ligatures w14:val="none"/>
         </w:rPr>
@@ -743,8 +723,8 @@
         <w:rPr>
           <w:rFonts w:ascii="Nirmala UI" w:eastAsia="Arial MT" w:hAnsi="Nirmala UI" w:cs="Nirmala UI" w:hint="cs"/>
           <w:kern w:val="0"/>
-          <w:sz w:val="20"/>
-          <w:szCs w:val="20"/>
+          <w:sz w:val="18"/>
+          <w:szCs w:val="18"/>
           <w:lang w:val="en-US"/>
         </w:rPr>
         <w:t>ನಮ್ಮ</w:t>
@@ -753,8 +733,8 @@
         <w:rPr>
           <w:rFonts w:ascii="Nirmala UI" w:eastAsia="Arial MT" w:hAnsi="Nirmala UI" w:cs="Nirmala UI"/>
           <w:kern w:val="0"/>
-          <w:sz w:val="20"/>
-          <w:szCs w:val="20"/>
+          <w:sz w:val="18"/>
+          <w:szCs w:val="18"/>
           <w:lang w:val="en-US"/>
         </w:rPr>
         <w:t xml:space="preserve"> </w:t>
@@ -763,8 +743,8 @@
         <w:rPr>
           <w:rFonts w:ascii="Nirmala UI" w:eastAsia="Arial MT" w:hAnsi="Nirmala UI" w:cs="Nirmala UI" w:hint="cs"/>
           <w:kern w:val="0"/>
-          <w:sz w:val="20"/>
-          <w:szCs w:val="20"/>
+          <w:sz w:val="18"/>
+          <w:szCs w:val="18"/>
           <w:lang w:val="en-US"/>
         </w:rPr>
         <w:t>ಉದ್ಯೋಗದ</w:t>
@@ -773,8 +753,8 @@
         <w:rPr>
           <w:rFonts w:ascii="Nirmala UI" w:eastAsia="Arial MT" w:hAnsi="Nirmala UI" w:cs="Nirmala UI"/>
           <w:kern w:val="0"/>
-          <w:sz w:val="20"/>
-          <w:szCs w:val="20"/>
+          <w:sz w:val="18"/>
+          <w:szCs w:val="18"/>
           <w:lang w:val="en-US"/>
         </w:rPr>
         <w:t xml:space="preserve"> </w:t>
@@ -783,8 +763,8 @@
         <w:rPr>
           <w:rFonts w:ascii="Nirmala UI" w:eastAsia="Arial MT" w:hAnsi="Nirmala UI" w:cs="Nirmala UI" w:hint="cs"/>
           <w:kern w:val="0"/>
-          <w:sz w:val="20"/>
-          <w:szCs w:val="20"/>
+          <w:sz w:val="18"/>
+          <w:szCs w:val="18"/>
           <w:lang w:val="en-US"/>
         </w:rPr>
         <w:t>ಪ್ರಸ್ತಾಪವನ್ನು</w:t>
@@ -793,8 +773,8 @@
         <w:rPr>
           <w:rFonts w:ascii="Nirmala UI" w:eastAsia="Arial MT" w:hAnsi="Nirmala UI" w:cs="Nirmala UI"/>
           <w:kern w:val="0"/>
-          <w:sz w:val="20"/>
-          <w:szCs w:val="20"/>
+          <w:sz w:val="18"/>
+          <w:szCs w:val="18"/>
           <w:lang w:val="en-US"/>
         </w:rPr>
         <w:t xml:space="preserve"> </w:t>
@@ -803,8 +783,8 @@
         <w:rPr>
           <w:rFonts w:ascii="Nirmala UI" w:eastAsia="Arial MT" w:hAnsi="Nirmala UI" w:cs="Nirmala UI" w:hint="cs"/>
           <w:kern w:val="0"/>
-          <w:sz w:val="20"/>
-          <w:szCs w:val="20"/>
+          <w:sz w:val="18"/>
+          <w:szCs w:val="18"/>
           <w:lang w:val="en-US"/>
         </w:rPr>
         <w:t>ನೀವು</w:t>
@@ -813,8 +793,8 @@
         <w:rPr>
           <w:rFonts w:ascii="Nirmala UI" w:eastAsia="Arial MT" w:hAnsi="Nirmala UI" w:cs="Nirmala UI"/>
           <w:kern w:val="0"/>
-          <w:sz w:val="20"/>
-          <w:szCs w:val="20"/>
+          <w:sz w:val="18"/>
+          <w:szCs w:val="18"/>
           <w:lang w:val="en-US"/>
         </w:rPr>
         <w:t xml:space="preserve"> </w:t>
@@ -823,8 +803,8 @@
         <w:rPr>
           <w:rFonts w:ascii="Nirmala UI" w:eastAsia="Arial MT" w:hAnsi="Nirmala UI" w:cs="Nirmala UI" w:hint="cs"/>
           <w:kern w:val="0"/>
-          <w:sz w:val="20"/>
-          <w:szCs w:val="20"/>
+          <w:sz w:val="18"/>
+          <w:szCs w:val="18"/>
           <w:lang w:val="en-US"/>
         </w:rPr>
         <w:t>ಸ್ವೀಕರಿಸಿದ</w:t>
@@ -833,8 +813,8 @@
         <w:rPr>
           <w:rFonts w:ascii="Nirmala UI" w:eastAsia="Arial MT" w:hAnsi="Nirmala UI" w:cs="Nirmala UI"/>
           <w:kern w:val="0"/>
-          <w:sz w:val="20"/>
-          <w:szCs w:val="20"/>
+          <w:sz w:val="18"/>
+          <w:szCs w:val="18"/>
           <w:lang w:val="en-US"/>
         </w:rPr>
         <w:t xml:space="preserve"> </w:t>
@@ -843,8 +823,8 @@
         <w:rPr>
           <w:rFonts w:ascii="Nirmala UI" w:eastAsia="Arial MT" w:hAnsi="Nirmala UI" w:cs="Nirmala UI" w:hint="cs"/>
           <w:kern w:val="0"/>
-          <w:sz w:val="20"/>
-          <w:szCs w:val="20"/>
+          <w:sz w:val="18"/>
+          <w:szCs w:val="18"/>
           <w:lang w:val="en-US"/>
         </w:rPr>
         <w:t>ನಂತರ</w:t>
@@ -853,8 +833,8 @@
         <w:rPr>
           <w:rFonts w:ascii="Nirmala UI" w:eastAsia="Arial MT" w:hAnsi="Nirmala UI" w:cs="Nirmala UI"/>
           <w:kern w:val="0"/>
-          <w:sz w:val="20"/>
-          <w:szCs w:val="20"/>
+          <w:sz w:val="18"/>
+          <w:szCs w:val="18"/>
           <w:lang w:val="en-US"/>
         </w:rPr>
         <w:t xml:space="preserve">, AROMAZEN PVT LTD </w:t>
@@ -863,8 +843,8 @@
         <w:rPr>
           <w:rFonts w:ascii="Nirmala UI" w:eastAsia="Arial MT" w:hAnsi="Nirmala UI" w:cs="Nirmala UI" w:hint="cs"/>
           <w:kern w:val="0"/>
-          <w:sz w:val="20"/>
-          <w:szCs w:val="20"/>
+          <w:sz w:val="18"/>
+          <w:szCs w:val="18"/>
           <w:lang w:val="en-US"/>
         </w:rPr>
         <w:t>ನ</w:t>
@@ -873,8 +853,8 @@
         <w:rPr>
           <w:rFonts w:ascii="Nirmala UI" w:eastAsia="Arial MT" w:hAnsi="Nirmala UI" w:cs="Nirmala UI"/>
           <w:kern w:val="0"/>
-          <w:sz w:val="20"/>
-          <w:szCs w:val="20"/>
+          <w:sz w:val="18"/>
+          <w:szCs w:val="18"/>
           <w:lang w:val="en-US"/>
         </w:rPr>
         <w:t xml:space="preserve"> </w:t>
@@ -883,8 +863,8 @@
         <w:rPr>
           <w:rFonts w:ascii="Nirmala UI" w:eastAsia="Arial MT" w:hAnsi="Nirmala UI" w:cs="Nirmala UI" w:hint="cs"/>
           <w:kern w:val="0"/>
-          <w:sz w:val="20"/>
-          <w:szCs w:val="20"/>
+          <w:sz w:val="18"/>
+          <w:szCs w:val="18"/>
           <w:lang w:val="en-US"/>
         </w:rPr>
         <w:t>ಆಡಳಿತ</w:t>
@@ -893,8 +873,8 @@
         <w:rPr>
           <w:rFonts w:ascii="Nirmala UI" w:eastAsia="Arial MT" w:hAnsi="Nirmala UI" w:cs="Nirmala UI"/>
           <w:kern w:val="0"/>
-          <w:sz w:val="20"/>
-          <w:szCs w:val="20"/>
+          <w:sz w:val="18"/>
+          <w:szCs w:val="18"/>
           <w:lang w:val="en-US"/>
         </w:rPr>
         <w:t xml:space="preserve"> </w:t>
@@ -903,8 +883,8 @@
         <w:rPr>
           <w:rFonts w:ascii="Nirmala UI" w:eastAsia="Arial MT" w:hAnsi="Nirmala UI" w:cs="Nirmala UI" w:hint="cs"/>
           <w:kern w:val="0"/>
-          <w:sz w:val="20"/>
-          <w:szCs w:val="20"/>
+          <w:sz w:val="18"/>
+          <w:szCs w:val="18"/>
           <w:lang w:val="en-US"/>
         </w:rPr>
         <w:t>ಮಂಡಳಿಯ</w:t>
@@ -913,8 +893,8 @@
         <w:rPr>
           <w:rFonts w:ascii="Nirmala UI" w:eastAsia="Arial MT" w:hAnsi="Nirmala UI" w:cs="Nirmala UI"/>
           <w:kern w:val="0"/>
-          <w:sz w:val="20"/>
-          <w:szCs w:val="20"/>
+          <w:sz w:val="18"/>
+          <w:szCs w:val="18"/>
           <w:lang w:val="en-US"/>
         </w:rPr>
         <w:t xml:space="preserve"> </w:t>
@@ -923,8 +903,8 @@
         <w:rPr>
           <w:rFonts w:ascii="Nirmala UI" w:eastAsia="Arial MT" w:hAnsi="Nirmala UI" w:cs="Nirmala UI" w:hint="cs"/>
           <w:kern w:val="0"/>
-          <w:sz w:val="20"/>
-          <w:szCs w:val="20"/>
+          <w:sz w:val="18"/>
+          <w:szCs w:val="18"/>
           <w:lang w:val="en-US"/>
         </w:rPr>
         <w:t>ಪರವಾಗಿ</w:t>
@@ -933,8 +913,8 @@
         <w:rPr>
           <w:rFonts w:ascii="Nirmala UI" w:eastAsia="Arial MT" w:hAnsi="Nirmala UI" w:cs="Nirmala UI"/>
           <w:kern w:val="0"/>
-          <w:sz w:val="20"/>
-          <w:szCs w:val="20"/>
+          <w:sz w:val="18"/>
+          <w:szCs w:val="18"/>
           <w:lang w:val="en-US"/>
         </w:rPr>
         <w:t xml:space="preserve">, </w:t>
@@ -943,8 +923,8 @@
         <w:rPr>
           <w:rFonts w:ascii="Nirmala UI" w:eastAsia="Arial MT" w:hAnsi="Nirmala UI" w:cs="Nirmala UI" w:hint="cs"/>
           <w:kern w:val="0"/>
-          <w:sz w:val="20"/>
-          <w:szCs w:val="20"/>
+          <w:sz w:val="18"/>
+          <w:szCs w:val="18"/>
           <w:lang w:val="en-US"/>
         </w:rPr>
         <w:t>ನಿಮ್ಮನ್ನು</w:t>
@@ -953,20 +933,19 @@
         <w:rPr>
           <w:rFonts w:ascii="Nirmala UI" w:eastAsia="Arial MT" w:hAnsi="Nirmala UI" w:cs="Nirmala UI"/>
           <w:kern w:val="0"/>
-          <w:sz w:val="20"/>
-          <w:szCs w:val="20"/>
-          <w:lang w:val="en-US"/>
-        </w:rPr>
-        <w:t xml:space="preserve"> </w:t>
-      </w:r>
-      <w:r>
-        <w:rPr>
-          <w:rFonts w:ascii="Nirmala UI" w:eastAsia="Arial MT" w:hAnsi="Nirmala UI" w:cs="Nirmala UI"/>
-          <w:kern w:val="0"/>
-          <w:sz w:val="20"/>
-          <w:szCs w:val="20"/>
-          <w:cs/>
-          <w:lang w:val="en-US" w:bidi="kn-IN"/>
+          <w:sz w:val="18"/>
+          <w:szCs w:val="18"/>
+          <w:lang w:val="en-US"/>
+        </w:rPr>
+        <w:t xml:space="preserve"> </w:t>
+      </w:r>
+      <w:r>
+        <w:rPr>
+          <w:rFonts w:ascii="Nirmala UI" w:eastAsia="Arial MT" w:hAnsi="Nirmala UI" w:cs="Nirmala UI" w:hint="cs"/>
+          <w:kern w:val="0"/>
+          <w:sz w:val="18"/>
+          <w:szCs w:val="18"/>
+          <w:lang w:val="en-US"/>
         </w:rPr>
         <w:t>{{designation_kannada}}</w:t>
       </w:r>
@@ -974,18 +953,36 @@
         <w:rPr>
           <w:rFonts w:ascii="Nirmala UI" w:eastAsia="Arial MT" w:hAnsi="Nirmala UI" w:cs="Nirmala UI"/>
           <w:kern w:val="0"/>
-          <w:sz w:val="20"/>
-          <w:szCs w:val="20"/>
-          <w:lang w:val="en-US" w:bidi="kn-IN"/>
-        </w:rPr>
-        <w:t xml:space="preserve"> </w:t>
+          <w:sz w:val="18"/>
+          <w:szCs w:val="18"/>
+          <w:lang w:val="en-US"/>
+        </w:rPr>
       </w:r>
       <w:r>
         <w:rPr>
           <w:rFonts w:ascii="Nirmala UI" w:eastAsia="Arial MT" w:hAnsi="Nirmala UI" w:cs="Nirmala UI" w:hint="cs"/>
           <w:kern w:val="0"/>
-          <w:sz w:val="20"/>
-          <w:szCs w:val="20"/>
+          <w:sz w:val="18"/>
+          <w:szCs w:val="18"/>
+          <w:lang w:val="en-US"/>
+        </w:rPr>
+      </w:r>
+      <w:r>
+        <w:rPr>
+          <w:rFonts w:ascii="Nirmala UI" w:eastAsia="Arial MT" w:hAnsi="Nirmala UI" w:cs="Nirmala UI"/>
+          <w:kern w:val="0"/>
+          <w:sz w:val="18"/>
+          <w:szCs w:val="18"/>
+          <w:lang w:val="en-US"/>
+        </w:rPr>
+        <w:t xml:space="preserve"> </w:t>
+      </w:r>
+      <w:r>
+        <w:rPr>
+          <w:rFonts w:ascii="Nirmala UI" w:eastAsia="Arial MT" w:hAnsi="Nirmala UI" w:cs="Nirmala UI" w:hint="cs"/>
+          <w:kern w:val="0"/>
+          <w:sz w:val="18"/>
+          <w:szCs w:val="18"/>
           <w:lang w:val="en-US"/>
         </w:rPr>
         <w:t>ನೇಮಕ</w:t>
@@ -994,8 +991,8 @@
         <w:rPr>
           <w:rFonts w:ascii="Nirmala UI" w:eastAsia="Arial MT" w:hAnsi="Nirmala UI" w:cs="Nirmala UI"/>
           <w:kern w:val="0"/>
-          <w:sz w:val="20"/>
-          <w:szCs w:val="20"/>
+          <w:sz w:val="18"/>
+          <w:szCs w:val="18"/>
           <w:lang w:val="en-US"/>
         </w:rPr>
         <w:t xml:space="preserve"> </w:t>
@@ -1004,8 +1001,8 @@
         <w:rPr>
           <w:rFonts w:ascii="Nirmala UI" w:eastAsia="Arial MT" w:hAnsi="Nirmala UI" w:cs="Nirmala UI" w:hint="cs"/>
           <w:kern w:val="0"/>
-          <w:sz w:val="20"/>
-          <w:szCs w:val="20"/>
+          <w:sz w:val="18"/>
+          <w:szCs w:val="18"/>
           <w:lang w:val="en-US"/>
         </w:rPr>
         <w:t>ಮಾಡಲು</w:t>
@@ -1014,8 +1011,8 @@
         <w:rPr>
           <w:rFonts w:ascii="Nirmala UI" w:eastAsia="Arial MT" w:hAnsi="Nirmala UI" w:cs="Nirmala UI"/>
           <w:kern w:val="0"/>
-          <w:sz w:val="20"/>
-          <w:szCs w:val="20"/>
+          <w:sz w:val="18"/>
+          <w:szCs w:val="18"/>
           <w:lang w:val="en-US"/>
         </w:rPr>
         <w:t xml:space="preserve"> </w:t>
@@ -1024,8 +1021,8 @@
         <w:rPr>
           <w:rFonts w:ascii="Nirmala UI" w:eastAsia="Arial MT" w:hAnsi="Nirmala UI" w:cs="Nirmala UI" w:hint="cs"/>
           <w:kern w:val="0"/>
-          <w:sz w:val="20"/>
-          <w:szCs w:val="20"/>
+          <w:sz w:val="18"/>
+          <w:szCs w:val="18"/>
           <w:lang w:val="en-US"/>
         </w:rPr>
         <w:t>ನಾವು</w:t>
@@ -1034,8 +1031,8 @@
         <w:rPr>
           <w:rFonts w:ascii="Nirmala UI" w:eastAsia="Arial MT" w:hAnsi="Nirmala UI" w:cs="Nirmala UI"/>
           <w:kern w:val="0"/>
-          <w:sz w:val="20"/>
-          <w:szCs w:val="20"/>
+          <w:sz w:val="18"/>
+          <w:szCs w:val="18"/>
           <w:lang w:val="en-US"/>
         </w:rPr>
         <w:t xml:space="preserve"> </w:t>
@@ -1044,8 +1041,8 @@
         <w:rPr>
           <w:rFonts w:ascii="Nirmala UI" w:eastAsia="Arial MT" w:hAnsi="Nirmala UI" w:cs="Nirmala UI" w:hint="cs"/>
           <w:kern w:val="0"/>
-          <w:sz w:val="20"/>
-          <w:szCs w:val="20"/>
+          <w:sz w:val="18"/>
+          <w:szCs w:val="18"/>
           <w:lang w:val="en-US"/>
         </w:rPr>
         <w:t>ಸಂತೋಷಪಡುತ್ತೇವೆ</w:t>
@@ -1054,8 +1051,8 @@
         <w:rPr>
           <w:rFonts w:ascii="Nirmala UI" w:eastAsia="Arial MT" w:hAnsi="Nirmala UI" w:cs="Nirmala UI"/>
           <w:kern w:val="0"/>
-          <w:sz w:val="20"/>
-          <w:szCs w:val="20"/>
+          <w:sz w:val="18"/>
+          <w:szCs w:val="18"/>
           <w:lang w:val="en-US"/>
         </w:rPr>
         <w:t xml:space="preserve">. </w:t>
@@ -1064,8 +1061,8 @@
         <w:rPr>
           <w:rFonts w:ascii="Nirmala UI" w:eastAsia="Arial MT" w:hAnsi="Nirmala UI" w:cs="Nirmala UI" w:hint="cs"/>
           <w:kern w:val="0"/>
-          <w:sz w:val="20"/>
-          <w:szCs w:val="20"/>
+          <w:sz w:val="18"/>
+          <w:szCs w:val="18"/>
           <w:lang w:val="en-US"/>
         </w:rPr>
         <w:t>ನಿಮ್ಮ</w:t>
@@ -1074,8 +1071,8 @@
         <w:rPr>
           <w:rFonts w:ascii="Nirmala UI" w:eastAsia="Arial MT" w:hAnsi="Nirmala UI" w:cs="Nirmala UI"/>
           <w:kern w:val="0"/>
-          <w:sz w:val="20"/>
-          <w:szCs w:val="20"/>
+          <w:sz w:val="18"/>
+          <w:szCs w:val="18"/>
           <w:lang w:val="en-US"/>
         </w:rPr>
         <w:t xml:space="preserve"> </w:t>
@@ -1084,8 +1081,8 @@
         <w:rPr>
           <w:rFonts w:ascii="Nirmala UI" w:eastAsia="Arial MT" w:hAnsi="Nirmala UI" w:cs="Nirmala UI" w:hint="cs"/>
           <w:kern w:val="0"/>
-          <w:sz w:val="20"/>
-          <w:szCs w:val="20"/>
+          <w:sz w:val="18"/>
+          <w:szCs w:val="18"/>
           <w:lang w:val="en-US"/>
         </w:rPr>
         <w:t>ನೇಮಕಾತಿಯ</w:t>
@@ -1094,8 +1091,8 @@
         <w:rPr>
           <w:rFonts w:ascii="Nirmala UI" w:eastAsia="Arial MT" w:hAnsi="Nirmala UI" w:cs="Nirmala UI"/>
           <w:kern w:val="0"/>
-          <w:sz w:val="20"/>
-          <w:szCs w:val="20"/>
+          <w:sz w:val="18"/>
+          <w:szCs w:val="18"/>
           <w:lang w:val="en-US"/>
         </w:rPr>
         <w:t xml:space="preserve"> </w:t>
@@ -1104,8 +1101,8 @@
         <w:rPr>
           <w:rFonts w:ascii="Nirmala UI" w:eastAsia="Arial MT" w:hAnsi="Nirmala UI" w:cs="Nirmala UI" w:hint="cs"/>
           <w:kern w:val="0"/>
-          <w:sz w:val="20"/>
-          <w:szCs w:val="20"/>
+          <w:sz w:val="18"/>
+          <w:szCs w:val="18"/>
           <w:lang w:val="en-US"/>
         </w:rPr>
         <w:t>ನಿಯಮಗಳು</w:t>
@@ -1114,18 +1111,19 @@
         <w:rPr>
           <w:rFonts w:ascii="Nirmala UI" w:eastAsia="Arial MT" w:hAnsi="Nirmala UI" w:cs="Nirmala UI"/>
           <w:kern w:val="0"/>
-          <w:sz w:val="20"/>
-          <w:szCs w:val="20"/>
-          <w:lang w:val="en-US"/>
-        </w:rPr>
-        <w:t xml:space="preserve"> </w:t>
-      </w:r>
+          <w:sz w:val="18"/>
+          <w:szCs w:val="18"/>
+          <w:lang w:val="en-US"/>
+        </w:rPr>
+        <w:t xml:space="preserve"> </w:t>
+      </w:r>
+      <w:proofErr w:type="gramStart"/>
       <w:r>
         <w:rPr>
           <w:rFonts w:ascii="Nirmala UI" w:eastAsia="Arial MT" w:hAnsi="Nirmala UI" w:cs="Nirmala UI" w:hint="cs"/>
           <w:kern w:val="0"/>
-          <w:sz w:val="20"/>
-          <w:szCs w:val="20"/>
+          <w:sz w:val="18"/>
+          <w:szCs w:val="18"/>
           <w:lang w:val="en-US"/>
         </w:rPr>
         <w:t>ಇಲ್ಲಿವೆ</w:t>
@@ -1134,8 +1132,8 @@
         <w:rPr>
           <w:rFonts w:ascii="Nirmala UI" w:eastAsia="Arial MT" w:hAnsi="Nirmala UI" w:cs="Nirmala UI"/>
           <w:kern w:val="0"/>
-          <w:sz w:val="20"/>
-          <w:szCs w:val="20"/>
+          <w:sz w:val="18"/>
+          <w:szCs w:val="18"/>
           <w:lang w:val="en-US"/>
         </w:rPr>
         <w:t>:</w:t>
@@ -1144,12 +1142,29 @@
         <w:rPr>
           <w:rFonts w:ascii="Arial MT" w:eastAsia="Arial MT" w:hAnsi="Arial MT" w:cs="Arial MT"/>
           <w:kern w:val="0"/>
-          <w:sz w:val="20"/>
-          <w:szCs w:val="20"/>
+          <w:sz w:val="18"/>
+          <w:szCs w:val="18"/>
           <w:lang w:val="en-US"/>
         </w:rPr>
         <w:t>:</w:t>
       </w:r>
+      <w:proofErr w:type="gramEnd"/>
+    </w:p>
+    <w:p>
+      <w:pPr>
+        <w:widowControl w:val="0"/>
+        <w:autoSpaceDE w:val="0"/>
+        <w:autoSpaceDN w:val="0"/>
+        <w:spacing w:after="0" w:line="240" w:lineRule="auto"/>
+        <w:jc w:val="both"/>
+        <w:rPr>
+          <w:rFonts w:ascii="Arial MT" w:eastAsia="Arial MT" w:hAnsi="Arial MT" w:cs="Arial MT"/>
+          <w:kern w:val="0"/>
+          <w:sz w:val="20"/>
+          <w:szCs w:val="20"/>
+          <w:lang w:val="en-US"/>
+        </w:rPr>
+      </w:pPr>
     </w:p>
     <w:p>
       <w:pPr>
@@ -1833,7 +1848,7 @@
           <w:sz w:val="20"/>
           <w:szCs w:val="20"/>
         </w:rPr>
-        <w:t>166/A, Baikampady Industrial Estate, Baikampady, Mangaluru- 575 011</w:t>
+        <w:t>166/A, Baikampady Industrial Estate, Baikampady, Mangaluru- 575011</w:t>
       </w:r>
       <w:r>
         <w:rPr>
@@ -1864,27 +1879,7 @@
           <w:szCs w:val="20"/>
           <w:lang w:val="en-US"/>
         </w:rPr>
-        <w:t xml:space="preserve">India or abroad, as the Company desires from time to time based on company requirement. You may be deputed </w:t>
-      </w:r>
-      <w:r>
-        <w:rPr>
-          <w:rFonts w:ascii="Arial" w:eastAsia="Arial MT" w:hAnsi="Arial" w:cs="Arial"/>
-          <w:kern w:val="0"/>
-          <w:sz w:val="20"/>
-          <w:szCs w:val="20"/>
-          <w:lang w:val="en-US"/>
-        </w:rPr>
-        <w:t>to work</w:t>
-      </w:r>
-      <w:r>
-        <w:rPr>
-          <w:rFonts w:ascii="Arial" w:eastAsia="Arial MT" w:hAnsi="Arial" w:cs="Arial"/>
-          <w:kern w:val="0"/>
-          <w:sz w:val="20"/>
-          <w:szCs w:val="20"/>
-          <w:lang w:val="en-US"/>
-        </w:rPr>
-        <w:t xml:space="preserve"> with any of the Company's branches, associates or any other organization where the</w:t>
+        <w:t>India or abroad, as the Company desires from time to time based on company requirement. You may be deputed to work with any of the Company's branches, associates or any other organization where the</w:t>
       </w:r>
       <w:r>
         <w:rPr>
@@ -2050,11 +2045,51 @@
         <w:rPr>
           <w:rFonts w:ascii="Nirmala UI" w:eastAsia="Arial MT" w:hAnsi="Nirmala UI" w:cs="Nirmala UI"/>
           <w:kern w:val="0"/>
-          <w:sz w:val="20"/>
-          <w:szCs w:val="20"/>
-          <w:lang w:val="en-US"/>
-        </w:rPr>
-        <w:t>ನಿಮ್ಮನ್ನು ಆರಂಭದಲ್ಲಿ ಅರೋಮಾಜೆನ್ ಪ್ರೈವೇಟ್ ಲಿಮಿಟೆಡ್, ಪ್ಲಾಟ್ ಸಂಖ್ಯೆ 166/ಎ, ಬೈಕಂಪಾಡಿ ಇಂಡಸ್ಟ್ರಿಯಲ್ ಎಸ್ಟೇಟ್, ಬೈಕಂಪಾಡಿ, ಮಂಗಳೂರು- 575 011 ಇಲ್ಲಿ ನಿಯೋಜಿಸಲಾಗುವುದು. ಆದಾಗ್ಯೂ, ಕಂಪನಿಯು ಕಾಲಕಾಲಕ್ಕೆ ಕಂಪನಿಯ ಅವಶ್ಯಕತೆಗೆ ಅನುಗುಣವಾಗಿ ನಿಮ್ಮ ಸೇವೆಗಳನ್ನು ಭಾರತದಲ್ಲಿ ಅಥವಾ ವಿದೇಶದಲ್ಲಿ ಎಲ್ಲಿ ಬೇಕಾದರೂ ಬಳಸಿಕೊಳ್ಳಬಹುದು. ಕಂಪನಿಯ ಯಾವುದೇ ಶಾಖೆಗಳು, ಸಹವರ್ತಿಗಳು ಅಥವಾ ಕಂಪನಿಯು ತನ್ನ ವ್ಯವಹಾರ ಹಿತಾಸಕ್ತಿಗಳನ್ನು ಹೊಂದಿರುವ ಯಾವುದೇ ಇತರ ಸಂಸ್ಥೆಯೊಂದಿಗೆ ಕೆಲಸ ಮಾಡಲು ನಿಮ್ಮನ್ನು ನಿಯೋಜಿಸಬಹುದು. ನಿಮ್ಮನ್ನು ನಿಯೋಜಿಸಲಾದ ಸಂಸ್ಥೆಗೆ ಅನ್ವಯವಾಗುವ ನಿಯಮಗಳು/ನಿಯಮಗಳಿಂದ ನೀವು ನಿಯಂತ್ರಿಸಲ್ಪಡುತ್ತೀರಿ</w:t>
+          <w:sz w:val="19"/>
+          <w:szCs w:val="19"/>
+          <w:lang w:val="en-US"/>
+        </w:rPr>
+        <w:t xml:space="preserve">ನಿಮ್ಮನ್ನು ಆರಂಭದಲ್ಲಿ ಅರೋಮಾಜೆನ್ ಪ್ರೈವೇಟ್ ಲಿಮಿಟೆಡ್, ಪ್ಲಾಟ್ ಸಂಖ್ಯೆ 166/ಎ, ಬೈಕಂಪಾಡಿ ಇಂಡಸ್ಟ್ರಿಯಲ್ ಎಸ್ಟೇಟ್, ಬೈಕಂಪಾಡಿ, ಮಂಗಳೂರು- 575011 </w:t>
+      </w:r>
+      <w:r>
+        <w:rPr>
+          <w:rFonts w:ascii="Nirmala UI" w:eastAsia="Arial MT" w:hAnsi="Nirmala UI" w:cs="Nirmala UI" w:hint="cs"/>
+          <w:kern w:val="0"/>
+          <w:sz w:val="19"/>
+          <w:szCs w:val="19"/>
+          <w:lang w:val="en-US"/>
+        </w:rPr>
+        <w:t>ಇಲ್ಲಿ</w:t>
+      </w:r>
+      <w:r>
+        <w:rPr>
+          <w:rFonts w:ascii="Nirmala UI" w:eastAsia="Arial MT" w:hAnsi="Nirmala UI" w:cs="Nirmala UI"/>
+          <w:kern w:val="0"/>
+          <w:sz w:val="19"/>
+          <w:szCs w:val="19"/>
+          <w:lang w:val="en-US"/>
+        </w:rPr>
+        <w:t xml:space="preserve"> </w:t>
+      </w:r>
+      <w:r>
+        <w:rPr>
+          <w:rFonts w:ascii="Nirmala UI" w:eastAsia="Arial MT" w:hAnsi="Nirmala UI" w:cs="Nirmala UI" w:hint="cs"/>
+          <w:kern w:val="0"/>
+          <w:sz w:val="19"/>
+          <w:szCs w:val="19"/>
+          <w:lang w:val="en-US"/>
+        </w:rPr>
+        <w:t>ನಿಯೋಜಿಸಲಾಗುವುದು</w:t>
+      </w:r>
+      <w:r>
+        <w:rPr>
+          <w:rFonts w:ascii="Nirmala UI" w:eastAsia="Arial MT" w:hAnsi="Nirmala UI" w:cs="Nirmala UI"/>
+          <w:kern w:val="0"/>
+          <w:sz w:val="19"/>
+          <w:szCs w:val="19"/>
+          <w:lang w:val="en-US"/>
+        </w:rPr>
+        <w:t>. ಆದಾಗ್ಯೂ, ಕಂಪನಿಯು ಕಾಲಕಾಲಕ್ಕೆ ಕಂಪನಿಯ ಅವಶ್ಯಕತೆಗೆ ಅನುಗುಣವಾಗಿ ನಿಮ್ಮ ಸೇವೆಗಳನ್ನು ಭಾರತದಲ್ಲಿ ಅಥವಾ ವಿದೇಶದಲ್ಲಿ ಎಲ್ಲಿ ಬೇಕಾದರೂ ಬಳಸಿಕೊಳ್ಳಬಹುದು. ಕಂಪನಿಯ ಯಾವುದೇ ಶಾಖೆಗಳು, ಸಹವರ್ತಿಗಳು ಅಥವಾ ಕಂಪನಿಯು ತನ್ನ ವ್ಯವಹಾರ ಹಿತಾಸಕ್ತಿಗಳನ್ನು ಹೊಂದಿರುವ ಯಾವುದೇ ಇತರ ಸಂಸ್ಥೆಯೊಂದಿಗೆ ಕೆಲಸ ಮಾಡಲು ನಿಮ್ಮನ್ನು ನಿಯೋಜಿಸಬಹುದು. ನಿಮ್ಮನ್ನು ನಿಯೋಜಿಸಲಾದ ಸಂಸ್ಥೆಗೆ ಅನ್ವಯವಾಗುವ ನಿಯಮಗಳು/ನಿಯಮಗಳಿಂದ ನೀವು ನಿಯಂತ್ರಿಸಲ್ಪಡುತ್ತೀರಿ</w:t>
       </w:r>
     </w:p>
     <w:p>
@@ -2068,8 +2103,8 @@
         <w:rPr>
           <w:rFonts w:ascii="Arial MT" w:eastAsia="Arial MT" w:hAnsi="Arial MT" w:cs="Arial MT"/>
           <w:kern w:val="0"/>
-          <w:sz w:val="10"/>
-          <w:szCs w:val="10"/>
+          <w:sz w:val="22"/>
+          <w:szCs w:val="22"/>
           <w:lang w:val="en-US"/>
         </w:rPr>
       </w:pPr>
@@ -2085,8 +2120,76 @@
         <w:rPr>
           <w:rFonts w:ascii="Arial MT" w:eastAsia="Arial MT" w:hAnsi="Arial MT" w:cs="Arial MT"/>
           <w:kern w:val="0"/>
-          <w:sz w:val="10"/>
-          <w:szCs w:val="10"/>
+          <w:sz w:val="22"/>
+          <w:szCs w:val="22"/>
+          <w:lang w:val="en-US"/>
+        </w:rPr>
+      </w:pPr>
+    </w:p>
+    <w:p>
+      <w:pPr>
+        <w:widowControl w:val="0"/>
+        <w:autoSpaceDE w:val="0"/>
+        <w:autoSpaceDN w:val="0"/>
+        <w:spacing w:after="0" w:line="240" w:lineRule="auto"/>
+        <w:contextualSpacing/>
+        <w:jc w:val="both"/>
+        <w:rPr>
+          <w:rFonts w:ascii="Arial MT" w:eastAsia="Arial MT" w:hAnsi="Arial MT" w:cs="Arial MT"/>
+          <w:kern w:val="0"/>
+          <w:sz w:val="22"/>
+          <w:szCs w:val="22"/>
+          <w:lang w:val="en-US"/>
+        </w:rPr>
+      </w:pPr>
+    </w:p>
+    <w:p>
+      <w:pPr>
+        <w:widowControl w:val="0"/>
+        <w:autoSpaceDE w:val="0"/>
+        <w:autoSpaceDN w:val="0"/>
+        <w:spacing w:after="0" w:line="240" w:lineRule="auto"/>
+        <w:contextualSpacing/>
+        <w:jc w:val="both"/>
+        <w:rPr>
+          <w:rFonts w:ascii="Arial MT" w:eastAsia="Arial MT" w:hAnsi="Arial MT" w:cs="Arial MT"/>
+          <w:kern w:val="0"/>
+          <w:sz w:val="22"/>
+          <w:szCs w:val="22"/>
+          <w:lang w:val="en-US"/>
+        </w:rPr>
+      </w:pPr>
+    </w:p>
+    <w:p>
+      <w:pPr>
+        <w:widowControl w:val="0"/>
+        <w:autoSpaceDE w:val="0"/>
+        <w:autoSpaceDN w:val="0"/>
+        <w:spacing w:after="0" w:line="240" w:lineRule="auto"/>
+        <w:contextualSpacing/>
+        <w:jc w:val="both"/>
+        <w:rPr>
+          <w:rFonts w:ascii="Arial MT" w:eastAsia="Arial MT" w:hAnsi="Arial MT" w:cs="Arial MT"/>
+          <w:kern w:val="0"/>
+          <w:sz w:val="22"/>
+          <w:szCs w:val="22"/>
+          <w:lang w:val="en-US"/>
+        </w:rPr>
+      </w:pPr>
+    </w:p>
+    <w:p>
+      <w:pPr>
+        <w:widowControl w:val="0"/>
+        <w:autoSpaceDE w:val="0"/>
+        <w:autoSpaceDN w:val="0"/>
+        <w:spacing w:after="0" w:line="240" w:lineRule="auto"/>
+        <w:contextualSpacing/>
+        <w:jc w:val="both"/>
+        <w:rPr>
+          <w:rFonts w:ascii="Arial MT" w:eastAsia="Arial MT" w:hAnsi="Arial MT" w:cs="Arial MT"/>
+          <w:kern w:val="0"/>
+          <w:sz w:val="22"/>
+          <w:szCs w:val="22"/>
           <w:lang w:val="en-US"/>
         </w:rPr>
       </w:pPr>
@@ -2128,14 +2231,65 @@
         <w:autoSpaceDN w:val="0"/>
         <w:spacing w:after="0" w:line="240" w:lineRule="auto"/>
         <w:rPr>
+          <w:rFonts w:ascii="Arial" w:eastAsia="Arial MT" w:hAnsi="Arial" w:cs="Arial"/>
+          <w:b/>
+          <w:kern w:val="0"/>
+          <w:sz w:val="20"/>
+          <w:szCs w:val="20"/>
+          <w:lang w:val="en-US"/>
+        </w:rPr>
+      </w:pPr>
+      <w:bookmarkStart w:id="1" w:name="_Hlk222928067"/>
+      <w:r>
+        <w:rPr>
+          <w:rFonts w:ascii="Nirmala UI" w:eastAsia="Times New Roman" w:hAnsi="Nirmala UI" w:cs="Nirmala UI"/>
+          <w:kern w:val="0"/>
+          <w:sz w:val="20"/>
+          <w:szCs w:val="20"/>
+          <w:lang w:val="en-GB" w:eastAsia="en-GB" w:bidi="hi-IN"/>
+        </w:rPr>
+        <w:t>Ms/</w:t>
+      </w:r>
+      <w:r>
+        <w:rPr>
+          <w:rFonts w:ascii="Nirmala UI" w:eastAsia="Arial MT" w:hAnsi="Nirmala UI" w:cs="Nirmala UI" w:hint="cs"/>
+          <w:kern w:val="0"/>
+          <w:sz w:val="20"/>
+          <w:szCs w:val="20"/>
+          <w:lang w:val="en-US"/>
+        </w:rPr>
+        <w:t>ಕು</w:t>
+      </w:r>
+      <w:r>
+        <w:rPr>
           <w:rFonts w:ascii="Arial MT" w:eastAsia="Arial MT" w:hAnsi="Arial MT" w:cs="Arial MT"/>
           <w:kern w:val="0"/>
           <w:sz w:val="20"/>
           <w:szCs w:val="20"/>
           <w:lang w:val="en-US"/>
         </w:rPr>
-      </w:pPr>
-      <w:bookmarkStart w:id="1" w:name="_Hlk222928067"/>
+        <w:t xml:space="preserve"> {{employee_name}}</w:t>
+      </w:r>
+      <w:r>
+        <w:rPr>
+          <w:rFonts w:ascii="Nirmala UI" w:eastAsia="Times New Roman" w:hAnsi="Nirmala UI" w:cs="Nirmala UI"/>
+          <w:kern w:val="0"/>
+          <w:sz w:val="20"/>
+          <w:szCs w:val="20"/>
+          <w:lang w:val="en-GB" w:eastAsia="en-GB" w:bidi="hi-IN"/>
+        </w:rPr>
+        <w:br/>
+      </w:r>
+      <w:r>
+        <w:rPr>
+          <w:rFonts w:ascii="Nirmala UI" w:eastAsia="Arial MT" w:hAnsi="Nirmala UI" w:cs="Nirmala UI"/>
+          <w:kern w:val="0"/>
+          <w:sz w:val="20"/>
+          <w:szCs w:val="20"/>
+          <w:lang w:val="en-US"/>
+        </w:rPr>
+        <w:t>Date/ದಿನಾಂಕ</w:t>
+      </w:r>
       <w:r>
         <w:rPr>
           <w:rFonts w:ascii="Arial MT" w:eastAsia="Arial MT" w:hAnsi="Arial MT" w:cs="Arial MT"/>
@@ -2144,73 +2298,22 @@
           <w:szCs w:val="20"/>
           <w:lang w:val="en-US"/>
         </w:rPr>
-        <w:t>Ms./</w:t>
-      </w:r>
-      <w:r>
-        <w:rPr>
-          <w:rFonts w:ascii="Arial MT" w:eastAsia="Arial MT" w:hAnsi="Arial MT" w:cs="Tunga"/>
-          <w:kern w:val="0"/>
-          <w:sz w:val="20"/>
-          <w:szCs w:val="20"/>
-          <w:cs/>
-          <w:lang w:val="en-US" w:bidi="kn-IN"/>
-        </w:rPr>
-        <w:t xml:space="preserve"> </w:t>
-      </w:r>
-      <w:r>
-        <w:rPr>
-          <w:rFonts w:ascii="Arial MT" w:eastAsia="Arial MT" w:hAnsi="Arial MT" w:cs="Tunga" w:hint="cs"/>
-          <w:kern w:val="0"/>
-          <w:sz w:val="20"/>
-          <w:szCs w:val="20"/>
-          <w:cs/>
-          <w:lang w:val="en-US" w:bidi="kn-IN"/>
-        </w:rPr>
-        <w:t>ಕು</w:t>
-      </w:r>
-      <w:r>
-        <w:rPr>
-          <w:rFonts w:ascii="Arial MT" w:eastAsia="Arial MT" w:hAnsi="Arial MT" w:cs="Arial MT"/>
-          <w:kern w:val="0"/>
-          <w:sz w:val="20"/>
-          <w:szCs w:val="20"/>
-          <w:lang w:val="en-US"/>
-        </w:rPr>
-        <w:t>. {{employee_name}}</w:t>
-      </w:r>
-      <w:r>
-        <w:rPr>
-          <w:rFonts w:ascii="Nirmala UI" w:eastAsia="Times New Roman" w:hAnsi="Nirmala UI" w:cs="Nirmala UI"/>
-          <w:kern w:val="0"/>
-          <w:sz w:val="20"/>
-          <w:szCs w:val="20"/>
-          <w:lang w:val="en-GB" w:eastAsia="en-GB" w:bidi="hi-IN"/>
-        </w:rPr>
-        <w:br/>
-      </w:r>
-      <w:r>
-        <w:rPr>
-          <w:rFonts w:ascii="Nirmala UI" w:eastAsia="Arial MT" w:hAnsi="Nirmala UI" w:cs="Nirmala UI"/>
-          <w:kern w:val="0"/>
-          <w:sz w:val="20"/>
-          <w:szCs w:val="20"/>
-          <w:lang w:val="en-US"/>
-        </w:rPr>
-        <w:t>Date/ದಿನಾಂಕ</w:t>
-      </w:r>
-      <w:r>
-        <w:rPr>
-          <w:rFonts w:ascii="Arial MT" w:eastAsia="Arial MT" w:hAnsi="Arial MT" w:cs="Arial MT"/>
-          <w:kern w:val="0"/>
-          <w:sz w:val="20"/>
-          <w:szCs w:val="20"/>
-          <w:lang w:val="en-US"/>
-        </w:rPr>
         <w:t>:</w:t>
       </w:r>
-      <w:r>
-        <w:rPr>
-          <w:rFonts w:ascii="Arial MT" w:eastAsia="Arial MT" w:hAnsi="Arial MT" w:cs="Arial MT"/>
+      <w:bookmarkEnd w:id="1"/>
+      <w:r>
+        <w:rPr>
+          <w:rFonts w:ascii="Arial" w:eastAsia="Arial MT" w:hAnsi="Arial" w:cs="Arial"/>
+          <w:kern w:val="0"/>
+          <w:sz w:val="20"/>
+          <w:szCs w:val="20"/>
+          <w:lang w:val="en-US"/>
+        </w:rPr>
+        <w:t xml:space="preserve"> </w:t>
+      </w:r>
+      <w:r>
+        <w:rPr>
+          <w:rFonts w:ascii="Arial" w:eastAsia="Arial MT" w:hAnsi="Arial" w:cs="Arial"/>
           <w:kern w:val="0"/>
           <w:sz w:val="20"/>
           <w:szCs w:val="20"/>
@@ -2220,25 +2323,7 @@
       </w:r>
       <w:r>
         <w:rPr>
-          <w:rFonts w:ascii="Arial MT" w:eastAsia="Arial MT" w:hAnsi="Arial MT" w:cs="Arial MT"/>
-          <w:kern w:val="0"/>
-          <w:sz w:val="20"/>
-          <w:szCs w:val="20"/>
-          <w:lang w:val="en-US"/>
-        </w:rPr>
-      </w:r>
-      <w:r>
-        <w:rPr>
-          <w:rFonts w:ascii="Arial MT" w:eastAsia="Arial MT" w:hAnsi="Arial MT" w:cs="Arial MT"/>
-          <w:kern w:val="0"/>
-          <w:sz w:val="20"/>
-          <w:szCs w:val="20"/>
-          <w:lang w:val="en-US"/>
-        </w:rPr>
-      </w:r>
-      <w:r>
-        <w:rPr>
-          <w:rFonts w:ascii="Arial MT" w:eastAsia="Arial MT" w:hAnsi="Arial MT" w:cs="Arial MT"/>
+          <w:rFonts w:ascii="Arial" w:eastAsia="Arial MT" w:hAnsi="Arial" w:cs="Arial"/>
           <w:kern w:val="0"/>
           <w:sz w:val="20"/>
           <w:szCs w:val="20"/>
@@ -2246,9 +2331,9 @@
         </w:rPr>
       </w:r>
     </w:p>
-    <w:bookmarkEnd w:id="1"/>
     <w:p>
       <w:pPr>
+        <w:keepLines/>
         <w:widowControl w:val="0"/>
         <w:tabs>
           <w:tab w:val="left" w:pos="881"/>
@@ -2262,7 +2347,7 @@
           <w:kern w:val="0"/>
           <w:sz w:val="20"/>
           <w:szCs w:val="20"/>
-          <w:lang w:val="en-US" w:bidi="kn-IN"/>
+          <w:lang w:val="en-US"/>
         </w:rPr>
       </w:pPr>
       <w:r>
@@ -2328,6 +2413,18 @@
           <w:szCs w:val="20"/>
           <w:lang w:val="en-US"/>
         </w:rPr>
+        <w:t xml:space="preserve"> </w:t>
+      </w:r>
+      <w:r>
+        <w:rPr>
+          <w:rFonts w:ascii="Nirmala UI" w:eastAsia="Arial MT" w:hAnsi="Nirmala UI" w:cs="Nirmala UI"/>
+          <w:b/>
+          <w:bCs/>
+          <w:kern w:val="0"/>
+          <w:sz w:val="20"/>
+          <w:szCs w:val="20"/>
+          <w:lang w:val="en-US"/>
+        </w:rPr>
         <w:br/>
         <w:t>b.  </w:t>
       </w:r>
@@ -2351,7 +2448,7 @@
           <w:szCs w:val="20"/>
           <w:lang w:val="en-US"/>
         </w:rPr>
-        <w:t>:</w:t>
+        <w:t xml:space="preserve">: </w:t>
       </w:r>
       <w:r>
         <w:rPr>
@@ -2365,14 +2462,31 @@
       </w:r>
       <w:r>
         <w:rPr>
-          <w:rFonts w:ascii="Nirmala UI" w:eastAsia="Arial MT" w:hAnsi="Nirmala UI" w:cs="Nirmala UI"/>
-          <w:kern w:val="0"/>
-          <w:sz w:val="20"/>
-          <w:szCs w:val="20"/>
-          <w:cs/>
-          <w:lang w:bidi="kn-IN"/>
+          <w:rFonts w:ascii="Nirmala UI" w:eastAsia="Arial MT" w:hAnsi="Nirmala UI" w:cs="Nirmala UI" w:hint="cs"/>
+          <w:kern w:val="0"/>
+          <w:sz w:val="20"/>
+          <w:szCs w:val="20"/>
+          <w:lang w:val="en-US"/>
         </w:rPr>
         <w:t>{{designation_kannada}}</w:t>
+      </w:r>
+      <w:r>
+        <w:rPr>
+          <w:rFonts w:ascii="Nirmala UI" w:eastAsia="Arial MT" w:hAnsi="Nirmala UI" w:cs="Nirmala UI"/>
+          <w:kern w:val="0"/>
+          <w:sz w:val="20"/>
+          <w:szCs w:val="20"/>
+          <w:lang w:val="en-US"/>
+        </w:rPr>
+      </w:r>
+      <w:r>
+        <w:rPr>
+          <w:rFonts w:ascii="Nirmala UI" w:eastAsia="Arial MT" w:hAnsi="Nirmala UI" w:cs="Nirmala UI" w:hint="cs"/>
+          <w:kern w:val="0"/>
+          <w:sz w:val="20"/>
+          <w:szCs w:val="20"/>
+          <w:lang w:val="en-US"/>
+        </w:rPr>
       </w:r>
     </w:p>
     <w:p>
@@ -2384,7 +2498,7 @@
         <w:autoSpaceDE w:val="0"/>
         <w:autoSpaceDN w:val="0"/>
         <w:spacing w:after="0" w:line="240" w:lineRule="auto"/>
-        <w:ind w:left="720" w:firstLine="284"/>
+        <w:ind w:left="720"/>
         <w:rPr>
           <w:rFonts w:ascii="Arial MT" w:eastAsia="Arial MT" w:hAnsi="Arial MT" w:cs="Arial MT"/>
           <w:kern w:val="0"/>
@@ -2652,33 +2766,24 @@
       <w:r>
         <w:rPr>
           <w:rFonts w:ascii="Arial" w:eastAsia="Arial MT" w:hAnsi="Arial" w:cs="Arial"/>
+          <w:spacing w:val="1"/>
+          <w:kern w:val="0"/>
+          <w:sz w:val="20"/>
+          <w:szCs w:val="20"/>
+          <w:lang w:val="en-US"/>
+        </w:rPr>
+        <w:t>_</w:t>
+      </w:r>
+      <w:r>
+        <w:rPr>
+          <w:rFonts w:ascii="Arial" w:eastAsia="Arial MT" w:hAnsi="Arial" w:cs="Arial"/>
           <w:kern w:val="0"/>
           <w:sz w:val="20"/>
           <w:szCs w:val="20"/>
           <w:u w:val="single"/>
           <w:lang w:val="en-US"/>
         </w:rPr>
-        <w:t>_{{joining_date}}</w:t>
-      </w:r>
-      <w:r>
-        <w:rPr>
-          <w:rFonts w:ascii="Arial" w:eastAsia="Arial MT" w:hAnsi="Arial" w:cs="Arial"/>
-          <w:kern w:val="0"/>
-          <w:sz w:val="20"/>
-          <w:szCs w:val="20"/>
-          <w:u w:val="single"/>
-          <w:lang w:val="en-US"/>
-        </w:rPr>
-      </w:r>
-      <w:r>
-        <w:rPr>
-          <w:rFonts w:ascii="Arial" w:eastAsia="Arial MT" w:hAnsi="Arial" w:cs="Arial"/>
-          <w:kern w:val="0"/>
-          <w:sz w:val="20"/>
-          <w:szCs w:val="20"/>
-          <w:u w:val="single"/>
-          <w:lang w:val="en-US"/>
-        </w:rPr>
+        <w:t>{{joining_date}}</w:t>
       </w:r>
       <w:r>
         <w:rPr>
@@ -2844,17 +2949,29 @@
           <w:szCs w:val="20"/>
           <w:lang w:val="en-US"/>
         </w:rPr>
-        <w:t xml:space="preserve"> </w:t>
-      </w:r>
-      <w:r>
-        <w:rPr>
-          <w:rFonts w:ascii="Arial" w:eastAsia="Arial MT" w:hAnsi="Arial" w:cs="Arial"/>
+        <w:t xml:space="preserve">  </w:t>
+      </w:r>
+      <w:r>
+        <w:rPr>
+          <w:rFonts w:ascii="Nirmala UI" w:eastAsia="Arial MT" w:hAnsi="Nirmala UI" w:cs="Nirmala UI"/>
+          <w:bCs/>
           <w:kern w:val="0"/>
           <w:sz w:val="20"/>
           <w:szCs w:val="20"/>
           <w:u w:val="single"/>
           <w:lang w:val="en-US"/>
         </w:rPr>
+        <w:t xml:space="preserve"> </w:t>
+      </w:r>
+      <w:r>
+        <w:rPr>
+          <w:rFonts w:ascii="Arial" w:eastAsia="Arial MT" w:hAnsi="Arial" w:cs="Arial"/>
+          <w:kern w:val="0"/>
+          <w:sz w:val="20"/>
+          <w:szCs w:val="20"/>
+          <w:u w:val="single"/>
+          <w:lang w:val="en-US"/>
+        </w:rPr>
         <w:t>{{joining_date}}</w:t>
       </w:r>
       <w:r>
@@ -2880,39 +2997,6 @@
       <w:r>
         <w:rPr>
           <w:rFonts w:ascii="Arial" w:eastAsia="Arial MT" w:hAnsi="Arial" w:cs="Arial"/>
-          <w:kern w:val="0"/>
-          <w:sz w:val="20"/>
-          <w:szCs w:val="20"/>
-          <w:u w:val="single"/>
-          <w:lang w:val="en-US"/>
-        </w:rPr>
-      </w:r>
-      <w:r>
-        <w:rPr>
-          <w:rFonts w:ascii="Arial" w:eastAsia="Arial MT" w:hAnsi="Arial" w:cs="Arial"/>
-          <w:kern w:val="0"/>
-          <w:sz w:val="20"/>
-          <w:szCs w:val="20"/>
-          <w:u w:val="single"/>
-          <w:lang w:val="en-US"/>
-        </w:rPr>
-      </w:r>
-      <w:r>
-        <w:rPr>
-          <w:rFonts w:ascii="Nirmala UI" w:eastAsia="Arial MT" w:hAnsi="Nirmala UI" w:cs="Nirmala UI"/>
-          <w:b/>
-          <w:kern w:val="0"/>
-          <w:sz w:val="20"/>
-          <w:szCs w:val="20"/>
-          <w:u w:val="single"/>
-          <w:lang w:val="en-US"/>
-        </w:rPr>
-        <w:t>_</w:t>
-      </w:r>
-      <w:r>
-        <w:rPr>
-          <w:rFonts w:ascii="Nirmala UI" w:eastAsia="Arial MT" w:hAnsi="Nirmala UI" w:cs="Nirmala UI"/>
-          <w:b/>
           <w:kern w:val="0"/>
           <w:sz w:val="20"/>
           <w:szCs w:val="20"/>
@@ -4076,15 +4160,54 @@
       </w:r>
       <w:r>
         <w:rPr>
+          <w:rFonts w:ascii="Nirmala UI" w:eastAsia="Times New Roman" w:hAnsi="Nirmala UI" w:cs="Nirmala UI" w:hint="cs"/>
+          <w:kern w:val="0"/>
+          <w:sz w:val="20"/>
+          <w:szCs w:val="20"/>
+          <w:u w:val="single"/>
+          <w:lang w:eastAsia="en-GB" w:bidi="hi-IN"/>
+        </w:rPr>
+        <w:t xml:space="preserve">{{reporting_officer_kannada}} </w:t>
+      </w:r>
+      <w:r>
+        <w:rPr>
           <w:rFonts w:ascii="Nirmala UI" w:eastAsia="Times New Roman" w:hAnsi="Nirmala UI" w:cs="Nirmala UI"/>
           <w:kern w:val="0"/>
           <w:sz w:val="20"/>
           <w:szCs w:val="20"/>
           <w:u w:val="single"/>
-          <w:cs/>
-          <w:lang w:eastAsia="en-GB" w:bidi="kn-IN"/>
-        </w:rPr>
-        <w:t>{{reporting_officer_kannada}}</w:t>
+          <w:lang w:eastAsia="en-GB" w:bidi="hi-IN"/>
+        </w:rPr>
+      </w:r>
+      <w:r>
+        <w:rPr>
+          <w:rFonts w:ascii="Nirmala UI" w:eastAsia="Times New Roman" w:hAnsi="Nirmala UI" w:cs="Nirmala UI" w:hint="cs"/>
+          <w:kern w:val="0"/>
+          <w:sz w:val="20"/>
+          <w:szCs w:val="20"/>
+          <w:u w:val="single"/>
+          <w:lang w:eastAsia="en-GB" w:bidi="hi-IN"/>
+        </w:rPr>
+      </w:r>
+      <w:r>
+        <w:rPr>
+          <w:rFonts w:ascii="Nirmala UI" w:eastAsia="Times New Roman" w:hAnsi="Nirmala UI" w:cs="Nirmala UI"/>
+          <w:kern w:val="0"/>
+          <w:sz w:val="20"/>
+          <w:szCs w:val="20"/>
+          <w:u w:val="single"/>
+          <w:lang w:eastAsia="en-GB" w:bidi="hi-IN"/>
+        </w:rPr>
+      </w:r>
+      <w:r>
+        <w:rPr>
+          <w:rFonts w:ascii="Nirmala UI" w:eastAsia="Times New Roman" w:hAnsi="Nirmala UI" w:cs="Nirmala UI" w:hint="cs"/>
+          <w:kern w:val="0"/>
+          <w:sz w:val="20"/>
+          <w:szCs w:val="20"/>
+          <w:u w:val="single"/>
+          <w:lang w:eastAsia="en-GB" w:bidi="hi-IN"/>
+        </w:rPr>
       </w:r>
       <w:r>
         <w:rPr>
@@ -4099,20 +4222,48 @@
     </w:p>
     <w:p>
       <w:pPr>
-        <w:widowControl w:val="0"/>
-        <w:autoSpaceDE w:val="0"/>
-        <w:autoSpaceDN w:val="0"/>
-        <w:spacing w:after="0" w:line="240" w:lineRule="auto"/>
+        <w:shd w:val="clear" w:color="auto" w:fill="F8F9FA"/>
+        <w:tabs>
+          <w:tab w:val="left" w:pos="916"/>
+          <w:tab w:val="left" w:pos="1832"/>
+          <w:tab w:val="left" w:pos="2748"/>
+          <w:tab w:val="left" w:pos="3664"/>
+          <w:tab w:val="left" w:pos="4580"/>
+          <w:tab w:val="left" w:pos="5496"/>
+          <w:tab w:val="left" w:pos="6412"/>
+          <w:tab w:val="left" w:pos="7328"/>
+          <w:tab w:val="left" w:pos="8244"/>
+          <w:tab w:val="left" w:pos="9160"/>
+          <w:tab w:val="left" w:pos="10076"/>
+          <w:tab w:val="left" w:pos="10992"/>
+          <w:tab w:val="left" w:pos="11908"/>
+          <w:tab w:val="left" w:pos="12824"/>
+          <w:tab w:val="left" w:pos="13740"/>
+          <w:tab w:val="left" w:pos="14656"/>
+        </w:tabs>
+        <w:spacing w:after="0" w:line="480" w:lineRule="atLeast"/>
         <w:ind w:left="720"/>
         <w:rPr>
-          <w:rFonts w:ascii="Arial" w:eastAsia="Arial MT" w:hAnsi="Arial" w:cs="Arial"/>
-          <w:b/>
-          <w:kern w:val="0"/>
-          <w:sz w:val="20"/>
-          <w:szCs w:val="20"/>
-          <w:lang w:val="en-US"/>
-        </w:rPr>
-      </w:pPr>
+          <w:rFonts w:ascii="Times New Roman" w:eastAsia="Times New Roman" w:hAnsi="Times New Roman" w:cs="Times New Roman"/>
+          <w:color w:val="202124"/>
+          <w:kern w:val="0"/>
+          <w:sz w:val="20"/>
+          <w:szCs w:val="20"/>
+          <w:lang w:val="en-GB" w:eastAsia="en-GB" w:bidi="hi-IN"/>
+          <w14:ligatures w14:val="none"/>
+        </w:rPr>
+      </w:pPr>
+      <w:r>
+        <w:rPr>
+          <w:rFonts w:ascii="Times New Roman" w:eastAsia="Times New Roman" w:hAnsi="Times New Roman" w:cs="Times New Roman"/>
+          <w:bCs/>
+          <w:kern w:val="0"/>
+          <w:sz w:val="20"/>
+          <w:szCs w:val="20"/>
+          <w:lang w:val="en-GB" w:eastAsia="en-GB" w:bidi="hi-IN"/>
+        </w:rPr>
+        <w:t>.</w:t>
+      </w:r>
     </w:p>
     <w:p>
       <w:pPr>
@@ -4221,11 +4372,11 @@
           <w:u w:val="single"/>
           <w:lang w:val="en-US"/>
         </w:rPr>
-        <w:t xml:space="preserve">Benefits. ( . </w:t>
-      </w:r>
-      <w:r>
-        <w:rPr>
-          <w:rFonts w:ascii="Nirmala UI" w:eastAsia="Arial" w:hAnsi="Nirmala UI" w:cs="Nirmala UI"/>
+        <w:t>Benefits. (</w:t>
+      </w:r>
+      <w:r>
+        <w:rPr>
+          <w:rFonts w:ascii="Tunga" w:eastAsia="Arial" w:hAnsi="Tunga" w:cs="Tunga"/>
           <w:b/>
           <w:bCs/>
           <w:kern w:val="0"/>
@@ -4474,111 +4625,21 @@
           <w:kern w:val="0"/>
           <w:sz w:val="20"/>
           <w:szCs w:val="20"/>
+          <w:lang w:val="en-US"/>
+        </w:rPr>
+        <w:t xml:space="preserve"> (</w:t>
+      </w:r>
+      <w:r>
+        <w:rPr>
+          <w:rFonts w:ascii="Arial" w:eastAsia="Arial MT" w:hAnsi="Arial" w:cs="Arial"/>
+          <w:b/>
+          <w:kern w:val="0"/>
+          <w:sz w:val="20"/>
+          <w:szCs w:val="20"/>
           <w:u w:val="single"/>
           <w:lang w:val="en-US"/>
         </w:rPr>
-      </w:r>
-      <w:r>
-        <w:rPr>
-          <w:rFonts w:ascii="Arial" w:eastAsia="Arial MT" w:hAnsi="Arial" w:cs="Arial"/>
-          <w:b/>
-          <w:kern w:val="0"/>
-          <w:sz w:val="20"/>
-          <w:szCs w:val="20"/>
-          <w:u w:val="single"/>
-          <w:lang w:val="en-US"/>
-        </w:rPr>
-      </w:r>
-      <w:r>
-        <w:rPr>
-          <w:rFonts w:ascii="Arial" w:eastAsia="Arial MT" w:hAnsi="Arial" w:cs="Arial"/>
-          <w:b/>
-          <w:kern w:val="0"/>
-          <w:sz w:val="20"/>
-          <w:szCs w:val="20"/>
-          <w:lang w:val="en-US"/>
-        </w:rPr>
-        <w:t xml:space="preserve"> (</w:t>
-      </w:r>
-      <w:r>
-        <w:rPr>
-          <w:rFonts w:ascii="Arial" w:eastAsia="Arial MT" w:hAnsi="Arial" w:cs="Arial"/>
-          <w:b/>
-          <w:kern w:val="0"/>
-          <w:sz w:val="20"/>
-          <w:szCs w:val="20"/>
-          <w:u w:val="single"/>
-          <w:lang w:val="en-US"/>
-        </w:rPr>
-        <w:t>Rupees</w:t>
-      </w:r>
-      <w:r>
-        <w:rPr>
-          <w:rFonts w:ascii="Arial" w:eastAsia="Arial MT" w:hAnsi="Arial" w:cs="Arial"/>
-          <w:b/>
-          <w:kern w:val="0"/>
-          <w:sz w:val="20"/>
-          <w:szCs w:val="20"/>
-          <w:u w:val="single"/>
-          <w:lang w:val="en-US"/>
-        </w:rPr>
-        <w:t xml:space="preserve"> {{gross_salary_words}}</w:t>
-      </w:r>
-      <w:r>
-        <w:rPr>
-          <w:rFonts w:ascii="Arial" w:eastAsia="Arial MT" w:hAnsi="Arial" w:cs="Arial"/>
-          <w:b/>
-          <w:kern w:val="0"/>
-          <w:sz w:val="20"/>
-          <w:szCs w:val="20"/>
-          <w:u w:val="single"/>
-          <w:lang w:val="en-US"/>
-        </w:rPr>
-      </w:r>
-      <w:r>
-        <w:rPr>
-          <w:rFonts w:ascii="Arial" w:eastAsia="Arial MT" w:hAnsi="Arial" w:cs="Arial"/>
-          <w:b/>
-          <w:kern w:val="0"/>
-          <w:sz w:val="20"/>
-          <w:szCs w:val="20"/>
-          <w:u w:val="single"/>
-          <w:lang w:val="en-US"/>
-        </w:rPr>
-      </w:r>
-      <w:r>
-        <w:rPr>
-          <w:rFonts w:ascii="Arial" w:eastAsia="Arial MT" w:hAnsi="Arial" w:cs="Arial"/>
-          <w:b/>
-          <w:kern w:val="0"/>
-          <w:sz w:val="20"/>
-          <w:szCs w:val="20"/>
-          <w:u w:val="single"/>
-          <w:lang w:val="en-US"/>
-        </w:rPr>
-      </w:r>
-      <w:r>
-        <w:rPr>
-          <w:rFonts w:ascii="Arial" w:eastAsia="Arial MT" w:hAnsi="Arial" w:cs="Arial"/>
-          <w:b/>
-          <w:kern w:val="0"/>
-          <w:sz w:val="20"/>
-          <w:szCs w:val="20"/>
-          <w:u w:val="single"/>
-          <w:lang w:val="en-US"/>
-        </w:rPr>
-      </w:r>
-      <w:r>
-        <w:rPr>
-          <w:rFonts w:ascii="Arial" w:eastAsia="Arial MT" w:hAnsi="Arial" w:cs="Arial"/>
-          <w:b/>
-          <w:kern w:val="0"/>
-          <w:sz w:val="20"/>
-          <w:szCs w:val="20"/>
-          <w:u w:val="single"/>
-          <w:lang w:val="en-US"/>
-        </w:rPr>
-        <w:t xml:space="preserve"> Rupees only</w:t>
+        <w:t>Rupees {{gross_salary_words}} Rupees only</w:t>
       </w:r>
       <w:r>
         <w:rPr>
@@ -5375,6 +5436,26 @@
           <w:szCs w:val="20"/>
           <w:lang w:val="en-US"/>
         </w:rPr>
+        <w:t>ರೂ</w:t>
+      </w:r>
+      <w:r>
+        <w:rPr>
+          <w:rFonts w:ascii="Arial MT" w:eastAsia="Arial MT" w:hAnsi="Arial MT" w:cs="Arial MT"/>
+          <w:kern w:val="0"/>
+          <w:sz w:val="20"/>
+          <w:szCs w:val="20"/>
+          <w:lang w:val="en-US"/>
+        </w:rPr>
+        <w:t xml:space="preserve"> </w:t>
+      </w:r>
+      <w:r>
+        <w:rPr>
+          <w:rFonts w:ascii="Nirmala UI" w:eastAsia="Arial MT" w:hAnsi="Nirmala UI" w:cs="Nirmala UI"/>
+          <w:kern w:val="0"/>
+          <w:sz w:val="20"/>
+          <w:szCs w:val="20"/>
+          <w:lang w:val="en-US"/>
+        </w:rPr>
         <w:t>ಒಟ್ಟು</w:t>
       </w:r>
       <w:r>
@@ -5436,7 +5517,7 @@
           <w:u w:val="single"/>
           <w:lang w:val="en-US"/>
         </w:rPr>
-        <w:t>{{gross_salary}}-</w:t>
+        <w:t>{{gross_salary}}</w:t>
       </w:r>
       <w:r>
         <w:rPr>
@@ -5444,72 +5525,39 @@
           <w:kern w:val="0"/>
           <w:sz w:val="20"/>
           <w:szCs w:val="20"/>
+          <w:lang w:val="en-US"/>
+        </w:rPr>
+        <w:t xml:space="preserve"> (</w:t>
+      </w:r>
+      <w:r>
+        <w:rPr>
+          <w:rFonts w:ascii="Nirmala UI" w:eastAsia="Arial MT" w:hAnsi="Nirmala UI" w:cs="Nirmala UI"/>
+          <w:kern w:val="0"/>
+          <w:sz w:val="20"/>
+          <w:szCs w:val="20"/>
           <w:u w:val="single"/>
           <w:lang w:val="en-US"/>
         </w:rPr>
-      </w:r>
-      <w:r>
-        <w:rPr>
-          <w:rFonts w:ascii="Arial MT" w:eastAsia="Arial MT" w:hAnsi="Arial MT" w:cs="Arial MT"/>
+        <w:t xml:space="preserve">ರೂಪಾಯಿಗಳು </w:t>
+      </w:r>
+      <w:r>
+        <w:rPr>
+          <w:rFonts w:ascii="Nirmala UI" w:eastAsia="Arial MT" w:hAnsi="Nirmala UI" w:cs="Nirmala UI" w:hint="cs"/>
           <w:kern w:val="0"/>
           <w:sz w:val="20"/>
           <w:szCs w:val="20"/>
           <w:u w:val="single"/>
-          <w:lang w:val="en-US"/>
-        </w:rPr>
-      </w:r>
-      <w:r>
-        <w:rPr>
-          <w:rFonts w:ascii="Arial MT" w:eastAsia="Arial MT" w:hAnsi="Arial MT" w:cs="Arial MT"/>
+        </w:rPr>
+        <w:t>{{gross_salary_words_kannada}}</w:t>
+      </w:r>
+      <w:r>
+        <w:rPr>
+          <w:rFonts w:ascii="Nirmala UI" w:eastAsia="Arial MT" w:hAnsi="Nirmala UI" w:cs="Nirmala UI"/>
           <w:kern w:val="0"/>
           <w:sz w:val="20"/>
           <w:szCs w:val="20"/>
           <w:u w:val="single"/>
-          <w:lang w:val="en-US"/>
-        </w:rPr>
-      </w:r>
-      <w:r>
-        <w:rPr>
-          <w:rFonts w:ascii="Arial MT" w:eastAsia="Arial MT" w:hAnsi="Arial MT" w:cs="Arial MT"/>
-          <w:kern w:val="0"/>
-          <w:sz w:val="20"/>
-          <w:szCs w:val="20"/>
-          <w:u w:val="single"/>
-          <w:lang w:val="en-US"/>
-        </w:rPr>
-      </w:r>
-      <w:r>
-        <w:rPr>
-          <w:rFonts w:ascii="Arial MT" w:eastAsia="Arial MT" w:hAnsi="Arial MT" w:cs="Arial MT"/>
-          <w:kern w:val="0"/>
-          <w:sz w:val="20"/>
-          <w:szCs w:val="20"/>
-          <w:lang w:val="en-US"/>
-        </w:rPr>
-        <w:t xml:space="preserve"> (</w:t>
-      </w:r>
-      <w:r>
-        <w:rPr>
-          <w:rFonts w:ascii="Nirmala UI" w:eastAsia="Arial MT" w:hAnsi="Nirmala UI" w:cs="Nirmala UI"/>
-          <w:kern w:val="0"/>
-          <w:sz w:val="20"/>
-          <w:szCs w:val="20"/>
-          <w:u w:val="single"/>
-          <w:lang w:val="en-US"/>
-        </w:rPr>
-        <w:t xml:space="preserve">ರೂಪಾಯಿಗಳು </w:t>
-      </w:r>
-      <w:r>
-        <w:rPr>
-          <w:rFonts w:ascii="Nirmala UI" w:eastAsia="Arial MT" w:hAnsi="Nirmala UI" w:cs="Nirmala UI"/>
-          <w:kern w:val="0"/>
-          <w:sz w:val="20"/>
-          <w:szCs w:val="20"/>
-          <w:u w:val="single"/>
-          <w:cs/>
-          <w:lang w:bidi="kn-IN"/>
-        </w:rPr>
-        <w:t>{{gross_salary_words_kannada}}</w:t>
+        </w:rPr>
       </w:r>
       <w:r>
         <w:rPr>
@@ -5520,34 +5568,6 @@
           <w:u w:val="single"/>
           <w:lang w:val="en-US" w:bidi="kn-IN"/>
         </w:rPr>
-      </w:r>
-      <w:r>
-        <w:rPr>
-          <w:cs/>
-          <w:lang w:bidi="kn-IN"/>
-        </w:rPr>
-      </w:r>
-      <w:r>
-        <w:rPr>
-          <w:rFonts w:ascii="Nirmala UI" w:eastAsia="Arial MT" w:hAnsi="Nirmala UI" w:cs="Nirmala UI"/>
-          <w:kern w:val="0"/>
-          <w:sz w:val="20"/>
-          <w:szCs w:val="20"/>
-          <w:u w:val="single"/>
-          <w:cs/>
-          <w:lang w:val="en-US" w:bidi="kn-IN"/>
-        </w:rPr>
-      </w:r>
-      <w:r>
-        <w:rPr>
-          <w:rFonts w:ascii="Nirmala UI" w:eastAsia="Arial MT" w:hAnsi="Nirmala UI" w:cs="Nirmala UI"/>
-          <w:kern w:val="0"/>
-          <w:sz w:val="20"/>
-          <w:szCs w:val="20"/>
-          <w:u w:val="single"/>
-          <w:lang w:val="en-US" w:bidi="kn-IN"/>
-        </w:rPr>
-        <w:t xml:space="preserve"> </w:t>
       </w:r>
       <w:r>
         <w:rPr>
@@ -5917,7 +5937,7 @@
         <w:autoSpaceDE w:val="0"/>
         <w:autoSpaceDN w:val="0"/>
         <w:spacing w:after="0" w:line="240" w:lineRule="auto"/>
-        <w:ind w:left="709"/>
+        <w:ind w:left="567" w:firstLine="33"/>
         <w:jc w:val="both"/>
         <w:rPr>
           <w:rFonts w:ascii="Arial MT" w:eastAsia="Arial MT" w:hAnsi="Arial MT" w:cs="Arial MT"/>
@@ -6123,6 +6143,18 @@
       </w:r>
       <w:r>
         <w:rPr>
+          <w:rFonts w:ascii="Arial MT" w:eastAsia="Arial MT" w:hAnsi="Arial MT" w:cs="Arial MT"/>
+          <w:b/>
+          <w:bCs/>
+          <w:kern w:val="0"/>
+          <w:sz w:val="20"/>
+          <w:szCs w:val="20"/>
+          <w:lang w:val="en-US"/>
+        </w:rPr>
+        <w:t xml:space="preserve">    </w:t>
+      </w:r>
+      <w:r>
+        <w:rPr>
           <w:rFonts w:ascii="Nirmala UI" w:eastAsia="Arial MT" w:hAnsi="Nirmala UI" w:cs="Nirmala UI"/>
           <w:b/>
           <w:bCs/>
@@ -6217,46 +6249,6 @@
         </w:rPr>
         <w:t>.</w:t>
       </w:r>
-    </w:p>
-    <w:p>
-      <w:pPr>
-        <w:widowControl w:val="0"/>
-        <w:tabs>
-          <w:tab w:val="left" w:pos="921"/>
-        </w:tabs>
-        <w:autoSpaceDE w:val="0"/>
-        <w:autoSpaceDN w:val="0"/>
-        <w:spacing w:before="93" w:after="0" w:line="240" w:lineRule="auto"/>
-        <w:ind w:right="101"/>
-        <w:jc w:val="both"/>
-        <w:rPr>
-          <w:rFonts w:ascii="Arial MT" w:eastAsia="Arial MT" w:hAnsi="Arial MT" w:cs="Arial MT"/>
-          <w:kern w:val="0"/>
-          <w:sz w:val="20"/>
-          <w:szCs w:val="20"/>
-          <w:lang w:val="en-US"/>
-        </w:rPr>
-      </w:pPr>
-    </w:p>
-    <w:p>
-      <w:pPr>
-        <w:widowControl w:val="0"/>
-        <w:tabs>
-          <w:tab w:val="left" w:pos="921"/>
-        </w:tabs>
-        <w:autoSpaceDE w:val="0"/>
-        <w:autoSpaceDN w:val="0"/>
-        <w:spacing w:before="93" w:after="0" w:line="240" w:lineRule="auto"/>
-        <w:ind w:right="101"/>
-        <w:jc w:val="both"/>
-        <w:rPr>
-          <w:rFonts w:ascii="Arial MT" w:eastAsia="Arial MT" w:hAnsi="Arial MT" w:cs="Arial MT"/>
-          <w:kern w:val="0"/>
-          <w:sz w:val="20"/>
-          <w:szCs w:val="20"/>
-          <w:lang w:val="en-US"/>
-        </w:rPr>
-      </w:pPr>
     </w:p>
     <w:p>
       <w:pPr>
@@ -6282,6 +6274,46 @@
       <w:pPr>
         <w:widowControl w:val="0"/>
         <w:tabs>
+          <w:tab w:val="left" w:pos="921"/>
+        </w:tabs>
+        <w:autoSpaceDE w:val="0"/>
+        <w:autoSpaceDN w:val="0"/>
+        <w:spacing w:before="93" w:after="0" w:line="240" w:lineRule="auto"/>
+        <w:ind w:left="709" w:right="101" w:hanging="425"/>
+        <w:jc w:val="both"/>
+        <w:rPr>
+          <w:rFonts w:ascii="Arial MT" w:eastAsia="Arial MT" w:hAnsi="Arial MT" w:cs="Arial MT"/>
+          <w:kern w:val="0"/>
+          <w:sz w:val="20"/>
+          <w:szCs w:val="20"/>
+          <w:lang w:val="en-US"/>
+        </w:rPr>
+      </w:pPr>
+    </w:p>
+    <w:p>
+      <w:pPr>
+        <w:widowControl w:val="0"/>
+        <w:tabs>
+          <w:tab w:val="left" w:pos="921"/>
+        </w:tabs>
+        <w:autoSpaceDE w:val="0"/>
+        <w:autoSpaceDN w:val="0"/>
+        <w:spacing w:before="93" w:after="0" w:line="240" w:lineRule="auto"/>
+        <w:ind w:left="709" w:right="101" w:hanging="425"/>
+        <w:jc w:val="both"/>
+        <w:rPr>
+          <w:rFonts w:ascii="Arial MT" w:eastAsia="Arial MT" w:hAnsi="Arial MT" w:cs="Arial MT"/>
+          <w:kern w:val="0"/>
+          <w:sz w:val="20"/>
+          <w:szCs w:val="20"/>
+          <w:lang w:val="en-US"/>
+        </w:rPr>
+      </w:pPr>
+    </w:p>
+    <w:p>
+      <w:pPr>
+        <w:widowControl w:val="0"/>
+        <w:tabs>
           <w:tab w:val="left" w:pos="881"/>
         </w:tabs>
         <w:autoSpaceDE w:val="0"/>
@@ -6290,20 +6322,35 @@
         <w:rPr>
           <w:rFonts w:ascii="Arial" w:eastAsia="Arial MT" w:hAnsi="Arial" w:cs="Arial"/>
           <w:b/>
-          <w:i/>
-          <w:iCs/>
-          <w:kern w:val="0"/>
-          <w:sz w:val="20"/>
-          <w:szCs w:val="20"/>
-          <w:lang w:val="en-US"/>
-        </w:rPr>
-      </w:pPr>
-      <w:r>
-        <w:rPr>
-          <w:rFonts w:ascii="Arial" w:eastAsia="Arial MT" w:hAnsi="Arial" w:cs="Arial"/>
-          <w:b/>
-          <w:i/>
-          <w:iCs/>
+          <w:kern w:val="0"/>
+          <w:sz w:val="20"/>
+          <w:szCs w:val="20"/>
+          <w:lang w:val="en-US"/>
+        </w:rPr>
+      </w:pPr>
+    </w:p>
+    <w:p>
+      <w:pPr>
+        <w:widowControl w:val="0"/>
+        <w:tabs>
+          <w:tab w:val="left" w:pos="881"/>
+        </w:tabs>
+        <w:autoSpaceDE w:val="0"/>
+        <w:autoSpaceDN w:val="0"/>
+        <w:spacing w:after="0" w:line="240" w:lineRule="auto"/>
+        <w:rPr>
+          <w:rFonts w:ascii="Arial" w:eastAsia="Arial MT" w:hAnsi="Arial" w:cs="Arial"/>
+          <w:b/>
+          <w:kern w:val="0"/>
+          <w:sz w:val="20"/>
+          <w:szCs w:val="20"/>
+          <w:lang w:val="en-US"/>
+        </w:rPr>
+      </w:pPr>
+      <w:r>
+        <w:rPr>
+          <w:rFonts w:ascii="Arial" w:eastAsia="Arial MT" w:hAnsi="Arial" w:cs="Arial"/>
+          <w:b/>
           <w:kern w:val="0"/>
           <w:sz w:val="20"/>
           <w:szCs w:val="20"/>
@@ -6319,13 +6366,64 @@
         <w:autoSpaceDN w:val="0"/>
         <w:spacing w:after="0" w:line="240" w:lineRule="auto"/>
         <w:rPr>
+          <w:rFonts w:ascii="Arial" w:eastAsia="Arial MT" w:hAnsi="Arial" w:cs="Arial"/>
+          <w:b/>
+          <w:kern w:val="0"/>
+          <w:sz w:val="20"/>
+          <w:szCs w:val="20"/>
+          <w:lang w:val="en-US"/>
+        </w:rPr>
+      </w:pPr>
+      <w:r>
+        <w:rPr>
+          <w:rFonts w:ascii="Nirmala UI" w:eastAsia="Times New Roman" w:hAnsi="Nirmala UI" w:cs="Nirmala UI"/>
+          <w:kern w:val="0"/>
+          <w:sz w:val="20"/>
+          <w:szCs w:val="20"/>
+          <w:lang w:val="en-GB" w:eastAsia="en-GB" w:bidi="hi-IN"/>
+        </w:rPr>
+        <w:t>Ms/</w:t>
+      </w:r>
+      <w:r>
+        <w:rPr>
+          <w:rFonts w:ascii="Nirmala UI" w:eastAsia="Arial MT" w:hAnsi="Nirmala UI" w:cs="Nirmala UI" w:hint="cs"/>
+          <w:kern w:val="0"/>
+          <w:sz w:val="20"/>
+          <w:szCs w:val="20"/>
+          <w:lang w:val="en-US"/>
+        </w:rPr>
+        <w:t>ಕು</w:t>
+      </w:r>
+      <w:r>
+        <w:rPr>
           <w:rFonts w:ascii="Arial MT" w:eastAsia="Arial MT" w:hAnsi="Arial MT" w:cs="Arial MT"/>
           <w:kern w:val="0"/>
           <w:sz w:val="20"/>
           <w:szCs w:val="20"/>
           <w:lang w:val="en-US"/>
         </w:rPr>
-      </w:pPr>
+        <w:t xml:space="preserve"> {{employee_name}}</w:t>
+      </w:r>
+      <w:r>
+        <w:rPr>
+          <w:rFonts w:ascii="Nirmala UI" w:eastAsia="Times New Roman" w:hAnsi="Nirmala UI" w:cs="Nirmala UI"/>
+          <w:kern w:val="0"/>
+          <w:sz w:val="20"/>
+          <w:szCs w:val="20"/>
+          <w:lang w:val="en-GB" w:eastAsia="en-GB" w:bidi="hi-IN"/>
+        </w:rPr>
+        <w:br/>
+      </w:r>
+      <w:r>
+        <w:rPr>
+          <w:rFonts w:ascii="Nirmala UI" w:eastAsia="Arial MT" w:hAnsi="Nirmala UI" w:cs="Nirmala UI"/>
+          <w:kern w:val="0"/>
+          <w:sz w:val="20"/>
+          <w:szCs w:val="20"/>
+          <w:lang w:val="en-US"/>
+        </w:rPr>
+        <w:t>Date/ದಿನಾಂಕ</w:t>
+      </w:r>
       <w:r>
         <w:rPr>
           <w:rFonts w:ascii="Arial MT" w:eastAsia="Arial MT" w:hAnsi="Arial MT" w:cs="Arial MT"/>
@@ -6334,73 +6432,21 @@
           <w:szCs w:val="20"/>
           <w:lang w:val="en-US"/>
         </w:rPr>
-        <w:t>Ms./</w:t>
-      </w:r>
-      <w:r>
-        <w:rPr>
-          <w:rFonts w:ascii="Arial MT" w:eastAsia="Arial MT" w:hAnsi="Arial MT" w:cs="Tunga"/>
-          <w:kern w:val="0"/>
-          <w:sz w:val="20"/>
-          <w:szCs w:val="20"/>
-          <w:cs/>
-          <w:lang w:val="en-US" w:bidi="kn-IN"/>
-        </w:rPr>
-        <w:t xml:space="preserve"> </w:t>
-      </w:r>
-      <w:r>
-        <w:rPr>
-          <w:rFonts w:ascii="Arial MT" w:eastAsia="Arial MT" w:hAnsi="Arial MT" w:cs="Tunga" w:hint="cs"/>
-          <w:kern w:val="0"/>
-          <w:sz w:val="20"/>
-          <w:szCs w:val="20"/>
-          <w:cs/>
-          <w:lang w:val="en-US" w:bidi="kn-IN"/>
-        </w:rPr>
-        <w:t>ಕು</w:t>
-      </w:r>
-      <w:r>
-        <w:rPr>
-          <w:rFonts w:ascii="Arial MT" w:eastAsia="Arial MT" w:hAnsi="Arial MT" w:cs="Arial MT"/>
-          <w:kern w:val="0"/>
-          <w:sz w:val="20"/>
-          <w:szCs w:val="20"/>
-          <w:lang w:val="en-US"/>
-        </w:rPr>
-        <w:t>. {{employee_name}}</w:t>
-      </w:r>
-      <w:r>
-        <w:rPr>
-          <w:rFonts w:ascii="Nirmala UI" w:eastAsia="Times New Roman" w:hAnsi="Nirmala UI" w:cs="Nirmala UI"/>
-          <w:kern w:val="0"/>
-          <w:sz w:val="20"/>
-          <w:szCs w:val="20"/>
-          <w:lang w:val="en-GB" w:eastAsia="en-GB" w:bidi="hi-IN"/>
-        </w:rPr>
-        <w:br/>
-      </w:r>
-      <w:r>
-        <w:rPr>
-          <w:rFonts w:ascii="Nirmala UI" w:eastAsia="Arial MT" w:hAnsi="Nirmala UI" w:cs="Nirmala UI"/>
-          <w:kern w:val="0"/>
-          <w:sz w:val="20"/>
-          <w:szCs w:val="20"/>
-          <w:lang w:val="en-US"/>
-        </w:rPr>
-        <w:t>Date/ದಿನಾಂಕ</w:t>
-      </w:r>
-      <w:r>
-        <w:rPr>
-          <w:rFonts w:ascii="Arial MT" w:eastAsia="Arial MT" w:hAnsi="Arial MT" w:cs="Arial MT"/>
-          <w:kern w:val="0"/>
-          <w:sz w:val="20"/>
-          <w:szCs w:val="20"/>
-          <w:lang w:val="en-US"/>
-        </w:rPr>
         <w:t>:</w:t>
       </w:r>
       <w:r>
         <w:rPr>
-          <w:rFonts w:ascii="Arial MT" w:eastAsia="Arial MT" w:hAnsi="Arial MT" w:cs="Arial MT"/>
+          <w:rFonts w:ascii="Arial" w:eastAsia="Arial MT" w:hAnsi="Arial" w:cs="Arial"/>
+          <w:kern w:val="0"/>
+          <w:sz w:val="20"/>
+          <w:szCs w:val="20"/>
+          <w:lang w:val="en-US"/>
+        </w:rPr>
+        <w:t xml:space="preserve"> </w:t>
+      </w:r>
+      <w:r>
+        <w:rPr>
+          <w:rFonts w:ascii="Arial" w:eastAsia="Arial MT" w:hAnsi="Arial" w:cs="Arial"/>
           <w:kern w:val="0"/>
           <w:sz w:val="20"/>
           <w:szCs w:val="20"/>
@@ -6410,16 +6456,7 @@
       </w:r>
       <w:r>
         <w:rPr>
-          <w:rFonts w:ascii="Arial MT" w:eastAsia="Arial MT" w:hAnsi="Arial MT" w:cs="Arial MT"/>
-          <w:kern w:val="0"/>
-          <w:sz w:val="20"/>
-          <w:szCs w:val="20"/>
-          <w:lang w:val="en-US"/>
-        </w:rPr>
-      </w:r>
-      <w:r>
-        <w:rPr>
-          <w:rFonts w:ascii="Arial MT" w:eastAsia="Arial MT" w:hAnsi="Arial MT" w:cs="Arial MT"/>
+          <w:rFonts w:ascii="Arial" w:eastAsia="Arial MT" w:hAnsi="Arial" w:cs="Arial"/>
           <w:kern w:val="0"/>
           <w:sz w:val="20"/>
           <w:szCs w:val="20"/>
@@ -8254,27 +8291,7 @@
           <w:szCs w:val="20"/>
           <w:lang w:val="en-US"/>
         </w:rPr>
-        <w:t xml:space="preserve">. Based on the performance and conduct you will be reviewed for confirmation of employment. If the performance is not satisfactory probation period can be extended at management </w:t>
-      </w:r>
-      <w:r>
-        <w:rPr>
-          <w:rFonts w:ascii="Arial" w:eastAsia="Arial MT" w:hAnsi="Arial" w:cs="Arial"/>
-          <w:kern w:val="0"/>
-          <w:sz w:val="20"/>
-          <w:szCs w:val="20"/>
-          <w:lang w:val="en-US"/>
-        </w:rPr>
-        <w:t>discretion</w:t>
-      </w:r>
-      <w:r>
-        <w:rPr>
-          <w:rFonts w:ascii="Arial" w:eastAsia="Arial MT" w:hAnsi="Arial" w:cs="Arial"/>
-          <w:kern w:val="0"/>
-          <w:sz w:val="20"/>
-          <w:szCs w:val="20"/>
-          <w:lang w:val="en-US"/>
-        </w:rPr>
-        <w:t xml:space="preserve"> or your services can be terminated with 15 days of notice on either side.</w:t>
+        <w:t>. Based on the performance and conduct you will be reviewed for confirmation of employment. If the performance is not satisfactory probation period can be extended at management discreation or your services can be terminated with 15 days of notice on either side.</w:t>
       </w:r>
     </w:p>
     <w:p>
@@ -8456,6 +8473,7 @@
         <w:autoSpaceDN w:val="0"/>
         <w:spacing w:after="0" w:line="240" w:lineRule="auto"/>
         <w:contextualSpacing/>
+        <w:jc w:val="both"/>
         <w:rPr>
           <w:rFonts w:ascii="Arial" w:eastAsia="Arial MT" w:hAnsi="Arial" w:cs="Arial"/>
           <w:bCs/>
@@ -8473,8 +8491,10 @@
         <w:autoSpaceDN w:val="0"/>
         <w:spacing w:after="0" w:line="240" w:lineRule="auto"/>
         <w:contextualSpacing/>
-        <w:rPr>
-          <w:rFonts w:ascii="Arial MT" w:eastAsia="Arial MT" w:hAnsi="Arial MT" w:cs="Arial MT"/>
+        <w:jc w:val="both"/>
+        <w:rPr>
+          <w:rFonts w:ascii="Arial" w:eastAsia="Arial MT" w:hAnsi="Arial" w:cs="Arial"/>
+          <w:bCs/>
           <w:kern w:val="0"/>
           <w:sz w:val="20"/>
           <w:szCs w:val="20"/>
@@ -8490,23 +8510,8 @@
         <w:spacing w:after="0" w:line="240" w:lineRule="auto"/>
         <w:contextualSpacing/>
         <w:rPr>
-          <w:rFonts w:ascii="Arial MT" w:eastAsia="Arial MT" w:hAnsi="Arial MT" w:cs="Arial MT"/>
-          <w:kern w:val="0"/>
-          <w:sz w:val="20"/>
-          <w:szCs w:val="20"/>
-          <w:lang w:val="en-US"/>
-        </w:rPr>
-      </w:pPr>
-    </w:p>
-    <w:p>
-      <w:pPr>
-        <w:widowControl w:val="0"/>
-        <w:autoSpaceDE w:val="0"/>
-        <w:autoSpaceDN w:val="0"/>
-        <w:spacing w:after="0" w:line="240" w:lineRule="auto"/>
-        <w:contextualSpacing/>
-        <w:rPr>
-          <w:rFonts w:ascii="Arial MT" w:eastAsia="Arial MT" w:hAnsi="Arial MT" w:cs="Arial MT"/>
+          <w:rFonts w:ascii="Arial" w:eastAsia="Arial MT" w:hAnsi="Arial" w:cs="Arial"/>
+          <w:bCs/>
           <w:kern w:val="0"/>
           <w:sz w:val="20"/>
           <w:szCs w:val="20"/>
@@ -8532,6 +8537,25 @@
           <w:lang w:val="en-US"/>
         </w:rPr>
       </w:pPr>
+    </w:p>
+    <w:p>
+      <w:pPr>
+        <w:widowControl w:val="0"/>
+        <w:tabs>
+          <w:tab w:val="left" w:pos="881"/>
+        </w:tabs>
+        <w:autoSpaceDE w:val="0"/>
+        <w:autoSpaceDN w:val="0"/>
+        <w:spacing w:after="0" w:line="240" w:lineRule="auto"/>
+        <w:rPr>
+          <w:rFonts w:ascii="Arial" w:eastAsia="Arial MT" w:hAnsi="Arial" w:cs="Arial"/>
+          <w:b/>
+          <w:kern w:val="0"/>
+          <w:sz w:val="20"/>
+          <w:szCs w:val="20"/>
+          <w:lang w:val="en-US"/>
+        </w:rPr>
+      </w:pPr>
       <w:r>
         <w:rPr>
           <w:rFonts w:ascii="Arial" w:eastAsia="Arial MT" w:hAnsi="Arial" w:cs="Arial"/>
@@ -8551,13 +8575,64 @@
         <w:autoSpaceDN w:val="0"/>
         <w:spacing w:after="0" w:line="240" w:lineRule="auto"/>
         <w:rPr>
+          <w:rFonts w:ascii="Arial" w:eastAsia="Arial MT" w:hAnsi="Arial" w:cs="Arial"/>
+          <w:b/>
+          <w:kern w:val="0"/>
+          <w:sz w:val="20"/>
+          <w:szCs w:val="20"/>
+          <w:lang w:val="en-US"/>
+        </w:rPr>
+      </w:pPr>
+      <w:r>
+        <w:rPr>
+          <w:rFonts w:ascii="Nirmala UI" w:eastAsia="Times New Roman" w:hAnsi="Nirmala UI" w:cs="Nirmala UI"/>
+          <w:kern w:val="0"/>
+          <w:sz w:val="20"/>
+          <w:szCs w:val="20"/>
+          <w:lang w:val="en-GB" w:eastAsia="en-GB" w:bidi="hi-IN"/>
+        </w:rPr>
+        <w:t>Ms/</w:t>
+      </w:r>
+      <w:r>
+        <w:rPr>
+          <w:rFonts w:ascii="Nirmala UI" w:eastAsia="Arial MT" w:hAnsi="Nirmala UI" w:cs="Nirmala UI" w:hint="cs"/>
+          <w:kern w:val="0"/>
+          <w:sz w:val="20"/>
+          <w:szCs w:val="20"/>
+          <w:lang w:val="en-US"/>
+        </w:rPr>
+        <w:t>ಕು</w:t>
+      </w:r>
+      <w:r>
+        <w:rPr>
           <w:rFonts w:ascii="Arial MT" w:eastAsia="Arial MT" w:hAnsi="Arial MT" w:cs="Arial MT"/>
           <w:kern w:val="0"/>
           <w:sz w:val="20"/>
           <w:szCs w:val="20"/>
           <w:lang w:val="en-US"/>
         </w:rPr>
-      </w:pPr>
+        <w:t xml:space="preserve"> {{employee_name}}</w:t>
+      </w:r>
+      <w:r>
+        <w:rPr>
+          <w:rFonts w:ascii="Nirmala UI" w:eastAsia="Times New Roman" w:hAnsi="Nirmala UI" w:cs="Nirmala UI"/>
+          <w:kern w:val="0"/>
+          <w:sz w:val="20"/>
+          <w:szCs w:val="20"/>
+          <w:lang w:val="en-GB" w:eastAsia="en-GB" w:bidi="hi-IN"/>
+        </w:rPr>
+        <w:br/>
+      </w:r>
+      <w:r>
+        <w:rPr>
+          <w:rFonts w:ascii="Nirmala UI" w:eastAsia="Arial MT" w:hAnsi="Nirmala UI" w:cs="Nirmala UI"/>
+          <w:kern w:val="0"/>
+          <w:sz w:val="20"/>
+          <w:szCs w:val="20"/>
+          <w:lang w:val="en-US"/>
+        </w:rPr>
+        <w:t>Date/ದಿನಾಂಕ</w:t>
+      </w:r>
       <w:r>
         <w:rPr>
           <w:rFonts w:ascii="Arial MT" w:eastAsia="Arial MT" w:hAnsi="Arial MT" w:cs="Arial MT"/>
@@ -8566,73 +8641,21 @@
           <w:szCs w:val="20"/>
           <w:lang w:val="en-US"/>
         </w:rPr>
-        <w:t>Ms./</w:t>
-      </w:r>
-      <w:r>
-        <w:rPr>
-          <w:rFonts w:ascii="Arial MT" w:eastAsia="Arial MT" w:hAnsi="Arial MT" w:cs="Tunga"/>
-          <w:kern w:val="0"/>
-          <w:sz w:val="20"/>
-          <w:szCs w:val="20"/>
-          <w:cs/>
-          <w:lang w:val="en-US" w:bidi="kn-IN"/>
-        </w:rPr>
-        <w:t xml:space="preserve"> </w:t>
-      </w:r>
-      <w:r>
-        <w:rPr>
-          <w:rFonts w:ascii="Arial MT" w:eastAsia="Arial MT" w:hAnsi="Arial MT" w:cs="Tunga" w:hint="cs"/>
-          <w:kern w:val="0"/>
-          <w:sz w:val="20"/>
-          <w:szCs w:val="20"/>
-          <w:cs/>
-          <w:lang w:val="en-US" w:bidi="kn-IN"/>
-        </w:rPr>
-        <w:t>ಕು</w:t>
-      </w:r>
-      <w:r>
-        <w:rPr>
-          <w:rFonts w:ascii="Arial MT" w:eastAsia="Arial MT" w:hAnsi="Arial MT" w:cs="Arial MT"/>
-          <w:kern w:val="0"/>
-          <w:sz w:val="20"/>
-          <w:szCs w:val="20"/>
-          <w:lang w:val="en-US"/>
-        </w:rPr>
-        <w:t>. {{employee_name}}</w:t>
-      </w:r>
-      <w:r>
-        <w:rPr>
-          <w:rFonts w:ascii="Nirmala UI" w:eastAsia="Times New Roman" w:hAnsi="Nirmala UI" w:cs="Nirmala UI"/>
-          <w:kern w:val="0"/>
-          <w:sz w:val="20"/>
-          <w:szCs w:val="20"/>
-          <w:lang w:val="en-GB" w:eastAsia="en-GB" w:bidi="hi-IN"/>
-        </w:rPr>
-        <w:br/>
-      </w:r>
-      <w:r>
-        <w:rPr>
-          <w:rFonts w:ascii="Nirmala UI" w:eastAsia="Arial MT" w:hAnsi="Nirmala UI" w:cs="Nirmala UI"/>
-          <w:kern w:val="0"/>
-          <w:sz w:val="20"/>
-          <w:szCs w:val="20"/>
-          <w:lang w:val="en-US"/>
-        </w:rPr>
-        <w:t>Date/ದಿನಾಂಕ</w:t>
-      </w:r>
-      <w:r>
-        <w:rPr>
-          <w:rFonts w:ascii="Arial MT" w:eastAsia="Arial MT" w:hAnsi="Arial MT" w:cs="Arial MT"/>
-          <w:kern w:val="0"/>
-          <w:sz w:val="20"/>
-          <w:szCs w:val="20"/>
-          <w:lang w:val="en-US"/>
-        </w:rPr>
         <w:t>:</w:t>
       </w:r>
       <w:r>
         <w:rPr>
-          <w:rFonts w:ascii="Arial MT" w:eastAsia="Arial MT" w:hAnsi="Arial MT" w:cs="Arial MT"/>
+          <w:rFonts w:ascii="Arial" w:eastAsia="Arial MT" w:hAnsi="Arial" w:cs="Arial"/>
+          <w:kern w:val="0"/>
+          <w:sz w:val="20"/>
+          <w:szCs w:val="20"/>
+          <w:lang w:val="en-US"/>
+        </w:rPr>
+        <w:t xml:space="preserve"> </w:t>
+      </w:r>
+      <w:r>
+        <w:rPr>
+          <w:rFonts w:ascii="Arial" w:eastAsia="Arial MT" w:hAnsi="Arial" w:cs="Arial"/>
           <w:kern w:val="0"/>
           <w:sz w:val="20"/>
           <w:szCs w:val="20"/>
@@ -8642,22 +8665,28 @@
       </w:r>
       <w:r>
         <w:rPr>
-          <w:rFonts w:ascii="Arial MT" w:eastAsia="Arial MT" w:hAnsi="Arial MT" w:cs="Arial MT"/>
-          <w:kern w:val="0"/>
-          <w:sz w:val="20"/>
-          <w:szCs w:val="20"/>
-          <w:lang w:val="en-US"/>
-        </w:rPr>
-      </w:r>
-      <w:r>
-        <w:rPr>
-          <w:rFonts w:ascii="Arial MT" w:eastAsia="Arial MT" w:hAnsi="Arial MT" w:cs="Arial MT"/>
-          <w:kern w:val="0"/>
-          <w:sz w:val="20"/>
-          <w:szCs w:val="20"/>
-          <w:lang w:val="en-US"/>
-        </w:rPr>
-      </w:r>
+          <w:rFonts w:ascii="Arial" w:eastAsia="Arial MT" w:hAnsi="Arial" w:cs="Arial"/>
+          <w:kern w:val="0"/>
+          <w:sz w:val="20"/>
+          <w:szCs w:val="20"/>
+          <w:lang w:val="en-US"/>
+        </w:rPr>
+      </w:r>
+    </w:p>
+    <w:p>
+      <w:pPr>
+        <w:widowControl w:val="0"/>
+        <w:autoSpaceDE w:val="0"/>
+        <w:autoSpaceDN w:val="0"/>
+        <w:spacing w:after="0" w:line="240" w:lineRule="auto"/>
+        <w:rPr>
+          <w:rFonts w:ascii="Nirmala UI" w:eastAsia="Arial MT" w:hAnsi="Nirmala UI" w:cs="Nirmala UI"/>
+          <w:kern w:val="0"/>
+          <w:sz w:val="20"/>
+          <w:szCs w:val="20"/>
+          <w:lang w:val="en-US"/>
+        </w:rPr>
+      </w:pPr>
     </w:p>
     <w:p>
       <w:pPr>
@@ -8816,16 +8845,6 @@
       <w:r>
         <w:rPr>
           <w:rFonts w:ascii="Arial" w:eastAsia="Arial MT" w:hAnsi="Arial" w:cs="Arial"/>
-          <w:b/>
-          <w:bCs/>
-          <w:kern w:val="0"/>
-          <w:sz w:val="20"/>
-          <w:szCs w:val="20"/>
-        </w:rPr>
-      </w:r>
-      <w:r>
-        <w:rPr>
-          <w:rFonts w:ascii="Arial" w:eastAsia="Arial MT" w:hAnsi="Arial" w:cs="Arial"/>
           <w:kern w:val="0"/>
           <w:sz w:val="20"/>
           <w:szCs w:val="20"/>
@@ -8955,35 +8974,47 @@
           <w:rFonts w:ascii="Arial" w:eastAsia="Arial MT" w:hAnsi="Arial" w:cs="Arial"/>
           <w:bCs/>
           <w:kern w:val="0"/>
-          <w:sz w:val="20"/>
-          <w:szCs w:val="20"/>
-          <w:lang w:val="en-US"/>
-        </w:rPr>
-      </w:pPr>
-      <w:r>
-        <w:rPr>
-          <w:rFonts w:ascii="Nirmala UI" w:eastAsia="Arial MT" w:hAnsi="Nirmala UI" w:cs="Nirmala UI"/>
-          <w:b/>
-          <w:kern w:val="0"/>
-          <w:sz w:val="20"/>
-          <w:szCs w:val="20"/>
-          <w:lang w:val="en-US"/>
-        </w:rPr>
-        <w:t>A.</w:t>
-      </w:r>
-      <w:r>
-        <w:t xml:space="preserve"> </w:t>
-      </w:r>
-      <w:r>
-        <w:t xml:space="preserve">    </w:t>
-      </w:r>
-      <w:r>
-        <w:rPr>
-          <w:rFonts w:ascii="Nirmala UI" w:eastAsia="Arial MT" w:hAnsi="Nirmala UI" w:cs="Nirmala UI"/>
-          <w:bCs/>
-          <w:kern w:val="0"/>
-          <w:sz w:val="20"/>
-          <w:szCs w:val="20"/>
+          <w:sz w:val="19"/>
+          <w:szCs w:val="19"/>
+          <w:lang w:val="en-US"/>
+        </w:rPr>
+      </w:pPr>
+      <w:r>
+        <w:rPr>
+          <w:rFonts w:ascii="Nirmala UI" w:eastAsia="Arial MT" w:hAnsi="Nirmala UI" w:cs="Nirmala UI"/>
+          <w:b/>
+          <w:kern w:val="0"/>
+          <w:sz w:val="20"/>
+          <w:szCs w:val="20"/>
+          <w:lang w:val="en-US"/>
+        </w:rPr>
+        <w:t>A</w:t>
+      </w:r>
+      <w:r>
+        <w:rPr>
+          <w:rFonts w:ascii="Nirmala UI" w:eastAsia="Arial MT" w:hAnsi="Nirmala UI" w:cs="Nirmala UI"/>
+          <w:b/>
+          <w:kern w:val="0"/>
+          <w:sz w:val="19"/>
+          <w:szCs w:val="19"/>
+          <w:lang w:val="en-US"/>
+        </w:rPr>
+        <w:t>.</w:t>
+      </w:r>
+      <w:r>
+        <w:rPr>
+          <w:sz w:val="19"/>
+          <w:szCs w:val="19"/>
+        </w:rPr>
+        <w:t xml:space="preserve">     </w:t>
+      </w:r>
+      <w:r>
+        <w:rPr>
+          <w:rFonts w:ascii="Nirmala UI" w:eastAsia="Arial MT" w:hAnsi="Nirmala UI" w:cs="Nirmala UI"/>
+          <w:bCs/>
+          <w:kern w:val="0"/>
+          <w:sz w:val="19"/>
+          <w:szCs w:val="19"/>
           <w:lang w:val="en-US"/>
         </w:rPr>
         <w:t xml:space="preserve">ನಿಮ್ಮ ಉದ್ಯೋಗದ ಅವಧಿಯು </w:t>
@@ -8993,42 +9024,21 @@
           <w:rFonts w:ascii="Nirmala UI" w:eastAsia="Arial MT" w:hAnsi="Nirmala UI" w:cs="Nirmala UI"/>
           <w:bCs/>
           <w:kern w:val="0"/>
-          <w:sz w:val="20"/>
-          <w:szCs w:val="20"/>
-          <w:lang w:val="en-US"/>
-        </w:rPr>
-        <w:t>{{joining_date}}</w:t>
-      </w:r>
-      <w:r>
-        <w:rPr>
-          <w:rFonts w:ascii="Nirmala UI" w:eastAsia="Arial MT" w:hAnsi="Nirmala UI" w:cs="Nirmala UI"/>
-          <w:bCs/>
-          <w:kern w:val="0"/>
-          <w:sz w:val="20"/>
-          <w:szCs w:val="20"/>
-          <w:lang w:val="en-US"/>
-        </w:rPr>
-      </w:r>
-      <w:r>
-        <w:rPr>
-          <w:rFonts w:ascii="Nirmala UI" w:eastAsia="Arial MT" w:hAnsi="Nirmala UI" w:cs="Nirmala UI"/>
-          <w:bCs/>
-          <w:kern w:val="0"/>
-          <w:sz w:val="20"/>
-          <w:szCs w:val="20"/>
-          <w:lang w:val="en-US"/>
-        </w:rPr>
-      </w:r>
-      <w:r>
-        <w:rPr>
-          <w:rFonts w:ascii="Nirmala UI" w:eastAsia="Arial MT" w:hAnsi="Nirmala UI" w:cs="Nirmala UI"/>
-          <w:bCs/>
-          <w:kern w:val="0"/>
-          <w:sz w:val="20"/>
-          <w:szCs w:val="20"/>
-          <w:lang w:val="en-US"/>
-        </w:rPr>
-        <w:t xml:space="preserve"> ರಂದು ಆರಂಭವಾಗುತ್ತದೆ. ಆರು (6) ತಿಂಗಳ ಕಾಲ ನೀವು ಪರೀಕ್ಷಾ ಅವಧಿಯಲ್ಲಿರುತ್ತೀರಿ, ಈ ಅವಧಿಯಲ್ಲಿ ನಿಮ್ಮ ಕಾರ್ಯಕ್ಷಮತೆ ಪರಿಶೀಲನೆಯಾದ ಬಳಿಕ ಉದ್ಯೋಗದ ದೃಢೀಕರಣದ ಬಗ್ಗೆ ನಿರ್ಧಾರ ಮಾಡಲಾಗುತ್ತದೆ. ನೋಟೀಸ್ ಅವಧಿ ಒಂದು (1) ತಿಂಗಳಾಗಿದೆ. Aromazen Pvt Ltd ನೋಟೀಸ್ ಅವಧಿಯ ಬದಲಿಗೆ ಸಂಬಳವನ್ನು ಪಾವತಿಸಲು ಅಥವಾ ಮರುಪಡೆಯುವ ಹಕ್ಕನ್ನು ಕಾಯ್ದಿರಿಸಿದೆ. ಇದಲ್ಲದೆ ಕಂಪನಿಯು ತನ್ನ ವಿವೇಕಾನುಸಾರ, ನೀವು ನೀಡಿದ ಸೂಚನೆಯ ಅವಧಿ ಮುಗಿಯುವ ಮೊದಲು ಯಾವುದೇ ದಿನಾಂಕದಿಂದ ನಿಮ್ಮನ್ನು ಬಿಡುಗಡೆ ಮಾಡಬಹುದು. ಆದರೆ, ನೋಟೀಸ್ ಅವಧಿಯಲ್ಲಿ ಉದ್ಯೋಗವನ್ನು ಮುಂದುವರಿಸಲು ನಿರ್ವಹಣೆ ಬಯಸಿದರೆ, ನೀವು ಅದನ್ನು ಪಾಲಿಸಲು ನಿರೀಕ್ಷಿಸಲಾಗುತ್ತದೆ.</w:t>
+          <w:sz w:val="19"/>
+          <w:szCs w:val="19"/>
+          <w:lang w:val="en-US"/>
+        </w:rPr>
+        <w:t>{{joining_date}} ರಂದು ಆರಂಭವಾಗುತ್ತದೆ. ಆರು (6) ತಿಂಗಳ ಕಾಲ ನೀವು ಪರೀಕ್ಷಾ ಅವಧಿಯಲ್ಲಿರುತ್ತೀರಿ, ಈ ಅವಧಿಯಲ್ಲಿ ನಿಮ್ಮ ಕಾರ್ಯಕ್ಷಮತೆ ಪರಿಶೀಲನೆಯಾದ ಬಳಿಕ ಉದ್ಯೋಗದ ದೃಢೀಕರಣದ ಬಗ್ಗೆ ನಿರ್ಧಾರ ಮಾಡಲಾಗುತ್ತದೆ. ನೋಟೀಸ್ ಅವಧಿ ಒಂದು (1) ತಿಂಗಳಾಗಿದೆ. Aromazen Pvt Ltd ನೋಟೀಸ್ ಅವಧಿಯ ಬದಲಿಗೆ ಸಂಬಳವನ್ನು ಪಾವತಿಸಲು ಅಥವಾ ಮರುಪಡೆಯುವ ಹಕ್ಕನ್ನು ಕಾಯ್ದಿರಿಸಿದೆ. ಇದಲ್ಲದೆ ಕಂಪನಿಯು ತನ್ನ ವಿವೇಕಾನುಸಾರ, ನೀವು ನೀಡಿದ ಸೂಚನೆಯ ಅವಧಿ ಮುಗಿಯುವ ಮೊದಲು ಯಾವುದೇ ದಿನಾಂಕದಿಂದ ನಿಮ್ಮನ್ನು ಬಿಡುಗಡೆ ಮಾಡಬಹುದು. ಆದರೆ, ನೋಟೀಸ್ ಅವಧಿಯಲ್ಲಿ ಉದ್ಯೋಗವನ್ನು ಮುಂದುವರಿಸಲು ನಿರ್ವಹಣೆ ಬಯಸಿದರೆ, ನೀವು ಅದನ್ನು ಪಾಲಿಸಲು ನಿರೀಕ್ಷಿಸಲಾಗುತ್ತದೆ.</w:t>
+      </w:r>
+      <w:r>
+        <w:rPr>
+          <w:rFonts w:ascii="Nirmala UI" w:eastAsia="Arial MT" w:hAnsi="Nirmala UI" w:cs="Nirmala UI"/>
+          <w:bCs/>
+          <w:kern w:val="0"/>
+          <w:sz w:val="19"/>
+          <w:szCs w:val="19"/>
+          <w:lang w:val="en-US"/>
+        </w:rPr>
       </w:r>
     </w:p>
     <w:p>
@@ -9466,18 +9476,18 @@
           <w:rFonts w:ascii="Arial" w:eastAsia="Arial MT" w:hAnsi="Arial" w:cs="Arial"/>
           <w:bCs/>
           <w:kern w:val="0"/>
-          <w:sz w:val="20"/>
-          <w:szCs w:val="20"/>
-          <w:lang w:val="en-US"/>
-        </w:rPr>
-      </w:pPr>
-      <w:r>
-        <w:rPr>
-          <w:rFonts w:ascii="Nirmala UI" w:eastAsia="Arial MT" w:hAnsi="Nirmala UI" w:cs="Nirmala UI"/>
-          <w:bCs/>
-          <w:kern w:val="0"/>
-          <w:sz w:val="20"/>
-          <w:szCs w:val="20"/>
+          <w:sz w:val="19"/>
+          <w:szCs w:val="19"/>
+          <w:lang w:val="en-US"/>
+        </w:rPr>
+      </w:pPr>
+      <w:r>
+        <w:rPr>
+          <w:rFonts w:ascii="Nirmala UI" w:eastAsia="Arial MT" w:hAnsi="Nirmala UI" w:cs="Nirmala UI"/>
+          <w:bCs/>
+          <w:kern w:val="0"/>
+          <w:sz w:val="19"/>
+          <w:szCs w:val="19"/>
           <w:lang w:val="en-US"/>
         </w:rPr>
         <w:t>ಒಂದು</w:t>
@@ -9487,8 +9497,8 @@
           <w:rFonts w:ascii="Arial" w:eastAsia="Arial MT" w:hAnsi="Arial" w:cs="Arial"/>
           <w:bCs/>
           <w:kern w:val="0"/>
-          <w:sz w:val="20"/>
-          <w:szCs w:val="20"/>
+          <w:sz w:val="19"/>
+          <w:szCs w:val="19"/>
           <w:lang w:val="en-US"/>
         </w:rPr>
         <w:t xml:space="preserve"> (1) </w:t>
@@ -9498,8 +9508,8 @@
           <w:rFonts w:ascii="Nirmala UI" w:eastAsia="Arial MT" w:hAnsi="Nirmala UI" w:cs="Nirmala UI"/>
           <w:bCs/>
           <w:kern w:val="0"/>
-          <w:sz w:val="20"/>
-          <w:szCs w:val="20"/>
+          <w:sz w:val="19"/>
+          <w:szCs w:val="19"/>
           <w:lang w:val="en-US"/>
         </w:rPr>
         <w:t>ತಿಂಗಳ</w:t>
@@ -9509,19 +9519,19 @@
           <w:rFonts w:ascii="Arial" w:eastAsia="Arial MT" w:hAnsi="Arial" w:cs="Arial"/>
           <w:bCs/>
           <w:kern w:val="0"/>
-          <w:sz w:val="20"/>
-          <w:szCs w:val="20"/>
-          <w:lang w:val="en-US"/>
-        </w:rPr>
-        <w:t xml:space="preserve"> </w:t>
-      </w:r>
-      <w:r>
-        <w:rPr>
-          <w:rFonts w:ascii="Nirmala UI" w:eastAsia="Arial MT" w:hAnsi="Nirmala UI" w:cs="Nirmala UI"/>
-          <w:bCs/>
-          <w:kern w:val="0"/>
-          <w:sz w:val="20"/>
-          <w:szCs w:val="20"/>
+          <w:sz w:val="19"/>
+          <w:szCs w:val="19"/>
+          <w:lang w:val="en-US"/>
+        </w:rPr>
+        <w:t xml:space="preserve"> </w:t>
+      </w:r>
+      <w:r>
+        <w:rPr>
+          <w:rFonts w:ascii="Nirmala UI" w:eastAsia="Arial MT" w:hAnsi="Nirmala UI" w:cs="Nirmala UI"/>
+          <w:bCs/>
+          <w:kern w:val="0"/>
+          <w:sz w:val="19"/>
+          <w:szCs w:val="19"/>
           <w:lang w:val="en-US"/>
         </w:rPr>
         <w:t>ಸೂಚನೆ</w:t>
@@ -9531,19 +9541,19 @@
           <w:rFonts w:ascii="Arial" w:eastAsia="Arial MT" w:hAnsi="Arial" w:cs="Arial"/>
           <w:bCs/>
           <w:kern w:val="0"/>
-          <w:sz w:val="20"/>
-          <w:szCs w:val="20"/>
-          <w:lang w:val="en-US"/>
-        </w:rPr>
-        <w:t xml:space="preserve"> </w:t>
-      </w:r>
-      <w:r>
-        <w:rPr>
-          <w:rFonts w:ascii="Nirmala UI" w:eastAsia="Arial MT" w:hAnsi="Nirmala UI" w:cs="Nirmala UI"/>
-          <w:bCs/>
-          <w:kern w:val="0"/>
-          <w:sz w:val="20"/>
-          <w:szCs w:val="20"/>
+          <w:sz w:val="19"/>
+          <w:szCs w:val="19"/>
+          <w:lang w:val="en-US"/>
+        </w:rPr>
+        <w:t xml:space="preserve"> </w:t>
+      </w:r>
+      <w:r>
+        <w:rPr>
+          <w:rFonts w:ascii="Nirmala UI" w:eastAsia="Arial MT" w:hAnsi="Nirmala UI" w:cs="Nirmala UI"/>
+          <w:bCs/>
+          <w:kern w:val="0"/>
+          <w:sz w:val="19"/>
+          <w:szCs w:val="19"/>
           <w:lang w:val="en-US"/>
         </w:rPr>
         <w:t>ನೀಡುವ</w:t>
@@ -9553,19 +9563,19 @@
           <w:rFonts w:ascii="Arial" w:eastAsia="Arial MT" w:hAnsi="Arial" w:cs="Arial"/>
           <w:bCs/>
           <w:kern w:val="0"/>
-          <w:sz w:val="20"/>
-          <w:szCs w:val="20"/>
-          <w:lang w:val="en-US"/>
-        </w:rPr>
-        <w:t xml:space="preserve"> </w:t>
-      </w:r>
-      <w:r>
-        <w:rPr>
-          <w:rFonts w:ascii="Nirmala UI" w:eastAsia="Arial MT" w:hAnsi="Nirmala UI" w:cs="Nirmala UI"/>
-          <w:bCs/>
-          <w:kern w:val="0"/>
-          <w:sz w:val="20"/>
-          <w:szCs w:val="20"/>
+          <w:sz w:val="19"/>
+          <w:szCs w:val="19"/>
+          <w:lang w:val="en-US"/>
+        </w:rPr>
+        <w:t xml:space="preserve"> </w:t>
+      </w:r>
+      <w:r>
+        <w:rPr>
+          <w:rFonts w:ascii="Nirmala UI" w:eastAsia="Arial MT" w:hAnsi="Nirmala UI" w:cs="Nirmala UI"/>
+          <w:bCs/>
+          <w:kern w:val="0"/>
+          <w:sz w:val="19"/>
+          <w:szCs w:val="19"/>
           <w:lang w:val="en-US"/>
         </w:rPr>
         <w:t>ಮೂಲಕ</w:t>
@@ -9575,19 +9585,19 @@
           <w:rFonts w:ascii="Arial" w:eastAsia="Arial MT" w:hAnsi="Arial" w:cs="Arial"/>
           <w:bCs/>
           <w:kern w:val="0"/>
-          <w:sz w:val="20"/>
-          <w:szCs w:val="20"/>
-          <w:lang w:val="en-US"/>
-        </w:rPr>
-        <w:t xml:space="preserve"> </w:t>
-      </w:r>
-      <w:r>
-        <w:rPr>
-          <w:rFonts w:ascii="Nirmala UI" w:eastAsia="Arial MT" w:hAnsi="Nirmala UI" w:cs="Nirmala UI"/>
-          <w:bCs/>
-          <w:kern w:val="0"/>
-          <w:sz w:val="20"/>
-          <w:szCs w:val="20"/>
+          <w:sz w:val="19"/>
+          <w:szCs w:val="19"/>
+          <w:lang w:val="en-US"/>
+        </w:rPr>
+        <w:t xml:space="preserve"> </w:t>
+      </w:r>
+      <w:r>
+        <w:rPr>
+          <w:rFonts w:ascii="Nirmala UI" w:eastAsia="Arial MT" w:hAnsi="Nirmala UI" w:cs="Nirmala UI"/>
+          <w:bCs/>
+          <w:kern w:val="0"/>
+          <w:sz w:val="19"/>
+          <w:szCs w:val="19"/>
           <w:lang w:val="en-US"/>
         </w:rPr>
         <w:t>ನಿಮ್ಮ</w:t>
@@ -9597,19 +9607,19 @@
           <w:rFonts w:ascii="Arial" w:eastAsia="Arial MT" w:hAnsi="Arial" w:cs="Arial"/>
           <w:bCs/>
           <w:kern w:val="0"/>
-          <w:sz w:val="20"/>
-          <w:szCs w:val="20"/>
-          <w:lang w:val="en-US"/>
-        </w:rPr>
-        <w:t xml:space="preserve"> </w:t>
-      </w:r>
-      <w:r>
-        <w:rPr>
-          <w:rFonts w:ascii="Nirmala UI" w:eastAsia="Arial MT" w:hAnsi="Nirmala UI" w:cs="Nirmala UI"/>
-          <w:bCs/>
-          <w:kern w:val="0"/>
-          <w:sz w:val="20"/>
-          <w:szCs w:val="20"/>
+          <w:sz w:val="19"/>
+          <w:szCs w:val="19"/>
+          <w:lang w:val="en-US"/>
+        </w:rPr>
+        <w:t xml:space="preserve"> </w:t>
+      </w:r>
+      <w:r>
+        <w:rPr>
+          <w:rFonts w:ascii="Nirmala UI" w:eastAsia="Arial MT" w:hAnsi="Nirmala UI" w:cs="Nirmala UI"/>
+          <w:bCs/>
+          <w:kern w:val="0"/>
+          <w:sz w:val="19"/>
+          <w:szCs w:val="19"/>
           <w:lang w:val="en-US"/>
         </w:rPr>
         <w:t>ಸೇವೆಗೆ</w:t>
@@ -9619,19 +9629,19 @@
           <w:rFonts w:ascii="Arial" w:eastAsia="Arial MT" w:hAnsi="Arial" w:cs="Arial"/>
           <w:bCs/>
           <w:kern w:val="0"/>
-          <w:sz w:val="20"/>
-          <w:szCs w:val="20"/>
-          <w:lang w:val="en-US"/>
-        </w:rPr>
-        <w:t xml:space="preserve"> </w:t>
-      </w:r>
-      <w:r>
-        <w:rPr>
-          <w:rFonts w:ascii="Nirmala UI" w:eastAsia="Arial MT" w:hAnsi="Nirmala UI" w:cs="Nirmala UI"/>
-          <w:bCs/>
-          <w:kern w:val="0"/>
-          <w:sz w:val="20"/>
-          <w:szCs w:val="20"/>
+          <w:sz w:val="19"/>
+          <w:szCs w:val="19"/>
+          <w:lang w:val="en-US"/>
+        </w:rPr>
+        <w:t xml:space="preserve"> </w:t>
+      </w:r>
+      <w:r>
+        <w:rPr>
+          <w:rFonts w:ascii="Nirmala UI" w:eastAsia="Arial MT" w:hAnsi="Nirmala UI" w:cs="Nirmala UI"/>
+          <w:bCs/>
+          <w:kern w:val="0"/>
+          <w:sz w:val="19"/>
+          <w:szCs w:val="19"/>
           <w:lang w:val="en-US"/>
         </w:rPr>
         <w:t>ರಾಜೀನಾಮೆ</w:t>
@@ -9641,19 +9651,19 @@
           <w:rFonts w:ascii="Arial" w:eastAsia="Arial MT" w:hAnsi="Arial" w:cs="Arial"/>
           <w:bCs/>
           <w:kern w:val="0"/>
-          <w:sz w:val="20"/>
-          <w:szCs w:val="20"/>
-          <w:lang w:val="en-US"/>
-        </w:rPr>
-        <w:t xml:space="preserve"> </w:t>
-      </w:r>
-      <w:r>
-        <w:rPr>
-          <w:rFonts w:ascii="Nirmala UI" w:eastAsia="Arial MT" w:hAnsi="Nirmala UI" w:cs="Nirmala UI"/>
-          <w:bCs/>
-          <w:kern w:val="0"/>
-          <w:sz w:val="20"/>
-          <w:szCs w:val="20"/>
+          <w:sz w:val="19"/>
+          <w:szCs w:val="19"/>
+          <w:lang w:val="en-US"/>
+        </w:rPr>
+        <w:t xml:space="preserve"> </w:t>
+      </w:r>
+      <w:r>
+        <w:rPr>
+          <w:rFonts w:ascii="Nirmala UI" w:eastAsia="Arial MT" w:hAnsi="Nirmala UI" w:cs="Nirmala UI"/>
+          <w:bCs/>
+          <w:kern w:val="0"/>
+          <w:sz w:val="19"/>
+          <w:szCs w:val="19"/>
           <w:lang w:val="en-US"/>
         </w:rPr>
         <w:t>ನೀಡಲು</w:t>
@@ -9663,19 +9673,19 @@
           <w:rFonts w:ascii="Arial" w:eastAsia="Arial MT" w:hAnsi="Arial" w:cs="Arial"/>
           <w:bCs/>
           <w:kern w:val="0"/>
-          <w:sz w:val="20"/>
-          <w:szCs w:val="20"/>
-          <w:lang w:val="en-US"/>
-        </w:rPr>
-        <w:t xml:space="preserve"> </w:t>
-      </w:r>
-      <w:r>
-        <w:rPr>
-          <w:rFonts w:ascii="Nirmala UI" w:eastAsia="Arial MT" w:hAnsi="Nirmala UI" w:cs="Nirmala UI"/>
-          <w:bCs/>
-          <w:kern w:val="0"/>
-          <w:sz w:val="20"/>
-          <w:szCs w:val="20"/>
+          <w:sz w:val="19"/>
+          <w:szCs w:val="19"/>
+          <w:lang w:val="en-US"/>
+        </w:rPr>
+        <w:t xml:space="preserve"> </w:t>
+      </w:r>
+      <w:r>
+        <w:rPr>
+          <w:rFonts w:ascii="Nirmala UI" w:eastAsia="Arial MT" w:hAnsi="Nirmala UI" w:cs="Nirmala UI"/>
+          <w:bCs/>
+          <w:kern w:val="0"/>
+          <w:sz w:val="19"/>
+          <w:szCs w:val="19"/>
           <w:lang w:val="en-US"/>
         </w:rPr>
         <w:t>ನೀವು</w:t>
@@ -9685,19 +9695,19 @@
           <w:rFonts w:ascii="Arial" w:eastAsia="Arial MT" w:hAnsi="Arial" w:cs="Arial"/>
           <w:bCs/>
           <w:kern w:val="0"/>
-          <w:sz w:val="20"/>
-          <w:szCs w:val="20"/>
-          <w:lang w:val="en-US"/>
-        </w:rPr>
-        <w:t xml:space="preserve"> </w:t>
-      </w:r>
-      <w:r>
-        <w:rPr>
-          <w:rFonts w:ascii="Nirmala UI" w:eastAsia="Arial MT" w:hAnsi="Nirmala UI" w:cs="Nirmala UI"/>
-          <w:bCs/>
-          <w:kern w:val="0"/>
-          <w:sz w:val="20"/>
-          <w:szCs w:val="20"/>
+          <w:sz w:val="19"/>
+          <w:szCs w:val="19"/>
+          <w:lang w:val="en-US"/>
+        </w:rPr>
+        <w:t xml:space="preserve"> </w:t>
+      </w:r>
+      <w:r>
+        <w:rPr>
+          <w:rFonts w:ascii="Nirmala UI" w:eastAsia="Arial MT" w:hAnsi="Nirmala UI" w:cs="Nirmala UI"/>
+          <w:bCs/>
+          <w:kern w:val="0"/>
+          <w:sz w:val="19"/>
+          <w:szCs w:val="19"/>
           <w:lang w:val="en-US"/>
         </w:rPr>
         <w:t>ಆರಿಸಿಕೊಂಡರೆ</w:t>
@@ -9707,8 +9717,8 @@
           <w:rFonts w:ascii="Arial" w:eastAsia="Arial MT" w:hAnsi="Arial" w:cs="Arial"/>
           <w:bCs/>
           <w:kern w:val="0"/>
-          <w:sz w:val="20"/>
-          <w:szCs w:val="20"/>
+          <w:sz w:val="19"/>
+          <w:szCs w:val="19"/>
           <w:lang w:val="en-US"/>
         </w:rPr>
         <w:t xml:space="preserve">, </w:t>
@@ -9718,8 +9728,8 @@
           <w:rFonts w:ascii="Nirmala UI" w:eastAsia="Arial MT" w:hAnsi="Nirmala UI" w:cs="Nirmala UI"/>
           <w:bCs/>
           <w:kern w:val="0"/>
-          <w:sz w:val="20"/>
-          <w:szCs w:val="20"/>
+          <w:sz w:val="19"/>
+          <w:szCs w:val="19"/>
           <w:lang w:val="en-US"/>
         </w:rPr>
         <w:t>ಅಂತಹ</w:t>
@@ -9729,19 +9739,19 @@
           <w:rFonts w:ascii="Arial" w:eastAsia="Arial MT" w:hAnsi="Arial" w:cs="Arial"/>
           <w:bCs/>
           <w:kern w:val="0"/>
-          <w:sz w:val="20"/>
-          <w:szCs w:val="20"/>
-          <w:lang w:val="en-US"/>
-        </w:rPr>
-        <w:t xml:space="preserve"> </w:t>
-      </w:r>
-      <w:r>
-        <w:rPr>
-          <w:rFonts w:ascii="Nirmala UI" w:eastAsia="Arial MT" w:hAnsi="Nirmala UI" w:cs="Nirmala UI"/>
-          <w:bCs/>
-          <w:kern w:val="0"/>
-          <w:sz w:val="20"/>
-          <w:szCs w:val="20"/>
+          <w:sz w:val="19"/>
+          <w:szCs w:val="19"/>
+          <w:lang w:val="en-US"/>
+        </w:rPr>
+        <w:t xml:space="preserve"> </w:t>
+      </w:r>
+      <w:r>
+        <w:rPr>
+          <w:rFonts w:ascii="Nirmala UI" w:eastAsia="Arial MT" w:hAnsi="Nirmala UI" w:cs="Nirmala UI"/>
+          <w:bCs/>
+          <w:kern w:val="0"/>
+          <w:sz w:val="19"/>
+          <w:szCs w:val="19"/>
           <w:lang w:val="en-US"/>
         </w:rPr>
         <w:t>ಸಂದರ್ಭಗಳಲ್ಲಿ</w:t>
@@ -9751,8 +9761,8 @@
           <w:rFonts w:ascii="Arial" w:eastAsia="Arial MT" w:hAnsi="Arial" w:cs="Arial"/>
           <w:bCs/>
           <w:kern w:val="0"/>
-          <w:sz w:val="20"/>
-          <w:szCs w:val="20"/>
+          <w:sz w:val="19"/>
+          <w:szCs w:val="19"/>
           <w:lang w:val="en-US"/>
         </w:rPr>
         <w:t xml:space="preserve">, </w:t>
@@ -9762,8 +9772,8 @@
           <w:rFonts w:ascii="Nirmala UI" w:eastAsia="Arial MT" w:hAnsi="Nirmala UI" w:cs="Nirmala UI"/>
           <w:bCs/>
           <w:kern w:val="0"/>
-          <w:sz w:val="20"/>
-          <w:szCs w:val="20"/>
+          <w:sz w:val="19"/>
+          <w:szCs w:val="19"/>
           <w:lang w:val="en-US"/>
         </w:rPr>
         <w:t>ನೀವು</w:t>
@@ -9773,19 +9783,19 @@
           <w:rFonts w:ascii="Arial" w:eastAsia="Arial MT" w:hAnsi="Arial" w:cs="Arial"/>
           <w:bCs/>
           <w:kern w:val="0"/>
-          <w:sz w:val="20"/>
-          <w:szCs w:val="20"/>
-          <w:lang w:val="en-US"/>
-        </w:rPr>
-        <w:t xml:space="preserve"> </w:t>
-      </w:r>
-      <w:r>
-        <w:rPr>
-          <w:rFonts w:ascii="Nirmala UI" w:eastAsia="Arial MT" w:hAnsi="Nirmala UI" w:cs="Nirmala UI"/>
-          <w:bCs/>
-          <w:kern w:val="0"/>
-          <w:sz w:val="20"/>
-          <w:szCs w:val="20"/>
+          <w:sz w:val="19"/>
+          <w:szCs w:val="19"/>
+          <w:lang w:val="en-US"/>
+        </w:rPr>
+        <w:t xml:space="preserve"> </w:t>
+      </w:r>
+      <w:r>
+        <w:rPr>
+          <w:rFonts w:ascii="Nirmala UI" w:eastAsia="Arial MT" w:hAnsi="Nirmala UI" w:cs="Nirmala UI"/>
+          <w:bCs/>
+          <w:kern w:val="0"/>
+          <w:sz w:val="19"/>
+          <w:szCs w:val="19"/>
           <w:lang w:val="en-US"/>
         </w:rPr>
         <w:t>ಸಂಪೂರ್ಣ</w:t>
@@ -9795,19 +9805,19 @@
           <w:rFonts w:ascii="Arial" w:eastAsia="Arial MT" w:hAnsi="Arial" w:cs="Arial"/>
           <w:bCs/>
           <w:kern w:val="0"/>
-          <w:sz w:val="20"/>
-          <w:szCs w:val="20"/>
-          <w:lang w:val="en-US"/>
-        </w:rPr>
-        <w:t xml:space="preserve"> </w:t>
-      </w:r>
-      <w:r>
-        <w:rPr>
-          <w:rFonts w:ascii="Nirmala UI" w:eastAsia="Arial MT" w:hAnsi="Nirmala UI" w:cs="Nirmala UI"/>
-          <w:bCs/>
-          <w:kern w:val="0"/>
-          <w:sz w:val="20"/>
-          <w:szCs w:val="20"/>
+          <w:sz w:val="19"/>
+          <w:szCs w:val="19"/>
+          <w:lang w:val="en-US"/>
+        </w:rPr>
+        <w:t xml:space="preserve"> </w:t>
+      </w:r>
+      <w:r>
+        <w:rPr>
+          <w:rFonts w:ascii="Nirmala UI" w:eastAsia="Arial MT" w:hAnsi="Nirmala UI" w:cs="Nirmala UI"/>
+          <w:bCs/>
+          <w:kern w:val="0"/>
+          <w:sz w:val="19"/>
+          <w:szCs w:val="19"/>
           <w:lang w:val="en-US"/>
         </w:rPr>
         <w:t>ಸೂಚನೆ</w:t>
@@ -9817,19 +9827,19 @@
           <w:rFonts w:ascii="Arial" w:eastAsia="Arial MT" w:hAnsi="Arial" w:cs="Arial"/>
           <w:bCs/>
           <w:kern w:val="0"/>
-          <w:sz w:val="20"/>
-          <w:szCs w:val="20"/>
-          <w:lang w:val="en-US"/>
-        </w:rPr>
-        <w:t xml:space="preserve"> </w:t>
-      </w:r>
-      <w:r>
-        <w:rPr>
-          <w:rFonts w:ascii="Nirmala UI" w:eastAsia="Arial MT" w:hAnsi="Nirmala UI" w:cs="Nirmala UI"/>
-          <w:bCs/>
-          <w:kern w:val="0"/>
-          <w:sz w:val="20"/>
-          <w:szCs w:val="20"/>
+          <w:sz w:val="19"/>
+          <w:szCs w:val="19"/>
+          <w:lang w:val="en-US"/>
+        </w:rPr>
+        <w:t xml:space="preserve"> </w:t>
+      </w:r>
+      <w:r>
+        <w:rPr>
+          <w:rFonts w:ascii="Nirmala UI" w:eastAsia="Arial MT" w:hAnsi="Nirmala UI" w:cs="Nirmala UI"/>
+          <w:bCs/>
+          <w:kern w:val="0"/>
+          <w:sz w:val="19"/>
+          <w:szCs w:val="19"/>
           <w:lang w:val="en-US"/>
         </w:rPr>
         <w:t>ಅವಧಿಯವರೆಗೆ</w:t>
@@ -9839,19 +9849,19 @@
           <w:rFonts w:ascii="Arial" w:eastAsia="Arial MT" w:hAnsi="Arial" w:cs="Arial"/>
           <w:bCs/>
           <w:kern w:val="0"/>
-          <w:sz w:val="20"/>
-          <w:szCs w:val="20"/>
-          <w:lang w:val="en-US"/>
-        </w:rPr>
-        <w:t xml:space="preserve"> </w:t>
-      </w:r>
-      <w:r>
-        <w:rPr>
-          <w:rFonts w:ascii="Nirmala UI" w:eastAsia="Arial MT" w:hAnsi="Nirmala UI" w:cs="Nirmala UI"/>
-          <w:bCs/>
-          <w:kern w:val="0"/>
-          <w:sz w:val="20"/>
-          <w:szCs w:val="20"/>
+          <w:sz w:val="19"/>
+          <w:szCs w:val="19"/>
+          <w:lang w:val="en-US"/>
+        </w:rPr>
+        <w:t xml:space="preserve"> </w:t>
+      </w:r>
+      <w:r>
+        <w:rPr>
+          <w:rFonts w:ascii="Nirmala UI" w:eastAsia="Arial MT" w:hAnsi="Nirmala UI" w:cs="Nirmala UI"/>
+          <w:bCs/>
+          <w:kern w:val="0"/>
+          <w:sz w:val="19"/>
+          <w:szCs w:val="19"/>
           <w:lang w:val="en-US"/>
         </w:rPr>
         <w:t>ಕೆಲಸ</w:t>
@@ -9861,19 +9871,19 @@
           <w:rFonts w:ascii="Arial" w:eastAsia="Arial MT" w:hAnsi="Arial" w:cs="Arial"/>
           <w:bCs/>
           <w:kern w:val="0"/>
-          <w:sz w:val="20"/>
-          <w:szCs w:val="20"/>
-          <w:lang w:val="en-US"/>
-        </w:rPr>
-        <w:t xml:space="preserve"> </w:t>
-      </w:r>
-      <w:r>
-        <w:rPr>
-          <w:rFonts w:ascii="Nirmala UI" w:eastAsia="Arial MT" w:hAnsi="Nirmala UI" w:cs="Nirmala UI"/>
-          <w:bCs/>
-          <w:kern w:val="0"/>
-          <w:sz w:val="20"/>
-          <w:szCs w:val="20"/>
+          <w:sz w:val="19"/>
+          <w:szCs w:val="19"/>
+          <w:lang w:val="en-US"/>
+        </w:rPr>
+        <w:t xml:space="preserve"> </w:t>
+      </w:r>
+      <w:r>
+        <w:rPr>
+          <w:rFonts w:ascii="Nirmala UI" w:eastAsia="Arial MT" w:hAnsi="Nirmala UI" w:cs="Nirmala UI"/>
+          <w:bCs/>
+          <w:kern w:val="0"/>
+          <w:sz w:val="19"/>
+          <w:szCs w:val="19"/>
           <w:lang w:val="en-US"/>
         </w:rPr>
         <w:t>ಮಾಡಬೇಕಾಗುತ್ತದೆ</w:t>
@@ -9883,8 +9893,8 @@
           <w:rFonts w:ascii="Arial" w:eastAsia="Arial MT" w:hAnsi="Arial" w:cs="Arial"/>
           <w:bCs/>
           <w:kern w:val="0"/>
-          <w:sz w:val="20"/>
-          <w:szCs w:val="20"/>
+          <w:sz w:val="19"/>
+          <w:szCs w:val="19"/>
           <w:lang w:val="en-US"/>
         </w:rPr>
         <w:t xml:space="preserve">, </w:t>
@@ -9894,8 +9904,8 @@
           <w:rFonts w:ascii="Nirmala UI" w:eastAsia="Arial MT" w:hAnsi="Nirmala UI" w:cs="Nirmala UI"/>
           <w:bCs/>
           <w:kern w:val="0"/>
-          <w:sz w:val="20"/>
-          <w:szCs w:val="20"/>
+          <w:sz w:val="19"/>
+          <w:szCs w:val="19"/>
           <w:lang w:val="en-US"/>
         </w:rPr>
         <w:t>ನಿಮಗೆ</w:t>
@@ -9905,19 +9915,19 @@
           <w:rFonts w:ascii="Arial" w:eastAsia="Arial MT" w:hAnsi="Arial" w:cs="Arial"/>
           <w:bCs/>
           <w:kern w:val="0"/>
-          <w:sz w:val="20"/>
-          <w:szCs w:val="20"/>
-          <w:lang w:val="en-US"/>
-        </w:rPr>
-        <w:t xml:space="preserve"> </w:t>
-      </w:r>
-      <w:r>
-        <w:rPr>
-          <w:rFonts w:ascii="Nirmala UI" w:eastAsia="Arial MT" w:hAnsi="Nirmala UI" w:cs="Nirmala UI"/>
-          <w:bCs/>
-          <w:kern w:val="0"/>
-          <w:sz w:val="20"/>
-          <w:szCs w:val="20"/>
+          <w:sz w:val="19"/>
+          <w:szCs w:val="19"/>
+          <w:lang w:val="en-US"/>
+        </w:rPr>
+        <w:t xml:space="preserve"> </w:t>
+      </w:r>
+      <w:r>
+        <w:rPr>
+          <w:rFonts w:ascii="Nirmala UI" w:eastAsia="Arial MT" w:hAnsi="Nirmala UI" w:cs="Nirmala UI"/>
+          <w:bCs/>
+          <w:kern w:val="0"/>
+          <w:sz w:val="19"/>
+          <w:szCs w:val="19"/>
           <w:lang w:val="en-US"/>
         </w:rPr>
         <w:t>ನಿಯೋಜಿಸಲಾದ</w:t>
@@ -9927,19 +9937,19 @@
           <w:rFonts w:ascii="Arial" w:eastAsia="Arial MT" w:hAnsi="Arial" w:cs="Arial"/>
           <w:bCs/>
           <w:kern w:val="0"/>
-          <w:sz w:val="20"/>
-          <w:szCs w:val="20"/>
-          <w:lang w:val="en-US"/>
-        </w:rPr>
-        <w:t xml:space="preserve"> </w:t>
-      </w:r>
-      <w:r>
-        <w:rPr>
-          <w:rFonts w:ascii="Nirmala UI" w:eastAsia="Arial MT" w:hAnsi="Nirmala UI" w:cs="Nirmala UI"/>
-          <w:bCs/>
-          <w:kern w:val="0"/>
-          <w:sz w:val="20"/>
-          <w:szCs w:val="20"/>
+          <w:sz w:val="19"/>
+          <w:szCs w:val="19"/>
+          <w:lang w:val="en-US"/>
+        </w:rPr>
+        <w:t xml:space="preserve"> </w:t>
+      </w:r>
+      <w:r>
+        <w:rPr>
+          <w:rFonts w:ascii="Nirmala UI" w:eastAsia="Arial MT" w:hAnsi="Nirmala UI" w:cs="Nirmala UI"/>
+          <w:bCs/>
+          <w:kern w:val="0"/>
+          <w:sz w:val="19"/>
+          <w:szCs w:val="19"/>
           <w:lang w:val="en-US"/>
         </w:rPr>
         <w:t>ಬಾಕಿಯಿರುವ</w:t>
@@ -9949,19 +9959,19 @@
           <w:rFonts w:ascii="Arial" w:eastAsia="Arial MT" w:hAnsi="Arial" w:cs="Arial"/>
           <w:bCs/>
           <w:kern w:val="0"/>
-          <w:sz w:val="20"/>
-          <w:szCs w:val="20"/>
-          <w:lang w:val="en-US"/>
-        </w:rPr>
-        <w:t xml:space="preserve"> </w:t>
-      </w:r>
-      <w:r>
-        <w:rPr>
-          <w:rFonts w:ascii="Nirmala UI" w:eastAsia="Arial MT" w:hAnsi="Nirmala UI" w:cs="Nirmala UI"/>
-          <w:bCs/>
-          <w:kern w:val="0"/>
-          <w:sz w:val="20"/>
-          <w:szCs w:val="20"/>
+          <w:sz w:val="19"/>
+          <w:szCs w:val="19"/>
+          <w:lang w:val="en-US"/>
+        </w:rPr>
+        <w:t xml:space="preserve"> </w:t>
+      </w:r>
+      <w:r>
+        <w:rPr>
+          <w:rFonts w:ascii="Nirmala UI" w:eastAsia="Arial MT" w:hAnsi="Nirmala UI" w:cs="Nirmala UI"/>
+          <w:bCs/>
+          <w:kern w:val="0"/>
+          <w:sz w:val="19"/>
+          <w:szCs w:val="19"/>
           <w:lang w:val="en-US"/>
         </w:rPr>
         <w:t>ಕಾರ್ಯಗಳನ್ನು</w:t>
@@ -9971,19 +9981,19 @@
           <w:rFonts w:ascii="Arial" w:eastAsia="Arial MT" w:hAnsi="Arial" w:cs="Arial"/>
           <w:bCs/>
           <w:kern w:val="0"/>
-          <w:sz w:val="20"/>
-          <w:szCs w:val="20"/>
-          <w:lang w:val="en-US"/>
-        </w:rPr>
-        <w:t xml:space="preserve"> </w:t>
-      </w:r>
-      <w:r>
-        <w:rPr>
-          <w:rFonts w:ascii="Nirmala UI" w:eastAsia="Arial MT" w:hAnsi="Nirmala UI" w:cs="Nirmala UI"/>
-          <w:bCs/>
-          <w:kern w:val="0"/>
-          <w:sz w:val="20"/>
-          <w:szCs w:val="20"/>
+          <w:sz w:val="19"/>
+          <w:szCs w:val="19"/>
+          <w:lang w:val="en-US"/>
+        </w:rPr>
+        <w:t xml:space="preserve"> </w:t>
+      </w:r>
+      <w:r>
+        <w:rPr>
+          <w:rFonts w:ascii="Nirmala UI" w:eastAsia="Arial MT" w:hAnsi="Nirmala UI" w:cs="Nirmala UI"/>
+          <w:bCs/>
+          <w:kern w:val="0"/>
+          <w:sz w:val="19"/>
+          <w:szCs w:val="19"/>
           <w:lang w:val="en-US"/>
         </w:rPr>
         <w:t>ಪೂರ್ಣಗೊಳಿಸಬೇಕು</w:t>
@@ -9993,19 +10003,19 @@
           <w:rFonts w:ascii="Arial" w:eastAsia="Arial MT" w:hAnsi="Arial" w:cs="Arial"/>
           <w:bCs/>
           <w:kern w:val="0"/>
-          <w:sz w:val="20"/>
-          <w:szCs w:val="20"/>
-          <w:lang w:val="en-US"/>
-        </w:rPr>
-        <w:t xml:space="preserve"> </w:t>
-      </w:r>
-      <w:r>
-        <w:rPr>
-          <w:rFonts w:ascii="Nirmala UI" w:eastAsia="Arial MT" w:hAnsi="Nirmala UI" w:cs="Nirmala UI"/>
-          <w:bCs/>
-          <w:kern w:val="0"/>
-          <w:sz w:val="20"/>
-          <w:szCs w:val="20"/>
+          <w:sz w:val="19"/>
+          <w:szCs w:val="19"/>
+          <w:lang w:val="en-US"/>
+        </w:rPr>
+        <w:t xml:space="preserve"> </w:t>
+      </w:r>
+      <w:r>
+        <w:rPr>
+          <w:rFonts w:ascii="Nirmala UI" w:eastAsia="Arial MT" w:hAnsi="Nirmala UI" w:cs="Nirmala UI"/>
+          <w:bCs/>
+          <w:kern w:val="0"/>
+          <w:sz w:val="19"/>
+          <w:szCs w:val="19"/>
           <w:lang w:val="en-US"/>
         </w:rPr>
         <w:t>ಮತ್ತು</w:t>
@@ -10015,19 +10025,19 @@
           <w:rFonts w:ascii="Arial" w:eastAsia="Arial MT" w:hAnsi="Arial" w:cs="Arial"/>
           <w:bCs/>
           <w:kern w:val="0"/>
-          <w:sz w:val="20"/>
-          <w:szCs w:val="20"/>
-          <w:lang w:val="en-US"/>
-        </w:rPr>
-        <w:t xml:space="preserve"> </w:t>
-      </w:r>
-      <w:r>
-        <w:rPr>
-          <w:rFonts w:ascii="Nirmala UI" w:eastAsia="Arial MT" w:hAnsi="Nirmala UI" w:cs="Nirmala UI"/>
-          <w:bCs/>
-          <w:kern w:val="0"/>
-          <w:sz w:val="20"/>
-          <w:szCs w:val="20"/>
+          <w:sz w:val="19"/>
+          <w:szCs w:val="19"/>
+          <w:lang w:val="en-US"/>
+        </w:rPr>
+        <w:t xml:space="preserve"> </w:t>
+      </w:r>
+      <w:r>
+        <w:rPr>
+          <w:rFonts w:ascii="Nirmala UI" w:eastAsia="Arial MT" w:hAnsi="Nirmala UI" w:cs="Nirmala UI"/>
+          <w:bCs/>
+          <w:kern w:val="0"/>
+          <w:sz w:val="19"/>
+          <w:szCs w:val="19"/>
           <w:lang w:val="en-US"/>
         </w:rPr>
         <w:t>ಸಂಬಂಧಿಸಿದ</w:t>
@@ -10037,19 +10047,19 @@
           <w:rFonts w:ascii="Arial" w:eastAsia="Arial MT" w:hAnsi="Arial" w:cs="Arial"/>
           <w:bCs/>
           <w:kern w:val="0"/>
-          <w:sz w:val="20"/>
-          <w:szCs w:val="20"/>
-          <w:lang w:val="en-US"/>
-        </w:rPr>
-        <w:t xml:space="preserve"> </w:t>
-      </w:r>
-      <w:r>
-        <w:rPr>
-          <w:rFonts w:ascii="Nirmala UI" w:eastAsia="Arial MT" w:hAnsi="Nirmala UI" w:cs="Nirmala UI"/>
-          <w:bCs/>
-          <w:kern w:val="0"/>
-          <w:sz w:val="20"/>
-          <w:szCs w:val="20"/>
+          <w:sz w:val="19"/>
+          <w:szCs w:val="19"/>
+          <w:lang w:val="en-US"/>
+        </w:rPr>
+        <w:t xml:space="preserve"> </w:t>
+      </w:r>
+      <w:r>
+        <w:rPr>
+          <w:rFonts w:ascii="Nirmala UI" w:eastAsia="Arial MT" w:hAnsi="Nirmala UI" w:cs="Nirmala UI"/>
+          <w:bCs/>
+          <w:kern w:val="0"/>
+          <w:sz w:val="19"/>
+          <w:szCs w:val="19"/>
           <w:lang w:val="en-US"/>
         </w:rPr>
         <w:t>ಎಲ್ಲಾ</w:t>
@@ -10059,19 +10069,19 @@
           <w:rFonts w:ascii="Arial" w:eastAsia="Arial MT" w:hAnsi="Arial" w:cs="Arial"/>
           <w:bCs/>
           <w:kern w:val="0"/>
-          <w:sz w:val="20"/>
-          <w:szCs w:val="20"/>
-          <w:lang w:val="en-US"/>
-        </w:rPr>
-        <w:t xml:space="preserve"> </w:t>
-      </w:r>
-      <w:r>
-        <w:rPr>
-          <w:rFonts w:ascii="Nirmala UI" w:eastAsia="Arial MT" w:hAnsi="Nirmala UI" w:cs="Nirmala UI"/>
-          <w:bCs/>
-          <w:kern w:val="0"/>
-          <w:sz w:val="20"/>
-          <w:szCs w:val="20"/>
+          <w:sz w:val="19"/>
+          <w:szCs w:val="19"/>
+          <w:lang w:val="en-US"/>
+        </w:rPr>
+        <w:t xml:space="preserve"> </w:t>
+      </w:r>
+      <w:r>
+        <w:rPr>
+          <w:rFonts w:ascii="Nirmala UI" w:eastAsia="Arial MT" w:hAnsi="Nirmala UI" w:cs="Nirmala UI"/>
+          <w:bCs/>
+          <w:kern w:val="0"/>
+          <w:sz w:val="19"/>
+          <w:szCs w:val="19"/>
           <w:lang w:val="en-US"/>
         </w:rPr>
         <w:t>ಪ್ರಶ್ನೆಗಳನ್ನು</w:t>
@@ -10081,19 +10091,19 @@
           <w:rFonts w:ascii="Arial" w:eastAsia="Arial MT" w:hAnsi="Arial" w:cs="Arial"/>
           <w:bCs/>
           <w:kern w:val="0"/>
-          <w:sz w:val="20"/>
-          <w:szCs w:val="20"/>
-          <w:lang w:val="en-US"/>
-        </w:rPr>
-        <w:t xml:space="preserve"> </w:t>
-      </w:r>
-      <w:r>
-        <w:rPr>
-          <w:rFonts w:ascii="Nirmala UI" w:eastAsia="Arial MT" w:hAnsi="Nirmala UI" w:cs="Nirmala UI"/>
-          <w:bCs/>
-          <w:kern w:val="0"/>
-          <w:sz w:val="20"/>
-          <w:szCs w:val="20"/>
+          <w:sz w:val="19"/>
+          <w:szCs w:val="19"/>
+          <w:lang w:val="en-US"/>
+        </w:rPr>
+        <w:t xml:space="preserve"> </w:t>
+      </w:r>
+      <w:r>
+        <w:rPr>
+          <w:rFonts w:ascii="Nirmala UI" w:eastAsia="Arial MT" w:hAnsi="Nirmala UI" w:cs="Nirmala UI"/>
+          <w:bCs/>
+          <w:kern w:val="0"/>
+          <w:sz w:val="19"/>
+          <w:szCs w:val="19"/>
           <w:lang w:val="en-US"/>
         </w:rPr>
         <w:t>ತೃಪ್ತಿಕರವಾಗಿ</w:t>
@@ -10103,19 +10113,19 @@
           <w:rFonts w:ascii="Arial" w:eastAsia="Arial MT" w:hAnsi="Arial" w:cs="Arial"/>
           <w:bCs/>
           <w:kern w:val="0"/>
-          <w:sz w:val="20"/>
-          <w:szCs w:val="20"/>
-          <w:lang w:val="en-US"/>
-        </w:rPr>
-        <w:t xml:space="preserve"> </w:t>
-      </w:r>
-      <w:r>
-        <w:rPr>
-          <w:rFonts w:ascii="Nirmala UI" w:eastAsia="Arial MT" w:hAnsi="Nirmala UI" w:cs="Nirmala UI"/>
-          <w:bCs/>
-          <w:kern w:val="0"/>
-          <w:sz w:val="20"/>
-          <w:szCs w:val="20"/>
+          <w:sz w:val="19"/>
+          <w:szCs w:val="19"/>
+          <w:lang w:val="en-US"/>
+        </w:rPr>
+        <w:t xml:space="preserve"> </w:t>
+      </w:r>
+      <w:r>
+        <w:rPr>
+          <w:rFonts w:ascii="Nirmala UI" w:eastAsia="Arial MT" w:hAnsi="Nirmala UI" w:cs="Nirmala UI"/>
+          <w:bCs/>
+          <w:kern w:val="0"/>
+          <w:sz w:val="19"/>
+          <w:szCs w:val="19"/>
           <w:lang w:val="en-US"/>
         </w:rPr>
         <w:t>ಪರಿಹರಿಸಬೇಕು</w:t>
@@ -10125,8 +10135,8 @@
           <w:rFonts w:ascii="Arial" w:eastAsia="Arial MT" w:hAnsi="Arial" w:cs="Arial"/>
           <w:bCs/>
           <w:kern w:val="0"/>
-          <w:sz w:val="20"/>
-          <w:szCs w:val="20"/>
+          <w:sz w:val="19"/>
+          <w:szCs w:val="19"/>
           <w:lang w:val="en-US"/>
         </w:rPr>
         <w:t xml:space="preserve">. </w:t>
@@ -10136,8 +10146,8 @@
           <w:rFonts w:ascii="Nirmala UI" w:eastAsia="Arial MT" w:hAnsi="Nirmala UI" w:cs="Nirmala UI"/>
           <w:bCs/>
           <w:kern w:val="0"/>
-          <w:sz w:val="20"/>
-          <w:szCs w:val="20"/>
+          <w:sz w:val="19"/>
+          <w:szCs w:val="19"/>
           <w:lang w:val="en-US"/>
         </w:rPr>
         <w:t>ನಿಮ್ಮ</w:t>
@@ -10147,19 +10157,19 @@
           <w:rFonts w:ascii="Arial" w:eastAsia="Arial MT" w:hAnsi="Arial" w:cs="Arial"/>
           <w:bCs/>
           <w:kern w:val="0"/>
-          <w:sz w:val="20"/>
-          <w:szCs w:val="20"/>
-          <w:lang w:val="en-US"/>
-        </w:rPr>
-        <w:t xml:space="preserve"> </w:t>
-      </w:r>
-      <w:r>
-        <w:rPr>
-          <w:rFonts w:ascii="Nirmala UI" w:eastAsia="Arial MT" w:hAnsi="Nirmala UI" w:cs="Nirmala UI"/>
-          <w:bCs/>
-          <w:kern w:val="0"/>
-          <w:sz w:val="20"/>
-          <w:szCs w:val="20"/>
+          <w:sz w:val="19"/>
+          <w:szCs w:val="19"/>
+          <w:lang w:val="en-US"/>
+        </w:rPr>
+        <w:t xml:space="preserve"> </w:t>
+      </w:r>
+      <w:r>
+        <w:rPr>
+          <w:rFonts w:ascii="Nirmala UI" w:eastAsia="Arial MT" w:hAnsi="Nirmala UI" w:cs="Nirmala UI"/>
+          <w:bCs/>
+          <w:kern w:val="0"/>
+          <w:sz w:val="19"/>
+          <w:szCs w:val="19"/>
           <w:lang w:val="en-US"/>
         </w:rPr>
         <w:t>ಕೆಲಸ</w:t>
@@ -10169,8 +10179,8 @@
           <w:rFonts w:ascii="Arial" w:eastAsia="Arial MT" w:hAnsi="Arial" w:cs="Arial"/>
           <w:bCs/>
           <w:kern w:val="0"/>
-          <w:sz w:val="20"/>
-          <w:szCs w:val="20"/>
+          <w:sz w:val="19"/>
+          <w:szCs w:val="19"/>
           <w:lang w:val="en-US"/>
         </w:rPr>
         <w:t xml:space="preserve">. </w:t>
@@ -10180,8 +10190,8 @@
           <w:rFonts w:ascii="Nirmala UI" w:eastAsia="Arial MT" w:hAnsi="Nirmala UI" w:cs="Nirmala UI"/>
           <w:bCs/>
           <w:kern w:val="0"/>
-          <w:sz w:val="20"/>
-          <w:szCs w:val="20"/>
+          <w:sz w:val="19"/>
+          <w:szCs w:val="19"/>
           <w:lang w:val="en-US"/>
         </w:rPr>
         <w:t>ನಿಮ್ಮ</w:t>
@@ -10191,19 +10201,19 @@
           <w:rFonts w:ascii="Arial" w:eastAsia="Arial MT" w:hAnsi="Arial" w:cs="Arial"/>
           <w:bCs/>
           <w:kern w:val="0"/>
-          <w:sz w:val="20"/>
-          <w:szCs w:val="20"/>
-          <w:lang w:val="en-US"/>
-        </w:rPr>
-        <w:t xml:space="preserve"> </w:t>
-      </w:r>
-      <w:r>
-        <w:rPr>
-          <w:rFonts w:ascii="Nirmala UI" w:eastAsia="Arial MT" w:hAnsi="Nirmala UI" w:cs="Nirmala UI"/>
-          <w:bCs/>
-          <w:kern w:val="0"/>
-          <w:sz w:val="20"/>
-          <w:szCs w:val="20"/>
+          <w:sz w:val="19"/>
+          <w:szCs w:val="19"/>
+          <w:lang w:val="en-US"/>
+        </w:rPr>
+        <w:t xml:space="preserve"> </w:t>
+      </w:r>
+      <w:r>
+        <w:rPr>
+          <w:rFonts w:ascii="Nirmala UI" w:eastAsia="Arial MT" w:hAnsi="Nirmala UI" w:cs="Nirmala UI"/>
+          <w:bCs/>
+          <w:kern w:val="0"/>
+          <w:sz w:val="19"/>
+          <w:szCs w:val="19"/>
           <w:lang w:val="en-US"/>
         </w:rPr>
         <w:t>ಮೇಲಧಿಕಾರಿಯಿಂದ</w:t>
@@ -10213,19 +10223,19 @@
           <w:rFonts w:ascii="Arial" w:eastAsia="Arial MT" w:hAnsi="Arial" w:cs="Arial"/>
           <w:bCs/>
           <w:kern w:val="0"/>
-          <w:sz w:val="20"/>
-          <w:szCs w:val="20"/>
-          <w:lang w:val="en-US"/>
-        </w:rPr>
-        <w:t xml:space="preserve"> </w:t>
-      </w:r>
-      <w:r>
-        <w:rPr>
-          <w:rFonts w:ascii="Nirmala UI" w:eastAsia="Arial MT" w:hAnsi="Nirmala UI" w:cs="Nirmala UI"/>
-          <w:bCs/>
-          <w:kern w:val="0"/>
-          <w:sz w:val="20"/>
-          <w:szCs w:val="20"/>
+          <w:sz w:val="19"/>
+          <w:szCs w:val="19"/>
+          <w:lang w:val="en-US"/>
+        </w:rPr>
+        <w:t xml:space="preserve"> </w:t>
+      </w:r>
+      <w:r>
+        <w:rPr>
+          <w:rFonts w:ascii="Nirmala UI" w:eastAsia="Arial MT" w:hAnsi="Nirmala UI" w:cs="Nirmala UI"/>
+          <w:bCs/>
+          <w:kern w:val="0"/>
+          <w:sz w:val="19"/>
+          <w:szCs w:val="19"/>
           <w:lang w:val="en-US"/>
         </w:rPr>
         <w:t>ಈ</w:t>
@@ -10235,19 +10245,19 @@
           <w:rFonts w:ascii="Arial" w:eastAsia="Arial MT" w:hAnsi="Arial" w:cs="Arial"/>
           <w:bCs/>
           <w:kern w:val="0"/>
-          <w:sz w:val="20"/>
-          <w:szCs w:val="20"/>
-          <w:lang w:val="en-US"/>
-        </w:rPr>
-        <w:t xml:space="preserve"> </w:t>
-      </w:r>
-      <w:r>
-        <w:rPr>
-          <w:rFonts w:ascii="Nirmala UI" w:eastAsia="Arial MT" w:hAnsi="Nirmala UI" w:cs="Nirmala UI"/>
-          <w:bCs/>
-          <w:kern w:val="0"/>
-          <w:sz w:val="20"/>
-          <w:szCs w:val="20"/>
+          <w:sz w:val="19"/>
+          <w:szCs w:val="19"/>
+          <w:lang w:val="en-US"/>
+        </w:rPr>
+        <w:t xml:space="preserve"> </w:t>
+      </w:r>
+      <w:r>
+        <w:rPr>
+          <w:rFonts w:ascii="Nirmala UI" w:eastAsia="Arial MT" w:hAnsi="Nirmala UI" w:cs="Nirmala UI"/>
+          <w:bCs/>
+          <w:kern w:val="0"/>
+          <w:sz w:val="19"/>
+          <w:szCs w:val="19"/>
           <w:lang w:val="en-US"/>
         </w:rPr>
         <w:t>ಉದ್ದೇಶಕ್ಕಾಗಿ</w:t>
@@ -10257,19 +10267,19 @@
           <w:rFonts w:ascii="Arial" w:eastAsia="Arial MT" w:hAnsi="Arial" w:cs="Arial"/>
           <w:bCs/>
           <w:kern w:val="0"/>
-          <w:sz w:val="20"/>
-          <w:szCs w:val="20"/>
-          <w:lang w:val="en-US"/>
-        </w:rPr>
-        <w:t xml:space="preserve"> </w:t>
-      </w:r>
-      <w:r>
-        <w:rPr>
-          <w:rFonts w:ascii="Nirmala UI" w:eastAsia="Arial MT" w:hAnsi="Nirmala UI" w:cs="Nirmala UI"/>
-          <w:bCs/>
-          <w:kern w:val="0"/>
-          <w:sz w:val="20"/>
-          <w:szCs w:val="20"/>
+          <w:sz w:val="19"/>
+          <w:szCs w:val="19"/>
+          <w:lang w:val="en-US"/>
+        </w:rPr>
+        <w:t xml:space="preserve"> </w:t>
+      </w:r>
+      <w:r>
+        <w:rPr>
+          <w:rFonts w:ascii="Nirmala UI" w:eastAsia="Arial MT" w:hAnsi="Nirmala UI" w:cs="Nirmala UI"/>
+          <w:bCs/>
+          <w:kern w:val="0"/>
+          <w:sz w:val="19"/>
+          <w:szCs w:val="19"/>
           <w:lang w:val="en-US"/>
         </w:rPr>
         <w:t>ನಿಯೋಜಿಸಲಾದ</w:t>
@@ -10279,19 +10289,19 @@
           <w:rFonts w:ascii="Arial" w:eastAsia="Arial MT" w:hAnsi="Arial" w:cs="Arial"/>
           <w:bCs/>
           <w:kern w:val="0"/>
-          <w:sz w:val="20"/>
-          <w:szCs w:val="20"/>
-          <w:lang w:val="en-US"/>
-        </w:rPr>
-        <w:t xml:space="preserve"> </w:t>
-      </w:r>
-      <w:r>
-        <w:rPr>
-          <w:rFonts w:ascii="Nirmala UI" w:eastAsia="Arial MT" w:hAnsi="Nirmala UI" w:cs="Nirmala UI"/>
-          <w:bCs/>
-          <w:kern w:val="0"/>
-          <w:sz w:val="20"/>
-          <w:szCs w:val="20"/>
+          <w:sz w:val="19"/>
+          <w:szCs w:val="19"/>
+          <w:lang w:val="en-US"/>
+        </w:rPr>
+        <w:t xml:space="preserve"> </w:t>
+      </w:r>
+      <w:r>
+        <w:rPr>
+          <w:rFonts w:ascii="Nirmala UI" w:eastAsia="Arial MT" w:hAnsi="Nirmala UI" w:cs="Nirmala UI"/>
+          <w:bCs/>
+          <w:kern w:val="0"/>
+          <w:sz w:val="19"/>
+          <w:szCs w:val="19"/>
           <w:lang w:val="en-US"/>
         </w:rPr>
         <w:t>ವ್ಯಕ್ತಿಗೆ</w:t>
@@ -10301,19 +10311,19 @@
           <w:rFonts w:ascii="Arial" w:eastAsia="Arial MT" w:hAnsi="Arial" w:cs="Arial"/>
           <w:bCs/>
           <w:kern w:val="0"/>
-          <w:sz w:val="20"/>
-          <w:szCs w:val="20"/>
-          <w:lang w:val="en-US"/>
-        </w:rPr>
-        <w:t xml:space="preserve"> </w:t>
-      </w:r>
-      <w:r>
-        <w:rPr>
-          <w:rFonts w:ascii="Nirmala UI" w:eastAsia="Arial MT" w:hAnsi="Nirmala UI" w:cs="Nirmala UI"/>
-          <w:bCs/>
-          <w:kern w:val="0"/>
-          <w:sz w:val="20"/>
-          <w:szCs w:val="20"/>
+          <w:sz w:val="19"/>
+          <w:szCs w:val="19"/>
+          <w:lang w:val="en-US"/>
+        </w:rPr>
+        <w:t xml:space="preserve"> </w:t>
+      </w:r>
+      <w:r>
+        <w:rPr>
+          <w:rFonts w:ascii="Nirmala UI" w:eastAsia="Arial MT" w:hAnsi="Nirmala UI" w:cs="Nirmala UI"/>
+          <w:bCs/>
+          <w:kern w:val="0"/>
+          <w:sz w:val="19"/>
+          <w:szCs w:val="19"/>
           <w:lang w:val="en-US"/>
         </w:rPr>
         <w:t>ನೀವು</w:t>
@@ -10323,8 +10333,8 @@
           <w:rFonts w:ascii="Arial" w:eastAsia="Arial MT" w:hAnsi="Arial" w:cs="Arial"/>
           <w:bCs/>
           <w:kern w:val="0"/>
-          <w:sz w:val="20"/>
-          <w:szCs w:val="20"/>
+          <w:sz w:val="19"/>
+          <w:szCs w:val="19"/>
           <w:lang w:val="en-US"/>
         </w:rPr>
         <w:t xml:space="preserve"> ToK (</w:t>
@@ -10334,8 +10344,8 @@
           <w:rFonts w:ascii="Nirmala UI" w:eastAsia="Arial MT" w:hAnsi="Nirmala UI" w:cs="Nirmala UI"/>
           <w:bCs/>
           <w:kern w:val="0"/>
-          <w:sz w:val="20"/>
-          <w:szCs w:val="20"/>
+          <w:sz w:val="19"/>
+          <w:szCs w:val="19"/>
           <w:lang w:val="en-US"/>
         </w:rPr>
         <w:t>ಜ್ಞಾನದ</w:t>
@@ -10345,19 +10355,19 @@
           <w:rFonts w:ascii="Arial" w:eastAsia="Arial MT" w:hAnsi="Arial" w:cs="Arial"/>
           <w:bCs/>
           <w:kern w:val="0"/>
-          <w:sz w:val="20"/>
-          <w:szCs w:val="20"/>
-          <w:lang w:val="en-US"/>
-        </w:rPr>
-        <w:t xml:space="preserve"> </w:t>
-      </w:r>
-      <w:r>
-        <w:rPr>
-          <w:rFonts w:ascii="Nirmala UI" w:eastAsia="Arial MT" w:hAnsi="Nirmala UI" w:cs="Nirmala UI"/>
-          <w:bCs/>
-          <w:kern w:val="0"/>
-          <w:sz w:val="20"/>
-          <w:szCs w:val="20"/>
+          <w:sz w:val="19"/>
+          <w:szCs w:val="19"/>
+          <w:lang w:val="en-US"/>
+        </w:rPr>
+        <w:t xml:space="preserve"> </w:t>
+      </w:r>
+      <w:r>
+        <w:rPr>
+          <w:rFonts w:ascii="Nirmala UI" w:eastAsia="Arial MT" w:hAnsi="Nirmala UI" w:cs="Nirmala UI"/>
+          <w:bCs/>
+          <w:kern w:val="0"/>
+          <w:sz w:val="19"/>
+          <w:szCs w:val="19"/>
           <w:lang w:val="en-US"/>
         </w:rPr>
         <w:t>ವರ್ಗಾವಣೆ</w:t>
@@ -10367,8 +10377,8 @@
           <w:rFonts w:ascii="Arial" w:eastAsia="Arial MT" w:hAnsi="Arial" w:cs="Arial"/>
           <w:bCs/>
           <w:kern w:val="0"/>
-          <w:sz w:val="20"/>
-          <w:szCs w:val="20"/>
+          <w:sz w:val="19"/>
+          <w:szCs w:val="19"/>
           <w:lang w:val="en-US"/>
         </w:rPr>
         <w:t xml:space="preserve">) </w:t>
@@ -10378,8 +10388,8 @@
           <w:rFonts w:ascii="Nirmala UI" w:eastAsia="Arial MT" w:hAnsi="Nirmala UI" w:cs="Nirmala UI"/>
           <w:bCs/>
           <w:kern w:val="0"/>
-          <w:sz w:val="20"/>
-          <w:szCs w:val="20"/>
+          <w:sz w:val="19"/>
+          <w:szCs w:val="19"/>
           <w:lang w:val="en-US"/>
         </w:rPr>
         <w:t>ಅನ್ನು</w:t>
@@ -10389,19 +10399,19 @@
           <w:rFonts w:ascii="Arial" w:eastAsia="Arial MT" w:hAnsi="Arial" w:cs="Arial"/>
           <w:bCs/>
           <w:kern w:val="0"/>
-          <w:sz w:val="20"/>
-          <w:szCs w:val="20"/>
-          <w:lang w:val="en-US"/>
-        </w:rPr>
-        <w:t xml:space="preserve"> </w:t>
-      </w:r>
-      <w:r>
-        <w:rPr>
-          <w:rFonts w:ascii="Nirmala UI" w:eastAsia="Arial MT" w:hAnsi="Nirmala UI" w:cs="Nirmala UI"/>
-          <w:bCs/>
-          <w:kern w:val="0"/>
-          <w:sz w:val="20"/>
-          <w:szCs w:val="20"/>
+          <w:sz w:val="19"/>
+          <w:szCs w:val="19"/>
+          <w:lang w:val="en-US"/>
+        </w:rPr>
+        <w:t xml:space="preserve"> </w:t>
+      </w:r>
+      <w:r>
+        <w:rPr>
+          <w:rFonts w:ascii="Nirmala UI" w:eastAsia="Arial MT" w:hAnsi="Nirmala UI" w:cs="Nirmala UI"/>
+          <w:bCs/>
+          <w:kern w:val="0"/>
+          <w:sz w:val="19"/>
+          <w:szCs w:val="19"/>
           <w:lang w:val="en-US"/>
         </w:rPr>
         <w:t>ಸಹ</w:t>
@@ -10411,19 +10421,19 @@
           <w:rFonts w:ascii="Arial" w:eastAsia="Arial MT" w:hAnsi="Arial" w:cs="Arial"/>
           <w:bCs/>
           <w:kern w:val="0"/>
-          <w:sz w:val="20"/>
-          <w:szCs w:val="20"/>
-          <w:lang w:val="en-US"/>
-        </w:rPr>
-        <w:t xml:space="preserve"> </w:t>
-      </w:r>
-      <w:r>
-        <w:rPr>
-          <w:rFonts w:ascii="Nirmala UI" w:eastAsia="Arial MT" w:hAnsi="Nirmala UI" w:cs="Nirmala UI"/>
-          <w:bCs/>
-          <w:kern w:val="0"/>
-          <w:sz w:val="20"/>
-          <w:szCs w:val="20"/>
+          <w:sz w:val="19"/>
+          <w:szCs w:val="19"/>
+          <w:lang w:val="en-US"/>
+        </w:rPr>
+        <w:t xml:space="preserve"> </w:t>
+      </w:r>
+      <w:r>
+        <w:rPr>
+          <w:rFonts w:ascii="Nirmala UI" w:eastAsia="Arial MT" w:hAnsi="Nirmala UI" w:cs="Nirmala UI"/>
+          <w:bCs/>
+          <w:kern w:val="0"/>
+          <w:sz w:val="19"/>
+          <w:szCs w:val="19"/>
           <w:lang w:val="en-US"/>
         </w:rPr>
         <w:t>ಪೂರ್ಣಗೊಳಿಸಬೇಕಾಗುತ್ತದೆ</w:t>
@@ -10433,8 +10443,8 @@
           <w:rFonts w:ascii="Arial" w:eastAsia="Arial MT" w:hAnsi="Arial" w:cs="Arial"/>
           <w:bCs/>
           <w:kern w:val="0"/>
-          <w:sz w:val="20"/>
-          <w:szCs w:val="20"/>
+          <w:sz w:val="19"/>
+          <w:szCs w:val="19"/>
           <w:lang w:val="en-US"/>
         </w:rPr>
         <w:t xml:space="preserve">. </w:t>
@@ -10444,8 +10454,8 @@
           <w:rFonts w:ascii="Nirmala UI" w:eastAsia="Arial MT" w:hAnsi="Nirmala UI" w:cs="Nirmala UI"/>
           <w:bCs/>
           <w:kern w:val="0"/>
-          <w:sz w:val="20"/>
-          <w:szCs w:val="20"/>
+          <w:sz w:val="19"/>
+          <w:szCs w:val="19"/>
           <w:lang w:val="en-US"/>
         </w:rPr>
         <w:t>ನೀವು</w:t>
@@ -10455,19 +10465,19 @@
           <w:rFonts w:ascii="Arial" w:eastAsia="Arial MT" w:hAnsi="Arial" w:cs="Arial"/>
           <w:bCs/>
           <w:kern w:val="0"/>
-          <w:sz w:val="20"/>
-          <w:szCs w:val="20"/>
-          <w:lang w:val="en-US"/>
-        </w:rPr>
-        <w:t xml:space="preserve"> </w:t>
-      </w:r>
-      <w:r>
-        <w:rPr>
-          <w:rFonts w:ascii="Nirmala UI" w:eastAsia="Arial MT" w:hAnsi="Nirmala UI" w:cs="Nirmala UI"/>
-          <w:bCs/>
-          <w:kern w:val="0"/>
-          <w:sz w:val="20"/>
-          <w:szCs w:val="20"/>
+          <w:sz w:val="19"/>
+          <w:szCs w:val="19"/>
+          <w:lang w:val="en-US"/>
+        </w:rPr>
+        <w:t xml:space="preserve"> </w:t>
+      </w:r>
+      <w:r>
+        <w:rPr>
+          <w:rFonts w:ascii="Nirmala UI" w:eastAsia="Arial MT" w:hAnsi="Nirmala UI" w:cs="Nirmala UI"/>
+          <w:bCs/>
+          <w:kern w:val="0"/>
+          <w:sz w:val="19"/>
+          <w:szCs w:val="19"/>
           <w:lang w:val="en-US"/>
         </w:rPr>
         <w:t>ಹಾಗೆ</w:t>
@@ -10477,19 +10487,19 @@
           <w:rFonts w:ascii="Arial" w:eastAsia="Arial MT" w:hAnsi="Arial" w:cs="Arial"/>
           <w:bCs/>
           <w:kern w:val="0"/>
-          <w:sz w:val="20"/>
-          <w:szCs w:val="20"/>
-          <w:lang w:val="en-US"/>
-        </w:rPr>
-        <w:t xml:space="preserve"> </w:t>
-      </w:r>
-      <w:r>
-        <w:rPr>
-          <w:rFonts w:ascii="Nirmala UI" w:eastAsia="Arial MT" w:hAnsi="Nirmala UI" w:cs="Nirmala UI"/>
-          <w:bCs/>
-          <w:kern w:val="0"/>
-          <w:sz w:val="20"/>
-          <w:szCs w:val="20"/>
+          <w:sz w:val="19"/>
+          <w:szCs w:val="19"/>
+          <w:lang w:val="en-US"/>
+        </w:rPr>
+        <w:t xml:space="preserve"> </w:t>
+      </w:r>
+      <w:r>
+        <w:rPr>
+          <w:rFonts w:ascii="Nirmala UI" w:eastAsia="Arial MT" w:hAnsi="Nirmala UI" w:cs="Nirmala UI"/>
+          <w:bCs/>
+          <w:kern w:val="0"/>
+          <w:sz w:val="19"/>
+          <w:szCs w:val="19"/>
           <w:lang w:val="en-US"/>
         </w:rPr>
         <w:t>ಮಾಡಲು</w:t>
@@ -10499,19 +10509,19 @@
           <w:rFonts w:ascii="Arial" w:eastAsia="Arial MT" w:hAnsi="Arial" w:cs="Arial"/>
           <w:bCs/>
           <w:kern w:val="0"/>
-          <w:sz w:val="20"/>
-          <w:szCs w:val="20"/>
-          <w:lang w:val="en-US"/>
-        </w:rPr>
-        <w:t xml:space="preserve"> </w:t>
-      </w:r>
-      <w:r>
-        <w:rPr>
-          <w:rFonts w:ascii="Nirmala UI" w:eastAsia="Arial MT" w:hAnsi="Nirmala UI" w:cs="Nirmala UI"/>
-          <w:bCs/>
-          <w:kern w:val="0"/>
-          <w:sz w:val="20"/>
-          <w:szCs w:val="20"/>
+          <w:sz w:val="19"/>
+          <w:szCs w:val="19"/>
+          <w:lang w:val="en-US"/>
+        </w:rPr>
+        <w:t xml:space="preserve"> </w:t>
+      </w:r>
+      <w:r>
+        <w:rPr>
+          <w:rFonts w:ascii="Nirmala UI" w:eastAsia="Arial MT" w:hAnsi="Nirmala UI" w:cs="Nirmala UI"/>
+          <w:bCs/>
+          <w:kern w:val="0"/>
+          <w:sz w:val="19"/>
+          <w:szCs w:val="19"/>
           <w:lang w:val="en-US"/>
         </w:rPr>
         <w:t>ವಿಫಲವಾದಲ್ಲಿ</w:t>
@@ -10521,8 +10531,8 @@
           <w:rFonts w:ascii="Arial" w:eastAsia="Arial MT" w:hAnsi="Arial" w:cs="Arial"/>
           <w:bCs/>
           <w:kern w:val="0"/>
-          <w:sz w:val="20"/>
-          <w:szCs w:val="20"/>
+          <w:sz w:val="19"/>
+          <w:szCs w:val="19"/>
           <w:lang w:val="en-US"/>
         </w:rPr>
         <w:t xml:space="preserve">, </w:t>
@@ -10532,8 +10542,8 @@
           <w:rFonts w:ascii="Nirmala UI" w:eastAsia="Arial MT" w:hAnsi="Nirmala UI" w:cs="Nirmala UI"/>
           <w:bCs/>
           <w:kern w:val="0"/>
-          <w:sz w:val="20"/>
-          <w:szCs w:val="20"/>
+          <w:sz w:val="19"/>
+          <w:szCs w:val="19"/>
           <w:lang w:val="en-US"/>
         </w:rPr>
         <w:t>ನಿಮ್ಮ</w:t>
@@ -10543,19 +10553,19 @@
           <w:rFonts w:ascii="Arial" w:eastAsia="Arial MT" w:hAnsi="Arial" w:cs="Arial"/>
           <w:bCs/>
           <w:kern w:val="0"/>
-          <w:sz w:val="20"/>
-          <w:szCs w:val="20"/>
-          <w:lang w:val="en-US"/>
-        </w:rPr>
-        <w:t xml:space="preserve"> </w:t>
-      </w:r>
-      <w:r>
-        <w:rPr>
-          <w:rFonts w:ascii="Nirmala UI" w:eastAsia="Arial MT" w:hAnsi="Nirmala UI" w:cs="Nirmala UI"/>
-          <w:bCs/>
-          <w:kern w:val="0"/>
-          <w:sz w:val="20"/>
-          <w:szCs w:val="20"/>
+          <w:sz w:val="19"/>
+          <w:szCs w:val="19"/>
+          <w:lang w:val="en-US"/>
+        </w:rPr>
+        <w:t xml:space="preserve"> </w:t>
+      </w:r>
+      <w:r>
+        <w:rPr>
+          <w:rFonts w:ascii="Nirmala UI" w:eastAsia="Arial MT" w:hAnsi="Nirmala UI" w:cs="Nirmala UI"/>
+          <w:bCs/>
+          <w:kern w:val="0"/>
+          <w:sz w:val="19"/>
+          <w:szCs w:val="19"/>
           <w:lang w:val="en-US"/>
         </w:rPr>
         <w:t>ರಾಜೀನಾಮೆಯನ್ನು</w:t>
@@ -10565,19 +10575,19 @@
           <w:rFonts w:ascii="Arial" w:eastAsia="Arial MT" w:hAnsi="Arial" w:cs="Arial"/>
           <w:bCs/>
           <w:kern w:val="0"/>
-          <w:sz w:val="20"/>
-          <w:szCs w:val="20"/>
-          <w:lang w:val="en-US"/>
-        </w:rPr>
-        <w:t xml:space="preserve"> </w:t>
-      </w:r>
-      <w:r>
-        <w:rPr>
-          <w:rFonts w:ascii="Nirmala UI" w:eastAsia="Arial MT" w:hAnsi="Nirmala UI" w:cs="Nirmala UI"/>
-          <w:bCs/>
-          <w:kern w:val="0"/>
-          <w:sz w:val="20"/>
-          <w:szCs w:val="20"/>
+          <w:sz w:val="19"/>
+          <w:szCs w:val="19"/>
+          <w:lang w:val="en-US"/>
+        </w:rPr>
+        <w:t xml:space="preserve"> </w:t>
+      </w:r>
+      <w:r>
+        <w:rPr>
+          <w:rFonts w:ascii="Nirmala UI" w:eastAsia="Arial MT" w:hAnsi="Nirmala UI" w:cs="Nirmala UI"/>
+          <w:bCs/>
+          <w:kern w:val="0"/>
+          <w:sz w:val="19"/>
+          <w:szCs w:val="19"/>
           <w:lang w:val="en-US"/>
         </w:rPr>
         <w:t>ಅಂಗೀಕರಿಸಲಾಗುವುದಿಲ್ಲ</w:t>
@@ -10587,19 +10597,19 @@
           <w:rFonts w:ascii="Arial" w:eastAsia="Arial MT" w:hAnsi="Arial" w:cs="Arial"/>
           <w:bCs/>
           <w:kern w:val="0"/>
-          <w:sz w:val="20"/>
-          <w:szCs w:val="20"/>
-          <w:lang w:val="en-US"/>
-        </w:rPr>
-        <w:t xml:space="preserve"> </w:t>
-      </w:r>
-      <w:r>
-        <w:rPr>
-          <w:rFonts w:ascii="Nirmala UI" w:eastAsia="Arial MT" w:hAnsi="Nirmala UI" w:cs="Nirmala UI"/>
-          <w:bCs/>
-          <w:kern w:val="0"/>
-          <w:sz w:val="20"/>
-          <w:szCs w:val="20"/>
+          <w:sz w:val="19"/>
+          <w:szCs w:val="19"/>
+          <w:lang w:val="en-US"/>
+        </w:rPr>
+        <w:t xml:space="preserve"> </w:t>
+      </w:r>
+      <w:r>
+        <w:rPr>
+          <w:rFonts w:ascii="Nirmala UI" w:eastAsia="Arial MT" w:hAnsi="Nirmala UI" w:cs="Nirmala UI"/>
+          <w:bCs/>
+          <w:kern w:val="0"/>
+          <w:sz w:val="19"/>
+          <w:szCs w:val="19"/>
           <w:lang w:val="en-US"/>
         </w:rPr>
         <w:t>ಮತ್ತು</w:t>
@@ -10609,19 +10619,19 @@
           <w:rFonts w:ascii="Arial" w:eastAsia="Arial MT" w:hAnsi="Arial" w:cs="Arial"/>
           <w:bCs/>
           <w:kern w:val="0"/>
-          <w:sz w:val="20"/>
-          <w:szCs w:val="20"/>
-          <w:lang w:val="en-US"/>
-        </w:rPr>
-        <w:t xml:space="preserve"> </w:t>
-      </w:r>
-      <w:r>
-        <w:rPr>
-          <w:rFonts w:ascii="Nirmala UI" w:eastAsia="Arial MT" w:hAnsi="Nirmala UI" w:cs="Nirmala UI"/>
-          <w:bCs/>
-          <w:kern w:val="0"/>
-          <w:sz w:val="20"/>
-          <w:szCs w:val="20"/>
+          <w:sz w:val="19"/>
+          <w:szCs w:val="19"/>
+          <w:lang w:val="en-US"/>
+        </w:rPr>
+        <w:t xml:space="preserve"> </w:t>
+      </w:r>
+      <w:r>
+        <w:rPr>
+          <w:rFonts w:ascii="Nirmala UI" w:eastAsia="Arial MT" w:hAnsi="Nirmala UI" w:cs="Nirmala UI"/>
+          <w:bCs/>
+          <w:kern w:val="0"/>
+          <w:sz w:val="19"/>
+          <w:szCs w:val="19"/>
           <w:lang w:val="en-US"/>
         </w:rPr>
         <w:t>ನಿಮ್ಮನ್ನು</w:t>
@@ -10631,19 +10641,19 @@
           <w:rFonts w:ascii="Arial" w:eastAsia="Arial MT" w:hAnsi="Arial" w:cs="Arial"/>
           <w:bCs/>
           <w:kern w:val="0"/>
-          <w:sz w:val="20"/>
-          <w:szCs w:val="20"/>
-          <w:lang w:val="en-US"/>
-        </w:rPr>
-        <w:t xml:space="preserve"> </w:t>
-      </w:r>
-      <w:r>
-        <w:rPr>
-          <w:rFonts w:ascii="Nirmala UI" w:eastAsia="Arial MT" w:hAnsi="Nirmala UI" w:cs="Nirmala UI"/>
-          <w:bCs/>
-          <w:kern w:val="0"/>
-          <w:sz w:val="20"/>
-          <w:szCs w:val="20"/>
+          <w:sz w:val="19"/>
+          <w:szCs w:val="19"/>
+          <w:lang w:val="en-US"/>
+        </w:rPr>
+        <w:t xml:space="preserve"> </w:t>
+      </w:r>
+      <w:r>
+        <w:rPr>
+          <w:rFonts w:ascii="Nirmala UI" w:eastAsia="Arial MT" w:hAnsi="Nirmala UI" w:cs="Nirmala UI"/>
+          <w:bCs/>
+          <w:kern w:val="0"/>
+          <w:sz w:val="19"/>
+          <w:szCs w:val="19"/>
           <w:lang w:val="en-US"/>
         </w:rPr>
         <w:t>ಸೇವೆಯಿಂದ</w:t>
@@ -10653,19 +10663,19 @@
           <w:rFonts w:ascii="Arial" w:eastAsia="Arial MT" w:hAnsi="Arial" w:cs="Arial"/>
           <w:bCs/>
           <w:kern w:val="0"/>
-          <w:sz w:val="20"/>
-          <w:szCs w:val="20"/>
-          <w:lang w:val="en-US"/>
-        </w:rPr>
-        <w:t xml:space="preserve"> </w:t>
-      </w:r>
-      <w:r>
-        <w:rPr>
-          <w:rFonts w:ascii="Nirmala UI" w:eastAsia="Arial MT" w:hAnsi="Nirmala UI" w:cs="Nirmala UI"/>
-          <w:bCs/>
-          <w:kern w:val="0"/>
-          <w:sz w:val="20"/>
-          <w:szCs w:val="20"/>
+          <w:sz w:val="19"/>
+          <w:szCs w:val="19"/>
+          <w:lang w:val="en-US"/>
+        </w:rPr>
+        <w:t xml:space="preserve"> </w:t>
+      </w:r>
+      <w:r>
+        <w:rPr>
+          <w:rFonts w:ascii="Nirmala UI" w:eastAsia="Arial MT" w:hAnsi="Nirmala UI" w:cs="Nirmala UI"/>
+          <w:bCs/>
+          <w:kern w:val="0"/>
+          <w:sz w:val="19"/>
+          <w:szCs w:val="19"/>
           <w:lang w:val="en-US"/>
         </w:rPr>
         <w:t>ಮುಕ್ತಗೊಳಿಸಲಾಗುವುದಿಲ್ಲ</w:t>
@@ -10675,8 +10685,8 @@
           <w:rFonts w:ascii="Arial" w:eastAsia="Arial MT" w:hAnsi="Arial" w:cs="Arial"/>
           <w:bCs/>
           <w:kern w:val="0"/>
-          <w:sz w:val="20"/>
-          <w:szCs w:val="20"/>
+          <w:sz w:val="19"/>
+          <w:szCs w:val="19"/>
           <w:lang w:val="en-US"/>
         </w:rPr>
         <w:t>.</w:t>
@@ -10773,6 +10783,72 @@
     </w:p>
     <w:p>
       <w:pPr>
+        <w:pStyle w:val="ListParagraph"/>
+        <w:widowControl w:val="0"/>
+        <w:autoSpaceDE w:val="0"/>
+        <w:autoSpaceDN w:val="0"/>
+        <w:spacing w:after="0" w:line="240" w:lineRule="auto"/>
+        <w:ind w:left="1134"/>
+        <w:jc w:val="both"/>
+        <w:rPr>
+          <w:rFonts w:ascii="Arial" w:eastAsia="Arial MT" w:hAnsi="Arial" w:cs="Arial"/>
+          <w:kern w:val="0"/>
+          <w:sz w:val="20"/>
+          <w:szCs w:val="20"/>
+          <w:lang w:val="en-US"/>
+        </w:rPr>
+      </w:pPr>
+    </w:p>
+    <w:p>
+      <w:pPr>
+        <w:widowControl w:val="0"/>
+        <w:autoSpaceDE w:val="0"/>
+        <w:autoSpaceDN w:val="0"/>
+        <w:spacing w:after="0" w:line="240" w:lineRule="auto"/>
+        <w:jc w:val="both"/>
+        <w:rPr>
+          <w:rFonts w:ascii="Arial" w:eastAsia="Arial MT" w:hAnsi="Arial" w:cs="Arial"/>
+          <w:kern w:val="0"/>
+          <w:sz w:val="20"/>
+          <w:szCs w:val="20"/>
+          <w:lang w:val="en-US"/>
+        </w:rPr>
+      </w:pPr>
+    </w:p>
+    <w:p>
+      <w:pPr>
+        <w:widowControl w:val="0"/>
+        <w:autoSpaceDE w:val="0"/>
+        <w:autoSpaceDN w:val="0"/>
+        <w:spacing w:after="0" w:line="240" w:lineRule="auto"/>
+        <w:jc w:val="both"/>
+        <w:rPr>
+          <w:rFonts w:ascii="Arial" w:eastAsia="Arial MT" w:hAnsi="Arial" w:cs="Arial"/>
+          <w:kern w:val="0"/>
+          <w:sz w:val="20"/>
+          <w:szCs w:val="20"/>
+          <w:lang w:val="en-US"/>
+        </w:rPr>
+      </w:pPr>
+    </w:p>
+    <w:p>
+      <w:pPr>
+        <w:widowControl w:val="0"/>
+        <w:autoSpaceDE w:val="0"/>
+        <w:autoSpaceDN w:val="0"/>
+        <w:spacing w:after="0" w:line="240" w:lineRule="auto"/>
+        <w:jc w:val="both"/>
+        <w:rPr>
+          <w:rFonts w:ascii="Arial" w:eastAsia="Arial MT" w:hAnsi="Arial" w:cs="Arial"/>
+          <w:kern w:val="0"/>
+          <w:sz w:val="20"/>
+          <w:szCs w:val="20"/>
+          <w:lang w:val="en-US"/>
+        </w:rPr>
+      </w:pPr>
+    </w:p>
+    <w:p>
+      <w:pPr>
         <w:widowControl w:val="0"/>
         <w:autoSpaceDE w:val="0"/>
         <w:autoSpaceDN w:val="0"/>
@@ -10824,13 +10900,64 @@
         <w:autoSpaceDN w:val="0"/>
         <w:spacing w:after="0" w:line="240" w:lineRule="auto"/>
         <w:rPr>
+          <w:rFonts w:ascii="Arial" w:eastAsia="Arial MT" w:hAnsi="Arial" w:cs="Arial"/>
+          <w:b/>
+          <w:kern w:val="0"/>
+          <w:sz w:val="20"/>
+          <w:szCs w:val="20"/>
+          <w:lang w:val="en-US"/>
+        </w:rPr>
+      </w:pPr>
+      <w:r>
+        <w:rPr>
+          <w:rFonts w:ascii="Nirmala UI" w:eastAsia="Times New Roman" w:hAnsi="Nirmala UI" w:cs="Nirmala UI"/>
+          <w:kern w:val="0"/>
+          <w:sz w:val="20"/>
+          <w:szCs w:val="20"/>
+          <w:lang w:val="en-GB" w:eastAsia="en-GB" w:bidi="hi-IN"/>
+        </w:rPr>
+        <w:t>Ms/</w:t>
+      </w:r>
+      <w:r>
+        <w:rPr>
+          <w:rFonts w:ascii="Nirmala UI" w:eastAsia="Arial MT" w:hAnsi="Nirmala UI" w:cs="Nirmala UI" w:hint="cs"/>
+          <w:kern w:val="0"/>
+          <w:sz w:val="20"/>
+          <w:szCs w:val="20"/>
+          <w:lang w:val="en-US"/>
+        </w:rPr>
+        <w:t>ಕು</w:t>
+      </w:r>
+      <w:r>
+        <w:rPr>
           <w:rFonts w:ascii="Arial MT" w:eastAsia="Arial MT" w:hAnsi="Arial MT" w:cs="Arial MT"/>
           <w:kern w:val="0"/>
           <w:sz w:val="20"/>
           <w:szCs w:val="20"/>
           <w:lang w:val="en-US"/>
         </w:rPr>
-      </w:pPr>
+        <w:t xml:space="preserve"> {{employee_name}}</w:t>
+      </w:r>
+      <w:r>
+        <w:rPr>
+          <w:rFonts w:ascii="Nirmala UI" w:eastAsia="Times New Roman" w:hAnsi="Nirmala UI" w:cs="Nirmala UI"/>
+          <w:kern w:val="0"/>
+          <w:sz w:val="20"/>
+          <w:szCs w:val="20"/>
+          <w:lang w:val="en-GB" w:eastAsia="en-GB" w:bidi="hi-IN"/>
+        </w:rPr>
+        <w:br/>
+      </w:r>
+      <w:r>
+        <w:rPr>
+          <w:rFonts w:ascii="Nirmala UI" w:eastAsia="Arial MT" w:hAnsi="Nirmala UI" w:cs="Nirmala UI"/>
+          <w:kern w:val="0"/>
+          <w:sz w:val="20"/>
+          <w:szCs w:val="20"/>
+          <w:lang w:val="en-US"/>
+        </w:rPr>
+        <w:t>Date/ದಿನಾಂಕ</w:t>
+      </w:r>
       <w:r>
         <w:rPr>
           <w:rFonts w:ascii="Arial MT" w:eastAsia="Arial MT" w:hAnsi="Arial MT" w:cs="Arial MT"/>
@@ -10839,73 +10966,21 @@
           <w:szCs w:val="20"/>
           <w:lang w:val="en-US"/>
         </w:rPr>
-        <w:t>Ms./</w:t>
-      </w:r>
-      <w:r>
-        <w:rPr>
-          <w:rFonts w:ascii="Arial MT" w:eastAsia="Arial MT" w:hAnsi="Arial MT" w:cs="Tunga"/>
-          <w:kern w:val="0"/>
-          <w:sz w:val="20"/>
-          <w:szCs w:val="20"/>
-          <w:cs/>
-          <w:lang w:val="en-US" w:bidi="kn-IN"/>
-        </w:rPr>
-        <w:t xml:space="preserve"> </w:t>
-      </w:r>
-      <w:r>
-        <w:rPr>
-          <w:rFonts w:ascii="Arial MT" w:eastAsia="Arial MT" w:hAnsi="Arial MT" w:cs="Tunga" w:hint="cs"/>
-          <w:kern w:val="0"/>
-          <w:sz w:val="20"/>
-          <w:szCs w:val="20"/>
-          <w:cs/>
-          <w:lang w:val="en-US" w:bidi="kn-IN"/>
-        </w:rPr>
-        <w:t>ಕು</w:t>
-      </w:r>
-      <w:r>
-        <w:rPr>
-          <w:rFonts w:ascii="Arial MT" w:eastAsia="Arial MT" w:hAnsi="Arial MT" w:cs="Arial MT"/>
-          <w:kern w:val="0"/>
-          <w:sz w:val="20"/>
-          <w:szCs w:val="20"/>
-          <w:lang w:val="en-US"/>
-        </w:rPr>
-        <w:t>. {{employee_name}}</w:t>
-      </w:r>
-      <w:r>
-        <w:rPr>
-          <w:rFonts w:ascii="Nirmala UI" w:eastAsia="Times New Roman" w:hAnsi="Nirmala UI" w:cs="Nirmala UI"/>
-          <w:kern w:val="0"/>
-          <w:sz w:val="20"/>
-          <w:szCs w:val="20"/>
-          <w:lang w:val="en-GB" w:eastAsia="en-GB" w:bidi="hi-IN"/>
-        </w:rPr>
-        <w:br/>
-      </w:r>
-      <w:r>
-        <w:rPr>
-          <w:rFonts w:ascii="Nirmala UI" w:eastAsia="Arial MT" w:hAnsi="Nirmala UI" w:cs="Nirmala UI"/>
-          <w:kern w:val="0"/>
-          <w:sz w:val="20"/>
-          <w:szCs w:val="20"/>
-          <w:lang w:val="en-US"/>
-        </w:rPr>
-        <w:t>Date/ದಿನಾಂಕ</w:t>
-      </w:r>
-      <w:r>
-        <w:rPr>
-          <w:rFonts w:ascii="Arial MT" w:eastAsia="Arial MT" w:hAnsi="Arial MT" w:cs="Arial MT"/>
-          <w:kern w:val="0"/>
-          <w:sz w:val="20"/>
-          <w:szCs w:val="20"/>
-          <w:lang w:val="en-US"/>
-        </w:rPr>
         <w:t>:</w:t>
       </w:r>
       <w:r>
         <w:rPr>
-          <w:rFonts w:ascii="Arial MT" w:eastAsia="Arial MT" w:hAnsi="Arial MT" w:cs="Arial MT"/>
+          <w:rFonts w:ascii="Arial" w:eastAsia="Arial MT" w:hAnsi="Arial" w:cs="Arial"/>
+          <w:kern w:val="0"/>
+          <w:sz w:val="20"/>
+          <w:szCs w:val="20"/>
+          <w:lang w:val="en-US"/>
+        </w:rPr>
+        <w:t xml:space="preserve"> </w:t>
+      </w:r>
+      <w:r>
+        <w:rPr>
+          <w:rFonts w:ascii="Arial" w:eastAsia="Arial MT" w:hAnsi="Arial" w:cs="Arial"/>
           <w:kern w:val="0"/>
           <w:sz w:val="20"/>
           <w:szCs w:val="20"/>
@@ -10915,22 +10990,29 @@
       </w:r>
       <w:r>
         <w:rPr>
-          <w:rFonts w:ascii="Arial MT" w:eastAsia="Arial MT" w:hAnsi="Arial MT" w:cs="Arial MT"/>
-          <w:kern w:val="0"/>
-          <w:sz w:val="20"/>
-          <w:szCs w:val="20"/>
-          <w:lang w:val="en-US"/>
-        </w:rPr>
-      </w:r>
-      <w:r>
-        <w:rPr>
-          <w:rFonts w:ascii="Arial MT" w:eastAsia="Arial MT" w:hAnsi="Arial MT" w:cs="Arial MT"/>
-          <w:kern w:val="0"/>
-          <w:sz w:val="20"/>
-          <w:szCs w:val="20"/>
-          <w:lang w:val="en-US"/>
-        </w:rPr>
-      </w:r>
+          <w:rFonts w:ascii="Arial" w:eastAsia="Arial MT" w:hAnsi="Arial" w:cs="Arial"/>
+          <w:kern w:val="0"/>
+          <w:sz w:val="20"/>
+          <w:szCs w:val="20"/>
+          <w:lang w:val="en-US"/>
+        </w:rPr>
+      </w:r>
+    </w:p>
+    <w:p>
+      <w:pPr>
+        <w:widowControl w:val="0"/>
+        <w:autoSpaceDE w:val="0"/>
+        <w:autoSpaceDN w:val="0"/>
+        <w:spacing w:after="0" w:line="240" w:lineRule="auto"/>
+        <w:contextualSpacing/>
+        <w:rPr>
+          <w:rFonts w:ascii="Arial" w:eastAsia="Arial MT" w:hAnsi="Arial" w:cs="Arial"/>
+          <w:kern w:val="0"/>
+          <w:sz w:val="20"/>
+          <w:szCs w:val="20"/>
+          <w:lang w:val="en-US"/>
+        </w:rPr>
+      </w:pPr>
     </w:p>
     <w:p>
       <w:pPr>
@@ -10963,7 +11045,6 @@
           <w:szCs w:val="20"/>
           <w:lang w:val="en-US"/>
         </w:rPr>
-        <w:lastRenderedPageBreak/>
         <w:t>ಶಿಸ್ತಿನ</w:t>
       </w:r>
       <w:r>
@@ -13861,11 +13942,23 @@
           <w:szCs w:val="20"/>
           <w:lang w:val="en-US"/>
         </w:rPr>
-        <w:t xml:space="preserve">            </w:t>
-      </w:r>
+        <w:t xml:space="preserve">          </w:t>
+      </w:r>
+      <w:proofErr w:type="gramStart"/>
       <w:r>
         <w:rPr>
           <w:rFonts w:ascii="Arial" w:eastAsia="Arial" w:hAnsi="Arial" w:cs="Arial"/>
+          <w:spacing w:val="-59"/>
+          <w:kern w:val="0"/>
+          <w:sz w:val="20"/>
+          <w:szCs w:val="20"/>
+          <w:lang w:val="en-US"/>
+        </w:rPr>
+        <w:t xml:space="preserve">  </w:t>
+      </w:r>
+      <w:r>
+        <w:rPr>
+          <w:rFonts w:ascii="Arial" w:eastAsia="Arial" w:hAnsi="Arial" w:cs="Arial"/>
           <w:kern w:val="0"/>
           <w:sz w:val="20"/>
           <w:szCs w:val="20"/>
@@ -13873,6 +13966,7 @@
         </w:rPr>
         <w:t>.</w:t>
       </w:r>
+      <w:proofErr w:type="gramEnd"/>
     </w:p>
     <w:p>
       <w:pPr>
@@ -14839,13 +14933,64 @@
         <w:autoSpaceDN w:val="0"/>
         <w:spacing w:after="0" w:line="240" w:lineRule="auto"/>
         <w:rPr>
+          <w:rFonts w:ascii="Arial" w:eastAsia="Arial MT" w:hAnsi="Arial" w:cs="Arial"/>
+          <w:b/>
+          <w:kern w:val="0"/>
+          <w:sz w:val="20"/>
+          <w:szCs w:val="20"/>
+          <w:lang w:val="en-US"/>
+        </w:rPr>
+      </w:pPr>
+      <w:r>
+        <w:rPr>
+          <w:rFonts w:ascii="Nirmala UI" w:eastAsia="Times New Roman" w:hAnsi="Nirmala UI" w:cs="Nirmala UI"/>
+          <w:kern w:val="0"/>
+          <w:sz w:val="20"/>
+          <w:szCs w:val="20"/>
+          <w:lang w:val="en-GB" w:eastAsia="en-GB" w:bidi="hi-IN"/>
+        </w:rPr>
+        <w:t>Ms/</w:t>
+      </w:r>
+      <w:r>
+        <w:rPr>
+          <w:rFonts w:ascii="Nirmala UI" w:eastAsia="Arial MT" w:hAnsi="Nirmala UI" w:cs="Nirmala UI" w:hint="cs"/>
+          <w:kern w:val="0"/>
+          <w:sz w:val="20"/>
+          <w:szCs w:val="20"/>
+          <w:lang w:val="en-US"/>
+        </w:rPr>
+        <w:t>ಕು</w:t>
+      </w:r>
+      <w:r>
+        <w:rPr>
           <w:rFonts w:ascii="Arial MT" w:eastAsia="Arial MT" w:hAnsi="Arial MT" w:cs="Arial MT"/>
           <w:kern w:val="0"/>
           <w:sz w:val="20"/>
           <w:szCs w:val="20"/>
           <w:lang w:val="en-US"/>
         </w:rPr>
-      </w:pPr>
+        <w:t xml:space="preserve"> {{employee_name}}</w:t>
+      </w:r>
+      <w:r>
+        <w:rPr>
+          <w:rFonts w:ascii="Nirmala UI" w:eastAsia="Times New Roman" w:hAnsi="Nirmala UI" w:cs="Nirmala UI"/>
+          <w:kern w:val="0"/>
+          <w:sz w:val="20"/>
+          <w:szCs w:val="20"/>
+          <w:lang w:val="en-GB" w:eastAsia="en-GB" w:bidi="hi-IN"/>
+        </w:rPr>
+        <w:br/>
+      </w:r>
+      <w:r>
+        <w:rPr>
+          <w:rFonts w:ascii="Nirmala UI" w:eastAsia="Arial MT" w:hAnsi="Nirmala UI" w:cs="Nirmala UI"/>
+          <w:kern w:val="0"/>
+          <w:sz w:val="20"/>
+          <w:szCs w:val="20"/>
+          <w:lang w:val="en-US"/>
+        </w:rPr>
+        <w:t>Date/ದಿನಾಂಕ</w:t>
+      </w:r>
       <w:r>
         <w:rPr>
           <w:rFonts w:ascii="Arial MT" w:eastAsia="Arial MT" w:hAnsi="Arial MT" w:cs="Arial MT"/>
@@ -14854,73 +14999,21 @@
           <w:szCs w:val="20"/>
           <w:lang w:val="en-US"/>
         </w:rPr>
-        <w:t>Ms./</w:t>
-      </w:r>
-      <w:r>
-        <w:rPr>
-          <w:rFonts w:ascii="Arial MT" w:eastAsia="Arial MT" w:hAnsi="Arial MT" w:cs="Tunga"/>
-          <w:kern w:val="0"/>
-          <w:sz w:val="20"/>
-          <w:szCs w:val="20"/>
-          <w:cs/>
-          <w:lang w:val="en-US" w:bidi="kn-IN"/>
-        </w:rPr>
-        <w:t xml:space="preserve"> </w:t>
-      </w:r>
-      <w:r>
-        <w:rPr>
-          <w:rFonts w:ascii="Arial MT" w:eastAsia="Arial MT" w:hAnsi="Arial MT" w:cs="Tunga" w:hint="cs"/>
-          <w:kern w:val="0"/>
-          <w:sz w:val="20"/>
-          <w:szCs w:val="20"/>
-          <w:cs/>
-          <w:lang w:val="en-US" w:bidi="kn-IN"/>
-        </w:rPr>
-        <w:t>ಕು</w:t>
-      </w:r>
-      <w:r>
-        <w:rPr>
-          <w:rFonts w:ascii="Arial MT" w:eastAsia="Arial MT" w:hAnsi="Arial MT" w:cs="Arial MT"/>
-          <w:kern w:val="0"/>
-          <w:sz w:val="20"/>
-          <w:szCs w:val="20"/>
-          <w:lang w:val="en-US"/>
-        </w:rPr>
-        <w:t>. {{employee_name}}</w:t>
-      </w:r>
-      <w:r>
-        <w:rPr>
-          <w:rFonts w:ascii="Nirmala UI" w:eastAsia="Times New Roman" w:hAnsi="Nirmala UI" w:cs="Nirmala UI"/>
-          <w:kern w:val="0"/>
-          <w:sz w:val="20"/>
-          <w:szCs w:val="20"/>
-          <w:lang w:val="en-GB" w:eastAsia="en-GB" w:bidi="hi-IN"/>
-        </w:rPr>
-        <w:br/>
-      </w:r>
-      <w:r>
-        <w:rPr>
-          <w:rFonts w:ascii="Nirmala UI" w:eastAsia="Arial MT" w:hAnsi="Nirmala UI" w:cs="Nirmala UI"/>
-          <w:kern w:val="0"/>
-          <w:sz w:val="20"/>
-          <w:szCs w:val="20"/>
-          <w:lang w:val="en-US"/>
-        </w:rPr>
-        <w:t>Date/ದಿನಾಂಕ</w:t>
-      </w:r>
-      <w:r>
-        <w:rPr>
-          <w:rFonts w:ascii="Arial MT" w:eastAsia="Arial MT" w:hAnsi="Arial MT" w:cs="Arial MT"/>
-          <w:kern w:val="0"/>
-          <w:sz w:val="20"/>
-          <w:szCs w:val="20"/>
-          <w:lang w:val="en-US"/>
-        </w:rPr>
         <w:t>:</w:t>
       </w:r>
       <w:r>
         <w:rPr>
-          <w:rFonts w:ascii="Arial MT" w:eastAsia="Arial MT" w:hAnsi="Arial MT" w:cs="Arial MT"/>
+          <w:rFonts w:ascii="Arial" w:eastAsia="Arial MT" w:hAnsi="Arial" w:cs="Arial"/>
+          <w:kern w:val="0"/>
+          <w:sz w:val="20"/>
+          <w:szCs w:val="20"/>
+          <w:lang w:val="en-US"/>
+        </w:rPr>
+        <w:t xml:space="preserve"> </w:t>
+      </w:r>
+      <w:r>
+        <w:rPr>
+          <w:rFonts w:ascii="Arial" w:eastAsia="Arial MT" w:hAnsi="Arial" w:cs="Arial"/>
           <w:kern w:val="0"/>
           <w:sz w:val="20"/>
           <w:szCs w:val="20"/>
@@ -14930,16 +15023,7 @@
       </w:r>
       <w:r>
         <w:rPr>
-          <w:rFonts w:ascii="Arial MT" w:eastAsia="Arial MT" w:hAnsi="Arial MT" w:cs="Arial MT"/>
-          <w:kern w:val="0"/>
-          <w:sz w:val="20"/>
-          <w:szCs w:val="20"/>
-          <w:lang w:val="en-US"/>
-        </w:rPr>
-      </w:r>
-      <w:r>
-        <w:rPr>
-          <w:rFonts w:ascii="Arial MT" w:eastAsia="Arial MT" w:hAnsi="Arial MT" w:cs="Arial MT"/>
+          <w:rFonts w:ascii="Arial" w:eastAsia="Arial MT" w:hAnsi="Arial" w:cs="Arial"/>
           <w:kern w:val="0"/>
           <w:sz w:val="20"/>
           <w:szCs w:val="20"/>
@@ -15648,17 +15732,6 @@
       <w:r>
         <w:rPr>
           <w:rFonts w:ascii="Arial" w:eastAsia="Arial MT" w:hAnsi="Arial" w:cs="Arial"/>
-          <w:spacing w:val="2"/>
-          <w:kern w:val="0"/>
-          <w:sz w:val="20"/>
-          <w:szCs w:val="20"/>
-          <w:lang w:val="en-US"/>
-        </w:rPr>
-        <w:t xml:space="preserve"> </w:t>
-      </w:r>
-      <w:r>
-        <w:rPr>
-          <w:rFonts w:ascii="Arial" w:eastAsia="Arial MT" w:hAnsi="Arial" w:cs="Arial"/>
           <w:spacing w:val="-3"/>
           <w:kern w:val="0"/>
           <w:sz w:val="20"/>
@@ -17186,6 +17259,22 @@
     <w:p>
       <w:pPr>
         <w:widowControl w:val="0"/>
+        <w:autoSpaceDE w:val="0"/>
+        <w:autoSpaceDN w:val="0"/>
+        <w:spacing w:after="0" w:line="240" w:lineRule="auto"/>
+        <w:contextualSpacing/>
+        <w:rPr>
+          <w:rFonts w:ascii="Arial MT" w:eastAsia="Arial MT" w:hAnsi="Arial MT" w:cs="Arial MT"/>
+          <w:kern w:val="0"/>
+          <w:sz w:val="20"/>
+          <w:szCs w:val="20"/>
+          <w:lang w:val="en-US"/>
+        </w:rPr>
+      </w:pPr>
+    </w:p>
+    <w:p>
+      <w:pPr>
+        <w:widowControl w:val="0"/>
         <w:tabs>
           <w:tab w:val="left" w:pos="881"/>
         </w:tabs>
@@ -17220,13 +17309,64 @@
         <w:autoSpaceDN w:val="0"/>
         <w:spacing w:after="0" w:line="240" w:lineRule="auto"/>
         <w:rPr>
+          <w:rFonts w:ascii="Arial" w:eastAsia="Arial MT" w:hAnsi="Arial" w:cs="Arial"/>
+          <w:b/>
+          <w:kern w:val="0"/>
+          <w:sz w:val="20"/>
+          <w:szCs w:val="20"/>
+          <w:lang w:val="en-US"/>
+        </w:rPr>
+      </w:pPr>
+      <w:r>
+        <w:rPr>
+          <w:rFonts w:ascii="Nirmala UI" w:eastAsia="Times New Roman" w:hAnsi="Nirmala UI" w:cs="Nirmala UI"/>
+          <w:kern w:val="0"/>
+          <w:sz w:val="20"/>
+          <w:szCs w:val="20"/>
+          <w:lang w:val="en-GB" w:eastAsia="en-GB" w:bidi="hi-IN"/>
+        </w:rPr>
+        <w:t>Ms/</w:t>
+      </w:r>
+      <w:r>
+        <w:rPr>
+          <w:rFonts w:ascii="Nirmala UI" w:eastAsia="Arial MT" w:hAnsi="Nirmala UI" w:cs="Nirmala UI" w:hint="cs"/>
+          <w:kern w:val="0"/>
+          <w:sz w:val="20"/>
+          <w:szCs w:val="20"/>
+          <w:lang w:val="en-US"/>
+        </w:rPr>
+        <w:t>ಕು</w:t>
+      </w:r>
+      <w:r>
+        <w:rPr>
           <w:rFonts w:ascii="Arial MT" w:eastAsia="Arial MT" w:hAnsi="Arial MT" w:cs="Arial MT"/>
           <w:kern w:val="0"/>
           <w:sz w:val="20"/>
           <w:szCs w:val="20"/>
           <w:lang w:val="en-US"/>
         </w:rPr>
-      </w:pPr>
+        <w:t xml:space="preserve"> {{employee_name}}</w:t>
+      </w:r>
+      <w:r>
+        <w:rPr>
+          <w:rFonts w:ascii="Nirmala UI" w:eastAsia="Times New Roman" w:hAnsi="Nirmala UI" w:cs="Nirmala UI"/>
+          <w:kern w:val="0"/>
+          <w:sz w:val="20"/>
+          <w:szCs w:val="20"/>
+          <w:lang w:val="en-GB" w:eastAsia="en-GB" w:bidi="hi-IN"/>
+        </w:rPr>
+        <w:br/>
+      </w:r>
+      <w:r>
+        <w:rPr>
+          <w:rFonts w:ascii="Nirmala UI" w:eastAsia="Arial MT" w:hAnsi="Nirmala UI" w:cs="Nirmala UI"/>
+          <w:kern w:val="0"/>
+          <w:sz w:val="20"/>
+          <w:szCs w:val="20"/>
+          <w:lang w:val="en-US"/>
+        </w:rPr>
+        <w:t>Date/ದಿನಾಂಕ</w:t>
+      </w:r>
       <w:r>
         <w:rPr>
           <w:rFonts w:ascii="Arial MT" w:eastAsia="Arial MT" w:hAnsi="Arial MT" w:cs="Arial MT"/>
@@ -17235,31 +17375,45 @@
           <w:szCs w:val="20"/>
           <w:lang w:val="en-US"/>
         </w:rPr>
-        <w:t>Ms./</w:t>
-      </w:r>
-      <w:r>
-        <w:rPr>
-          <w:rFonts w:ascii="Arial MT" w:eastAsia="Arial MT" w:hAnsi="Arial MT" w:cs="Tunga"/>
-          <w:kern w:val="0"/>
-          <w:sz w:val="20"/>
-          <w:szCs w:val="20"/>
-          <w:cs/>
-          <w:lang w:val="en-US" w:bidi="kn-IN"/>
-        </w:rPr>
-        <w:t xml:space="preserve"> </w:t>
-      </w:r>
-      <w:r>
-        <w:rPr>
-          <w:rFonts w:ascii="Arial MT" w:eastAsia="Arial MT" w:hAnsi="Arial MT" w:cs="Tunga" w:hint="cs"/>
-          <w:kern w:val="0"/>
-          <w:sz w:val="20"/>
-          <w:szCs w:val="20"/>
-          <w:cs/>
-          <w:lang w:val="en-US" w:bidi="kn-IN"/>
-        </w:rPr>
-        <w:t>ಕು</w:t>
-      </w:r>
-      <w:r>
+        <w:t>:</w:t>
+      </w:r>
+      <w:r>
+        <w:rPr>
+          <w:rFonts w:ascii="Arial" w:eastAsia="Arial MT" w:hAnsi="Arial" w:cs="Arial"/>
+          <w:kern w:val="0"/>
+          <w:sz w:val="20"/>
+          <w:szCs w:val="20"/>
+          <w:lang w:val="en-US"/>
+        </w:rPr>
+        <w:t xml:space="preserve"> </w:t>
+      </w:r>
+      <w:r>
+        <w:rPr>
+          <w:rFonts w:ascii="Arial" w:eastAsia="Arial MT" w:hAnsi="Arial" w:cs="Arial"/>
+          <w:kern w:val="0"/>
+          <w:sz w:val="20"/>
+          <w:szCs w:val="20"/>
+          <w:lang w:val="en-US"/>
+        </w:rPr>
+        <w:t>{{joining_date}}</w:t>
+      </w:r>
+      <w:r>
+        <w:rPr>
+          <w:rFonts w:ascii="Arial" w:eastAsia="Arial MT" w:hAnsi="Arial" w:cs="Arial"/>
+          <w:kern w:val="0"/>
+          <w:sz w:val="20"/>
+          <w:szCs w:val="20"/>
+          <w:lang w:val="en-US"/>
+        </w:rPr>
+      </w:r>
+    </w:p>
+    <w:p>
+      <w:pPr>
+        <w:widowControl w:val="0"/>
+        <w:autoSpaceDE w:val="0"/>
+        <w:autoSpaceDN w:val="0"/>
+        <w:spacing w:after="0" w:line="240" w:lineRule="auto"/>
+        <w:contextualSpacing/>
         <w:rPr>
           <w:rFonts w:ascii="Arial MT" w:eastAsia="Arial MT" w:hAnsi="Arial MT" w:cs="Arial MT"/>
           <w:kern w:val="0"/>
@@ -17267,66 +17421,7 @@
           <w:szCs w:val="20"/>
           <w:lang w:val="en-US"/>
         </w:rPr>
-        <w:t>. {{employee_name}}</w:t>
-      </w:r>
-      <w:r>
-        <w:rPr>
-          <w:rFonts w:ascii="Nirmala UI" w:eastAsia="Times New Roman" w:hAnsi="Nirmala UI" w:cs="Nirmala UI"/>
-          <w:kern w:val="0"/>
-          <w:sz w:val="20"/>
-          <w:szCs w:val="20"/>
-          <w:lang w:val="en-GB" w:eastAsia="en-GB" w:bidi="hi-IN"/>
-        </w:rPr>
-        <w:br/>
-      </w:r>
-      <w:r>
-        <w:rPr>
-          <w:rFonts w:ascii="Nirmala UI" w:eastAsia="Arial MT" w:hAnsi="Nirmala UI" w:cs="Nirmala UI"/>
-          <w:kern w:val="0"/>
-          <w:sz w:val="20"/>
-          <w:szCs w:val="20"/>
-          <w:lang w:val="en-US"/>
-        </w:rPr>
-        <w:t>Date/ದಿನಾಂಕ</w:t>
-      </w:r>
-      <w:r>
-        <w:rPr>
-          <w:rFonts w:ascii="Arial MT" w:eastAsia="Arial MT" w:hAnsi="Arial MT" w:cs="Arial MT"/>
-          <w:kern w:val="0"/>
-          <w:sz w:val="20"/>
-          <w:szCs w:val="20"/>
-          <w:lang w:val="en-US"/>
-        </w:rPr>
-        <w:t>:</w:t>
-      </w:r>
-      <w:r>
-        <w:rPr>
-          <w:rFonts w:ascii="Arial MT" w:eastAsia="Arial MT" w:hAnsi="Arial MT" w:cs="Arial MT"/>
-          <w:kern w:val="0"/>
-          <w:sz w:val="20"/>
-          <w:szCs w:val="20"/>
-          <w:lang w:val="en-US"/>
-        </w:rPr>
-        <w:t>{{joining_date}}</w:t>
-      </w:r>
-      <w:r>
-        <w:rPr>
-          <w:rFonts w:ascii="Arial MT" w:eastAsia="Arial MT" w:hAnsi="Arial MT" w:cs="Arial MT"/>
-          <w:kern w:val="0"/>
-          <w:sz w:val="20"/>
-          <w:szCs w:val="20"/>
-          <w:lang w:val="en-US"/>
-        </w:rPr>
-      </w:r>
-      <w:r>
-        <w:rPr>
-          <w:rFonts w:ascii="Arial MT" w:eastAsia="Arial MT" w:hAnsi="Arial MT" w:cs="Arial MT"/>
-          <w:kern w:val="0"/>
-          <w:sz w:val="20"/>
-          <w:szCs w:val="20"/>
-          <w:lang w:val="en-US"/>
-        </w:rPr>
-      </w:r>
+      </w:pPr>
     </w:p>
     <w:p>
       <w:pPr>
@@ -18253,6 +18348,7 @@
         </w:rPr>
         <w:t xml:space="preserve"> </w:t>
       </w:r>
+      <w:proofErr w:type="gramStart"/>
       <w:r>
         <w:rPr>
           <w:rFonts w:ascii="Arial" w:eastAsia="Arial MT" w:hAnsi="Arial" w:cs="Arial"/>
@@ -18294,6 +18390,7 @@
         </w:rPr>
         <w:t>be</w:t>
       </w:r>
+      <w:proofErr w:type="gramEnd"/>
       <w:r>
         <w:rPr>
           <w:rFonts w:ascii="Arial" w:eastAsia="Arial MT" w:hAnsi="Arial" w:cs="Arial"/>
@@ -20715,6 +20812,9 @@
     <w:p>
       <w:pPr>
         <w:widowControl w:val="0"/>
+        <w:tabs>
+          <w:tab w:val="left" w:pos="881"/>
+        </w:tabs>
         <w:autoSpaceDE w:val="0"/>
         <w:autoSpaceDN w:val="0"/>
         <w:spacing w:after="0" w:line="240" w:lineRule="auto"/>
@@ -20737,8 +20837,7 @@
         <w:autoSpaceDN w:val="0"/>
         <w:spacing w:after="0" w:line="240" w:lineRule="auto"/>
         <w:rPr>
-          <w:rFonts w:ascii="Arial" w:eastAsia="Arial MT" w:hAnsi="Arial" w:cs="Arial"/>
-          <w:b/>
+          <w:rFonts w:ascii="Nirmala UI" w:eastAsia="Arial MT" w:hAnsi="Nirmala UI" w:cs="Nirmala UI"/>
           <w:kern w:val="0"/>
           <w:sz w:val="20"/>
           <w:szCs w:val="20"/>
@@ -20802,13 +20901,64 @@
         <w:autoSpaceDN w:val="0"/>
         <w:spacing w:after="0" w:line="240" w:lineRule="auto"/>
         <w:rPr>
+          <w:rFonts w:ascii="Arial" w:eastAsia="Arial MT" w:hAnsi="Arial" w:cs="Arial"/>
+          <w:b/>
+          <w:kern w:val="0"/>
+          <w:sz w:val="20"/>
+          <w:szCs w:val="20"/>
+          <w:lang w:val="en-US"/>
+        </w:rPr>
+      </w:pPr>
+      <w:r>
+        <w:rPr>
+          <w:rFonts w:ascii="Nirmala UI" w:eastAsia="Times New Roman" w:hAnsi="Nirmala UI" w:cs="Nirmala UI"/>
+          <w:kern w:val="0"/>
+          <w:sz w:val="20"/>
+          <w:szCs w:val="20"/>
+          <w:lang w:val="en-GB" w:eastAsia="en-GB" w:bidi="hi-IN"/>
+        </w:rPr>
+        <w:t>Ms/</w:t>
+      </w:r>
+      <w:r>
+        <w:rPr>
+          <w:rFonts w:ascii="Nirmala UI" w:eastAsia="Arial MT" w:hAnsi="Nirmala UI" w:cs="Nirmala UI" w:hint="cs"/>
+          <w:kern w:val="0"/>
+          <w:sz w:val="20"/>
+          <w:szCs w:val="20"/>
+          <w:lang w:val="en-US"/>
+        </w:rPr>
+        <w:t>ಕು</w:t>
+      </w:r>
+      <w:r>
+        <w:rPr>
           <w:rFonts w:ascii="Arial MT" w:eastAsia="Arial MT" w:hAnsi="Arial MT" w:cs="Arial MT"/>
           <w:kern w:val="0"/>
           <w:sz w:val="20"/>
           <w:szCs w:val="20"/>
           <w:lang w:val="en-US"/>
         </w:rPr>
-      </w:pPr>
+        <w:t xml:space="preserve"> {{employee_name}}</w:t>
+      </w:r>
+      <w:r>
+        <w:rPr>
+          <w:rFonts w:ascii="Nirmala UI" w:eastAsia="Times New Roman" w:hAnsi="Nirmala UI" w:cs="Nirmala UI"/>
+          <w:kern w:val="0"/>
+          <w:sz w:val="20"/>
+          <w:szCs w:val="20"/>
+          <w:lang w:val="en-GB" w:eastAsia="en-GB" w:bidi="hi-IN"/>
+        </w:rPr>
+        <w:br/>
+      </w:r>
+      <w:r>
+        <w:rPr>
+          <w:rFonts w:ascii="Nirmala UI" w:eastAsia="Arial MT" w:hAnsi="Nirmala UI" w:cs="Nirmala UI"/>
+          <w:kern w:val="0"/>
+          <w:sz w:val="20"/>
+          <w:szCs w:val="20"/>
+          <w:lang w:val="en-US"/>
+        </w:rPr>
+        <w:t>Date/ದಿನಾಂಕ</w:t>
+      </w:r>
       <w:r>
         <w:rPr>
           <w:rFonts w:ascii="Arial MT" w:eastAsia="Arial MT" w:hAnsi="Arial MT" w:cs="Arial MT"/>
@@ -20817,73 +20967,21 @@
           <w:szCs w:val="20"/>
           <w:lang w:val="en-US"/>
         </w:rPr>
-        <w:t>Ms./</w:t>
-      </w:r>
-      <w:r>
-        <w:rPr>
-          <w:rFonts w:ascii="Arial MT" w:eastAsia="Arial MT" w:hAnsi="Arial MT" w:cs="Tunga"/>
-          <w:kern w:val="0"/>
-          <w:sz w:val="20"/>
-          <w:szCs w:val="20"/>
-          <w:cs/>
-          <w:lang w:val="en-US" w:bidi="kn-IN"/>
-        </w:rPr>
-        <w:t xml:space="preserve"> </w:t>
-      </w:r>
-      <w:r>
-        <w:rPr>
-          <w:rFonts w:ascii="Arial MT" w:eastAsia="Arial MT" w:hAnsi="Arial MT" w:cs="Tunga" w:hint="cs"/>
-          <w:kern w:val="0"/>
-          <w:sz w:val="20"/>
-          <w:szCs w:val="20"/>
-          <w:cs/>
-          <w:lang w:val="en-US" w:bidi="kn-IN"/>
-        </w:rPr>
-        <w:t>ಕು</w:t>
-      </w:r>
-      <w:r>
-        <w:rPr>
-          <w:rFonts w:ascii="Arial MT" w:eastAsia="Arial MT" w:hAnsi="Arial MT" w:cs="Arial MT"/>
-          <w:kern w:val="0"/>
-          <w:sz w:val="20"/>
-          <w:szCs w:val="20"/>
-          <w:lang w:val="en-US"/>
-        </w:rPr>
-        <w:t>. {{employee_name}}</w:t>
-      </w:r>
-      <w:r>
-        <w:rPr>
-          <w:rFonts w:ascii="Nirmala UI" w:eastAsia="Times New Roman" w:hAnsi="Nirmala UI" w:cs="Nirmala UI"/>
-          <w:kern w:val="0"/>
-          <w:sz w:val="20"/>
-          <w:szCs w:val="20"/>
-          <w:lang w:val="en-GB" w:eastAsia="en-GB" w:bidi="hi-IN"/>
-        </w:rPr>
-        <w:br/>
-      </w:r>
-      <w:r>
-        <w:rPr>
-          <w:rFonts w:ascii="Nirmala UI" w:eastAsia="Arial MT" w:hAnsi="Nirmala UI" w:cs="Nirmala UI"/>
-          <w:kern w:val="0"/>
-          <w:sz w:val="20"/>
-          <w:szCs w:val="20"/>
-          <w:lang w:val="en-US"/>
-        </w:rPr>
-        <w:t>Date/ದಿನಾಂಕ</w:t>
-      </w:r>
-      <w:r>
-        <w:rPr>
-          <w:rFonts w:ascii="Arial MT" w:eastAsia="Arial MT" w:hAnsi="Arial MT" w:cs="Arial MT"/>
-          <w:kern w:val="0"/>
-          <w:sz w:val="20"/>
-          <w:szCs w:val="20"/>
-          <w:lang w:val="en-US"/>
-        </w:rPr>
         <w:t>:</w:t>
       </w:r>
       <w:r>
         <w:rPr>
-          <w:rFonts w:ascii="Arial MT" w:eastAsia="Arial MT" w:hAnsi="Arial MT" w:cs="Arial MT"/>
+          <w:rFonts w:ascii="Arial" w:eastAsia="Arial MT" w:hAnsi="Arial" w:cs="Arial"/>
+          <w:kern w:val="0"/>
+          <w:sz w:val="20"/>
+          <w:szCs w:val="20"/>
+          <w:lang w:val="en-US"/>
+        </w:rPr>
+        <w:t xml:space="preserve"> </w:t>
+      </w:r>
+      <w:r>
+        <w:rPr>
+          <w:rFonts w:ascii="Arial" w:eastAsia="Arial MT" w:hAnsi="Arial" w:cs="Arial"/>
           <w:kern w:val="0"/>
           <w:sz w:val="20"/>
           <w:szCs w:val="20"/>
@@ -20893,22 +20991,28 @@
       </w:r>
       <w:r>
         <w:rPr>
-          <w:rFonts w:ascii="Arial MT" w:eastAsia="Arial MT" w:hAnsi="Arial MT" w:cs="Arial MT"/>
-          <w:kern w:val="0"/>
-          <w:sz w:val="20"/>
-          <w:szCs w:val="20"/>
-          <w:lang w:val="en-US"/>
-        </w:rPr>
-      </w:r>
-      <w:r>
-        <w:rPr>
-          <w:rFonts w:ascii="Arial MT" w:eastAsia="Arial MT" w:hAnsi="Arial MT" w:cs="Arial MT"/>
-          <w:kern w:val="0"/>
-          <w:sz w:val="20"/>
-          <w:szCs w:val="20"/>
-          <w:lang w:val="en-US"/>
-        </w:rPr>
-      </w:r>
+          <w:rFonts w:ascii="Arial" w:eastAsia="Arial MT" w:hAnsi="Arial" w:cs="Arial"/>
+          <w:kern w:val="0"/>
+          <w:sz w:val="20"/>
+          <w:szCs w:val="20"/>
+          <w:lang w:val="en-US"/>
+        </w:rPr>
+      </w:r>
+    </w:p>
+    <w:p>
+      <w:pPr>
+        <w:widowControl w:val="0"/>
+        <w:autoSpaceDE w:val="0"/>
+        <w:autoSpaceDN w:val="0"/>
+        <w:spacing w:after="0" w:line="240" w:lineRule="auto"/>
+        <w:rPr>
+          <w:rFonts w:ascii="Nirmala UI" w:eastAsia="Arial MT" w:hAnsi="Nirmala UI" w:cs="Nirmala UI"/>
+          <w:kern w:val="0"/>
+          <w:sz w:val="20"/>
+          <w:szCs w:val="20"/>
+          <w:lang w:val="en-US"/>
+        </w:rPr>
+      </w:pPr>
     </w:p>
     <w:p>
       <w:pPr>
@@ -20945,7 +21049,6 @@
           <w:u w:val="thick"/>
           <w:lang w:val="en-US"/>
         </w:rPr>
-        <w:lastRenderedPageBreak/>
         <w:t>Other</w:t>
       </w:r>
       <w:r>
@@ -24376,11 +24479,15 @@
     <w:p>
       <w:pPr>
         <w:widowControl w:val="0"/>
+        <w:tabs>
+          <w:tab w:val="left" w:pos="881"/>
+        </w:tabs>
         <w:autoSpaceDE w:val="0"/>
         <w:autoSpaceDN w:val="0"/>
         <w:spacing w:after="0" w:line="240" w:lineRule="auto"/>
         <w:rPr>
           <w:rFonts w:ascii="Arial" w:eastAsia="Arial MT" w:hAnsi="Arial" w:cs="Arial"/>
+          <w:b/>
           <w:kern w:val="0"/>
           <w:sz w:val="20"/>
           <w:szCs w:val="20"/>
@@ -24398,7 +24505,8 @@
         <w:autoSpaceDN w:val="0"/>
         <w:spacing w:after="0" w:line="240" w:lineRule="auto"/>
         <w:rPr>
-          <w:rFonts w:ascii="Arial MT" w:eastAsia="Arial MT" w:hAnsi="Arial MT" w:cs="Arial MT"/>
+          <w:rFonts w:ascii="Arial" w:eastAsia="Arial MT" w:hAnsi="Arial" w:cs="Arial"/>
+          <w:b/>
           <w:kern w:val="0"/>
           <w:sz w:val="20"/>
           <w:szCs w:val="20"/>
@@ -24416,7 +24524,8 @@
         <w:autoSpaceDN w:val="0"/>
         <w:spacing w:after="0" w:line="240" w:lineRule="auto"/>
         <w:rPr>
-          <w:rFonts w:ascii="Arial MT" w:eastAsia="Arial MT" w:hAnsi="Arial MT" w:cs="Arial MT"/>
+          <w:rFonts w:ascii="Arial" w:eastAsia="Arial MT" w:hAnsi="Arial" w:cs="Arial"/>
+          <w:b/>
           <w:kern w:val="0"/>
           <w:sz w:val="20"/>
           <w:szCs w:val="20"/>
@@ -24518,13 +24627,64 @@
         <w:autoSpaceDN w:val="0"/>
         <w:spacing w:after="0" w:line="240" w:lineRule="auto"/>
         <w:rPr>
+          <w:rFonts w:ascii="Arial" w:eastAsia="Arial MT" w:hAnsi="Arial" w:cs="Arial"/>
+          <w:b/>
+          <w:kern w:val="0"/>
+          <w:sz w:val="20"/>
+          <w:szCs w:val="20"/>
+          <w:lang w:val="en-US"/>
+        </w:rPr>
+      </w:pPr>
+      <w:r>
+        <w:rPr>
+          <w:rFonts w:ascii="Nirmala UI" w:eastAsia="Times New Roman" w:hAnsi="Nirmala UI" w:cs="Nirmala UI"/>
+          <w:kern w:val="0"/>
+          <w:sz w:val="20"/>
+          <w:szCs w:val="20"/>
+          <w:lang w:val="en-GB" w:eastAsia="en-GB" w:bidi="hi-IN"/>
+        </w:rPr>
+        <w:t>Ms/</w:t>
+      </w:r>
+      <w:r>
+        <w:rPr>
+          <w:rFonts w:ascii="Nirmala UI" w:eastAsia="Arial MT" w:hAnsi="Nirmala UI" w:cs="Nirmala UI" w:hint="cs"/>
+          <w:kern w:val="0"/>
+          <w:sz w:val="20"/>
+          <w:szCs w:val="20"/>
+          <w:lang w:val="en-US"/>
+        </w:rPr>
+        <w:t>ಕು</w:t>
+      </w:r>
+      <w:r>
+        <w:rPr>
           <w:rFonts w:ascii="Arial MT" w:eastAsia="Arial MT" w:hAnsi="Arial MT" w:cs="Arial MT"/>
           <w:kern w:val="0"/>
           <w:sz w:val="20"/>
           <w:szCs w:val="20"/>
           <w:lang w:val="en-US"/>
         </w:rPr>
-      </w:pPr>
+        <w:t xml:space="preserve"> {{employee_name}}</w:t>
+      </w:r>
+      <w:r>
+        <w:rPr>
+          <w:rFonts w:ascii="Nirmala UI" w:eastAsia="Times New Roman" w:hAnsi="Nirmala UI" w:cs="Nirmala UI"/>
+          <w:kern w:val="0"/>
+          <w:sz w:val="20"/>
+          <w:szCs w:val="20"/>
+          <w:lang w:val="en-GB" w:eastAsia="en-GB" w:bidi="hi-IN"/>
+        </w:rPr>
+        <w:br/>
+      </w:r>
+      <w:r>
+        <w:rPr>
+          <w:rFonts w:ascii="Nirmala UI" w:eastAsia="Arial MT" w:hAnsi="Nirmala UI" w:cs="Nirmala UI"/>
+          <w:kern w:val="0"/>
+          <w:sz w:val="20"/>
+          <w:szCs w:val="20"/>
+          <w:lang w:val="en-US"/>
+        </w:rPr>
+        <w:t>Date/ದಿನಾಂಕ</w:t>
+      </w:r>
       <w:r>
         <w:rPr>
           <w:rFonts w:ascii="Arial MT" w:eastAsia="Arial MT" w:hAnsi="Arial MT" w:cs="Arial MT"/>
@@ -24533,73 +24693,21 @@
           <w:szCs w:val="20"/>
           <w:lang w:val="en-US"/>
         </w:rPr>
-        <w:t>Ms./</w:t>
-      </w:r>
-      <w:r>
-        <w:rPr>
-          <w:rFonts w:ascii="Arial MT" w:eastAsia="Arial MT" w:hAnsi="Arial MT" w:cs="Tunga"/>
-          <w:kern w:val="0"/>
-          <w:sz w:val="20"/>
-          <w:szCs w:val="20"/>
-          <w:cs/>
-          <w:lang w:val="en-US" w:bidi="kn-IN"/>
-        </w:rPr>
-        <w:t xml:space="preserve"> </w:t>
-      </w:r>
-      <w:r>
-        <w:rPr>
-          <w:rFonts w:ascii="Arial MT" w:eastAsia="Arial MT" w:hAnsi="Arial MT" w:cs="Tunga" w:hint="cs"/>
-          <w:kern w:val="0"/>
-          <w:sz w:val="20"/>
-          <w:szCs w:val="20"/>
-          <w:cs/>
-          <w:lang w:val="en-US" w:bidi="kn-IN"/>
-        </w:rPr>
-        <w:t>ಕು</w:t>
-      </w:r>
-      <w:r>
-        <w:rPr>
-          <w:rFonts w:ascii="Arial MT" w:eastAsia="Arial MT" w:hAnsi="Arial MT" w:cs="Arial MT"/>
-          <w:kern w:val="0"/>
-          <w:sz w:val="20"/>
-          <w:szCs w:val="20"/>
-          <w:lang w:val="en-US"/>
-        </w:rPr>
-        <w:t>. {{employee_name}}</w:t>
-      </w:r>
-      <w:r>
-        <w:rPr>
-          <w:rFonts w:ascii="Nirmala UI" w:eastAsia="Times New Roman" w:hAnsi="Nirmala UI" w:cs="Nirmala UI"/>
-          <w:kern w:val="0"/>
-          <w:sz w:val="20"/>
-          <w:szCs w:val="20"/>
-          <w:lang w:val="en-GB" w:eastAsia="en-GB" w:bidi="hi-IN"/>
-        </w:rPr>
-        <w:br/>
-      </w:r>
-      <w:r>
-        <w:rPr>
-          <w:rFonts w:ascii="Nirmala UI" w:eastAsia="Arial MT" w:hAnsi="Nirmala UI" w:cs="Nirmala UI"/>
-          <w:kern w:val="0"/>
-          <w:sz w:val="20"/>
-          <w:szCs w:val="20"/>
-          <w:lang w:val="en-US"/>
-        </w:rPr>
-        <w:t>Date/ದಿನಾಂಕ</w:t>
-      </w:r>
-      <w:r>
-        <w:rPr>
-          <w:rFonts w:ascii="Arial MT" w:eastAsia="Arial MT" w:hAnsi="Arial MT" w:cs="Arial MT"/>
-          <w:kern w:val="0"/>
-          <w:sz w:val="20"/>
-          <w:szCs w:val="20"/>
-          <w:lang w:val="en-US"/>
-        </w:rPr>
         <w:t>:</w:t>
       </w:r>
       <w:r>
         <w:rPr>
-          <w:rFonts w:ascii="Arial MT" w:eastAsia="Arial MT" w:hAnsi="Arial MT" w:cs="Arial MT"/>
+          <w:rFonts w:ascii="Arial" w:eastAsia="Arial MT" w:hAnsi="Arial" w:cs="Arial"/>
+          <w:kern w:val="0"/>
+          <w:sz w:val="20"/>
+          <w:szCs w:val="20"/>
+          <w:lang w:val="en-US"/>
+        </w:rPr>
+        <w:t xml:space="preserve"> </w:t>
+      </w:r>
+      <w:r>
+        <w:rPr>
+          <w:rFonts w:ascii="Arial" w:eastAsia="Arial MT" w:hAnsi="Arial" w:cs="Arial"/>
           <w:kern w:val="0"/>
           <w:sz w:val="20"/>
           <w:szCs w:val="20"/>
@@ -24609,16 +24717,7 @@
       </w:r>
       <w:r>
         <w:rPr>
-          <w:rFonts w:ascii="Arial MT" w:eastAsia="Arial MT" w:hAnsi="Arial MT" w:cs="Arial MT"/>
-          <w:kern w:val="0"/>
-          <w:sz w:val="20"/>
-          <w:szCs w:val="20"/>
-          <w:lang w:val="en-US"/>
-        </w:rPr>
-      </w:r>
-      <w:r>
-        <w:rPr>
-          <w:rFonts w:ascii="Arial MT" w:eastAsia="Arial MT" w:hAnsi="Arial MT" w:cs="Arial MT"/>
+          <w:rFonts w:ascii="Arial" w:eastAsia="Arial MT" w:hAnsi="Arial" w:cs="Arial"/>
           <w:kern w:val="0"/>
           <w:sz w:val="20"/>
           <w:szCs w:val="20"/>
@@ -24659,23 +24758,6 @@
           <w:lang w:val="en-US"/>
         </w:rPr>
       </w:pPr>
-    </w:p>
-    <w:p>
-      <w:pPr>
-        <w:widowControl w:val="0"/>
-        <w:autoSpaceDE w:val="0"/>
-        <w:autoSpaceDN w:val="0"/>
-        <w:spacing w:after="0" w:line="240" w:lineRule="auto"/>
-        <w:ind w:right="101"/>
-        <w:jc w:val="both"/>
-        <w:rPr>
-          <w:rFonts w:ascii="Arial" w:eastAsia="Arial MT" w:hAnsi="Arial" w:cs="Arial"/>
-          <w:kern w:val="0"/>
-          <w:sz w:val="20"/>
-          <w:szCs w:val="20"/>
-          <w:lang w:val="en-US"/>
-        </w:rPr>
-      </w:pPr>
       <w:r>
         <w:rPr>
           <w:rFonts w:ascii="Arial" w:eastAsia="Arial MT" w:hAnsi="Arial" w:cs="Arial"/>
@@ -24742,13 +24824,12 @@
       <w:r>
         <w:rPr>
           <w:rFonts w:ascii="Arial" w:eastAsia="Arial MT" w:hAnsi="Arial" w:cs="Arial"/>
-          <w:b/>
-          <w:kern w:val="0"/>
-          <w:sz w:val="20"/>
-          <w:szCs w:val="20"/>
-          <w:lang w:val="en-US"/>
-        </w:rPr>
-        <w:t>__</w:t>
+          <w:kern w:val="0"/>
+          <w:sz w:val="20"/>
+          <w:szCs w:val="20"/>
+          <w:lang w:val="en-US"/>
+        </w:rPr>
+        <w:t xml:space="preserve"> </w:t>
       </w:r>
       <w:r>
         <w:rPr>
@@ -24761,73 +24842,6 @@
           <w:lang w:val="en-US"/>
         </w:rPr>
         <w:t>{{joining_date}}</w:t>
-      </w:r>
-      <w:r>
-        <w:rPr>
-          <w:rFonts w:ascii="Arial" w:eastAsia="Arial MT" w:hAnsi="Arial" w:cs="Arial"/>
-          <w:b/>
-          <w:kern w:val="0"/>
-          <w:sz w:val="20"/>
-          <w:szCs w:val="20"/>
-          <w:u w:val="single"/>
-          <w:lang w:val="en-US"/>
-        </w:rPr>
-      </w:r>
-      <w:r>
-        <w:rPr>
-          <w:rFonts w:ascii="Arial" w:eastAsia="Arial MT" w:hAnsi="Arial" w:cs="Arial"/>
-          <w:b/>
-          <w:kern w:val="0"/>
-          <w:sz w:val="20"/>
-          <w:szCs w:val="20"/>
-          <w:u w:val="single"/>
-          <w:lang w:val="en-US"/>
-        </w:rPr>
-      </w:r>
-      <w:r>
-        <w:rPr>
-          <w:rFonts w:ascii="Arial" w:eastAsia="Arial MT" w:hAnsi="Arial" w:cs="Arial"/>
-          <w:b/>
-          <w:kern w:val="0"/>
-          <w:sz w:val="20"/>
-          <w:szCs w:val="20"/>
-          <w:u w:val="single"/>
-          <w:lang w:val="en-US"/>
-        </w:rPr>
-      </w:r>
-      <w:r>
-        <w:rPr>
-          <w:rFonts w:ascii="Arial" w:eastAsia="Arial MT" w:hAnsi="Arial" w:cs="Arial"/>
-          <w:b/>
-          <w:kern w:val="0"/>
-          <w:sz w:val="20"/>
-          <w:szCs w:val="20"/>
-          <w:u w:val="single"/>
-          <w:lang w:val="en-US"/>
-        </w:rPr>
-      </w:r>
-      <w:r>
-        <w:rPr>
-          <w:rFonts w:ascii="Arial" w:eastAsia="Arial MT" w:hAnsi="Arial" w:cs="Arial"/>
-          <w:b/>
-          <w:kern w:val="0"/>
-          <w:sz w:val="20"/>
-          <w:szCs w:val="20"/>
-          <w:u w:val="single"/>
-          <w:lang w:val="en-US"/>
-        </w:rPr>
-        <w:t>_____</w:t>
-      </w:r>
-      <w:r>
-        <w:rPr>
-          <w:rFonts w:ascii="Arial" w:eastAsia="Arial MT" w:hAnsi="Arial" w:cs="Arial"/>
-          <w:kern w:val="0"/>
-          <w:sz w:val="20"/>
-          <w:szCs w:val="20"/>
-          <w:u w:val="single"/>
-          <w:lang w:val="en-US"/>
-        </w:rPr>
-        <w:t>,</w:t>
       </w:r>
       <w:r>
         <w:rPr>
@@ -25015,35 +25029,46 @@
       </w:r>
       <w:r>
         <w:rPr>
-          <w:rFonts w:ascii="Arial" w:eastAsia="Arial MT" w:hAnsi="Arial" w:cs="Arial"/>
-          <w:kern w:val="0"/>
-          <w:sz w:val="20"/>
-          <w:szCs w:val="20"/>
-          <w:lang w:val="en-US"/>
-        </w:rPr>
-        <w:t xml:space="preserve"> </w:t>
-      </w:r>
-      <w:r>
-        <w:rPr>
-          <w:rFonts w:ascii="Arial" w:eastAsia="Arial MT" w:hAnsi="Arial" w:cs="Arial"/>
-          <w:b/>
-          <w:kern w:val="0"/>
-          <w:sz w:val="20"/>
-          <w:szCs w:val="20"/>
-          <w:lang w:val="en-US"/>
-        </w:rPr>
-        <w:t>__</w:t>
-      </w:r>
-      <w:r>
-        <w:rPr>
-          <w:rFonts w:ascii="Arial" w:eastAsia="Arial MT" w:hAnsi="Arial" w:cs="Arial"/>
-          <w:b/>
+          <w:rFonts w:ascii="Nirmala UI" w:eastAsia="Arial MT" w:hAnsi="Nirmala UI" w:cs="Nirmala UI"/>
+          <w:kern w:val="0"/>
+          <w:sz w:val="20"/>
+          <w:szCs w:val="20"/>
+          <w:lang w:val="en-US"/>
+        </w:rPr>
+        <w:t xml:space="preserve"> </w:t>
+      </w:r>
+      <w:r>
+        <w:rPr>
+          <w:rFonts w:ascii="Nirmala UI" w:eastAsia="Arial MT" w:hAnsi="Nirmala UI" w:cs="Nirmala UI"/>
           <w:kern w:val="0"/>
           <w:sz w:val="20"/>
           <w:szCs w:val="20"/>
           <w:u w:val="single"/>
           <w:lang w:val="en-US"/>
         </w:rPr>
+        <w:t xml:space="preserve">  </w:t>
+      </w:r>
+      <w:r>
+        <w:rPr>
+          <w:rFonts w:ascii="Arial" w:eastAsia="Arial MT" w:hAnsi="Arial" w:cs="Arial"/>
+          <w:kern w:val="0"/>
+          <w:sz w:val="20"/>
+          <w:szCs w:val="20"/>
+          <w:u w:val="single"/>
+          <w:lang w:val="en-US"/>
+        </w:rPr>
+        <w:t xml:space="preserve"> </w:t>
+      </w:r>
+      <w:r>
+        <w:rPr>
+          <w:rFonts w:ascii="Arial" w:eastAsia="Arial MT" w:hAnsi="Arial" w:cs="Arial"/>
+          <w:b/>
+          <w:kern w:val="0"/>
+          <w:sz w:val="20"/>
+          <w:szCs w:val="20"/>
+          <w:u w:val="single"/>
+          <w:lang w:val="en-US"/>
+        </w:rPr>
         <w:t>{{joining_date}}</w:t>
       </w:r>
       <w:r>
@@ -25056,51 +25081,7 @@
           <w:u w:val="single"/>
           <w:lang w:val="en-US"/>
         </w:rPr>
-      </w:r>
-      <w:r>
-        <w:rPr>
-          <w:rFonts w:ascii="Arial" w:eastAsia="Arial MT" w:hAnsi="Arial" w:cs="Arial"/>
-          <w:b/>
-          <w:kern w:val="0"/>
-          <w:sz w:val="20"/>
-          <w:szCs w:val="20"/>
-          <w:u w:val="single"/>
-          <w:lang w:val="en-US"/>
-        </w:rPr>
-      </w:r>
-      <w:r>
-        <w:rPr>
-          <w:rFonts w:ascii="Arial" w:eastAsia="Arial MT" w:hAnsi="Arial" w:cs="Arial"/>
-          <w:b/>
-          <w:kern w:val="0"/>
-          <w:sz w:val="20"/>
-          <w:szCs w:val="20"/>
-          <w:u w:val="single"/>
-          <w:lang w:val="en-US"/>
-        </w:rPr>
-      </w:r>
-      <w:r>
-        <w:rPr>
-          <w:rFonts w:ascii="Arial" w:eastAsia="Arial MT" w:hAnsi="Arial" w:cs="Arial"/>
-          <w:b/>
-          <w:kern w:val="0"/>
-          <w:sz w:val="20"/>
-          <w:szCs w:val="20"/>
-          <w:u w:val="single"/>
-          <w:lang w:val="en-US"/>
-        </w:rPr>
-      </w:r>
-      <w:r>
-        <w:rPr>
-          <w:rFonts w:ascii="Arial" w:eastAsia="Arial MT" w:hAnsi="Arial" w:cs="Arial"/>
-          <w:b/>
-          <w:kern w:val="0"/>
-          <w:sz w:val="20"/>
-          <w:szCs w:val="20"/>
-          <w:u w:val="single"/>
-          <w:lang w:val="en-US"/>
-        </w:rPr>
-        <w:t>__</w:t>
+        <w:t>___</w:t>
       </w:r>
       <w:r>
         <w:rPr>
@@ -26028,6 +26009,21 @@
     </w:p>
     <w:p>
       <w:pPr>
+        <w:widowControl w:val="0"/>
+        <w:autoSpaceDE w:val="0"/>
+        <w:autoSpaceDN w:val="0"/>
+        <w:spacing w:after="0" w:line="240" w:lineRule="auto"/>
+        <w:rPr>
+          <w:rFonts w:ascii="Arial" w:eastAsia="Arial MT" w:hAnsi="Arial" w:cs="Arial"/>
+          <w:kern w:val="0"/>
+          <w:sz w:val="20"/>
+          <w:szCs w:val="20"/>
+          <w:lang w:val="en-US"/>
+        </w:rPr>
+      </w:pPr>
+    </w:p>
+    <w:p>
+      <w:pPr>
         <w:rPr>
           <w:rFonts w:ascii="Times New Roman" w:hAnsi="Times New Roman" w:cs="Times New Roman"/>
           <w:b/>
@@ -26037,6 +26033,29 @@
           <w:lang w:val="en-US"/>
         </w:rPr>
       </w:pPr>
+      <w:proofErr w:type="gramStart"/>
+      <w:r>
+        <w:rPr>
+          <w:rFonts w:ascii="Times New Roman" w:hAnsi="Times New Roman" w:cs="Times New Roman"/>
+          <w:b/>
+          <w:bCs/>
+          <w:sz w:val="20"/>
+          <w:szCs w:val="20"/>
+          <w:lang w:val="en-US"/>
+        </w:rPr>
+        <w:t>{{signatory_name}}</w:t>
+      </w:r>
+      <w:proofErr w:type="gramEnd"/>
+      <w:r>
+        <w:rPr>
+          <w:rFonts w:ascii="Times New Roman" w:hAnsi="Times New Roman" w:cs="Times New Roman"/>
+          <w:b/>
+          <w:bCs/>
+          <w:sz w:val="20"/>
+          <w:szCs w:val="20"/>
+          <w:lang w:val="en-US"/>
+        </w:rPr>
+      </w:r>
       <w:r>
         <w:rPr>
           <w:rFonts w:ascii="Times New Roman" w:hAnsi="Times New Roman" w:cs="Times New Roman"/>
@@ -26046,17 +26065,6 @@
           <w:szCs w:val="18"/>
           <w:lang w:val="en-US"/>
         </w:rPr>
-        <w:t>{{signatory_name}}</w:t>
-      </w:r>
-      <w:r>
-        <w:rPr>
-          <w:rFonts w:ascii="Times New Roman" w:hAnsi="Times New Roman" w:cs="Times New Roman"/>
-          <w:b/>
-          <w:bCs/>
-          <w:sz w:val="18"/>
-          <w:szCs w:val="18"/>
-          <w:lang w:val="en-US"/>
-        </w:rPr>
         <w:br/>
       </w:r>
       <w:r>
@@ -26068,7 +26076,40 @@
           <w:szCs w:val="16"/>
           <w:lang w:val="en-US"/>
         </w:rPr>
-        <w:t>(ಕು. {{signatory_name_kannada}})</w:t>
+        <w:t>(</w:t>
+      </w:r>
+      <w:r>
+        <w:rPr>
+          <w:rFonts w:ascii="Nirmala UI" w:hAnsi="Nirmala UI" w:cs="Nirmala UI" w:hint="cs"/>
+          <w:b/>
+          <w:bCs/>
+          <w:sz w:val="16"/>
+          <w:szCs w:val="16"/>
+          <w:lang w:val="en-US"/>
+        </w:rPr>
+        <w:t>ಕು</w:t>
+      </w:r>
+      <w:r>
+        <w:rPr>
+          <w:rFonts w:ascii="Nirmala UI" w:hAnsi="Nirmala UI" w:cs="Nirmala UI"/>
+          <w:b/>
+          <w:bCs/>
+          <w:sz w:val="16"/>
+          <w:szCs w:val="16"/>
+          <w:lang w:val="en-US"/>
+        </w:rPr>
+        <w:t xml:space="preserve">. </w:t>
+      </w:r>
+      <w:r>
+        <w:rPr>
+          <w:rFonts w:ascii="Nirmala UI" w:hAnsi="Nirmala UI" w:cs="Nirmala UI"/>
+          <w:b/>
+          <w:bCs/>
+          <w:sz w:val="16"/>
+          <w:szCs w:val="16"/>
+          <w:lang w:val="en-US"/>
+        </w:rPr>
+        <w:t>{{signatory_name_kannada}})</w:t>
       </w:r>
       <w:r>
         <w:rPr>
@@ -26127,6 +26168,23 @@
         </w:rPr>
         <w:t xml:space="preserve">ಮಾನವ ಸಂಪನ್ಮೂಲ </w:t>
       </w:r>
+    </w:p>
+    <w:p>
+      <w:pPr>
+        <w:widowControl w:val="0"/>
+        <w:autoSpaceDE w:val="0"/>
+        <w:autoSpaceDN w:val="0"/>
+        <w:spacing w:after="0" w:line="240" w:lineRule="auto"/>
+        <w:rPr>
+          <w:rFonts w:ascii="Nirmala UI" w:eastAsia="Arial" w:hAnsi="Nirmala UI" w:cs="Nirmala UI"/>
+          <w:b/>
+          <w:bCs/>
+          <w:kern w:val="0"/>
+          <w:sz w:val="20"/>
+          <w:szCs w:val="20"/>
+          <w:lang w:val="en-US"/>
+        </w:rPr>
+      </w:pPr>
     </w:p>
     <w:p>
       <w:pPr>
@@ -26156,25 +26214,6 @@
         <w:ind w:right="6933"/>
         <w:outlineLvl w:val="0"/>
         <w:rPr>
-          <w:rFonts w:ascii="Nirmala UI" w:eastAsia="Arial" w:hAnsi="Nirmala UI" w:cs="Nirmala UI"/>
-          <w:b/>
-          <w:bCs/>
-          <w:kern w:val="0"/>
-          <w:sz w:val="20"/>
-          <w:szCs w:val="20"/>
-          <w:lang w:val="en-US"/>
-        </w:rPr>
-      </w:pPr>
-    </w:p>
-    <w:p>
-      <w:pPr>
-        <w:widowControl w:val="0"/>
-        <w:autoSpaceDE w:val="0"/>
-        <w:autoSpaceDN w:val="0"/>
-        <w:spacing w:after="0" w:line="240" w:lineRule="auto"/>
-        <w:ind w:right="6933"/>
-        <w:outlineLvl w:val="0"/>
-        <w:rPr>
           <w:rFonts w:ascii="Arial" w:eastAsia="Arial" w:hAnsi="Arial" w:cs="Arial"/>
           <w:b/>
           <w:bCs/>
@@ -26826,22 +26865,6 @@
         <w:autoSpaceDE w:val="0"/>
         <w:autoSpaceDN w:val="0"/>
         <w:spacing w:after="0" w:line="240" w:lineRule="auto"/>
-        <w:rPr>
-          <w:rFonts w:ascii="Arial" w:eastAsia="Arial MT" w:hAnsi="Arial" w:cs="Arial"/>
-          <w:kern w:val="0"/>
-          <w:sz w:val="20"/>
-          <w:szCs w:val="20"/>
-          <w:lang w:val="en-US"/>
-        </w:rPr>
-      </w:pPr>
-    </w:p>
-    <w:p>
-      <w:pPr>
-        <w:widowControl w:val="0"/>
-        <w:autoSpaceDE w:val="0"/>
-        <w:autoSpaceDN w:val="0"/>
-        <w:spacing w:after="0" w:line="240" w:lineRule="auto"/>
-        <w:contextualSpacing/>
         <w:rPr>
           <w:rFonts w:ascii="Arial" w:eastAsia="Arial MT" w:hAnsi="Arial" w:cs="Arial"/>
           <w:kern w:val="0"/>
@@ -26909,8 +26932,7 @@
         <w:autoSpaceDN w:val="0"/>
         <w:spacing w:after="0" w:line="240" w:lineRule="auto"/>
         <w:rPr>
-          <w:rFonts w:ascii="Arial" w:eastAsia="Arial MT" w:hAnsi="Arial" w:cs="Arial"/>
-          <w:b/>
+          <w:rFonts w:ascii="Arial MT" w:eastAsia="Arial MT" w:hAnsi="Arial MT" w:cs="Arial MT"/>
           <w:kern w:val="0"/>
           <w:sz w:val="20"/>
           <w:szCs w:val="20"/>
@@ -26928,6 +26950,61 @@
         <w:autoSpaceDN w:val="0"/>
         <w:spacing w:after="0" w:line="240" w:lineRule="auto"/>
         <w:rPr>
+          <w:rFonts w:ascii="Arial MT" w:eastAsia="Arial MT" w:hAnsi="Arial MT" w:cs="Arial MT"/>
+          <w:kern w:val="0"/>
+          <w:sz w:val="20"/>
+          <w:szCs w:val="20"/>
+          <w:lang w:val="en-US"/>
+        </w:rPr>
+      </w:pPr>
+    </w:p>
+    <w:p>
+      <w:pPr>
+        <w:widowControl w:val="0"/>
+        <w:tabs>
+          <w:tab w:val="left" w:pos="881"/>
+        </w:tabs>
+        <w:autoSpaceDE w:val="0"/>
+        <w:autoSpaceDN w:val="0"/>
+        <w:spacing w:after="0" w:line="240" w:lineRule="auto"/>
+        <w:rPr>
+          <w:rFonts w:ascii="Arial MT" w:eastAsia="Arial MT" w:hAnsi="Arial MT" w:cs="Arial MT"/>
+          <w:kern w:val="0"/>
+          <w:sz w:val="20"/>
+          <w:szCs w:val="20"/>
+          <w:lang w:val="en-US"/>
+        </w:rPr>
+      </w:pPr>
+    </w:p>
+    <w:p>
+      <w:pPr>
+        <w:widowControl w:val="0"/>
+        <w:tabs>
+          <w:tab w:val="left" w:pos="881"/>
+        </w:tabs>
+        <w:autoSpaceDE w:val="0"/>
+        <w:autoSpaceDN w:val="0"/>
+        <w:spacing w:after="0" w:line="240" w:lineRule="auto"/>
+        <w:rPr>
+          <w:rFonts w:ascii="Arial" w:eastAsia="Arial MT" w:hAnsi="Arial" w:cs="Arial"/>
+          <w:b/>
+          <w:kern w:val="0"/>
+          <w:sz w:val="20"/>
+          <w:szCs w:val="20"/>
+          <w:lang w:val="en-US"/>
+        </w:rPr>
+      </w:pPr>
+    </w:p>
+    <w:p>
+      <w:pPr>
+        <w:widowControl w:val="0"/>
+        <w:tabs>
+          <w:tab w:val="left" w:pos="881"/>
+        </w:tabs>
+        <w:autoSpaceDE w:val="0"/>
+        <w:autoSpaceDN w:val="0"/>
+        <w:spacing w:after="0" w:line="240" w:lineRule="auto"/>
+        <w:rPr>
           <w:rFonts w:ascii="Arial" w:eastAsia="Arial MT" w:hAnsi="Arial" w:cs="Arial"/>
           <w:b/>
           <w:kern w:val="0"/>
@@ -26955,13 +27032,64 @@
         <w:autoSpaceDN w:val="0"/>
         <w:spacing w:after="0" w:line="240" w:lineRule="auto"/>
         <w:rPr>
+          <w:rFonts w:ascii="Arial" w:eastAsia="Arial MT" w:hAnsi="Arial" w:cs="Arial"/>
+          <w:b/>
+          <w:kern w:val="0"/>
+          <w:sz w:val="20"/>
+          <w:szCs w:val="20"/>
+          <w:lang w:val="en-US"/>
+        </w:rPr>
+      </w:pPr>
+      <w:r>
+        <w:rPr>
+          <w:rFonts w:ascii="Nirmala UI" w:eastAsia="Times New Roman" w:hAnsi="Nirmala UI" w:cs="Nirmala UI"/>
+          <w:kern w:val="0"/>
+          <w:sz w:val="20"/>
+          <w:szCs w:val="20"/>
+          <w:lang w:val="en-GB" w:eastAsia="en-GB" w:bidi="hi-IN"/>
+        </w:rPr>
+        <w:t>Ms/</w:t>
+      </w:r>
+      <w:r>
+        <w:rPr>
+          <w:rFonts w:ascii="Nirmala UI" w:eastAsia="Arial MT" w:hAnsi="Nirmala UI" w:cs="Nirmala UI" w:hint="cs"/>
+          <w:kern w:val="0"/>
+          <w:sz w:val="20"/>
+          <w:szCs w:val="20"/>
+          <w:lang w:val="en-US"/>
+        </w:rPr>
+        <w:t>ಕು</w:t>
+      </w:r>
+      <w:r>
+        <w:rPr>
           <w:rFonts w:ascii="Arial MT" w:eastAsia="Arial MT" w:hAnsi="Arial MT" w:cs="Arial MT"/>
           <w:kern w:val="0"/>
           <w:sz w:val="20"/>
           <w:szCs w:val="20"/>
           <w:lang w:val="en-US"/>
         </w:rPr>
-      </w:pPr>
+        <w:t xml:space="preserve"> {{employee_name}}</w:t>
+      </w:r>
+      <w:r>
+        <w:rPr>
+          <w:rFonts w:ascii="Nirmala UI" w:eastAsia="Times New Roman" w:hAnsi="Nirmala UI" w:cs="Nirmala UI"/>
+          <w:kern w:val="0"/>
+          <w:sz w:val="20"/>
+          <w:szCs w:val="20"/>
+          <w:lang w:val="en-GB" w:eastAsia="en-GB" w:bidi="hi-IN"/>
+        </w:rPr>
+        <w:br/>
+      </w:r>
+      <w:r>
+        <w:rPr>
+          <w:rFonts w:ascii="Nirmala UI" w:eastAsia="Arial MT" w:hAnsi="Nirmala UI" w:cs="Nirmala UI"/>
+          <w:kern w:val="0"/>
+          <w:sz w:val="20"/>
+          <w:szCs w:val="20"/>
+          <w:lang w:val="en-US"/>
+        </w:rPr>
+        <w:t>Date/ದಿನಾಂಕ</w:t>
+      </w:r>
       <w:r>
         <w:rPr>
           <w:rFonts w:ascii="Arial MT" w:eastAsia="Arial MT" w:hAnsi="Arial MT" w:cs="Arial MT"/>
@@ -26970,73 +27098,21 @@
           <w:szCs w:val="20"/>
           <w:lang w:val="en-US"/>
         </w:rPr>
-        <w:t>Ms./</w:t>
-      </w:r>
-      <w:r>
-        <w:rPr>
-          <w:rFonts w:ascii="Arial MT" w:eastAsia="Arial MT" w:hAnsi="Arial MT" w:cs="Tunga"/>
-          <w:kern w:val="0"/>
-          <w:sz w:val="20"/>
-          <w:szCs w:val="20"/>
-          <w:cs/>
-          <w:lang w:val="en-US" w:bidi="kn-IN"/>
-        </w:rPr>
-        <w:t xml:space="preserve"> </w:t>
-      </w:r>
-      <w:r>
-        <w:rPr>
-          <w:rFonts w:ascii="Arial MT" w:eastAsia="Arial MT" w:hAnsi="Arial MT" w:cs="Tunga" w:hint="cs"/>
-          <w:kern w:val="0"/>
-          <w:sz w:val="20"/>
-          <w:szCs w:val="20"/>
-          <w:cs/>
-          <w:lang w:val="en-US" w:bidi="kn-IN"/>
-        </w:rPr>
-        <w:t>ಕು</w:t>
-      </w:r>
-      <w:r>
-        <w:rPr>
-          <w:rFonts w:ascii="Arial MT" w:eastAsia="Arial MT" w:hAnsi="Arial MT" w:cs="Arial MT"/>
-          <w:kern w:val="0"/>
-          <w:sz w:val="20"/>
-          <w:szCs w:val="20"/>
-          <w:lang w:val="en-US"/>
-        </w:rPr>
-        <w:t>. {{employee_name}}</w:t>
-      </w:r>
-      <w:r>
-        <w:rPr>
-          <w:rFonts w:ascii="Nirmala UI" w:eastAsia="Times New Roman" w:hAnsi="Nirmala UI" w:cs="Nirmala UI"/>
-          <w:kern w:val="0"/>
-          <w:sz w:val="20"/>
-          <w:szCs w:val="20"/>
-          <w:lang w:val="en-GB" w:eastAsia="en-GB" w:bidi="hi-IN"/>
-        </w:rPr>
-        <w:br/>
-      </w:r>
-      <w:r>
-        <w:rPr>
-          <w:rFonts w:ascii="Nirmala UI" w:eastAsia="Arial MT" w:hAnsi="Nirmala UI" w:cs="Nirmala UI"/>
-          <w:kern w:val="0"/>
-          <w:sz w:val="20"/>
-          <w:szCs w:val="20"/>
-          <w:lang w:val="en-US"/>
-        </w:rPr>
-        <w:t>Date/ದಿನಾಂಕ</w:t>
-      </w:r>
-      <w:r>
-        <w:rPr>
-          <w:rFonts w:ascii="Arial MT" w:eastAsia="Arial MT" w:hAnsi="Arial MT" w:cs="Arial MT"/>
-          <w:kern w:val="0"/>
-          <w:sz w:val="20"/>
-          <w:szCs w:val="20"/>
-          <w:lang w:val="en-US"/>
-        </w:rPr>
         <w:t>:</w:t>
       </w:r>
       <w:r>
         <w:rPr>
-          <w:rFonts w:ascii="Arial MT" w:eastAsia="Arial MT" w:hAnsi="Arial MT" w:cs="Arial MT"/>
+          <w:rFonts w:ascii="Arial" w:eastAsia="Arial MT" w:hAnsi="Arial" w:cs="Arial"/>
+          <w:kern w:val="0"/>
+          <w:sz w:val="20"/>
+          <w:szCs w:val="20"/>
+          <w:lang w:val="en-US"/>
+        </w:rPr>
+        <w:t xml:space="preserve"> </w:t>
+      </w:r>
+      <w:r>
+        <w:rPr>
+          <w:rFonts w:ascii="Arial" w:eastAsia="Arial MT" w:hAnsi="Arial" w:cs="Arial"/>
           <w:kern w:val="0"/>
           <w:sz w:val="20"/>
           <w:szCs w:val="20"/>
@@ -27046,16 +27122,7 @@
       </w:r>
       <w:r>
         <w:rPr>
-          <w:rFonts w:ascii="Arial MT" w:eastAsia="Arial MT" w:hAnsi="Arial MT" w:cs="Arial MT"/>
-          <w:kern w:val="0"/>
-          <w:sz w:val="20"/>
-          <w:szCs w:val="20"/>
-          <w:lang w:val="en-US"/>
-        </w:rPr>
-      </w:r>
-      <w:r>
-        <w:rPr>
-          <w:rFonts w:ascii="Arial MT" w:eastAsia="Arial MT" w:hAnsi="Arial MT" w:cs="Arial MT"/>
+          <w:rFonts w:ascii="Arial" w:eastAsia="Arial MT" w:hAnsi="Arial" w:cs="Arial"/>
           <w:kern w:val="0"/>
           <w:sz w:val="20"/>
           <w:szCs w:val="20"/>
@@ -27069,7 +27136,7 @@
         <w:autoSpaceDE w:val="0"/>
         <w:autoSpaceDN w:val="0"/>
         <w:spacing w:after="0" w:line="240" w:lineRule="auto"/>
-        <w:ind w:left="2880" w:firstLine="720"/>
+        <w:ind w:left="3600"/>
         <w:rPr>
           <w:rFonts w:ascii="Arial MT" w:eastAsia="Arial MT" w:hAnsi="Arial MT" w:cs="Arial MT"/>
           <w:kern w:val="0"/>
@@ -27156,17 +27223,7 @@
           <w:szCs w:val="20"/>
           <w:lang w:val="en-US"/>
         </w:rPr>
-        <w:t>{{employee_name}}</w:t>
-      </w:r>
-      <w:r>
-        <w:rPr>
-          <w:rFonts w:ascii="Arial" w:eastAsia="Arial MT" w:hAnsi="Arial" w:cs="Arial"/>
-          <w:kern w:val="0"/>
-          <w:sz w:val="20"/>
-          <w:szCs w:val="20"/>
-          <w:lang w:val="en-US"/>
-        </w:rPr>
-        <w:t>,</w:t>
+        <w:t>{{employee_name}},</w:t>
       </w:r>
     </w:p>
     <w:p>
@@ -27175,6 +27232,7 @@
         <w:autoSpaceDE w:val="0"/>
         <w:autoSpaceDN w:val="0"/>
         <w:spacing w:after="0" w:line="240" w:lineRule="auto"/>
+        <w:ind w:left="-142" w:firstLine="142"/>
         <w:rPr>
           <w:rFonts w:ascii="Arial MT" w:eastAsia="Arial MT" w:hAnsi="Arial MT" w:cs="Arial MT"/>
           <w:kern w:val="0"/>
@@ -27211,7 +27269,7 @@
           <w:szCs w:val="20"/>
           <w:lang w:val="en-US"/>
         </w:rPr>
-        <w:t xml:space="preserve"> Appointment Ref No {{reference_number}}</w:t>
+        <w:t xml:space="preserve"> Appointment Ref No </w:t>
       </w:r>
       <w:r>
         <w:rPr>
@@ -27221,6 +27279,7 @@
           <w:szCs w:val="20"/>
           <w:lang w:val="en-US"/>
         </w:rPr>
+        <w:t xml:space="preserve">{{reference_number}} </w:t>
       </w:r>
       <w:r>
         <w:rPr>
@@ -27275,7 +27334,7 @@
           <w:szCs w:val="20"/>
           <w:lang w:val="en-US"/>
         </w:rPr>
-        <w:t xml:space="preserve"> dated </w:t>
+        <w:t xml:space="preserve">dated </w:t>
       </w:r>
       <w:r>
         <w:rPr>
@@ -27285,7 +27344,7 @@
           <w:szCs w:val="20"/>
           <w:lang w:val="en-US"/>
         </w:rPr>
-        <w:t>{{joining_date}}</w:t>
+        <w:t>{{issue_date}}</w:t>
       </w:r>
       <w:r>
         <w:rPr>
@@ -27313,50 +27372,26 @@
           <w:szCs w:val="20"/>
           <w:lang w:val="en-US"/>
         </w:rPr>
-      </w:r>
-      <w:r>
-        <w:rPr>
-          <w:rFonts w:ascii="Arial MT" w:eastAsia="Arial MT" w:hAnsi="Arial MT" w:cs="Arial MT"/>
-          <w:kern w:val="0"/>
-          <w:sz w:val="20"/>
-          <w:szCs w:val="20"/>
-          <w:lang w:val="en-US"/>
-        </w:rPr>
         <w:t xml:space="preserve">; we are pleased to inform you that your compensation package will be as follows: </w:t>
       </w:r>
-    </w:p>
-    <w:p>
-      <w:pPr>
-        <w:widowControl w:val="0"/>
-        <w:autoSpaceDE w:val="0"/>
-        <w:autoSpaceDN w:val="0"/>
-        <w:spacing w:after="0" w:line="240" w:lineRule="auto"/>
-        <w:rPr>
-          <w:rFonts w:ascii="Arial MT" w:eastAsia="Arial MT" w:hAnsi="Arial MT" w:cs="Arial MT"/>
-          <w:kern w:val="0"/>
-          <w:sz w:val="20"/>
-          <w:szCs w:val="20"/>
-          <w:lang w:val="en-US"/>
-        </w:rPr>
-      </w:pPr>
     </w:p>
     <w:tbl>
       <w:tblPr>
-        <w:tblW w:w="9919" w:type="dxa"/>
+        <w:tblW w:w="9636" w:type="dxa"/>
         <w:tblLook w:val="04A0" w:firstRow="1" w:lastRow="0" w:firstColumn="1" w:lastColumn="0" w:noHBand="0" w:noVBand="1"/>
       </w:tblPr>
       <w:tblGrid>
-        <w:gridCol w:w="6104"/>
-        <w:gridCol w:w="2030"/>
-        <w:gridCol w:w="1785"/>
+        <w:gridCol w:w="5735"/>
+        <w:gridCol w:w="1961"/>
+        <w:gridCol w:w="1940"/>
       </w:tblGrid>
       <w:tr>
         <w:trPr>
-          <w:trHeight w:val="271"/>
+          <w:trHeight w:val="302"/>
         </w:trPr>
         <w:tc>
           <w:tcPr>
-            <w:tcW w:w="6104" w:type="dxa"/>
+            <w:tcW w:w="5735" w:type="dxa"/>
             <w:vMerge w:val="restart"/>
             <w:tcBorders>
               <w:top w:val="single" w:sz="8" w:space="0" w:color="auto"/>
@@ -27399,7 +27434,7 @@
         </w:tc>
         <w:tc>
           <w:tcPr>
-            <w:tcW w:w="2029" w:type="dxa"/>
+            <w:tcW w:w="1961" w:type="dxa"/>
             <w:tcBorders>
               <w:top w:val="single" w:sz="8" w:space="0" w:color="auto"/>
               <w:left w:val="single" w:sz="8" w:space="0" w:color="auto"/>
@@ -27425,21 +27460,19 @@
             </w:pPr>
             <w:r>
               <w:rPr>
-                <w:rFonts w:ascii="Times New Roman" w:eastAsia="Times New Roman" w:hAnsi="Times New Roman" w:cs="Times New Roman"/>
                 <w:b/>
                 <w:bCs/>
                 <w:color w:val="000000"/>
-                <w:kern w:val="0"/>
-                <w:lang w:eastAsia="en-IN"/>
-                <w14:ligatures w14:val="none"/>
+                <w:sz w:val="22"/>
+                <w:szCs w:val="22"/>
               </w:rPr>
-              <w:t xml:space="preserve">  Existing Salary</w:t>
+              <w:t xml:space="preserve">       Amount </w:t>
             </w:r>
           </w:p>
         </w:tc>
         <w:tc>
           <w:tcPr>
-            <w:tcW w:w="1785" w:type="dxa"/>
+            <w:tcW w:w="1940" w:type="dxa"/>
             <w:tcBorders>
               <w:top w:val="single" w:sz="8" w:space="0" w:color="auto"/>
               <w:left w:val="single" w:sz="8" w:space="0" w:color="auto"/>
@@ -27466,26 +27499,24 @@
             </w:pPr>
             <w:r>
               <w:rPr>
-                <w:rFonts w:ascii="Times New Roman" w:eastAsia="Times New Roman" w:hAnsi="Times New Roman" w:cs="Times New Roman"/>
                 <w:b/>
                 <w:bCs/>
                 <w:color w:val="000000"/>
-                <w:kern w:val="0"/>
-                <w:lang w:eastAsia="en-IN"/>
-                <w14:ligatures w14:val="none"/>
+                <w:sz w:val="22"/>
+                <w:szCs w:val="22"/>
               </w:rPr>
-              <w:t xml:space="preserve">  Revised Salary</w:t>
+              <w:t xml:space="preserve">Amount </w:t>
             </w:r>
           </w:p>
         </w:tc>
       </w:tr>
       <w:tr>
         <w:trPr>
-          <w:trHeight w:val="271"/>
+          <w:trHeight w:val="302"/>
         </w:trPr>
         <w:tc>
           <w:tcPr>
-            <w:tcW w:w="0" w:type="auto"/>
+            <w:tcW w:w="5735" w:type="dxa"/>
             <w:vMerge/>
             <w:tcBorders>
               <w:top w:val="single" w:sz="8" w:space="0" w:color="auto"/>
@@ -27513,7 +27544,7 @@
         </w:tc>
         <w:tc>
           <w:tcPr>
-            <w:tcW w:w="2029" w:type="dxa"/>
+            <w:tcW w:w="1961" w:type="dxa"/>
             <w:tcBorders>
               <w:top w:val="nil"/>
               <w:left w:val="single" w:sz="8" w:space="0" w:color="auto"/>
@@ -27539,21 +27570,19 @@
             </w:pPr>
             <w:r>
               <w:rPr>
-                <w:rFonts w:ascii="Times New Roman" w:eastAsia="Times New Roman" w:hAnsi="Times New Roman" w:cs="Times New Roman"/>
                 <w:b/>
                 <w:bCs/>
                 <w:color w:val="000000"/>
-                <w:kern w:val="0"/>
-                <w:lang w:eastAsia="en-IN"/>
-                <w14:ligatures w14:val="none"/>
+                <w:sz w:val="22"/>
+                <w:szCs w:val="22"/>
               </w:rPr>
-              <w:t xml:space="preserve">   (Per Month)</w:t>
+              <w:t xml:space="preserve">     (Per Month)</w:t>
             </w:r>
           </w:p>
         </w:tc>
         <w:tc>
           <w:tcPr>
-            <w:tcW w:w="1785" w:type="dxa"/>
+            <w:tcW w:w="1940" w:type="dxa"/>
             <w:tcBorders>
               <w:top w:val="nil"/>
               <w:left w:val="single" w:sz="8" w:space="0" w:color="auto"/>
@@ -27580,26 +27609,24 @@
             </w:pPr>
             <w:r>
               <w:rPr>
-                <w:rFonts w:ascii="Times New Roman" w:eastAsia="Times New Roman" w:hAnsi="Times New Roman" w:cs="Times New Roman"/>
                 <w:b/>
                 <w:bCs/>
                 <w:color w:val="000000"/>
-                <w:kern w:val="0"/>
-                <w:lang w:eastAsia="en-IN"/>
-                <w14:ligatures w14:val="none"/>
+                <w:sz w:val="22"/>
+                <w:szCs w:val="22"/>
               </w:rPr>
-              <w:t xml:space="preserve"> (Per Month)</w:t>
+              <w:t>(Per Annum)</w:t>
             </w:r>
           </w:p>
         </w:tc>
       </w:tr>
       <w:tr>
         <w:trPr>
-          <w:trHeight w:val="271"/>
+          <w:trHeight w:val="302"/>
         </w:trPr>
         <w:tc>
           <w:tcPr>
-            <w:tcW w:w="6104" w:type="dxa"/>
+            <w:tcW w:w="5735" w:type="dxa"/>
             <w:tcBorders>
               <w:top w:val="nil"/>
               <w:left w:val="single" w:sz="8" w:space="0" w:color="auto"/>
@@ -27639,7 +27666,7 @@
         </w:tc>
         <w:tc>
           <w:tcPr>
-            <w:tcW w:w="2029" w:type="dxa"/>
+            <w:tcW w:w="1961" w:type="dxa"/>
             <w:tcBorders>
               <w:top w:val="nil"/>
               <w:left w:val="nil"/>
@@ -27648,7 +27675,6 @@
             </w:tcBorders>
             <w:noWrap/>
             <w:vAlign w:val="center"/>
-            <w:hideMark/>
           </w:tcPr>
           <w:p>
             <w:pPr>
@@ -27665,22 +27691,13 @@
               </w:rPr>
             </w:pPr>
             <w:r>
-              <w:rPr>
-                <w:rFonts w:ascii="Calibri" w:eastAsia="Times New Roman" w:hAnsi="Calibri" w:cs="Calibri"/>
-                <w:color w:val="000000"/>
-                <w:kern w:val="0"/>
-                <w:sz w:val="22"/>
-                <w:szCs w:val="22"/>
-                <w:lang w:eastAsia="en-IN"/>
-                <w14:ligatures w14:val="none"/>
-              </w:rPr>
-              <w:t>{{salary_basic_salary_existing}}</w:t>
+              <w:t>{{salary_basic_salary_monthly}}</w:t>
             </w:r>
           </w:p>
         </w:tc>
         <w:tc>
           <w:tcPr>
-            <w:tcW w:w="1785" w:type="dxa"/>
+            <w:tcW w:w="1940" w:type="dxa"/>
             <w:tcBorders>
               <w:top w:val="nil"/>
               <w:left w:val="nil"/>
@@ -27689,7 +27706,6 @@
             </w:tcBorders>
             <w:noWrap/>
             <w:vAlign w:val="center"/>
-            <w:hideMark/>
           </w:tcPr>
           <w:p>
             <w:pPr>
@@ -27706,27 +27722,18 @@
               </w:rPr>
             </w:pPr>
             <w:r>
-              <w:rPr>
-                <w:rFonts w:ascii="Calibri" w:eastAsia="Times New Roman" w:hAnsi="Calibri" w:cs="Calibri"/>
-                <w:color w:val="000000"/>
-                <w:kern w:val="0"/>
-                <w:sz w:val="22"/>
-                <w:szCs w:val="22"/>
-                <w:lang w:eastAsia="en-IN"/>
-                <w14:ligatures w14:val="none"/>
-              </w:rPr>
-              <w:t>{{salary_basic_salary_revised}}</w:t>
+              <w:t>{{salary_basic_salary_annual}}</w:t>
             </w:r>
           </w:p>
         </w:tc>
       </w:tr>
       <w:tr>
         <w:trPr>
-          <w:trHeight w:val="271"/>
+          <w:trHeight w:val="302"/>
         </w:trPr>
         <w:tc>
           <w:tcPr>
-            <w:tcW w:w="6104" w:type="dxa"/>
+            <w:tcW w:w="5735" w:type="dxa"/>
             <w:tcBorders>
               <w:top w:val="nil"/>
               <w:left w:val="single" w:sz="8" w:space="0" w:color="auto"/>
@@ -27766,7 +27773,7 @@
         </w:tc>
         <w:tc>
           <w:tcPr>
-            <w:tcW w:w="2029" w:type="dxa"/>
+            <w:tcW w:w="1961" w:type="dxa"/>
             <w:tcBorders>
               <w:top w:val="nil"/>
               <w:left w:val="nil"/>
@@ -27775,7 +27782,6 @@
             </w:tcBorders>
             <w:noWrap/>
             <w:vAlign w:val="center"/>
-            <w:hideMark/>
           </w:tcPr>
           <w:p>
             <w:pPr>
@@ -27792,22 +27798,13 @@
               </w:rPr>
             </w:pPr>
             <w:r>
-              <w:rPr>
-                <w:rFonts w:ascii="Calibri" w:eastAsia="Times New Roman" w:hAnsi="Calibri" w:cs="Calibri"/>
-                <w:color w:val="000000"/>
-                <w:kern w:val="0"/>
-                <w:sz w:val="22"/>
-                <w:szCs w:val="22"/>
-                <w:lang w:eastAsia="en-IN"/>
-                <w14:ligatures w14:val="none"/>
-              </w:rPr>
-              <w:t>{{salary_house_rent_allowance_existing}}</w:t>
+              <w:t>{{salary_house_rent_allowance_monthly}}</w:t>
             </w:r>
           </w:p>
         </w:tc>
         <w:tc>
           <w:tcPr>
-            <w:tcW w:w="1785" w:type="dxa"/>
+            <w:tcW w:w="1940" w:type="dxa"/>
             <w:tcBorders>
               <w:top w:val="nil"/>
               <w:left w:val="nil"/>
@@ -27816,7 +27813,6 @@
             </w:tcBorders>
             <w:noWrap/>
             <w:vAlign w:val="center"/>
-            <w:hideMark/>
           </w:tcPr>
           <w:p>
             <w:pPr>
@@ -27833,27 +27829,18 @@
               </w:rPr>
             </w:pPr>
             <w:r>
-              <w:rPr>
-                <w:rFonts w:ascii="Calibri" w:eastAsia="Times New Roman" w:hAnsi="Calibri" w:cs="Calibri"/>
-                <w:color w:val="000000"/>
-                <w:kern w:val="0"/>
-                <w:sz w:val="22"/>
-                <w:szCs w:val="22"/>
-                <w:lang w:eastAsia="en-IN"/>
-                <w14:ligatures w14:val="none"/>
-              </w:rPr>
-              <w:t>{{salary_house_rent_allowance_revised}}</w:t>
+              <w:t>{{salary_house_rent_allowance_annual}}</w:t>
             </w:r>
           </w:p>
         </w:tc>
       </w:tr>
       <w:tr>
         <w:trPr>
-          <w:trHeight w:val="271"/>
+          <w:trHeight w:val="302"/>
         </w:trPr>
         <w:tc>
           <w:tcPr>
-            <w:tcW w:w="6104" w:type="dxa"/>
+            <w:tcW w:w="5735" w:type="dxa"/>
             <w:tcBorders>
               <w:top w:val="nil"/>
               <w:left w:val="single" w:sz="8" w:space="0" w:color="auto"/>
@@ -27893,7 +27880,7 @@
         </w:tc>
         <w:tc>
           <w:tcPr>
-            <w:tcW w:w="2029" w:type="dxa"/>
+            <w:tcW w:w="1961" w:type="dxa"/>
             <w:tcBorders>
               <w:top w:val="nil"/>
               <w:left w:val="nil"/>
@@ -27902,7 +27889,6 @@
             </w:tcBorders>
             <w:noWrap/>
             <w:vAlign w:val="center"/>
-            <w:hideMark/>
           </w:tcPr>
           <w:p>
             <w:pPr>
@@ -27919,22 +27905,13 @@
               </w:rPr>
             </w:pPr>
             <w:r>
-              <w:rPr>
-                <w:rFonts w:ascii="Calibri" w:eastAsia="Times New Roman" w:hAnsi="Calibri" w:cs="Calibri"/>
-                <w:color w:val="000000"/>
-                <w:kern w:val="0"/>
-                <w:sz w:val="22"/>
-                <w:szCs w:val="22"/>
-                <w:lang w:eastAsia="en-IN"/>
-                <w14:ligatures w14:val="none"/>
-              </w:rPr>
-              <w:t>{{salary_conveyance_allowance_existing}}</w:t>
+              <w:t>{{salary_conveyance_allowance_monthly}}</w:t>
             </w:r>
           </w:p>
         </w:tc>
         <w:tc>
           <w:tcPr>
-            <w:tcW w:w="1785" w:type="dxa"/>
+            <w:tcW w:w="1940" w:type="dxa"/>
             <w:tcBorders>
               <w:top w:val="nil"/>
               <w:left w:val="nil"/>
@@ -27943,7 +27920,6 @@
             </w:tcBorders>
             <w:noWrap/>
             <w:vAlign w:val="center"/>
-            <w:hideMark/>
           </w:tcPr>
           <w:p>
             <w:pPr>
@@ -27960,27 +27936,18 @@
               </w:rPr>
             </w:pPr>
             <w:r>
-              <w:rPr>
-                <w:rFonts w:ascii="Calibri" w:eastAsia="Times New Roman" w:hAnsi="Calibri" w:cs="Calibri"/>
-                <w:color w:val="000000"/>
-                <w:kern w:val="0"/>
-                <w:sz w:val="22"/>
-                <w:szCs w:val="22"/>
-                <w:lang w:eastAsia="en-IN"/>
-                <w14:ligatures w14:val="none"/>
-              </w:rPr>
-              <w:t>{{salary_conveyance_allowance_revised}}</w:t>
+              <w:t>{{salary_conveyance_allowance_annual}}</w:t>
             </w:r>
           </w:p>
         </w:tc>
       </w:tr>
       <w:tr>
         <w:trPr>
-          <w:trHeight w:val="271"/>
+          <w:trHeight w:val="302"/>
         </w:trPr>
         <w:tc>
           <w:tcPr>
-            <w:tcW w:w="6104" w:type="dxa"/>
+            <w:tcW w:w="5735" w:type="dxa"/>
             <w:tcBorders>
               <w:top w:val="nil"/>
               <w:left w:val="single" w:sz="8" w:space="0" w:color="auto"/>
@@ -28020,7 +27987,7 @@
         </w:tc>
         <w:tc>
           <w:tcPr>
-            <w:tcW w:w="2029" w:type="dxa"/>
+            <w:tcW w:w="1961" w:type="dxa"/>
             <w:tcBorders>
               <w:top w:val="nil"/>
               <w:left w:val="nil"/>
@@ -28029,7 +27996,6 @@
             </w:tcBorders>
             <w:noWrap/>
             <w:vAlign w:val="center"/>
-            <w:hideMark/>
           </w:tcPr>
           <w:p>
             <w:pPr>
@@ -28046,22 +28012,13 @@
               </w:rPr>
             </w:pPr>
             <w:r>
-              <w:rPr>
-                <w:rFonts w:ascii="Calibri" w:eastAsia="Times New Roman" w:hAnsi="Calibri" w:cs="Calibri"/>
-                <w:color w:val="000000"/>
-                <w:kern w:val="0"/>
-                <w:sz w:val="22"/>
-                <w:szCs w:val="22"/>
-                <w:lang w:eastAsia="en-IN"/>
-                <w14:ligatures w14:val="none"/>
-              </w:rPr>
-              <w:t>{{salary_medical_reimbursement_existing}}</w:t>
+              <w:t>{{salary_medical_reimbursement_monthly}}</w:t>
             </w:r>
           </w:p>
         </w:tc>
         <w:tc>
           <w:tcPr>
-            <w:tcW w:w="1785" w:type="dxa"/>
+            <w:tcW w:w="1940" w:type="dxa"/>
             <w:tcBorders>
               <w:top w:val="nil"/>
               <w:left w:val="nil"/>
@@ -28070,7 +28027,6 @@
             </w:tcBorders>
             <w:noWrap/>
             <w:vAlign w:val="center"/>
-            <w:hideMark/>
           </w:tcPr>
           <w:p>
             <w:pPr>
@@ -28087,27 +28043,18 @@
               </w:rPr>
             </w:pPr>
             <w:r>
-              <w:rPr>
-                <w:rFonts w:ascii="Calibri" w:eastAsia="Times New Roman" w:hAnsi="Calibri" w:cs="Calibri"/>
-                <w:color w:val="000000"/>
-                <w:kern w:val="0"/>
-                <w:sz w:val="22"/>
-                <w:szCs w:val="22"/>
-                <w:lang w:eastAsia="en-IN"/>
-                <w14:ligatures w14:val="none"/>
-              </w:rPr>
-              <w:t>{{salary_medical_reimbursement_revised}}</w:t>
+              <w:t>{{salary_medical_reimbursement_annual}}</w:t>
             </w:r>
           </w:p>
         </w:tc>
       </w:tr>
       <w:tr>
         <w:trPr>
-          <w:trHeight w:val="271"/>
+          <w:trHeight w:val="302"/>
         </w:trPr>
         <w:tc>
           <w:tcPr>
-            <w:tcW w:w="6104" w:type="dxa"/>
+            <w:tcW w:w="5735" w:type="dxa"/>
             <w:tcBorders>
               <w:top w:val="nil"/>
               <w:left w:val="single" w:sz="8" w:space="0" w:color="auto"/>
@@ -28147,7 +28094,7 @@
         </w:tc>
         <w:tc>
           <w:tcPr>
-            <w:tcW w:w="2029" w:type="dxa"/>
+            <w:tcW w:w="1961" w:type="dxa"/>
             <w:tcBorders>
               <w:top w:val="nil"/>
               <w:left w:val="nil"/>
@@ -28156,7 +28103,6 @@
             </w:tcBorders>
             <w:noWrap/>
             <w:vAlign w:val="center"/>
-            <w:hideMark/>
           </w:tcPr>
           <w:p>
             <w:pPr>
@@ -28173,22 +28119,13 @@
               </w:rPr>
             </w:pPr>
             <w:r>
-              <w:rPr>
-                <w:rFonts w:ascii="Calibri" w:eastAsia="Times New Roman" w:hAnsi="Calibri" w:cs="Calibri"/>
-                <w:color w:val="000000"/>
-                <w:kern w:val="0"/>
-                <w:sz w:val="22"/>
-                <w:szCs w:val="22"/>
-                <w:lang w:eastAsia="en-IN"/>
-                <w14:ligatures w14:val="none"/>
-              </w:rPr>
-              <w:t>{{salary_special_allowance_existing}}</w:t>
+              <w:t>{{salary_special_allowance_monthly}}</w:t>
             </w:r>
           </w:p>
         </w:tc>
         <w:tc>
           <w:tcPr>
-            <w:tcW w:w="1785" w:type="dxa"/>
+            <w:tcW w:w="1940" w:type="dxa"/>
             <w:tcBorders>
               <w:top w:val="nil"/>
               <w:left w:val="nil"/>
@@ -28197,7 +28134,6 @@
             </w:tcBorders>
             <w:noWrap/>
             <w:vAlign w:val="center"/>
-            <w:hideMark/>
           </w:tcPr>
           <w:p>
             <w:pPr>
@@ -28214,27 +28150,18 @@
               </w:rPr>
             </w:pPr>
             <w:r>
-              <w:rPr>
-                <w:rFonts w:ascii="Calibri" w:eastAsia="Times New Roman" w:hAnsi="Calibri" w:cs="Calibri"/>
-                <w:color w:val="000000"/>
-                <w:kern w:val="0"/>
-                <w:sz w:val="22"/>
-                <w:szCs w:val="22"/>
-                <w:lang w:eastAsia="en-IN"/>
-                <w14:ligatures w14:val="none"/>
-              </w:rPr>
-              <w:t>{{salary_special_allowance_revised}}</w:t>
+              <w:t>{{salary_special_allowance_annual}}</w:t>
             </w:r>
           </w:p>
         </w:tc>
       </w:tr>
       <w:tr>
         <w:trPr>
-          <w:trHeight w:val="271"/>
+          <w:trHeight w:val="302"/>
         </w:trPr>
         <w:tc>
           <w:tcPr>
-            <w:tcW w:w="6104" w:type="dxa"/>
+            <w:tcW w:w="5735" w:type="dxa"/>
             <w:tcBorders>
               <w:top w:val="nil"/>
               <w:left w:val="single" w:sz="8" w:space="0" w:color="auto"/>
@@ -28274,7 +28201,7 @@
         </w:tc>
         <w:tc>
           <w:tcPr>
-            <w:tcW w:w="2029" w:type="dxa"/>
+            <w:tcW w:w="1961" w:type="dxa"/>
             <w:tcBorders>
               <w:top w:val="nil"/>
               <w:left w:val="nil"/>
@@ -28283,7 +28210,6 @@
             </w:tcBorders>
             <w:noWrap/>
             <w:vAlign w:val="center"/>
-            <w:hideMark/>
           </w:tcPr>
           <w:p>
             <w:pPr>
@@ -28300,22 +28226,13 @@
               </w:rPr>
             </w:pPr>
             <w:r>
-              <w:rPr>
-                <w:rFonts w:ascii="Calibri" w:eastAsia="Times New Roman" w:hAnsi="Calibri" w:cs="Calibri"/>
-                <w:color w:val="000000"/>
-                <w:kern w:val="0"/>
-                <w:sz w:val="22"/>
-                <w:szCs w:val="22"/>
-                <w:lang w:eastAsia="en-IN"/>
-                <w14:ligatures w14:val="none"/>
-              </w:rPr>
-              <w:t>{{salary_variable_pay_existing}}</w:t>
+              <w:t>{{salary_variable_pay_monthly}}</w:t>
             </w:r>
           </w:p>
         </w:tc>
         <w:tc>
           <w:tcPr>
-            <w:tcW w:w="1785" w:type="dxa"/>
+            <w:tcW w:w="1940" w:type="dxa"/>
             <w:tcBorders>
               <w:top w:val="nil"/>
               <w:left w:val="nil"/>
@@ -28324,7 +28241,6 @@
             </w:tcBorders>
             <w:noWrap/>
             <w:vAlign w:val="center"/>
-            <w:hideMark/>
           </w:tcPr>
           <w:p>
             <w:pPr>
@@ -28341,27 +28257,18 @@
               </w:rPr>
             </w:pPr>
             <w:r>
-              <w:rPr>
-                <w:rFonts w:ascii="Calibri" w:eastAsia="Times New Roman" w:hAnsi="Calibri" w:cs="Calibri"/>
-                <w:color w:val="000000"/>
-                <w:kern w:val="0"/>
-                <w:sz w:val="22"/>
-                <w:szCs w:val="22"/>
-                <w:lang w:eastAsia="en-IN"/>
-                <w14:ligatures w14:val="none"/>
-              </w:rPr>
-              <w:t>{{salary_variable_pay_revised}}</w:t>
+              <w:t>{{salary_variable_pay_annual}}</w:t>
             </w:r>
           </w:p>
         </w:tc>
       </w:tr>
       <w:tr>
         <w:trPr>
-          <w:trHeight w:val="271"/>
+          <w:trHeight w:val="302"/>
         </w:trPr>
         <w:tc>
           <w:tcPr>
-            <w:tcW w:w="6104" w:type="dxa"/>
+            <w:tcW w:w="5735" w:type="dxa"/>
             <w:tcBorders>
               <w:top w:val="single" w:sz="8" w:space="0" w:color="auto"/>
               <w:left w:val="single" w:sz="8" w:space="0" w:color="auto"/>
@@ -28430,7 +28337,7 @@
         </w:tc>
         <w:tc>
           <w:tcPr>
-            <w:tcW w:w="2029" w:type="dxa"/>
+            <w:tcW w:w="1961" w:type="dxa"/>
             <w:tcBorders>
               <w:top w:val="single" w:sz="8" w:space="0" w:color="auto"/>
               <w:left w:val="nil"/>
@@ -28440,7 +28347,6 @@
             <w:shd w:val="clear" w:color="auto" w:fill="D0CECE"/>
             <w:noWrap/>
             <w:vAlign w:val="center"/>
-            <w:hideMark/>
           </w:tcPr>
           <w:p>
             <w:pPr>
@@ -28459,24 +28365,13 @@
               </w:rPr>
             </w:pPr>
             <w:r>
-              <w:rPr>
-                <w:rFonts w:ascii="Calibri" w:eastAsia="Times New Roman" w:hAnsi="Calibri" w:cs="Calibri"/>
-                <w:b/>
-                <w:bCs/>
-                <w:color w:val="000000"/>
-                <w:kern w:val="0"/>
-                <w:sz w:val="22"/>
-                <w:szCs w:val="22"/>
-                <w:lang w:eastAsia="en-IN"/>
-                <w14:ligatures w14:val="none"/>
-              </w:rPr>
-              <w:t>{{salary_a_gross_salary_total_existing}}</w:t>
+              <w:t>{{salary_a_gross_salary_total_monthly}}</w:t>
             </w:r>
           </w:p>
         </w:tc>
         <w:tc>
           <w:tcPr>
-            <w:tcW w:w="1785" w:type="dxa"/>
+            <w:tcW w:w="1940" w:type="dxa"/>
             <w:tcBorders>
               <w:top w:val="single" w:sz="8" w:space="0" w:color="auto"/>
               <w:left w:val="nil"/>
@@ -28486,7 +28381,6 @@
             <w:shd w:val="clear" w:color="auto" w:fill="D0CECE"/>
             <w:noWrap/>
             <w:vAlign w:val="center"/>
-            <w:hideMark/>
           </w:tcPr>
           <w:p>
             <w:pPr>
@@ -28505,29 +28399,18 @@
               </w:rPr>
             </w:pPr>
             <w:r>
-              <w:rPr>
-                <w:rFonts w:ascii="Calibri" w:eastAsia="Times New Roman" w:hAnsi="Calibri" w:cs="Calibri"/>
-                <w:b/>
-                <w:bCs/>
-                <w:color w:val="000000"/>
-                <w:kern w:val="0"/>
-                <w:sz w:val="22"/>
-                <w:szCs w:val="22"/>
-                <w:lang w:eastAsia="en-IN"/>
-                <w14:ligatures w14:val="none"/>
-              </w:rPr>
-              <w:t>{{salary_a_gross_salary_total_revised}}</w:t>
+              <w:t>{{salary_a_gross_salary_total_annual}}</w:t>
             </w:r>
           </w:p>
         </w:tc>
       </w:tr>
       <w:tr>
         <w:trPr>
-          <w:trHeight w:val="271"/>
+          <w:trHeight w:val="302"/>
         </w:trPr>
         <w:tc>
           <w:tcPr>
-            <w:tcW w:w="6104" w:type="dxa"/>
+            <w:tcW w:w="5735" w:type="dxa"/>
             <w:tcBorders>
               <w:top w:val="nil"/>
               <w:left w:val="single" w:sz="8" w:space="0" w:color="auto"/>
@@ -28567,7 +28450,7 @@
         </w:tc>
         <w:tc>
           <w:tcPr>
-            <w:tcW w:w="2029" w:type="dxa"/>
+            <w:tcW w:w="1961" w:type="dxa"/>
             <w:tcBorders>
               <w:top w:val="nil"/>
               <w:left w:val="nil"/>
@@ -28576,7 +28459,6 @@
             </w:tcBorders>
             <w:noWrap/>
             <w:vAlign w:val="center"/>
-            <w:hideMark/>
           </w:tcPr>
           <w:p>
             <w:pPr>
@@ -28593,22 +28475,13 @@
               </w:rPr>
             </w:pPr>
             <w:r>
-              <w:rPr>
-                <w:rFonts w:ascii="Calibri" w:eastAsia="Times New Roman" w:hAnsi="Calibri" w:cs="Calibri"/>
-                <w:color w:val="000000"/>
-                <w:kern w:val="0"/>
-                <w:sz w:val="22"/>
-                <w:szCs w:val="22"/>
-                <w:lang w:eastAsia="en-IN"/>
-                <w14:ligatures w14:val="none"/>
-              </w:rPr>
-              <w:t>{{salary_employer_contribution_pf_12_existing}}</w:t>
+              <w:t>{{salary_employer_contribution_pf_12_monthly}}</w:t>
             </w:r>
           </w:p>
         </w:tc>
         <w:tc>
           <w:tcPr>
-            <w:tcW w:w="1785" w:type="dxa"/>
+            <w:tcW w:w="1940" w:type="dxa"/>
             <w:tcBorders>
               <w:top w:val="nil"/>
               <w:left w:val="nil"/>
@@ -28617,7 +28490,6 @@
             </w:tcBorders>
             <w:noWrap/>
             <w:vAlign w:val="center"/>
-            <w:hideMark/>
           </w:tcPr>
           <w:p>
             <w:pPr>
@@ -28634,27 +28506,18 @@
               </w:rPr>
             </w:pPr>
             <w:r>
-              <w:rPr>
-                <w:rFonts w:ascii="Calibri" w:eastAsia="Times New Roman" w:hAnsi="Calibri" w:cs="Calibri"/>
-                <w:color w:val="000000"/>
-                <w:kern w:val="0"/>
-                <w:sz w:val="22"/>
-                <w:szCs w:val="22"/>
-                <w:lang w:eastAsia="en-IN"/>
-                <w14:ligatures w14:val="none"/>
-              </w:rPr>
-              <w:t>{{salary_employer_contribution_pf_12_revised}}</w:t>
+              <w:t>{{salary_employer_contribution_pf_12_annual}}</w:t>
             </w:r>
           </w:p>
         </w:tc>
       </w:tr>
       <w:tr>
         <w:trPr>
-          <w:trHeight w:val="271"/>
+          <w:trHeight w:val="302"/>
         </w:trPr>
         <w:tc>
           <w:tcPr>
-            <w:tcW w:w="6104" w:type="dxa"/>
+            <w:tcW w:w="5735" w:type="dxa"/>
             <w:tcBorders>
               <w:top w:val="nil"/>
               <w:left w:val="single" w:sz="8" w:space="0" w:color="auto"/>
@@ -28694,7 +28557,7 @@
         </w:tc>
         <w:tc>
           <w:tcPr>
-            <w:tcW w:w="2029" w:type="dxa"/>
+            <w:tcW w:w="1961" w:type="dxa"/>
             <w:tcBorders>
               <w:top w:val="nil"/>
               <w:left w:val="nil"/>
@@ -28703,7 +28566,6 @@
             </w:tcBorders>
             <w:noWrap/>
             <w:vAlign w:val="center"/>
-            <w:hideMark/>
           </w:tcPr>
           <w:p>
             <w:pPr>
@@ -28720,22 +28582,13 @@
               </w:rPr>
             </w:pPr>
             <w:r>
-              <w:rPr>
-                <w:rFonts w:ascii="Calibri" w:eastAsia="Times New Roman" w:hAnsi="Calibri" w:cs="Calibri"/>
-                <w:color w:val="000000"/>
-                <w:kern w:val="0"/>
-                <w:sz w:val="22"/>
-                <w:szCs w:val="22"/>
-                <w:lang w:eastAsia="en-IN"/>
-                <w14:ligatures w14:val="none"/>
-              </w:rPr>
-              <w:t>{{salary_employer_contribution_esi_3_25_existing}}</w:t>
+              <w:t>{{salary_employer_contribution_esi_3_25_monthly}}</w:t>
             </w:r>
           </w:p>
         </w:tc>
         <w:tc>
           <w:tcPr>
-            <w:tcW w:w="1785" w:type="dxa"/>
+            <w:tcW w:w="1940" w:type="dxa"/>
             <w:tcBorders>
               <w:top w:val="nil"/>
               <w:left w:val="nil"/>
@@ -28744,7 +28597,6 @@
             </w:tcBorders>
             <w:noWrap/>
             <w:vAlign w:val="center"/>
-            <w:hideMark/>
           </w:tcPr>
           <w:p>
             <w:pPr>
@@ -28761,27 +28613,18 @@
               </w:rPr>
             </w:pPr>
             <w:r>
-              <w:rPr>
-                <w:rFonts w:ascii="Calibri" w:eastAsia="Times New Roman" w:hAnsi="Calibri" w:cs="Calibri"/>
-                <w:color w:val="000000"/>
-                <w:kern w:val="0"/>
-                <w:sz w:val="22"/>
-                <w:szCs w:val="22"/>
-                <w:lang w:eastAsia="en-IN"/>
-                <w14:ligatures w14:val="none"/>
-              </w:rPr>
-              <w:t>{{salary_employer_contribution_esi_3_25_revised}}</w:t>
+              <w:t>{{salary_employer_contribution_esi_3_25_annual}}</w:t>
             </w:r>
           </w:p>
         </w:tc>
       </w:tr>
       <w:tr>
         <w:trPr>
-          <w:trHeight w:val="271"/>
+          <w:trHeight w:val="302"/>
         </w:trPr>
         <w:tc>
           <w:tcPr>
-            <w:tcW w:w="6104" w:type="dxa"/>
+            <w:tcW w:w="5735" w:type="dxa"/>
             <w:tcBorders>
               <w:top w:val="single" w:sz="8" w:space="0" w:color="auto"/>
               <w:left w:val="single" w:sz="8" w:space="0" w:color="auto"/>
@@ -28849,7 +28692,7 @@
         </w:tc>
         <w:tc>
           <w:tcPr>
-            <w:tcW w:w="2029" w:type="dxa"/>
+            <w:tcW w:w="1961" w:type="dxa"/>
             <w:tcBorders>
               <w:top w:val="single" w:sz="8" w:space="0" w:color="auto"/>
               <w:left w:val="nil"/>
@@ -28858,7 +28701,6 @@
             </w:tcBorders>
             <w:noWrap/>
             <w:vAlign w:val="center"/>
-            <w:hideMark/>
           </w:tcPr>
           <w:p>
             <w:pPr>
@@ -28877,24 +28719,13 @@
               </w:rPr>
             </w:pPr>
             <w:r>
-              <w:rPr>
-                <w:rFonts w:ascii="Calibri" w:eastAsia="Times New Roman" w:hAnsi="Calibri" w:cs="Calibri"/>
-                <w:b/>
-                <w:bCs/>
-                <w:color w:val="000000"/>
-                <w:kern w:val="0"/>
-                <w:sz w:val="22"/>
-                <w:szCs w:val="22"/>
-                <w:lang w:eastAsia="en-IN"/>
-                <w14:ligatures w14:val="none"/>
-              </w:rPr>
-              <w:t>{{salary_b_employee_retiral_total_existing}}</w:t>
+              <w:t>{{salary_b_employee_retiral_total_monthly}}</w:t>
             </w:r>
           </w:p>
         </w:tc>
         <w:tc>
           <w:tcPr>
-            <w:tcW w:w="1785" w:type="dxa"/>
+            <w:tcW w:w="1940" w:type="dxa"/>
             <w:tcBorders>
               <w:top w:val="single" w:sz="8" w:space="0" w:color="auto"/>
               <w:left w:val="nil"/>
@@ -28903,7 +28734,6 @@
             </w:tcBorders>
             <w:noWrap/>
             <w:vAlign w:val="center"/>
-            <w:hideMark/>
           </w:tcPr>
           <w:p>
             <w:pPr>
@@ -28922,29 +28752,18 @@
               </w:rPr>
             </w:pPr>
             <w:r>
-              <w:rPr>
-                <w:rFonts w:ascii="Calibri" w:eastAsia="Times New Roman" w:hAnsi="Calibri" w:cs="Calibri"/>
-                <w:b/>
-                <w:bCs/>
-                <w:color w:val="000000"/>
-                <w:kern w:val="0"/>
-                <w:sz w:val="22"/>
-                <w:szCs w:val="22"/>
-                <w:lang w:eastAsia="en-IN"/>
-                <w14:ligatures w14:val="none"/>
-              </w:rPr>
-              <w:t>{{salary_b_employee_retiral_total_revised}}</w:t>
+              <w:t>{{salary_b_employee_retiral_total_annual}}</w:t>
             </w:r>
           </w:p>
         </w:tc>
       </w:tr>
       <w:tr>
         <w:trPr>
-          <w:trHeight w:val="258"/>
+          <w:trHeight w:val="288"/>
         </w:trPr>
         <w:tc>
           <w:tcPr>
-            <w:tcW w:w="6104" w:type="dxa"/>
+            <w:tcW w:w="5735" w:type="dxa"/>
             <w:tcBorders>
               <w:top w:val="nil"/>
               <w:left w:val="single" w:sz="8" w:space="0" w:color="auto"/>
@@ -28984,7 +28803,7 @@
         </w:tc>
         <w:tc>
           <w:tcPr>
-            <w:tcW w:w="2029" w:type="dxa"/>
+            <w:tcW w:w="1961" w:type="dxa"/>
             <w:tcBorders>
               <w:top w:val="nil"/>
               <w:left w:val="nil"/>
@@ -28993,7 +28812,6 @@
             </w:tcBorders>
             <w:noWrap/>
             <w:vAlign w:val="center"/>
-            <w:hideMark/>
           </w:tcPr>
           <w:p>
             <w:pPr>
@@ -29010,22 +28828,13 @@
               </w:rPr>
             </w:pPr>
             <w:r>
-              <w:rPr>
-                <w:rFonts w:ascii="Calibri" w:eastAsia="Times New Roman" w:hAnsi="Calibri" w:cs="Calibri"/>
-                <w:color w:val="000000"/>
-                <w:kern w:val="0"/>
-                <w:sz w:val="22"/>
-                <w:szCs w:val="22"/>
-                <w:lang w:eastAsia="en-IN"/>
-                <w14:ligatures w14:val="none"/>
-              </w:rPr>
-              <w:t>{{salary_residential_telephone_reimbursement_existing}}</w:t>
+              <w:t>{{salary_residential_telephone_reimbursement_monthly}}</w:t>
             </w:r>
           </w:p>
         </w:tc>
         <w:tc>
           <w:tcPr>
-            <w:tcW w:w="1785" w:type="dxa"/>
+            <w:tcW w:w="1940" w:type="dxa"/>
             <w:tcBorders>
               <w:top w:val="nil"/>
               <w:left w:val="nil"/>
@@ -29034,7 +28843,6 @@
             </w:tcBorders>
             <w:noWrap/>
             <w:vAlign w:val="center"/>
-            <w:hideMark/>
           </w:tcPr>
           <w:p>
             <w:pPr>
@@ -29051,27 +28859,18 @@
               </w:rPr>
             </w:pPr>
             <w:r>
-              <w:rPr>
-                <w:rFonts w:ascii="Calibri" w:eastAsia="Times New Roman" w:hAnsi="Calibri" w:cs="Calibri"/>
-                <w:color w:val="000000"/>
-                <w:kern w:val="0"/>
-                <w:sz w:val="22"/>
-                <w:szCs w:val="22"/>
-                <w:lang w:eastAsia="en-IN"/>
-                <w14:ligatures w14:val="none"/>
-              </w:rPr>
-              <w:t>{{salary_residential_telephone_reimbursement_revised}}</w:t>
+              <w:t>{{salary_residential_telephone_reimbursement_annual}}</w:t>
             </w:r>
           </w:p>
         </w:tc>
       </w:tr>
       <w:tr>
         <w:trPr>
-          <w:trHeight w:val="271"/>
+          <w:trHeight w:val="302"/>
         </w:trPr>
         <w:tc>
           <w:tcPr>
-            <w:tcW w:w="6104" w:type="dxa"/>
+            <w:tcW w:w="5735" w:type="dxa"/>
             <w:tcBorders>
               <w:top w:val="nil"/>
               <w:left w:val="single" w:sz="8" w:space="0" w:color="auto"/>
@@ -29111,7 +28910,7 @@
         </w:tc>
         <w:tc>
           <w:tcPr>
-            <w:tcW w:w="2029" w:type="dxa"/>
+            <w:tcW w:w="1961" w:type="dxa"/>
             <w:tcBorders>
               <w:top w:val="nil"/>
               <w:left w:val="nil"/>
@@ -29120,7 +28919,6 @@
             </w:tcBorders>
             <w:noWrap/>
             <w:vAlign w:val="center"/>
-            <w:hideMark/>
           </w:tcPr>
           <w:p>
             <w:pPr>
@@ -29137,22 +28935,13 @@
               </w:rPr>
             </w:pPr>
             <w:r>
-              <w:rPr>
-                <w:rFonts w:ascii="Calibri" w:eastAsia="Times New Roman" w:hAnsi="Calibri" w:cs="Calibri"/>
-                <w:color w:val="000000"/>
-                <w:kern w:val="0"/>
-                <w:sz w:val="22"/>
-                <w:szCs w:val="22"/>
-                <w:lang w:eastAsia="en-IN"/>
-                <w14:ligatures w14:val="none"/>
-              </w:rPr>
-              <w:t>{{salary_car_fuel_and_maintenance_allowance_existing}}</w:t>
+              <w:t>{{salary_car_fuel_and_maintenance_allowance_monthly}}</w:t>
             </w:r>
           </w:p>
         </w:tc>
         <w:tc>
           <w:tcPr>
-            <w:tcW w:w="1785" w:type="dxa"/>
+            <w:tcW w:w="1940" w:type="dxa"/>
             <w:tcBorders>
               <w:top w:val="nil"/>
               <w:left w:val="nil"/>
@@ -29161,7 +28950,6 @@
             </w:tcBorders>
             <w:noWrap/>
             <w:vAlign w:val="center"/>
-            <w:hideMark/>
           </w:tcPr>
           <w:p>
             <w:pPr>
@@ -29178,27 +28966,18 @@
               </w:rPr>
             </w:pPr>
             <w:r>
-              <w:rPr>
-                <w:rFonts w:ascii="Calibri" w:eastAsia="Times New Roman" w:hAnsi="Calibri" w:cs="Calibri"/>
-                <w:color w:val="000000"/>
-                <w:kern w:val="0"/>
-                <w:sz w:val="22"/>
-                <w:szCs w:val="22"/>
-                <w:lang w:eastAsia="en-IN"/>
-                <w14:ligatures w14:val="none"/>
-              </w:rPr>
-              <w:t>{{salary_car_fuel_and_maintenance_allowance_revised}}</w:t>
+              <w:t>{{salary_car_fuel_and_maintenance_allowance_annual}}</w:t>
             </w:r>
           </w:p>
         </w:tc>
       </w:tr>
       <w:tr>
         <w:trPr>
-          <w:trHeight w:val="271"/>
+          <w:trHeight w:val="302"/>
         </w:trPr>
         <w:tc>
           <w:tcPr>
-            <w:tcW w:w="6104" w:type="dxa"/>
+            <w:tcW w:w="5735" w:type="dxa"/>
             <w:tcBorders>
               <w:top w:val="single" w:sz="8" w:space="0" w:color="auto"/>
               <w:left w:val="single" w:sz="8" w:space="0" w:color="auto"/>
@@ -29243,7 +29022,7 @@
         </w:tc>
         <w:tc>
           <w:tcPr>
-            <w:tcW w:w="2029" w:type="dxa"/>
+            <w:tcW w:w="1961" w:type="dxa"/>
             <w:tcBorders>
               <w:top w:val="single" w:sz="8" w:space="0" w:color="auto"/>
               <w:left w:val="nil"/>
@@ -29252,7 +29031,6 @@
             </w:tcBorders>
             <w:noWrap/>
             <w:vAlign w:val="center"/>
-            <w:hideMark/>
           </w:tcPr>
           <w:p>
             <w:pPr>
@@ -29269,22 +29047,13 @@
               </w:rPr>
             </w:pPr>
             <w:r>
-              <w:rPr>
-                <w:rFonts w:ascii="Calibri" w:eastAsia="Times New Roman" w:hAnsi="Calibri" w:cs="Calibri"/>
-                <w:color w:val="000000"/>
-                <w:kern w:val="0"/>
-                <w:sz w:val="22"/>
-                <w:szCs w:val="22"/>
-                <w:lang w:eastAsia="en-IN"/>
-                <w14:ligatures w14:val="none"/>
-              </w:rPr>
-              <w:t>{{salary_monthly_perquisites_total_existing}}</w:t>
+              <w:t>{{salary_monthly_perquisites_total_monthly}}</w:t>
             </w:r>
           </w:p>
         </w:tc>
         <w:tc>
           <w:tcPr>
-            <w:tcW w:w="1785" w:type="dxa"/>
+            <w:tcW w:w="1940" w:type="dxa"/>
             <w:tcBorders>
               <w:top w:val="single" w:sz="8" w:space="0" w:color="auto"/>
               <w:left w:val="nil"/>
@@ -29293,7 +29062,6 @@
             </w:tcBorders>
             <w:noWrap/>
             <w:vAlign w:val="center"/>
-            <w:hideMark/>
           </w:tcPr>
           <w:p>
             <w:pPr>
@@ -29310,27 +29078,18 @@
               </w:rPr>
             </w:pPr>
             <w:r>
-              <w:rPr>
-                <w:rFonts w:ascii="Calibri" w:eastAsia="Times New Roman" w:hAnsi="Calibri" w:cs="Calibri"/>
-                <w:color w:val="000000"/>
-                <w:kern w:val="0"/>
-                <w:sz w:val="22"/>
-                <w:szCs w:val="22"/>
-                <w:lang w:eastAsia="en-IN"/>
-                <w14:ligatures w14:val="none"/>
-              </w:rPr>
-              <w:t>{{salary_monthly_perquisites_total_revised}}</w:t>
+              <w:t>{{salary_monthly_perquisites_total_annual}}</w:t>
             </w:r>
           </w:p>
         </w:tc>
       </w:tr>
       <w:tr>
         <w:trPr>
-          <w:trHeight w:val="271"/>
+          <w:trHeight w:val="302"/>
         </w:trPr>
         <w:tc>
           <w:tcPr>
-            <w:tcW w:w="6104" w:type="dxa"/>
+            <w:tcW w:w="5735" w:type="dxa"/>
             <w:tcBorders>
               <w:top w:val="nil"/>
               <w:left w:val="single" w:sz="8" w:space="0" w:color="auto"/>
@@ -29370,7 +29129,7 @@
         </w:tc>
         <w:tc>
           <w:tcPr>
-            <w:tcW w:w="2029" w:type="dxa"/>
+            <w:tcW w:w="1961" w:type="dxa"/>
             <w:tcBorders>
               <w:top w:val="nil"/>
               <w:left w:val="nil"/>
@@ -29379,7 +29138,6 @@
             </w:tcBorders>
             <w:noWrap/>
             <w:vAlign w:val="center"/>
-            <w:hideMark/>
           </w:tcPr>
           <w:p>
             <w:pPr>
@@ -29396,22 +29154,13 @@
               </w:rPr>
             </w:pPr>
             <w:r>
-              <w:rPr>
-                <w:rFonts w:ascii="Calibri" w:eastAsia="Times New Roman" w:hAnsi="Calibri" w:cs="Calibri"/>
-                <w:color w:val="000000"/>
-                <w:kern w:val="0"/>
-                <w:sz w:val="22"/>
-                <w:szCs w:val="22"/>
-                <w:lang w:eastAsia="en-IN"/>
-                <w14:ligatures w14:val="none"/>
-              </w:rPr>
-              <w:t>{{salary_group_medical_insurance_policy_premium_gmc_existing}}</w:t>
+              <w:t>{{salary_group_medical_insurance_policy_premium_gmc_monthly}}</w:t>
             </w:r>
           </w:p>
         </w:tc>
         <w:tc>
           <w:tcPr>
-            <w:tcW w:w="1785" w:type="dxa"/>
+            <w:tcW w:w="1940" w:type="dxa"/>
             <w:tcBorders>
               <w:top w:val="nil"/>
               <w:left w:val="nil"/>
@@ -29420,7 +29169,6 @@
             </w:tcBorders>
             <w:noWrap/>
             <w:vAlign w:val="center"/>
-            <w:hideMark/>
           </w:tcPr>
           <w:p>
             <w:pPr>
@@ -29437,27 +29185,18 @@
               </w:rPr>
             </w:pPr>
             <w:r>
-              <w:rPr>
-                <w:rFonts w:ascii="Calibri" w:eastAsia="Times New Roman" w:hAnsi="Calibri" w:cs="Calibri"/>
-                <w:color w:val="000000"/>
-                <w:kern w:val="0"/>
-                <w:sz w:val="22"/>
-                <w:szCs w:val="22"/>
-                <w:lang w:eastAsia="en-IN"/>
-                <w14:ligatures w14:val="none"/>
-              </w:rPr>
-              <w:t>{{salary_group_medical_insurance_policy_premium_gmc_revised}}</w:t>
+              <w:t>{{salary_group_medical_insurance_policy_premium_gmc_annual}}</w:t>
             </w:r>
           </w:p>
         </w:tc>
       </w:tr>
       <w:tr>
         <w:trPr>
-          <w:trHeight w:val="258"/>
+          <w:trHeight w:val="288"/>
         </w:trPr>
         <w:tc>
           <w:tcPr>
-            <w:tcW w:w="6104" w:type="dxa"/>
+            <w:tcW w:w="5735" w:type="dxa"/>
             <w:tcBorders>
               <w:top w:val="nil"/>
               <w:left w:val="single" w:sz="8" w:space="0" w:color="auto"/>
@@ -29497,7 +29236,7 @@
         </w:tc>
         <w:tc>
           <w:tcPr>
-            <w:tcW w:w="2029" w:type="dxa"/>
+            <w:tcW w:w="1961" w:type="dxa"/>
             <w:tcBorders>
               <w:top w:val="nil"/>
               <w:left w:val="nil"/>
@@ -29506,7 +29245,6 @@
             </w:tcBorders>
             <w:noWrap/>
             <w:vAlign w:val="center"/>
-            <w:hideMark/>
           </w:tcPr>
           <w:p>
             <w:pPr>
@@ -29523,22 +29261,13 @@
               </w:rPr>
             </w:pPr>
             <w:r>
-              <w:rPr>
-                <w:rFonts w:ascii="Calibri" w:eastAsia="Times New Roman" w:hAnsi="Calibri" w:cs="Calibri"/>
-                <w:color w:val="000000"/>
-                <w:kern w:val="0"/>
-                <w:sz w:val="22"/>
-                <w:szCs w:val="22"/>
-                <w:lang w:eastAsia="en-IN"/>
-                <w14:ligatures w14:val="none"/>
-              </w:rPr>
-              <w:t>{{salary_group_personal_accident_policy_gpa_existing}}</w:t>
+              <w:t>{{salary_group_personal_accident_policy_gpa_monthly}}</w:t>
             </w:r>
           </w:p>
         </w:tc>
         <w:tc>
           <w:tcPr>
-            <w:tcW w:w="1785" w:type="dxa"/>
+            <w:tcW w:w="1940" w:type="dxa"/>
             <w:tcBorders>
               <w:top w:val="nil"/>
               <w:left w:val="nil"/>
@@ -29547,7 +29276,6 @@
             </w:tcBorders>
             <w:noWrap/>
             <w:vAlign w:val="center"/>
-            <w:hideMark/>
           </w:tcPr>
           <w:p>
             <w:pPr>
@@ -29564,27 +29292,18 @@
               </w:rPr>
             </w:pPr>
             <w:r>
-              <w:rPr>
-                <w:rFonts w:ascii="Calibri" w:eastAsia="Times New Roman" w:hAnsi="Calibri" w:cs="Calibri"/>
-                <w:color w:val="000000"/>
-                <w:kern w:val="0"/>
-                <w:sz w:val="22"/>
-                <w:szCs w:val="22"/>
-                <w:lang w:eastAsia="en-IN"/>
-                <w14:ligatures w14:val="none"/>
-              </w:rPr>
-              <w:t>{{salary_group_personal_accident_policy_gpa_revised}}</w:t>
+              <w:t>{{salary_group_personal_accident_policy_gpa_annual}}</w:t>
             </w:r>
           </w:p>
         </w:tc>
       </w:tr>
       <w:tr>
         <w:trPr>
-          <w:trHeight w:val="271"/>
+          <w:trHeight w:val="302"/>
         </w:trPr>
         <w:tc>
           <w:tcPr>
-            <w:tcW w:w="6104" w:type="dxa"/>
+            <w:tcW w:w="5735" w:type="dxa"/>
             <w:tcBorders>
               <w:top w:val="nil"/>
               <w:left w:val="single" w:sz="8" w:space="0" w:color="auto"/>
@@ -29629,7 +29348,7 @@
         </w:tc>
         <w:tc>
           <w:tcPr>
-            <w:tcW w:w="2029" w:type="dxa"/>
+            <w:tcW w:w="1961" w:type="dxa"/>
             <w:tcBorders>
               <w:top w:val="nil"/>
               <w:left w:val="nil"/>
@@ -29637,7 +29356,6 @@
               <w:right w:val="single" w:sz="4" w:space="0" w:color="auto"/>
             </w:tcBorders>
             <w:noWrap/>
-            <w:hideMark/>
           </w:tcPr>
           <w:p>
             <w:pPr>
@@ -29652,20 +29370,13 @@
               </w:rPr>
             </w:pPr>
             <w:r>
-              <w:rPr>
-                <w:rFonts w:ascii="Calibri" w:eastAsia="Times New Roman" w:hAnsi="Calibri" w:cs="Calibri"/>
-                <w:color w:val="000000"/>
-                <w:kern w:val="0"/>
-                <w:lang w:eastAsia="en-IN"/>
-                <w14:ligatures w14:val="none"/>
-              </w:rPr>
-              <w:t>{{salary_employee_benefits_total_existing}}</w:t>
+              <w:t>{{salary_employee_benefits_total_monthly}}</w:t>
             </w:r>
           </w:p>
         </w:tc>
         <w:tc>
           <w:tcPr>
-            <w:tcW w:w="1785" w:type="dxa"/>
+            <w:tcW w:w="1940" w:type="dxa"/>
             <w:tcBorders>
               <w:top w:val="nil"/>
               <w:left w:val="nil"/>
@@ -29673,7 +29384,6 @@
               <w:right w:val="single" w:sz="8" w:space="0" w:color="auto"/>
             </w:tcBorders>
             <w:noWrap/>
-            <w:hideMark/>
           </w:tcPr>
           <w:p>
             <w:pPr>
@@ -29688,25 +29398,18 @@
               </w:rPr>
             </w:pPr>
             <w:r>
-              <w:rPr>
-                <w:rFonts w:ascii="Calibri" w:eastAsia="Times New Roman" w:hAnsi="Calibri" w:cs="Calibri"/>
-                <w:color w:val="000000"/>
-                <w:kern w:val="0"/>
-                <w:lang w:eastAsia="en-IN"/>
-                <w14:ligatures w14:val="none"/>
-              </w:rPr>
-              <w:t>{{salary_employee_benefits_total_revised}}</w:t>
+              <w:t>{{salary_employee_benefits_total_annual}}</w:t>
             </w:r>
           </w:p>
         </w:tc>
       </w:tr>
       <w:tr>
         <w:trPr>
-          <w:trHeight w:val="271"/>
+          <w:trHeight w:val="302"/>
         </w:trPr>
         <w:tc>
           <w:tcPr>
-            <w:tcW w:w="6104" w:type="dxa"/>
+            <w:tcW w:w="5735" w:type="dxa"/>
             <w:tcBorders>
               <w:top w:val="single" w:sz="8" w:space="0" w:color="auto"/>
               <w:left w:val="single" w:sz="8" w:space="0" w:color="auto"/>
@@ -29752,7 +29455,7 @@
         </w:tc>
         <w:tc>
           <w:tcPr>
-            <w:tcW w:w="2029" w:type="dxa"/>
+            <w:tcW w:w="1961" w:type="dxa"/>
             <w:tcBorders>
               <w:top w:val="single" w:sz="8" w:space="0" w:color="auto"/>
               <w:left w:val="nil"/>
@@ -29762,7 +29465,6 @@
             <w:shd w:val="clear" w:color="auto" w:fill="D0CECE"/>
             <w:noWrap/>
             <w:vAlign w:val="center"/>
-            <w:hideMark/>
           </w:tcPr>
           <w:p>
             <w:pPr>
@@ -29779,22 +29481,13 @@
               </w:rPr>
             </w:pPr>
             <w:r>
-              <w:rPr>
-                <w:rFonts w:ascii="Calibri" w:eastAsia="Times New Roman" w:hAnsi="Calibri" w:cs="Calibri"/>
-                <w:color w:val="000000"/>
-                <w:kern w:val="0"/>
-                <w:sz w:val="22"/>
-                <w:szCs w:val="22"/>
-                <w:lang w:eastAsia="en-IN"/>
-                <w14:ligatures w14:val="none"/>
-              </w:rPr>
-              <w:t>{{salary_fixed_compensation_in_hand_existing}}</w:t>
+              <w:t>{{salary_fixed_compensation_in_hand_monthly}}</w:t>
             </w:r>
           </w:p>
         </w:tc>
         <w:tc>
           <w:tcPr>
-            <w:tcW w:w="1785" w:type="dxa"/>
+            <w:tcW w:w="1940" w:type="dxa"/>
             <w:tcBorders>
               <w:top w:val="single" w:sz="8" w:space="0" w:color="auto"/>
               <w:left w:val="nil"/>
@@ -29804,7 +29497,6 @@
             <w:shd w:val="clear" w:color="auto" w:fill="D0CECE"/>
             <w:noWrap/>
             <w:vAlign w:val="center"/>
-            <w:hideMark/>
           </w:tcPr>
           <w:p>
             <w:pPr>
@@ -29821,27 +29513,18 @@
               </w:rPr>
             </w:pPr>
             <w:r>
-              <w:rPr>
-                <w:rFonts w:ascii="Calibri" w:eastAsia="Times New Roman" w:hAnsi="Calibri" w:cs="Calibri"/>
-                <w:color w:val="000000"/>
-                <w:kern w:val="0"/>
-                <w:sz w:val="22"/>
-                <w:szCs w:val="22"/>
-                <w:lang w:eastAsia="en-IN"/>
-                <w14:ligatures w14:val="none"/>
-              </w:rPr>
-              <w:t>{{salary_fixed_compensation_in_hand_revised}}</w:t>
+              <w:t>{{salary_fixed_compensation_in_hand_annual}}</w:t>
             </w:r>
           </w:p>
         </w:tc>
       </w:tr>
       <w:tr>
         <w:trPr>
-          <w:trHeight w:val="271"/>
+          <w:trHeight w:val="302"/>
         </w:trPr>
         <w:tc>
           <w:tcPr>
-            <w:tcW w:w="6104" w:type="dxa"/>
+            <w:tcW w:w="5735" w:type="dxa"/>
             <w:tcBorders>
               <w:top w:val="nil"/>
               <w:left w:val="single" w:sz="8" w:space="0" w:color="auto"/>
@@ -29887,7 +29570,7 @@
         </w:tc>
         <w:tc>
           <w:tcPr>
-            <w:tcW w:w="2029" w:type="dxa"/>
+            <w:tcW w:w="1961" w:type="dxa"/>
             <w:tcBorders>
               <w:top w:val="nil"/>
               <w:left w:val="nil"/>
@@ -29897,7 +29580,6 @@
             <w:shd w:val="clear" w:color="auto" w:fill="D0CECE"/>
             <w:noWrap/>
             <w:vAlign w:val="center"/>
-            <w:hideMark/>
           </w:tcPr>
           <w:p>
             <w:pPr>
@@ -29916,24 +29598,13 @@
               </w:rPr>
             </w:pPr>
             <w:r>
-              <w:rPr>
-                <w:rFonts w:ascii="Calibri" w:eastAsia="Times New Roman" w:hAnsi="Calibri" w:cs="Calibri"/>
-                <w:b/>
-                <w:bCs/>
-                <w:color w:val="000000"/>
-                <w:kern w:val="0"/>
-                <w:sz w:val="22"/>
-                <w:szCs w:val="22"/>
-                <w:lang w:eastAsia="en-IN"/>
-                <w14:ligatures w14:val="none"/>
-              </w:rPr>
-              <w:t>{{salary_cost_to_company_ctc_per_annum_total_existing}}</w:t>
+              <w:t>{{salary_cost_to_company_ctc_per_annum_total_monthly}}</w:t>
             </w:r>
           </w:p>
         </w:tc>
         <w:tc>
           <w:tcPr>
-            <w:tcW w:w="1785" w:type="dxa"/>
+            <w:tcW w:w="1940" w:type="dxa"/>
             <w:tcBorders>
               <w:top w:val="nil"/>
               <w:left w:val="nil"/>
@@ -29943,7 +29614,6 @@
             <w:shd w:val="clear" w:color="auto" w:fill="D0CECE"/>
             <w:noWrap/>
             <w:vAlign w:val="center"/>
-            <w:hideMark/>
           </w:tcPr>
           <w:p>
             <w:pPr>
@@ -29962,29 +29632,18 @@
               </w:rPr>
             </w:pPr>
             <w:r>
-              <w:rPr>
-                <w:rFonts w:ascii="Calibri" w:eastAsia="Times New Roman" w:hAnsi="Calibri" w:cs="Calibri"/>
-                <w:b/>
-                <w:bCs/>
-                <w:color w:val="000000"/>
-                <w:kern w:val="0"/>
-                <w:sz w:val="22"/>
-                <w:szCs w:val="22"/>
-                <w:lang w:eastAsia="en-IN"/>
-                <w14:ligatures w14:val="none"/>
-              </w:rPr>
-              <w:t>{{salary_cost_to_company_ctc_per_annum_total_revised}}</w:t>
+              <w:t>{{salary_cost_to_company_ctc_per_annum_total_annual}}</w:t>
             </w:r>
           </w:p>
         </w:tc>
       </w:tr>
       <w:tr>
         <w:trPr>
-          <w:trHeight w:val="271"/>
+          <w:trHeight w:val="302"/>
         </w:trPr>
         <w:tc>
           <w:tcPr>
-            <w:tcW w:w="6104" w:type="dxa"/>
+            <w:tcW w:w="5735" w:type="dxa"/>
             <w:tcBorders>
               <w:top w:val="nil"/>
               <w:left w:val="single" w:sz="8" w:space="0" w:color="auto"/>
@@ -30025,7 +29684,7 @@
         </w:tc>
         <w:tc>
           <w:tcPr>
-            <w:tcW w:w="3815" w:type="dxa"/>
+            <w:tcW w:w="3901" w:type="dxa"/>
             <w:gridSpan w:val="2"/>
             <w:tcBorders>
               <w:top w:val="nil"/>
@@ -30061,18 +29720,18 @@
                 <w:lang w:eastAsia="en-IN"/>
                 <w14:ligatures w14:val="none"/>
               </w:rPr>
-              <w:t>{{salary_mobile_limit_per_month_revised}}</w:t>
+              <w:t>As per company Policy</w:t>
             </w:r>
           </w:p>
         </w:tc>
       </w:tr>
       <w:tr>
         <w:trPr>
-          <w:trHeight w:val="271"/>
+          <w:trHeight w:val="302"/>
         </w:trPr>
         <w:tc>
           <w:tcPr>
-            <w:tcW w:w="9919" w:type="dxa"/>
+            <w:tcW w:w="9636" w:type="dxa"/>
             <w:gridSpan w:val="3"/>
             <w:tcBorders>
               <w:top w:val="single" w:sz="8" w:space="0" w:color="auto"/>
@@ -30114,11 +29773,11 @@
       </w:tr>
       <w:tr>
         <w:trPr>
-          <w:trHeight w:val="271"/>
+          <w:trHeight w:val="302"/>
         </w:trPr>
         <w:tc>
           <w:tcPr>
-            <w:tcW w:w="8134" w:type="dxa"/>
+            <w:tcW w:w="7696" w:type="dxa"/>
             <w:gridSpan w:val="2"/>
             <w:tcBorders>
               <w:top w:val="nil"/>
@@ -30159,7 +29818,7 @@
         </w:tc>
         <w:tc>
           <w:tcPr>
-            <w:tcW w:w="1785" w:type="dxa"/>
+            <w:tcW w:w="1940" w:type="dxa"/>
             <w:tcBorders>
               <w:top w:val="nil"/>
               <w:left w:val="nil"/>
@@ -30200,11 +29859,11 @@
       </w:tr>
       <w:tr>
         <w:trPr>
-          <w:trHeight w:val="246"/>
+          <w:trHeight w:val="274"/>
         </w:trPr>
         <w:tc>
           <w:tcPr>
-            <w:tcW w:w="9919" w:type="dxa"/>
+            <w:tcW w:w="9636" w:type="dxa"/>
             <w:gridSpan w:val="3"/>
             <w:tcBorders>
               <w:top w:val="nil"/>
@@ -30280,8 +29939,10 @@
       <w:pPr>
         <w:rPr>
           <w:rFonts w:ascii="Times New Roman" w:hAnsi="Times New Roman" w:cs="Times New Roman"/>
-          <w:sz w:val="16"/>
-          <w:szCs w:val="16"/>
+          <w:b/>
+          <w:bCs/>
+          <w:sz w:val="18"/>
+          <w:szCs w:val="18"/>
           <w:lang w:val="en-US"/>
         </w:rPr>
       </w:pPr>
@@ -30290,8 +29951,8 @@
           <w:rFonts w:ascii="Times New Roman" w:hAnsi="Times New Roman" w:cs="Times New Roman"/>
           <w:b/>
           <w:bCs/>
-          <w:sz w:val="16"/>
-          <w:szCs w:val="16"/>
+          <w:sz w:val="20"/>
+          <w:szCs w:val="20"/>
           <w:lang w:val="en-US"/>
         </w:rPr>
         <w:t>{{signatory_name}}</w:t>
@@ -30301,8 +29962,8 @@
           <w:rFonts w:ascii="Times New Roman" w:hAnsi="Times New Roman" w:cs="Times New Roman"/>
           <w:b/>
           <w:bCs/>
-          <w:sz w:val="16"/>
-          <w:szCs w:val="16"/>
+          <w:sz w:val="18"/>
+          <w:szCs w:val="18"/>
           <w:lang w:val="en-US"/>
         </w:rPr>
         <w:br/>
@@ -30310,34 +29971,11 @@
       <w:r>
         <w:rPr>
           <w:rFonts w:ascii="Times New Roman" w:hAnsi="Times New Roman" w:cs="Times New Roman"/>
-          <w:sz w:val="16"/>
-          <w:szCs w:val="16"/>
+          <w:sz w:val="18"/>
+          <w:szCs w:val="18"/>
           <w:lang w:val="en-US"/>
         </w:rPr>
         <w:t>{{signatory_title}}</w:t>
-      </w:r>
-      <w:r>
-        <w:rPr>
-          <w:rFonts w:ascii="Times New Roman" w:hAnsi="Times New Roman" w:cs="Times New Roman"/>
-          <w:b/>
-          <w:bCs/>
-          <w:sz w:val="16"/>
-          <w:szCs w:val="16"/>
-          <w:lang w:val="en-US"/>
-        </w:rPr>
-        <w:br/>
-      </w:r>
-      <w:r>
-        <w:rPr>
-          <w:rFonts w:ascii="Arial MT" w:eastAsia="Arial MT" w:hAnsi="Arial MT" w:cs="Arial MT"/>
-          <w:b/>
-          <w:bCs/>
-          <w:kern w:val="0"/>
-          <w:sz w:val="19"/>
-          <w:szCs w:val="19"/>
-          <w:lang w:val="en-US"/>
-        </w:rPr>
-        <w:t>For AROMAZEN PVT LTD</w:t>
       </w:r>
     </w:p>
     <w:p>
@@ -30349,17 +29987,45 @@
         <w:rPr>
           <w:rFonts w:ascii="Arial MT" w:eastAsia="Arial MT" w:hAnsi="Arial MT" w:cs="Arial MT"/>
           <w:kern w:val="0"/>
-          <w:sz w:val="17"/>
-          <w:szCs w:val="17"/>
+          <w:sz w:val="19"/>
+          <w:szCs w:val="19"/>
           <w:lang w:val="en-US"/>
         </w:rPr>
       </w:pPr>
       <w:r>
         <w:rPr>
           <w:rFonts w:ascii="Arial MT" w:eastAsia="Arial MT" w:hAnsi="Arial MT" w:cs="Arial MT"/>
-          <w:kern w:val="0"/>
-          <w:sz w:val="17"/>
-          <w:szCs w:val="17"/>
+          <w:b/>
+          <w:bCs/>
+          <w:kern w:val="0"/>
+          <w:sz w:val="19"/>
+          <w:szCs w:val="19"/>
+          <w:lang w:val="en-US"/>
+        </w:rPr>
+        <w:t>For AROMAZEN PVT LTD</w:t>
+      </w:r>
+    </w:p>
+    <w:p>
+      <w:pPr>
+        <w:widowControl w:val="0"/>
+        <w:autoSpaceDE w:val="0"/>
+        <w:autoSpaceDN w:val="0"/>
+        <w:spacing w:after="0" w:line="240" w:lineRule="auto"/>
+        <w:rPr>
+          <w:rFonts w:ascii="Arial MT" w:eastAsia="Arial MT" w:hAnsi="Arial MT" w:cs="Arial MT"/>
+          <w:kern w:val="0"/>
+          <w:sz w:val="19"/>
+          <w:szCs w:val="19"/>
+          <w:u w:val="thick"/>
+          <w:lang w:val="en-US"/>
+        </w:rPr>
+      </w:pPr>
+      <w:r>
+        <w:rPr>
+          <w:rFonts w:ascii="Arial MT" w:eastAsia="Arial MT" w:hAnsi="Arial MT" w:cs="Arial MT"/>
+          <w:kern w:val="0"/>
+          <w:sz w:val="19"/>
+          <w:szCs w:val="19"/>
           <w:lang w:val="en-US"/>
         </w:rPr>
         <w:t xml:space="preserve">I Adhere to the terms and Conditions Mentioned above  </w:t>
@@ -30368,12 +30034,39 @@
         <w:rPr>
           <w:rFonts w:ascii="Arial MT" w:eastAsia="Arial MT" w:hAnsi="Arial MT" w:cs="Arial MT"/>
           <w:kern w:val="0"/>
-          <w:sz w:val="17"/>
-          <w:szCs w:val="17"/>
+          <w:sz w:val="19"/>
+          <w:szCs w:val="19"/>
           <w:u w:val="thick"/>
           <w:lang w:val="en-US"/>
         </w:rPr>
-        <w:t xml:space="preserve">   </w:t>
+        <w:t xml:space="preserve"> </w:t>
+      </w:r>
+    </w:p>
+    <w:p>
+      <w:pPr>
+        <w:widowControl w:val="0"/>
+        <w:autoSpaceDE w:val="0"/>
+        <w:autoSpaceDN w:val="0"/>
+        <w:spacing w:after="0" w:line="240" w:lineRule="auto"/>
+        <w:rPr>
+          <w:rFonts w:ascii="Arial MT" w:eastAsia="Arial MT" w:hAnsi="Arial MT" w:cs="Arial MT"/>
+          <w:kern w:val="0"/>
+          <w:sz w:val="19"/>
+          <w:szCs w:val="19"/>
+          <w:u w:val="thick"/>
+          <w:lang w:val="en-US"/>
+        </w:rPr>
+      </w:pPr>
+      <w:r>
+        <w:rPr>
+          <w:rFonts w:ascii="Arial MT" w:eastAsia="Arial MT" w:hAnsi="Arial MT" w:cs="Arial MT"/>
+          <w:kern w:val="0"/>
+          <w:sz w:val="19"/>
+          <w:szCs w:val="19"/>
+          <w:u w:val="thick"/>
+          <w:lang w:val="en-US"/>
+        </w:rPr>
+        <w:t xml:space="preserve">  </w:t>
       </w:r>
     </w:p>
     <w:p>
@@ -30413,13 +30106,63 @@
         <w:autoSpaceDN w:val="0"/>
         <w:spacing w:after="0" w:line="240" w:lineRule="auto"/>
         <w:rPr>
+          <w:rFonts w:ascii="Arial" w:eastAsia="Arial MT" w:hAnsi="Arial" w:cs="Arial"/>
+          <w:kern w:val="0"/>
+          <w:sz w:val="20"/>
+          <w:szCs w:val="20"/>
+          <w:lang w:val="en-US"/>
+        </w:rPr>
+      </w:pPr>
+      <w:r>
+        <w:rPr>
+          <w:rFonts w:ascii="Nirmala UI" w:eastAsia="Times New Roman" w:hAnsi="Nirmala UI" w:cs="Nirmala UI"/>
+          <w:kern w:val="0"/>
+          <w:sz w:val="20"/>
+          <w:szCs w:val="20"/>
+          <w:lang w:val="en-GB" w:eastAsia="en-GB" w:bidi="hi-IN"/>
+        </w:rPr>
+        <w:t>Ms/</w:t>
+      </w:r>
+      <w:r>
+        <w:rPr>
+          <w:rFonts w:ascii="Nirmala UI" w:eastAsia="Arial MT" w:hAnsi="Nirmala UI" w:cs="Nirmala UI" w:hint="cs"/>
+          <w:kern w:val="0"/>
+          <w:sz w:val="20"/>
+          <w:szCs w:val="20"/>
+          <w:lang w:val="en-US"/>
+        </w:rPr>
+        <w:t>ಕು</w:t>
+      </w:r>
+      <w:r>
+        <w:rPr>
           <w:rFonts w:ascii="Arial MT" w:eastAsia="Arial MT" w:hAnsi="Arial MT" w:cs="Arial MT"/>
           <w:kern w:val="0"/>
           <w:sz w:val="20"/>
           <w:szCs w:val="20"/>
           <w:lang w:val="en-US"/>
         </w:rPr>
-      </w:pPr>
+        <w:t xml:space="preserve"> {{employee_name}}</w:t>
+      </w:r>
+      <w:r>
+        <w:rPr>
+          <w:rFonts w:ascii="Nirmala UI" w:eastAsia="Times New Roman" w:hAnsi="Nirmala UI" w:cs="Nirmala UI"/>
+          <w:kern w:val="0"/>
+          <w:sz w:val="20"/>
+          <w:szCs w:val="20"/>
+          <w:lang w:val="en-GB" w:eastAsia="en-GB" w:bidi="hi-IN"/>
+        </w:rPr>
+        <w:br/>
+      </w:r>
+      <w:r>
+        <w:rPr>
+          <w:rFonts w:ascii="Nirmala UI" w:eastAsia="Arial MT" w:hAnsi="Nirmala UI" w:cs="Nirmala UI"/>
+          <w:kern w:val="0"/>
+          <w:sz w:val="20"/>
+          <w:szCs w:val="20"/>
+          <w:lang w:val="en-US"/>
+        </w:rPr>
+        <w:t>Date/ದಿನಾಂಕ</w:t>
+      </w:r>
       <w:r>
         <w:rPr>
           <w:rFonts w:ascii="Arial MT" w:eastAsia="Arial MT" w:hAnsi="Arial MT" w:cs="Arial MT"/>
@@ -30428,73 +30171,21 @@
           <w:szCs w:val="20"/>
           <w:lang w:val="en-US"/>
         </w:rPr>
-        <w:t>Ms./</w:t>
-      </w:r>
-      <w:r>
-        <w:rPr>
-          <w:rFonts w:ascii="Arial MT" w:eastAsia="Arial MT" w:hAnsi="Arial MT" w:cs="Tunga"/>
-          <w:kern w:val="0"/>
-          <w:sz w:val="20"/>
-          <w:szCs w:val="20"/>
-          <w:cs/>
-          <w:lang w:val="en-US" w:bidi="kn-IN"/>
-        </w:rPr>
-        <w:t xml:space="preserve"> </w:t>
-      </w:r>
-      <w:r>
-        <w:rPr>
-          <w:rFonts w:ascii="Arial MT" w:eastAsia="Arial MT" w:hAnsi="Arial MT" w:cs="Tunga" w:hint="cs"/>
-          <w:kern w:val="0"/>
-          <w:sz w:val="20"/>
-          <w:szCs w:val="20"/>
-          <w:cs/>
-          <w:lang w:val="en-US" w:bidi="kn-IN"/>
-        </w:rPr>
-        <w:t>ಕು</w:t>
-      </w:r>
-      <w:r>
-        <w:rPr>
-          <w:rFonts w:ascii="Arial MT" w:eastAsia="Arial MT" w:hAnsi="Arial MT" w:cs="Arial MT"/>
-          <w:kern w:val="0"/>
-          <w:sz w:val="20"/>
-          <w:szCs w:val="20"/>
-          <w:lang w:val="en-US"/>
-        </w:rPr>
-        <w:t>. {{employee_name}}</w:t>
-      </w:r>
-      <w:r>
-        <w:rPr>
-          <w:rFonts w:ascii="Nirmala UI" w:eastAsia="Times New Roman" w:hAnsi="Nirmala UI" w:cs="Nirmala UI"/>
-          <w:kern w:val="0"/>
-          <w:sz w:val="20"/>
-          <w:szCs w:val="20"/>
-          <w:lang w:val="en-GB" w:eastAsia="en-GB" w:bidi="hi-IN"/>
-        </w:rPr>
-        <w:br/>
-      </w:r>
-      <w:r>
-        <w:rPr>
-          <w:rFonts w:ascii="Nirmala UI" w:eastAsia="Arial MT" w:hAnsi="Nirmala UI" w:cs="Nirmala UI"/>
-          <w:kern w:val="0"/>
-          <w:sz w:val="20"/>
-          <w:szCs w:val="20"/>
-          <w:lang w:val="en-US"/>
-        </w:rPr>
-        <w:t>Date/ದಿನಾಂಕ</w:t>
-      </w:r>
-      <w:r>
-        <w:rPr>
-          <w:rFonts w:ascii="Arial MT" w:eastAsia="Arial MT" w:hAnsi="Arial MT" w:cs="Arial MT"/>
-          <w:kern w:val="0"/>
-          <w:sz w:val="20"/>
-          <w:szCs w:val="20"/>
-          <w:lang w:val="en-US"/>
-        </w:rPr>
         <w:t>:</w:t>
       </w:r>
       <w:r>
         <w:rPr>
-          <w:rFonts w:ascii="Arial MT" w:eastAsia="Arial MT" w:hAnsi="Arial MT" w:cs="Arial MT"/>
+          <w:rFonts w:ascii="Arial" w:eastAsia="Arial MT" w:hAnsi="Arial" w:cs="Arial"/>
+          <w:kern w:val="0"/>
+          <w:sz w:val="20"/>
+          <w:szCs w:val="20"/>
+          <w:lang w:val="en-US"/>
+        </w:rPr>
+        <w:t xml:space="preserve"> </w:t>
+      </w:r>
+      <w:r>
+        <w:rPr>
+          <w:rFonts w:ascii="Arial" w:eastAsia="Arial MT" w:hAnsi="Arial" w:cs="Arial"/>
           <w:kern w:val="0"/>
           <w:sz w:val="20"/>
           <w:szCs w:val="20"/>
@@ -30504,16 +30195,7 @@
       </w:r>
       <w:r>
         <w:rPr>
-          <w:rFonts w:ascii="Arial MT" w:eastAsia="Arial MT" w:hAnsi="Arial MT" w:cs="Arial MT"/>
-          <w:kern w:val="0"/>
-          <w:sz w:val="20"/>
-          <w:szCs w:val="20"/>
-          <w:lang w:val="en-US"/>
-        </w:rPr>
-      </w:r>
-      <w:r>
-        <w:rPr>
-          <w:rFonts w:ascii="Arial MT" w:eastAsia="Arial MT" w:hAnsi="Arial MT" w:cs="Arial MT"/>
+          <w:rFonts w:ascii="Arial" w:eastAsia="Arial MT" w:hAnsi="Arial" w:cs="Arial"/>
           <w:kern w:val="0"/>
           <w:sz w:val="20"/>
           <w:szCs w:val="20"/>
@@ -30522,8 +30204,8 @@
       </w:r>
     </w:p>
     <w:sectPr>
-      <w:headerReference w:type="default" r:id="rId7"/>
-      <w:footerReference w:type="default" r:id="rId8"/>
+      <w:headerReference w:type="default" r:id="rId5"/>
+      <w:footerReference w:type="default" r:id="rId6"/>
       <w:pgSz w:w="12240" w:h="15840"/>
       <w:pgMar w:top="1273" w:right="1440" w:bottom="1440" w:left="1418" w:header="567" w:footer="907" w:gutter="0"/>
       <w:cols w:space="708"/>
@@ -30531,31 +30213,6 @@
     </w:sectPr>
   </w:body>
 </w:document>
-</file>
-
-<file path=word/endnotes.xml><?xml version="1.0" encoding="utf-8"?>
-<w:endnotes xmlns:wpc="http://schemas.microsoft.com/office/word/2010/wordprocessingCanvas" xmlns:cx="http://schemas.microsoft.com/office/drawing/2014/chartex" xmlns:cx1="http://schemas.microsoft.com/office/drawing/2015/9/8/chartex" xmlns:cx2="http://schemas.microsoft.com/office/drawing/2015/10/21/chartex" xmlns:cx3="http://schemas.microsoft.com/office/drawing/2016/5/9/chartex" xmlns:cx4="http://schemas.microsoft.com/office/drawing/2016/5/10/chartex" xmlns:cx5="http://schemas.microsoft.com/office/drawing/2016/5/11/chartex" xmlns:cx6="http://schemas.microsoft.com/office/drawing/2016/5/12/chartex" xmlns:cx7="http://schemas.microsoft.com/office/drawing/2016/5/13/chartex" xmlns:cx8="http://schemas.microsoft.com/office/drawing/2016/5/14/chartex" xmlns:mc="http://schemas.openxmlformats.org/markup-compatibility/2006" xmlns:aink="http://schemas.microsoft.com/office/drawing/2016/ink" xmlns:am3d="http://schemas.microsoft.com/office/drawing/2017/model3d" xmlns:o="urn:schemas-microsoft-com:office:office" xmlns:oel="http://schemas.microsoft.com/office/2019/extlst" xmlns:r="http://schemas.openxmlformats.org/officeDocument/2006/relationships" xmlns:m="http://schemas.openxmlformats.org/officeDocument/2006/math" xmlns:v="urn:schemas-microsoft-com:vml" xmlns:wp14="http://schemas.microsoft.com/office/word/2010/wordprocessingDrawing" xmlns:wp="http://schemas.openxmlformats.org/drawingml/2006/wordprocessingDrawing" xmlns:w10="urn:schemas-microsoft-com:office:word" xmlns:w="http://schemas.openxmlformats.org/wordprocessingml/2006/main" xmlns:w14="http://schemas.microsoft.com/office/word/2010/wordml" xmlns:w15="http://schemas.microsoft.com/office/word/2012/wordml" xmlns:w16cei="http://schemas.microsoft.com/office/word/2026/wordml/cei" xmlns:w16cex="http://schemas.microsoft.com/office/word/2018/wordml/cex" xmlns:w16cid="http://schemas.microsoft.com/office/word/2016/wordml/cid" xmlns:w16="http://schemas.microsoft.com/office/word/2018/wordml" xmlns:w16du="http://schemas.microsoft.com/office/word/2023/wordml/word16du" xmlns:w16sdtdh="http://schemas.microsoft.com/office/word/2020/wordml/sdtdatahash" xmlns:w16sdtfl="http://schemas.microsoft.com/office/word/2024/wordml/sdtformatlock" xmlns:w16se="http://schemas.microsoft.com/office/word/2015/wordml/symex" xmlns:wpg="http://schemas.microsoft.com/office/word/2010/wordprocessingGroup" xmlns:wpi="http://schemas.microsoft.com/office/word/2010/wordprocessingInk" xmlns:wne="http://schemas.microsoft.com/office/word/2006/wordml" xmlns:wps="http://schemas.microsoft.com/office/word/2010/wordprocessingShape" mc:Ignorable="w14 w15 w16se w16cid w16 w16cex w16sdtdh w16sdtfl w16du wp14">
-  <w:endnote w:type="separator" w:id="-1">
-    <w:p>
-      <w:pPr>
-        <w:spacing w:after="0" w:line="240" w:lineRule="auto"/>
-      </w:pPr>
-      <w:r>
-        <w:separator/>
-      </w:r>
-    </w:p>
-  </w:endnote>
-  <w:endnote w:type="continuationSeparator" w:id="0">
-    <w:p>
-      <w:pPr>
-        <w:spacing w:after="0" w:line="240" w:lineRule="auto"/>
-      </w:pPr>
-      <w:r>
-        <w:continuationSeparator/>
-      </w:r>
-    </w:p>
-  </w:endnote>
-</w:endnotes>
 </file>
 
 <file path=word/footer1.xml><?xml version="1.0" encoding="utf-8"?>
@@ -30578,12 +30235,6 @@
           </w:docPartObj>
         </w:sdtPr>
         <w:sdtContent>
-          <w:p>
-            <w:pPr>
-              <w:pStyle w:val="Footer"/>
-              <w:jc w:val="right"/>
-            </w:pPr>
-          </w:p>
           <w:p>
             <w:pPr>
               <w:pStyle w:val="Footer"/>
@@ -30692,31 +30343,6 @@
 </w:ftr>
 </file>
 
-<file path=word/footnotes.xml><?xml version="1.0" encoding="utf-8"?>
-<w:footnotes xmlns:wpc="http://schemas.microsoft.com/office/word/2010/wordprocessingCanvas" xmlns:cx="http://schemas.microsoft.com/office/drawing/2014/chartex" xmlns:cx1="http://schemas.microsoft.com/office/drawing/2015/9/8/chartex" xmlns:cx2="http://schemas.microsoft.com/office/drawing/2015/10/21/chartex" xmlns:cx3="http://schemas.microsoft.com/office/drawing/2016/5/9/chartex" xmlns:cx4="http://schemas.microsoft.com/office/drawing/2016/5/10/chartex" xmlns:cx5="http://schemas.microsoft.com/office/drawing/2016/5/11/chartex" xmlns:cx6="http://schemas.microsoft.com/office/drawing/2016/5/12/chartex" xmlns:cx7="http://schemas.microsoft.com/office/drawing/2016/5/13/chartex" xmlns:cx8="http://schemas.microsoft.com/office/drawing/2016/5/14/chartex" xmlns:mc="http://schemas.openxmlformats.org/markup-compatibility/2006" xmlns:aink="http://schemas.microsoft.com/office/drawing/2016/ink" xmlns:am3d="http://schemas.microsoft.com/office/drawing/2017/model3d" xmlns:o="urn:schemas-microsoft-com:office:office" xmlns:oel="http://schemas.microsoft.com/office/2019/extlst" xmlns:r="http://schemas.openxmlformats.org/officeDocument/2006/relationships" xmlns:m="http://schemas.openxmlformats.org/officeDocument/2006/math" xmlns:v="urn:schemas-microsoft-com:vml" xmlns:wp14="http://schemas.microsoft.com/office/word/2010/wordprocessingDrawing" xmlns:wp="http://schemas.openxmlformats.org/drawingml/2006/wordprocessingDrawing" xmlns:w10="urn:schemas-microsoft-com:office:word" xmlns:w="http://schemas.openxmlformats.org/wordprocessingml/2006/main" xmlns:w14="http://schemas.microsoft.com/office/word/2010/wordml" xmlns:w15="http://schemas.microsoft.com/office/word/2012/wordml" xmlns:w16cei="http://schemas.microsoft.com/office/word/2026/wordml/cei" xmlns:w16cex="http://schemas.microsoft.com/office/word/2018/wordml/cex" xmlns:w16cid="http://schemas.microsoft.com/office/word/2016/wordml/cid" xmlns:w16="http://schemas.microsoft.com/office/word/2018/wordml" xmlns:w16du="http://schemas.microsoft.com/office/word/2023/wordml/word16du" xmlns:w16sdtdh="http://schemas.microsoft.com/office/word/2020/wordml/sdtdatahash" xmlns:w16sdtfl="http://schemas.microsoft.com/office/word/2024/wordml/sdtformatlock" xmlns:w16se="http://schemas.microsoft.com/office/word/2015/wordml/symex" xmlns:wpg="http://schemas.microsoft.com/office/word/2010/wordprocessingGroup" xmlns:wpi="http://schemas.microsoft.com/office/word/2010/wordprocessingInk" xmlns:wne="http://schemas.microsoft.com/office/word/2006/wordml" xmlns:wps="http://schemas.microsoft.com/office/word/2010/wordprocessingShape" mc:Ignorable="w14 w15 w16se w16cid w16 w16cex w16sdtdh w16sdtfl w16du wp14">
-  <w:footnote w:type="separator" w:id="-1">
-    <w:p>
-      <w:pPr>
-        <w:spacing w:after="0" w:line="240" w:lineRule="auto"/>
-      </w:pPr>
-      <w:r>
-        <w:separator/>
-      </w:r>
-    </w:p>
-  </w:footnote>
-  <w:footnote w:type="continuationSeparator" w:id="0">
-    <w:p>
-      <w:pPr>
-        <w:spacing w:after="0" w:line="240" w:lineRule="auto"/>
-      </w:pPr>
-      <w:r>
-        <w:continuationSeparator/>
-      </w:r>
-    </w:p>
-  </w:footnote>
-</w:footnotes>
-</file>
-
 <file path=word/header1.xml><?xml version="1.0" encoding="utf-8"?>
 <w:hdr xmlns:wpc="http://schemas.microsoft.com/office/word/2010/wordprocessingCanvas" xmlns:cx="http://schemas.microsoft.com/office/drawing/2014/chartex" xmlns:cx1="http://schemas.microsoft.com/office/drawing/2015/9/8/chartex" xmlns:cx2="http://schemas.microsoft.com/office/drawing/2015/10/21/chartex" xmlns:cx3="http://schemas.microsoft.com/office/drawing/2016/5/9/chartex" xmlns:cx4="http://schemas.microsoft.com/office/drawing/2016/5/10/chartex" xmlns:cx5="http://schemas.microsoft.com/office/drawing/2016/5/11/chartex" xmlns:cx6="http://schemas.microsoft.com/office/drawing/2016/5/12/chartex" xmlns:cx7="http://schemas.microsoft.com/office/drawing/2016/5/13/chartex" xmlns:cx8="http://schemas.microsoft.com/office/drawing/2016/5/14/chartex" xmlns:mc="http://schemas.openxmlformats.org/markup-compatibility/2006" xmlns:aink="http://schemas.microsoft.com/office/drawing/2016/ink" xmlns:am3d="http://schemas.microsoft.com/office/drawing/2017/model3d" xmlns:o="urn:schemas-microsoft-com:office:office" xmlns:oel="http://schemas.microsoft.com/office/2019/extlst" xmlns:r="http://schemas.openxmlformats.org/officeDocument/2006/relationships" xmlns:m="http://schemas.openxmlformats.org/officeDocument/2006/math" xmlns:v="urn:schemas-microsoft-com:vml" xmlns:wp14="http://schemas.microsoft.com/office/word/2010/wordprocessingDrawing" xmlns:wp="http://schemas.openxmlformats.org/drawingml/2006/wordprocessingDrawing" xmlns:w10="urn:schemas-microsoft-com:office:word" xmlns:w="http://schemas.openxmlformats.org/wordprocessingml/2006/main" xmlns:w14="http://schemas.microsoft.com/office/word/2010/wordml" xmlns:w15="http://schemas.microsoft.com/office/word/2012/wordml" xmlns:w16cei="http://schemas.microsoft.com/office/word/2026/wordml/cei" xmlns:w16cex="http://schemas.microsoft.com/office/word/2018/wordml/cex" xmlns:w16cid="http://schemas.microsoft.com/office/word/2016/wordml/cid" xmlns:w16="http://schemas.microsoft.com/office/word/2018/wordml" xmlns:w16du="http://schemas.microsoft.com/office/word/2023/wordml/word16du" xmlns:w16sdtdh="http://schemas.microsoft.com/office/word/2020/wordml/sdtdatahash" xmlns:w16sdtfl="http://schemas.microsoft.com/office/word/2024/wordml/sdtformatlock" xmlns:w16se="http://schemas.microsoft.com/office/word/2015/wordml/symex" xmlns:wpg="http://schemas.microsoft.com/office/word/2010/wordprocessingGroup" xmlns:wpi="http://schemas.microsoft.com/office/word/2010/wordprocessingInk" xmlns:wne="http://schemas.microsoft.com/office/word/2006/wordml" xmlns:wps="http://schemas.microsoft.com/office/word/2010/wordprocessingShape" mc:Ignorable="w14 w15 w16se w16cid w16 w16cex w16sdtdh w16sdtfl w16du wp14">
   <w:p>
@@ -32345,6 +31971,95 @@
     </w:lvl>
   </w:abstractNum>
   <w:abstractNum w:abstractNumId="16" w15:restartNumberingAfterBreak="0">
+    <w:nsid w:val="5A7E6117"/>
+    <w:multiLevelType w:val="hybridMultilevel"/>
+    <w:tmpl w:val="BE847192"/>
+    <w:lvl w:ilvl="0" w:tplc="FFFFFFFF">
+      <w:start w:val="1"/>
+      <w:numFmt w:val="decimal"/>
+      <w:lvlText w:val="%1."/>
+      <w:lvlJc w:val="left"/>
+      <w:pPr>
+        <w:ind w:left="720" w:hanging="360"/>
+      </w:pPr>
+      <w:rPr>
+        <w:rFonts w:ascii="Arial MT" w:hAnsi="Arial MT" w:cs="Arial MT" w:hint="default"/>
+      </w:rPr>
+    </w:lvl>
+    <w:lvl w:ilvl="1" w:tplc="FFFFFFFF">
+      <w:start w:val="1"/>
+      <w:numFmt w:val="lowerLetter"/>
+      <w:lvlText w:val="%2."/>
+      <w:lvlJc w:val="left"/>
+      <w:pPr>
+        <w:ind w:left="1440" w:hanging="360"/>
+      </w:pPr>
+    </w:lvl>
+    <w:lvl w:ilvl="2" w:tplc="FFFFFFFF" w:tentative="1">
+      <w:start w:val="1"/>
+      <w:numFmt w:val="lowerRoman"/>
+      <w:lvlText w:val="%3."/>
+      <w:lvlJc w:val="right"/>
+      <w:pPr>
+        <w:ind w:left="2160" w:hanging="180"/>
+      </w:pPr>
+    </w:lvl>
+    <w:lvl w:ilvl="3" w:tplc="FFFFFFFF" w:tentative="1">
+      <w:start w:val="1"/>
+      <w:numFmt w:val="decimal"/>
+      <w:lvlText w:val="%4."/>
+      <w:lvlJc w:val="left"/>
+      <w:pPr>
+        <w:ind w:left="2880" w:hanging="360"/>
+      </w:pPr>
+    </w:lvl>
+    <w:lvl w:ilvl="4" w:tplc="FFFFFFFF" w:tentative="1">
+      <w:start w:val="1"/>
+      <w:numFmt w:val="lowerLetter"/>
+      <w:lvlText w:val="%5."/>
+      <w:lvlJc w:val="left"/>
+      <w:pPr>
+        <w:ind w:left="3600" w:hanging="360"/>
+      </w:pPr>
+    </w:lvl>
+    <w:lvl w:ilvl="5" w:tplc="FFFFFFFF" w:tentative="1">
+      <w:start w:val="1"/>
+      <w:numFmt w:val="lowerRoman"/>
+      <w:lvlText w:val="%6."/>
+      <w:lvlJc w:val="right"/>
+      <w:pPr>
+        <w:ind w:left="4320" w:hanging="180"/>
+      </w:pPr>
+    </w:lvl>
+    <w:lvl w:ilvl="6" w:tplc="FFFFFFFF" w:tentative="1">
+      <w:start w:val="1"/>
+      <w:numFmt w:val="decimal"/>
+      <w:lvlText w:val="%7."/>
+      <w:lvlJc w:val="left"/>
+      <w:pPr>
+        <w:ind w:left="5040" w:hanging="360"/>
+      </w:pPr>
+    </w:lvl>
+    <w:lvl w:ilvl="7" w:tplc="FFFFFFFF" w:tentative="1">
+      <w:start w:val="1"/>
+      <w:numFmt w:val="lowerLetter"/>
+      <w:lvlText w:val="%8."/>
+      <w:lvlJc w:val="left"/>
+      <w:pPr>
+        <w:ind w:left="5760" w:hanging="360"/>
+      </w:pPr>
+    </w:lvl>
+    <w:lvl w:ilvl="8" w:tplc="FFFFFFFF" w:tentative="1">
+      <w:start w:val="1"/>
+      <w:numFmt w:val="lowerRoman"/>
+      <w:lvlText w:val="%9."/>
+      <w:lvlJc w:val="right"/>
+      <w:pPr>
+        <w:ind w:left="6480" w:hanging="180"/>
+      </w:pPr>
+    </w:lvl>
+  </w:abstractNum>
+  <w:abstractNum w:abstractNumId="17" w15:restartNumberingAfterBreak="0">
     <w:nsid w:val="5D670D97"/>
     <w:multiLevelType w:val="hybridMultilevel"/>
     <w:tmpl w:val="8B7CA734"/>
@@ -32433,7 +32148,7 @@
       </w:pPr>
     </w:lvl>
   </w:abstractNum>
-  <w:abstractNum w:abstractNumId="17" w15:restartNumberingAfterBreak="0">
+  <w:abstractNum w:abstractNumId="18" w15:restartNumberingAfterBreak="0">
     <w:nsid w:val="61A00A0B"/>
     <w:multiLevelType w:val="multilevel"/>
     <w:tmpl w:val="333A89CA"/>
@@ -32554,7 +32269,7 @@
       </w:rPr>
     </w:lvl>
   </w:abstractNum>
-  <w:abstractNum w:abstractNumId="18" w15:restartNumberingAfterBreak="0">
+  <w:abstractNum w:abstractNumId="19" w15:restartNumberingAfterBreak="0">
     <w:nsid w:val="62621054"/>
     <w:multiLevelType w:val="hybridMultilevel"/>
     <w:tmpl w:val="E0BC22B8"/>
@@ -32643,7 +32358,7 @@
       </w:pPr>
     </w:lvl>
   </w:abstractNum>
-  <w:abstractNum w:abstractNumId="19" w15:restartNumberingAfterBreak="0">
+  <w:abstractNum w:abstractNumId="20" w15:restartNumberingAfterBreak="0">
     <w:nsid w:val="6968195D"/>
     <w:multiLevelType w:val="hybridMultilevel"/>
     <w:tmpl w:val="5E7064CE"/>
@@ -32733,13 +32448,13 @@
     </w:lvl>
   </w:abstractNum>
   <w:num w:numId="1" w16cid:durableId="525215211">
-    <w:abstractNumId w:val="17"/>
+    <w:abstractNumId w:val="18"/>
   </w:num>
   <w:num w:numId="2" w16cid:durableId="1001936081">
     <w:abstractNumId w:val="7"/>
   </w:num>
   <w:num w:numId="3" w16cid:durableId="59715521">
-    <w:abstractNumId w:val="16"/>
+    <w:abstractNumId w:val="17"/>
   </w:num>
   <w:num w:numId="4" w16cid:durableId="673075317">
     <w:abstractNumId w:val="14"/>
@@ -32772,10 +32487,10 @@
     <w:abstractNumId w:val="10"/>
   </w:num>
   <w:num w:numId="14" w16cid:durableId="208035070">
-    <w:abstractNumId w:val="19"/>
+    <w:abstractNumId w:val="20"/>
   </w:num>
   <w:num w:numId="15" w16cid:durableId="156002803">
-    <w:abstractNumId w:val="18"/>
+    <w:abstractNumId w:val="19"/>
   </w:num>
   <w:num w:numId="16" w16cid:durableId="2138912995">
     <w:abstractNumId w:val="3"/>
@@ -32792,6 +32507,9 @@
   <w:num w:numId="20" w16cid:durableId="2009557056">
     <w:abstractNumId w:val="12"/>
   </w:num>
+  <w:num w:numId="21" w16cid:durableId="205025347">
+    <w:abstractNumId w:val="16"/>
+  </w:num>
 </w:numbering>
 </file>
 
@@ -32800,18 +32518,17 @@
   <w:docDefaults>
     <w:rPrDefault>
       <w:rPr>
-        <w:rFonts w:ascii="Times New Roman" w:eastAsiaTheme="minorHAnsi" w:hAnsi="Times New Roman" w:cs="Times New Roman"/>
-        <w:b/>
-        <w:bCs/>
+        <w:rFonts w:asciiTheme="minorHAnsi" w:eastAsiaTheme="minorHAnsi" w:hAnsiTheme="minorHAnsi" w:cstheme="minorBidi"/>
+        <w:kern w:val="2"/>
         <w:sz w:val="24"/>
         <w:szCs w:val="24"/>
-        <w:lang w:val="en-US" w:eastAsia="en-US" w:bidi="ar-SA"/>
+        <w:lang w:val="en-IN" w:eastAsia="en-US" w:bidi="ar-SA"/>
         <w14:ligatures w14:val="standardContextual"/>
       </w:rPr>
     </w:rPrDefault>
     <w:pPrDefault>
       <w:pPr>
-        <w:spacing w:after="200" w:line="276" w:lineRule="auto"/>
+        <w:spacing w:after="160" w:line="278" w:lineRule="auto"/>
       </w:pPr>
     </w:pPrDefault>
   </w:docDefaults>
@@ -32970,7 +32687,7 @@
     <w:lsdException w:name="Table Web 2" w:semiHidden="1" w:unhideWhenUsed="1"/>
     <w:lsdException w:name="Table Web 3" w:semiHidden="1" w:unhideWhenUsed="1"/>
     <w:lsdException w:name="Balloon Text" w:semiHidden="1" w:unhideWhenUsed="1"/>
-    <w:lsdException w:name="Table Grid" w:uiPriority="59"/>
+    <w:lsdException w:name="Table Grid" w:uiPriority="39"/>
     <w:lsdException w:name="Table Theme" w:semiHidden="1" w:unhideWhenUsed="1"/>
     <w:lsdException w:name="Placeholder Text" w:semiHidden="1"/>
     <w:lsdException w:name="No Spacing" w:uiPriority="1" w:qFormat="1"/>
@@ -33196,17 +32913,7 @@
   <w:style w:type="paragraph" w:default="1" w:styleId="Normal">
     <w:name w:val="Normal"/>
     <w:qFormat/>
-    <w:rsid w:val="00E06028"/>
-    <w:pPr>
-      <w:spacing w:after="160" w:line="278" w:lineRule="auto"/>
-    </w:pPr>
-    <w:rPr>
-      <w:rFonts w:asciiTheme="minorHAnsi" w:hAnsiTheme="minorHAnsi" w:cstheme="minorBidi"/>
-      <w:b w:val="0"/>
-      <w:bCs w:val="0"/>
-      <w:kern w:val="2"/>
-      <w:lang w:val="en-IN"/>
-    </w:rPr>
+    <w:rsid w:val="00226C4F"/>
   </w:style>
   <w:style w:type="paragraph" w:styleId="Heading1">
     <w:name w:val="heading 1"/>
@@ -33215,7 +32922,7 @@
     <w:link w:val="Heading1Char"/>
     <w:uiPriority w:val="9"/>
     <w:qFormat/>
-    <w:rsid w:val="00CC0B49"/>
+    <w:rsid w:val="00226C4F"/>
     <w:pPr>
       <w:keepNext/>
       <w:keepLines/>
@@ -33224,7 +32931,7 @@
     </w:pPr>
     <w:rPr>
       <w:rFonts w:asciiTheme="majorHAnsi" w:eastAsiaTheme="majorEastAsia" w:hAnsiTheme="majorHAnsi" w:cstheme="majorBidi"/>
-      <w:color w:val="365F91" w:themeColor="accent1" w:themeShade="BF"/>
+      <w:color w:val="2F5496" w:themeColor="accent1" w:themeShade="BF"/>
       <w:sz w:val="40"/>
       <w:szCs w:val="40"/>
     </w:rPr>
@@ -33238,7 +32945,7 @@
     <w:semiHidden/>
     <w:unhideWhenUsed/>
     <w:qFormat/>
-    <w:rsid w:val="00CC0B49"/>
+    <w:rsid w:val="00226C4F"/>
     <w:pPr>
       <w:keepNext/>
       <w:keepLines/>
@@ -33247,7 +32954,7 @@
     </w:pPr>
     <w:rPr>
       <w:rFonts w:asciiTheme="majorHAnsi" w:eastAsiaTheme="majorEastAsia" w:hAnsiTheme="majorHAnsi" w:cstheme="majorBidi"/>
-      <w:color w:val="365F91" w:themeColor="accent1" w:themeShade="BF"/>
+      <w:color w:val="2F5496" w:themeColor="accent1" w:themeShade="BF"/>
       <w:sz w:val="32"/>
       <w:szCs w:val="32"/>
     </w:rPr>
@@ -33261,7 +32968,7 @@
     <w:semiHidden/>
     <w:unhideWhenUsed/>
     <w:qFormat/>
-    <w:rsid w:val="00CC0B49"/>
+    <w:rsid w:val="00226C4F"/>
     <w:pPr>
       <w:keepNext/>
       <w:keepLines/>
@@ -33270,7 +32977,7 @@
     </w:pPr>
     <w:rPr>
       <w:rFonts w:eastAsiaTheme="majorEastAsia" w:cstheme="majorBidi"/>
-      <w:color w:val="365F91" w:themeColor="accent1" w:themeShade="BF"/>
+      <w:color w:val="2F5496" w:themeColor="accent1" w:themeShade="BF"/>
       <w:sz w:val="28"/>
       <w:szCs w:val="28"/>
     </w:rPr>
@@ -33284,7 +32991,7 @@
     <w:semiHidden/>
     <w:unhideWhenUsed/>
     <w:qFormat/>
-    <w:rsid w:val="00CC0B49"/>
+    <w:rsid w:val="00226C4F"/>
     <w:pPr>
       <w:keepNext/>
       <w:keepLines/>
@@ -33295,7 +33002,7 @@
       <w:rFonts w:eastAsiaTheme="majorEastAsia" w:cstheme="majorBidi"/>
       <w:i/>
       <w:iCs/>
-      <w:color w:val="365F91" w:themeColor="accent1" w:themeShade="BF"/>
+      <w:color w:val="2F5496" w:themeColor="accent1" w:themeShade="BF"/>
     </w:rPr>
   </w:style>
   <w:style w:type="paragraph" w:styleId="Heading5">
@@ -33307,7 +33014,7 @@
     <w:semiHidden/>
     <w:unhideWhenUsed/>
     <w:qFormat/>
-    <w:rsid w:val="00CC0B49"/>
+    <w:rsid w:val="00226C4F"/>
     <w:pPr>
       <w:keepNext/>
       <w:keepLines/>
@@ -33316,7 +33023,7 @@
     </w:pPr>
     <w:rPr>
       <w:rFonts w:eastAsiaTheme="majorEastAsia" w:cstheme="majorBidi"/>
-      <w:color w:val="365F91" w:themeColor="accent1" w:themeShade="BF"/>
+      <w:color w:val="2F5496" w:themeColor="accent1" w:themeShade="BF"/>
     </w:rPr>
   </w:style>
   <w:style w:type="paragraph" w:styleId="Heading6">
@@ -33328,7 +33035,7 @@
     <w:semiHidden/>
     <w:unhideWhenUsed/>
     <w:qFormat/>
-    <w:rsid w:val="00CC0B49"/>
+    <w:rsid w:val="00226C4F"/>
     <w:pPr>
       <w:keepNext/>
       <w:keepLines/>
@@ -33351,7 +33058,7 @@
     <w:semiHidden/>
     <w:unhideWhenUsed/>
     <w:qFormat/>
-    <w:rsid w:val="00CC0B49"/>
+    <w:rsid w:val="00226C4F"/>
     <w:pPr>
       <w:keepNext/>
       <w:keepLines/>
@@ -33372,7 +33079,7 @@
     <w:semiHidden/>
     <w:unhideWhenUsed/>
     <w:qFormat/>
-    <w:rsid w:val="00CC0B49"/>
+    <w:rsid w:val="00226C4F"/>
     <w:pPr>
       <w:keepNext/>
       <w:keepLines/>
@@ -33395,7 +33102,7 @@
     <w:semiHidden/>
     <w:unhideWhenUsed/>
     <w:qFormat/>
-    <w:rsid w:val="00CC0B49"/>
+    <w:rsid w:val="00226C4F"/>
     <w:pPr>
       <w:keepNext/>
       <w:keepLines/>
@@ -33439,10 +33146,10 @@
     <w:basedOn w:val="DefaultParagraphFont"/>
     <w:link w:val="Heading1"/>
     <w:uiPriority w:val="9"/>
-    <w:rsid w:val="00CC0B49"/>
+    <w:rsid w:val="00226C4F"/>
     <w:rPr>
       <w:rFonts w:asciiTheme="majorHAnsi" w:eastAsiaTheme="majorEastAsia" w:hAnsiTheme="majorHAnsi" w:cstheme="majorBidi"/>
-      <w:color w:val="365F91" w:themeColor="accent1" w:themeShade="BF"/>
+      <w:color w:val="2F5496" w:themeColor="accent1" w:themeShade="BF"/>
       <w:sz w:val="40"/>
       <w:szCs w:val="40"/>
     </w:rPr>
@@ -33453,10 +33160,10 @@
     <w:link w:val="Heading2"/>
     <w:uiPriority w:val="9"/>
     <w:semiHidden/>
-    <w:rsid w:val="00CC0B49"/>
+    <w:rsid w:val="00226C4F"/>
     <w:rPr>
       <w:rFonts w:asciiTheme="majorHAnsi" w:eastAsiaTheme="majorEastAsia" w:hAnsiTheme="majorHAnsi" w:cstheme="majorBidi"/>
-      <w:color w:val="365F91" w:themeColor="accent1" w:themeShade="BF"/>
+      <w:color w:val="2F5496" w:themeColor="accent1" w:themeShade="BF"/>
       <w:sz w:val="32"/>
       <w:szCs w:val="32"/>
     </w:rPr>
@@ -33467,10 +33174,10 @@
     <w:link w:val="Heading3"/>
     <w:uiPriority w:val="9"/>
     <w:semiHidden/>
-    <w:rsid w:val="00CC0B49"/>
+    <w:rsid w:val="00226C4F"/>
     <w:rPr>
-      <w:rFonts w:asciiTheme="minorHAnsi" w:eastAsiaTheme="majorEastAsia" w:hAnsiTheme="minorHAnsi" w:cstheme="majorBidi"/>
-      <w:color w:val="365F91" w:themeColor="accent1" w:themeShade="BF"/>
+      <w:rFonts w:eastAsiaTheme="majorEastAsia" w:cstheme="majorBidi"/>
+      <w:color w:val="2F5496" w:themeColor="accent1" w:themeShade="BF"/>
       <w:sz w:val="28"/>
       <w:szCs w:val="28"/>
     </w:rPr>
@@ -33481,12 +33188,12 @@
     <w:link w:val="Heading4"/>
     <w:uiPriority w:val="9"/>
     <w:semiHidden/>
-    <w:rsid w:val="00CC0B49"/>
+    <w:rsid w:val="00226C4F"/>
     <w:rPr>
-      <w:rFonts w:asciiTheme="minorHAnsi" w:eastAsiaTheme="majorEastAsia" w:hAnsiTheme="minorHAnsi" w:cstheme="majorBidi"/>
+      <w:rFonts w:eastAsiaTheme="majorEastAsia" w:cstheme="majorBidi"/>
       <w:i/>
       <w:iCs/>
-      <w:color w:val="365F91" w:themeColor="accent1" w:themeShade="BF"/>
+      <w:color w:val="2F5496" w:themeColor="accent1" w:themeShade="BF"/>
     </w:rPr>
   </w:style>
   <w:style w:type="character" w:customStyle="1" w:styleId="Heading5Char">
@@ -33495,10 +33202,10 @@
     <w:link w:val="Heading5"/>
     <w:uiPriority w:val="9"/>
     <w:semiHidden/>
-    <w:rsid w:val="00CC0B49"/>
+    <w:rsid w:val="00226C4F"/>
     <w:rPr>
-      <w:rFonts w:asciiTheme="minorHAnsi" w:eastAsiaTheme="majorEastAsia" w:hAnsiTheme="minorHAnsi" w:cstheme="majorBidi"/>
-      <w:color w:val="365F91" w:themeColor="accent1" w:themeShade="BF"/>
+      <w:rFonts w:eastAsiaTheme="majorEastAsia" w:cstheme="majorBidi"/>
+      <w:color w:val="2F5496" w:themeColor="accent1" w:themeShade="BF"/>
     </w:rPr>
   </w:style>
   <w:style w:type="character" w:customStyle="1" w:styleId="Heading6Char">
@@ -33507,9 +33214,9 @@
     <w:link w:val="Heading6"/>
     <w:uiPriority w:val="9"/>
     <w:semiHidden/>
-    <w:rsid w:val="00CC0B49"/>
+    <w:rsid w:val="00226C4F"/>
     <w:rPr>
-      <w:rFonts w:asciiTheme="minorHAnsi" w:eastAsiaTheme="majorEastAsia" w:hAnsiTheme="minorHAnsi" w:cstheme="majorBidi"/>
+      <w:rFonts w:eastAsiaTheme="majorEastAsia" w:cstheme="majorBidi"/>
       <w:i/>
       <w:iCs/>
       <w:color w:val="595959" w:themeColor="text1" w:themeTint="A6"/>
@@ -33521,9 +33228,9 @@
     <w:link w:val="Heading7"/>
     <w:uiPriority w:val="9"/>
     <w:semiHidden/>
-    <w:rsid w:val="00CC0B49"/>
+    <w:rsid w:val="00226C4F"/>
     <w:rPr>
-      <w:rFonts w:asciiTheme="minorHAnsi" w:eastAsiaTheme="majorEastAsia" w:hAnsiTheme="minorHAnsi" w:cstheme="majorBidi"/>
+      <w:rFonts w:eastAsiaTheme="majorEastAsia" w:cstheme="majorBidi"/>
       <w:color w:val="595959" w:themeColor="text1" w:themeTint="A6"/>
     </w:rPr>
   </w:style>
@@ -33533,9 +33240,9 @@
     <w:link w:val="Heading8"/>
     <w:uiPriority w:val="9"/>
     <w:semiHidden/>
-    <w:rsid w:val="00CC0B49"/>
+    <w:rsid w:val="00226C4F"/>
     <w:rPr>
-      <w:rFonts w:asciiTheme="minorHAnsi" w:eastAsiaTheme="majorEastAsia" w:hAnsiTheme="minorHAnsi" w:cstheme="majorBidi"/>
+      <w:rFonts w:eastAsiaTheme="majorEastAsia" w:cstheme="majorBidi"/>
       <w:i/>
       <w:iCs/>
       <w:color w:val="272727" w:themeColor="text1" w:themeTint="D8"/>
@@ -33547,9 +33254,9 @@
     <w:link w:val="Heading9"/>
     <w:uiPriority w:val="9"/>
     <w:semiHidden/>
-    <w:rsid w:val="00CC0B49"/>
+    <w:rsid w:val="00226C4F"/>
     <w:rPr>
-      <w:rFonts w:asciiTheme="minorHAnsi" w:eastAsiaTheme="majorEastAsia" w:hAnsiTheme="minorHAnsi" w:cstheme="majorBidi"/>
+      <w:rFonts w:eastAsiaTheme="majorEastAsia" w:cstheme="majorBidi"/>
       <w:color w:val="272727" w:themeColor="text1" w:themeTint="D8"/>
     </w:rPr>
   </w:style>
@@ -33560,7 +33267,7 @@
     <w:link w:val="TitleChar"/>
     <w:uiPriority w:val="10"/>
     <w:qFormat/>
-    <w:rsid w:val="00CC0B49"/>
+    <w:rsid w:val="00226C4F"/>
     <w:pPr>
       <w:spacing w:after="80" w:line="240" w:lineRule="auto"/>
       <w:contextualSpacing/>
@@ -33578,7 +33285,7 @@
     <w:basedOn w:val="DefaultParagraphFont"/>
     <w:link w:val="Title"/>
     <w:uiPriority w:val="10"/>
-    <w:rsid w:val="00CC0B49"/>
+    <w:rsid w:val="00226C4F"/>
     <w:rPr>
       <w:rFonts w:asciiTheme="majorHAnsi" w:eastAsiaTheme="majorEastAsia" w:hAnsiTheme="majorHAnsi" w:cstheme="majorBidi"/>
       <w:spacing w:val="-10"/>
@@ -33594,7 +33301,7 @@
     <w:link w:val="SubtitleChar"/>
     <w:uiPriority w:val="11"/>
     <w:qFormat/>
-    <w:rsid w:val="00CC0B49"/>
+    <w:rsid w:val="00226C4F"/>
     <w:pPr>
       <w:numPr>
         <w:ilvl w:val="1"/>
@@ -33613,9 +33320,9 @@
     <w:basedOn w:val="DefaultParagraphFont"/>
     <w:link w:val="Subtitle"/>
     <w:uiPriority w:val="11"/>
-    <w:rsid w:val="00CC0B49"/>
+    <w:rsid w:val="00226C4F"/>
     <w:rPr>
-      <w:rFonts w:asciiTheme="minorHAnsi" w:eastAsiaTheme="majorEastAsia" w:hAnsiTheme="minorHAnsi" w:cstheme="majorBidi"/>
+      <w:rFonts w:eastAsiaTheme="majorEastAsia" w:cstheme="majorBidi"/>
       <w:color w:val="595959" w:themeColor="text1" w:themeTint="A6"/>
       <w:spacing w:val="15"/>
       <w:sz w:val="28"/>
@@ -33629,7 +33336,7 @@
     <w:link w:val="QuoteChar"/>
     <w:uiPriority w:val="29"/>
     <w:qFormat/>
-    <w:rsid w:val="00CC0B49"/>
+    <w:rsid w:val="00226C4F"/>
     <w:pPr>
       <w:spacing w:before="160"/>
       <w:jc w:val="center"/>
@@ -33645,7 +33352,7 @@
     <w:basedOn w:val="DefaultParagraphFont"/>
     <w:link w:val="Quote"/>
     <w:uiPriority w:val="29"/>
-    <w:rsid w:val="00CC0B49"/>
+    <w:rsid w:val="00226C4F"/>
     <w:rPr>
       <w:i/>
       <w:iCs/>
@@ -33657,7 +33364,7 @@
     <w:basedOn w:val="Normal"/>
     <w:uiPriority w:val="1"/>
     <w:qFormat/>
-    <w:rsid w:val="00CC0B49"/>
+    <w:rsid w:val="00226C4F"/>
     <w:pPr>
       <w:ind w:left="720"/>
       <w:contextualSpacing/>
@@ -33668,11 +33375,11 @@
     <w:basedOn w:val="DefaultParagraphFont"/>
     <w:uiPriority w:val="21"/>
     <w:qFormat/>
-    <w:rsid w:val="00CC0B49"/>
+    <w:rsid w:val="00226C4F"/>
     <w:rPr>
       <w:i/>
       <w:iCs/>
-      <w:color w:val="365F91" w:themeColor="accent1" w:themeShade="BF"/>
+      <w:color w:val="2F5496" w:themeColor="accent1" w:themeShade="BF"/>
     </w:rPr>
   </w:style>
   <w:style w:type="paragraph" w:styleId="IntenseQuote">
@@ -33682,11 +33389,11 @@
     <w:link w:val="IntenseQuoteChar"/>
     <w:uiPriority w:val="30"/>
     <w:qFormat/>
-    <w:rsid w:val="00CC0B49"/>
+    <w:rsid w:val="00226C4F"/>
     <w:pPr>
       <w:pBdr>
-        <w:top w:val="single" w:sz="4" w:space="10" w:color="365F91" w:themeColor="accent1" w:themeShade="BF"/>
-        <w:bottom w:val="single" w:sz="4" w:space="10" w:color="365F91" w:themeColor="accent1" w:themeShade="BF"/>
+        <w:top w:val="single" w:sz="4" w:space="10" w:color="2F5496" w:themeColor="accent1" w:themeShade="BF"/>
+        <w:bottom w:val="single" w:sz="4" w:space="10" w:color="2F5496" w:themeColor="accent1" w:themeShade="BF"/>
       </w:pBdr>
       <w:spacing w:before="360" w:after="360"/>
       <w:ind w:left="864" w:right="864"/>
@@ -33695,7 +33402,7 @@
     <w:rPr>
       <w:i/>
       <w:iCs/>
-      <w:color w:val="365F91" w:themeColor="accent1" w:themeShade="BF"/>
+      <w:color w:val="2F5496" w:themeColor="accent1" w:themeShade="BF"/>
     </w:rPr>
   </w:style>
   <w:style w:type="character" w:customStyle="1" w:styleId="IntenseQuoteChar">
@@ -33703,11 +33410,11 @@
     <w:basedOn w:val="DefaultParagraphFont"/>
     <w:link w:val="IntenseQuote"/>
     <w:uiPriority w:val="30"/>
-    <w:rsid w:val="00CC0B49"/>
+    <w:rsid w:val="00226C4F"/>
     <w:rPr>
       <w:i/>
       <w:iCs/>
-      <w:color w:val="365F91" w:themeColor="accent1" w:themeShade="BF"/>
+      <w:color w:val="2F5496" w:themeColor="accent1" w:themeShade="BF"/>
     </w:rPr>
   </w:style>
   <w:style w:type="character" w:styleId="IntenseReference">
@@ -33715,12 +33422,12 @@
     <w:basedOn w:val="DefaultParagraphFont"/>
     <w:uiPriority w:val="32"/>
     <w:qFormat/>
-    <w:rsid w:val="00CC0B49"/>
+    <w:rsid w:val="00226C4F"/>
     <w:rPr>
-      <w:b w:val="0"/>
-      <w:bCs w:val="0"/>
+      <w:b/>
+      <w:bCs/>
       <w:smallCaps/>
-      <w:color w:val="365F91" w:themeColor="accent1" w:themeShade="BF"/>
+      <w:color w:val="2F5496" w:themeColor="accent1" w:themeShade="BF"/>
       <w:spacing w:val="5"/>
     </w:rPr>
   </w:style>
@@ -33730,13 +33437,13 @@
     <w:uiPriority w:val="99"/>
     <w:semiHidden/>
     <w:unhideWhenUsed/>
-    <w:rsid w:val="00CC0B49"/>
+    <w:rsid w:val="00226C4F"/>
   </w:style>
   <w:style w:type="paragraph" w:styleId="NoSpacing">
     <w:name w:val="No Spacing"/>
     <w:uiPriority w:val="1"/>
     <w:qFormat/>
-    <w:rsid w:val="00CC0B49"/>
+    <w:rsid w:val="00226C4F"/>
     <w:pPr>
       <w:widowControl w:val="0"/>
       <w:autoSpaceDE w:val="0"/>
@@ -33745,10 +33452,10 @@
     </w:pPr>
     <w:rPr>
       <w:rFonts w:ascii="Arial MT" w:eastAsia="Arial MT" w:hAnsi="Arial MT" w:cs="Arial MT"/>
-      <w:b w:val="0"/>
-      <w:bCs w:val="0"/>
+      <w:kern w:val="0"/>
       <w:sz w:val="22"/>
       <w:szCs w:val="22"/>
+      <w:lang w:val="en-US"/>
     </w:rPr>
   </w:style>
   <w:style w:type="paragraph" w:styleId="BodyText">
@@ -33757,7 +33464,7 @@
     <w:link w:val="BodyTextChar"/>
     <w:uiPriority w:val="1"/>
     <w:qFormat/>
-    <w:rsid w:val="00CC0B49"/>
+    <w:rsid w:val="00226C4F"/>
     <w:pPr>
       <w:widowControl w:val="0"/>
       <w:autoSpaceDE w:val="0"/>
@@ -33777,13 +33484,13 @@
     <w:basedOn w:val="DefaultParagraphFont"/>
     <w:link w:val="BodyText"/>
     <w:uiPriority w:val="1"/>
-    <w:rsid w:val="00CC0B49"/>
+    <w:rsid w:val="00226C4F"/>
     <w:rPr>
       <w:rFonts w:ascii="Arial MT" w:eastAsia="Arial MT" w:hAnsi="Arial MT" w:cs="Arial MT"/>
-      <w:b w:val="0"/>
-      <w:bCs w:val="0"/>
+      <w:kern w:val="0"/>
       <w:sz w:val="22"/>
       <w:szCs w:val="22"/>
+      <w:lang w:val="en-US"/>
     </w:rPr>
   </w:style>
   <w:style w:type="paragraph" w:styleId="Header">
@@ -33792,7 +33499,7 @@
     <w:link w:val="HeaderChar"/>
     <w:uiPriority w:val="99"/>
     <w:unhideWhenUsed/>
-    <w:rsid w:val="00CC0B49"/>
+    <w:rsid w:val="00226C4F"/>
     <w:pPr>
       <w:widowControl w:val="0"/>
       <w:tabs>
@@ -33816,13 +33523,13 @@
     <w:basedOn w:val="DefaultParagraphFont"/>
     <w:link w:val="Header"/>
     <w:uiPriority w:val="99"/>
-    <w:rsid w:val="00CC0B49"/>
+    <w:rsid w:val="00226C4F"/>
     <w:rPr>
       <w:rFonts w:ascii="Arial MT" w:eastAsia="Arial MT" w:hAnsi="Arial MT" w:cs="Arial MT"/>
-      <w:b w:val="0"/>
-      <w:bCs w:val="0"/>
+      <w:kern w:val="0"/>
       <w:sz w:val="22"/>
       <w:szCs w:val="22"/>
+      <w:lang w:val="en-US"/>
     </w:rPr>
   </w:style>
   <w:style w:type="paragraph" w:styleId="Footer">
@@ -33831,7 +33538,7 @@
     <w:link w:val="FooterChar"/>
     <w:uiPriority w:val="99"/>
     <w:unhideWhenUsed/>
-    <w:rsid w:val="00CC0B49"/>
+    <w:rsid w:val="00226C4F"/>
     <w:pPr>
       <w:widowControl w:val="0"/>
       <w:tabs>
@@ -33855,13 +33562,13 @@
     <w:basedOn w:val="DefaultParagraphFont"/>
     <w:link w:val="Footer"/>
     <w:uiPriority w:val="99"/>
-    <w:rsid w:val="00CC0B49"/>
+    <w:rsid w:val="00226C4F"/>
     <w:rPr>
       <w:rFonts w:ascii="Arial MT" w:eastAsia="Arial MT" w:hAnsi="Arial MT" w:cs="Arial MT"/>
-      <w:b w:val="0"/>
-      <w:bCs w:val="0"/>
+      <w:kern w:val="0"/>
       <w:sz w:val="22"/>
       <w:szCs w:val="22"/>
+      <w:lang w:val="en-US"/>
     </w:rPr>
   </w:style>
   <w:style w:type="paragraph" w:customStyle="1" w:styleId="TableParagraph">
@@ -33869,7 +33576,7 @@
     <w:basedOn w:val="Normal"/>
     <w:uiPriority w:val="1"/>
     <w:qFormat/>
-    <w:rsid w:val="00CC0B49"/>
+    <w:rsid w:val="00226C4F"/>
     <w:pPr>
       <w:widowControl w:val="0"/>
       <w:autoSpaceDE w:val="0"/>
@@ -33890,7 +33597,7 @@
     <w:link w:val="HTMLPreformattedChar"/>
     <w:uiPriority w:val="99"/>
     <w:unhideWhenUsed/>
-    <w:rsid w:val="00CC0B49"/>
+    <w:rsid w:val="00226C4F"/>
     <w:pPr>
       <w:tabs>
         <w:tab w:val="left" w:pos="916"/>
@@ -33925,11 +33632,10 @@
     <w:basedOn w:val="DefaultParagraphFont"/>
     <w:link w:val="HTMLPreformatted"/>
     <w:uiPriority w:val="99"/>
-    <w:rsid w:val="00CC0B49"/>
+    <w:rsid w:val="00226C4F"/>
     <w:rPr>
       <w:rFonts w:ascii="Courier New" w:eastAsia="Times New Roman" w:hAnsi="Courier New" w:cs="Courier New"/>
-      <w:b w:val="0"/>
-      <w:bCs w:val="0"/>
+      <w:kern w:val="0"/>
       <w:sz w:val="20"/>
       <w:szCs w:val="20"/>
       <w:lang w:val="en-GB" w:eastAsia="en-GB" w:bidi="hi-IN"/>
@@ -33938,7 +33644,7 @@
   <w:style w:type="character" w:customStyle="1" w:styleId="y2iqfc">
     <w:name w:val="y2iqfc"/>
     <w:basedOn w:val="DefaultParagraphFont"/>
-    <w:rsid w:val="00CC0B49"/>
+    <w:rsid w:val="00226C4F"/>
   </w:style>
   <w:style w:type="paragraph" w:styleId="NormalWeb">
     <w:name w:val="Normal (Web)"/>
@@ -33946,7 +33652,7 @@
     <w:uiPriority w:val="99"/>
     <w:semiHidden/>
     <w:unhideWhenUsed/>
-    <w:rsid w:val="00CC0B49"/>
+    <w:rsid w:val="00226C4F"/>
     <w:rPr>
       <w:rFonts w:ascii="Times New Roman" w:hAnsi="Times New Roman" w:cs="Times New Roman"/>
     </w:rPr>
@@ -33965,44 +33671,44 @@
         <a:sysClr val="window" lastClr="FFFFFF"/>
       </a:lt1>
       <a:dk2>
-        <a:srgbClr val="1F497D"/>
+        <a:srgbClr val="44546A"/>
       </a:dk2>
       <a:lt2>
-        <a:srgbClr val="EEECE1"/>
+        <a:srgbClr val="E7E6E6"/>
       </a:lt2>
       <a:accent1>
-        <a:srgbClr val="4F81BD"/>
+        <a:srgbClr val="4472C4"/>
       </a:accent1>
       <a:accent2>
-        <a:srgbClr val="C0504D"/>
+        <a:srgbClr val="ED7D31"/>
       </a:accent2>
       <a:accent3>
-        <a:srgbClr val="9BBB59"/>
+        <a:srgbClr val="A5A5A5"/>
       </a:accent3>
       <a:accent4>
-        <a:srgbClr val="8064A2"/>
+        <a:srgbClr val="FFC000"/>
       </a:accent4>
       <a:accent5>
-        <a:srgbClr val="4BACC6"/>
+        <a:srgbClr val="5B9BD5"/>
       </a:accent5>
       <a:accent6>
-        <a:srgbClr val="F79646"/>
+        <a:srgbClr val="70AD47"/>
       </a:accent6>
       <a:hlink>
-        <a:srgbClr val="0000FF"/>
+        <a:srgbClr val="0563C1"/>
       </a:hlink>
       <a:folHlink>
-        <a:srgbClr val="800080"/>
+        <a:srgbClr val="954F72"/>
       </a:folHlink>
     </a:clrScheme>
     <a:fontScheme name="Office">
       <a:majorFont>
-        <a:latin typeface="Cambria"/>
+        <a:latin typeface="Calibri Light" panose="020F0302020204030204"/>
         <a:ea typeface=""/>
         <a:cs typeface=""/>
-        <a:font script="Jpan" typeface="ＭＳ ゴシック"/>
+        <a:font script="Jpan" typeface="游ゴシック Light"/>
         <a:font script="Hang" typeface="맑은 고딕"/>
-        <a:font script="Hans" typeface="宋体"/>
+        <a:font script="Hans" typeface="等线 Light"/>
         <a:font script="Hant" typeface="新細明體"/>
         <a:font script="Arab" typeface="Times New Roman"/>
         <a:font script="Hebr" typeface="Times New Roman"/>
@@ -34029,14 +33735,32 @@
         <a:font script="Mong" typeface="Mongolian Baiti"/>
         <a:font script="Viet" typeface="Times New Roman"/>
         <a:font script="Uigh" typeface="Microsoft Uighur"/>
+        <a:font script="Geor" typeface="Sylfaen"/>
+        <a:font script="Armn" typeface="Arial"/>
+        <a:font script="Bugi" typeface="Leelawadee UI"/>
+        <a:font script="Bopo" typeface="Microsoft JhengHei"/>
+        <a:font script="Java" typeface="Javanese Text"/>
+        <a:font script="Lisu" typeface="Segoe UI"/>
+        <a:font script="Mymr" typeface="Myanmar Text"/>
+        <a:font script="Nkoo" typeface="Ebrima"/>
+        <a:font script="Olck" typeface="Nirmala UI"/>
+        <a:font script="Osma" typeface="Ebrima"/>
+        <a:font script="Phag" typeface="Phagspa"/>
+        <a:font script="Syrn" typeface="Estrangelo Edessa"/>
+        <a:font script="Syrj" typeface="Estrangelo Edessa"/>
+        <a:font script="Syre" typeface="Estrangelo Edessa"/>
+        <a:font script="Sora" typeface="Nirmala UI"/>
+        <a:font script="Tale" typeface="Microsoft Tai Le"/>
+        <a:font script="Talu" typeface="Microsoft New Tai Lue"/>
+        <a:font script="Tfng" typeface="Ebrima"/>
       </a:majorFont>
       <a:minorFont>
-        <a:latin typeface="Calibri"/>
+        <a:latin typeface="Calibri" panose="020F0502020204030204"/>
         <a:ea typeface=""/>
         <a:cs typeface=""/>
-        <a:font script="Jpan" typeface="ＭＳ 明朝"/>
+        <a:font script="Jpan" typeface="游明朝"/>
         <a:font script="Hang" typeface="맑은 고딕"/>
-        <a:font script="Hans" typeface="宋体"/>
+        <a:font script="Hans" typeface="等线"/>
         <a:font script="Hant" typeface="新細明體"/>
         <a:font script="Arab" typeface="Arial"/>
         <a:font script="Hebr" typeface="Arial"/>
@@ -34063,6 +33787,24 @@
         <a:font script="Mong" typeface="Mongolian Baiti"/>
         <a:font script="Viet" typeface="Arial"/>
         <a:font script="Uigh" typeface="Microsoft Uighur"/>
+        <a:font script="Geor" typeface="Sylfaen"/>
+        <a:font script="Armn" typeface="Arial"/>
+        <a:font script="Bugi" typeface="Leelawadee UI"/>
+        <a:font script="Bopo" typeface="Microsoft JhengHei"/>
+        <a:font script="Java" typeface="Javanese Text"/>
+        <a:font script="Lisu" typeface="Segoe UI"/>
+        <a:font script="Mymr" typeface="Myanmar Text"/>
+        <a:font script="Nkoo" typeface="Ebrima"/>
+        <a:font script="Olck" typeface="Nirmala UI"/>
+        <a:font script="Osma" typeface="Ebrima"/>
+        <a:font script="Phag" typeface="Phagspa"/>
+        <a:font script="Syrn" typeface="Estrangelo Edessa"/>
+        <a:font script="Syrj" typeface="Estrangelo Edessa"/>
+        <a:font script="Syre" typeface="Estrangelo Edessa"/>
+        <a:font script="Sora" typeface="Nirmala UI"/>
+        <a:font script="Tale" typeface="Microsoft Tai Le"/>
+        <a:font script="Talu" typeface="Microsoft New Tai Lue"/>
+        <a:font script="Tfng" typeface="Ebrima"/>
       </a:minorFont>
     </a:fontScheme>
     <a:fmtScheme name="Office">
@@ -34074,165 +33816,141 @@
           <a:gsLst>
             <a:gs pos="0">
               <a:schemeClr val="phClr">
-                <a:tint val="50000"/>
-                <a:satMod val="300000"/>
+                <a:lumMod val="110000"/>
+                <a:satMod val="105000"/>
+                <a:tint val="67000"/>
               </a:schemeClr>
             </a:gs>
-            <a:gs pos="35000">
+            <a:gs pos="50000">
               <a:schemeClr val="phClr">
-                <a:tint val="37000"/>
-                <a:satMod val="300000"/>
+                <a:lumMod val="105000"/>
+                <a:satMod val="103000"/>
+                <a:tint val="73000"/>
               </a:schemeClr>
             </a:gs>
             <a:gs pos="100000">
               <a:schemeClr val="phClr">
-                <a:tint val="15000"/>
-                <a:satMod val="350000"/>
+                <a:lumMod val="105000"/>
+                <a:satMod val="109000"/>
+                <a:tint val="81000"/>
               </a:schemeClr>
             </a:gs>
           </a:gsLst>
-          <a:lin ang="16200000" scaled="1"/>
+          <a:lin ang="5400000" scaled="0"/>
         </a:gradFill>
         <a:gradFill rotWithShape="1">
           <a:gsLst>
             <a:gs pos="0">
               <a:schemeClr val="phClr">
-                <a:shade val="51000"/>
-                <a:satMod val="130000"/>
+                <a:satMod val="103000"/>
+                <a:lumMod val="102000"/>
+                <a:tint val="94000"/>
               </a:schemeClr>
             </a:gs>
-            <a:gs pos="80000">
+            <a:gs pos="50000">
               <a:schemeClr val="phClr">
-                <a:shade val="93000"/>
-                <a:satMod val="130000"/>
+                <a:satMod val="110000"/>
+                <a:lumMod val="100000"/>
+                <a:shade val="100000"/>
               </a:schemeClr>
             </a:gs>
             <a:gs pos="100000">
               <a:schemeClr val="phClr">
-                <a:shade val="94000"/>
-                <a:satMod val="135000"/>
+                <a:lumMod val="99000"/>
+                <a:satMod val="120000"/>
+                <a:shade val="78000"/>
               </a:schemeClr>
             </a:gs>
           </a:gsLst>
-          <a:lin ang="16200000" scaled="0"/>
+          <a:lin ang="5400000" scaled="0"/>
         </a:gradFill>
       </a:fillStyleLst>
       <a:lnStyleLst>
-        <a:ln w="9525" cap="flat" cmpd="sng" algn="ctr">
-          <a:solidFill>
-            <a:schemeClr val="phClr">
-              <a:shade val="95000"/>
-              <a:satMod val="105000"/>
-            </a:schemeClr>
-          </a:solidFill>
-          <a:prstDash val="solid"/>
-        </a:ln>
-        <a:ln w="25400" cap="flat" cmpd="sng" algn="ctr">
+        <a:ln w="6350" cap="flat" cmpd="sng" algn="ctr">
           <a:solidFill>
             <a:schemeClr val="phClr"/>
           </a:solidFill>
           <a:prstDash val="solid"/>
+          <a:miter lim="800000"/>
         </a:ln>
-        <a:ln w="38100" cap="flat" cmpd="sng" algn="ctr">
+        <a:ln w="12700" cap="flat" cmpd="sng" algn="ctr">
           <a:solidFill>
             <a:schemeClr val="phClr"/>
           </a:solidFill>
           <a:prstDash val="solid"/>
+          <a:miter lim="800000"/>
+        </a:ln>
+        <a:ln w="19050" cap="flat" cmpd="sng" algn="ctr">
+          <a:solidFill>
+            <a:schemeClr val="phClr"/>
+          </a:solidFill>
+          <a:prstDash val="solid"/>
+          <a:miter lim="800000"/>
         </a:ln>
       </a:lnStyleLst>
       <a:effectStyleLst>
         <a:effectStyle>
+          <a:effectLst/>
+        </a:effectStyle>
+        <a:effectStyle>
+          <a:effectLst/>
+        </a:effectStyle>
+        <a:effectStyle>
           <a:effectLst>
-            <a:outerShdw blurRad="40000" dist="20000" dir="5400000" rotWithShape="0">
+            <a:outerShdw blurRad="57150" dist="19050" dir="5400000" algn="ctr" rotWithShape="0">
               <a:srgbClr val="000000">
-                <a:alpha val="38000"/>
+                <a:alpha val="63000"/>
               </a:srgbClr>
             </a:outerShdw>
           </a:effectLst>
-        </a:effectStyle>
-        <a:effectStyle>
-          <a:effectLst>
-            <a:outerShdw blurRad="40000" dist="23000" dir="5400000" rotWithShape="0">
-              <a:srgbClr val="000000">
-                <a:alpha val="35000"/>
-              </a:srgbClr>
-            </a:outerShdw>
-          </a:effectLst>
-        </a:effectStyle>
-        <a:effectStyle>
-          <a:effectLst>
-            <a:outerShdw blurRad="40000" dist="23000" dir="5400000" rotWithShape="0">
-              <a:srgbClr val="000000">
-                <a:alpha val="35000"/>
-              </a:srgbClr>
-            </a:outerShdw>
-          </a:effectLst>
-          <a:scene3d>
-            <a:camera prst="orthographicFront">
-              <a:rot lat="0" lon="0" rev="0"/>
-            </a:camera>
-            <a:lightRig rig="threePt" dir="t">
-              <a:rot lat="0" lon="0" rev="1200000"/>
-            </a:lightRig>
-          </a:scene3d>
-          <a:sp3d>
-            <a:bevelT w="63500" h="25400"/>
-          </a:sp3d>
         </a:effectStyle>
       </a:effectStyleLst>
       <a:bgFillStyleLst>
         <a:solidFill>
           <a:schemeClr val="phClr"/>
         </a:solidFill>
+        <a:solidFill>
+          <a:schemeClr val="phClr">
+            <a:tint val="95000"/>
+            <a:satMod val="170000"/>
+          </a:schemeClr>
+        </a:solidFill>
         <a:gradFill rotWithShape="1">
           <a:gsLst>
             <a:gs pos="0">
               <a:schemeClr val="phClr">
-                <a:tint val="40000"/>
-                <a:satMod val="350000"/>
+                <a:tint val="93000"/>
+                <a:satMod val="150000"/>
+                <a:shade val="98000"/>
+                <a:lumMod val="102000"/>
               </a:schemeClr>
             </a:gs>
-            <a:gs pos="40000">
+            <a:gs pos="50000">
               <a:schemeClr val="phClr">
-                <a:tint val="45000"/>
-                <a:shade val="99000"/>
-                <a:satMod val="350000"/>
+                <a:tint val="98000"/>
+                <a:satMod val="130000"/>
+                <a:shade val="90000"/>
+                <a:lumMod val="103000"/>
               </a:schemeClr>
             </a:gs>
             <a:gs pos="100000">
               <a:schemeClr val="phClr">
-                <a:shade val="20000"/>
-                <a:satMod val="255000"/>
+                <a:shade val="63000"/>
+                <a:satMod val="120000"/>
               </a:schemeClr>
             </a:gs>
           </a:gsLst>
-          <a:path path="circle">
-            <a:fillToRect l="50000" t="-80000" r="50000" b="180000"/>
-          </a:path>
-        </a:gradFill>
-        <a:gradFill rotWithShape="1">
-          <a:gsLst>
-            <a:gs pos="0">
-              <a:schemeClr val="phClr">
-                <a:tint val="80000"/>
-                <a:satMod val="300000"/>
-              </a:schemeClr>
-            </a:gs>
-            <a:gs pos="100000">
-              <a:schemeClr val="phClr">
-                <a:shade val="30000"/>
-                <a:satMod val="200000"/>
-              </a:schemeClr>
-            </a:gs>
-          </a:gsLst>
-          <a:path path="circle">
-            <a:fillToRect l="50000" t="50000" r="50000" b="50000"/>
-          </a:path>
+          <a:lin ang="5400000" scaled="0"/>
         </a:gradFill>
       </a:bgFillStyleLst>
     </a:fmtScheme>
   </a:themeElements>
   <a:objectDefaults/>
   <a:extraClrSchemeLst/>
+  <a:extLst>
+    <a:ext uri="{05A4C25C-085E-4340-85A3-A5531E510DB2}">
+      <thm15:themeFamily xmlns:thm15="http://schemas.microsoft.com/office/thememl/2012/main" name="Office Theme" id="{62F939B6-93AF-4DB8-9C6B-D6C7DFDC589F}" vid="{4A3C46E8-61CC-4603-A589-7422A47A8E4A}"/>
+    </a:ext>
+  </a:extLst>
 </a:theme>
 </file>
--- a/backend/app/assets/hr_letters/appointment-template.docx
+++ b/backend/app/assets/hr_letters/appointment-template.docx
@@ -5390,527 +5390,10 @@
       </w:pPr>
       <w:r>
         <w:rPr>
-          <w:rFonts w:ascii="Nirmala UI" w:eastAsia="Arial MT" w:hAnsi="Nirmala UI" w:cs="Nirmala UI"/>
-          <w:kern w:val="0"/>
-          <w:sz w:val="20"/>
-          <w:szCs w:val="20"/>
-          <w:lang w:val="en-US"/>
-        </w:rPr>
-        <w:t>ಪರಿಹಾರ</w:t>
-      </w:r>
-      <w:r>
-        <w:rPr>
-          <w:rFonts w:ascii="Arial MT" w:eastAsia="Arial MT" w:hAnsi="Arial MT" w:cs="Arial MT"/>
-          <w:kern w:val="0"/>
-          <w:sz w:val="20"/>
-          <w:szCs w:val="20"/>
-          <w:lang w:val="en-US"/>
-        </w:rPr>
-        <w:t xml:space="preserve">: </w:t>
-      </w:r>
-      <w:r>
-        <w:rPr>
-          <w:rFonts w:ascii="Nirmala UI" w:eastAsia="Arial MT" w:hAnsi="Nirmala UI" w:cs="Nirmala UI"/>
-          <w:kern w:val="0"/>
-          <w:sz w:val="20"/>
-          <w:szCs w:val="20"/>
-          <w:lang w:val="en-US"/>
-        </w:rPr>
-        <w:t>ನೀವು</w:t>
-      </w:r>
-      <w:r>
-        <w:rPr>
-          <w:rFonts w:ascii="Arial MT" w:eastAsia="Arial MT" w:hAnsi="Arial MT" w:cs="Arial MT"/>
-          <w:kern w:val="0"/>
-          <w:sz w:val="20"/>
-          <w:szCs w:val="20"/>
-          <w:lang w:val="en-US"/>
-        </w:rPr>
-        <w:t xml:space="preserve"> </w:t>
-      </w:r>
-      <w:r>
-        <w:rPr>
-          <w:rFonts w:ascii="Nirmala UI" w:eastAsia="Arial MT" w:hAnsi="Nirmala UI" w:cs="Nirmala UI"/>
-          <w:kern w:val="0"/>
-          <w:sz w:val="20"/>
-          <w:szCs w:val="20"/>
-          <w:lang w:val="en-US"/>
-        </w:rPr>
-        <w:t>ರೂ</w:t>
-      </w:r>
-      <w:r>
-        <w:rPr>
-          <w:rFonts w:ascii="Arial MT" w:eastAsia="Arial MT" w:hAnsi="Arial MT" w:cs="Arial MT"/>
-          <w:kern w:val="0"/>
-          <w:sz w:val="20"/>
-          <w:szCs w:val="20"/>
-          <w:lang w:val="en-US"/>
-        </w:rPr>
-        <w:t xml:space="preserve"> </w:t>
-      </w:r>
-      <w:r>
-        <w:rPr>
-          <w:rFonts w:ascii="Nirmala UI" w:eastAsia="Arial MT" w:hAnsi="Nirmala UI" w:cs="Nirmala UI"/>
-          <w:kern w:val="0"/>
-          <w:sz w:val="20"/>
-          <w:szCs w:val="20"/>
-          <w:lang w:val="en-US"/>
-        </w:rPr>
-        <w:t>ಒಟ್ಟು</w:t>
-      </w:r>
-      <w:r>
-        <w:rPr>
-          <w:rFonts w:ascii="Arial MT" w:eastAsia="Arial MT" w:hAnsi="Arial MT" w:cs="Arial MT"/>
-          <w:kern w:val="0"/>
-          <w:sz w:val="20"/>
-          <w:szCs w:val="20"/>
-          <w:lang w:val="en-US"/>
-        </w:rPr>
-        <w:t xml:space="preserve"> </w:t>
-      </w:r>
-      <w:r>
-        <w:rPr>
-          <w:rFonts w:ascii="Nirmala UI" w:eastAsia="Arial MT" w:hAnsi="Nirmala UI" w:cs="Nirmala UI"/>
-          <w:kern w:val="0"/>
-          <w:sz w:val="20"/>
-          <w:szCs w:val="20"/>
-          <w:lang w:val="en-US"/>
-        </w:rPr>
-        <w:t>ವೇತನವನ್ನು</w:t>
-      </w:r>
-      <w:r>
-        <w:rPr>
-          <w:rFonts w:ascii="Arial MT" w:eastAsia="Arial MT" w:hAnsi="Arial MT" w:cs="Arial MT"/>
-          <w:kern w:val="0"/>
-          <w:sz w:val="20"/>
-          <w:szCs w:val="20"/>
-          <w:lang w:val="en-US"/>
-        </w:rPr>
-        <w:t xml:space="preserve"> </w:t>
-      </w:r>
-      <w:r>
-        <w:rPr>
-          <w:rFonts w:ascii="Nirmala UI" w:eastAsia="Arial MT" w:hAnsi="Nirmala UI" w:cs="Nirmala UI"/>
-          <w:kern w:val="0"/>
-          <w:sz w:val="20"/>
-          <w:szCs w:val="20"/>
-          <w:lang w:val="en-US"/>
-        </w:rPr>
-        <w:t>ಪಡೆಯುತ್ತೀರಿ</w:t>
-      </w:r>
-      <w:r>
-        <w:rPr>
-          <w:rFonts w:ascii="Arial MT" w:eastAsia="Arial MT" w:hAnsi="Arial MT" w:cs="Arial MT"/>
-          <w:kern w:val="0"/>
-          <w:sz w:val="20"/>
-          <w:szCs w:val="20"/>
-          <w:lang w:val="en-US"/>
-        </w:rPr>
-        <w:t xml:space="preserve">. </w:t>
-      </w:r>
-      <w:r>
-        <w:rPr>
-          <w:rFonts w:ascii="Arial MT" w:eastAsia="Arial MT" w:hAnsi="Arial MT" w:cs="Arial MT"/>
-          <w:kern w:val="0"/>
-          <w:sz w:val="20"/>
-          <w:szCs w:val="20"/>
-          <w:u w:val="single"/>
-          <w:lang w:val="en-US"/>
-        </w:rPr>
-        <w:t>{{gross_salary}}</w:t>
-      </w:r>
-      <w:r>
-        <w:rPr>
-          <w:rFonts w:ascii="Arial MT" w:eastAsia="Arial MT" w:hAnsi="Arial MT" w:cs="Arial MT"/>
-          <w:kern w:val="0"/>
-          <w:sz w:val="20"/>
-          <w:szCs w:val="20"/>
-          <w:lang w:val="en-US"/>
-        </w:rPr>
-        <w:t xml:space="preserve"> (</w:t>
-      </w:r>
-      <w:r>
-        <w:rPr>
-          <w:rFonts w:ascii="Nirmala UI" w:eastAsia="Arial MT" w:hAnsi="Nirmala UI" w:cs="Nirmala UI"/>
-          <w:kern w:val="0"/>
-          <w:sz w:val="20"/>
-          <w:szCs w:val="20"/>
-          <w:u w:val="single"/>
-          <w:lang w:val="en-US"/>
-        </w:rPr>
-        <w:t xml:space="preserve">ರೂಪಾಯಿಗಳು </w:t>
-      </w:r>
-      <w:r>
-        <w:rPr>
-          <w:rFonts w:ascii="Nirmala UI" w:eastAsia="Arial MT" w:hAnsi="Nirmala UI" w:cs="Nirmala UI" w:hint="cs"/>
-          <w:kern w:val="0"/>
-          <w:sz w:val="20"/>
-          <w:szCs w:val="20"/>
-          <w:u w:val="single"/>
-        </w:rPr>
-        <w:t>{{gross_salary_words_kannada}}</w:t>
-      </w:r>
-      <w:r>
-        <w:rPr>
-          <w:rFonts w:ascii="Nirmala UI" w:eastAsia="Arial MT" w:hAnsi="Nirmala UI" w:cs="Nirmala UI"/>
-          <w:kern w:val="0"/>
-          <w:sz w:val="20"/>
-          <w:szCs w:val="20"/>
-          <w:u w:val="single"/>
-        </w:rPr>
-      </w:r>
-      <w:r>
-        <w:rPr>
-          <w:rFonts w:ascii="Nirmala UI" w:eastAsia="Arial MT" w:hAnsi="Nirmala UI" w:cs="Nirmala UI"/>
-          <w:kern w:val="0"/>
-          <w:sz w:val="20"/>
-          <w:szCs w:val="20"/>
-          <w:u w:val="single"/>
-          <w:lang w:val="en-US" w:bidi="kn-IN"/>
-        </w:rPr>
-      </w:r>
-      <w:r>
-        <w:rPr>
-          <w:rFonts w:ascii="Nirmala UI" w:eastAsia="Arial MT" w:hAnsi="Nirmala UI" w:cs="Nirmala UI"/>
-          <w:kern w:val="0"/>
-          <w:sz w:val="20"/>
-          <w:szCs w:val="20"/>
-          <w:u w:val="single"/>
-          <w:lang w:val="en-US"/>
-        </w:rPr>
-        <w:t>ರೂಪಾಯಿಗಳು</w:t>
-      </w:r>
-      <w:r>
-        <w:rPr>
-          <w:rFonts w:ascii="Arial MT" w:eastAsia="Arial MT" w:hAnsi="Arial MT" w:cs="Arial MT"/>
-          <w:kern w:val="0"/>
-          <w:sz w:val="20"/>
-          <w:szCs w:val="20"/>
-          <w:u w:val="single"/>
-          <w:lang w:val="en-US"/>
-        </w:rPr>
-        <w:t xml:space="preserve"> </w:t>
-      </w:r>
-      <w:r>
-        <w:rPr>
-          <w:rFonts w:ascii="Nirmala UI" w:eastAsia="Arial MT" w:hAnsi="Nirmala UI" w:cs="Nirmala UI"/>
-          <w:kern w:val="0"/>
-          <w:sz w:val="20"/>
-          <w:szCs w:val="20"/>
-          <w:u w:val="single"/>
-          <w:lang w:val="en-US"/>
-        </w:rPr>
-        <w:t>ಮಾತ್ರ</w:t>
-      </w:r>
-      <w:r>
-        <w:rPr>
-          <w:rFonts w:ascii="Arial MT" w:eastAsia="Arial MT" w:hAnsi="Arial MT" w:cs="Arial MT"/>
-          <w:kern w:val="0"/>
-          <w:sz w:val="20"/>
-          <w:szCs w:val="20"/>
-          <w:lang w:val="en-US"/>
-        </w:rPr>
-        <w:t xml:space="preserve">) </w:t>
-      </w:r>
-      <w:r>
-        <w:rPr>
-          <w:rFonts w:ascii="Nirmala UI" w:eastAsia="Arial MT" w:hAnsi="Nirmala UI" w:cs="Nirmala UI"/>
-          <w:kern w:val="0"/>
-          <w:sz w:val="20"/>
-          <w:szCs w:val="20"/>
-          <w:lang w:val="en-US"/>
-        </w:rPr>
-        <w:t>ಇದು</w:t>
-      </w:r>
-      <w:r>
-        <w:rPr>
-          <w:rFonts w:ascii="Arial MT" w:eastAsia="Arial MT" w:hAnsi="Arial MT" w:cs="Arial MT"/>
-          <w:kern w:val="0"/>
-          <w:sz w:val="20"/>
-          <w:szCs w:val="20"/>
-          <w:lang w:val="en-US"/>
-        </w:rPr>
-        <w:t xml:space="preserve"> </w:t>
-      </w:r>
-      <w:r>
-        <w:rPr>
-          <w:rFonts w:ascii="Nirmala UI" w:eastAsia="Arial MT" w:hAnsi="Nirmala UI" w:cs="Nirmala UI"/>
-          <w:kern w:val="0"/>
-          <w:sz w:val="20"/>
-          <w:szCs w:val="20"/>
-          <w:lang w:val="en-US"/>
-        </w:rPr>
-        <w:t>ಆದಾಯ</w:t>
-      </w:r>
-      <w:r>
-        <w:rPr>
-          <w:rFonts w:ascii="Arial MT" w:eastAsia="Arial MT" w:hAnsi="Arial MT" w:cs="Arial MT"/>
-          <w:kern w:val="0"/>
-          <w:sz w:val="20"/>
-          <w:szCs w:val="20"/>
-          <w:lang w:val="en-US"/>
-        </w:rPr>
-        <w:t xml:space="preserve"> </w:t>
-      </w:r>
-      <w:r>
-        <w:rPr>
-          <w:rFonts w:ascii="Nirmala UI" w:eastAsia="Arial MT" w:hAnsi="Nirmala UI" w:cs="Nirmala UI"/>
-          <w:kern w:val="0"/>
-          <w:sz w:val="20"/>
-          <w:szCs w:val="20"/>
-          <w:lang w:val="en-US"/>
-        </w:rPr>
-        <w:t>ತೆರಿಗೆ</w:t>
-      </w:r>
-      <w:r>
-        <w:rPr>
-          <w:rFonts w:ascii="Arial MT" w:eastAsia="Arial MT" w:hAnsi="Arial MT" w:cs="Arial MT"/>
-          <w:kern w:val="0"/>
-          <w:sz w:val="20"/>
-          <w:szCs w:val="20"/>
-          <w:lang w:val="en-US"/>
-        </w:rPr>
-        <w:t xml:space="preserve"> </w:t>
-      </w:r>
-      <w:r>
-        <w:rPr>
-          <w:rFonts w:ascii="Nirmala UI" w:eastAsia="Arial MT" w:hAnsi="Nirmala UI" w:cs="Nirmala UI"/>
-          <w:kern w:val="0"/>
-          <w:sz w:val="20"/>
-          <w:szCs w:val="20"/>
-          <w:lang w:val="en-US"/>
-        </w:rPr>
-        <w:t>ಕಾಯಿದೆ</w:t>
-      </w:r>
-      <w:r>
-        <w:rPr>
-          <w:rFonts w:ascii="Arial MT" w:eastAsia="Arial MT" w:hAnsi="Arial MT" w:cs="Arial MT"/>
-          <w:kern w:val="0"/>
-          <w:sz w:val="20"/>
-          <w:szCs w:val="20"/>
-          <w:lang w:val="en-US"/>
-        </w:rPr>
-        <w:t xml:space="preserve"> </w:t>
-      </w:r>
-      <w:r>
-        <w:rPr>
-          <w:rFonts w:ascii="Nirmala UI" w:eastAsia="Arial MT" w:hAnsi="Nirmala UI" w:cs="Nirmala UI"/>
-          <w:kern w:val="0"/>
-          <w:sz w:val="20"/>
-          <w:szCs w:val="20"/>
-          <w:lang w:val="en-US"/>
-        </w:rPr>
-        <w:t>ಮತ್ತು</w:t>
-      </w:r>
-      <w:r>
-        <w:rPr>
-          <w:rFonts w:ascii="Arial MT" w:eastAsia="Arial MT" w:hAnsi="Arial MT" w:cs="Arial MT"/>
-          <w:kern w:val="0"/>
-          <w:sz w:val="20"/>
-          <w:szCs w:val="20"/>
-          <w:lang w:val="en-US"/>
-        </w:rPr>
-        <w:t xml:space="preserve"> </w:t>
-      </w:r>
-      <w:r>
-        <w:rPr>
-          <w:rFonts w:ascii="Nirmala UI" w:eastAsia="Arial MT" w:hAnsi="Nirmala UI" w:cs="Nirmala UI"/>
-          <w:kern w:val="0"/>
-          <w:sz w:val="20"/>
-          <w:szCs w:val="20"/>
-          <w:lang w:val="en-US"/>
-        </w:rPr>
-        <w:t>ಅನ್ವಯವಾಗುವ</w:t>
-      </w:r>
-      <w:r>
-        <w:rPr>
-          <w:rFonts w:ascii="Arial MT" w:eastAsia="Arial MT" w:hAnsi="Arial MT" w:cs="Arial MT"/>
-          <w:kern w:val="0"/>
-          <w:sz w:val="20"/>
-          <w:szCs w:val="20"/>
-          <w:lang w:val="en-US"/>
-        </w:rPr>
-        <w:t xml:space="preserve"> </w:t>
-      </w:r>
-      <w:r>
-        <w:rPr>
-          <w:rFonts w:ascii="Nirmala UI" w:eastAsia="Arial MT" w:hAnsi="Nirmala UI" w:cs="Nirmala UI"/>
-          <w:kern w:val="0"/>
-          <w:sz w:val="20"/>
-          <w:szCs w:val="20"/>
-          <w:lang w:val="en-US"/>
-        </w:rPr>
-        <w:t>ಯಾವುದೇ</w:t>
-      </w:r>
-      <w:r>
-        <w:rPr>
-          <w:rFonts w:ascii="Arial MT" w:eastAsia="Arial MT" w:hAnsi="Arial MT" w:cs="Arial MT"/>
-          <w:kern w:val="0"/>
-          <w:sz w:val="20"/>
-          <w:szCs w:val="20"/>
-          <w:lang w:val="en-US"/>
-        </w:rPr>
-        <w:t xml:space="preserve"> </w:t>
-      </w:r>
-      <w:r>
-        <w:rPr>
-          <w:rFonts w:ascii="Nirmala UI" w:eastAsia="Arial MT" w:hAnsi="Nirmala UI" w:cs="Nirmala UI"/>
-          <w:kern w:val="0"/>
-          <w:sz w:val="20"/>
-          <w:szCs w:val="20"/>
-          <w:lang w:val="en-US"/>
-        </w:rPr>
-        <w:t>ಇತರ</w:t>
-      </w:r>
-      <w:r>
-        <w:rPr>
-          <w:rFonts w:ascii="Arial MT" w:eastAsia="Arial MT" w:hAnsi="Arial MT" w:cs="Arial MT"/>
-          <w:kern w:val="0"/>
-          <w:sz w:val="20"/>
-          <w:szCs w:val="20"/>
-          <w:lang w:val="en-US"/>
-        </w:rPr>
-        <w:t xml:space="preserve"> </w:t>
-      </w:r>
-      <w:r>
-        <w:rPr>
-          <w:rFonts w:ascii="Nirmala UI" w:eastAsia="Arial MT" w:hAnsi="Nirmala UI" w:cs="Nirmala UI"/>
-          <w:kern w:val="0"/>
-          <w:sz w:val="20"/>
-          <w:szCs w:val="20"/>
-          <w:lang w:val="en-US"/>
-        </w:rPr>
-        <w:t>ಶಾಸನಬದ್ಧ</w:t>
-      </w:r>
-      <w:r>
-        <w:rPr>
-          <w:rFonts w:ascii="Arial MT" w:eastAsia="Arial MT" w:hAnsi="Arial MT" w:cs="Arial MT"/>
-          <w:kern w:val="0"/>
-          <w:sz w:val="20"/>
-          <w:szCs w:val="20"/>
-          <w:lang w:val="en-US"/>
-        </w:rPr>
-        <w:t xml:space="preserve"> </w:t>
-      </w:r>
-      <w:r>
-        <w:rPr>
-          <w:rFonts w:ascii="Nirmala UI" w:eastAsia="Arial MT" w:hAnsi="Nirmala UI" w:cs="Nirmala UI"/>
-          <w:kern w:val="0"/>
-          <w:sz w:val="20"/>
-          <w:szCs w:val="20"/>
-          <w:lang w:val="en-US"/>
-        </w:rPr>
-        <w:t>ಕಡಿತಕ್ಕೆ</w:t>
-      </w:r>
-      <w:r>
-        <w:rPr>
-          <w:rFonts w:ascii="Arial MT" w:eastAsia="Arial MT" w:hAnsi="Arial MT" w:cs="Arial MT"/>
-          <w:kern w:val="0"/>
-          <w:sz w:val="20"/>
-          <w:szCs w:val="20"/>
-          <w:lang w:val="en-US"/>
-        </w:rPr>
-        <w:t xml:space="preserve"> </w:t>
-      </w:r>
-      <w:r>
-        <w:rPr>
-          <w:rFonts w:ascii="Nirmala UI" w:eastAsia="Arial MT" w:hAnsi="Nirmala UI" w:cs="Nirmala UI"/>
-          <w:kern w:val="0"/>
-          <w:sz w:val="20"/>
-          <w:szCs w:val="20"/>
-          <w:lang w:val="en-US"/>
-        </w:rPr>
-        <w:t>ಅನುಸಾರವಾಗಿ</w:t>
-      </w:r>
-      <w:r>
-        <w:rPr>
-          <w:rFonts w:ascii="Arial MT" w:eastAsia="Arial MT" w:hAnsi="Arial MT" w:cs="Arial MT"/>
-          <w:kern w:val="0"/>
-          <w:sz w:val="20"/>
-          <w:szCs w:val="20"/>
-          <w:lang w:val="en-US"/>
-        </w:rPr>
-        <w:t xml:space="preserve"> </w:t>
-      </w:r>
-      <w:r>
-        <w:rPr>
-          <w:rFonts w:ascii="Nirmala UI" w:eastAsia="Arial MT" w:hAnsi="Nirmala UI" w:cs="Nirmala UI"/>
-          <w:kern w:val="0"/>
-          <w:sz w:val="20"/>
-          <w:szCs w:val="20"/>
-          <w:lang w:val="en-US"/>
-        </w:rPr>
-        <w:t>ಮೂಲದಲ್ಲಿ</w:t>
-      </w:r>
-      <w:r>
-        <w:rPr>
-          <w:rFonts w:ascii="Arial MT" w:eastAsia="Arial MT" w:hAnsi="Arial MT" w:cs="Arial MT"/>
-          <w:kern w:val="0"/>
-          <w:sz w:val="20"/>
-          <w:szCs w:val="20"/>
-          <w:lang w:val="en-US"/>
-        </w:rPr>
-        <w:t xml:space="preserve"> </w:t>
-      </w:r>
-      <w:r>
-        <w:rPr>
-          <w:rFonts w:ascii="Nirmala UI" w:eastAsia="Arial MT" w:hAnsi="Nirmala UI" w:cs="Nirmala UI"/>
-          <w:kern w:val="0"/>
-          <w:sz w:val="20"/>
-          <w:szCs w:val="20"/>
-          <w:lang w:val="en-US"/>
-        </w:rPr>
-        <w:t>ತೆರಿಗೆ</w:t>
-      </w:r>
-      <w:r>
-        <w:rPr>
-          <w:rFonts w:ascii="Arial MT" w:eastAsia="Arial MT" w:hAnsi="Arial MT" w:cs="Arial MT"/>
-          <w:kern w:val="0"/>
-          <w:sz w:val="20"/>
-          <w:szCs w:val="20"/>
-          <w:lang w:val="en-US"/>
-        </w:rPr>
-        <w:t xml:space="preserve"> </w:t>
-      </w:r>
-      <w:r>
-        <w:rPr>
-          <w:rFonts w:ascii="Nirmala UI" w:eastAsia="Arial MT" w:hAnsi="Nirmala UI" w:cs="Nirmala UI"/>
-          <w:kern w:val="0"/>
-          <w:sz w:val="20"/>
-          <w:szCs w:val="20"/>
-          <w:lang w:val="en-US"/>
-        </w:rPr>
-        <w:t>ಕಡಿತಕ್ಕೆ</w:t>
-      </w:r>
-      <w:r>
-        <w:rPr>
-          <w:rFonts w:ascii="Arial MT" w:eastAsia="Arial MT" w:hAnsi="Arial MT" w:cs="Arial MT"/>
-          <w:kern w:val="0"/>
-          <w:sz w:val="20"/>
-          <w:szCs w:val="20"/>
-          <w:lang w:val="en-US"/>
-        </w:rPr>
-        <w:t xml:space="preserve"> </w:t>
-      </w:r>
-      <w:r>
-        <w:rPr>
-          <w:rFonts w:ascii="Nirmala UI" w:eastAsia="Arial MT" w:hAnsi="Nirmala UI" w:cs="Nirmala UI"/>
-          <w:kern w:val="0"/>
-          <w:sz w:val="20"/>
-          <w:szCs w:val="20"/>
-          <w:lang w:val="en-US"/>
-        </w:rPr>
-        <w:t>ಒಳಪಟ್ಟಿರುತ್ತದೆ</w:t>
-      </w:r>
-      <w:r>
-        <w:rPr>
-          <w:rFonts w:ascii="Arial MT" w:eastAsia="Arial MT" w:hAnsi="Arial MT" w:cs="Arial MT"/>
-          <w:kern w:val="0"/>
-          <w:sz w:val="20"/>
-          <w:szCs w:val="20"/>
-          <w:lang w:val="en-US"/>
-        </w:rPr>
-        <w:t>.</w:t>
+          <w:rFonts w:ascii="Nirmala UI" w:hAnsi="Nirmala UI" w:eastAsia="Nirmala UI" w:cs="Nirmala UI"/>
+          <w:sz w:val="22"/>
+        </w:rPr>
+        <w:t>ಪರಿಹಾರ: ನೀವು ರೂ. {{gross_salary}} ({{gross_salary_words_kannada}}) ಒಟ್ಟು ಮಾಸಿಕ ವೇತನವನ್ನು ಪಡೆಯುತ್ತೀರಿ. ಆದಾಯ ತೆರಿಗೆ ಕಾಯ್ದೆ ಮತ್ತು ಅನ್ವಯವಾಗುವ ಇತರ ಶಾಸನಬದ್ಧ ಕಡಿತಗಳಿಗೆ ಅನುಸಾರವಾಗಿ ಮೂಲದಲ್ಲೇ ತೆರಿಗೆ ಕಡಿತಗೊಳಿಸಲಾಗುತ್ತದೆ.</w:t>
       </w:r>
     </w:p>
     <w:p>
@@ -28753,220 +28236,6 @@
             </w:pPr>
             <w:r>
               <w:t>{{salary_b_employee_retiral_total_annual}}</w:t>
-            </w:r>
-          </w:p>
-        </w:tc>
-      </w:tr>
-      <w:tr>
-        <w:trPr>
-          <w:trHeight w:val="288"/>
-        </w:trPr>
-        <w:tc>
-          <w:tcPr>
-            <w:tcW w:w="5735" w:type="dxa"/>
-            <w:tcBorders>
-              <w:top w:val="nil"/>
-              <w:left w:val="single" w:sz="8" w:space="0" w:color="auto"/>
-              <w:bottom w:val="single" w:sz="4" w:space="0" w:color="auto"/>
-              <w:right w:val="single" w:sz="4" w:space="0" w:color="auto"/>
-            </w:tcBorders>
-            <w:noWrap/>
-            <w:vAlign w:val="center"/>
-            <w:hideMark/>
-          </w:tcPr>
-          <w:p>
-            <w:pPr>
-              <w:spacing w:after="0" w:line="240" w:lineRule="auto"/>
-              <w:rPr>
-                <w:rFonts w:ascii="Calibri" w:eastAsia="Times New Roman" w:hAnsi="Calibri" w:cs="Calibri"/>
-                <w:color w:val="000000"/>
-                <w:kern w:val="0"/>
-                <w:sz w:val="22"/>
-                <w:szCs w:val="22"/>
-                <w:lang w:eastAsia="en-IN"/>
-                <w14:ligatures w14:val="none"/>
-              </w:rPr>
-            </w:pPr>
-            <w:r>
-              <w:rPr>
-                <w:rFonts w:ascii="Calibri" w:eastAsia="Times New Roman" w:hAnsi="Calibri" w:cs="Calibri"/>
-                <w:color w:val="000000"/>
-                <w:kern w:val="0"/>
-                <w:sz w:val="22"/>
-                <w:szCs w:val="22"/>
-                <w:lang w:eastAsia="en-IN"/>
-                <w14:ligatures w14:val="none"/>
-              </w:rPr>
-              <w:t>Residential Telephone Reimbursement*</w:t>
-            </w:r>
-          </w:p>
-        </w:tc>
-        <w:tc>
-          <w:tcPr>
-            <w:tcW w:w="1961" w:type="dxa"/>
-            <w:tcBorders>
-              <w:top w:val="nil"/>
-              <w:left w:val="nil"/>
-              <w:bottom w:val="single" w:sz="4" w:space="0" w:color="auto"/>
-              <w:right w:val="single" w:sz="4" w:space="0" w:color="auto"/>
-            </w:tcBorders>
-            <w:noWrap/>
-            <w:vAlign w:val="center"/>
-          </w:tcPr>
-          <w:p>
-            <w:pPr>
-              <w:spacing w:after="0" w:line="240" w:lineRule="auto"/>
-              <w:jc w:val="center"/>
-              <w:rPr>
-                <w:rFonts w:ascii="Calibri" w:eastAsia="Times New Roman" w:hAnsi="Calibri" w:cs="Calibri"/>
-                <w:color w:val="000000"/>
-                <w:kern w:val="0"/>
-                <w:sz w:val="22"/>
-                <w:szCs w:val="22"/>
-                <w:lang w:eastAsia="en-IN"/>
-                <w14:ligatures w14:val="none"/>
-              </w:rPr>
-            </w:pPr>
-            <w:r>
-              <w:t>{{salary_residential_telephone_reimbursement_monthly}}</w:t>
-            </w:r>
-          </w:p>
-        </w:tc>
-        <w:tc>
-          <w:tcPr>
-            <w:tcW w:w="1940" w:type="dxa"/>
-            <w:tcBorders>
-              <w:top w:val="nil"/>
-              <w:left w:val="nil"/>
-              <w:bottom w:val="single" w:sz="4" w:space="0" w:color="auto"/>
-              <w:right w:val="single" w:sz="8" w:space="0" w:color="auto"/>
-            </w:tcBorders>
-            <w:noWrap/>
-            <w:vAlign w:val="center"/>
-          </w:tcPr>
-          <w:p>
-            <w:pPr>
-              <w:spacing w:after="0" w:line="240" w:lineRule="auto"/>
-              <w:jc w:val="center"/>
-              <w:rPr>
-                <w:rFonts w:ascii="Calibri" w:eastAsia="Times New Roman" w:hAnsi="Calibri" w:cs="Calibri"/>
-                <w:color w:val="000000"/>
-                <w:kern w:val="0"/>
-                <w:sz w:val="22"/>
-                <w:szCs w:val="22"/>
-                <w:lang w:eastAsia="en-IN"/>
-                <w14:ligatures w14:val="none"/>
-              </w:rPr>
-            </w:pPr>
-            <w:r>
-              <w:t>{{salary_residential_telephone_reimbursement_annual}}</w:t>
-            </w:r>
-          </w:p>
-        </w:tc>
-      </w:tr>
-      <w:tr>
-        <w:trPr>
-          <w:trHeight w:val="302"/>
-        </w:trPr>
-        <w:tc>
-          <w:tcPr>
-            <w:tcW w:w="5735" w:type="dxa"/>
-            <w:tcBorders>
-              <w:top w:val="nil"/>
-              <w:left w:val="single" w:sz="8" w:space="0" w:color="auto"/>
-              <w:bottom w:val="nil"/>
-              <w:right w:val="single" w:sz="4" w:space="0" w:color="auto"/>
-            </w:tcBorders>
-            <w:noWrap/>
-            <w:vAlign w:val="center"/>
-            <w:hideMark/>
-          </w:tcPr>
-          <w:p>
-            <w:pPr>
-              <w:spacing w:after="0" w:line="240" w:lineRule="auto"/>
-              <w:rPr>
-                <w:rFonts w:ascii="Calibri" w:eastAsia="Times New Roman" w:hAnsi="Calibri" w:cs="Calibri"/>
-                <w:color w:val="000000"/>
-                <w:kern w:val="0"/>
-                <w:sz w:val="22"/>
-                <w:szCs w:val="22"/>
-                <w:lang w:eastAsia="en-IN"/>
-                <w14:ligatures w14:val="none"/>
-              </w:rPr>
-            </w:pPr>
-            <w:r>
-              <w:rPr>
-                <w:rFonts w:ascii="Calibri" w:eastAsia="Times New Roman" w:hAnsi="Calibri" w:cs="Calibri"/>
-                <w:color w:val="000000"/>
-                <w:kern w:val="0"/>
-                <w:sz w:val="22"/>
-                <w:szCs w:val="22"/>
-                <w:lang w:eastAsia="en-IN"/>
-                <w14:ligatures w14:val="none"/>
-              </w:rPr>
-              <w:t>Car fuel and Maintenance Allowance</w:t>
-            </w:r>
-          </w:p>
-        </w:tc>
-        <w:tc>
-          <w:tcPr>
-            <w:tcW w:w="1961" w:type="dxa"/>
-            <w:tcBorders>
-              <w:top w:val="nil"/>
-              <w:left w:val="nil"/>
-              <w:bottom w:val="nil"/>
-              <w:right w:val="single" w:sz="4" w:space="0" w:color="auto"/>
-            </w:tcBorders>
-            <w:noWrap/>
-            <w:vAlign w:val="center"/>
-          </w:tcPr>
-          <w:p>
-            <w:pPr>
-              <w:spacing w:after="0" w:line="240" w:lineRule="auto"/>
-              <w:jc w:val="center"/>
-              <w:rPr>
-                <w:rFonts w:ascii="Calibri" w:eastAsia="Times New Roman" w:hAnsi="Calibri" w:cs="Calibri"/>
-                <w:color w:val="000000"/>
-                <w:kern w:val="0"/>
-                <w:sz w:val="22"/>
-                <w:szCs w:val="22"/>
-                <w:lang w:eastAsia="en-IN"/>
-                <w14:ligatures w14:val="none"/>
-              </w:rPr>
-            </w:pPr>
-            <w:r>
-              <w:t>{{salary_car_fuel_and_maintenance_allowance_monthly}}</w:t>
-            </w:r>
-          </w:p>
-        </w:tc>
-        <w:tc>
-          <w:tcPr>
-            <w:tcW w:w="1940" w:type="dxa"/>
-            <w:tcBorders>
-              <w:top w:val="nil"/>
-              <w:left w:val="nil"/>
-              <w:bottom w:val="nil"/>
-              <w:right w:val="single" w:sz="8" w:space="0" w:color="auto"/>
-            </w:tcBorders>
-            <w:noWrap/>
-            <w:vAlign w:val="center"/>
-          </w:tcPr>
-          <w:p>
-            <w:pPr>
-              <w:spacing w:after="0" w:line="240" w:lineRule="auto"/>
-              <w:jc w:val="center"/>
-              <w:rPr>
-                <w:rFonts w:ascii="Calibri" w:eastAsia="Times New Roman" w:hAnsi="Calibri" w:cs="Calibri"/>
-                <w:color w:val="000000"/>
-                <w:kern w:val="0"/>
-                <w:sz w:val="22"/>
-                <w:szCs w:val="22"/>
-                <w:lang w:eastAsia="en-IN"/>
-                <w14:ligatures w14:val="none"/>
-              </w:rPr>
-            </w:pPr>
-            <w:r>
-              <w:t>{{salary_car_fuel_and_maintenance_allowance_annual}}</w:t>
             </w:r>
           </w:p>
         </w:tc>

--- a/backend/app/assets/hr_letters/appointment-template.docx
+++ b/backend/app/assets/hr_letters/appointment-template.docx
@@ -8,6 +8,7 @@
         <w:autoSpaceDE w:val="0"/>
         <w:autoSpaceDN w:val="0"/>
         <w:spacing w:after="0" w:line="240" w:lineRule="auto"/>
+        <w:jc w:val="left"/>
         <w:rPr>
           <w:rFonts w:ascii="Arial MT" w:eastAsia="Arial MT" w:hAnsi="Arial MT" w:cs="Arial MT"/>
           <w:kern w:val="0"/>
@@ -16,7 +17,6 @@
           <w:lang w:val="en-US"/>
         </w:rPr>
       </w:pPr>
-      <w:bookmarkStart w:id="0" w:name="_Hlk159083782"/>
     </w:p>
     <w:p>
       <w:pPr>
@@ -60,7 +60,8 @@
         <w:widowControl w:val="0"/>
         <w:autoSpaceDE w:val="0"/>
         <w:autoSpaceDN w:val="0"/>
-        <w:spacing w:after="0" w:line="240" w:lineRule="auto"/>
+        <w:spacing w:after="0" w:line="240" w:lineRule="auto" w:before="0"/>
+        <w:jc w:val="left"/>
         <w:rPr>
           <w:rFonts w:ascii="Arial MT" w:eastAsia="Arial MT" w:hAnsi="Arial MT" w:cs="Arial MT"/>
           <w:spacing w:val="-53"/>
@@ -72,58 +73,10 @@
       </w:pPr>
       <w:r>
         <w:rPr>
-          <w:rFonts w:ascii="Nirmala UI" w:eastAsia="Arial MT" w:hAnsi="Nirmala UI" w:cs="Nirmala UI"/>
-          <w:spacing w:val="-53"/>
-          <w:kern w:val="0"/>
-          <w:sz w:val="20"/>
-          <w:szCs w:val="20"/>
-          <w:lang w:val="en-US"/>
-        </w:rPr>
-        <w:t>ಖಾಸಗಿ</w:t>
-      </w:r>
-      <w:r>
-        <w:rPr>
-          <w:rFonts w:ascii="Arial MT" w:eastAsia="Arial MT" w:hAnsi="Arial MT" w:cs="Arial MT"/>
-          <w:spacing w:val="-53"/>
-          <w:kern w:val="0"/>
-          <w:sz w:val="20"/>
-          <w:szCs w:val="20"/>
-          <w:lang w:val="en-US"/>
-        </w:rPr>
-        <w:t xml:space="preserve">          </w:t>
-      </w:r>
-      <w:r>
-        <w:rPr>
-          <w:rFonts w:ascii="Nirmala UI" w:eastAsia="Arial MT" w:hAnsi="Nirmala UI" w:cs="Nirmala UI"/>
-          <w:spacing w:val="-53"/>
-          <w:kern w:val="0"/>
-          <w:sz w:val="20"/>
-          <w:szCs w:val="20"/>
-          <w:lang w:val="en-US"/>
-        </w:rPr>
-        <w:t>ಮತ್ತು</w:t>
-      </w:r>
-      <w:r>
-        <w:rPr>
-          <w:rFonts w:ascii="Arial MT" w:eastAsia="Arial MT" w:hAnsi="Arial MT" w:cs="Arial MT"/>
-          <w:spacing w:val="-53"/>
-          <w:kern w:val="0"/>
-          <w:sz w:val="20"/>
-          <w:szCs w:val="20"/>
-          <w:lang w:val="en-US"/>
-        </w:rPr>
-        <w:t xml:space="preserve">           </w:t>
-      </w:r>
-      <w:r>
-        <w:rPr>
-          <w:rFonts w:ascii="Nirmala UI" w:eastAsia="Arial MT" w:hAnsi="Nirmala UI" w:cs="Nirmala UI"/>
-          <w:spacing w:val="-53"/>
-          <w:kern w:val="0"/>
-          <w:sz w:val="20"/>
-          <w:szCs w:val="20"/>
-          <w:lang w:val="en-US"/>
-        </w:rPr>
-        <w:t>ಗೌ ಪ್ಯ</w:t>
+          <w:rFonts w:ascii="Nirmala UI" w:hAnsi="Nirmala UI" w:eastAsia="Nirmala UI" w:cs="Nirmala UI"/>
+          <w:sz w:val="20"/>
+        </w:rPr>
+        <w:t>ಖಾಸಗಿ ಮತ್ತು ಗೌಪ್ಯ</w:t>
       </w:r>
     </w:p>
     <w:bookmarkEnd w:id="0"/>
@@ -557,7 +510,7 @@
       </w:r>
       <w:r>
         <w:rPr>
-          <w:rFonts w:ascii="Nirmala UI" w:eastAsia="Arial MT" w:hAnsi="Nirmala UI" w:cs="Nirmala UI"/>
+          <w:rFonts w:ascii="Nirmala UI" w:eastAsia="Nirmala UI" w:hAnsi="Nirmala UI" w:cs="Nirmala UI"/>
           <w:kern w:val="0"/>
           <w:sz w:val="20"/>
           <w:szCs w:val="20"/>
@@ -721,7 +674,7 @@
       </w:pPr>
       <w:r>
         <w:rPr>
-          <w:rFonts w:ascii="Nirmala UI" w:eastAsia="Arial MT" w:hAnsi="Nirmala UI" w:cs="Nirmala UI" w:hint="cs"/>
+          <w:rFonts w:ascii="Nirmala UI" w:eastAsia="Nirmala UI" w:hAnsi="Nirmala UI" w:cs="Nirmala UI" w:hint="cs"/>
           <w:kern w:val="0"/>
           <w:sz w:val="18"/>
           <w:szCs w:val="18"/>
@@ -741,7 +694,7 @@
       </w:r>
       <w:r>
         <w:rPr>
-          <w:rFonts w:ascii="Nirmala UI" w:eastAsia="Arial MT" w:hAnsi="Nirmala UI" w:cs="Nirmala UI" w:hint="cs"/>
+          <w:rFonts w:ascii="Nirmala UI" w:eastAsia="Nirmala UI" w:hAnsi="Nirmala UI" w:cs="Nirmala UI" w:hint="cs"/>
           <w:kern w:val="0"/>
           <w:sz w:val="18"/>
           <w:szCs w:val="18"/>
@@ -761,7 +714,7 @@
       </w:r>
       <w:r>
         <w:rPr>
-          <w:rFonts w:ascii="Nirmala UI" w:eastAsia="Arial MT" w:hAnsi="Nirmala UI" w:cs="Nirmala UI" w:hint="cs"/>
+          <w:rFonts w:ascii="Nirmala UI" w:eastAsia="Nirmala UI" w:hAnsi="Nirmala UI" w:cs="Nirmala UI" w:hint="cs"/>
           <w:kern w:val="0"/>
           <w:sz w:val="18"/>
           <w:szCs w:val="18"/>
@@ -781,7 +734,7 @@
       </w:r>
       <w:r>
         <w:rPr>
-          <w:rFonts w:ascii="Nirmala UI" w:eastAsia="Arial MT" w:hAnsi="Nirmala UI" w:cs="Nirmala UI" w:hint="cs"/>
+          <w:rFonts w:ascii="Nirmala UI" w:eastAsia="Nirmala UI" w:hAnsi="Nirmala UI" w:cs="Nirmala UI" w:hint="cs"/>
           <w:kern w:val="0"/>
           <w:sz w:val="18"/>
           <w:szCs w:val="18"/>
@@ -801,7 +754,7 @@
       </w:r>
       <w:r>
         <w:rPr>
-          <w:rFonts w:ascii="Nirmala UI" w:eastAsia="Arial MT" w:hAnsi="Nirmala UI" w:cs="Nirmala UI" w:hint="cs"/>
+          <w:rFonts w:ascii="Nirmala UI" w:eastAsia="Nirmala UI" w:hAnsi="Nirmala UI" w:cs="Nirmala UI" w:hint="cs"/>
           <w:kern w:val="0"/>
           <w:sz w:val="18"/>
           <w:szCs w:val="18"/>
@@ -821,7 +774,7 @@
       </w:r>
       <w:r>
         <w:rPr>
-          <w:rFonts w:ascii="Nirmala UI" w:eastAsia="Arial MT" w:hAnsi="Nirmala UI" w:cs="Nirmala UI" w:hint="cs"/>
+          <w:rFonts w:ascii="Nirmala UI" w:eastAsia="Nirmala UI" w:hAnsi="Nirmala UI" w:cs="Nirmala UI" w:hint="cs"/>
           <w:kern w:val="0"/>
           <w:sz w:val="18"/>
           <w:szCs w:val="18"/>
@@ -841,7 +794,7 @@
       </w:r>
       <w:r>
         <w:rPr>
-          <w:rFonts w:ascii="Nirmala UI" w:eastAsia="Arial MT" w:hAnsi="Nirmala UI" w:cs="Nirmala UI" w:hint="cs"/>
+          <w:rFonts w:ascii="Nirmala UI" w:eastAsia="Nirmala UI" w:hAnsi="Nirmala UI" w:cs="Nirmala UI" w:hint="cs"/>
           <w:kern w:val="0"/>
           <w:sz w:val="18"/>
           <w:szCs w:val="18"/>
@@ -861,7 +814,7 @@
       </w:r>
       <w:r>
         <w:rPr>
-          <w:rFonts w:ascii="Nirmala UI" w:eastAsia="Arial MT" w:hAnsi="Nirmala UI" w:cs="Nirmala UI" w:hint="cs"/>
+          <w:rFonts w:ascii="Nirmala UI" w:eastAsia="Nirmala UI" w:hAnsi="Nirmala UI" w:cs="Nirmala UI" w:hint="cs"/>
           <w:kern w:val="0"/>
           <w:sz w:val="18"/>
           <w:szCs w:val="18"/>
@@ -881,7 +834,7 @@
       </w:r>
       <w:r>
         <w:rPr>
-          <w:rFonts w:ascii="Nirmala UI" w:eastAsia="Arial MT" w:hAnsi="Nirmala UI" w:cs="Nirmala UI" w:hint="cs"/>
+          <w:rFonts w:ascii="Nirmala UI" w:eastAsia="Nirmala UI" w:hAnsi="Nirmala UI" w:cs="Nirmala UI" w:hint="cs"/>
           <w:kern w:val="0"/>
           <w:sz w:val="18"/>
           <w:szCs w:val="18"/>
@@ -901,7 +854,7 @@
       </w:r>
       <w:r>
         <w:rPr>
-          <w:rFonts w:ascii="Nirmala UI" w:eastAsia="Arial MT" w:hAnsi="Nirmala UI" w:cs="Nirmala UI" w:hint="cs"/>
+          <w:rFonts w:ascii="Nirmala UI" w:eastAsia="Nirmala UI" w:hAnsi="Nirmala UI" w:cs="Nirmala UI" w:hint="cs"/>
           <w:kern w:val="0"/>
           <w:sz w:val="18"/>
           <w:szCs w:val="18"/>
@@ -921,7 +874,7 @@
       </w:r>
       <w:r>
         <w:rPr>
-          <w:rFonts w:ascii="Nirmala UI" w:eastAsia="Arial MT" w:hAnsi="Nirmala UI" w:cs="Nirmala UI" w:hint="cs"/>
+          <w:rFonts w:ascii="Nirmala UI" w:eastAsia="Nirmala UI" w:hAnsi="Nirmala UI" w:cs="Nirmala UI" w:hint="cs"/>
           <w:kern w:val="0"/>
           <w:sz w:val="18"/>
           <w:szCs w:val="18"/>
@@ -979,7 +932,7 @@
       </w:r>
       <w:r>
         <w:rPr>
-          <w:rFonts w:ascii="Nirmala UI" w:eastAsia="Arial MT" w:hAnsi="Nirmala UI" w:cs="Nirmala UI" w:hint="cs"/>
+          <w:rFonts w:ascii="Nirmala UI" w:eastAsia="Nirmala UI" w:hAnsi="Nirmala UI" w:cs="Nirmala UI" w:hint="cs"/>
           <w:kern w:val="0"/>
           <w:sz w:val="18"/>
           <w:szCs w:val="18"/>
@@ -999,7 +952,7 @@
       </w:r>
       <w:r>
         <w:rPr>
-          <w:rFonts w:ascii="Nirmala UI" w:eastAsia="Arial MT" w:hAnsi="Nirmala UI" w:cs="Nirmala UI" w:hint="cs"/>
+          <w:rFonts w:ascii="Nirmala UI" w:eastAsia="Nirmala UI" w:hAnsi="Nirmala UI" w:cs="Nirmala UI" w:hint="cs"/>
           <w:kern w:val="0"/>
           <w:sz w:val="18"/>
           <w:szCs w:val="18"/>
@@ -1019,7 +972,7 @@
       </w:r>
       <w:r>
         <w:rPr>
-          <w:rFonts w:ascii="Nirmala UI" w:eastAsia="Arial MT" w:hAnsi="Nirmala UI" w:cs="Nirmala UI" w:hint="cs"/>
+          <w:rFonts w:ascii="Nirmala UI" w:eastAsia="Nirmala UI" w:hAnsi="Nirmala UI" w:cs="Nirmala UI" w:hint="cs"/>
           <w:kern w:val="0"/>
           <w:sz w:val="18"/>
           <w:szCs w:val="18"/>
@@ -1039,7 +992,7 @@
       </w:r>
       <w:r>
         <w:rPr>
-          <w:rFonts w:ascii="Nirmala UI" w:eastAsia="Arial MT" w:hAnsi="Nirmala UI" w:cs="Nirmala UI" w:hint="cs"/>
+          <w:rFonts w:ascii="Nirmala UI" w:eastAsia="Nirmala UI" w:hAnsi="Nirmala UI" w:cs="Nirmala UI" w:hint="cs"/>
           <w:kern w:val="0"/>
           <w:sz w:val="18"/>
           <w:szCs w:val="18"/>
@@ -1059,7 +1012,7 @@
       </w:r>
       <w:r>
         <w:rPr>
-          <w:rFonts w:ascii="Nirmala UI" w:eastAsia="Arial MT" w:hAnsi="Nirmala UI" w:cs="Nirmala UI" w:hint="cs"/>
+          <w:rFonts w:ascii="Nirmala UI" w:eastAsia="Nirmala UI" w:hAnsi="Nirmala UI" w:cs="Nirmala UI" w:hint="cs"/>
           <w:kern w:val="0"/>
           <w:sz w:val="18"/>
           <w:szCs w:val="18"/>
@@ -1079,7 +1032,7 @@
       </w:r>
       <w:r>
         <w:rPr>
-          <w:rFonts w:ascii="Nirmala UI" w:eastAsia="Arial MT" w:hAnsi="Nirmala UI" w:cs="Nirmala UI" w:hint="cs"/>
+          <w:rFonts w:ascii="Nirmala UI" w:eastAsia="Nirmala UI" w:hAnsi="Nirmala UI" w:cs="Nirmala UI" w:hint="cs"/>
           <w:kern w:val="0"/>
           <w:sz w:val="18"/>
           <w:szCs w:val="18"/>
@@ -1099,7 +1052,7 @@
       </w:r>
       <w:r>
         <w:rPr>
-          <w:rFonts w:ascii="Nirmala UI" w:eastAsia="Arial MT" w:hAnsi="Nirmala UI" w:cs="Nirmala UI" w:hint="cs"/>
+          <w:rFonts w:ascii="Nirmala UI" w:eastAsia="Nirmala UI" w:hAnsi="Nirmala UI" w:cs="Nirmala UI" w:hint="cs"/>
           <w:kern w:val="0"/>
           <w:sz w:val="18"/>
           <w:szCs w:val="18"/>
@@ -1120,7 +1073,7 @@
       <w:proofErr w:type="gramStart"/>
       <w:r>
         <w:rPr>
-          <w:rFonts w:ascii="Nirmala UI" w:eastAsia="Arial MT" w:hAnsi="Nirmala UI" w:cs="Nirmala UI" w:hint="cs"/>
+          <w:rFonts w:ascii="Nirmala UI" w:eastAsia="Nirmala UI" w:hAnsi="Nirmala UI" w:cs="Nirmala UI" w:hint="cs"/>
           <w:kern w:val="0"/>
           <w:sz w:val="18"/>
           <w:szCs w:val="18"/>
@@ -1477,7 +1430,7 @@
       </w:r>
       <w:r>
         <w:rPr>
-          <w:rFonts w:ascii="Nirmala UI" w:eastAsia="Arial MT" w:hAnsi="Nirmala UI" w:cs="Nirmala UI"/>
+          <w:rFonts w:ascii="Nirmala UI" w:eastAsia="Nirmala UI" w:hAnsi="Nirmala UI" w:cs="Nirmala UI"/>
           <w:b/>
           <w:bCs/>
           <w:kern w:val="0"/>
@@ -1503,7 +1456,7 @@
       </w:r>
       <w:r>
         <w:rPr>
-          <w:rFonts w:ascii="Nirmala UI" w:eastAsia="Arial MT" w:hAnsi="Nirmala UI" w:cs="Nirmala UI"/>
+          <w:rFonts w:ascii="Nirmala UI" w:eastAsia="Nirmala UI" w:hAnsi="Nirmala UI" w:cs="Nirmala UI"/>
           <w:b/>
           <w:bCs/>
           <w:kern w:val="0"/>
@@ -1529,7 +1482,7 @@
       </w:r>
       <w:r>
         <w:rPr>
-          <w:rFonts w:ascii="Nirmala UI" w:eastAsia="Arial MT" w:hAnsi="Nirmala UI" w:cs="Nirmala UI"/>
+          <w:rFonts w:ascii="Nirmala UI" w:eastAsia="Nirmala UI" w:hAnsi="Nirmala UI" w:cs="Nirmala UI"/>
           <w:b/>
           <w:bCs/>
           <w:kern w:val="0"/>
@@ -1555,7 +1508,7 @@
       </w:r>
       <w:r>
         <w:rPr>
-          <w:rFonts w:ascii="Nirmala UI" w:eastAsia="Arial MT" w:hAnsi="Nirmala UI" w:cs="Nirmala UI"/>
+          <w:rFonts w:ascii="Nirmala UI" w:eastAsia="Nirmala UI" w:hAnsi="Nirmala UI" w:cs="Nirmala UI"/>
           <w:b/>
           <w:bCs/>
           <w:kern w:val="0"/>
@@ -1581,7 +1534,7 @@
       </w:r>
       <w:r>
         <w:rPr>
-          <w:rFonts w:ascii="Nirmala UI" w:eastAsia="Arial MT" w:hAnsi="Nirmala UI" w:cs="Nirmala UI"/>
+          <w:rFonts w:ascii="Nirmala UI" w:eastAsia="Nirmala UI" w:hAnsi="Nirmala UI" w:cs="Nirmala UI"/>
           <w:b/>
           <w:bCs/>
           <w:kern w:val="0"/>
@@ -1607,7 +1560,7 @@
       </w:r>
       <w:r>
         <w:rPr>
-          <w:rFonts w:ascii="Nirmala UI" w:eastAsia="Arial MT" w:hAnsi="Nirmala UI" w:cs="Nirmala UI"/>
+          <w:rFonts w:ascii="Nirmala UI" w:eastAsia="Nirmala UI" w:hAnsi="Nirmala UI" w:cs="Nirmala UI"/>
           <w:b/>
           <w:bCs/>
           <w:kern w:val="0"/>
@@ -1633,7 +1586,7 @@
       </w:r>
       <w:r>
         <w:rPr>
-          <w:rFonts w:ascii="Nirmala UI" w:eastAsia="Arial MT" w:hAnsi="Nirmala UI" w:cs="Nirmala UI"/>
+          <w:rFonts w:ascii="Nirmala UI" w:eastAsia="Nirmala UI" w:hAnsi="Nirmala UI" w:cs="Nirmala UI"/>
           <w:b/>
           <w:bCs/>
           <w:kern w:val="0"/>
@@ -1659,7 +1612,7 @@
       </w:r>
       <w:r>
         <w:rPr>
-          <w:rFonts w:ascii="Nirmala UI" w:eastAsia="Arial MT" w:hAnsi="Nirmala UI" w:cs="Nirmala UI"/>
+          <w:rFonts w:ascii="Nirmala UI" w:eastAsia="Nirmala UI" w:hAnsi="Nirmala UI" w:cs="Nirmala UI"/>
           <w:b/>
           <w:bCs/>
           <w:kern w:val="0"/>
@@ -1685,7 +1638,7 @@
       </w:r>
       <w:r>
         <w:rPr>
-          <w:rFonts w:ascii="Nirmala UI" w:eastAsia="Arial MT" w:hAnsi="Nirmala UI" w:cs="Nirmala UI"/>
+          <w:rFonts w:ascii="Nirmala UI" w:eastAsia="Nirmala UI" w:hAnsi="Nirmala UI" w:cs="Nirmala UI"/>
           <w:b/>
           <w:bCs/>
           <w:kern w:val="0"/>
@@ -1711,7 +1664,7 @@
       </w:r>
       <w:r>
         <w:rPr>
-          <w:rFonts w:ascii="Nirmala UI" w:eastAsia="Arial MT" w:hAnsi="Nirmala UI" w:cs="Nirmala UI"/>
+          <w:rFonts w:ascii="Nirmala UI" w:eastAsia="Nirmala UI" w:hAnsi="Nirmala UI" w:cs="Nirmala UI"/>
           <w:b/>
           <w:bCs/>
           <w:kern w:val="0"/>
@@ -1737,7 +1690,7 @@
       </w:r>
       <w:r>
         <w:rPr>
-          <w:rFonts w:ascii="Nirmala UI" w:eastAsia="Arial MT" w:hAnsi="Nirmala UI" w:cs="Nirmala UI"/>
+          <w:rFonts w:ascii="Nirmala UI" w:eastAsia="Nirmala UI" w:hAnsi="Nirmala UI" w:cs="Nirmala UI"/>
           <w:b/>
           <w:bCs/>
           <w:kern w:val="0"/>
@@ -2031,7 +1984,7 @@
       </w:pPr>
       <w:r>
         <w:rPr>
-          <w:rFonts w:ascii="Nirmala UI" w:eastAsia="Arial MT" w:hAnsi="Nirmala UI" w:cs="Nirmala UI"/>
+          <w:rFonts w:ascii="Nirmala UI" w:eastAsia="Nirmala UI" w:hAnsi="Nirmala UI" w:cs="Nirmala UI"/>
           <w:b/>
           <w:bCs/>
           <w:kern w:val="0"/>
@@ -2043,7 +1996,7 @@
       </w:r>
       <w:r>
         <w:rPr>
-          <w:rFonts w:ascii="Nirmala UI" w:eastAsia="Arial MT" w:hAnsi="Nirmala UI" w:cs="Nirmala UI"/>
+          <w:rFonts w:ascii="Nirmala UI" w:eastAsia="Nirmala UI" w:hAnsi="Nirmala UI" w:cs="Nirmala UI"/>
           <w:kern w:val="0"/>
           <w:sz w:val="19"/>
           <w:szCs w:val="19"/>
@@ -2053,7 +2006,7 @@
       </w:r>
       <w:r>
         <w:rPr>
-          <w:rFonts w:ascii="Nirmala UI" w:eastAsia="Arial MT" w:hAnsi="Nirmala UI" w:cs="Nirmala UI" w:hint="cs"/>
+          <w:rFonts w:ascii="Nirmala UI" w:eastAsia="Nirmala UI" w:hAnsi="Nirmala UI" w:cs="Nirmala UI" w:hint="cs"/>
           <w:kern w:val="0"/>
           <w:sz w:val="19"/>
           <w:szCs w:val="19"/>
@@ -2073,7 +2026,7 @@
       </w:r>
       <w:r>
         <w:rPr>
-          <w:rFonts w:ascii="Nirmala UI" w:eastAsia="Arial MT" w:hAnsi="Nirmala UI" w:cs="Nirmala UI" w:hint="cs"/>
+          <w:rFonts w:ascii="Nirmala UI" w:eastAsia="Nirmala UI" w:hAnsi="Nirmala UI" w:cs="Nirmala UI" w:hint="cs"/>
           <w:kern w:val="0"/>
           <w:sz w:val="19"/>
           <w:szCs w:val="19"/>
@@ -2083,7 +2036,7 @@
       </w:r>
       <w:r>
         <w:rPr>
-          <w:rFonts w:ascii="Nirmala UI" w:eastAsia="Arial MT" w:hAnsi="Nirmala UI" w:cs="Nirmala UI"/>
+          <w:rFonts w:ascii="Nirmala UI" w:eastAsia="Nirmala UI" w:hAnsi="Nirmala UI" w:cs="Nirmala UI"/>
           <w:kern w:val="0"/>
           <w:sz w:val="19"/>
           <w:szCs w:val="19"/>
@@ -2196,6 +2149,7 @@
     </w:p>
     <w:p>
       <w:pPr>
+        <w:keepNext/>
         <w:widowControl w:val="0"/>
         <w:tabs>
           <w:tab w:val="left" w:pos="881"/>
@@ -2226,6 +2180,7 @@
     </w:p>
     <w:p>
       <w:pPr>
+        <w:keepLines/>
         <w:widowControl w:val="0"/>
         <w:autoSpaceDE w:val="0"/>
         <w:autoSpaceDN w:val="0"/>
@@ -2252,7 +2207,7 @@
       </w:r>
       <w:r>
         <w:rPr>
-          <w:rFonts w:ascii="Nirmala UI" w:eastAsia="Arial MT" w:hAnsi="Nirmala UI" w:cs="Nirmala UI" w:hint="cs"/>
+          <w:rFonts w:ascii="Nirmala UI" w:eastAsia="Nirmala UI" w:hAnsi="Nirmala UI" w:cs="Nirmala UI" w:hint="cs"/>
           <w:kern w:val="0"/>
           <w:sz w:val="20"/>
           <w:szCs w:val="20"/>
@@ -2282,7 +2237,7 @@
       </w:r>
       <w:r>
         <w:rPr>
-          <w:rFonts w:ascii="Nirmala UI" w:eastAsia="Arial MT" w:hAnsi="Nirmala UI" w:cs="Nirmala UI"/>
+          <w:rFonts w:ascii="Nirmala UI" w:eastAsia="Nirmala UI" w:hAnsi="Nirmala UI" w:cs="Nirmala UI"/>
           <w:kern w:val="0"/>
           <w:sz w:val="20"/>
           <w:szCs w:val="20"/>
@@ -2334,6 +2289,7 @@
     <w:p>
       <w:pPr>
         <w:keepLines/>
+        <w:pageBreakBefore/>
         <w:widowControl w:val="0"/>
         <w:tabs>
           <w:tab w:val="left" w:pos="881"/>
@@ -2430,7 +2386,7 @@
       </w:r>
       <w:r>
         <w:rPr>
-          <w:rFonts w:ascii="Nirmala UI" w:eastAsia="Arial MT" w:hAnsi="Nirmala UI" w:cs="Nirmala UI"/>
+          <w:rFonts w:ascii="Nirmala UI" w:eastAsia="Nirmala UI" w:hAnsi="Nirmala UI" w:cs="Nirmala UI"/>
           <w:b/>
           <w:bCs/>
           <w:kern w:val="0"/>
@@ -2843,7 +2799,7 @@
       </w:r>
       <w:r>
         <w:rPr>
-          <w:rFonts w:ascii="Nirmala UI" w:eastAsia="Arial MT" w:hAnsi="Nirmala UI" w:cs="Nirmala UI"/>
+          <w:rFonts w:ascii="Nirmala UI" w:eastAsia="Nirmala UI" w:hAnsi="Nirmala UI" w:cs="Nirmala UI"/>
           <w:b/>
           <w:kern w:val="0"/>
           <w:sz w:val="20"/>
@@ -2865,7 +2821,7 @@
       </w:r>
       <w:r>
         <w:rPr>
-          <w:rFonts w:ascii="Nirmala UI" w:eastAsia="Arial MT" w:hAnsi="Nirmala UI" w:cs="Nirmala UI"/>
+          <w:rFonts w:ascii="Nirmala UI" w:eastAsia="Nirmala UI" w:hAnsi="Nirmala UI" w:cs="Nirmala UI"/>
           <w:b/>
           <w:kern w:val="0"/>
           <w:sz w:val="20"/>
@@ -2887,7 +2843,7 @@
       </w:r>
       <w:r>
         <w:rPr>
-          <w:rFonts w:ascii="Nirmala UI" w:eastAsia="Arial MT" w:hAnsi="Nirmala UI" w:cs="Nirmala UI"/>
+          <w:rFonts w:ascii="Nirmala UI" w:eastAsia="Nirmala UI" w:hAnsi="Nirmala UI" w:cs="Nirmala UI"/>
           <w:bCs/>
           <w:kern w:val="0"/>
           <w:sz w:val="20"/>
@@ -2909,7 +2865,7 @@
       </w:r>
       <w:r>
         <w:rPr>
-          <w:rFonts w:ascii="Nirmala UI" w:eastAsia="Arial MT" w:hAnsi="Nirmala UI" w:cs="Nirmala UI"/>
+          <w:rFonts w:ascii="Nirmala UI" w:eastAsia="Nirmala UI" w:hAnsi="Nirmala UI" w:cs="Nirmala UI"/>
           <w:bCs/>
           <w:kern w:val="0"/>
           <w:sz w:val="20"/>
@@ -2931,7 +2887,7 @@
       </w:r>
       <w:r>
         <w:rPr>
-          <w:rFonts w:ascii="Nirmala UI" w:eastAsia="Arial MT" w:hAnsi="Nirmala UI" w:cs="Nirmala UI"/>
+          <w:rFonts w:ascii="Nirmala UI" w:eastAsia="Nirmala UI" w:hAnsi="Nirmala UI" w:cs="Nirmala UI"/>
           <w:bCs/>
           <w:kern w:val="0"/>
           <w:sz w:val="20"/>
@@ -3132,7 +3088,7 @@
       </w:r>
       <w:r>
         <w:rPr>
-          <w:rFonts w:ascii="Nirmala UI" w:eastAsia="Arial MT" w:hAnsi="Nirmala UI" w:cs="Nirmala UI"/>
+          <w:rFonts w:ascii="Nirmala UI" w:eastAsia="Nirmala UI" w:hAnsi="Nirmala UI" w:cs="Nirmala UI"/>
           <w:b/>
           <w:kern w:val="0"/>
           <w:sz w:val="20"/>
@@ -3153,7 +3109,7 @@
       </w:r>
       <w:r>
         <w:rPr>
-          <w:rFonts w:ascii="Nirmala UI" w:eastAsia="Arial MT" w:hAnsi="Nirmala UI" w:cs="Nirmala UI"/>
+          <w:rFonts w:ascii="Nirmala UI" w:eastAsia="Nirmala UI" w:hAnsi="Nirmala UI" w:cs="Nirmala UI"/>
           <w:kern w:val="0"/>
           <w:sz w:val="20"/>
           <w:szCs w:val="20"/>
@@ -3173,7 +3129,7 @@
       </w:r>
       <w:r>
         <w:rPr>
-          <w:rFonts w:ascii="Nirmala UI" w:eastAsia="Arial MT" w:hAnsi="Nirmala UI" w:cs="Nirmala UI"/>
+          <w:rFonts w:ascii="Nirmala UI" w:eastAsia="Nirmala UI" w:hAnsi="Nirmala UI" w:cs="Nirmala UI"/>
           <w:kern w:val="0"/>
           <w:sz w:val="20"/>
           <w:szCs w:val="20"/>
@@ -3193,7 +3149,7 @@
       </w:r>
       <w:r>
         <w:rPr>
-          <w:rFonts w:ascii="Nirmala UI" w:eastAsia="Arial MT" w:hAnsi="Nirmala UI" w:cs="Nirmala UI"/>
+          <w:rFonts w:ascii="Nirmala UI" w:eastAsia="Nirmala UI" w:hAnsi="Nirmala UI" w:cs="Nirmala UI"/>
           <w:kern w:val="0"/>
           <w:sz w:val="20"/>
           <w:szCs w:val="20"/>
@@ -3213,7 +3169,7 @@
       </w:r>
       <w:r>
         <w:rPr>
-          <w:rFonts w:ascii="Nirmala UI" w:eastAsia="Arial MT" w:hAnsi="Nirmala UI" w:cs="Nirmala UI"/>
+          <w:rFonts w:ascii="Nirmala UI" w:eastAsia="Nirmala UI" w:hAnsi="Nirmala UI" w:cs="Nirmala UI"/>
           <w:kern w:val="0"/>
           <w:sz w:val="20"/>
           <w:szCs w:val="20"/>
@@ -3234,7 +3190,7 @@
       </w:r>
       <w:r>
         <w:rPr>
-          <w:rFonts w:ascii="Nirmala UI" w:eastAsia="Arial MT" w:hAnsi="Nirmala UI" w:cs="Nirmala UI"/>
+          <w:rFonts w:ascii="Nirmala UI" w:eastAsia="Nirmala UI" w:hAnsi="Nirmala UI" w:cs="Nirmala UI"/>
           <w:kern w:val="0"/>
           <w:sz w:val="20"/>
           <w:szCs w:val="20"/>
@@ -3502,7 +3458,7 @@
       </w:r>
       <w:r>
         <w:rPr>
-          <w:rFonts w:ascii="Nirmala UI" w:eastAsia="Arial MT" w:hAnsi="Nirmala UI" w:cs="Nirmala UI" w:hint="cs"/>
+          <w:rFonts w:ascii="Nirmala UI" w:eastAsia="Nirmala UI" w:hAnsi="Nirmala UI" w:cs="Nirmala UI" w:hint="cs"/>
           <w:b/>
           <w:bCs/>
           <w:kern w:val="0"/>
@@ -3526,7 +3482,7 @@
       </w:r>
       <w:r>
         <w:rPr>
-          <w:rFonts w:ascii="Nirmala UI" w:eastAsia="Arial MT" w:hAnsi="Nirmala UI" w:cs="Nirmala UI" w:hint="cs"/>
+          <w:rFonts w:ascii="Nirmala UI" w:eastAsia="Nirmala UI" w:hAnsi="Nirmala UI" w:cs="Nirmala UI" w:hint="cs"/>
           <w:b/>
           <w:bCs/>
           <w:kern w:val="0"/>
@@ -3550,7 +3506,7 @@
       </w:r>
       <w:r>
         <w:rPr>
-          <w:rFonts w:ascii="Nirmala UI" w:eastAsia="Arial MT" w:hAnsi="Nirmala UI" w:cs="Nirmala UI" w:hint="cs"/>
+          <w:rFonts w:ascii="Nirmala UI" w:eastAsia="Nirmala UI" w:hAnsi="Nirmala UI" w:cs="Nirmala UI" w:hint="cs"/>
           <w:b/>
           <w:bCs/>
           <w:kern w:val="0"/>
@@ -3584,7 +3540,7 @@
       </w:r>
       <w:r>
         <w:rPr>
-          <w:rFonts w:ascii="Nirmala UI" w:eastAsia="Arial MT" w:hAnsi="Nirmala UI" w:cs="Nirmala UI"/>
+          <w:rFonts w:ascii="Nirmala UI" w:eastAsia="Nirmala UI" w:hAnsi="Nirmala UI" w:cs="Nirmala UI"/>
           <w:kern w:val="0"/>
           <w:sz w:val="20"/>
           <w:szCs w:val="20"/>
@@ -3605,7 +3561,7 @@
       </w:r>
       <w:r>
         <w:rPr>
-          <w:rFonts w:ascii="Nirmala UI" w:eastAsia="Arial MT" w:hAnsi="Nirmala UI" w:cs="Nirmala UI" w:hint="cs"/>
+          <w:rFonts w:ascii="Nirmala UI" w:eastAsia="Nirmala UI" w:hAnsi="Nirmala UI" w:cs="Nirmala UI" w:hint="cs"/>
           <w:kern w:val="0"/>
           <w:sz w:val="22"/>
           <w:szCs w:val="22"/>
@@ -3627,7 +3583,7 @@
       </w:r>
       <w:r>
         <w:rPr>
-          <w:rFonts w:ascii="Nirmala UI" w:eastAsia="Arial MT" w:hAnsi="Nirmala UI" w:cs="Nirmala UI" w:hint="cs"/>
+          <w:rFonts w:ascii="Nirmala UI" w:eastAsia="Nirmala UI" w:hAnsi="Nirmala UI" w:cs="Nirmala UI" w:hint="cs"/>
           <w:kern w:val="0"/>
           <w:sz w:val="22"/>
           <w:szCs w:val="22"/>
@@ -3649,7 +3605,7 @@
       </w:r>
       <w:r>
         <w:rPr>
-          <w:rFonts w:ascii="Nirmala UI" w:eastAsia="Arial MT" w:hAnsi="Nirmala UI" w:cs="Nirmala UI" w:hint="cs"/>
+          <w:rFonts w:ascii="Nirmala UI" w:eastAsia="Nirmala UI" w:hAnsi="Nirmala UI" w:cs="Nirmala UI" w:hint="cs"/>
           <w:kern w:val="0"/>
           <w:sz w:val="22"/>
           <w:szCs w:val="22"/>
@@ -3671,7 +3627,7 @@
       </w:r>
       <w:r>
         <w:rPr>
-          <w:rFonts w:ascii="Nirmala UI" w:eastAsia="Arial MT" w:hAnsi="Nirmala UI" w:cs="Nirmala UI" w:hint="cs"/>
+          <w:rFonts w:ascii="Nirmala UI" w:eastAsia="Nirmala UI" w:hAnsi="Nirmala UI" w:cs="Nirmala UI" w:hint="cs"/>
           <w:kern w:val="0"/>
           <w:sz w:val="22"/>
           <w:szCs w:val="22"/>
@@ -3693,7 +3649,7 @@
       </w:r>
       <w:r>
         <w:rPr>
-          <w:rFonts w:ascii="Nirmala UI" w:eastAsia="Arial MT" w:hAnsi="Nirmala UI" w:cs="Nirmala UI" w:hint="cs"/>
+          <w:rFonts w:ascii="Nirmala UI" w:eastAsia="Nirmala UI" w:hAnsi="Nirmala UI" w:cs="Nirmala UI" w:hint="cs"/>
           <w:kern w:val="0"/>
           <w:sz w:val="22"/>
           <w:szCs w:val="22"/>
@@ -3715,7 +3671,7 @@
       </w:r>
       <w:r>
         <w:rPr>
-          <w:rFonts w:ascii="Nirmala UI" w:eastAsia="Arial MT" w:hAnsi="Nirmala UI" w:cs="Nirmala UI" w:hint="cs"/>
+          <w:rFonts w:ascii="Nirmala UI" w:eastAsia="Nirmala UI" w:hAnsi="Nirmala UI" w:cs="Nirmala UI" w:hint="cs"/>
           <w:kern w:val="0"/>
           <w:sz w:val="22"/>
           <w:szCs w:val="22"/>
@@ -3737,7 +3693,7 @@
       </w:r>
       <w:r>
         <w:rPr>
-          <w:rFonts w:ascii="Nirmala UI" w:eastAsia="Arial MT" w:hAnsi="Nirmala UI" w:cs="Nirmala UI" w:hint="cs"/>
+          <w:rFonts w:ascii="Nirmala UI" w:eastAsia="Nirmala UI" w:hAnsi="Nirmala UI" w:cs="Nirmala UI" w:hint="cs"/>
           <w:kern w:val="0"/>
           <w:sz w:val="22"/>
           <w:szCs w:val="22"/>
@@ -3758,7 +3714,7 @@
       </w:r>
       <w:r>
         <w:rPr>
-          <w:rFonts w:ascii="Nirmala UI" w:eastAsia="Arial MT" w:hAnsi="Nirmala UI" w:cs="Nirmala UI" w:hint="cs"/>
+          <w:rFonts w:ascii="Nirmala UI" w:eastAsia="Nirmala UI" w:hAnsi="Nirmala UI" w:cs="Nirmala UI" w:hint="cs"/>
           <w:kern w:val="0"/>
           <w:sz w:val="22"/>
           <w:szCs w:val="22"/>
@@ -4073,73 +4029,73 @@
       </w:r>
       <w:r>
         <w:rPr>
+          <w:rFonts w:ascii="Nirmala UI" w:eastAsia="Nirmala UI" w:hAnsi="Nirmala UI" w:cs="Nirmala UI"/>
+          <w:b/>
+          <w:kern w:val="0"/>
+          <w:sz w:val="20"/>
+          <w:szCs w:val="20"/>
+          <w:lang w:val="en-GB" w:eastAsia="en-GB" w:bidi="hi-IN"/>
+        </w:rPr>
+        <w:t>ವರದಿ</w:t>
+      </w:r>
+      <w:r>
+        <w:rPr>
+          <w:rFonts w:ascii="Times New Roman" w:eastAsia="Times New Roman" w:hAnsi="Times New Roman" w:cs="Times New Roman"/>
+          <w:b/>
+          <w:kern w:val="0"/>
+          <w:sz w:val="20"/>
+          <w:szCs w:val="20"/>
+          <w:lang w:val="en-GB" w:eastAsia="en-GB" w:bidi="hi-IN"/>
+        </w:rPr>
+        <w:t xml:space="preserve"> </w:t>
+      </w:r>
+      <w:r>
+        <w:rPr>
+          <w:rFonts w:ascii="Nirmala UI" w:eastAsia="Nirmala UI" w:hAnsi="Nirmala UI" w:cs="Nirmala UI"/>
+          <w:b/>
+          <w:kern w:val="0"/>
+          <w:sz w:val="20"/>
+          <w:szCs w:val="20"/>
+          <w:lang w:val="en-GB" w:eastAsia="en-GB" w:bidi="hi-IN"/>
+        </w:rPr>
+        <w:t>ಮಾಡುವ</w:t>
+      </w:r>
+      <w:r>
+        <w:rPr>
+          <w:rFonts w:ascii="Times New Roman" w:eastAsia="Times New Roman" w:hAnsi="Times New Roman" w:cs="Times New Roman"/>
+          <w:b/>
+          <w:kern w:val="0"/>
+          <w:sz w:val="20"/>
+          <w:szCs w:val="20"/>
+          <w:lang w:val="en-GB" w:eastAsia="en-GB" w:bidi="hi-IN"/>
+        </w:rPr>
+        <w:t xml:space="preserve"> </w:t>
+      </w:r>
+      <w:r>
+        <w:rPr>
+          <w:rFonts w:ascii="Nirmala UI" w:eastAsia="Nirmala UI" w:hAnsi="Nirmala UI" w:cs="Nirmala UI"/>
+          <w:b/>
+          <w:kern w:val="0"/>
+          <w:sz w:val="20"/>
+          <w:szCs w:val="20"/>
+          <w:lang w:val="en-GB" w:eastAsia="en-GB" w:bidi="hi-IN"/>
+        </w:rPr>
+        <w:t>ಅಧಿಕಾರಿ</w:t>
+      </w:r>
+      <w:r>
+        <w:rPr>
+          <w:rFonts w:ascii="Times New Roman" w:eastAsia="Times New Roman" w:hAnsi="Times New Roman" w:cs="Times New Roman"/>
+          <w:b/>
+          <w:kern w:val="0"/>
+          <w:sz w:val="20"/>
+          <w:szCs w:val="20"/>
+          <w:lang w:val="en-GB" w:eastAsia="en-GB" w:bidi="hi-IN"/>
+        </w:rPr>
+        <w:t>:</w:t>
+      </w:r>
+      <w:r>
+        <w:rPr>
           <w:rFonts w:ascii="Nirmala UI" w:eastAsia="Times New Roman" w:hAnsi="Nirmala UI" w:cs="Nirmala UI"/>
-          <w:b/>
-          <w:kern w:val="0"/>
-          <w:sz w:val="20"/>
-          <w:szCs w:val="20"/>
-          <w:lang w:val="en-GB" w:eastAsia="en-GB" w:bidi="hi-IN"/>
-        </w:rPr>
-        <w:t>ವರದಿ</w:t>
-      </w:r>
-      <w:r>
-        <w:rPr>
-          <w:rFonts w:ascii="Times New Roman" w:eastAsia="Times New Roman" w:hAnsi="Times New Roman" w:cs="Times New Roman"/>
-          <w:b/>
-          <w:kern w:val="0"/>
-          <w:sz w:val="20"/>
-          <w:szCs w:val="20"/>
-          <w:lang w:val="en-GB" w:eastAsia="en-GB" w:bidi="hi-IN"/>
-        </w:rPr>
-        <w:t xml:space="preserve"> </w:t>
-      </w:r>
-      <w:r>
-        <w:rPr>
-          <w:rFonts w:ascii="Nirmala UI" w:eastAsia="Times New Roman" w:hAnsi="Nirmala UI" w:cs="Nirmala UI"/>
-          <w:b/>
-          <w:kern w:val="0"/>
-          <w:sz w:val="20"/>
-          <w:szCs w:val="20"/>
-          <w:lang w:val="en-GB" w:eastAsia="en-GB" w:bidi="hi-IN"/>
-        </w:rPr>
-        <w:t>ಮಾಡುವ</w:t>
-      </w:r>
-      <w:r>
-        <w:rPr>
-          <w:rFonts w:ascii="Times New Roman" w:eastAsia="Times New Roman" w:hAnsi="Times New Roman" w:cs="Times New Roman"/>
-          <w:b/>
-          <w:kern w:val="0"/>
-          <w:sz w:val="20"/>
-          <w:szCs w:val="20"/>
-          <w:lang w:val="en-GB" w:eastAsia="en-GB" w:bidi="hi-IN"/>
-        </w:rPr>
-        <w:t xml:space="preserve"> </w:t>
-      </w:r>
-      <w:r>
-        <w:rPr>
-          <w:rFonts w:ascii="Nirmala UI" w:eastAsia="Times New Roman" w:hAnsi="Nirmala UI" w:cs="Nirmala UI"/>
-          <w:b/>
-          <w:kern w:val="0"/>
-          <w:sz w:val="20"/>
-          <w:szCs w:val="20"/>
-          <w:lang w:val="en-GB" w:eastAsia="en-GB" w:bidi="hi-IN"/>
-        </w:rPr>
-        <w:t>ಅಧಿಕಾರಿ</w:t>
-      </w:r>
-      <w:r>
-        <w:rPr>
-          <w:rFonts w:ascii="Times New Roman" w:eastAsia="Times New Roman" w:hAnsi="Times New Roman" w:cs="Times New Roman"/>
-          <w:b/>
-          <w:kern w:val="0"/>
-          <w:sz w:val="20"/>
-          <w:szCs w:val="20"/>
-          <w:lang w:val="en-GB" w:eastAsia="en-GB" w:bidi="hi-IN"/>
-        </w:rPr>
-        <w:t>:</w:t>
-      </w:r>
-      <w:r>
-        <w:rPr>
-          <w:rFonts w:ascii="Nirmala UI" w:eastAsia="Times New Roman" w:hAnsi="Nirmala UI" w:cs="Nirmala UI"/>
           <w:bCs/>
           <w:kern w:val="0"/>
           <w:sz w:val="20"/>
@@ -4150,7 +4106,7 @@
       </w:r>
       <w:r>
         <w:rPr>
-          <w:rFonts w:ascii="Nirmala UI" w:eastAsia="Times New Roman" w:hAnsi="Nirmala UI" w:cs="Nirmala UI"/>
+          <w:rFonts w:ascii="Nirmala UI" w:eastAsia="Nirmala UI" w:hAnsi="Nirmala UI" w:cs="Nirmala UI"/>
           <w:kern w:val="0"/>
           <w:sz w:val="20"/>
           <w:szCs w:val="20"/>
@@ -4211,7 +4167,7 @@
       </w:r>
       <w:r>
         <w:rPr>
-          <w:rFonts w:ascii="Nirmala UI" w:eastAsia="Times New Roman" w:hAnsi="Nirmala UI" w:cs="Nirmala UI"/>
+          <w:rFonts w:ascii="Nirmala UI" w:eastAsia="Nirmala UI" w:hAnsi="Nirmala UI" w:cs="Nirmala UI"/>
           <w:kern w:val="0"/>
           <w:sz w:val="20"/>
           <w:szCs w:val="20"/>
@@ -4376,7 +4332,7 @@
       </w:r>
       <w:r>
         <w:rPr>
-          <w:rFonts w:ascii="Tunga" w:eastAsia="Arial" w:hAnsi="Tunga" w:cs="Tunga"/>
+          <w:rFonts w:ascii="Nirmala UI" w:eastAsia="Nirmala UI" w:hAnsi="Nirmala UI" w:cs="Nirmala UI"/>
           <w:b/>
           <w:bCs/>
           <w:kern w:val="0"/>
@@ -4402,7 +4358,7 @@
       </w:r>
       <w:r>
         <w:rPr>
-          <w:rFonts w:ascii="Nirmala UI" w:eastAsia="Arial" w:hAnsi="Nirmala UI" w:cs="Nirmala UI"/>
+          <w:rFonts w:ascii="Nirmala UI" w:eastAsia="Nirmala UI" w:hAnsi="Nirmala UI" w:cs="Nirmala UI"/>
           <w:b/>
           <w:bCs/>
           <w:kern w:val="0"/>
@@ -4428,7 +4384,7 @@
       </w:r>
       <w:r>
         <w:rPr>
-          <w:rFonts w:ascii="Nirmala UI" w:eastAsia="Arial" w:hAnsi="Nirmala UI" w:cs="Nirmala UI"/>
+          <w:rFonts w:ascii="Nirmala UI" w:eastAsia="Nirmala UI" w:hAnsi="Nirmala UI" w:cs="Nirmala UI"/>
           <w:b/>
           <w:bCs/>
           <w:kern w:val="0"/>
@@ -5434,7 +5390,7 @@
       </w:pPr>
       <w:r>
         <w:rPr>
-          <w:rFonts w:ascii="Nirmala UI" w:eastAsia="Arial MT" w:hAnsi="Nirmala UI" w:cs="Nirmala UI"/>
+          <w:rFonts w:ascii="Nirmala UI" w:eastAsia="Nirmala UI" w:hAnsi="Nirmala UI" w:cs="Nirmala UI"/>
           <w:b/>
           <w:bCs/>
           <w:kern w:val="0"/>
@@ -5458,7 +5414,7 @@
       </w:r>
       <w:r>
         <w:rPr>
-          <w:rFonts w:ascii="Nirmala UI" w:eastAsia="Arial MT" w:hAnsi="Nirmala UI" w:cs="Nirmala UI"/>
+          <w:rFonts w:ascii="Nirmala UI" w:eastAsia="Nirmala UI" w:hAnsi="Nirmala UI" w:cs="Nirmala UI"/>
           <w:b/>
           <w:bCs/>
           <w:kern w:val="0"/>
@@ -5482,7 +5438,7 @@
       </w:r>
       <w:r>
         <w:rPr>
-          <w:rFonts w:ascii="Nirmala UI" w:eastAsia="Arial MT" w:hAnsi="Nirmala UI" w:cs="Nirmala UI"/>
+          <w:rFonts w:ascii="Nirmala UI" w:eastAsia="Nirmala UI" w:hAnsi="Nirmala UI" w:cs="Nirmala UI"/>
           <w:b/>
           <w:bCs/>
           <w:kern w:val="0"/>
@@ -5506,7 +5462,7 @@
       </w:r>
       <w:r>
         <w:rPr>
-          <w:rFonts w:ascii="Nirmala UI" w:eastAsia="Arial MT" w:hAnsi="Nirmala UI" w:cs="Nirmala UI"/>
+          <w:rFonts w:ascii="Nirmala UI" w:eastAsia="Nirmala UI" w:hAnsi="Nirmala UI" w:cs="Nirmala UI"/>
           <w:b/>
           <w:bCs/>
           <w:kern w:val="0"/>
@@ -5530,7 +5486,7 @@
       </w:r>
       <w:r>
         <w:rPr>
-          <w:rFonts w:ascii="Nirmala UI" w:eastAsia="Arial MT" w:hAnsi="Nirmala UI" w:cs="Nirmala UI"/>
+          <w:rFonts w:ascii="Nirmala UI" w:eastAsia="Nirmala UI" w:hAnsi="Nirmala UI" w:cs="Nirmala UI"/>
           <w:b/>
           <w:bCs/>
           <w:kern w:val="0"/>
@@ -5554,7 +5510,7 @@
       </w:r>
       <w:r>
         <w:rPr>
-          <w:rFonts w:ascii="Nirmala UI" w:eastAsia="Arial MT" w:hAnsi="Nirmala UI" w:cs="Nirmala UI"/>
+          <w:rFonts w:ascii="Nirmala UI" w:eastAsia="Nirmala UI" w:hAnsi="Nirmala UI" w:cs="Nirmala UI"/>
           <w:b/>
           <w:bCs/>
           <w:kern w:val="0"/>
@@ -5578,7 +5534,7 @@
       </w:r>
       <w:r>
         <w:rPr>
-          <w:rFonts w:ascii="Nirmala UI" w:eastAsia="Arial MT" w:hAnsi="Nirmala UI" w:cs="Nirmala UI"/>
+          <w:rFonts w:ascii="Nirmala UI" w:eastAsia="Nirmala UI" w:hAnsi="Nirmala UI" w:cs="Nirmala UI"/>
           <w:b/>
           <w:bCs/>
           <w:kern w:val="0"/>
@@ -5602,7 +5558,7 @@
       </w:r>
       <w:r>
         <w:rPr>
-          <w:rFonts w:ascii="Nirmala UI" w:eastAsia="Arial MT" w:hAnsi="Nirmala UI" w:cs="Nirmala UI"/>
+          <w:rFonts w:ascii="Nirmala UI" w:eastAsia="Nirmala UI" w:hAnsi="Nirmala UI" w:cs="Nirmala UI"/>
           <w:b/>
           <w:bCs/>
           <w:kern w:val="0"/>
@@ -5638,7 +5594,7 @@
       </w:r>
       <w:r>
         <w:rPr>
-          <w:rFonts w:ascii="Nirmala UI" w:eastAsia="Arial MT" w:hAnsi="Nirmala UI" w:cs="Nirmala UI"/>
+          <w:rFonts w:ascii="Nirmala UI" w:eastAsia="Nirmala UI" w:hAnsi="Nirmala UI" w:cs="Nirmala UI"/>
           <w:b/>
           <w:bCs/>
           <w:kern w:val="0"/>
@@ -5662,7 +5618,7 @@
       </w:r>
       <w:r>
         <w:rPr>
-          <w:rFonts w:ascii="Nirmala UI" w:eastAsia="Arial MT" w:hAnsi="Nirmala UI" w:cs="Nirmala UI"/>
+          <w:rFonts w:ascii="Nirmala UI" w:eastAsia="Nirmala UI" w:hAnsi="Nirmala UI" w:cs="Nirmala UI"/>
           <w:b/>
           <w:bCs/>
           <w:kern w:val="0"/>
@@ -5686,7 +5642,7 @@
       </w:r>
       <w:r>
         <w:rPr>
-          <w:rFonts w:ascii="Nirmala UI" w:eastAsia="Arial MT" w:hAnsi="Nirmala UI" w:cs="Nirmala UI"/>
+          <w:rFonts w:ascii="Nirmala UI" w:eastAsia="Nirmala UI" w:hAnsi="Nirmala UI" w:cs="Nirmala UI"/>
           <w:b/>
           <w:bCs/>
           <w:kern w:val="0"/>
@@ -5710,7 +5666,7 @@
       </w:r>
       <w:r>
         <w:rPr>
-          <w:rFonts w:ascii="Nirmala UI" w:eastAsia="Arial MT" w:hAnsi="Nirmala UI" w:cs="Nirmala UI"/>
+          <w:rFonts w:ascii="Nirmala UI" w:eastAsia="Nirmala UI" w:hAnsi="Nirmala UI" w:cs="Nirmala UI"/>
           <w:b/>
           <w:bCs/>
           <w:kern w:val="0"/>
@@ -5814,6 +5770,7 @@
     </w:p>
     <w:p>
       <w:pPr>
+        <w:keepNext/>
         <w:widowControl w:val="0"/>
         <w:tabs>
           <w:tab w:val="left" w:pos="881"/>
@@ -5844,6 +5801,7 @@
     </w:p>
     <w:p>
       <w:pPr>
+        <w:keepLines/>
         <w:widowControl w:val="0"/>
         <w:autoSpaceDE w:val="0"/>
         <w:autoSpaceDN w:val="0"/>
@@ -5869,7 +5827,7 @@
       </w:r>
       <w:r>
         <w:rPr>
-          <w:rFonts w:ascii="Nirmala UI" w:eastAsia="Arial MT" w:hAnsi="Nirmala UI" w:cs="Nirmala UI" w:hint="cs"/>
+          <w:rFonts w:ascii="Nirmala UI" w:eastAsia="Nirmala UI" w:hAnsi="Nirmala UI" w:cs="Nirmala UI" w:hint="cs"/>
           <w:kern w:val="0"/>
           <w:sz w:val="20"/>
           <w:szCs w:val="20"/>
@@ -5899,7 +5857,7 @@
       </w:r>
       <w:r>
         <w:rPr>
-          <w:rFonts w:ascii="Nirmala UI" w:eastAsia="Arial MT" w:hAnsi="Nirmala UI" w:cs="Nirmala UI"/>
+          <w:rFonts w:ascii="Nirmala UI" w:eastAsia="Nirmala UI" w:hAnsi="Nirmala UI" w:cs="Nirmala UI"/>
           <w:kern w:val="0"/>
           <w:sz w:val="20"/>
           <w:szCs w:val="20"/>
@@ -5950,6 +5908,7 @@
     <w:p>
       <w:pPr>
         <w:pStyle w:val="ListParagraph"/>
+        <w:pageBreakBefore/>
         <w:widowControl w:val="0"/>
         <w:numPr>
           <w:ilvl w:val="0"/>
@@ -6057,7 +6016,7 @@
       </w:pPr>
       <w:r>
         <w:rPr>
-          <w:rFonts w:ascii="Nirmala UI" w:eastAsia="Arial MT" w:hAnsi="Nirmala UI" w:cs="Nirmala UI"/>
+          <w:rFonts w:ascii="Nirmala UI" w:eastAsia="Nirmala UI" w:hAnsi="Nirmala UI" w:cs="Nirmala UI"/>
           <w:kern w:val="0"/>
           <w:sz w:val="20"/>
           <w:szCs w:val="20"/>
@@ -6077,7 +6036,7 @@
       </w:r>
       <w:r>
         <w:rPr>
-          <w:rFonts w:ascii="Nirmala UI" w:eastAsia="Arial MT" w:hAnsi="Nirmala UI" w:cs="Nirmala UI"/>
+          <w:rFonts w:ascii="Nirmala UI" w:eastAsia="Nirmala UI" w:hAnsi="Nirmala UI" w:cs="Nirmala UI"/>
           <w:kern w:val="0"/>
           <w:sz w:val="20"/>
           <w:szCs w:val="20"/>
@@ -6097,7 +6056,7 @@
       </w:r>
       <w:r>
         <w:rPr>
-          <w:rFonts w:ascii="Nirmala UI" w:eastAsia="Arial MT" w:hAnsi="Nirmala UI" w:cs="Nirmala UI"/>
+          <w:rFonts w:ascii="Nirmala UI" w:eastAsia="Nirmala UI" w:hAnsi="Nirmala UI" w:cs="Nirmala UI"/>
           <w:kern w:val="0"/>
           <w:sz w:val="20"/>
           <w:szCs w:val="20"/>
@@ -6117,7 +6076,7 @@
       </w:r>
       <w:r>
         <w:rPr>
-          <w:rFonts w:ascii="Nirmala UI" w:eastAsia="Arial MT" w:hAnsi="Nirmala UI" w:cs="Nirmala UI"/>
+          <w:rFonts w:ascii="Nirmala UI" w:eastAsia="Nirmala UI" w:hAnsi="Nirmala UI" w:cs="Nirmala UI"/>
           <w:kern w:val="0"/>
           <w:sz w:val="20"/>
           <w:szCs w:val="20"/>
@@ -6137,7 +6096,7 @@
       </w:r>
       <w:r>
         <w:rPr>
-          <w:rFonts w:ascii="Nirmala UI" w:eastAsia="Arial MT" w:hAnsi="Nirmala UI" w:cs="Nirmala UI"/>
+          <w:rFonts w:ascii="Nirmala UI" w:eastAsia="Nirmala UI" w:hAnsi="Nirmala UI" w:cs="Nirmala UI"/>
           <w:kern w:val="0"/>
           <w:sz w:val="20"/>
           <w:szCs w:val="20"/>
@@ -6157,7 +6116,7 @@
       </w:r>
       <w:r>
         <w:rPr>
-          <w:rFonts w:ascii="Nirmala UI" w:eastAsia="Arial MT" w:hAnsi="Nirmala UI" w:cs="Nirmala UI"/>
+          <w:rFonts w:ascii="Nirmala UI" w:eastAsia="Nirmala UI" w:hAnsi="Nirmala UI" w:cs="Nirmala UI"/>
           <w:kern w:val="0"/>
           <w:sz w:val="20"/>
           <w:szCs w:val="20"/>
@@ -6177,7 +6136,7 @@
       </w:r>
       <w:r>
         <w:rPr>
-          <w:rFonts w:ascii="Nirmala UI" w:eastAsia="Arial MT" w:hAnsi="Nirmala UI" w:cs="Nirmala UI"/>
+          <w:rFonts w:ascii="Nirmala UI" w:eastAsia="Nirmala UI" w:hAnsi="Nirmala UI" w:cs="Nirmala UI"/>
           <w:kern w:val="0"/>
           <w:sz w:val="20"/>
           <w:szCs w:val="20"/>
@@ -6197,7 +6156,7 @@
       </w:r>
       <w:r>
         <w:rPr>
-          <w:rFonts w:ascii="Nirmala UI" w:eastAsia="Arial MT" w:hAnsi="Nirmala UI" w:cs="Nirmala UI"/>
+          <w:rFonts w:ascii="Nirmala UI" w:eastAsia="Nirmala UI" w:hAnsi="Nirmala UI" w:cs="Nirmala UI"/>
           <w:kern w:val="0"/>
           <w:sz w:val="20"/>
           <w:szCs w:val="20"/>
@@ -6217,7 +6176,7 @@
       </w:r>
       <w:r>
         <w:rPr>
-          <w:rFonts w:ascii="Nirmala UI" w:eastAsia="Arial MT" w:hAnsi="Nirmala UI" w:cs="Nirmala UI"/>
+          <w:rFonts w:ascii="Nirmala UI" w:eastAsia="Nirmala UI" w:hAnsi="Nirmala UI" w:cs="Nirmala UI"/>
           <w:kern w:val="0"/>
           <w:sz w:val="20"/>
           <w:szCs w:val="20"/>
@@ -6237,7 +6196,7 @@
       </w:r>
       <w:r>
         <w:rPr>
-          <w:rFonts w:ascii="Nirmala UI" w:eastAsia="Arial MT" w:hAnsi="Nirmala UI" w:cs="Nirmala UI"/>
+          <w:rFonts w:ascii="Nirmala UI" w:eastAsia="Nirmala UI" w:hAnsi="Nirmala UI" w:cs="Nirmala UI"/>
           <w:kern w:val="0"/>
           <w:sz w:val="20"/>
           <w:szCs w:val="20"/>
@@ -6257,7 +6216,7 @@
       </w:r>
       <w:r>
         <w:rPr>
-          <w:rFonts w:ascii="Nirmala UI" w:eastAsia="Arial MT" w:hAnsi="Nirmala UI" w:cs="Nirmala UI"/>
+          <w:rFonts w:ascii="Nirmala UI" w:eastAsia="Nirmala UI" w:hAnsi="Nirmala UI" w:cs="Nirmala UI"/>
           <w:kern w:val="0"/>
           <w:sz w:val="20"/>
           <w:szCs w:val="20"/>
@@ -6277,7 +6236,7 @@
       </w:r>
       <w:r>
         <w:rPr>
-          <w:rFonts w:ascii="Nirmala UI" w:eastAsia="Arial MT" w:hAnsi="Nirmala UI" w:cs="Nirmala UI"/>
+          <w:rFonts w:ascii="Nirmala UI" w:eastAsia="Nirmala UI" w:hAnsi="Nirmala UI" w:cs="Nirmala UI"/>
           <w:kern w:val="0"/>
           <w:sz w:val="20"/>
           <w:szCs w:val="20"/>
@@ -6297,7 +6256,7 @@
       </w:r>
       <w:r>
         <w:rPr>
-          <w:rFonts w:ascii="Nirmala UI" w:eastAsia="Arial MT" w:hAnsi="Nirmala UI" w:cs="Nirmala UI"/>
+          <w:rFonts w:ascii="Nirmala UI" w:eastAsia="Nirmala UI" w:hAnsi="Nirmala UI" w:cs="Nirmala UI"/>
           <w:kern w:val="0"/>
           <w:sz w:val="20"/>
           <w:szCs w:val="20"/>
@@ -6317,7 +6276,7 @@
       </w:r>
       <w:r>
         <w:rPr>
-          <w:rFonts w:ascii="Nirmala UI" w:eastAsia="Arial MT" w:hAnsi="Nirmala UI" w:cs="Nirmala UI"/>
+          <w:rFonts w:ascii="Nirmala UI" w:eastAsia="Nirmala UI" w:hAnsi="Nirmala UI" w:cs="Nirmala UI"/>
           <w:kern w:val="0"/>
           <w:sz w:val="20"/>
           <w:szCs w:val="20"/>
@@ -6337,7 +6296,7 @@
       </w:r>
       <w:r>
         <w:rPr>
-          <w:rFonts w:ascii="Nirmala UI" w:eastAsia="Arial MT" w:hAnsi="Nirmala UI" w:cs="Nirmala UI"/>
+          <w:rFonts w:ascii="Nirmala UI" w:eastAsia="Nirmala UI" w:hAnsi="Nirmala UI" w:cs="Nirmala UI"/>
           <w:kern w:val="0"/>
           <w:sz w:val="20"/>
           <w:szCs w:val="20"/>
@@ -6357,7 +6316,7 @@
       </w:r>
       <w:r>
         <w:rPr>
-          <w:rFonts w:ascii="Nirmala UI" w:eastAsia="Arial MT" w:hAnsi="Nirmala UI" w:cs="Nirmala UI"/>
+          <w:rFonts w:ascii="Nirmala UI" w:eastAsia="Nirmala UI" w:hAnsi="Nirmala UI" w:cs="Nirmala UI"/>
           <w:kern w:val="0"/>
           <w:sz w:val="20"/>
           <w:szCs w:val="20"/>
@@ -6377,7 +6336,7 @@
       </w:r>
       <w:r>
         <w:rPr>
-          <w:rFonts w:ascii="Nirmala UI" w:eastAsia="Arial MT" w:hAnsi="Nirmala UI" w:cs="Nirmala UI"/>
+          <w:rFonts w:ascii="Nirmala UI" w:eastAsia="Nirmala UI" w:hAnsi="Nirmala UI" w:cs="Nirmala UI"/>
           <w:kern w:val="0"/>
           <w:sz w:val="20"/>
           <w:szCs w:val="20"/>
@@ -6397,7 +6356,7 @@
       </w:r>
       <w:r>
         <w:rPr>
-          <w:rFonts w:ascii="Nirmala UI" w:eastAsia="Arial MT" w:hAnsi="Nirmala UI" w:cs="Nirmala UI"/>
+          <w:rFonts w:ascii="Nirmala UI" w:eastAsia="Nirmala UI" w:hAnsi="Nirmala UI" w:cs="Nirmala UI"/>
           <w:kern w:val="0"/>
           <w:sz w:val="20"/>
           <w:szCs w:val="20"/>
@@ -6675,7 +6634,7 @@
       </w:r>
       <w:r>
         <w:rPr>
-          <w:rFonts w:ascii="Nirmala UI" w:eastAsia="Arial MT" w:hAnsi="Nirmala UI" w:cs="Nirmala UI"/>
+          <w:rFonts w:ascii="Nirmala UI" w:eastAsia="Nirmala UI" w:hAnsi="Nirmala UI" w:cs="Nirmala UI"/>
           <w:kern w:val="0"/>
           <w:sz w:val="20"/>
           <w:szCs w:val="20"/>
@@ -6695,7 +6654,7 @@
       </w:r>
       <w:r>
         <w:rPr>
-          <w:rFonts w:ascii="Nirmala UI" w:eastAsia="Arial MT" w:hAnsi="Nirmala UI" w:cs="Nirmala UI"/>
+          <w:rFonts w:ascii="Nirmala UI" w:eastAsia="Nirmala UI" w:hAnsi="Nirmala UI" w:cs="Nirmala UI"/>
           <w:kern w:val="0"/>
           <w:sz w:val="20"/>
           <w:szCs w:val="20"/>
@@ -6715,7 +6674,7 @@
       </w:r>
       <w:r>
         <w:rPr>
-          <w:rFonts w:ascii="Nirmala UI" w:eastAsia="Arial MT" w:hAnsi="Nirmala UI" w:cs="Nirmala UI"/>
+          <w:rFonts w:ascii="Nirmala UI" w:eastAsia="Nirmala UI" w:hAnsi="Nirmala UI" w:cs="Nirmala UI"/>
           <w:kern w:val="0"/>
           <w:sz w:val="20"/>
           <w:szCs w:val="20"/>
@@ -6735,7 +6694,7 @@
       </w:r>
       <w:r>
         <w:rPr>
-          <w:rFonts w:ascii="Nirmala UI" w:eastAsia="Arial MT" w:hAnsi="Nirmala UI" w:cs="Nirmala UI"/>
+          <w:rFonts w:ascii="Nirmala UI" w:eastAsia="Nirmala UI" w:hAnsi="Nirmala UI" w:cs="Nirmala UI"/>
           <w:kern w:val="0"/>
           <w:sz w:val="20"/>
           <w:szCs w:val="20"/>
@@ -6755,7 +6714,7 @@
       </w:r>
       <w:r>
         <w:rPr>
-          <w:rFonts w:ascii="Nirmala UI" w:eastAsia="Arial MT" w:hAnsi="Nirmala UI" w:cs="Nirmala UI"/>
+          <w:rFonts w:ascii="Nirmala UI" w:eastAsia="Nirmala UI" w:hAnsi="Nirmala UI" w:cs="Nirmala UI"/>
           <w:kern w:val="0"/>
           <w:sz w:val="20"/>
           <w:szCs w:val="20"/>
@@ -6775,7 +6734,7 @@
       </w:r>
       <w:r>
         <w:rPr>
-          <w:rFonts w:ascii="Nirmala UI" w:eastAsia="Arial MT" w:hAnsi="Nirmala UI" w:cs="Nirmala UI"/>
+          <w:rFonts w:ascii="Nirmala UI" w:eastAsia="Nirmala UI" w:hAnsi="Nirmala UI" w:cs="Nirmala UI"/>
           <w:kern w:val="0"/>
           <w:sz w:val="20"/>
           <w:szCs w:val="20"/>
@@ -6795,7 +6754,7 @@
       </w:r>
       <w:r>
         <w:rPr>
-          <w:rFonts w:ascii="Nirmala UI" w:eastAsia="Arial MT" w:hAnsi="Nirmala UI" w:cs="Nirmala UI"/>
+          <w:rFonts w:ascii="Nirmala UI" w:eastAsia="Nirmala UI" w:hAnsi="Nirmala UI" w:cs="Nirmala UI"/>
           <w:kern w:val="0"/>
           <w:sz w:val="20"/>
           <w:szCs w:val="20"/>
@@ -6815,7 +6774,7 @@
       </w:r>
       <w:r>
         <w:rPr>
-          <w:rFonts w:ascii="Nirmala UI" w:eastAsia="Arial MT" w:hAnsi="Nirmala UI" w:cs="Nirmala UI"/>
+          <w:rFonts w:ascii="Nirmala UI" w:eastAsia="Nirmala UI" w:hAnsi="Nirmala UI" w:cs="Nirmala UI"/>
           <w:kern w:val="0"/>
           <w:sz w:val="20"/>
           <w:szCs w:val="20"/>
@@ -6835,7 +6794,7 @@
       </w:r>
       <w:r>
         <w:rPr>
-          <w:rFonts w:ascii="Nirmala UI" w:eastAsia="Arial MT" w:hAnsi="Nirmala UI" w:cs="Nirmala UI"/>
+          <w:rFonts w:ascii="Nirmala UI" w:eastAsia="Nirmala UI" w:hAnsi="Nirmala UI" w:cs="Nirmala UI"/>
           <w:kern w:val="0"/>
           <w:sz w:val="20"/>
           <w:szCs w:val="20"/>
@@ -6855,7 +6814,7 @@
       </w:r>
       <w:r>
         <w:rPr>
-          <w:rFonts w:ascii="Nirmala UI" w:eastAsia="Arial MT" w:hAnsi="Nirmala UI" w:cs="Nirmala UI"/>
+          <w:rFonts w:ascii="Nirmala UI" w:eastAsia="Nirmala UI" w:hAnsi="Nirmala UI" w:cs="Nirmala UI"/>
           <w:kern w:val="0"/>
           <w:sz w:val="20"/>
           <w:szCs w:val="20"/>
@@ -6875,7 +6834,7 @@
       </w:r>
       <w:r>
         <w:rPr>
-          <w:rFonts w:ascii="Nirmala UI" w:eastAsia="Arial MT" w:hAnsi="Nirmala UI" w:cs="Nirmala UI"/>
+          <w:rFonts w:ascii="Nirmala UI" w:eastAsia="Nirmala UI" w:hAnsi="Nirmala UI" w:cs="Nirmala UI"/>
           <w:kern w:val="0"/>
           <w:sz w:val="20"/>
           <w:szCs w:val="20"/>
@@ -6895,7 +6854,7 @@
       </w:r>
       <w:r>
         <w:rPr>
-          <w:rFonts w:ascii="Nirmala UI" w:eastAsia="Arial MT" w:hAnsi="Nirmala UI" w:cs="Nirmala UI"/>
+          <w:rFonts w:ascii="Nirmala UI" w:eastAsia="Nirmala UI" w:hAnsi="Nirmala UI" w:cs="Nirmala UI"/>
           <w:kern w:val="0"/>
           <w:sz w:val="20"/>
           <w:szCs w:val="20"/>
@@ -6915,7 +6874,7 @@
       </w:r>
       <w:r>
         <w:rPr>
-          <w:rFonts w:ascii="Nirmala UI" w:eastAsia="Arial MT" w:hAnsi="Nirmala UI" w:cs="Nirmala UI"/>
+          <w:rFonts w:ascii="Nirmala UI" w:eastAsia="Nirmala UI" w:hAnsi="Nirmala UI" w:cs="Nirmala UI"/>
           <w:kern w:val="0"/>
           <w:sz w:val="20"/>
           <w:szCs w:val="20"/>
@@ -6935,7 +6894,7 @@
       </w:r>
       <w:r>
         <w:rPr>
-          <w:rFonts w:ascii="Nirmala UI" w:eastAsia="Arial MT" w:hAnsi="Nirmala UI" w:cs="Nirmala UI"/>
+          <w:rFonts w:ascii="Nirmala UI" w:eastAsia="Nirmala UI" w:hAnsi="Nirmala UI" w:cs="Nirmala UI"/>
           <w:kern w:val="0"/>
           <w:sz w:val="20"/>
           <w:szCs w:val="20"/>
@@ -6955,7 +6914,7 @@
       </w:r>
       <w:r>
         <w:rPr>
-          <w:rFonts w:ascii="Nirmala UI" w:eastAsia="Arial MT" w:hAnsi="Nirmala UI" w:cs="Nirmala UI"/>
+          <w:rFonts w:ascii="Nirmala UI" w:eastAsia="Nirmala UI" w:hAnsi="Nirmala UI" w:cs="Nirmala UI"/>
           <w:kern w:val="0"/>
           <w:sz w:val="20"/>
           <w:szCs w:val="20"/>
@@ -6975,7 +6934,7 @@
       </w:r>
       <w:r>
         <w:rPr>
-          <w:rFonts w:ascii="Nirmala UI" w:eastAsia="Arial MT" w:hAnsi="Nirmala UI" w:cs="Nirmala UI"/>
+          <w:rFonts w:ascii="Nirmala UI" w:eastAsia="Nirmala UI" w:hAnsi="Nirmala UI" w:cs="Nirmala UI"/>
           <w:kern w:val="0"/>
           <w:sz w:val="20"/>
           <w:szCs w:val="20"/>
@@ -6995,7 +6954,7 @@
       </w:r>
       <w:r>
         <w:rPr>
-          <w:rFonts w:ascii="Nirmala UI" w:eastAsia="Arial MT" w:hAnsi="Nirmala UI" w:cs="Nirmala UI"/>
+          <w:rFonts w:ascii="Nirmala UI" w:eastAsia="Nirmala UI" w:hAnsi="Nirmala UI" w:cs="Nirmala UI"/>
           <w:kern w:val="0"/>
           <w:sz w:val="20"/>
           <w:szCs w:val="20"/>
@@ -7015,7 +6974,7 @@
       </w:r>
       <w:r>
         <w:rPr>
-          <w:rFonts w:ascii="Nirmala UI" w:eastAsia="Arial MT" w:hAnsi="Nirmala UI" w:cs="Nirmala UI"/>
+          <w:rFonts w:ascii="Nirmala UI" w:eastAsia="Nirmala UI" w:hAnsi="Nirmala UI" w:cs="Nirmala UI"/>
           <w:kern w:val="0"/>
           <w:sz w:val="20"/>
           <w:szCs w:val="20"/>
@@ -7035,7 +6994,7 @@
       </w:r>
       <w:r>
         <w:rPr>
-          <w:rFonts w:ascii="Nirmala UI" w:eastAsia="Arial MT" w:hAnsi="Nirmala UI" w:cs="Nirmala UI"/>
+          <w:rFonts w:ascii="Nirmala UI" w:eastAsia="Nirmala UI" w:hAnsi="Nirmala UI" w:cs="Nirmala UI"/>
           <w:kern w:val="0"/>
           <w:sz w:val="20"/>
           <w:szCs w:val="20"/>
@@ -7055,7 +7014,7 @@
       </w:r>
       <w:r>
         <w:rPr>
-          <w:rFonts w:ascii="Nirmala UI" w:eastAsia="Arial MT" w:hAnsi="Nirmala UI" w:cs="Nirmala UI"/>
+          <w:rFonts w:ascii="Nirmala UI" w:eastAsia="Nirmala UI" w:hAnsi="Nirmala UI" w:cs="Nirmala UI"/>
           <w:kern w:val="0"/>
           <w:sz w:val="20"/>
           <w:szCs w:val="20"/>
@@ -7075,7 +7034,7 @@
       </w:r>
       <w:r>
         <w:rPr>
-          <w:rFonts w:ascii="Nirmala UI" w:eastAsia="Arial MT" w:hAnsi="Nirmala UI" w:cs="Nirmala UI"/>
+          <w:rFonts w:ascii="Nirmala UI" w:eastAsia="Nirmala UI" w:hAnsi="Nirmala UI" w:cs="Nirmala UI"/>
           <w:kern w:val="0"/>
           <w:sz w:val="20"/>
           <w:szCs w:val="20"/>
@@ -7230,7 +7189,7 @@
       </w:pPr>
       <w:r>
         <w:rPr>
-          <w:rFonts w:ascii="Nirmala UI" w:eastAsia="Arial MT" w:hAnsi="Nirmala UI" w:cs="Nirmala UI"/>
+          <w:rFonts w:ascii="Nirmala UI" w:eastAsia="Nirmala UI" w:hAnsi="Nirmala UI" w:cs="Nirmala UI"/>
           <w:b/>
           <w:bCs/>
           <w:kern w:val="0"/>
@@ -7256,7 +7215,7 @@
       </w:r>
       <w:r>
         <w:rPr>
-          <w:rFonts w:ascii="Nirmala UI" w:eastAsia="Arial MT" w:hAnsi="Nirmala UI" w:cs="Nirmala UI"/>
+          <w:rFonts w:ascii="Nirmala UI" w:eastAsia="Nirmala UI" w:hAnsi="Nirmala UI" w:cs="Nirmala UI"/>
           <w:b/>
           <w:bCs/>
           <w:kern w:val="0"/>
@@ -7282,7 +7241,7 @@
       </w:r>
       <w:r>
         <w:rPr>
-          <w:rFonts w:ascii="Nirmala UI" w:eastAsia="Arial MT" w:hAnsi="Nirmala UI" w:cs="Nirmala UI"/>
+          <w:rFonts w:ascii="Nirmala UI" w:eastAsia="Nirmala UI" w:hAnsi="Nirmala UI" w:cs="Nirmala UI"/>
           <w:kern w:val="0"/>
           <w:sz w:val="20"/>
           <w:szCs w:val="20"/>
@@ -7302,7 +7261,7 @@
       </w:r>
       <w:r>
         <w:rPr>
-          <w:rFonts w:ascii="Nirmala UI" w:eastAsia="Arial MT" w:hAnsi="Nirmala UI" w:cs="Nirmala UI"/>
+          <w:rFonts w:ascii="Nirmala UI" w:eastAsia="Nirmala UI" w:hAnsi="Nirmala UI" w:cs="Nirmala UI"/>
           <w:kern w:val="0"/>
           <w:sz w:val="20"/>
           <w:szCs w:val="20"/>
@@ -7322,7 +7281,7 @@
       </w:r>
       <w:r>
         <w:rPr>
-          <w:rFonts w:ascii="Nirmala UI" w:eastAsia="Arial MT" w:hAnsi="Nirmala UI" w:cs="Nirmala UI"/>
+          <w:rFonts w:ascii="Nirmala UI" w:eastAsia="Nirmala UI" w:hAnsi="Nirmala UI" w:cs="Nirmala UI"/>
           <w:kern w:val="0"/>
           <w:sz w:val="20"/>
           <w:szCs w:val="20"/>
@@ -7342,7 +7301,7 @@
       </w:r>
       <w:r>
         <w:rPr>
-          <w:rFonts w:ascii="Nirmala UI" w:eastAsia="Arial MT" w:hAnsi="Nirmala UI" w:cs="Nirmala UI"/>
+          <w:rFonts w:ascii="Nirmala UI" w:eastAsia="Nirmala UI" w:hAnsi="Nirmala UI" w:cs="Nirmala UI"/>
           <w:kern w:val="0"/>
           <w:sz w:val="20"/>
           <w:szCs w:val="20"/>
@@ -7362,7 +7321,7 @@
       </w:r>
       <w:r>
         <w:rPr>
-          <w:rFonts w:ascii="Nirmala UI" w:eastAsia="Arial MT" w:hAnsi="Nirmala UI" w:cs="Nirmala UI"/>
+          <w:rFonts w:ascii="Nirmala UI" w:eastAsia="Nirmala UI" w:hAnsi="Nirmala UI" w:cs="Nirmala UI"/>
           <w:kern w:val="0"/>
           <w:sz w:val="20"/>
           <w:szCs w:val="20"/>
@@ -7382,7 +7341,7 @@
       </w:r>
       <w:r>
         <w:rPr>
-          <w:rFonts w:ascii="Nirmala UI" w:eastAsia="Arial MT" w:hAnsi="Nirmala UI" w:cs="Nirmala UI"/>
+          <w:rFonts w:ascii="Nirmala UI" w:eastAsia="Nirmala UI" w:hAnsi="Nirmala UI" w:cs="Nirmala UI"/>
           <w:kern w:val="0"/>
           <w:sz w:val="20"/>
           <w:szCs w:val="20"/>
@@ -7402,7 +7361,7 @@
       </w:r>
       <w:r>
         <w:rPr>
-          <w:rFonts w:ascii="Nirmala UI" w:eastAsia="Arial MT" w:hAnsi="Nirmala UI" w:cs="Nirmala UI"/>
+          <w:rFonts w:ascii="Nirmala UI" w:eastAsia="Nirmala UI" w:hAnsi="Nirmala UI" w:cs="Nirmala UI"/>
           <w:kern w:val="0"/>
           <w:sz w:val="20"/>
           <w:szCs w:val="20"/>
@@ -7422,7 +7381,7 @@
       </w:r>
       <w:r>
         <w:rPr>
-          <w:rFonts w:ascii="Nirmala UI" w:eastAsia="Arial MT" w:hAnsi="Nirmala UI" w:cs="Nirmala UI"/>
+          <w:rFonts w:ascii="Nirmala UI" w:eastAsia="Nirmala UI" w:hAnsi="Nirmala UI" w:cs="Nirmala UI"/>
           <w:kern w:val="0"/>
           <w:sz w:val="20"/>
           <w:szCs w:val="20"/>
@@ -7442,7 +7401,7 @@
       </w:r>
       <w:r>
         <w:rPr>
-          <w:rFonts w:ascii="Nirmala UI" w:eastAsia="Arial MT" w:hAnsi="Nirmala UI" w:cs="Nirmala UI"/>
+          <w:rFonts w:ascii="Nirmala UI" w:eastAsia="Nirmala UI" w:hAnsi="Nirmala UI" w:cs="Nirmala UI"/>
           <w:kern w:val="0"/>
           <w:sz w:val="20"/>
           <w:szCs w:val="20"/>
@@ -7472,7 +7431,7 @@
       </w:r>
       <w:r>
         <w:rPr>
-          <w:rFonts w:ascii="Nirmala UI" w:eastAsia="Arial MT" w:hAnsi="Nirmala UI" w:cs="Nirmala UI"/>
+          <w:rFonts w:ascii="Nirmala UI" w:eastAsia="Nirmala UI" w:hAnsi="Nirmala UI" w:cs="Nirmala UI"/>
           <w:kern w:val="0"/>
           <w:sz w:val="20"/>
           <w:szCs w:val="20"/>
@@ -7492,7 +7451,7 @@
       </w:r>
       <w:r>
         <w:rPr>
-          <w:rFonts w:ascii="Nirmala UI" w:eastAsia="Arial MT" w:hAnsi="Nirmala UI" w:cs="Nirmala UI"/>
+          <w:rFonts w:ascii="Nirmala UI" w:eastAsia="Nirmala UI" w:hAnsi="Nirmala UI" w:cs="Nirmala UI"/>
           <w:kern w:val="0"/>
           <w:sz w:val="20"/>
           <w:szCs w:val="20"/>
@@ -7512,7 +7471,7 @@
       </w:r>
       <w:r>
         <w:rPr>
-          <w:rFonts w:ascii="Nirmala UI" w:eastAsia="Arial MT" w:hAnsi="Nirmala UI" w:cs="Nirmala UI"/>
+          <w:rFonts w:ascii="Nirmala UI" w:eastAsia="Nirmala UI" w:hAnsi="Nirmala UI" w:cs="Nirmala UI"/>
           <w:kern w:val="0"/>
           <w:sz w:val="20"/>
           <w:szCs w:val="20"/>
@@ -7532,7 +7491,7 @@
       </w:r>
       <w:r>
         <w:rPr>
-          <w:rFonts w:ascii="Nirmala UI" w:eastAsia="Arial MT" w:hAnsi="Nirmala UI" w:cs="Nirmala UI"/>
+          <w:rFonts w:ascii="Nirmala UI" w:eastAsia="Nirmala UI" w:hAnsi="Nirmala UI" w:cs="Nirmala UI"/>
           <w:kern w:val="0"/>
           <w:sz w:val="20"/>
           <w:szCs w:val="20"/>
@@ -7552,7 +7511,7 @@
       </w:r>
       <w:r>
         <w:rPr>
-          <w:rFonts w:ascii="Nirmala UI" w:eastAsia="Arial MT" w:hAnsi="Nirmala UI" w:cs="Nirmala UI"/>
+          <w:rFonts w:ascii="Nirmala UI" w:eastAsia="Nirmala UI" w:hAnsi="Nirmala UI" w:cs="Nirmala UI"/>
           <w:kern w:val="0"/>
           <w:sz w:val="20"/>
           <w:szCs w:val="20"/>
@@ -7572,7 +7531,7 @@
       </w:r>
       <w:r>
         <w:rPr>
-          <w:rFonts w:ascii="Nirmala UI" w:eastAsia="Arial MT" w:hAnsi="Nirmala UI" w:cs="Nirmala UI"/>
+          <w:rFonts w:ascii="Nirmala UI" w:eastAsia="Nirmala UI" w:hAnsi="Nirmala UI" w:cs="Nirmala UI"/>
           <w:kern w:val="0"/>
           <w:sz w:val="20"/>
           <w:szCs w:val="20"/>
@@ -7592,7 +7551,7 @@
       </w:r>
       <w:r>
         <w:rPr>
-          <w:rFonts w:ascii="Nirmala UI" w:eastAsia="Arial MT" w:hAnsi="Nirmala UI" w:cs="Nirmala UI"/>
+          <w:rFonts w:ascii="Nirmala UI" w:eastAsia="Nirmala UI" w:hAnsi="Nirmala UI" w:cs="Nirmala UI"/>
           <w:kern w:val="0"/>
           <w:sz w:val="20"/>
           <w:szCs w:val="20"/>
@@ -7816,7 +7775,7 @@
       </w:pPr>
       <w:r>
         <w:rPr>
-          <w:rFonts w:ascii="Nirmala UI" w:eastAsia="Arial MT" w:hAnsi="Nirmala UI" w:cs="Nirmala UI"/>
+          <w:rFonts w:ascii="Nirmala UI" w:eastAsia="Nirmala UI" w:hAnsi="Nirmala UI" w:cs="Nirmala UI"/>
           <w:b/>
           <w:kern w:val="0"/>
           <w:sz w:val="20"/>
@@ -7838,7 +7797,7 @@
       </w:r>
       <w:r>
         <w:rPr>
-          <w:rFonts w:ascii="Nirmala UI" w:eastAsia="Arial MT" w:hAnsi="Nirmala UI" w:cs="Nirmala UI"/>
+          <w:rFonts w:ascii="Nirmala UI" w:eastAsia="Nirmala UI" w:hAnsi="Nirmala UI" w:cs="Nirmala UI"/>
           <w:bCs/>
           <w:kern w:val="0"/>
           <w:sz w:val="20"/>
@@ -8023,6 +7982,7 @@
     </w:p>
     <w:p>
       <w:pPr>
+        <w:keepNext/>
         <w:widowControl w:val="0"/>
         <w:tabs>
           <w:tab w:val="left" w:pos="881"/>
@@ -8053,6 +8013,7 @@
     </w:p>
     <w:p>
       <w:pPr>
+        <w:keepLines/>
         <w:widowControl w:val="0"/>
         <w:autoSpaceDE w:val="0"/>
         <w:autoSpaceDN w:val="0"/>
@@ -8078,7 +8039,7 @@
       </w:r>
       <w:r>
         <w:rPr>
-          <w:rFonts w:ascii="Nirmala UI" w:eastAsia="Arial MT" w:hAnsi="Nirmala UI" w:cs="Nirmala UI" w:hint="cs"/>
+          <w:rFonts w:ascii="Nirmala UI" w:eastAsia="Nirmala UI" w:hAnsi="Nirmala UI" w:cs="Nirmala UI" w:hint="cs"/>
           <w:kern w:val="0"/>
           <w:sz w:val="20"/>
           <w:szCs w:val="20"/>
@@ -8108,7 +8069,7 @@
       </w:r>
       <w:r>
         <w:rPr>
-          <w:rFonts w:ascii="Nirmala UI" w:eastAsia="Arial MT" w:hAnsi="Nirmala UI" w:cs="Nirmala UI"/>
+          <w:rFonts w:ascii="Nirmala UI" w:eastAsia="Nirmala UI" w:hAnsi="Nirmala UI" w:cs="Nirmala UI"/>
           <w:kern w:val="0"/>
           <w:sz w:val="20"/>
           <w:szCs w:val="20"/>
@@ -8173,6 +8134,7 @@
     </w:p>
     <w:p>
       <w:pPr>
+        <w:pageBreakBefore/>
         <w:widowControl w:val="0"/>
         <w:numPr>
           <w:ilvl w:val="0"/>
@@ -8493,7 +8455,7 @@
       </w:r>
       <w:r>
         <w:rPr>
-          <w:rFonts w:ascii="Nirmala UI" w:eastAsia="Arial MT" w:hAnsi="Nirmala UI" w:cs="Nirmala UI"/>
+          <w:rFonts w:ascii="Nirmala UI" w:eastAsia="Nirmala UI" w:hAnsi="Nirmala UI" w:cs="Nirmala UI"/>
           <w:bCs/>
           <w:kern w:val="0"/>
           <w:sz w:val="19"/>
@@ -8504,7 +8466,7 @@
       </w:r>
       <w:r>
         <w:rPr>
-          <w:rFonts w:ascii="Nirmala UI" w:eastAsia="Arial MT" w:hAnsi="Nirmala UI" w:cs="Nirmala UI"/>
+          <w:rFonts w:ascii="Nirmala UI" w:eastAsia="Nirmala UI" w:hAnsi="Nirmala UI" w:cs="Nirmala UI"/>
           <w:bCs/>
           <w:kern w:val="0"/>
           <w:sz w:val="19"/>
@@ -8966,7 +8928,7 @@
       </w:pPr>
       <w:r>
         <w:rPr>
-          <w:rFonts w:ascii="Nirmala UI" w:eastAsia="Arial MT" w:hAnsi="Nirmala UI" w:cs="Nirmala UI"/>
+          <w:rFonts w:ascii="Nirmala UI" w:eastAsia="Nirmala UI" w:hAnsi="Nirmala UI" w:cs="Nirmala UI"/>
           <w:bCs/>
           <w:kern w:val="0"/>
           <w:sz w:val="19"/>
@@ -8988,7 +8950,7 @@
       </w:r>
       <w:r>
         <w:rPr>
-          <w:rFonts w:ascii="Nirmala UI" w:eastAsia="Arial MT" w:hAnsi="Nirmala UI" w:cs="Nirmala UI"/>
+          <w:rFonts w:ascii="Nirmala UI" w:eastAsia="Nirmala UI" w:hAnsi="Nirmala UI" w:cs="Nirmala UI"/>
           <w:bCs/>
           <w:kern w:val="0"/>
           <w:sz w:val="19"/>
@@ -9010,7 +8972,7 @@
       </w:r>
       <w:r>
         <w:rPr>
-          <w:rFonts w:ascii="Nirmala UI" w:eastAsia="Arial MT" w:hAnsi="Nirmala UI" w:cs="Nirmala UI"/>
+          <w:rFonts w:ascii="Nirmala UI" w:eastAsia="Nirmala UI" w:hAnsi="Nirmala UI" w:cs="Nirmala UI"/>
           <w:bCs/>
           <w:kern w:val="0"/>
           <w:sz w:val="19"/>
@@ -9032,7 +8994,7 @@
       </w:r>
       <w:r>
         <w:rPr>
-          <w:rFonts w:ascii="Nirmala UI" w:eastAsia="Arial MT" w:hAnsi="Nirmala UI" w:cs="Nirmala UI"/>
+          <w:rFonts w:ascii="Nirmala UI" w:eastAsia="Nirmala UI" w:hAnsi="Nirmala UI" w:cs="Nirmala UI"/>
           <w:bCs/>
           <w:kern w:val="0"/>
           <w:sz w:val="19"/>
@@ -9054,7 +9016,7 @@
       </w:r>
       <w:r>
         <w:rPr>
-          <w:rFonts w:ascii="Nirmala UI" w:eastAsia="Arial MT" w:hAnsi="Nirmala UI" w:cs="Nirmala UI"/>
+          <w:rFonts w:ascii="Nirmala UI" w:eastAsia="Nirmala UI" w:hAnsi="Nirmala UI" w:cs="Nirmala UI"/>
           <w:bCs/>
           <w:kern w:val="0"/>
           <w:sz w:val="19"/>
@@ -9076,7 +9038,7 @@
       </w:r>
       <w:r>
         <w:rPr>
-          <w:rFonts w:ascii="Nirmala UI" w:eastAsia="Arial MT" w:hAnsi="Nirmala UI" w:cs="Nirmala UI"/>
+          <w:rFonts w:ascii="Nirmala UI" w:eastAsia="Nirmala UI" w:hAnsi="Nirmala UI" w:cs="Nirmala UI"/>
           <w:bCs/>
           <w:kern w:val="0"/>
           <w:sz w:val="19"/>
@@ -9098,7 +9060,7 @@
       </w:r>
       <w:r>
         <w:rPr>
-          <w:rFonts w:ascii="Nirmala UI" w:eastAsia="Arial MT" w:hAnsi="Nirmala UI" w:cs="Nirmala UI"/>
+          <w:rFonts w:ascii="Nirmala UI" w:eastAsia="Nirmala UI" w:hAnsi="Nirmala UI" w:cs="Nirmala UI"/>
           <w:bCs/>
           <w:kern w:val="0"/>
           <w:sz w:val="19"/>
@@ -9120,7 +9082,7 @@
       </w:r>
       <w:r>
         <w:rPr>
-          <w:rFonts w:ascii="Nirmala UI" w:eastAsia="Arial MT" w:hAnsi="Nirmala UI" w:cs="Nirmala UI"/>
+          <w:rFonts w:ascii="Nirmala UI" w:eastAsia="Nirmala UI" w:hAnsi="Nirmala UI" w:cs="Nirmala UI"/>
           <w:bCs/>
           <w:kern w:val="0"/>
           <w:sz w:val="19"/>
@@ -9142,7 +9104,7 @@
       </w:r>
       <w:r>
         <w:rPr>
-          <w:rFonts w:ascii="Nirmala UI" w:eastAsia="Arial MT" w:hAnsi="Nirmala UI" w:cs="Nirmala UI"/>
+          <w:rFonts w:ascii="Nirmala UI" w:eastAsia="Nirmala UI" w:hAnsi="Nirmala UI" w:cs="Nirmala UI"/>
           <w:bCs/>
           <w:kern w:val="0"/>
           <w:sz w:val="19"/>
@@ -9164,7 +9126,7 @@
       </w:r>
       <w:r>
         <w:rPr>
-          <w:rFonts w:ascii="Nirmala UI" w:eastAsia="Arial MT" w:hAnsi="Nirmala UI" w:cs="Nirmala UI"/>
+          <w:rFonts w:ascii="Nirmala UI" w:eastAsia="Nirmala UI" w:hAnsi="Nirmala UI" w:cs="Nirmala UI"/>
           <w:bCs/>
           <w:kern w:val="0"/>
           <w:sz w:val="19"/>
@@ -9186,7 +9148,7 @@
       </w:r>
       <w:r>
         <w:rPr>
-          <w:rFonts w:ascii="Nirmala UI" w:eastAsia="Arial MT" w:hAnsi="Nirmala UI" w:cs="Nirmala UI"/>
+          <w:rFonts w:ascii="Nirmala UI" w:eastAsia="Nirmala UI" w:hAnsi="Nirmala UI" w:cs="Nirmala UI"/>
           <w:bCs/>
           <w:kern w:val="0"/>
           <w:sz w:val="19"/>
@@ -9208,7 +9170,7 @@
       </w:r>
       <w:r>
         <w:rPr>
-          <w:rFonts w:ascii="Nirmala UI" w:eastAsia="Arial MT" w:hAnsi="Nirmala UI" w:cs="Nirmala UI"/>
+          <w:rFonts w:ascii="Nirmala UI" w:eastAsia="Nirmala UI" w:hAnsi="Nirmala UI" w:cs="Nirmala UI"/>
           <w:bCs/>
           <w:kern w:val="0"/>
           <w:sz w:val="19"/>
@@ -9230,7 +9192,7 @@
       </w:r>
       <w:r>
         <w:rPr>
-          <w:rFonts w:ascii="Nirmala UI" w:eastAsia="Arial MT" w:hAnsi="Nirmala UI" w:cs="Nirmala UI"/>
+          <w:rFonts w:ascii="Nirmala UI" w:eastAsia="Nirmala UI" w:hAnsi="Nirmala UI" w:cs="Nirmala UI"/>
           <w:bCs/>
           <w:kern w:val="0"/>
           <w:sz w:val="19"/>
@@ -9252,7 +9214,7 @@
       </w:r>
       <w:r>
         <w:rPr>
-          <w:rFonts w:ascii="Nirmala UI" w:eastAsia="Arial MT" w:hAnsi="Nirmala UI" w:cs="Nirmala UI"/>
+          <w:rFonts w:ascii="Nirmala UI" w:eastAsia="Nirmala UI" w:hAnsi="Nirmala UI" w:cs="Nirmala UI"/>
           <w:bCs/>
           <w:kern w:val="0"/>
           <w:sz w:val="19"/>
@@ -9274,7 +9236,7 @@
       </w:r>
       <w:r>
         <w:rPr>
-          <w:rFonts w:ascii="Nirmala UI" w:eastAsia="Arial MT" w:hAnsi="Nirmala UI" w:cs="Nirmala UI"/>
+          <w:rFonts w:ascii="Nirmala UI" w:eastAsia="Nirmala UI" w:hAnsi="Nirmala UI" w:cs="Nirmala UI"/>
           <w:bCs/>
           <w:kern w:val="0"/>
           <w:sz w:val="19"/>
@@ -9296,7 +9258,7 @@
       </w:r>
       <w:r>
         <w:rPr>
-          <w:rFonts w:ascii="Nirmala UI" w:eastAsia="Arial MT" w:hAnsi="Nirmala UI" w:cs="Nirmala UI"/>
+          <w:rFonts w:ascii="Nirmala UI" w:eastAsia="Nirmala UI" w:hAnsi="Nirmala UI" w:cs="Nirmala UI"/>
           <w:bCs/>
           <w:kern w:val="0"/>
           <w:sz w:val="19"/>
@@ -9318,7 +9280,7 @@
       </w:r>
       <w:r>
         <w:rPr>
-          <w:rFonts w:ascii="Nirmala UI" w:eastAsia="Arial MT" w:hAnsi="Nirmala UI" w:cs="Nirmala UI"/>
+          <w:rFonts w:ascii="Nirmala UI" w:eastAsia="Nirmala UI" w:hAnsi="Nirmala UI" w:cs="Nirmala UI"/>
           <w:bCs/>
           <w:kern w:val="0"/>
           <w:sz w:val="19"/>
@@ -9340,7 +9302,7 @@
       </w:r>
       <w:r>
         <w:rPr>
-          <w:rFonts w:ascii="Nirmala UI" w:eastAsia="Arial MT" w:hAnsi="Nirmala UI" w:cs="Nirmala UI"/>
+          <w:rFonts w:ascii="Nirmala UI" w:eastAsia="Nirmala UI" w:hAnsi="Nirmala UI" w:cs="Nirmala UI"/>
           <w:bCs/>
           <w:kern w:val="0"/>
           <w:sz w:val="19"/>
@@ -9362,7 +9324,7 @@
       </w:r>
       <w:r>
         <w:rPr>
-          <w:rFonts w:ascii="Nirmala UI" w:eastAsia="Arial MT" w:hAnsi="Nirmala UI" w:cs="Nirmala UI"/>
+          <w:rFonts w:ascii="Nirmala UI" w:eastAsia="Nirmala UI" w:hAnsi="Nirmala UI" w:cs="Nirmala UI"/>
           <w:bCs/>
           <w:kern w:val="0"/>
           <w:sz w:val="19"/>
@@ -9384,7 +9346,7 @@
       </w:r>
       <w:r>
         <w:rPr>
-          <w:rFonts w:ascii="Nirmala UI" w:eastAsia="Arial MT" w:hAnsi="Nirmala UI" w:cs="Nirmala UI"/>
+          <w:rFonts w:ascii="Nirmala UI" w:eastAsia="Nirmala UI" w:hAnsi="Nirmala UI" w:cs="Nirmala UI"/>
           <w:bCs/>
           <w:kern w:val="0"/>
           <w:sz w:val="19"/>
@@ -9406,7 +9368,7 @@
       </w:r>
       <w:r>
         <w:rPr>
-          <w:rFonts w:ascii="Nirmala UI" w:eastAsia="Arial MT" w:hAnsi="Nirmala UI" w:cs="Nirmala UI"/>
+          <w:rFonts w:ascii="Nirmala UI" w:eastAsia="Nirmala UI" w:hAnsi="Nirmala UI" w:cs="Nirmala UI"/>
           <w:bCs/>
           <w:kern w:val="0"/>
           <w:sz w:val="19"/>
@@ -9428,7 +9390,7 @@
       </w:r>
       <w:r>
         <w:rPr>
-          <w:rFonts w:ascii="Nirmala UI" w:eastAsia="Arial MT" w:hAnsi="Nirmala UI" w:cs="Nirmala UI"/>
+          <w:rFonts w:ascii="Nirmala UI" w:eastAsia="Nirmala UI" w:hAnsi="Nirmala UI" w:cs="Nirmala UI"/>
           <w:bCs/>
           <w:kern w:val="0"/>
           <w:sz w:val="19"/>
@@ -9450,7 +9412,7 @@
       </w:r>
       <w:r>
         <w:rPr>
-          <w:rFonts w:ascii="Nirmala UI" w:eastAsia="Arial MT" w:hAnsi="Nirmala UI" w:cs="Nirmala UI"/>
+          <w:rFonts w:ascii="Nirmala UI" w:eastAsia="Nirmala UI" w:hAnsi="Nirmala UI" w:cs="Nirmala UI"/>
           <w:bCs/>
           <w:kern w:val="0"/>
           <w:sz w:val="19"/>
@@ -9472,7 +9434,7 @@
       </w:r>
       <w:r>
         <w:rPr>
-          <w:rFonts w:ascii="Nirmala UI" w:eastAsia="Arial MT" w:hAnsi="Nirmala UI" w:cs="Nirmala UI"/>
+          <w:rFonts w:ascii="Nirmala UI" w:eastAsia="Nirmala UI" w:hAnsi="Nirmala UI" w:cs="Nirmala UI"/>
           <w:bCs/>
           <w:kern w:val="0"/>
           <w:sz w:val="19"/>
@@ -9494,7 +9456,7 @@
       </w:r>
       <w:r>
         <w:rPr>
-          <w:rFonts w:ascii="Nirmala UI" w:eastAsia="Arial MT" w:hAnsi="Nirmala UI" w:cs="Nirmala UI"/>
+          <w:rFonts w:ascii="Nirmala UI" w:eastAsia="Nirmala UI" w:hAnsi="Nirmala UI" w:cs="Nirmala UI"/>
           <w:bCs/>
           <w:kern w:val="0"/>
           <w:sz w:val="19"/>
@@ -9516,7 +9478,7 @@
       </w:r>
       <w:r>
         <w:rPr>
-          <w:rFonts w:ascii="Nirmala UI" w:eastAsia="Arial MT" w:hAnsi="Nirmala UI" w:cs="Nirmala UI"/>
+          <w:rFonts w:ascii="Nirmala UI" w:eastAsia="Nirmala UI" w:hAnsi="Nirmala UI" w:cs="Nirmala UI"/>
           <w:bCs/>
           <w:kern w:val="0"/>
           <w:sz w:val="19"/>
@@ -9538,7 +9500,7 @@
       </w:r>
       <w:r>
         <w:rPr>
-          <w:rFonts w:ascii="Nirmala UI" w:eastAsia="Arial MT" w:hAnsi="Nirmala UI" w:cs="Nirmala UI"/>
+          <w:rFonts w:ascii="Nirmala UI" w:eastAsia="Nirmala UI" w:hAnsi="Nirmala UI" w:cs="Nirmala UI"/>
           <w:bCs/>
           <w:kern w:val="0"/>
           <w:sz w:val="19"/>
@@ -9560,7 +9522,7 @@
       </w:r>
       <w:r>
         <w:rPr>
-          <w:rFonts w:ascii="Nirmala UI" w:eastAsia="Arial MT" w:hAnsi="Nirmala UI" w:cs="Nirmala UI"/>
+          <w:rFonts w:ascii="Nirmala UI" w:eastAsia="Nirmala UI" w:hAnsi="Nirmala UI" w:cs="Nirmala UI"/>
           <w:bCs/>
           <w:kern w:val="0"/>
           <w:sz w:val="19"/>
@@ -9582,7 +9544,7 @@
       </w:r>
       <w:r>
         <w:rPr>
-          <w:rFonts w:ascii="Nirmala UI" w:eastAsia="Arial MT" w:hAnsi="Nirmala UI" w:cs="Nirmala UI"/>
+          <w:rFonts w:ascii="Nirmala UI" w:eastAsia="Nirmala UI" w:hAnsi="Nirmala UI" w:cs="Nirmala UI"/>
           <w:bCs/>
           <w:kern w:val="0"/>
           <w:sz w:val="19"/>
@@ -9604,7 +9566,7 @@
       </w:r>
       <w:r>
         <w:rPr>
-          <w:rFonts w:ascii="Nirmala UI" w:eastAsia="Arial MT" w:hAnsi="Nirmala UI" w:cs="Nirmala UI"/>
+          <w:rFonts w:ascii="Nirmala UI" w:eastAsia="Nirmala UI" w:hAnsi="Nirmala UI" w:cs="Nirmala UI"/>
           <w:bCs/>
           <w:kern w:val="0"/>
           <w:sz w:val="19"/>
@@ -9626,7 +9588,7 @@
       </w:r>
       <w:r>
         <w:rPr>
-          <w:rFonts w:ascii="Nirmala UI" w:eastAsia="Arial MT" w:hAnsi="Nirmala UI" w:cs="Nirmala UI"/>
+          <w:rFonts w:ascii="Nirmala UI" w:eastAsia="Nirmala UI" w:hAnsi="Nirmala UI" w:cs="Nirmala UI"/>
           <w:bCs/>
           <w:kern w:val="0"/>
           <w:sz w:val="19"/>
@@ -9648,7 +9610,7 @@
       </w:r>
       <w:r>
         <w:rPr>
-          <w:rFonts w:ascii="Nirmala UI" w:eastAsia="Arial MT" w:hAnsi="Nirmala UI" w:cs="Nirmala UI"/>
+          <w:rFonts w:ascii="Nirmala UI" w:eastAsia="Nirmala UI" w:hAnsi="Nirmala UI" w:cs="Nirmala UI"/>
           <w:bCs/>
           <w:kern w:val="0"/>
           <w:sz w:val="19"/>
@@ -9670,7 +9632,7 @@
       </w:r>
       <w:r>
         <w:rPr>
-          <w:rFonts w:ascii="Nirmala UI" w:eastAsia="Arial MT" w:hAnsi="Nirmala UI" w:cs="Nirmala UI"/>
+          <w:rFonts w:ascii="Nirmala UI" w:eastAsia="Nirmala UI" w:hAnsi="Nirmala UI" w:cs="Nirmala UI"/>
           <w:bCs/>
           <w:kern w:val="0"/>
           <w:sz w:val="19"/>
@@ -9692,7 +9654,7 @@
       </w:r>
       <w:r>
         <w:rPr>
-          <w:rFonts w:ascii="Nirmala UI" w:eastAsia="Arial MT" w:hAnsi="Nirmala UI" w:cs="Nirmala UI"/>
+          <w:rFonts w:ascii="Nirmala UI" w:eastAsia="Nirmala UI" w:hAnsi="Nirmala UI" w:cs="Nirmala UI"/>
           <w:bCs/>
           <w:kern w:val="0"/>
           <w:sz w:val="19"/>
@@ -9714,7 +9676,7 @@
       </w:r>
       <w:r>
         <w:rPr>
-          <w:rFonts w:ascii="Nirmala UI" w:eastAsia="Arial MT" w:hAnsi="Nirmala UI" w:cs="Nirmala UI"/>
+          <w:rFonts w:ascii="Nirmala UI" w:eastAsia="Nirmala UI" w:hAnsi="Nirmala UI" w:cs="Nirmala UI"/>
           <w:bCs/>
           <w:kern w:val="0"/>
           <w:sz w:val="19"/>
@@ -9736,7 +9698,7 @@
       </w:r>
       <w:r>
         <w:rPr>
-          <w:rFonts w:ascii="Nirmala UI" w:eastAsia="Arial MT" w:hAnsi="Nirmala UI" w:cs="Nirmala UI"/>
+          <w:rFonts w:ascii="Nirmala UI" w:eastAsia="Nirmala UI" w:hAnsi="Nirmala UI" w:cs="Nirmala UI"/>
           <w:bCs/>
           <w:kern w:val="0"/>
           <w:sz w:val="19"/>
@@ -9758,7 +9720,7 @@
       </w:r>
       <w:r>
         <w:rPr>
-          <w:rFonts w:ascii="Nirmala UI" w:eastAsia="Arial MT" w:hAnsi="Nirmala UI" w:cs="Nirmala UI"/>
+          <w:rFonts w:ascii="Nirmala UI" w:eastAsia="Nirmala UI" w:hAnsi="Nirmala UI" w:cs="Nirmala UI"/>
           <w:bCs/>
           <w:kern w:val="0"/>
           <w:sz w:val="19"/>
@@ -9780,7 +9742,7 @@
       </w:r>
       <w:r>
         <w:rPr>
-          <w:rFonts w:ascii="Nirmala UI" w:eastAsia="Arial MT" w:hAnsi="Nirmala UI" w:cs="Nirmala UI"/>
+          <w:rFonts w:ascii="Nirmala UI" w:eastAsia="Nirmala UI" w:hAnsi="Nirmala UI" w:cs="Nirmala UI"/>
           <w:bCs/>
           <w:kern w:val="0"/>
           <w:sz w:val="19"/>
@@ -9802,7 +9764,7 @@
       </w:r>
       <w:r>
         <w:rPr>
-          <w:rFonts w:ascii="Nirmala UI" w:eastAsia="Arial MT" w:hAnsi="Nirmala UI" w:cs="Nirmala UI"/>
+          <w:rFonts w:ascii="Nirmala UI" w:eastAsia="Nirmala UI" w:hAnsi="Nirmala UI" w:cs="Nirmala UI"/>
           <w:bCs/>
           <w:kern w:val="0"/>
           <w:sz w:val="19"/>
@@ -9824,7 +9786,7 @@
       </w:r>
       <w:r>
         <w:rPr>
-          <w:rFonts w:ascii="Nirmala UI" w:eastAsia="Arial MT" w:hAnsi="Nirmala UI" w:cs="Nirmala UI"/>
+          <w:rFonts w:ascii="Nirmala UI" w:eastAsia="Nirmala UI" w:hAnsi="Nirmala UI" w:cs="Nirmala UI"/>
           <w:bCs/>
           <w:kern w:val="0"/>
           <w:sz w:val="19"/>
@@ -9846,7 +9808,7 @@
       </w:r>
       <w:r>
         <w:rPr>
-          <w:rFonts w:ascii="Nirmala UI" w:eastAsia="Arial MT" w:hAnsi="Nirmala UI" w:cs="Nirmala UI"/>
+          <w:rFonts w:ascii="Nirmala UI" w:eastAsia="Nirmala UI" w:hAnsi="Nirmala UI" w:cs="Nirmala UI"/>
           <w:bCs/>
           <w:kern w:val="0"/>
           <w:sz w:val="19"/>
@@ -9868,7 +9830,7 @@
       </w:r>
       <w:r>
         <w:rPr>
-          <w:rFonts w:ascii="Nirmala UI" w:eastAsia="Arial MT" w:hAnsi="Nirmala UI" w:cs="Nirmala UI"/>
+          <w:rFonts w:ascii="Nirmala UI" w:eastAsia="Nirmala UI" w:hAnsi="Nirmala UI" w:cs="Nirmala UI"/>
           <w:bCs/>
           <w:kern w:val="0"/>
           <w:sz w:val="19"/>
@@ -9890,7 +9852,7 @@
       </w:r>
       <w:r>
         <w:rPr>
-          <w:rFonts w:ascii="Nirmala UI" w:eastAsia="Arial MT" w:hAnsi="Nirmala UI" w:cs="Nirmala UI"/>
+          <w:rFonts w:ascii="Nirmala UI" w:eastAsia="Nirmala UI" w:hAnsi="Nirmala UI" w:cs="Nirmala UI"/>
           <w:bCs/>
           <w:kern w:val="0"/>
           <w:sz w:val="19"/>
@@ -9912,7 +9874,7 @@
       </w:r>
       <w:r>
         <w:rPr>
-          <w:rFonts w:ascii="Nirmala UI" w:eastAsia="Arial MT" w:hAnsi="Nirmala UI" w:cs="Nirmala UI"/>
+          <w:rFonts w:ascii="Nirmala UI" w:eastAsia="Nirmala UI" w:hAnsi="Nirmala UI" w:cs="Nirmala UI"/>
           <w:bCs/>
           <w:kern w:val="0"/>
           <w:sz w:val="19"/>
@@ -9934,7 +9896,7 @@
       </w:r>
       <w:r>
         <w:rPr>
-          <w:rFonts w:ascii="Nirmala UI" w:eastAsia="Arial MT" w:hAnsi="Nirmala UI" w:cs="Nirmala UI"/>
+          <w:rFonts w:ascii="Nirmala UI" w:eastAsia="Nirmala UI" w:hAnsi="Nirmala UI" w:cs="Nirmala UI"/>
           <w:bCs/>
           <w:kern w:val="0"/>
           <w:sz w:val="19"/>
@@ -9956,7 +9918,7 @@
       </w:r>
       <w:r>
         <w:rPr>
-          <w:rFonts w:ascii="Nirmala UI" w:eastAsia="Arial MT" w:hAnsi="Nirmala UI" w:cs="Nirmala UI"/>
+          <w:rFonts w:ascii="Nirmala UI" w:eastAsia="Nirmala UI" w:hAnsi="Nirmala UI" w:cs="Nirmala UI"/>
           <w:bCs/>
           <w:kern w:val="0"/>
           <w:sz w:val="19"/>
@@ -9978,7 +9940,7 @@
       </w:r>
       <w:r>
         <w:rPr>
-          <w:rFonts w:ascii="Nirmala UI" w:eastAsia="Arial MT" w:hAnsi="Nirmala UI" w:cs="Nirmala UI"/>
+          <w:rFonts w:ascii="Nirmala UI" w:eastAsia="Nirmala UI" w:hAnsi="Nirmala UI" w:cs="Nirmala UI"/>
           <w:bCs/>
           <w:kern w:val="0"/>
           <w:sz w:val="19"/>
@@ -10000,7 +9962,7 @@
       </w:r>
       <w:r>
         <w:rPr>
-          <w:rFonts w:ascii="Nirmala UI" w:eastAsia="Arial MT" w:hAnsi="Nirmala UI" w:cs="Nirmala UI"/>
+          <w:rFonts w:ascii="Nirmala UI" w:eastAsia="Nirmala UI" w:hAnsi="Nirmala UI" w:cs="Nirmala UI"/>
           <w:bCs/>
           <w:kern w:val="0"/>
           <w:sz w:val="19"/>
@@ -10022,7 +9984,7 @@
       </w:r>
       <w:r>
         <w:rPr>
-          <w:rFonts w:ascii="Nirmala UI" w:eastAsia="Arial MT" w:hAnsi="Nirmala UI" w:cs="Nirmala UI"/>
+          <w:rFonts w:ascii="Nirmala UI" w:eastAsia="Nirmala UI" w:hAnsi="Nirmala UI" w:cs="Nirmala UI"/>
           <w:bCs/>
           <w:kern w:val="0"/>
           <w:sz w:val="19"/>
@@ -10044,7 +10006,7 @@
       </w:r>
       <w:r>
         <w:rPr>
-          <w:rFonts w:ascii="Nirmala UI" w:eastAsia="Arial MT" w:hAnsi="Nirmala UI" w:cs="Nirmala UI"/>
+          <w:rFonts w:ascii="Nirmala UI" w:eastAsia="Nirmala UI" w:hAnsi="Nirmala UI" w:cs="Nirmala UI"/>
           <w:bCs/>
           <w:kern w:val="0"/>
           <w:sz w:val="19"/>
@@ -10066,7 +10028,7 @@
       </w:r>
       <w:r>
         <w:rPr>
-          <w:rFonts w:ascii="Nirmala UI" w:eastAsia="Arial MT" w:hAnsi="Nirmala UI" w:cs="Nirmala UI"/>
+          <w:rFonts w:ascii="Nirmala UI" w:eastAsia="Nirmala UI" w:hAnsi="Nirmala UI" w:cs="Nirmala UI"/>
           <w:bCs/>
           <w:kern w:val="0"/>
           <w:sz w:val="19"/>
@@ -10088,7 +10050,7 @@
       </w:r>
       <w:r>
         <w:rPr>
-          <w:rFonts w:ascii="Nirmala UI" w:eastAsia="Arial MT" w:hAnsi="Nirmala UI" w:cs="Nirmala UI"/>
+          <w:rFonts w:ascii="Nirmala UI" w:eastAsia="Nirmala UI" w:hAnsi="Nirmala UI" w:cs="Nirmala UI"/>
           <w:bCs/>
           <w:kern w:val="0"/>
           <w:sz w:val="19"/>
@@ -10110,7 +10072,7 @@
       </w:r>
       <w:r>
         <w:rPr>
-          <w:rFonts w:ascii="Nirmala UI" w:eastAsia="Arial MT" w:hAnsi="Nirmala UI" w:cs="Nirmala UI"/>
+          <w:rFonts w:ascii="Nirmala UI" w:eastAsia="Nirmala UI" w:hAnsi="Nirmala UI" w:cs="Nirmala UI"/>
           <w:bCs/>
           <w:kern w:val="0"/>
           <w:sz w:val="19"/>
@@ -10132,7 +10094,7 @@
       </w:r>
       <w:r>
         <w:rPr>
-          <w:rFonts w:ascii="Nirmala UI" w:eastAsia="Arial MT" w:hAnsi="Nirmala UI" w:cs="Nirmala UI"/>
+          <w:rFonts w:ascii="Nirmala UI" w:eastAsia="Nirmala UI" w:hAnsi="Nirmala UI" w:cs="Nirmala UI"/>
           <w:bCs/>
           <w:kern w:val="0"/>
           <w:sz w:val="19"/>
@@ -10154,7 +10116,7 @@
       </w:r>
       <w:r>
         <w:rPr>
-          <w:rFonts w:ascii="Nirmala UI" w:eastAsia="Arial MT" w:hAnsi="Nirmala UI" w:cs="Nirmala UI"/>
+          <w:rFonts w:ascii="Nirmala UI" w:eastAsia="Nirmala UI" w:hAnsi="Nirmala UI" w:cs="Nirmala UI"/>
           <w:bCs/>
           <w:kern w:val="0"/>
           <w:sz w:val="19"/>
@@ -10348,6 +10310,7 @@
     </w:p>
     <w:p>
       <w:pPr>
+        <w:keepNext/>
         <w:widowControl w:val="0"/>
         <w:tabs>
           <w:tab w:val="left" w:pos="881"/>
@@ -10378,6 +10341,7 @@
     </w:p>
     <w:p>
       <w:pPr>
+        <w:keepLines/>
         <w:widowControl w:val="0"/>
         <w:autoSpaceDE w:val="0"/>
         <w:autoSpaceDN w:val="0"/>
@@ -10403,7 +10367,7 @@
       </w:r>
       <w:r>
         <w:rPr>
-          <w:rFonts w:ascii="Nirmala UI" w:eastAsia="Arial MT" w:hAnsi="Nirmala UI" w:cs="Nirmala UI" w:hint="cs"/>
+          <w:rFonts w:ascii="Nirmala UI" w:eastAsia="Nirmala UI" w:hAnsi="Nirmala UI" w:cs="Nirmala UI" w:hint="cs"/>
           <w:kern w:val="0"/>
           <w:sz w:val="20"/>
           <w:szCs w:val="20"/>
@@ -10433,7 +10397,7 @@
       </w:r>
       <w:r>
         <w:rPr>
-          <w:rFonts w:ascii="Nirmala UI" w:eastAsia="Arial MT" w:hAnsi="Nirmala UI" w:cs="Nirmala UI"/>
+          <w:rFonts w:ascii="Nirmala UI" w:eastAsia="Nirmala UI" w:hAnsi="Nirmala UI" w:cs="Nirmala UI"/>
           <w:kern w:val="0"/>
           <w:sz w:val="20"/>
           <w:szCs w:val="20"/>
@@ -10500,6 +10464,7 @@
     <w:p>
       <w:pPr>
         <w:pStyle w:val="ListParagraph"/>
+        <w:pageBreakBefore/>
         <w:widowControl w:val="0"/>
         <w:numPr>
           <w:ilvl w:val="0"/>
@@ -10521,7 +10486,7 @@
       </w:pPr>
       <w:r>
         <w:rPr>
-          <w:rFonts w:ascii="Nirmala UI" w:eastAsia="Arial MT" w:hAnsi="Nirmala UI" w:cs="Nirmala UI"/>
+          <w:rFonts w:ascii="Nirmala UI" w:eastAsia="Nirmala UI" w:hAnsi="Nirmala UI" w:cs="Nirmala UI"/>
           <w:bCs/>
           <w:kern w:val="0"/>
           <w:sz w:val="20"/>
@@ -10543,7 +10508,7 @@
       </w:r>
       <w:r>
         <w:rPr>
-          <w:rFonts w:ascii="Nirmala UI" w:eastAsia="Arial MT" w:hAnsi="Nirmala UI" w:cs="Nirmala UI"/>
+          <w:rFonts w:ascii="Nirmala UI" w:eastAsia="Nirmala UI" w:hAnsi="Nirmala UI" w:cs="Nirmala UI"/>
           <w:bCs/>
           <w:kern w:val="0"/>
           <w:sz w:val="20"/>
@@ -10565,7 +10530,7 @@
       </w:r>
       <w:r>
         <w:rPr>
-          <w:rFonts w:ascii="Nirmala UI" w:eastAsia="Arial MT" w:hAnsi="Nirmala UI" w:cs="Nirmala UI"/>
+          <w:rFonts w:ascii="Nirmala UI" w:eastAsia="Nirmala UI" w:hAnsi="Nirmala UI" w:cs="Nirmala UI"/>
           <w:bCs/>
           <w:kern w:val="0"/>
           <w:sz w:val="20"/>
@@ -10587,7 +10552,7 @@
       </w:r>
       <w:r>
         <w:rPr>
-          <w:rFonts w:ascii="Nirmala UI" w:eastAsia="Arial MT" w:hAnsi="Nirmala UI" w:cs="Nirmala UI"/>
+          <w:rFonts w:ascii="Nirmala UI" w:eastAsia="Nirmala UI" w:hAnsi="Nirmala UI" w:cs="Nirmala UI"/>
           <w:bCs/>
           <w:kern w:val="0"/>
           <w:sz w:val="20"/>
@@ -10609,7 +10574,7 @@
       </w:r>
       <w:r>
         <w:rPr>
-          <w:rFonts w:ascii="Nirmala UI" w:eastAsia="Arial MT" w:hAnsi="Nirmala UI" w:cs="Nirmala UI"/>
+          <w:rFonts w:ascii="Nirmala UI" w:eastAsia="Nirmala UI" w:hAnsi="Nirmala UI" w:cs="Nirmala UI"/>
           <w:bCs/>
           <w:kern w:val="0"/>
           <w:sz w:val="20"/>
@@ -10631,7 +10596,7 @@
       </w:r>
       <w:r>
         <w:rPr>
-          <w:rFonts w:ascii="Nirmala UI" w:eastAsia="Arial MT" w:hAnsi="Nirmala UI" w:cs="Nirmala UI"/>
+          <w:rFonts w:ascii="Nirmala UI" w:eastAsia="Nirmala UI" w:hAnsi="Nirmala UI" w:cs="Nirmala UI"/>
           <w:bCs/>
           <w:kern w:val="0"/>
           <w:sz w:val="20"/>
@@ -10653,7 +10618,7 @@
       </w:r>
       <w:r>
         <w:rPr>
-          <w:rFonts w:ascii="Nirmala UI" w:eastAsia="Arial MT" w:hAnsi="Nirmala UI" w:cs="Nirmala UI"/>
+          <w:rFonts w:ascii="Nirmala UI" w:eastAsia="Nirmala UI" w:hAnsi="Nirmala UI" w:cs="Nirmala UI"/>
           <w:bCs/>
           <w:kern w:val="0"/>
           <w:sz w:val="20"/>
@@ -10675,7 +10640,7 @@
       </w:r>
       <w:r>
         <w:rPr>
-          <w:rFonts w:ascii="Nirmala UI" w:eastAsia="Arial MT" w:hAnsi="Nirmala UI" w:cs="Nirmala UI"/>
+          <w:rFonts w:ascii="Nirmala UI" w:eastAsia="Nirmala UI" w:hAnsi="Nirmala UI" w:cs="Nirmala UI"/>
           <w:bCs/>
           <w:kern w:val="0"/>
           <w:sz w:val="20"/>
@@ -10697,7 +10662,7 @@
       </w:r>
       <w:r>
         <w:rPr>
-          <w:rFonts w:ascii="Nirmala UI" w:eastAsia="Arial MT" w:hAnsi="Nirmala UI" w:cs="Nirmala UI"/>
+          <w:rFonts w:ascii="Nirmala UI" w:eastAsia="Nirmala UI" w:hAnsi="Nirmala UI" w:cs="Nirmala UI"/>
           <w:bCs/>
           <w:kern w:val="0"/>
           <w:sz w:val="20"/>
@@ -10719,7 +10684,7 @@
       </w:r>
       <w:r>
         <w:rPr>
-          <w:rFonts w:ascii="Nirmala UI" w:eastAsia="Arial MT" w:hAnsi="Nirmala UI" w:cs="Nirmala UI"/>
+          <w:rFonts w:ascii="Nirmala UI" w:eastAsia="Nirmala UI" w:hAnsi="Nirmala UI" w:cs="Nirmala UI"/>
           <w:bCs/>
           <w:kern w:val="0"/>
           <w:sz w:val="20"/>
@@ -10741,7 +10706,7 @@
       </w:r>
       <w:r>
         <w:rPr>
-          <w:rFonts w:ascii="Nirmala UI" w:eastAsia="Arial MT" w:hAnsi="Nirmala UI" w:cs="Nirmala UI"/>
+          <w:rFonts w:ascii="Nirmala UI" w:eastAsia="Nirmala UI" w:hAnsi="Nirmala UI" w:cs="Nirmala UI"/>
           <w:bCs/>
           <w:kern w:val="0"/>
           <w:sz w:val="20"/>
@@ -10763,7 +10728,7 @@
       </w:r>
       <w:r>
         <w:rPr>
-          <w:rFonts w:ascii="Nirmala UI" w:eastAsia="Arial MT" w:hAnsi="Nirmala UI" w:cs="Nirmala UI"/>
+          <w:rFonts w:ascii="Nirmala UI" w:eastAsia="Nirmala UI" w:hAnsi="Nirmala UI" w:cs="Nirmala UI"/>
           <w:bCs/>
           <w:kern w:val="0"/>
           <w:sz w:val="20"/>
@@ -10785,7 +10750,7 @@
       </w:r>
       <w:r>
         <w:rPr>
-          <w:rFonts w:ascii="Nirmala UI" w:eastAsia="Arial MT" w:hAnsi="Nirmala UI" w:cs="Nirmala UI"/>
+          <w:rFonts w:ascii="Nirmala UI" w:eastAsia="Nirmala UI" w:hAnsi="Nirmala UI" w:cs="Nirmala UI"/>
           <w:bCs/>
           <w:kern w:val="0"/>
           <w:sz w:val="20"/>
@@ -10807,7 +10772,7 @@
       </w:r>
       <w:r>
         <w:rPr>
-          <w:rFonts w:ascii="Nirmala UI" w:eastAsia="Arial MT" w:hAnsi="Nirmala UI" w:cs="Nirmala UI"/>
+          <w:rFonts w:ascii="Nirmala UI" w:eastAsia="Nirmala UI" w:hAnsi="Nirmala UI" w:cs="Nirmala UI"/>
           <w:bCs/>
           <w:kern w:val="0"/>
           <w:sz w:val="20"/>
@@ -10829,7 +10794,7 @@
       </w:r>
       <w:r>
         <w:rPr>
-          <w:rFonts w:ascii="Nirmala UI" w:eastAsia="Arial MT" w:hAnsi="Nirmala UI" w:cs="Nirmala UI"/>
+          <w:rFonts w:ascii="Nirmala UI" w:eastAsia="Nirmala UI" w:hAnsi="Nirmala UI" w:cs="Nirmala UI"/>
           <w:bCs/>
           <w:kern w:val="0"/>
           <w:sz w:val="20"/>
@@ -10851,7 +10816,7 @@
       </w:r>
       <w:r>
         <w:rPr>
-          <w:rFonts w:ascii="Nirmala UI" w:eastAsia="Arial MT" w:hAnsi="Nirmala UI" w:cs="Nirmala UI"/>
+          <w:rFonts w:ascii="Nirmala UI" w:eastAsia="Nirmala UI" w:hAnsi="Nirmala UI" w:cs="Nirmala UI"/>
           <w:bCs/>
           <w:kern w:val="0"/>
           <w:sz w:val="20"/>
@@ -10873,7 +10838,7 @@
       </w:r>
       <w:r>
         <w:rPr>
-          <w:rFonts w:ascii="Nirmala UI" w:eastAsia="Arial MT" w:hAnsi="Nirmala UI" w:cs="Nirmala UI"/>
+          <w:rFonts w:ascii="Nirmala UI" w:eastAsia="Nirmala UI" w:hAnsi="Nirmala UI" w:cs="Nirmala UI"/>
           <w:bCs/>
           <w:kern w:val="0"/>
           <w:sz w:val="20"/>
@@ -10895,7 +10860,7 @@
       </w:r>
       <w:r>
         <w:rPr>
-          <w:rFonts w:ascii="Nirmala UI" w:eastAsia="Arial MT" w:hAnsi="Nirmala UI" w:cs="Nirmala UI"/>
+          <w:rFonts w:ascii="Nirmala UI" w:eastAsia="Nirmala UI" w:hAnsi="Nirmala UI" w:cs="Nirmala UI"/>
           <w:bCs/>
           <w:kern w:val="0"/>
           <w:sz w:val="20"/>
@@ -10917,7 +10882,7 @@
       </w:r>
       <w:r>
         <w:rPr>
-          <w:rFonts w:ascii="Nirmala UI" w:eastAsia="Arial MT" w:hAnsi="Nirmala UI" w:cs="Nirmala UI"/>
+          <w:rFonts w:ascii="Nirmala UI" w:eastAsia="Nirmala UI" w:hAnsi="Nirmala UI" w:cs="Nirmala UI"/>
           <w:bCs/>
           <w:kern w:val="0"/>
           <w:sz w:val="20"/>
@@ -10939,7 +10904,7 @@
       </w:r>
       <w:r>
         <w:rPr>
-          <w:rFonts w:ascii="Nirmala UI" w:eastAsia="Arial MT" w:hAnsi="Nirmala UI" w:cs="Nirmala UI"/>
+          <w:rFonts w:ascii="Nirmala UI" w:eastAsia="Nirmala UI" w:hAnsi="Nirmala UI" w:cs="Nirmala UI"/>
           <w:bCs/>
           <w:kern w:val="0"/>
           <w:sz w:val="20"/>
@@ -10961,7 +10926,7 @@
       </w:r>
       <w:r>
         <w:rPr>
-          <w:rFonts w:ascii="Nirmala UI" w:eastAsia="Arial MT" w:hAnsi="Nirmala UI" w:cs="Nirmala UI"/>
+          <w:rFonts w:ascii="Nirmala UI" w:eastAsia="Nirmala UI" w:hAnsi="Nirmala UI" w:cs="Nirmala UI"/>
           <w:bCs/>
           <w:kern w:val="0"/>
           <w:sz w:val="20"/>
@@ -10983,7 +10948,7 @@
       </w:r>
       <w:r>
         <w:rPr>
-          <w:rFonts w:ascii="Nirmala UI" w:eastAsia="Arial MT" w:hAnsi="Nirmala UI" w:cs="Nirmala UI"/>
+          <w:rFonts w:ascii="Nirmala UI" w:eastAsia="Nirmala UI" w:hAnsi="Nirmala UI" w:cs="Nirmala UI"/>
           <w:bCs/>
           <w:kern w:val="0"/>
           <w:sz w:val="20"/>
@@ -11005,7 +10970,7 @@
       </w:r>
       <w:r>
         <w:rPr>
-          <w:rFonts w:ascii="Nirmala UI" w:eastAsia="Arial MT" w:hAnsi="Nirmala UI" w:cs="Nirmala UI"/>
+          <w:rFonts w:ascii="Nirmala UI" w:eastAsia="Nirmala UI" w:hAnsi="Nirmala UI" w:cs="Nirmala UI"/>
           <w:bCs/>
           <w:kern w:val="0"/>
           <w:sz w:val="20"/>
@@ -11027,7 +10992,7 @@
       </w:r>
       <w:r>
         <w:rPr>
-          <w:rFonts w:ascii="Nirmala UI" w:eastAsia="Arial MT" w:hAnsi="Nirmala UI" w:cs="Nirmala UI"/>
+          <w:rFonts w:ascii="Nirmala UI" w:eastAsia="Nirmala UI" w:hAnsi="Nirmala UI" w:cs="Nirmala UI"/>
           <w:bCs/>
           <w:kern w:val="0"/>
           <w:sz w:val="20"/>
@@ -11049,7 +11014,7 @@
       </w:r>
       <w:r>
         <w:rPr>
-          <w:rFonts w:ascii="Nirmala UI" w:eastAsia="Arial MT" w:hAnsi="Nirmala UI" w:cs="Nirmala UI"/>
+          <w:rFonts w:ascii="Nirmala UI" w:eastAsia="Nirmala UI" w:hAnsi="Nirmala UI" w:cs="Nirmala UI"/>
           <w:bCs/>
           <w:kern w:val="0"/>
           <w:sz w:val="20"/>
@@ -11071,7 +11036,7 @@
       </w:r>
       <w:r>
         <w:rPr>
-          <w:rFonts w:ascii="Nirmala UI" w:eastAsia="Arial MT" w:hAnsi="Nirmala UI" w:cs="Nirmala UI"/>
+          <w:rFonts w:ascii="Nirmala UI" w:eastAsia="Nirmala UI" w:hAnsi="Nirmala UI" w:cs="Nirmala UI"/>
           <w:bCs/>
           <w:kern w:val="0"/>
           <w:sz w:val="20"/>
@@ -11093,7 +11058,7 @@
       </w:r>
       <w:r>
         <w:rPr>
-          <w:rFonts w:ascii="Nirmala UI" w:eastAsia="Arial MT" w:hAnsi="Nirmala UI" w:cs="Nirmala UI"/>
+          <w:rFonts w:ascii="Nirmala UI" w:eastAsia="Nirmala UI" w:hAnsi="Nirmala UI" w:cs="Nirmala UI"/>
           <w:bCs/>
           <w:kern w:val="0"/>
           <w:sz w:val="20"/>
@@ -11115,7 +11080,7 @@
       </w:r>
       <w:r>
         <w:rPr>
-          <w:rFonts w:ascii="Nirmala UI" w:eastAsia="Arial MT" w:hAnsi="Nirmala UI" w:cs="Nirmala UI"/>
+          <w:rFonts w:ascii="Nirmala UI" w:eastAsia="Nirmala UI" w:hAnsi="Nirmala UI" w:cs="Nirmala UI"/>
           <w:bCs/>
           <w:kern w:val="0"/>
           <w:sz w:val="20"/>
@@ -11137,7 +11102,7 @@
       </w:r>
       <w:r>
         <w:rPr>
-          <w:rFonts w:ascii="Nirmala UI" w:eastAsia="Arial MT" w:hAnsi="Nirmala UI" w:cs="Nirmala UI"/>
+          <w:rFonts w:ascii="Nirmala UI" w:eastAsia="Nirmala UI" w:hAnsi="Nirmala UI" w:cs="Nirmala UI"/>
           <w:bCs/>
           <w:kern w:val="0"/>
           <w:sz w:val="20"/>
@@ -11159,7 +11124,7 @@
       </w:r>
       <w:r>
         <w:rPr>
-          <w:rFonts w:ascii="Nirmala UI" w:eastAsia="Arial MT" w:hAnsi="Nirmala UI" w:cs="Nirmala UI"/>
+          <w:rFonts w:ascii="Nirmala UI" w:eastAsia="Nirmala UI" w:hAnsi="Nirmala UI" w:cs="Nirmala UI"/>
           <w:bCs/>
           <w:kern w:val="0"/>
           <w:sz w:val="20"/>
@@ -11181,7 +11146,7 @@
       </w:r>
       <w:r>
         <w:rPr>
-          <w:rFonts w:ascii="Nirmala UI" w:eastAsia="Arial MT" w:hAnsi="Nirmala UI" w:cs="Nirmala UI"/>
+          <w:rFonts w:ascii="Nirmala UI" w:eastAsia="Nirmala UI" w:hAnsi="Nirmala UI" w:cs="Nirmala UI"/>
           <w:bCs/>
           <w:kern w:val="0"/>
           <w:sz w:val="20"/>
@@ -11203,7 +11168,7 @@
       </w:r>
       <w:r>
         <w:rPr>
-          <w:rFonts w:ascii="Nirmala UI" w:eastAsia="Arial MT" w:hAnsi="Nirmala UI" w:cs="Nirmala UI"/>
+          <w:rFonts w:ascii="Nirmala UI" w:eastAsia="Nirmala UI" w:hAnsi="Nirmala UI" w:cs="Nirmala UI"/>
           <w:bCs/>
           <w:kern w:val="0"/>
           <w:sz w:val="20"/>
@@ -11225,7 +11190,7 @@
       </w:r>
       <w:r>
         <w:rPr>
-          <w:rFonts w:ascii="Nirmala UI" w:eastAsia="Arial MT" w:hAnsi="Nirmala UI" w:cs="Nirmala UI"/>
+          <w:rFonts w:ascii="Nirmala UI" w:eastAsia="Nirmala UI" w:hAnsi="Nirmala UI" w:cs="Nirmala UI"/>
           <w:bCs/>
           <w:kern w:val="0"/>
           <w:sz w:val="20"/>
@@ -11247,7 +11212,7 @@
       </w:r>
       <w:r>
         <w:rPr>
-          <w:rFonts w:ascii="Nirmala UI" w:eastAsia="Arial MT" w:hAnsi="Nirmala UI" w:cs="Nirmala UI"/>
+          <w:rFonts w:ascii="Nirmala UI" w:eastAsia="Nirmala UI" w:hAnsi="Nirmala UI" w:cs="Nirmala UI"/>
           <w:bCs/>
           <w:kern w:val="0"/>
           <w:sz w:val="20"/>
@@ -11269,7 +11234,7 @@
       </w:r>
       <w:r>
         <w:rPr>
-          <w:rFonts w:ascii="Nirmala UI" w:eastAsia="Arial MT" w:hAnsi="Nirmala UI" w:cs="Nirmala UI"/>
+          <w:rFonts w:ascii="Nirmala UI" w:eastAsia="Nirmala UI" w:hAnsi="Nirmala UI" w:cs="Nirmala UI"/>
           <w:bCs/>
           <w:kern w:val="0"/>
           <w:sz w:val="20"/>
@@ -11291,7 +11256,7 @@
       </w:r>
       <w:r>
         <w:rPr>
-          <w:rFonts w:ascii="Nirmala UI" w:eastAsia="Arial MT" w:hAnsi="Nirmala UI" w:cs="Nirmala UI"/>
+          <w:rFonts w:ascii="Nirmala UI" w:eastAsia="Nirmala UI" w:hAnsi="Nirmala UI" w:cs="Nirmala UI"/>
           <w:bCs/>
           <w:kern w:val="0"/>
           <w:sz w:val="20"/>
@@ -11313,7 +11278,7 @@
       </w:r>
       <w:r>
         <w:rPr>
-          <w:rFonts w:ascii="Nirmala UI" w:eastAsia="Arial MT" w:hAnsi="Nirmala UI" w:cs="Nirmala UI"/>
+          <w:rFonts w:ascii="Nirmala UI" w:eastAsia="Nirmala UI" w:hAnsi="Nirmala UI" w:cs="Nirmala UI"/>
           <w:bCs/>
           <w:kern w:val="0"/>
           <w:sz w:val="20"/>
@@ -11335,7 +11300,7 @@
       </w:r>
       <w:r>
         <w:rPr>
-          <w:rFonts w:ascii="Nirmala UI" w:eastAsia="Arial MT" w:hAnsi="Nirmala UI" w:cs="Nirmala UI"/>
+          <w:rFonts w:ascii="Nirmala UI" w:eastAsia="Nirmala UI" w:hAnsi="Nirmala UI" w:cs="Nirmala UI"/>
           <w:bCs/>
           <w:kern w:val="0"/>
           <w:sz w:val="20"/>
@@ -11357,7 +11322,7 @@
       </w:r>
       <w:r>
         <w:rPr>
-          <w:rFonts w:ascii="Nirmala UI" w:eastAsia="Arial MT" w:hAnsi="Nirmala UI" w:cs="Nirmala UI"/>
+          <w:rFonts w:ascii="Nirmala UI" w:eastAsia="Nirmala UI" w:hAnsi="Nirmala UI" w:cs="Nirmala UI"/>
           <w:bCs/>
           <w:kern w:val="0"/>
           <w:sz w:val="20"/>
@@ -11379,7 +11344,7 @@
       </w:r>
       <w:r>
         <w:rPr>
-          <w:rFonts w:ascii="Nirmala UI" w:eastAsia="Arial MT" w:hAnsi="Nirmala UI" w:cs="Nirmala UI"/>
+          <w:rFonts w:ascii="Nirmala UI" w:eastAsia="Nirmala UI" w:hAnsi="Nirmala UI" w:cs="Nirmala UI"/>
           <w:bCs/>
           <w:kern w:val="0"/>
           <w:sz w:val="20"/>
@@ -11401,7 +11366,7 @@
       </w:r>
       <w:r>
         <w:rPr>
-          <w:rFonts w:ascii="Nirmala UI" w:eastAsia="Arial MT" w:hAnsi="Nirmala UI" w:cs="Nirmala UI"/>
+          <w:rFonts w:ascii="Nirmala UI" w:eastAsia="Nirmala UI" w:hAnsi="Nirmala UI" w:cs="Nirmala UI"/>
           <w:bCs/>
           <w:kern w:val="0"/>
           <w:sz w:val="20"/>
@@ -11423,7 +11388,7 @@
       </w:r>
       <w:r>
         <w:rPr>
-          <w:rFonts w:ascii="Nirmala UI" w:eastAsia="Arial MT" w:hAnsi="Nirmala UI" w:cs="Nirmala UI"/>
+          <w:rFonts w:ascii="Nirmala UI" w:eastAsia="Nirmala UI" w:hAnsi="Nirmala UI" w:cs="Nirmala UI"/>
           <w:bCs/>
           <w:kern w:val="0"/>
           <w:sz w:val="20"/>
@@ -11445,7 +11410,7 @@
       </w:r>
       <w:r>
         <w:rPr>
-          <w:rFonts w:ascii="Nirmala UI" w:eastAsia="Arial MT" w:hAnsi="Nirmala UI" w:cs="Nirmala UI"/>
+          <w:rFonts w:ascii="Nirmala UI" w:eastAsia="Nirmala UI" w:hAnsi="Nirmala UI" w:cs="Nirmala UI"/>
           <w:bCs/>
           <w:kern w:val="0"/>
           <w:sz w:val="20"/>
@@ -11467,7 +11432,7 @@
       </w:r>
       <w:r>
         <w:rPr>
-          <w:rFonts w:ascii="Nirmala UI" w:eastAsia="Arial MT" w:hAnsi="Nirmala UI" w:cs="Nirmala UI"/>
+          <w:rFonts w:ascii="Nirmala UI" w:eastAsia="Nirmala UI" w:hAnsi="Nirmala UI" w:cs="Nirmala UI"/>
           <w:bCs/>
           <w:kern w:val="0"/>
           <w:sz w:val="20"/>
@@ -11489,7 +11454,7 @@
       </w:r>
       <w:r>
         <w:rPr>
-          <w:rFonts w:ascii="Nirmala UI" w:eastAsia="Arial MT" w:hAnsi="Nirmala UI" w:cs="Nirmala UI"/>
+          <w:rFonts w:ascii="Nirmala UI" w:eastAsia="Nirmala UI" w:hAnsi="Nirmala UI" w:cs="Nirmala UI"/>
           <w:bCs/>
           <w:kern w:val="0"/>
           <w:sz w:val="20"/>
@@ -11511,7 +11476,7 @@
       </w:r>
       <w:r>
         <w:rPr>
-          <w:rFonts w:ascii="Nirmala UI" w:eastAsia="Arial MT" w:hAnsi="Nirmala UI" w:cs="Nirmala UI"/>
+          <w:rFonts w:ascii="Nirmala UI" w:eastAsia="Nirmala UI" w:hAnsi="Nirmala UI" w:cs="Nirmala UI"/>
           <w:bCs/>
           <w:kern w:val="0"/>
           <w:sz w:val="20"/>
@@ -11533,7 +11498,7 @@
       </w:r>
       <w:r>
         <w:rPr>
-          <w:rFonts w:ascii="Nirmala UI" w:eastAsia="Arial MT" w:hAnsi="Nirmala UI" w:cs="Nirmala UI"/>
+          <w:rFonts w:ascii="Nirmala UI" w:eastAsia="Nirmala UI" w:hAnsi="Nirmala UI" w:cs="Nirmala UI"/>
           <w:bCs/>
           <w:kern w:val="0"/>
           <w:sz w:val="20"/>
@@ -11555,7 +11520,7 @@
       </w:r>
       <w:r>
         <w:rPr>
-          <w:rFonts w:ascii="Nirmala UI" w:eastAsia="Arial MT" w:hAnsi="Nirmala UI" w:cs="Nirmala UI"/>
+          <w:rFonts w:ascii="Nirmala UI" w:eastAsia="Nirmala UI" w:hAnsi="Nirmala UI" w:cs="Nirmala UI"/>
           <w:bCs/>
           <w:kern w:val="0"/>
           <w:sz w:val="20"/>
@@ -11577,7 +11542,7 @@
       </w:r>
       <w:r>
         <w:rPr>
-          <w:rFonts w:ascii="Nirmala UI" w:eastAsia="Arial MT" w:hAnsi="Nirmala UI" w:cs="Nirmala UI"/>
+          <w:rFonts w:ascii="Nirmala UI" w:eastAsia="Nirmala UI" w:hAnsi="Nirmala UI" w:cs="Nirmala UI"/>
           <w:bCs/>
           <w:kern w:val="0"/>
           <w:sz w:val="20"/>
@@ -11599,7 +11564,7 @@
       </w:r>
       <w:r>
         <w:rPr>
-          <w:rFonts w:ascii="Nirmala UI" w:eastAsia="Arial MT" w:hAnsi="Nirmala UI" w:cs="Nirmala UI"/>
+          <w:rFonts w:ascii="Nirmala UI" w:eastAsia="Nirmala UI" w:hAnsi="Nirmala UI" w:cs="Nirmala UI"/>
           <w:bCs/>
           <w:kern w:val="0"/>
           <w:sz w:val="20"/>
@@ -11621,7 +11586,7 @@
       </w:r>
       <w:r>
         <w:rPr>
-          <w:rFonts w:ascii="Nirmala UI" w:eastAsia="Arial MT" w:hAnsi="Nirmala UI" w:cs="Nirmala UI"/>
+          <w:rFonts w:ascii="Nirmala UI" w:eastAsia="Nirmala UI" w:hAnsi="Nirmala UI" w:cs="Nirmala UI"/>
           <w:bCs/>
           <w:kern w:val="0"/>
           <w:sz w:val="20"/>
@@ -11643,7 +11608,7 @@
       </w:r>
       <w:r>
         <w:rPr>
-          <w:rFonts w:ascii="Nirmala UI" w:eastAsia="Arial MT" w:hAnsi="Nirmala UI" w:cs="Nirmala UI"/>
+          <w:rFonts w:ascii="Nirmala UI" w:eastAsia="Nirmala UI" w:hAnsi="Nirmala UI" w:cs="Nirmala UI"/>
           <w:bCs/>
           <w:kern w:val="0"/>
           <w:sz w:val="20"/>
@@ -11665,7 +11630,7 @@
       </w:r>
       <w:r>
         <w:rPr>
-          <w:rFonts w:ascii="Nirmala UI" w:eastAsia="Arial MT" w:hAnsi="Nirmala UI" w:cs="Nirmala UI"/>
+          <w:rFonts w:ascii="Nirmala UI" w:eastAsia="Nirmala UI" w:hAnsi="Nirmala UI" w:cs="Nirmala UI"/>
           <w:bCs/>
           <w:kern w:val="0"/>
           <w:sz w:val="20"/>
@@ -11687,7 +11652,7 @@
       </w:r>
       <w:r>
         <w:rPr>
-          <w:rFonts w:ascii="Nirmala UI" w:eastAsia="Arial MT" w:hAnsi="Nirmala UI" w:cs="Nirmala UI"/>
+          <w:rFonts w:ascii="Nirmala UI" w:eastAsia="Nirmala UI" w:hAnsi="Nirmala UI" w:cs="Nirmala UI"/>
           <w:bCs/>
           <w:kern w:val="0"/>
           <w:sz w:val="20"/>
@@ -12016,7 +11981,7 @@
       </w:pPr>
       <w:r>
         <w:rPr>
-          <w:rFonts w:ascii="Nirmala UI" w:eastAsia="Arial MT" w:hAnsi="Nirmala UI" w:cs="Nirmala UI"/>
+          <w:rFonts w:ascii="Nirmala UI" w:eastAsia="Nirmala UI" w:hAnsi="Nirmala UI" w:cs="Nirmala UI"/>
           <w:bCs/>
           <w:kern w:val="0"/>
           <w:sz w:val="20"/>
@@ -12038,7 +12003,7 @@
       </w:r>
       <w:r>
         <w:rPr>
-          <w:rFonts w:ascii="Nirmala UI" w:eastAsia="Arial MT" w:hAnsi="Nirmala UI" w:cs="Nirmala UI"/>
+          <w:rFonts w:ascii="Nirmala UI" w:eastAsia="Nirmala UI" w:hAnsi="Nirmala UI" w:cs="Nirmala UI"/>
           <w:bCs/>
           <w:kern w:val="0"/>
           <w:sz w:val="20"/>
@@ -12060,7 +12025,7 @@
       </w:r>
       <w:r>
         <w:rPr>
-          <w:rFonts w:ascii="Nirmala UI" w:eastAsia="Arial MT" w:hAnsi="Nirmala UI" w:cs="Nirmala UI"/>
+          <w:rFonts w:ascii="Nirmala UI" w:eastAsia="Nirmala UI" w:hAnsi="Nirmala UI" w:cs="Nirmala UI"/>
           <w:bCs/>
           <w:kern w:val="0"/>
           <w:sz w:val="20"/>
@@ -12082,7 +12047,7 @@
       </w:r>
       <w:r>
         <w:rPr>
-          <w:rFonts w:ascii="Nirmala UI" w:eastAsia="Arial MT" w:hAnsi="Nirmala UI" w:cs="Nirmala UI"/>
+          <w:rFonts w:ascii="Nirmala UI" w:eastAsia="Nirmala UI" w:hAnsi="Nirmala UI" w:cs="Nirmala UI"/>
           <w:bCs/>
           <w:kern w:val="0"/>
           <w:sz w:val="20"/>
@@ -12104,7 +12069,7 @@
       </w:r>
       <w:r>
         <w:rPr>
-          <w:rFonts w:ascii="Nirmala UI" w:eastAsia="Arial MT" w:hAnsi="Nirmala UI" w:cs="Nirmala UI"/>
+          <w:rFonts w:ascii="Nirmala UI" w:eastAsia="Nirmala UI" w:hAnsi="Nirmala UI" w:cs="Nirmala UI"/>
           <w:bCs/>
           <w:kern w:val="0"/>
           <w:sz w:val="20"/>
@@ -12126,7 +12091,7 @@
       </w:r>
       <w:r>
         <w:rPr>
-          <w:rFonts w:ascii="Nirmala UI" w:eastAsia="Arial MT" w:hAnsi="Nirmala UI" w:cs="Nirmala UI"/>
+          <w:rFonts w:ascii="Nirmala UI" w:eastAsia="Nirmala UI" w:hAnsi="Nirmala UI" w:cs="Nirmala UI"/>
           <w:bCs/>
           <w:kern w:val="0"/>
           <w:sz w:val="20"/>
@@ -12148,7 +12113,7 @@
       </w:r>
       <w:r>
         <w:rPr>
-          <w:rFonts w:ascii="Nirmala UI" w:eastAsia="Arial MT" w:hAnsi="Nirmala UI" w:cs="Nirmala UI"/>
+          <w:rFonts w:ascii="Nirmala UI" w:eastAsia="Nirmala UI" w:hAnsi="Nirmala UI" w:cs="Nirmala UI"/>
           <w:bCs/>
           <w:kern w:val="0"/>
           <w:sz w:val="20"/>
@@ -12170,7 +12135,7 @@
       </w:r>
       <w:r>
         <w:rPr>
-          <w:rFonts w:ascii="Nirmala UI" w:eastAsia="Arial MT" w:hAnsi="Nirmala UI" w:cs="Nirmala UI"/>
+          <w:rFonts w:ascii="Nirmala UI" w:eastAsia="Nirmala UI" w:hAnsi="Nirmala UI" w:cs="Nirmala UI"/>
           <w:bCs/>
           <w:kern w:val="0"/>
           <w:sz w:val="20"/>
@@ -12192,7 +12157,7 @@
       </w:r>
       <w:r>
         <w:rPr>
-          <w:rFonts w:ascii="Nirmala UI" w:eastAsia="Arial MT" w:hAnsi="Nirmala UI" w:cs="Nirmala UI"/>
+          <w:rFonts w:ascii="Nirmala UI" w:eastAsia="Nirmala UI" w:hAnsi="Nirmala UI" w:cs="Nirmala UI"/>
           <w:bCs/>
           <w:kern w:val="0"/>
           <w:sz w:val="20"/>
@@ -12214,7 +12179,7 @@
       </w:r>
       <w:r>
         <w:rPr>
-          <w:rFonts w:ascii="Nirmala UI" w:eastAsia="Arial MT" w:hAnsi="Nirmala UI" w:cs="Nirmala UI"/>
+          <w:rFonts w:ascii="Nirmala UI" w:eastAsia="Nirmala UI" w:hAnsi="Nirmala UI" w:cs="Nirmala UI"/>
           <w:bCs/>
           <w:kern w:val="0"/>
           <w:sz w:val="20"/>
@@ -12236,7 +12201,7 @@
       </w:r>
       <w:r>
         <w:rPr>
-          <w:rFonts w:ascii="Nirmala UI" w:eastAsia="Arial MT" w:hAnsi="Nirmala UI" w:cs="Nirmala UI"/>
+          <w:rFonts w:ascii="Nirmala UI" w:eastAsia="Nirmala UI" w:hAnsi="Nirmala UI" w:cs="Nirmala UI"/>
           <w:bCs/>
           <w:kern w:val="0"/>
           <w:sz w:val="20"/>
@@ -12258,7 +12223,7 @@
       </w:r>
       <w:r>
         <w:rPr>
-          <w:rFonts w:ascii="Nirmala UI" w:eastAsia="Arial MT" w:hAnsi="Nirmala UI" w:cs="Nirmala UI"/>
+          <w:rFonts w:ascii="Nirmala UI" w:eastAsia="Nirmala UI" w:hAnsi="Nirmala UI" w:cs="Nirmala UI"/>
           <w:bCs/>
           <w:kern w:val="0"/>
           <w:sz w:val="20"/>
@@ -12280,7 +12245,7 @@
       </w:r>
       <w:r>
         <w:rPr>
-          <w:rFonts w:ascii="Nirmala UI" w:eastAsia="Arial MT" w:hAnsi="Nirmala UI" w:cs="Nirmala UI"/>
+          <w:rFonts w:ascii="Nirmala UI" w:eastAsia="Nirmala UI" w:hAnsi="Nirmala UI" w:cs="Nirmala UI"/>
           <w:bCs/>
           <w:kern w:val="0"/>
           <w:sz w:val="20"/>
@@ -12302,7 +12267,7 @@
       </w:r>
       <w:r>
         <w:rPr>
-          <w:rFonts w:ascii="Nirmala UI" w:eastAsia="Arial MT" w:hAnsi="Nirmala UI" w:cs="Nirmala UI"/>
+          <w:rFonts w:ascii="Nirmala UI" w:eastAsia="Nirmala UI" w:hAnsi="Nirmala UI" w:cs="Nirmala UI"/>
           <w:bCs/>
           <w:kern w:val="0"/>
           <w:sz w:val="20"/>
@@ -12324,7 +12289,7 @@
       </w:r>
       <w:r>
         <w:rPr>
-          <w:rFonts w:ascii="Nirmala UI" w:eastAsia="Arial MT" w:hAnsi="Nirmala UI" w:cs="Nirmala UI"/>
+          <w:rFonts w:ascii="Nirmala UI" w:eastAsia="Nirmala UI" w:hAnsi="Nirmala UI" w:cs="Nirmala UI"/>
           <w:bCs/>
           <w:kern w:val="0"/>
           <w:sz w:val="20"/>
@@ -12346,7 +12311,7 @@
       </w:r>
       <w:r>
         <w:rPr>
-          <w:rFonts w:ascii="Nirmala UI" w:eastAsia="Arial MT" w:hAnsi="Nirmala UI" w:cs="Nirmala UI"/>
+          <w:rFonts w:ascii="Nirmala UI" w:eastAsia="Nirmala UI" w:hAnsi="Nirmala UI" w:cs="Nirmala UI"/>
           <w:bCs/>
           <w:kern w:val="0"/>
           <w:sz w:val="20"/>
@@ -12368,7 +12333,7 @@
       </w:r>
       <w:r>
         <w:rPr>
-          <w:rFonts w:ascii="Nirmala UI" w:eastAsia="Arial MT" w:hAnsi="Nirmala UI" w:cs="Nirmala UI"/>
+          <w:rFonts w:ascii="Nirmala UI" w:eastAsia="Nirmala UI" w:hAnsi="Nirmala UI" w:cs="Nirmala UI"/>
           <w:bCs/>
           <w:kern w:val="0"/>
           <w:sz w:val="20"/>
@@ -12390,7 +12355,7 @@
       </w:r>
       <w:r>
         <w:rPr>
-          <w:rFonts w:ascii="Nirmala UI" w:eastAsia="Arial MT" w:hAnsi="Nirmala UI" w:cs="Nirmala UI"/>
+          <w:rFonts w:ascii="Nirmala UI" w:eastAsia="Nirmala UI" w:hAnsi="Nirmala UI" w:cs="Nirmala UI"/>
           <w:bCs/>
           <w:kern w:val="0"/>
           <w:sz w:val="20"/>
@@ -12412,7 +12377,7 @@
       </w:r>
       <w:r>
         <w:rPr>
-          <w:rFonts w:ascii="Nirmala UI" w:eastAsia="Arial MT" w:hAnsi="Nirmala UI" w:cs="Nirmala UI"/>
+          <w:rFonts w:ascii="Nirmala UI" w:eastAsia="Nirmala UI" w:hAnsi="Nirmala UI" w:cs="Nirmala UI"/>
           <w:bCs/>
           <w:kern w:val="0"/>
           <w:sz w:val="20"/>
@@ -12434,7 +12399,7 @@
       </w:r>
       <w:r>
         <w:rPr>
-          <w:rFonts w:ascii="Nirmala UI" w:eastAsia="Arial MT" w:hAnsi="Nirmala UI" w:cs="Nirmala UI"/>
+          <w:rFonts w:ascii="Nirmala UI" w:eastAsia="Nirmala UI" w:hAnsi="Nirmala UI" w:cs="Nirmala UI"/>
           <w:bCs/>
           <w:kern w:val="0"/>
           <w:sz w:val="20"/>
@@ -12456,7 +12421,7 @@
       </w:r>
       <w:r>
         <w:rPr>
-          <w:rFonts w:ascii="Nirmala UI" w:eastAsia="Arial MT" w:hAnsi="Nirmala UI" w:cs="Nirmala UI"/>
+          <w:rFonts w:ascii="Nirmala UI" w:eastAsia="Nirmala UI" w:hAnsi="Nirmala UI" w:cs="Nirmala UI"/>
           <w:bCs/>
           <w:kern w:val="0"/>
           <w:sz w:val="20"/>
@@ -12478,7 +12443,7 @@
       </w:r>
       <w:r>
         <w:rPr>
-          <w:rFonts w:ascii="Nirmala UI" w:eastAsia="Arial MT" w:hAnsi="Nirmala UI" w:cs="Nirmala UI"/>
+          <w:rFonts w:ascii="Nirmala UI" w:eastAsia="Nirmala UI" w:hAnsi="Nirmala UI" w:cs="Nirmala UI"/>
           <w:bCs/>
           <w:kern w:val="0"/>
           <w:sz w:val="20"/>
@@ -12500,7 +12465,7 @@
       </w:r>
       <w:r>
         <w:rPr>
-          <w:rFonts w:ascii="Nirmala UI" w:eastAsia="Arial MT" w:hAnsi="Nirmala UI" w:cs="Nirmala UI"/>
+          <w:rFonts w:ascii="Nirmala UI" w:eastAsia="Nirmala UI" w:hAnsi="Nirmala UI" w:cs="Nirmala UI"/>
           <w:bCs/>
           <w:kern w:val="0"/>
           <w:sz w:val="20"/>
@@ -12522,7 +12487,7 @@
       </w:r>
       <w:r>
         <w:rPr>
-          <w:rFonts w:ascii="Nirmala UI" w:eastAsia="Arial MT" w:hAnsi="Nirmala UI" w:cs="Nirmala UI"/>
+          <w:rFonts w:ascii="Nirmala UI" w:eastAsia="Nirmala UI" w:hAnsi="Nirmala UI" w:cs="Nirmala UI"/>
           <w:bCs/>
           <w:kern w:val="0"/>
           <w:sz w:val="20"/>
@@ -12544,7 +12509,7 @@
       </w:r>
       <w:r>
         <w:rPr>
-          <w:rFonts w:ascii="Nirmala UI" w:eastAsia="Arial MT" w:hAnsi="Nirmala UI" w:cs="Nirmala UI"/>
+          <w:rFonts w:ascii="Nirmala UI" w:eastAsia="Nirmala UI" w:hAnsi="Nirmala UI" w:cs="Nirmala UI"/>
           <w:bCs/>
           <w:kern w:val="0"/>
           <w:sz w:val="20"/>
@@ -12566,7 +12531,7 @@
       </w:r>
       <w:r>
         <w:rPr>
-          <w:rFonts w:ascii="Nirmala UI" w:eastAsia="Arial MT" w:hAnsi="Nirmala UI" w:cs="Nirmala UI"/>
+          <w:rFonts w:ascii="Nirmala UI" w:eastAsia="Nirmala UI" w:hAnsi="Nirmala UI" w:cs="Nirmala UI"/>
           <w:bCs/>
           <w:kern w:val="0"/>
           <w:sz w:val="20"/>
@@ -12588,7 +12553,7 @@
       </w:r>
       <w:r>
         <w:rPr>
-          <w:rFonts w:ascii="Nirmala UI" w:eastAsia="Arial MT" w:hAnsi="Nirmala UI" w:cs="Nirmala UI"/>
+          <w:rFonts w:ascii="Nirmala UI" w:eastAsia="Nirmala UI" w:hAnsi="Nirmala UI" w:cs="Nirmala UI"/>
           <w:bCs/>
           <w:kern w:val="0"/>
           <w:sz w:val="20"/>
@@ -12610,7 +12575,7 @@
       </w:r>
       <w:r>
         <w:rPr>
-          <w:rFonts w:ascii="Nirmala UI" w:eastAsia="Arial MT" w:hAnsi="Nirmala UI" w:cs="Nirmala UI"/>
+          <w:rFonts w:ascii="Nirmala UI" w:eastAsia="Nirmala UI" w:hAnsi="Nirmala UI" w:cs="Nirmala UI"/>
           <w:bCs/>
           <w:kern w:val="0"/>
           <w:sz w:val="20"/>
@@ -12632,7 +12597,7 @@
       </w:r>
       <w:r>
         <w:rPr>
-          <w:rFonts w:ascii="Nirmala UI" w:eastAsia="Arial MT" w:hAnsi="Nirmala UI" w:cs="Nirmala UI"/>
+          <w:rFonts w:ascii="Nirmala UI" w:eastAsia="Nirmala UI" w:hAnsi="Nirmala UI" w:cs="Nirmala UI"/>
           <w:bCs/>
           <w:kern w:val="0"/>
           <w:sz w:val="20"/>
@@ -12654,7 +12619,7 @@
       </w:r>
       <w:r>
         <w:rPr>
-          <w:rFonts w:ascii="Nirmala UI" w:eastAsia="Arial MT" w:hAnsi="Nirmala UI" w:cs="Nirmala UI"/>
+          <w:rFonts w:ascii="Nirmala UI" w:eastAsia="Nirmala UI" w:hAnsi="Nirmala UI" w:cs="Nirmala UI"/>
           <w:bCs/>
           <w:kern w:val="0"/>
           <w:sz w:val="20"/>
@@ -12676,7 +12641,7 @@
       </w:r>
       <w:r>
         <w:rPr>
-          <w:rFonts w:ascii="Nirmala UI" w:eastAsia="Arial MT" w:hAnsi="Nirmala UI" w:cs="Nirmala UI"/>
+          <w:rFonts w:ascii="Nirmala UI" w:eastAsia="Nirmala UI" w:hAnsi="Nirmala UI" w:cs="Nirmala UI"/>
           <w:bCs/>
           <w:kern w:val="0"/>
           <w:sz w:val="20"/>
@@ -12698,7 +12663,7 @@
       </w:r>
       <w:r>
         <w:rPr>
-          <w:rFonts w:ascii="Nirmala UI" w:eastAsia="Arial MT" w:hAnsi="Nirmala UI" w:cs="Nirmala UI"/>
+          <w:rFonts w:ascii="Nirmala UI" w:eastAsia="Nirmala UI" w:hAnsi="Nirmala UI" w:cs="Nirmala UI"/>
           <w:bCs/>
           <w:kern w:val="0"/>
           <w:sz w:val="20"/>
@@ -12720,7 +12685,7 @@
       </w:r>
       <w:r>
         <w:rPr>
-          <w:rFonts w:ascii="Nirmala UI" w:eastAsia="Arial MT" w:hAnsi="Nirmala UI" w:cs="Nirmala UI"/>
+          <w:rFonts w:ascii="Nirmala UI" w:eastAsia="Nirmala UI" w:hAnsi="Nirmala UI" w:cs="Nirmala UI"/>
           <w:bCs/>
           <w:kern w:val="0"/>
           <w:sz w:val="20"/>
@@ -12742,7 +12707,7 @@
       </w:r>
       <w:r>
         <w:rPr>
-          <w:rFonts w:ascii="Nirmala UI" w:eastAsia="Arial MT" w:hAnsi="Nirmala UI" w:cs="Nirmala UI"/>
+          <w:rFonts w:ascii="Nirmala UI" w:eastAsia="Nirmala UI" w:hAnsi="Nirmala UI" w:cs="Nirmala UI"/>
           <w:bCs/>
           <w:kern w:val="0"/>
           <w:sz w:val="20"/>
@@ -12764,7 +12729,7 @@
       </w:r>
       <w:r>
         <w:rPr>
-          <w:rFonts w:ascii="Nirmala UI" w:eastAsia="Arial MT" w:hAnsi="Nirmala UI" w:cs="Nirmala UI"/>
+          <w:rFonts w:ascii="Nirmala UI" w:eastAsia="Nirmala UI" w:hAnsi="Nirmala UI" w:cs="Nirmala UI"/>
           <w:bCs/>
           <w:kern w:val="0"/>
           <w:sz w:val="20"/>
@@ -12786,7 +12751,7 @@
       </w:r>
       <w:r>
         <w:rPr>
-          <w:rFonts w:ascii="Nirmala UI" w:eastAsia="Arial MT" w:hAnsi="Nirmala UI" w:cs="Nirmala UI"/>
+          <w:rFonts w:ascii="Nirmala UI" w:eastAsia="Nirmala UI" w:hAnsi="Nirmala UI" w:cs="Nirmala UI"/>
           <w:bCs/>
           <w:kern w:val="0"/>
           <w:sz w:val="20"/>
@@ -12808,7 +12773,7 @@
       </w:r>
       <w:r>
         <w:rPr>
-          <w:rFonts w:ascii="Nirmala UI" w:eastAsia="Arial MT" w:hAnsi="Nirmala UI" w:cs="Nirmala UI"/>
+          <w:rFonts w:ascii="Nirmala UI" w:eastAsia="Nirmala UI" w:hAnsi="Nirmala UI" w:cs="Nirmala UI"/>
           <w:bCs/>
           <w:kern w:val="0"/>
           <w:sz w:val="20"/>
@@ -12830,7 +12795,7 @@
       </w:r>
       <w:r>
         <w:rPr>
-          <w:rFonts w:ascii="Nirmala UI" w:eastAsia="Arial MT" w:hAnsi="Nirmala UI" w:cs="Nirmala UI"/>
+          <w:rFonts w:ascii="Nirmala UI" w:eastAsia="Nirmala UI" w:hAnsi="Nirmala UI" w:cs="Nirmala UI"/>
           <w:bCs/>
           <w:kern w:val="0"/>
           <w:sz w:val="20"/>
@@ -12852,7 +12817,7 @@
       </w:r>
       <w:r>
         <w:rPr>
-          <w:rFonts w:ascii="Nirmala UI" w:eastAsia="Arial MT" w:hAnsi="Nirmala UI" w:cs="Nirmala UI"/>
+          <w:rFonts w:ascii="Nirmala UI" w:eastAsia="Nirmala UI" w:hAnsi="Nirmala UI" w:cs="Nirmala UI"/>
           <w:bCs/>
           <w:kern w:val="0"/>
           <w:sz w:val="20"/>
@@ -12874,7 +12839,7 @@
       </w:r>
       <w:r>
         <w:rPr>
-          <w:rFonts w:ascii="Nirmala UI" w:eastAsia="Arial MT" w:hAnsi="Nirmala UI" w:cs="Nirmala UI"/>
+          <w:rFonts w:ascii="Nirmala UI" w:eastAsia="Nirmala UI" w:hAnsi="Nirmala UI" w:cs="Nirmala UI"/>
           <w:bCs/>
           <w:kern w:val="0"/>
           <w:sz w:val="20"/>
@@ -12896,7 +12861,7 @@
       </w:r>
       <w:r>
         <w:rPr>
-          <w:rFonts w:ascii="Nirmala UI" w:eastAsia="Arial MT" w:hAnsi="Nirmala UI" w:cs="Nirmala UI"/>
+          <w:rFonts w:ascii="Nirmala UI" w:eastAsia="Nirmala UI" w:hAnsi="Nirmala UI" w:cs="Nirmala UI"/>
           <w:bCs/>
           <w:kern w:val="0"/>
           <w:sz w:val="20"/>
@@ -12918,7 +12883,7 @@
       </w:r>
       <w:r>
         <w:rPr>
-          <w:rFonts w:ascii="Nirmala UI" w:eastAsia="Arial MT" w:hAnsi="Nirmala UI" w:cs="Nirmala UI"/>
+          <w:rFonts w:ascii="Nirmala UI" w:eastAsia="Nirmala UI" w:hAnsi="Nirmala UI" w:cs="Nirmala UI"/>
           <w:bCs/>
           <w:kern w:val="0"/>
           <w:sz w:val="20"/>
@@ -12940,7 +12905,7 @@
       </w:r>
       <w:r>
         <w:rPr>
-          <w:rFonts w:ascii="Nirmala UI" w:eastAsia="Arial MT" w:hAnsi="Nirmala UI" w:cs="Nirmala UI"/>
+          <w:rFonts w:ascii="Nirmala UI" w:eastAsia="Nirmala UI" w:hAnsi="Nirmala UI" w:cs="Nirmala UI"/>
           <w:bCs/>
           <w:kern w:val="0"/>
           <w:sz w:val="20"/>
@@ -12962,7 +12927,7 @@
       </w:r>
       <w:r>
         <w:rPr>
-          <w:rFonts w:ascii="Nirmala UI" w:eastAsia="Arial MT" w:hAnsi="Nirmala UI" w:cs="Nirmala UI"/>
+          <w:rFonts w:ascii="Nirmala UI" w:eastAsia="Nirmala UI" w:hAnsi="Nirmala UI" w:cs="Nirmala UI"/>
           <w:bCs/>
           <w:kern w:val="0"/>
           <w:sz w:val="20"/>
@@ -12984,7 +12949,7 @@
       </w:r>
       <w:r>
         <w:rPr>
-          <w:rFonts w:ascii="Nirmala UI" w:eastAsia="Arial MT" w:hAnsi="Nirmala UI" w:cs="Nirmala UI"/>
+          <w:rFonts w:ascii="Nirmala UI" w:eastAsia="Nirmala UI" w:hAnsi="Nirmala UI" w:cs="Nirmala UI"/>
           <w:bCs/>
           <w:kern w:val="0"/>
           <w:sz w:val="20"/>
@@ -13006,7 +12971,7 @@
       </w:r>
       <w:r>
         <w:rPr>
-          <w:rFonts w:ascii="Nirmala UI" w:eastAsia="Arial MT" w:hAnsi="Nirmala UI" w:cs="Nirmala UI"/>
+          <w:rFonts w:ascii="Nirmala UI" w:eastAsia="Nirmala UI" w:hAnsi="Nirmala UI" w:cs="Nirmala UI"/>
           <w:bCs/>
           <w:kern w:val="0"/>
           <w:sz w:val="20"/>
@@ -13028,7 +12993,7 @@
       </w:r>
       <w:r>
         <w:rPr>
-          <w:rFonts w:ascii="Nirmala UI" w:eastAsia="Arial MT" w:hAnsi="Nirmala UI" w:cs="Nirmala UI"/>
+          <w:rFonts w:ascii="Nirmala UI" w:eastAsia="Nirmala UI" w:hAnsi="Nirmala UI" w:cs="Nirmala UI"/>
           <w:bCs/>
           <w:kern w:val="0"/>
           <w:sz w:val="20"/>
@@ -13050,7 +13015,7 @@
       </w:r>
       <w:r>
         <w:rPr>
-          <w:rFonts w:ascii="Nirmala UI" w:eastAsia="Arial MT" w:hAnsi="Nirmala UI" w:cs="Nirmala UI"/>
+          <w:rFonts w:ascii="Nirmala UI" w:eastAsia="Nirmala UI" w:hAnsi="Nirmala UI" w:cs="Nirmala UI"/>
           <w:bCs/>
           <w:kern w:val="0"/>
           <w:sz w:val="20"/>
@@ -13072,7 +13037,7 @@
       </w:r>
       <w:r>
         <w:rPr>
-          <w:rFonts w:ascii="Nirmala UI" w:eastAsia="Arial MT" w:hAnsi="Nirmala UI" w:cs="Nirmala UI"/>
+          <w:rFonts w:ascii="Nirmala UI" w:eastAsia="Nirmala UI" w:hAnsi="Nirmala UI" w:cs="Nirmala UI"/>
           <w:bCs/>
           <w:kern w:val="0"/>
           <w:sz w:val="20"/>
@@ -13514,27 +13479,27 @@
       </w:pPr>
       <w:r>
         <w:rPr>
+          <w:rFonts w:ascii="Nirmala UI" w:eastAsia="Nirmala UI" w:hAnsi="Nirmala UI" w:cs="Nirmala UI"/>
+          <w:kern w:val="0"/>
+          <w:sz w:val="20"/>
+          <w:szCs w:val="20"/>
+          <w:lang w:val="en-US"/>
+        </w:rPr>
+        <w:t xml:space="preserve">ಇ. </w:t>
+      </w:r>
+      <w:r>
+        <w:rPr>
           <w:rFonts w:ascii="Nirmala UI" w:eastAsia="Arial" w:hAnsi="Nirmala UI" w:cs="Nirmala UI"/>
           <w:kern w:val="0"/>
           <w:sz w:val="20"/>
           <w:szCs w:val="20"/>
           <w:lang w:val="en-US"/>
         </w:rPr>
-        <w:t xml:space="preserve">ಇ. </w:t>
-      </w:r>
-      <w:r>
-        <w:rPr>
-          <w:rFonts w:ascii="Nirmala UI" w:eastAsia="Arial" w:hAnsi="Nirmala UI" w:cs="Nirmala UI"/>
-          <w:kern w:val="0"/>
-          <w:sz w:val="20"/>
-          <w:szCs w:val="20"/>
-          <w:lang w:val="en-US"/>
-        </w:rPr>
         <w:t xml:space="preserve">  </w:t>
       </w:r>
       <w:r>
         <w:rPr>
-          <w:rFonts w:ascii="Nirmala UI" w:eastAsia="Arial" w:hAnsi="Nirmala UI" w:cs="Nirmala UI"/>
+          <w:rFonts w:ascii="Nirmala UI" w:eastAsia="Nirmala UI" w:hAnsi="Nirmala UI" w:cs="Nirmala UI"/>
           <w:kern w:val="0"/>
           <w:sz w:val="20"/>
           <w:szCs w:val="20"/>
@@ -14034,7 +13999,7 @@
       </w:pPr>
       <w:r>
         <w:rPr>
-          <w:rFonts w:ascii="Nirmala UI" w:eastAsia="Arial MT" w:hAnsi="Nirmala UI" w:cs="Nirmala UI"/>
+          <w:rFonts w:ascii="Nirmala UI" w:eastAsia="Nirmala UI" w:hAnsi="Nirmala UI" w:cs="Nirmala UI"/>
           <w:b/>
           <w:bCs/>
           <w:kern w:val="0"/>
@@ -14056,7 +14021,7 @@
       </w:r>
       <w:r>
         <w:rPr>
-          <w:rFonts w:ascii="Nirmala UI" w:eastAsia="Arial MT" w:hAnsi="Nirmala UI" w:cs="Nirmala UI"/>
+          <w:rFonts w:ascii="Nirmala UI" w:eastAsia="Nirmala UI" w:hAnsi="Nirmala UI" w:cs="Nirmala UI"/>
           <w:kern w:val="0"/>
           <w:sz w:val="20"/>
           <w:szCs w:val="20"/>
@@ -14076,7 +14041,7 @@
       </w:r>
       <w:r>
         <w:rPr>
-          <w:rFonts w:ascii="Nirmala UI" w:eastAsia="Arial MT" w:hAnsi="Nirmala UI" w:cs="Nirmala UI"/>
+          <w:rFonts w:ascii="Nirmala UI" w:eastAsia="Nirmala UI" w:hAnsi="Nirmala UI" w:cs="Nirmala UI"/>
           <w:kern w:val="0"/>
           <w:sz w:val="20"/>
           <w:szCs w:val="20"/>
@@ -14096,7 +14061,7 @@
       </w:r>
       <w:r>
         <w:rPr>
-          <w:rFonts w:ascii="Nirmala UI" w:eastAsia="Arial MT" w:hAnsi="Nirmala UI" w:cs="Nirmala UI"/>
+          <w:rFonts w:ascii="Nirmala UI" w:eastAsia="Nirmala UI" w:hAnsi="Nirmala UI" w:cs="Nirmala UI"/>
           <w:kern w:val="0"/>
           <w:sz w:val="20"/>
           <w:szCs w:val="20"/>
@@ -14116,7 +14081,7 @@
       </w:r>
       <w:r>
         <w:rPr>
-          <w:rFonts w:ascii="Nirmala UI" w:eastAsia="Arial MT" w:hAnsi="Nirmala UI" w:cs="Nirmala UI"/>
+          <w:rFonts w:ascii="Nirmala UI" w:eastAsia="Nirmala UI" w:hAnsi="Nirmala UI" w:cs="Nirmala UI"/>
           <w:kern w:val="0"/>
           <w:sz w:val="20"/>
           <w:szCs w:val="20"/>
@@ -14136,7 +14101,7 @@
       </w:r>
       <w:r>
         <w:rPr>
-          <w:rFonts w:ascii="Nirmala UI" w:eastAsia="Arial MT" w:hAnsi="Nirmala UI" w:cs="Nirmala UI"/>
+          <w:rFonts w:ascii="Nirmala UI" w:eastAsia="Nirmala UI" w:hAnsi="Nirmala UI" w:cs="Nirmala UI"/>
           <w:kern w:val="0"/>
           <w:sz w:val="20"/>
           <w:szCs w:val="20"/>
@@ -14156,7 +14121,7 @@
       </w:r>
       <w:r>
         <w:rPr>
-          <w:rFonts w:ascii="Nirmala UI" w:eastAsia="Arial MT" w:hAnsi="Nirmala UI" w:cs="Nirmala UI"/>
+          <w:rFonts w:ascii="Nirmala UI" w:eastAsia="Nirmala UI" w:hAnsi="Nirmala UI" w:cs="Nirmala UI"/>
           <w:kern w:val="0"/>
           <w:sz w:val="20"/>
           <w:szCs w:val="20"/>
@@ -14176,7 +14141,7 @@
       </w:r>
       <w:r>
         <w:rPr>
-          <w:rFonts w:ascii="Nirmala UI" w:eastAsia="Arial MT" w:hAnsi="Nirmala UI" w:cs="Nirmala UI"/>
+          <w:rFonts w:ascii="Nirmala UI" w:eastAsia="Nirmala UI" w:hAnsi="Nirmala UI" w:cs="Nirmala UI"/>
           <w:kern w:val="0"/>
           <w:sz w:val="20"/>
           <w:szCs w:val="20"/>
@@ -14196,7 +14161,7 @@
       </w:r>
       <w:r>
         <w:rPr>
-          <w:rFonts w:ascii="Nirmala UI" w:eastAsia="Arial MT" w:hAnsi="Nirmala UI" w:cs="Nirmala UI"/>
+          <w:rFonts w:ascii="Nirmala UI" w:eastAsia="Nirmala UI" w:hAnsi="Nirmala UI" w:cs="Nirmala UI"/>
           <w:kern w:val="0"/>
           <w:sz w:val="20"/>
           <w:szCs w:val="20"/>
@@ -14216,7 +14181,7 @@
       </w:r>
       <w:r>
         <w:rPr>
-          <w:rFonts w:ascii="Nirmala UI" w:eastAsia="Arial MT" w:hAnsi="Nirmala UI" w:cs="Nirmala UI"/>
+          <w:rFonts w:ascii="Nirmala UI" w:eastAsia="Nirmala UI" w:hAnsi="Nirmala UI" w:cs="Nirmala UI"/>
           <w:kern w:val="0"/>
           <w:sz w:val="20"/>
           <w:szCs w:val="20"/>
@@ -14236,7 +14201,7 @@
       </w:r>
       <w:r>
         <w:rPr>
-          <w:rFonts w:ascii="Nirmala UI" w:eastAsia="Arial MT" w:hAnsi="Nirmala UI" w:cs="Nirmala UI"/>
+          <w:rFonts w:ascii="Nirmala UI" w:eastAsia="Nirmala UI" w:hAnsi="Nirmala UI" w:cs="Nirmala UI"/>
           <w:kern w:val="0"/>
           <w:sz w:val="20"/>
           <w:szCs w:val="20"/>
@@ -14256,7 +14221,7 @@
       </w:r>
       <w:r>
         <w:rPr>
-          <w:rFonts w:ascii="Nirmala UI" w:eastAsia="Arial MT" w:hAnsi="Nirmala UI" w:cs="Nirmala UI"/>
+          <w:rFonts w:ascii="Nirmala UI" w:eastAsia="Nirmala UI" w:hAnsi="Nirmala UI" w:cs="Nirmala UI"/>
           <w:kern w:val="0"/>
           <w:sz w:val="20"/>
           <w:szCs w:val="20"/>
@@ -14276,7 +14241,7 @@
       </w:r>
       <w:r>
         <w:rPr>
-          <w:rFonts w:ascii="Nirmala UI" w:eastAsia="Arial MT" w:hAnsi="Nirmala UI" w:cs="Nirmala UI"/>
+          <w:rFonts w:ascii="Nirmala UI" w:eastAsia="Nirmala UI" w:hAnsi="Nirmala UI" w:cs="Nirmala UI"/>
           <w:kern w:val="0"/>
           <w:sz w:val="20"/>
           <w:szCs w:val="20"/>
@@ -14381,6 +14346,7 @@
     </w:p>
     <w:p>
       <w:pPr>
+        <w:keepNext/>
         <w:widowControl w:val="0"/>
         <w:tabs>
           <w:tab w:val="left" w:pos="881"/>
@@ -14411,6 +14377,7 @@
     </w:p>
     <w:p>
       <w:pPr>
+        <w:keepLines/>
         <w:widowControl w:val="0"/>
         <w:autoSpaceDE w:val="0"/>
         <w:autoSpaceDN w:val="0"/>
@@ -14436,7 +14403,7 @@
       </w:r>
       <w:r>
         <w:rPr>
-          <w:rFonts w:ascii="Nirmala UI" w:eastAsia="Arial MT" w:hAnsi="Nirmala UI" w:cs="Nirmala UI" w:hint="cs"/>
+          <w:rFonts w:ascii="Nirmala UI" w:eastAsia="Nirmala UI" w:hAnsi="Nirmala UI" w:cs="Nirmala UI" w:hint="cs"/>
           <w:kern w:val="0"/>
           <w:sz w:val="20"/>
           <w:szCs w:val="20"/>
@@ -14466,7 +14433,7 @@
       </w:r>
       <w:r>
         <w:rPr>
-          <w:rFonts w:ascii="Nirmala UI" w:eastAsia="Arial MT" w:hAnsi="Nirmala UI" w:cs="Nirmala UI"/>
+          <w:rFonts w:ascii="Nirmala UI" w:eastAsia="Nirmala UI" w:hAnsi="Nirmala UI" w:cs="Nirmala UI"/>
           <w:kern w:val="0"/>
           <w:sz w:val="20"/>
           <w:szCs w:val="20"/>
@@ -14532,6 +14499,7 @@
     </w:p>
     <w:p>
       <w:pPr>
+        <w:pageBreakBefore/>
         <w:widowControl w:val="0"/>
         <w:numPr>
           <w:ilvl w:val="0"/>
@@ -14570,7 +14538,7 @@
       </w:r>
       <w:r>
         <w:rPr>
-          <w:rFonts w:ascii="Nirmala UI" w:eastAsia="Arial" w:hAnsi="Nirmala UI" w:cs="Nirmala UI"/>
+          <w:rFonts w:ascii="Nirmala UI" w:eastAsia="Nirmala UI" w:hAnsi="Nirmala UI" w:cs="Nirmala UI"/>
           <w:b/>
           <w:bCs/>
           <w:kern w:val="0"/>
@@ -14705,7 +14673,7 @@
       </w:pPr>
       <w:r>
         <w:rPr>
-          <w:rFonts w:ascii="Nirmala UI" w:eastAsia="Arial MT" w:hAnsi="Nirmala UI" w:cs="Nirmala UI"/>
+          <w:rFonts w:ascii="Nirmala UI" w:eastAsia="Nirmala UI" w:hAnsi="Nirmala UI" w:cs="Nirmala UI"/>
           <w:b/>
           <w:kern w:val="0"/>
           <w:sz w:val="20"/>
@@ -14727,7 +14695,7 @@
       </w:r>
       <w:r>
         <w:rPr>
-          <w:rFonts w:ascii="Nirmala UI" w:eastAsia="Arial MT" w:hAnsi="Nirmala UI" w:cs="Nirmala UI"/>
+          <w:rFonts w:ascii="Nirmala UI" w:eastAsia="Nirmala UI" w:hAnsi="Nirmala UI" w:cs="Nirmala UI"/>
           <w:bCs/>
           <w:kern w:val="0"/>
           <w:sz w:val="20"/>
@@ -15336,7 +15304,7 @@
       </w:pPr>
       <w:r>
         <w:rPr>
-          <w:rFonts w:ascii="Nirmala UI" w:eastAsia="Arial MT" w:hAnsi="Nirmala UI" w:cs="Nirmala UI"/>
+          <w:rFonts w:ascii="Nirmala UI" w:eastAsia="Nirmala UI" w:hAnsi="Nirmala UI" w:cs="Nirmala UI"/>
           <w:b/>
           <w:kern w:val="0"/>
           <w:sz w:val="20"/>
@@ -15369,7 +15337,7 @@
       </w:r>
       <w:r>
         <w:rPr>
-          <w:rFonts w:ascii="Nirmala UI" w:eastAsia="Arial MT" w:hAnsi="Nirmala UI" w:cs="Nirmala UI"/>
+          <w:rFonts w:ascii="Nirmala UI" w:eastAsia="Nirmala UI" w:hAnsi="Nirmala UI" w:cs="Nirmala UI"/>
           <w:bCs/>
           <w:kern w:val="0"/>
           <w:sz w:val="20"/>
@@ -15391,7 +15359,7 @@
       </w:r>
       <w:r>
         <w:rPr>
-          <w:rFonts w:ascii="Nirmala UI" w:eastAsia="Arial MT" w:hAnsi="Nirmala UI" w:cs="Nirmala UI"/>
+          <w:rFonts w:ascii="Nirmala UI" w:eastAsia="Nirmala UI" w:hAnsi="Nirmala UI" w:cs="Nirmala UI"/>
           <w:bCs/>
           <w:kern w:val="0"/>
           <w:sz w:val="20"/>
@@ -15413,7 +15381,7 @@
       </w:r>
       <w:r>
         <w:rPr>
-          <w:rFonts w:ascii="Nirmala UI" w:eastAsia="Arial MT" w:hAnsi="Nirmala UI" w:cs="Nirmala UI"/>
+          <w:rFonts w:ascii="Nirmala UI" w:eastAsia="Nirmala UI" w:hAnsi="Nirmala UI" w:cs="Nirmala UI"/>
           <w:bCs/>
           <w:kern w:val="0"/>
           <w:sz w:val="20"/>
@@ -15435,7 +15403,7 @@
       </w:r>
       <w:r>
         <w:rPr>
-          <w:rFonts w:ascii="Nirmala UI" w:eastAsia="Arial MT" w:hAnsi="Nirmala UI" w:cs="Nirmala UI"/>
+          <w:rFonts w:ascii="Nirmala UI" w:eastAsia="Nirmala UI" w:hAnsi="Nirmala UI" w:cs="Nirmala UI"/>
           <w:bCs/>
           <w:kern w:val="0"/>
           <w:sz w:val="20"/>
@@ -15457,7 +15425,7 @@
       </w:r>
       <w:r>
         <w:rPr>
-          <w:rFonts w:ascii="Nirmala UI" w:eastAsia="Arial MT" w:hAnsi="Nirmala UI" w:cs="Nirmala UI"/>
+          <w:rFonts w:ascii="Nirmala UI" w:eastAsia="Nirmala UI" w:hAnsi="Nirmala UI" w:cs="Nirmala UI"/>
           <w:bCs/>
           <w:kern w:val="0"/>
           <w:sz w:val="20"/>
@@ -15479,7 +15447,7 @@
       </w:r>
       <w:r>
         <w:rPr>
-          <w:rFonts w:ascii="Nirmala UI" w:eastAsia="Arial MT" w:hAnsi="Nirmala UI" w:cs="Nirmala UI"/>
+          <w:rFonts w:ascii="Nirmala UI" w:eastAsia="Nirmala UI" w:hAnsi="Nirmala UI" w:cs="Nirmala UI"/>
           <w:bCs/>
           <w:kern w:val="0"/>
           <w:sz w:val="20"/>
@@ -15501,7 +15469,7 @@
       </w:r>
       <w:r>
         <w:rPr>
-          <w:rFonts w:ascii="Nirmala UI" w:eastAsia="Arial MT" w:hAnsi="Nirmala UI" w:cs="Nirmala UI"/>
+          <w:rFonts w:ascii="Nirmala UI" w:eastAsia="Nirmala UI" w:hAnsi="Nirmala UI" w:cs="Nirmala UI"/>
           <w:bCs/>
           <w:kern w:val="0"/>
           <w:sz w:val="20"/>
@@ -15523,7 +15491,7 @@
       </w:r>
       <w:r>
         <w:rPr>
-          <w:rFonts w:ascii="Nirmala UI" w:eastAsia="Arial MT" w:hAnsi="Nirmala UI" w:cs="Nirmala UI"/>
+          <w:rFonts w:ascii="Nirmala UI" w:eastAsia="Nirmala UI" w:hAnsi="Nirmala UI" w:cs="Nirmala UI"/>
           <w:bCs/>
           <w:kern w:val="0"/>
           <w:sz w:val="20"/>
@@ -15545,7 +15513,7 @@
       </w:r>
       <w:r>
         <w:rPr>
-          <w:rFonts w:ascii="Nirmala UI" w:eastAsia="Arial MT" w:hAnsi="Nirmala UI" w:cs="Nirmala UI"/>
+          <w:rFonts w:ascii="Nirmala UI" w:eastAsia="Nirmala UI" w:hAnsi="Nirmala UI" w:cs="Nirmala UI"/>
           <w:bCs/>
           <w:kern w:val="0"/>
           <w:sz w:val="20"/>
@@ -15567,7 +15535,7 @@
       </w:r>
       <w:r>
         <w:rPr>
-          <w:rFonts w:ascii="Nirmala UI" w:eastAsia="Arial MT" w:hAnsi="Nirmala UI" w:cs="Nirmala UI"/>
+          <w:rFonts w:ascii="Nirmala UI" w:eastAsia="Nirmala UI" w:hAnsi="Nirmala UI" w:cs="Nirmala UI"/>
           <w:bCs/>
           <w:kern w:val="0"/>
           <w:sz w:val="20"/>
@@ -15589,7 +15557,7 @@
       </w:r>
       <w:r>
         <w:rPr>
-          <w:rFonts w:ascii="Nirmala UI" w:eastAsia="Arial MT" w:hAnsi="Nirmala UI" w:cs="Nirmala UI"/>
+          <w:rFonts w:ascii="Nirmala UI" w:eastAsia="Nirmala UI" w:hAnsi="Nirmala UI" w:cs="Nirmala UI"/>
           <w:bCs/>
           <w:kern w:val="0"/>
           <w:sz w:val="20"/>
@@ -15611,7 +15579,7 @@
       </w:r>
       <w:r>
         <w:rPr>
-          <w:rFonts w:ascii="Nirmala UI" w:eastAsia="Arial MT" w:hAnsi="Nirmala UI" w:cs="Nirmala UI"/>
+          <w:rFonts w:ascii="Nirmala UI" w:eastAsia="Nirmala UI" w:hAnsi="Nirmala UI" w:cs="Nirmala UI"/>
           <w:bCs/>
           <w:kern w:val="0"/>
           <w:sz w:val="20"/>
@@ -15633,7 +15601,7 @@
       </w:r>
       <w:r>
         <w:rPr>
-          <w:rFonts w:ascii="Nirmala UI" w:eastAsia="Arial MT" w:hAnsi="Nirmala UI" w:cs="Nirmala UI"/>
+          <w:rFonts w:ascii="Nirmala UI" w:eastAsia="Nirmala UI" w:hAnsi="Nirmala UI" w:cs="Nirmala UI"/>
           <w:bCs/>
           <w:kern w:val="0"/>
           <w:sz w:val="20"/>
@@ -15655,7 +15623,7 @@
       </w:r>
       <w:r>
         <w:rPr>
-          <w:rFonts w:ascii="Nirmala UI" w:eastAsia="Arial MT" w:hAnsi="Nirmala UI" w:cs="Nirmala UI"/>
+          <w:rFonts w:ascii="Nirmala UI" w:eastAsia="Nirmala UI" w:hAnsi="Nirmala UI" w:cs="Nirmala UI"/>
           <w:bCs/>
           <w:kern w:val="0"/>
           <w:sz w:val="20"/>
@@ -15677,7 +15645,7 @@
       </w:r>
       <w:r>
         <w:rPr>
-          <w:rFonts w:ascii="Nirmala UI" w:eastAsia="Arial MT" w:hAnsi="Nirmala UI" w:cs="Nirmala UI"/>
+          <w:rFonts w:ascii="Nirmala UI" w:eastAsia="Nirmala UI" w:hAnsi="Nirmala UI" w:cs="Nirmala UI"/>
           <w:bCs/>
           <w:kern w:val="0"/>
           <w:sz w:val="20"/>
@@ -15699,7 +15667,7 @@
       </w:r>
       <w:r>
         <w:rPr>
-          <w:rFonts w:ascii="Nirmala UI" w:eastAsia="Arial MT" w:hAnsi="Nirmala UI" w:cs="Nirmala UI"/>
+          <w:rFonts w:ascii="Nirmala UI" w:eastAsia="Nirmala UI" w:hAnsi="Nirmala UI" w:cs="Nirmala UI"/>
           <w:bCs/>
           <w:kern w:val="0"/>
           <w:sz w:val="20"/>
@@ -15721,7 +15689,7 @@
       </w:r>
       <w:r>
         <w:rPr>
-          <w:rFonts w:ascii="Nirmala UI" w:eastAsia="Arial MT" w:hAnsi="Nirmala UI" w:cs="Nirmala UI"/>
+          <w:rFonts w:ascii="Nirmala UI" w:eastAsia="Nirmala UI" w:hAnsi="Nirmala UI" w:cs="Nirmala UI"/>
           <w:bCs/>
           <w:kern w:val="0"/>
           <w:sz w:val="20"/>
@@ -15743,7 +15711,7 @@
       </w:r>
       <w:r>
         <w:rPr>
-          <w:rFonts w:ascii="Nirmala UI" w:eastAsia="Arial MT" w:hAnsi="Nirmala UI" w:cs="Nirmala UI"/>
+          <w:rFonts w:ascii="Nirmala UI" w:eastAsia="Nirmala UI" w:hAnsi="Nirmala UI" w:cs="Nirmala UI"/>
           <w:bCs/>
           <w:kern w:val="0"/>
           <w:sz w:val="20"/>
@@ -15765,7 +15733,7 @@
       </w:r>
       <w:r>
         <w:rPr>
-          <w:rFonts w:ascii="Nirmala UI" w:eastAsia="Arial MT" w:hAnsi="Nirmala UI" w:cs="Nirmala UI"/>
+          <w:rFonts w:ascii="Nirmala UI" w:eastAsia="Nirmala UI" w:hAnsi="Nirmala UI" w:cs="Nirmala UI"/>
           <w:bCs/>
           <w:kern w:val="0"/>
           <w:sz w:val="20"/>
@@ -15787,7 +15755,7 @@
       </w:r>
       <w:r>
         <w:rPr>
-          <w:rFonts w:ascii="Nirmala UI" w:eastAsia="Arial MT" w:hAnsi="Nirmala UI" w:cs="Nirmala UI"/>
+          <w:rFonts w:ascii="Nirmala UI" w:eastAsia="Nirmala UI" w:hAnsi="Nirmala UI" w:cs="Nirmala UI"/>
           <w:bCs/>
           <w:kern w:val="0"/>
           <w:sz w:val="20"/>
@@ -15809,7 +15777,7 @@
       </w:r>
       <w:r>
         <w:rPr>
-          <w:rFonts w:ascii="Nirmala UI" w:eastAsia="Arial MT" w:hAnsi="Nirmala UI" w:cs="Nirmala UI"/>
+          <w:rFonts w:ascii="Nirmala UI" w:eastAsia="Nirmala UI" w:hAnsi="Nirmala UI" w:cs="Nirmala UI"/>
           <w:bCs/>
           <w:kern w:val="0"/>
           <w:sz w:val="20"/>
@@ -15831,7 +15799,7 @@
       </w:r>
       <w:r>
         <w:rPr>
-          <w:rFonts w:ascii="Nirmala UI" w:eastAsia="Arial MT" w:hAnsi="Nirmala UI" w:cs="Nirmala UI"/>
+          <w:rFonts w:ascii="Nirmala UI" w:eastAsia="Nirmala UI" w:hAnsi="Nirmala UI" w:cs="Nirmala UI"/>
           <w:bCs/>
           <w:kern w:val="0"/>
           <w:sz w:val="20"/>
@@ -15853,7 +15821,7 @@
       </w:r>
       <w:r>
         <w:rPr>
-          <w:rFonts w:ascii="Nirmala UI" w:eastAsia="Arial MT" w:hAnsi="Nirmala UI" w:cs="Nirmala UI"/>
+          <w:rFonts w:ascii="Nirmala UI" w:eastAsia="Nirmala UI" w:hAnsi="Nirmala UI" w:cs="Nirmala UI"/>
           <w:bCs/>
           <w:kern w:val="0"/>
           <w:sz w:val="20"/>
@@ -15875,7 +15843,7 @@
       </w:r>
       <w:r>
         <w:rPr>
-          <w:rFonts w:ascii="Nirmala UI" w:eastAsia="Arial MT" w:hAnsi="Nirmala UI" w:cs="Nirmala UI"/>
+          <w:rFonts w:ascii="Nirmala UI" w:eastAsia="Nirmala UI" w:hAnsi="Nirmala UI" w:cs="Nirmala UI"/>
           <w:bCs/>
           <w:kern w:val="0"/>
           <w:sz w:val="20"/>
@@ -15897,7 +15865,7 @@
       </w:r>
       <w:r>
         <w:rPr>
-          <w:rFonts w:ascii="Nirmala UI" w:eastAsia="Arial MT" w:hAnsi="Nirmala UI" w:cs="Nirmala UI"/>
+          <w:rFonts w:ascii="Nirmala UI" w:eastAsia="Nirmala UI" w:hAnsi="Nirmala UI" w:cs="Nirmala UI"/>
           <w:bCs/>
           <w:kern w:val="0"/>
           <w:sz w:val="20"/>
@@ -15919,7 +15887,7 @@
       </w:r>
       <w:r>
         <w:rPr>
-          <w:rFonts w:ascii="Nirmala UI" w:eastAsia="Arial MT" w:hAnsi="Nirmala UI" w:cs="Nirmala UI"/>
+          <w:rFonts w:ascii="Nirmala UI" w:eastAsia="Nirmala UI" w:hAnsi="Nirmala UI" w:cs="Nirmala UI"/>
           <w:bCs/>
           <w:kern w:val="0"/>
           <w:sz w:val="20"/>
@@ -15941,7 +15909,7 @@
       </w:r>
       <w:r>
         <w:rPr>
-          <w:rFonts w:ascii="Nirmala UI" w:eastAsia="Arial MT" w:hAnsi="Nirmala UI" w:cs="Nirmala UI"/>
+          <w:rFonts w:ascii="Nirmala UI" w:eastAsia="Nirmala UI" w:hAnsi="Nirmala UI" w:cs="Nirmala UI"/>
           <w:bCs/>
           <w:kern w:val="0"/>
           <w:sz w:val="20"/>
@@ -15963,7 +15931,7 @@
       </w:r>
       <w:r>
         <w:rPr>
-          <w:rFonts w:ascii="Nirmala UI" w:eastAsia="Arial MT" w:hAnsi="Nirmala UI" w:cs="Nirmala UI"/>
+          <w:rFonts w:ascii="Nirmala UI" w:eastAsia="Nirmala UI" w:hAnsi="Nirmala UI" w:cs="Nirmala UI"/>
           <w:bCs/>
           <w:kern w:val="0"/>
           <w:sz w:val="20"/>
@@ -15985,7 +15953,7 @@
       </w:r>
       <w:r>
         <w:rPr>
-          <w:rFonts w:ascii="Nirmala UI" w:eastAsia="Arial MT" w:hAnsi="Nirmala UI" w:cs="Nirmala UI"/>
+          <w:rFonts w:ascii="Nirmala UI" w:eastAsia="Nirmala UI" w:hAnsi="Nirmala UI" w:cs="Nirmala UI"/>
           <w:bCs/>
           <w:kern w:val="0"/>
           <w:sz w:val="20"/>
@@ -16007,7 +15975,7 @@
       </w:r>
       <w:r>
         <w:rPr>
-          <w:rFonts w:ascii="Nirmala UI" w:eastAsia="Arial MT" w:hAnsi="Nirmala UI" w:cs="Nirmala UI"/>
+          <w:rFonts w:ascii="Nirmala UI" w:eastAsia="Nirmala UI" w:hAnsi="Nirmala UI" w:cs="Nirmala UI"/>
           <w:bCs/>
           <w:kern w:val="0"/>
           <w:sz w:val="20"/>
@@ -16029,7 +15997,7 @@
       </w:r>
       <w:r>
         <w:rPr>
-          <w:rFonts w:ascii="Nirmala UI" w:eastAsia="Arial MT" w:hAnsi="Nirmala UI" w:cs="Nirmala UI"/>
+          <w:rFonts w:ascii="Nirmala UI" w:eastAsia="Nirmala UI" w:hAnsi="Nirmala UI" w:cs="Nirmala UI"/>
           <w:bCs/>
           <w:kern w:val="0"/>
           <w:sz w:val="20"/>
@@ -16051,7 +16019,7 @@
       </w:r>
       <w:r>
         <w:rPr>
-          <w:rFonts w:ascii="Nirmala UI" w:eastAsia="Arial MT" w:hAnsi="Nirmala UI" w:cs="Nirmala UI"/>
+          <w:rFonts w:ascii="Nirmala UI" w:eastAsia="Nirmala UI" w:hAnsi="Nirmala UI" w:cs="Nirmala UI"/>
           <w:bCs/>
           <w:kern w:val="0"/>
           <w:sz w:val="20"/>
@@ -16073,7 +16041,7 @@
       </w:r>
       <w:r>
         <w:rPr>
-          <w:rFonts w:ascii="Nirmala UI" w:eastAsia="Arial MT" w:hAnsi="Nirmala UI" w:cs="Nirmala UI"/>
+          <w:rFonts w:ascii="Nirmala UI" w:eastAsia="Nirmala UI" w:hAnsi="Nirmala UI" w:cs="Nirmala UI"/>
           <w:bCs/>
           <w:kern w:val="0"/>
           <w:sz w:val="20"/>
@@ -16095,7 +16063,7 @@
       </w:r>
       <w:r>
         <w:rPr>
-          <w:rFonts w:ascii="Nirmala UI" w:eastAsia="Arial MT" w:hAnsi="Nirmala UI" w:cs="Nirmala UI"/>
+          <w:rFonts w:ascii="Nirmala UI" w:eastAsia="Nirmala UI" w:hAnsi="Nirmala UI" w:cs="Nirmala UI"/>
           <w:bCs/>
           <w:kern w:val="0"/>
           <w:sz w:val="20"/>
@@ -16117,7 +16085,7 @@
       </w:r>
       <w:r>
         <w:rPr>
-          <w:rFonts w:ascii="Nirmala UI" w:eastAsia="Arial MT" w:hAnsi="Nirmala UI" w:cs="Nirmala UI"/>
+          <w:rFonts w:ascii="Nirmala UI" w:eastAsia="Nirmala UI" w:hAnsi="Nirmala UI" w:cs="Nirmala UI"/>
           <w:bCs/>
           <w:kern w:val="0"/>
           <w:sz w:val="20"/>
@@ -16139,7 +16107,7 @@
       </w:r>
       <w:r>
         <w:rPr>
-          <w:rFonts w:ascii="Nirmala UI" w:eastAsia="Arial MT" w:hAnsi="Nirmala UI" w:cs="Nirmala UI"/>
+          <w:rFonts w:ascii="Nirmala UI" w:eastAsia="Nirmala UI" w:hAnsi="Nirmala UI" w:cs="Nirmala UI"/>
           <w:bCs/>
           <w:kern w:val="0"/>
           <w:sz w:val="20"/>
@@ -16161,7 +16129,7 @@
       </w:r>
       <w:r>
         <w:rPr>
-          <w:rFonts w:ascii="Nirmala UI" w:eastAsia="Arial MT" w:hAnsi="Nirmala UI" w:cs="Nirmala UI"/>
+          <w:rFonts w:ascii="Nirmala UI" w:eastAsia="Nirmala UI" w:hAnsi="Nirmala UI" w:cs="Nirmala UI"/>
           <w:bCs/>
           <w:kern w:val="0"/>
           <w:sz w:val="20"/>
@@ -16183,7 +16151,7 @@
       </w:r>
       <w:r>
         <w:rPr>
-          <w:rFonts w:ascii="Nirmala UI" w:eastAsia="Arial MT" w:hAnsi="Nirmala UI" w:cs="Nirmala UI"/>
+          <w:rFonts w:ascii="Nirmala UI" w:eastAsia="Nirmala UI" w:hAnsi="Nirmala UI" w:cs="Nirmala UI"/>
           <w:bCs/>
           <w:kern w:val="0"/>
           <w:sz w:val="20"/>
@@ -16205,7 +16173,7 @@
       </w:r>
       <w:r>
         <w:rPr>
-          <w:rFonts w:ascii="Nirmala UI" w:eastAsia="Arial MT" w:hAnsi="Nirmala UI" w:cs="Nirmala UI"/>
+          <w:rFonts w:ascii="Nirmala UI" w:eastAsia="Nirmala UI" w:hAnsi="Nirmala UI" w:cs="Nirmala UI"/>
           <w:bCs/>
           <w:kern w:val="0"/>
           <w:sz w:val="20"/>
@@ -16227,7 +16195,7 @@
       </w:r>
       <w:r>
         <w:rPr>
-          <w:rFonts w:ascii="Nirmala UI" w:eastAsia="Arial MT" w:hAnsi="Nirmala UI" w:cs="Nirmala UI"/>
+          <w:rFonts w:ascii="Nirmala UI" w:eastAsia="Nirmala UI" w:hAnsi="Nirmala UI" w:cs="Nirmala UI"/>
           <w:bCs/>
           <w:kern w:val="0"/>
           <w:sz w:val="20"/>
@@ -16249,7 +16217,7 @@
       </w:r>
       <w:r>
         <w:rPr>
-          <w:rFonts w:ascii="Nirmala UI" w:eastAsia="Arial MT" w:hAnsi="Nirmala UI" w:cs="Nirmala UI"/>
+          <w:rFonts w:ascii="Nirmala UI" w:eastAsia="Nirmala UI" w:hAnsi="Nirmala UI" w:cs="Nirmala UI"/>
           <w:bCs/>
           <w:kern w:val="0"/>
           <w:sz w:val="20"/>
@@ -16271,7 +16239,7 @@
       </w:r>
       <w:r>
         <w:rPr>
-          <w:rFonts w:ascii="Nirmala UI" w:eastAsia="Arial MT" w:hAnsi="Nirmala UI" w:cs="Nirmala UI"/>
+          <w:rFonts w:ascii="Nirmala UI" w:eastAsia="Nirmala UI" w:hAnsi="Nirmala UI" w:cs="Nirmala UI"/>
           <w:bCs/>
           <w:kern w:val="0"/>
           <w:sz w:val="20"/>
@@ -16293,7 +16261,7 @@
       </w:r>
       <w:r>
         <w:rPr>
-          <w:rFonts w:ascii="Nirmala UI" w:eastAsia="Arial MT" w:hAnsi="Nirmala UI" w:cs="Nirmala UI"/>
+          <w:rFonts w:ascii="Nirmala UI" w:eastAsia="Nirmala UI" w:hAnsi="Nirmala UI" w:cs="Nirmala UI"/>
           <w:bCs/>
           <w:kern w:val="0"/>
           <w:sz w:val="20"/>
@@ -16315,7 +16283,7 @@
       </w:r>
       <w:r>
         <w:rPr>
-          <w:rFonts w:ascii="Nirmala UI" w:eastAsia="Arial MT" w:hAnsi="Nirmala UI" w:cs="Nirmala UI"/>
+          <w:rFonts w:ascii="Nirmala UI" w:eastAsia="Nirmala UI" w:hAnsi="Nirmala UI" w:cs="Nirmala UI"/>
           <w:bCs/>
           <w:kern w:val="0"/>
           <w:sz w:val="20"/>
@@ -16337,7 +16305,7 @@
       </w:r>
       <w:r>
         <w:rPr>
-          <w:rFonts w:ascii="Nirmala UI" w:eastAsia="Arial MT" w:hAnsi="Nirmala UI" w:cs="Nirmala UI"/>
+          <w:rFonts w:ascii="Nirmala UI" w:eastAsia="Nirmala UI" w:hAnsi="Nirmala UI" w:cs="Nirmala UI"/>
           <w:bCs/>
           <w:kern w:val="0"/>
           <w:sz w:val="20"/>
@@ -16359,7 +16327,7 @@
       </w:r>
       <w:r>
         <w:rPr>
-          <w:rFonts w:ascii="Nirmala UI" w:eastAsia="Arial MT" w:hAnsi="Nirmala UI" w:cs="Nirmala UI"/>
+          <w:rFonts w:ascii="Nirmala UI" w:eastAsia="Nirmala UI" w:hAnsi="Nirmala UI" w:cs="Nirmala UI"/>
           <w:bCs/>
           <w:kern w:val="0"/>
           <w:sz w:val="20"/>
@@ -16381,7 +16349,7 @@
       </w:r>
       <w:r>
         <w:rPr>
-          <w:rFonts w:ascii="Nirmala UI" w:eastAsia="Arial MT" w:hAnsi="Nirmala UI" w:cs="Nirmala UI"/>
+          <w:rFonts w:ascii="Nirmala UI" w:eastAsia="Nirmala UI" w:hAnsi="Nirmala UI" w:cs="Nirmala UI"/>
           <w:bCs/>
           <w:kern w:val="0"/>
           <w:sz w:val="20"/>
@@ -16403,7 +16371,7 @@
       </w:r>
       <w:r>
         <w:rPr>
-          <w:rFonts w:ascii="Nirmala UI" w:eastAsia="Arial MT" w:hAnsi="Nirmala UI" w:cs="Nirmala UI"/>
+          <w:rFonts w:ascii="Nirmala UI" w:eastAsia="Nirmala UI" w:hAnsi="Nirmala UI" w:cs="Nirmala UI"/>
           <w:bCs/>
           <w:kern w:val="0"/>
           <w:sz w:val="20"/>
@@ -16425,7 +16393,7 @@
       </w:r>
       <w:r>
         <w:rPr>
-          <w:rFonts w:ascii="Nirmala UI" w:eastAsia="Arial MT" w:hAnsi="Nirmala UI" w:cs="Nirmala UI"/>
+          <w:rFonts w:ascii="Nirmala UI" w:eastAsia="Nirmala UI" w:hAnsi="Nirmala UI" w:cs="Nirmala UI"/>
           <w:bCs/>
           <w:kern w:val="0"/>
           <w:sz w:val="20"/>
@@ -16447,7 +16415,7 @@
       </w:r>
       <w:r>
         <w:rPr>
-          <w:rFonts w:ascii="Nirmala UI" w:eastAsia="Arial MT" w:hAnsi="Nirmala UI" w:cs="Nirmala UI"/>
+          <w:rFonts w:ascii="Nirmala UI" w:eastAsia="Nirmala UI" w:hAnsi="Nirmala UI" w:cs="Nirmala UI"/>
           <w:bCs/>
           <w:kern w:val="0"/>
           <w:sz w:val="20"/>
@@ -16469,7 +16437,7 @@
       </w:r>
       <w:r>
         <w:rPr>
-          <w:rFonts w:ascii="Nirmala UI" w:eastAsia="Arial MT" w:hAnsi="Nirmala UI" w:cs="Nirmala UI"/>
+          <w:rFonts w:ascii="Nirmala UI" w:eastAsia="Nirmala UI" w:hAnsi="Nirmala UI" w:cs="Nirmala UI"/>
           <w:bCs/>
           <w:kern w:val="0"/>
           <w:sz w:val="20"/>
@@ -16491,7 +16459,7 @@
       </w:r>
       <w:r>
         <w:rPr>
-          <w:rFonts w:ascii="Nirmala UI" w:eastAsia="Arial MT" w:hAnsi="Nirmala UI" w:cs="Nirmala UI"/>
+          <w:rFonts w:ascii="Nirmala UI" w:eastAsia="Nirmala UI" w:hAnsi="Nirmala UI" w:cs="Nirmala UI"/>
           <w:bCs/>
           <w:kern w:val="0"/>
           <w:sz w:val="20"/>
@@ -16513,7 +16481,7 @@
       </w:r>
       <w:r>
         <w:rPr>
-          <w:rFonts w:ascii="Nirmala UI" w:eastAsia="Arial MT" w:hAnsi="Nirmala UI" w:cs="Nirmala UI"/>
+          <w:rFonts w:ascii="Nirmala UI" w:eastAsia="Nirmala UI" w:hAnsi="Nirmala UI" w:cs="Nirmala UI"/>
           <w:bCs/>
           <w:kern w:val="0"/>
           <w:sz w:val="20"/>
@@ -16535,7 +16503,7 @@
       </w:r>
       <w:r>
         <w:rPr>
-          <w:rFonts w:ascii="Nirmala UI" w:eastAsia="Arial MT" w:hAnsi="Nirmala UI" w:cs="Nirmala UI"/>
+          <w:rFonts w:ascii="Nirmala UI" w:eastAsia="Nirmala UI" w:hAnsi="Nirmala UI" w:cs="Nirmala UI"/>
           <w:bCs/>
           <w:kern w:val="0"/>
           <w:sz w:val="20"/>
@@ -16624,7 +16592,7 @@
       </w:pPr>
       <w:r>
         <w:rPr>
-          <w:rFonts w:ascii="Nirmala UI" w:hAnsi="Nirmala UI" w:cs="Nirmala UI"/>
+          <w:rFonts w:ascii="Nirmala UI" w:hAnsi="Nirmala UI" w:cs="Nirmala UI" w:eastAsia="Nirmala UI"/>
         </w:rPr>
         <w:t>ಸಿ</w:t>
       </w:r>
@@ -16636,7 +16604,7 @@
       </w:r>
       <w:r>
         <w:rPr>
-          <w:rFonts w:ascii="Nirmala UI" w:hAnsi="Nirmala UI" w:cs="Nirmala UI"/>
+          <w:rFonts w:ascii="Nirmala UI" w:hAnsi="Nirmala UI" w:cs="Nirmala UI" w:eastAsia="Nirmala UI"/>
           <w:sz w:val="20"/>
           <w:szCs w:val="20"/>
         </w:rPr>
@@ -16757,6 +16725,7 @@
     </w:p>
     <w:p>
       <w:pPr>
+        <w:keepNext/>
         <w:widowControl w:val="0"/>
         <w:tabs>
           <w:tab w:val="left" w:pos="881"/>
@@ -16787,6 +16756,7 @@
     </w:p>
     <w:p>
       <w:pPr>
+        <w:keepLines/>
         <w:widowControl w:val="0"/>
         <w:autoSpaceDE w:val="0"/>
         <w:autoSpaceDN w:val="0"/>
@@ -16812,7 +16782,7 @@
       </w:r>
       <w:r>
         <w:rPr>
-          <w:rFonts w:ascii="Nirmala UI" w:eastAsia="Arial MT" w:hAnsi="Nirmala UI" w:cs="Nirmala UI" w:hint="cs"/>
+          <w:rFonts w:ascii="Nirmala UI" w:eastAsia="Nirmala UI" w:hAnsi="Nirmala UI" w:cs="Nirmala UI" w:hint="cs"/>
           <w:kern w:val="0"/>
           <w:sz w:val="20"/>
           <w:szCs w:val="20"/>
@@ -16842,7 +16812,7 @@
       </w:r>
       <w:r>
         <w:rPr>
-          <w:rFonts w:ascii="Nirmala UI" w:eastAsia="Arial MT" w:hAnsi="Nirmala UI" w:cs="Nirmala UI"/>
+          <w:rFonts w:ascii="Nirmala UI" w:eastAsia="Nirmala UI" w:hAnsi="Nirmala UI" w:cs="Nirmala UI"/>
           <w:kern w:val="0"/>
           <w:sz w:val="20"/>
           <w:szCs w:val="20"/>
@@ -16924,6 +16894,7 @@
     </w:p>
     <w:p>
       <w:pPr>
+        <w:pageBreakBefore/>
         <w:widowControl w:val="0"/>
         <w:numPr>
           <w:ilvl w:val="0"/>
@@ -17291,7 +17262,7 @@
       </w:pPr>
       <w:r>
         <w:rPr>
-          <w:rFonts w:ascii="Nirmala UI" w:eastAsia="Arial MT" w:hAnsi="Nirmala UI" w:cs="Nirmala UI"/>
+          <w:rFonts w:ascii="Nirmala UI" w:eastAsia="Nirmala UI" w:hAnsi="Nirmala UI" w:cs="Nirmala UI"/>
           <w:b/>
           <w:kern w:val="0"/>
           <w:sz w:val="20"/>
@@ -17324,7 +17295,7 @@
       </w:r>
       <w:r>
         <w:rPr>
-          <w:rFonts w:ascii="Nirmala UI" w:eastAsia="Arial MT" w:hAnsi="Nirmala UI" w:cs="Nirmala UI"/>
+          <w:rFonts w:ascii="Nirmala UI" w:eastAsia="Nirmala UI" w:hAnsi="Nirmala UI" w:cs="Nirmala UI"/>
           <w:bCs/>
           <w:kern w:val="0"/>
           <w:sz w:val="20"/>
@@ -18036,7 +18007,7 @@
       </w:pPr>
       <w:r>
         <w:rPr>
-          <w:rFonts w:ascii="Nirmala UI" w:eastAsia="Arial MT" w:hAnsi="Nirmala UI" w:cs="Nirmala UI"/>
+          <w:rFonts w:ascii="Nirmala UI" w:eastAsia="Nirmala UI" w:hAnsi="Nirmala UI" w:cs="Nirmala UI"/>
           <w:kern w:val="0"/>
           <w:sz w:val="20"/>
           <w:szCs w:val="20"/>
@@ -18056,7 +18027,7 @@
       </w:r>
       <w:r>
         <w:rPr>
-          <w:rFonts w:ascii="Nirmala UI" w:eastAsia="Arial MT" w:hAnsi="Nirmala UI" w:cs="Nirmala UI"/>
+          <w:rFonts w:ascii="Nirmala UI" w:eastAsia="Nirmala UI" w:hAnsi="Nirmala UI" w:cs="Nirmala UI"/>
           <w:kern w:val="0"/>
           <w:sz w:val="20"/>
           <w:szCs w:val="20"/>
@@ -18076,7 +18047,7 @@
       </w:r>
       <w:r>
         <w:rPr>
-          <w:rFonts w:ascii="Nirmala UI" w:eastAsia="Arial MT" w:hAnsi="Nirmala UI" w:cs="Nirmala UI"/>
+          <w:rFonts w:ascii="Nirmala UI" w:eastAsia="Nirmala UI" w:hAnsi="Nirmala UI" w:cs="Nirmala UI"/>
           <w:kern w:val="0"/>
           <w:sz w:val="20"/>
           <w:szCs w:val="20"/>
@@ -18096,7 +18067,7 @@
       </w:r>
       <w:r>
         <w:rPr>
-          <w:rFonts w:ascii="Nirmala UI" w:eastAsia="Arial MT" w:hAnsi="Nirmala UI" w:cs="Nirmala UI"/>
+          <w:rFonts w:ascii="Nirmala UI" w:eastAsia="Nirmala UI" w:hAnsi="Nirmala UI" w:cs="Nirmala UI"/>
           <w:kern w:val="0"/>
           <w:sz w:val="20"/>
           <w:szCs w:val="20"/>
@@ -18116,7 +18087,7 @@
       </w:r>
       <w:r>
         <w:rPr>
-          <w:rFonts w:ascii="Nirmala UI" w:eastAsia="Arial MT" w:hAnsi="Nirmala UI" w:cs="Nirmala UI"/>
+          <w:rFonts w:ascii="Nirmala UI" w:eastAsia="Nirmala UI" w:hAnsi="Nirmala UI" w:cs="Nirmala UI"/>
           <w:kern w:val="0"/>
           <w:sz w:val="20"/>
           <w:szCs w:val="20"/>
@@ -18136,7 +18107,7 @@
       </w:r>
       <w:r>
         <w:rPr>
-          <w:rFonts w:ascii="Nirmala UI" w:eastAsia="Arial MT" w:hAnsi="Nirmala UI" w:cs="Nirmala UI"/>
+          <w:rFonts w:ascii="Nirmala UI" w:eastAsia="Nirmala UI" w:hAnsi="Nirmala UI" w:cs="Nirmala UI"/>
           <w:kern w:val="0"/>
           <w:sz w:val="20"/>
           <w:szCs w:val="20"/>
@@ -18156,7 +18127,7 @@
       </w:r>
       <w:r>
         <w:rPr>
-          <w:rFonts w:ascii="Nirmala UI" w:eastAsia="Arial MT" w:hAnsi="Nirmala UI" w:cs="Nirmala UI"/>
+          <w:rFonts w:ascii="Nirmala UI" w:eastAsia="Nirmala UI" w:hAnsi="Nirmala UI" w:cs="Nirmala UI"/>
           <w:kern w:val="0"/>
           <w:sz w:val="20"/>
           <w:szCs w:val="20"/>
@@ -18176,7 +18147,7 @@
       </w:r>
       <w:r>
         <w:rPr>
-          <w:rFonts w:ascii="Nirmala UI" w:eastAsia="Arial MT" w:hAnsi="Nirmala UI" w:cs="Nirmala UI"/>
+          <w:rFonts w:ascii="Nirmala UI" w:eastAsia="Nirmala UI" w:hAnsi="Nirmala UI" w:cs="Nirmala UI"/>
           <w:kern w:val="0"/>
           <w:sz w:val="20"/>
           <w:szCs w:val="20"/>
@@ -18196,7 +18167,7 @@
       </w:r>
       <w:r>
         <w:rPr>
-          <w:rFonts w:ascii="Nirmala UI" w:eastAsia="Arial MT" w:hAnsi="Nirmala UI" w:cs="Nirmala UI"/>
+          <w:rFonts w:ascii="Nirmala UI" w:eastAsia="Nirmala UI" w:hAnsi="Nirmala UI" w:cs="Nirmala UI"/>
           <w:kern w:val="0"/>
           <w:sz w:val="20"/>
           <w:szCs w:val="20"/>
@@ -18216,7 +18187,7 @@
       </w:r>
       <w:r>
         <w:rPr>
-          <w:rFonts w:ascii="Nirmala UI" w:eastAsia="Arial MT" w:hAnsi="Nirmala UI" w:cs="Nirmala UI"/>
+          <w:rFonts w:ascii="Nirmala UI" w:eastAsia="Nirmala UI" w:hAnsi="Nirmala UI" w:cs="Nirmala UI"/>
           <w:kern w:val="0"/>
           <w:sz w:val="20"/>
           <w:szCs w:val="20"/>
@@ -18236,7 +18207,7 @@
       </w:r>
       <w:r>
         <w:rPr>
-          <w:rFonts w:ascii="Nirmala UI" w:eastAsia="Arial MT" w:hAnsi="Nirmala UI" w:cs="Nirmala UI"/>
+          <w:rFonts w:ascii="Nirmala UI" w:eastAsia="Nirmala UI" w:hAnsi="Nirmala UI" w:cs="Nirmala UI"/>
           <w:kern w:val="0"/>
           <w:sz w:val="20"/>
           <w:szCs w:val="20"/>
@@ -18256,7 +18227,7 @@
       </w:r>
       <w:r>
         <w:rPr>
-          <w:rFonts w:ascii="Nirmala UI" w:eastAsia="Arial MT" w:hAnsi="Nirmala UI" w:cs="Nirmala UI"/>
+          <w:rFonts w:ascii="Nirmala UI" w:eastAsia="Nirmala UI" w:hAnsi="Nirmala UI" w:cs="Nirmala UI"/>
           <w:kern w:val="0"/>
           <w:sz w:val="20"/>
           <w:szCs w:val="20"/>
@@ -18276,7 +18247,7 @@
       </w:r>
       <w:r>
         <w:rPr>
-          <w:rFonts w:ascii="Nirmala UI" w:eastAsia="Arial MT" w:hAnsi="Nirmala UI" w:cs="Nirmala UI"/>
+          <w:rFonts w:ascii="Nirmala UI" w:eastAsia="Nirmala UI" w:hAnsi="Nirmala UI" w:cs="Nirmala UI"/>
           <w:kern w:val="0"/>
           <w:sz w:val="20"/>
           <w:szCs w:val="20"/>
@@ -18296,7 +18267,7 @@
       </w:r>
       <w:r>
         <w:rPr>
-          <w:rFonts w:ascii="Nirmala UI" w:eastAsia="Arial MT" w:hAnsi="Nirmala UI" w:cs="Nirmala UI"/>
+          <w:rFonts w:ascii="Nirmala UI" w:eastAsia="Nirmala UI" w:hAnsi="Nirmala UI" w:cs="Nirmala UI"/>
           <w:kern w:val="0"/>
           <w:sz w:val="20"/>
           <w:szCs w:val="20"/>
@@ -18316,7 +18287,7 @@
       </w:r>
       <w:r>
         <w:rPr>
-          <w:rFonts w:ascii="Nirmala UI" w:eastAsia="Arial MT" w:hAnsi="Nirmala UI" w:cs="Nirmala UI"/>
+          <w:rFonts w:ascii="Nirmala UI" w:eastAsia="Nirmala UI" w:hAnsi="Nirmala UI" w:cs="Nirmala UI"/>
           <w:kern w:val="0"/>
           <w:sz w:val="20"/>
           <w:szCs w:val="20"/>
@@ -18336,7 +18307,7 @@
       </w:r>
       <w:r>
         <w:rPr>
-          <w:rFonts w:ascii="Nirmala UI" w:eastAsia="Arial MT" w:hAnsi="Nirmala UI" w:cs="Nirmala UI"/>
+          <w:rFonts w:ascii="Nirmala UI" w:eastAsia="Nirmala UI" w:hAnsi="Nirmala UI" w:cs="Nirmala UI"/>
           <w:kern w:val="0"/>
           <w:sz w:val="20"/>
           <w:szCs w:val="20"/>
@@ -18356,7 +18327,7 @@
       </w:r>
       <w:r>
         <w:rPr>
-          <w:rFonts w:ascii="Nirmala UI" w:eastAsia="Arial MT" w:hAnsi="Nirmala UI" w:cs="Nirmala UI"/>
+          <w:rFonts w:ascii="Nirmala UI" w:eastAsia="Nirmala UI" w:hAnsi="Nirmala UI" w:cs="Nirmala UI"/>
           <w:kern w:val="0"/>
           <w:sz w:val="20"/>
           <w:szCs w:val="20"/>
@@ -18409,7 +18380,7 @@
       </w:pPr>
       <w:r>
         <w:rPr>
-          <w:rFonts w:ascii="Nirmala UI" w:eastAsia="Arial MT" w:hAnsi="Nirmala UI" w:cs="Nirmala UI"/>
+          <w:rFonts w:ascii="Nirmala UI" w:eastAsia="Nirmala UI" w:hAnsi="Nirmala UI" w:cs="Nirmala UI"/>
           <w:kern w:val="0"/>
           <w:sz w:val="20"/>
           <w:szCs w:val="20"/>
@@ -18429,7 +18400,7 @@
       </w:r>
       <w:r>
         <w:rPr>
-          <w:rFonts w:ascii="Nirmala UI" w:eastAsia="Arial MT" w:hAnsi="Nirmala UI" w:cs="Nirmala UI"/>
+          <w:rFonts w:ascii="Nirmala UI" w:eastAsia="Nirmala UI" w:hAnsi="Nirmala UI" w:cs="Nirmala UI"/>
           <w:kern w:val="0"/>
           <w:sz w:val="20"/>
           <w:szCs w:val="20"/>
@@ -18449,7 +18420,7 @@
       </w:r>
       <w:r>
         <w:rPr>
-          <w:rFonts w:ascii="Nirmala UI" w:eastAsia="Arial MT" w:hAnsi="Nirmala UI" w:cs="Nirmala UI"/>
+          <w:rFonts w:ascii="Nirmala UI" w:eastAsia="Nirmala UI" w:hAnsi="Nirmala UI" w:cs="Nirmala UI"/>
           <w:kern w:val="0"/>
           <w:sz w:val="20"/>
           <w:szCs w:val="20"/>
@@ -18469,7 +18440,7 @@
       </w:r>
       <w:r>
         <w:rPr>
-          <w:rFonts w:ascii="Nirmala UI" w:eastAsia="Arial MT" w:hAnsi="Nirmala UI" w:cs="Nirmala UI"/>
+          <w:rFonts w:ascii="Nirmala UI" w:eastAsia="Nirmala UI" w:hAnsi="Nirmala UI" w:cs="Nirmala UI"/>
           <w:kern w:val="0"/>
           <w:sz w:val="20"/>
           <w:szCs w:val="20"/>
@@ -18489,7 +18460,7 @@
       </w:r>
       <w:r>
         <w:rPr>
-          <w:rFonts w:ascii="Nirmala UI" w:eastAsia="Arial MT" w:hAnsi="Nirmala UI" w:cs="Nirmala UI"/>
+          <w:rFonts w:ascii="Nirmala UI" w:eastAsia="Nirmala UI" w:hAnsi="Nirmala UI" w:cs="Nirmala UI"/>
           <w:kern w:val="0"/>
           <w:sz w:val="20"/>
           <w:szCs w:val="20"/>
@@ -18509,7 +18480,7 @@
       </w:r>
       <w:r>
         <w:rPr>
-          <w:rFonts w:ascii="Nirmala UI" w:eastAsia="Arial MT" w:hAnsi="Nirmala UI" w:cs="Nirmala UI"/>
+          <w:rFonts w:ascii="Nirmala UI" w:eastAsia="Nirmala UI" w:hAnsi="Nirmala UI" w:cs="Nirmala UI"/>
           <w:kern w:val="0"/>
           <w:sz w:val="20"/>
           <w:szCs w:val="20"/>
@@ -18529,7 +18500,7 @@
       </w:r>
       <w:r>
         <w:rPr>
-          <w:rFonts w:ascii="Nirmala UI" w:eastAsia="Arial MT" w:hAnsi="Nirmala UI" w:cs="Nirmala UI"/>
+          <w:rFonts w:ascii="Nirmala UI" w:eastAsia="Nirmala UI" w:hAnsi="Nirmala UI" w:cs="Nirmala UI"/>
           <w:kern w:val="0"/>
           <w:sz w:val="20"/>
           <w:szCs w:val="20"/>
@@ -18549,7 +18520,7 @@
       </w:r>
       <w:r>
         <w:rPr>
-          <w:rFonts w:ascii="Nirmala UI" w:eastAsia="Arial MT" w:hAnsi="Nirmala UI" w:cs="Nirmala UI"/>
+          <w:rFonts w:ascii="Nirmala UI" w:eastAsia="Nirmala UI" w:hAnsi="Nirmala UI" w:cs="Nirmala UI"/>
           <w:kern w:val="0"/>
           <w:sz w:val="20"/>
           <w:szCs w:val="20"/>
@@ -18569,7 +18540,7 @@
       </w:r>
       <w:r>
         <w:rPr>
-          <w:rFonts w:ascii="Nirmala UI" w:eastAsia="Arial MT" w:hAnsi="Nirmala UI" w:cs="Nirmala UI"/>
+          <w:rFonts w:ascii="Nirmala UI" w:eastAsia="Nirmala UI" w:hAnsi="Nirmala UI" w:cs="Nirmala UI"/>
           <w:kern w:val="0"/>
           <w:sz w:val="20"/>
           <w:szCs w:val="20"/>
@@ -18589,7 +18560,7 @@
       </w:r>
       <w:r>
         <w:rPr>
-          <w:rFonts w:ascii="Nirmala UI" w:eastAsia="Arial MT" w:hAnsi="Nirmala UI" w:cs="Nirmala UI"/>
+          <w:rFonts w:ascii="Nirmala UI" w:eastAsia="Nirmala UI" w:hAnsi="Nirmala UI" w:cs="Nirmala UI"/>
           <w:kern w:val="0"/>
           <w:sz w:val="20"/>
           <w:szCs w:val="20"/>
@@ -18609,7 +18580,7 @@
       </w:r>
       <w:r>
         <w:rPr>
-          <w:rFonts w:ascii="Nirmala UI" w:eastAsia="Arial MT" w:hAnsi="Nirmala UI" w:cs="Nirmala UI"/>
+          <w:rFonts w:ascii="Nirmala UI" w:eastAsia="Nirmala UI" w:hAnsi="Nirmala UI" w:cs="Nirmala UI"/>
           <w:kern w:val="0"/>
           <w:sz w:val="20"/>
           <w:szCs w:val="20"/>
@@ -18629,7 +18600,7 @@
       </w:r>
       <w:r>
         <w:rPr>
-          <w:rFonts w:ascii="Nirmala UI" w:eastAsia="Arial MT" w:hAnsi="Nirmala UI" w:cs="Nirmala UI"/>
+          <w:rFonts w:ascii="Nirmala UI" w:eastAsia="Nirmala UI" w:hAnsi="Nirmala UI" w:cs="Nirmala UI"/>
           <w:kern w:val="0"/>
           <w:sz w:val="20"/>
           <w:szCs w:val="20"/>
@@ -18649,7 +18620,7 @@
       </w:r>
       <w:r>
         <w:rPr>
-          <w:rFonts w:ascii="Nirmala UI" w:eastAsia="Arial MT" w:hAnsi="Nirmala UI" w:cs="Nirmala UI"/>
+          <w:rFonts w:ascii="Nirmala UI" w:eastAsia="Nirmala UI" w:hAnsi="Nirmala UI" w:cs="Nirmala UI"/>
           <w:kern w:val="0"/>
           <w:sz w:val="20"/>
           <w:szCs w:val="20"/>
@@ -18669,7 +18640,7 @@
       </w:r>
       <w:r>
         <w:rPr>
-          <w:rFonts w:ascii="Nirmala UI" w:eastAsia="Arial MT" w:hAnsi="Nirmala UI" w:cs="Nirmala UI"/>
+          <w:rFonts w:ascii="Nirmala UI" w:eastAsia="Nirmala UI" w:hAnsi="Nirmala UI" w:cs="Nirmala UI"/>
           <w:kern w:val="0"/>
           <w:sz w:val="20"/>
           <w:szCs w:val="20"/>
@@ -18689,7 +18660,7 @@
       </w:r>
       <w:r>
         <w:rPr>
-          <w:rFonts w:ascii="Nirmala UI" w:eastAsia="Arial MT" w:hAnsi="Nirmala UI" w:cs="Nirmala UI"/>
+          <w:rFonts w:ascii="Nirmala UI" w:eastAsia="Nirmala UI" w:hAnsi="Nirmala UI" w:cs="Nirmala UI"/>
           <w:kern w:val="0"/>
           <w:sz w:val="20"/>
           <w:szCs w:val="20"/>
@@ -18835,7 +18806,7 @@
       </w:r>
       <w:r>
         <w:rPr>
-          <w:rFonts w:ascii="Nirmala UI" w:eastAsia="Arial" w:hAnsi="Nirmala UI" w:cs="Nirmala UI"/>
+          <w:rFonts w:ascii="Nirmala UI" w:eastAsia="Nirmala UI" w:hAnsi="Nirmala UI" w:cs="Nirmala UI"/>
           <w:b/>
           <w:bCs/>
           <w:kern w:val="0"/>
@@ -18861,7 +18832,7 @@
       </w:r>
       <w:r>
         <w:rPr>
-          <w:rFonts w:ascii="Nirmala UI" w:eastAsia="Arial" w:hAnsi="Nirmala UI" w:cs="Nirmala UI"/>
+          <w:rFonts w:ascii="Nirmala UI" w:eastAsia="Nirmala UI" w:hAnsi="Nirmala UI" w:cs="Nirmala UI"/>
           <w:b/>
           <w:bCs/>
           <w:kern w:val="0"/>
@@ -18887,7 +18858,7 @@
       </w:r>
       <w:r>
         <w:rPr>
-          <w:rFonts w:ascii="Nirmala UI" w:eastAsia="Arial" w:hAnsi="Nirmala UI" w:cs="Nirmala UI"/>
+          <w:rFonts w:ascii="Nirmala UI" w:eastAsia="Nirmala UI" w:hAnsi="Nirmala UI" w:cs="Nirmala UI"/>
           <w:b/>
           <w:bCs/>
           <w:kern w:val="0"/>
@@ -19168,7 +19139,7 @@
       </w:r>
       <w:r>
         <w:rPr>
-          <w:rFonts w:ascii="Nirmala UI" w:eastAsia="Arial MT" w:hAnsi="Nirmala UI" w:cs="Nirmala UI"/>
+          <w:rFonts w:ascii="Nirmala UI" w:eastAsia="Nirmala UI" w:hAnsi="Nirmala UI" w:cs="Nirmala UI"/>
           <w:kern w:val="0"/>
           <w:sz w:val="20"/>
           <w:szCs w:val="20"/>
@@ -19188,7 +19159,7 @@
       </w:r>
       <w:r>
         <w:rPr>
-          <w:rFonts w:ascii="Nirmala UI" w:eastAsia="Arial MT" w:hAnsi="Nirmala UI" w:cs="Nirmala UI"/>
+          <w:rFonts w:ascii="Nirmala UI" w:eastAsia="Nirmala UI" w:hAnsi="Nirmala UI" w:cs="Nirmala UI"/>
           <w:kern w:val="0"/>
           <w:sz w:val="20"/>
           <w:szCs w:val="20"/>
@@ -19208,7 +19179,7 @@
       </w:r>
       <w:r>
         <w:rPr>
-          <w:rFonts w:ascii="Nirmala UI" w:eastAsia="Arial MT" w:hAnsi="Nirmala UI" w:cs="Nirmala UI"/>
+          <w:rFonts w:ascii="Nirmala UI" w:eastAsia="Nirmala UI" w:hAnsi="Nirmala UI" w:cs="Nirmala UI"/>
           <w:kern w:val="0"/>
           <w:sz w:val="20"/>
           <w:szCs w:val="20"/>
@@ -19228,7 +19199,7 @@
       </w:r>
       <w:r>
         <w:rPr>
-          <w:rFonts w:ascii="Nirmala UI" w:eastAsia="Arial MT" w:hAnsi="Nirmala UI" w:cs="Nirmala UI"/>
+          <w:rFonts w:ascii="Nirmala UI" w:eastAsia="Nirmala UI" w:hAnsi="Nirmala UI" w:cs="Nirmala UI"/>
           <w:kern w:val="0"/>
           <w:sz w:val="20"/>
           <w:szCs w:val="20"/>
@@ -19248,7 +19219,7 @@
       </w:r>
       <w:r>
         <w:rPr>
-          <w:rFonts w:ascii="Nirmala UI" w:eastAsia="Arial MT" w:hAnsi="Nirmala UI" w:cs="Nirmala UI"/>
+          <w:rFonts w:ascii="Nirmala UI" w:eastAsia="Nirmala UI" w:hAnsi="Nirmala UI" w:cs="Nirmala UI"/>
           <w:kern w:val="0"/>
           <w:sz w:val="20"/>
           <w:szCs w:val="20"/>
@@ -19268,7 +19239,7 @@
       </w:r>
       <w:r>
         <w:rPr>
-          <w:rFonts w:ascii="Nirmala UI" w:eastAsia="Arial MT" w:hAnsi="Nirmala UI" w:cs="Nirmala UI"/>
+          <w:rFonts w:ascii="Nirmala UI" w:eastAsia="Nirmala UI" w:hAnsi="Nirmala UI" w:cs="Nirmala UI"/>
           <w:kern w:val="0"/>
           <w:sz w:val="20"/>
           <w:szCs w:val="20"/>
@@ -19288,7 +19259,7 @@
       </w:r>
       <w:r>
         <w:rPr>
-          <w:rFonts w:ascii="Nirmala UI" w:eastAsia="Arial MT" w:hAnsi="Nirmala UI" w:cs="Nirmala UI"/>
+          <w:rFonts w:ascii="Nirmala UI" w:eastAsia="Nirmala UI" w:hAnsi="Nirmala UI" w:cs="Nirmala UI"/>
           <w:kern w:val="0"/>
           <w:sz w:val="20"/>
           <w:szCs w:val="20"/>
@@ -19308,7 +19279,7 @@
       </w:r>
       <w:r>
         <w:rPr>
-          <w:rFonts w:ascii="Nirmala UI" w:eastAsia="Arial MT" w:hAnsi="Nirmala UI" w:cs="Nirmala UI"/>
+          <w:rFonts w:ascii="Nirmala UI" w:eastAsia="Nirmala UI" w:hAnsi="Nirmala UI" w:cs="Nirmala UI"/>
           <w:kern w:val="0"/>
           <w:sz w:val="20"/>
           <w:szCs w:val="20"/>
@@ -19328,7 +19299,7 @@
       </w:r>
       <w:r>
         <w:rPr>
-          <w:rFonts w:ascii="Nirmala UI" w:eastAsia="Arial MT" w:hAnsi="Nirmala UI" w:cs="Nirmala UI"/>
+          <w:rFonts w:ascii="Nirmala UI" w:eastAsia="Nirmala UI" w:hAnsi="Nirmala UI" w:cs="Nirmala UI"/>
           <w:kern w:val="0"/>
           <w:sz w:val="20"/>
           <w:szCs w:val="20"/>
@@ -19348,7 +19319,7 @@
       </w:r>
       <w:r>
         <w:rPr>
-          <w:rFonts w:ascii="Nirmala UI" w:eastAsia="Arial MT" w:hAnsi="Nirmala UI" w:cs="Nirmala UI"/>
+          <w:rFonts w:ascii="Nirmala UI" w:eastAsia="Nirmala UI" w:hAnsi="Nirmala UI" w:cs="Nirmala UI"/>
           <w:kern w:val="0"/>
           <w:sz w:val="20"/>
           <w:szCs w:val="20"/>
@@ -19368,7 +19339,7 @@
       </w:r>
       <w:r>
         <w:rPr>
-          <w:rFonts w:ascii="Nirmala UI" w:eastAsia="Arial MT" w:hAnsi="Nirmala UI" w:cs="Nirmala UI"/>
+          <w:rFonts w:ascii="Nirmala UI" w:eastAsia="Nirmala UI" w:hAnsi="Nirmala UI" w:cs="Nirmala UI"/>
           <w:kern w:val="0"/>
           <w:sz w:val="20"/>
           <w:szCs w:val="20"/>
@@ -19388,7 +19359,7 @@
       </w:r>
       <w:r>
         <w:rPr>
-          <w:rFonts w:ascii="Nirmala UI" w:eastAsia="Arial MT" w:hAnsi="Nirmala UI" w:cs="Nirmala UI"/>
+          <w:rFonts w:ascii="Nirmala UI" w:eastAsia="Nirmala UI" w:hAnsi="Nirmala UI" w:cs="Nirmala UI"/>
           <w:kern w:val="0"/>
           <w:sz w:val="20"/>
           <w:szCs w:val="20"/>
@@ -19408,7 +19379,7 @@
       </w:r>
       <w:r>
         <w:rPr>
-          <w:rFonts w:ascii="Nirmala UI" w:eastAsia="Arial MT" w:hAnsi="Nirmala UI" w:cs="Nirmala UI"/>
+          <w:rFonts w:ascii="Nirmala UI" w:eastAsia="Nirmala UI" w:hAnsi="Nirmala UI" w:cs="Nirmala UI"/>
           <w:kern w:val="0"/>
           <w:sz w:val="20"/>
           <w:szCs w:val="20"/>
@@ -19428,7 +19399,7 @@
       </w:r>
       <w:r>
         <w:rPr>
-          <w:rFonts w:ascii="Nirmala UI" w:eastAsia="Arial MT" w:hAnsi="Nirmala UI" w:cs="Nirmala UI"/>
+          <w:rFonts w:ascii="Nirmala UI" w:eastAsia="Nirmala UI" w:hAnsi="Nirmala UI" w:cs="Nirmala UI"/>
           <w:kern w:val="0"/>
           <w:sz w:val="20"/>
           <w:szCs w:val="20"/>
@@ -19448,7 +19419,7 @@
       </w:r>
       <w:r>
         <w:rPr>
-          <w:rFonts w:ascii="Nirmala UI" w:eastAsia="Arial MT" w:hAnsi="Nirmala UI" w:cs="Nirmala UI"/>
+          <w:rFonts w:ascii="Nirmala UI" w:eastAsia="Nirmala UI" w:hAnsi="Nirmala UI" w:cs="Nirmala UI"/>
           <w:kern w:val="0"/>
           <w:sz w:val="20"/>
           <w:szCs w:val="20"/>
@@ -19468,7 +19439,7 @@
       </w:r>
       <w:r>
         <w:rPr>
-          <w:rFonts w:ascii="Nirmala UI" w:eastAsia="Arial MT" w:hAnsi="Nirmala UI" w:cs="Nirmala UI"/>
+          <w:rFonts w:ascii="Nirmala UI" w:eastAsia="Nirmala UI" w:hAnsi="Nirmala UI" w:cs="Nirmala UI"/>
           <w:kern w:val="0"/>
           <w:sz w:val="20"/>
           <w:szCs w:val="20"/>
@@ -19488,7 +19459,7 @@
       </w:r>
       <w:r>
         <w:rPr>
-          <w:rFonts w:ascii="Nirmala UI" w:eastAsia="Arial MT" w:hAnsi="Nirmala UI" w:cs="Nirmala UI"/>
+          <w:rFonts w:ascii="Nirmala UI" w:eastAsia="Nirmala UI" w:hAnsi="Nirmala UI" w:cs="Nirmala UI"/>
           <w:kern w:val="0"/>
           <w:sz w:val="20"/>
           <w:szCs w:val="20"/>
@@ -19508,7 +19479,7 @@
       </w:r>
       <w:r>
         <w:rPr>
-          <w:rFonts w:ascii="Nirmala UI" w:eastAsia="Arial MT" w:hAnsi="Nirmala UI" w:cs="Nirmala UI"/>
+          <w:rFonts w:ascii="Nirmala UI" w:eastAsia="Nirmala UI" w:hAnsi="Nirmala UI" w:cs="Nirmala UI"/>
           <w:kern w:val="0"/>
           <w:sz w:val="20"/>
           <w:szCs w:val="20"/>
@@ -19528,7 +19499,7 @@
       </w:r>
       <w:r>
         <w:rPr>
-          <w:rFonts w:ascii="Nirmala UI" w:eastAsia="Arial MT" w:hAnsi="Nirmala UI" w:cs="Nirmala UI"/>
+          <w:rFonts w:ascii="Nirmala UI" w:eastAsia="Nirmala UI" w:hAnsi="Nirmala UI" w:cs="Nirmala UI"/>
           <w:kern w:val="0"/>
           <w:sz w:val="20"/>
           <w:szCs w:val="20"/>
@@ -19898,7 +19869,7 @@
       </w:r>
       <w:r>
         <w:rPr>
-          <w:rFonts w:ascii="Nirmala UI" w:eastAsia="Arial" w:hAnsi="Nirmala UI" w:cs="Nirmala UI"/>
+          <w:rFonts w:ascii="Nirmala UI" w:eastAsia="Nirmala UI" w:hAnsi="Nirmala UI" w:cs="Nirmala UI"/>
           <w:kern w:val="0"/>
           <w:sz w:val="20"/>
           <w:szCs w:val="20"/>
@@ -19918,7 +19889,7 @@
       </w:r>
       <w:r>
         <w:rPr>
-          <w:rFonts w:ascii="Nirmala UI" w:eastAsia="Arial" w:hAnsi="Nirmala UI" w:cs="Nirmala UI"/>
+          <w:rFonts w:ascii="Nirmala UI" w:eastAsia="Nirmala UI" w:hAnsi="Nirmala UI" w:cs="Nirmala UI"/>
           <w:kern w:val="0"/>
           <w:sz w:val="20"/>
           <w:szCs w:val="20"/>
@@ -19938,7 +19909,7 @@
       </w:r>
       <w:r>
         <w:rPr>
-          <w:rFonts w:ascii="Nirmala UI" w:eastAsia="Arial" w:hAnsi="Nirmala UI" w:cs="Nirmala UI"/>
+          <w:rFonts w:ascii="Nirmala UI" w:eastAsia="Nirmala UI" w:hAnsi="Nirmala UI" w:cs="Nirmala UI"/>
           <w:kern w:val="0"/>
           <w:sz w:val="20"/>
           <w:szCs w:val="20"/>
@@ -19958,7 +19929,7 @@
       </w:r>
       <w:r>
         <w:rPr>
-          <w:rFonts w:ascii="Nirmala UI" w:eastAsia="Arial" w:hAnsi="Nirmala UI" w:cs="Nirmala UI"/>
+          <w:rFonts w:ascii="Nirmala UI" w:eastAsia="Nirmala UI" w:hAnsi="Nirmala UI" w:cs="Nirmala UI"/>
           <w:kern w:val="0"/>
           <w:sz w:val="20"/>
           <w:szCs w:val="20"/>
@@ -19978,7 +19949,7 @@
       </w:r>
       <w:r>
         <w:rPr>
-          <w:rFonts w:ascii="Nirmala UI" w:eastAsia="Arial" w:hAnsi="Nirmala UI" w:cs="Nirmala UI"/>
+          <w:rFonts w:ascii="Nirmala UI" w:eastAsia="Nirmala UI" w:hAnsi="Nirmala UI" w:cs="Nirmala UI"/>
           <w:kern w:val="0"/>
           <w:sz w:val="20"/>
           <w:szCs w:val="20"/>
@@ -19998,7 +19969,7 @@
       </w:r>
       <w:r>
         <w:rPr>
-          <w:rFonts w:ascii="Nirmala UI" w:eastAsia="Arial" w:hAnsi="Nirmala UI" w:cs="Nirmala UI"/>
+          <w:rFonts w:ascii="Nirmala UI" w:eastAsia="Nirmala UI" w:hAnsi="Nirmala UI" w:cs="Nirmala UI"/>
           <w:kern w:val="0"/>
           <w:sz w:val="20"/>
           <w:szCs w:val="20"/>
@@ -20018,7 +19989,7 @@
       </w:r>
       <w:r>
         <w:rPr>
-          <w:rFonts w:ascii="Nirmala UI" w:eastAsia="Arial" w:hAnsi="Nirmala UI" w:cs="Nirmala UI"/>
+          <w:rFonts w:ascii="Nirmala UI" w:eastAsia="Nirmala UI" w:hAnsi="Nirmala UI" w:cs="Nirmala UI"/>
           <w:kern w:val="0"/>
           <w:sz w:val="20"/>
           <w:szCs w:val="20"/>
@@ -20038,7 +20009,7 @@
       </w:r>
       <w:r>
         <w:rPr>
-          <w:rFonts w:ascii="Nirmala UI" w:eastAsia="Arial" w:hAnsi="Nirmala UI" w:cs="Nirmala UI"/>
+          <w:rFonts w:ascii="Nirmala UI" w:eastAsia="Nirmala UI" w:hAnsi="Nirmala UI" w:cs="Nirmala UI"/>
           <w:kern w:val="0"/>
           <w:sz w:val="20"/>
           <w:szCs w:val="20"/>
@@ -20058,7 +20029,7 @@
       </w:r>
       <w:r>
         <w:rPr>
-          <w:rFonts w:ascii="Nirmala UI" w:eastAsia="Arial" w:hAnsi="Nirmala UI" w:cs="Nirmala UI"/>
+          <w:rFonts w:ascii="Nirmala UI" w:eastAsia="Nirmala UI" w:hAnsi="Nirmala UI" w:cs="Nirmala UI"/>
           <w:kern w:val="0"/>
           <w:sz w:val="20"/>
           <w:szCs w:val="20"/>
@@ -20078,7 +20049,7 @@
       </w:r>
       <w:r>
         <w:rPr>
-          <w:rFonts w:ascii="Nirmala UI" w:eastAsia="Arial" w:hAnsi="Nirmala UI" w:cs="Nirmala UI"/>
+          <w:rFonts w:ascii="Nirmala UI" w:eastAsia="Nirmala UI" w:hAnsi="Nirmala UI" w:cs="Nirmala UI"/>
           <w:kern w:val="0"/>
           <w:sz w:val="20"/>
           <w:szCs w:val="20"/>
@@ -20098,7 +20069,7 @@
       </w:r>
       <w:r>
         <w:rPr>
-          <w:rFonts w:ascii="Nirmala UI" w:eastAsia="Arial" w:hAnsi="Nirmala UI" w:cs="Nirmala UI"/>
+          <w:rFonts w:ascii="Nirmala UI" w:eastAsia="Nirmala UI" w:hAnsi="Nirmala UI" w:cs="Nirmala UI"/>
           <w:kern w:val="0"/>
           <w:sz w:val="20"/>
           <w:szCs w:val="20"/>
@@ -20118,7 +20089,7 @@
       </w:r>
       <w:r>
         <w:rPr>
-          <w:rFonts w:ascii="Nirmala UI" w:eastAsia="Arial" w:hAnsi="Nirmala UI" w:cs="Nirmala UI"/>
+          <w:rFonts w:ascii="Nirmala UI" w:eastAsia="Nirmala UI" w:hAnsi="Nirmala UI" w:cs="Nirmala UI"/>
           <w:kern w:val="0"/>
           <w:sz w:val="20"/>
           <w:szCs w:val="20"/>
@@ -20138,7 +20109,7 @@
       </w:r>
       <w:r>
         <w:rPr>
-          <w:rFonts w:ascii="Nirmala UI" w:eastAsia="Arial" w:hAnsi="Nirmala UI" w:cs="Nirmala UI"/>
+          <w:rFonts w:ascii="Nirmala UI" w:eastAsia="Nirmala UI" w:hAnsi="Nirmala UI" w:cs="Nirmala UI"/>
           <w:kern w:val="0"/>
           <w:sz w:val="20"/>
           <w:szCs w:val="20"/>
@@ -20158,7 +20129,7 @@
       </w:r>
       <w:r>
         <w:rPr>
-          <w:rFonts w:ascii="Nirmala UI" w:eastAsia="Arial" w:hAnsi="Nirmala UI" w:cs="Nirmala UI"/>
+          <w:rFonts w:ascii="Nirmala UI" w:eastAsia="Nirmala UI" w:hAnsi="Nirmala UI" w:cs="Nirmala UI"/>
           <w:kern w:val="0"/>
           <w:sz w:val="20"/>
           <w:szCs w:val="20"/>
@@ -20178,7 +20149,7 @@
       </w:r>
       <w:r>
         <w:rPr>
-          <w:rFonts w:ascii="Nirmala UI" w:eastAsia="Arial" w:hAnsi="Nirmala UI" w:cs="Nirmala UI"/>
+          <w:rFonts w:ascii="Nirmala UI" w:eastAsia="Nirmala UI" w:hAnsi="Nirmala UI" w:cs="Nirmala UI"/>
           <w:kern w:val="0"/>
           <w:sz w:val="20"/>
           <w:szCs w:val="20"/>
@@ -20198,7 +20169,7 @@
       </w:r>
       <w:r>
         <w:rPr>
-          <w:rFonts w:ascii="Nirmala UI" w:eastAsia="Arial" w:hAnsi="Nirmala UI" w:cs="Nirmala UI"/>
+          <w:rFonts w:ascii="Nirmala UI" w:eastAsia="Nirmala UI" w:hAnsi="Nirmala UI" w:cs="Nirmala UI"/>
           <w:kern w:val="0"/>
           <w:sz w:val="20"/>
           <w:szCs w:val="20"/>
@@ -20218,7 +20189,7 @@
       </w:r>
       <w:r>
         <w:rPr>
-          <w:rFonts w:ascii="Nirmala UI" w:eastAsia="Arial" w:hAnsi="Nirmala UI" w:cs="Nirmala UI"/>
+          <w:rFonts w:ascii="Nirmala UI" w:eastAsia="Nirmala UI" w:hAnsi="Nirmala UI" w:cs="Nirmala UI"/>
           <w:kern w:val="0"/>
           <w:sz w:val="20"/>
           <w:szCs w:val="20"/>
@@ -20238,7 +20209,7 @@
       </w:r>
       <w:r>
         <w:rPr>
-          <w:rFonts w:ascii="Nirmala UI" w:eastAsia="Arial" w:hAnsi="Nirmala UI" w:cs="Nirmala UI"/>
+          <w:rFonts w:ascii="Nirmala UI" w:eastAsia="Nirmala UI" w:hAnsi="Nirmala UI" w:cs="Nirmala UI"/>
           <w:kern w:val="0"/>
           <w:sz w:val="20"/>
           <w:szCs w:val="20"/>
@@ -20258,7 +20229,7 @@
       </w:r>
       <w:r>
         <w:rPr>
-          <w:rFonts w:ascii="Nirmala UI" w:eastAsia="Arial" w:hAnsi="Nirmala UI" w:cs="Nirmala UI"/>
+          <w:rFonts w:ascii="Nirmala UI" w:eastAsia="Nirmala UI" w:hAnsi="Nirmala UI" w:cs="Nirmala UI"/>
           <w:kern w:val="0"/>
           <w:sz w:val="20"/>
           <w:szCs w:val="20"/>
@@ -20349,6 +20320,7 @@
     </w:p>
     <w:p>
       <w:pPr>
+        <w:keepNext/>
         <w:widowControl w:val="0"/>
         <w:tabs>
           <w:tab w:val="left" w:pos="881"/>
@@ -20379,6 +20351,7 @@
     </w:p>
     <w:p>
       <w:pPr>
+        <w:keepLines/>
         <w:widowControl w:val="0"/>
         <w:autoSpaceDE w:val="0"/>
         <w:autoSpaceDN w:val="0"/>
@@ -20404,7 +20377,7 @@
       </w:r>
       <w:r>
         <w:rPr>
-          <w:rFonts w:ascii="Nirmala UI" w:eastAsia="Arial MT" w:hAnsi="Nirmala UI" w:cs="Nirmala UI" w:hint="cs"/>
+          <w:rFonts w:ascii="Nirmala UI" w:eastAsia="Nirmala UI" w:hAnsi="Nirmala UI" w:cs="Nirmala UI" w:hint="cs"/>
           <w:kern w:val="0"/>
           <w:sz w:val="20"/>
           <w:szCs w:val="20"/>
@@ -20434,7 +20407,7 @@
       </w:r>
       <w:r>
         <w:rPr>
-          <w:rFonts w:ascii="Nirmala UI" w:eastAsia="Arial MT" w:hAnsi="Nirmala UI" w:cs="Nirmala UI"/>
+          <w:rFonts w:ascii="Nirmala UI" w:eastAsia="Nirmala UI" w:hAnsi="Nirmala UI" w:cs="Nirmala UI"/>
           <w:kern w:val="0"/>
           <w:sz w:val="20"/>
           <w:szCs w:val="20"/>
@@ -20499,6 +20472,7 @@
     </w:p>
     <w:p>
       <w:pPr>
+        <w:pageBreakBefore/>
         <w:widowControl w:val="0"/>
         <w:numPr>
           <w:ilvl w:val="0"/>
@@ -20563,7 +20537,7 @@
       </w:r>
       <w:r>
         <w:rPr>
-          <w:rFonts w:ascii="Nirmala UI" w:eastAsia="Arial" w:hAnsi="Nirmala UI" w:cs="Nirmala UI"/>
+          <w:rFonts w:ascii="Nirmala UI" w:eastAsia="Nirmala UI" w:hAnsi="Nirmala UI" w:cs="Nirmala UI"/>
           <w:b/>
           <w:bCs/>
           <w:kern w:val="0"/>
@@ -20589,7 +20563,7 @@
       </w:r>
       <w:r>
         <w:rPr>
-          <w:rFonts w:ascii="Nirmala UI" w:eastAsia="Arial" w:hAnsi="Nirmala UI" w:cs="Nirmala UI"/>
+          <w:rFonts w:ascii="Nirmala UI" w:eastAsia="Nirmala UI" w:hAnsi="Nirmala UI" w:cs="Nirmala UI"/>
           <w:b/>
           <w:bCs/>
           <w:kern w:val="0"/>
@@ -20915,7 +20889,7 @@
       </w:r>
       <w:r>
         <w:rPr>
-          <w:rFonts w:ascii="Nirmala UI" w:eastAsia="Arial" w:hAnsi="Nirmala UI" w:cs="Nirmala UI"/>
+          <w:rFonts w:ascii="Nirmala UI" w:eastAsia="Nirmala UI" w:hAnsi="Nirmala UI" w:cs="Nirmala UI"/>
           <w:b/>
           <w:bCs/>
           <w:kern w:val="0"/>
@@ -20937,7 +20911,7 @@
       </w:r>
       <w:r>
         <w:rPr>
-          <w:rFonts w:ascii="Nirmala UI" w:eastAsia="Arial" w:hAnsi="Nirmala UI" w:cs="Nirmala UI"/>
+          <w:rFonts w:ascii="Nirmala UI" w:eastAsia="Nirmala UI" w:hAnsi="Nirmala UI" w:cs="Nirmala UI"/>
           <w:kern w:val="0"/>
           <w:sz w:val="20"/>
           <w:szCs w:val="20"/>
@@ -20957,7 +20931,7 @@
       </w:r>
       <w:r>
         <w:rPr>
-          <w:rFonts w:ascii="Nirmala UI" w:eastAsia="Arial" w:hAnsi="Nirmala UI" w:cs="Nirmala UI"/>
+          <w:rFonts w:ascii="Nirmala UI" w:eastAsia="Nirmala UI" w:hAnsi="Nirmala UI" w:cs="Nirmala UI"/>
           <w:kern w:val="0"/>
           <w:sz w:val="20"/>
           <w:szCs w:val="20"/>
@@ -20977,7 +20951,7 @@
       </w:r>
       <w:r>
         <w:rPr>
-          <w:rFonts w:ascii="Nirmala UI" w:eastAsia="Arial" w:hAnsi="Nirmala UI" w:cs="Nirmala UI"/>
+          <w:rFonts w:ascii="Nirmala UI" w:eastAsia="Nirmala UI" w:hAnsi="Nirmala UI" w:cs="Nirmala UI"/>
           <w:kern w:val="0"/>
           <w:sz w:val="20"/>
           <w:szCs w:val="20"/>
@@ -20997,7 +20971,7 @@
       </w:r>
       <w:r>
         <w:rPr>
-          <w:rFonts w:ascii="Nirmala UI" w:eastAsia="Arial" w:hAnsi="Nirmala UI" w:cs="Nirmala UI"/>
+          <w:rFonts w:ascii="Nirmala UI" w:eastAsia="Nirmala UI" w:hAnsi="Nirmala UI" w:cs="Nirmala UI"/>
           <w:kern w:val="0"/>
           <w:sz w:val="20"/>
           <w:szCs w:val="20"/>
@@ -21017,7 +20991,7 @@
       </w:r>
       <w:r>
         <w:rPr>
-          <w:rFonts w:ascii="Nirmala UI" w:eastAsia="Arial" w:hAnsi="Nirmala UI" w:cs="Nirmala UI"/>
+          <w:rFonts w:ascii="Nirmala UI" w:eastAsia="Nirmala UI" w:hAnsi="Nirmala UI" w:cs="Nirmala UI"/>
           <w:kern w:val="0"/>
           <w:sz w:val="20"/>
           <w:szCs w:val="20"/>
@@ -21037,7 +21011,7 @@
       </w:r>
       <w:r>
         <w:rPr>
-          <w:rFonts w:ascii="Nirmala UI" w:eastAsia="Arial" w:hAnsi="Nirmala UI" w:cs="Nirmala UI"/>
+          <w:rFonts w:ascii="Nirmala UI" w:eastAsia="Nirmala UI" w:hAnsi="Nirmala UI" w:cs="Nirmala UI"/>
           <w:kern w:val="0"/>
           <w:sz w:val="20"/>
           <w:szCs w:val="20"/>
@@ -21057,7 +21031,7 @@
       </w:r>
       <w:r>
         <w:rPr>
-          <w:rFonts w:ascii="Nirmala UI" w:eastAsia="Arial" w:hAnsi="Nirmala UI" w:cs="Nirmala UI"/>
+          <w:rFonts w:ascii="Nirmala UI" w:eastAsia="Nirmala UI" w:hAnsi="Nirmala UI" w:cs="Nirmala UI"/>
           <w:kern w:val="0"/>
           <w:sz w:val="20"/>
           <w:szCs w:val="20"/>
@@ -21077,7 +21051,7 @@
       </w:r>
       <w:r>
         <w:rPr>
-          <w:rFonts w:ascii="Nirmala UI" w:eastAsia="Arial" w:hAnsi="Nirmala UI" w:cs="Nirmala UI"/>
+          <w:rFonts w:ascii="Nirmala UI" w:eastAsia="Nirmala UI" w:hAnsi="Nirmala UI" w:cs="Nirmala UI"/>
           <w:kern w:val="0"/>
           <w:sz w:val="20"/>
           <w:szCs w:val="20"/>
@@ -21097,7 +21071,7 @@
       </w:r>
       <w:r>
         <w:rPr>
-          <w:rFonts w:ascii="Nirmala UI" w:eastAsia="Arial" w:hAnsi="Nirmala UI" w:cs="Nirmala UI"/>
+          <w:rFonts w:ascii="Nirmala UI" w:eastAsia="Nirmala UI" w:hAnsi="Nirmala UI" w:cs="Nirmala UI"/>
           <w:kern w:val="0"/>
           <w:sz w:val="20"/>
           <w:szCs w:val="20"/>
@@ -21117,7 +21091,7 @@
       </w:r>
       <w:r>
         <w:rPr>
-          <w:rFonts w:ascii="Nirmala UI" w:eastAsia="Arial" w:hAnsi="Nirmala UI" w:cs="Nirmala UI"/>
+          <w:rFonts w:ascii="Nirmala UI" w:eastAsia="Nirmala UI" w:hAnsi="Nirmala UI" w:cs="Nirmala UI"/>
           <w:kern w:val="0"/>
           <w:sz w:val="20"/>
           <w:szCs w:val="20"/>
@@ -21137,7 +21111,7 @@
       </w:r>
       <w:r>
         <w:rPr>
-          <w:rFonts w:ascii="Nirmala UI" w:eastAsia="Arial" w:hAnsi="Nirmala UI" w:cs="Nirmala UI"/>
+          <w:rFonts w:ascii="Nirmala UI" w:eastAsia="Nirmala UI" w:hAnsi="Nirmala UI" w:cs="Nirmala UI"/>
           <w:kern w:val="0"/>
           <w:sz w:val="20"/>
           <w:szCs w:val="20"/>
@@ -21157,7 +21131,7 @@
       </w:r>
       <w:r>
         <w:rPr>
-          <w:rFonts w:ascii="Nirmala UI" w:eastAsia="Arial" w:hAnsi="Nirmala UI" w:cs="Nirmala UI"/>
+          <w:rFonts w:ascii="Nirmala UI" w:eastAsia="Nirmala UI" w:hAnsi="Nirmala UI" w:cs="Nirmala UI"/>
           <w:kern w:val="0"/>
           <w:sz w:val="20"/>
           <w:szCs w:val="20"/>
@@ -21177,7 +21151,7 @@
       </w:r>
       <w:r>
         <w:rPr>
-          <w:rFonts w:ascii="Nirmala UI" w:eastAsia="Arial" w:hAnsi="Nirmala UI" w:cs="Nirmala UI"/>
+          <w:rFonts w:ascii="Nirmala UI" w:eastAsia="Nirmala UI" w:hAnsi="Nirmala UI" w:cs="Nirmala UI"/>
           <w:kern w:val="0"/>
           <w:sz w:val="20"/>
           <w:szCs w:val="20"/>
@@ -21197,7 +21171,7 @@
       </w:r>
       <w:r>
         <w:rPr>
-          <w:rFonts w:ascii="Nirmala UI" w:eastAsia="Arial" w:hAnsi="Nirmala UI" w:cs="Nirmala UI"/>
+          <w:rFonts w:ascii="Nirmala UI" w:eastAsia="Nirmala UI" w:hAnsi="Nirmala UI" w:cs="Nirmala UI"/>
           <w:kern w:val="0"/>
           <w:sz w:val="20"/>
           <w:szCs w:val="20"/>
@@ -21217,7 +21191,7 @@
       </w:r>
       <w:r>
         <w:rPr>
-          <w:rFonts w:ascii="Nirmala UI" w:eastAsia="Arial" w:hAnsi="Nirmala UI" w:cs="Nirmala UI"/>
+          <w:rFonts w:ascii="Nirmala UI" w:eastAsia="Nirmala UI" w:hAnsi="Nirmala UI" w:cs="Nirmala UI"/>
           <w:kern w:val="0"/>
           <w:sz w:val="20"/>
           <w:szCs w:val="20"/>
@@ -21237,7 +21211,7 @@
       </w:r>
       <w:r>
         <w:rPr>
-          <w:rFonts w:ascii="Nirmala UI" w:eastAsia="Arial" w:hAnsi="Nirmala UI" w:cs="Nirmala UI"/>
+          <w:rFonts w:ascii="Nirmala UI" w:eastAsia="Nirmala UI" w:hAnsi="Nirmala UI" w:cs="Nirmala UI"/>
           <w:kern w:val="0"/>
           <w:sz w:val="20"/>
           <w:szCs w:val="20"/>
@@ -21257,7 +21231,7 @@
       </w:r>
       <w:r>
         <w:rPr>
-          <w:rFonts w:ascii="Nirmala UI" w:eastAsia="Arial" w:hAnsi="Nirmala UI" w:cs="Nirmala UI"/>
+          <w:rFonts w:ascii="Nirmala UI" w:eastAsia="Nirmala UI" w:hAnsi="Nirmala UI" w:cs="Nirmala UI"/>
           <w:kern w:val="0"/>
           <w:sz w:val="20"/>
           <w:szCs w:val="20"/>
@@ -21277,7 +21251,7 @@
       </w:r>
       <w:r>
         <w:rPr>
-          <w:rFonts w:ascii="Nirmala UI" w:eastAsia="Arial" w:hAnsi="Nirmala UI" w:cs="Nirmala UI"/>
+          <w:rFonts w:ascii="Nirmala UI" w:eastAsia="Nirmala UI" w:hAnsi="Nirmala UI" w:cs="Nirmala UI"/>
           <w:kern w:val="0"/>
           <w:sz w:val="20"/>
           <w:szCs w:val="20"/>
@@ -21307,7 +21281,7 @@
       </w:r>
       <w:r>
         <w:rPr>
-          <w:rFonts w:ascii="Nirmala UI" w:eastAsia="Arial" w:hAnsi="Nirmala UI" w:cs="Nirmala UI"/>
+          <w:rFonts w:ascii="Nirmala UI" w:eastAsia="Nirmala UI" w:hAnsi="Nirmala UI" w:cs="Nirmala UI"/>
           <w:kern w:val="0"/>
           <w:sz w:val="20"/>
           <w:szCs w:val="20"/>
@@ -21327,7 +21301,7 @@
       </w:r>
       <w:r>
         <w:rPr>
-          <w:rFonts w:ascii="Nirmala UI" w:eastAsia="Arial" w:hAnsi="Nirmala UI" w:cs="Nirmala UI"/>
+          <w:rFonts w:ascii="Nirmala UI" w:eastAsia="Nirmala UI" w:hAnsi="Nirmala UI" w:cs="Nirmala UI"/>
           <w:kern w:val="0"/>
           <w:sz w:val="20"/>
           <w:szCs w:val="20"/>
@@ -21347,7 +21321,7 @@
       </w:r>
       <w:r>
         <w:rPr>
-          <w:rFonts w:ascii="Nirmala UI" w:eastAsia="Arial" w:hAnsi="Nirmala UI" w:cs="Nirmala UI"/>
+          <w:rFonts w:ascii="Nirmala UI" w:eastAsia="Nirmala UI" w:hAnsi="Nirmala UI" w:cs="Nirmala UI"/>
           <w:kern w:val="0"/>
           <w:sz w:val="20"/>
           <w:szCs w:val="20"/>
@@ -21367,7 +21341,7 @@
       </w:r>
       <w:r>
         <w:rPr>
-          <w:rFonts w:ascii="Nirmala UI" w:eastAsia="Arial" w:hAnsi="Nirmala UI" w:cs="Nirmala UI"/>
+          <w:rFonts w:ascii="Nirmala UI" w:eastAsia="Nirmala UI" w:hAnsi="Nirmala UI" w:cs="Nirmala UI"/>
           <w:kern w:val="0"/>
           <w:sz w:val="20"/>
           <w:szCs w:val="20"/>
@@ -21387,7 +21361,7 @@
       </w:r>
       <w:r>
         <w:rPr>
-          <w:rFonts w:ascii="Nirmala UI" w:eastAsia="Arial" w:hAnsi="Nirmala UI" w:cs="Nirmala UI"/>
+          <w:rFonts w:ascii="Nirmala UI" w:eastAsia="Nirmala UI" w:hAnsi="Nirmala UI" w:cs="Nirmala UI"/>
           <w:kern w:val="0"/>
           <w:sz w:val="20"/>
           <w:szCs w:val="20"/>
@@ -21407,7 +21381,7 @@
       </w:r>
       <w:r>
         <w:rPr>
-          <w:rFonts w:ascii="Nirmala UI" w:eastAsia="Arial" w:hAnsi="Nirmala UI" w:cs="Nirmala UI"/>
+          <w:rFonts w:ascii="Nirmala UI" w:eastAsia="Nirmala UI" w:hAnsi="Nirmala UI" w:cs="Nirmala UI"/>
           <w:kern w:val="0"/>
           <w:sz w:val="20"/>
           <w:szCs w:val="20"/>
@@ -21427,7 +21401,7 @@
       </w:r>
       <w:r>
         <w:rPr>
-          <w:rFonts w:ascii="Nirmala UI" w:eastAsia="Arial" w:hAnsi="Nirmala UI" w:cs="Nirmala UI"/>
+          <w:rFonts w:ascii="Nirmala UI" w:eastAsia="Nirmala UI" w:hAnsi="Nirmala UI" w:cs="Nirmala UI"/>
           <w:kern w:val="0"/>
           <w:sz w:val="20"/>
           <w:szCs w:val="20"/>
@@ -21573,7 +21547,7 @@
       </w:pPr>
       <w:r>
         <w:rPr>
-          <w:rFonts w:ascii="Nirmala UI" w:eastAsia="Arial MT" w:hAnsi="Nirmala UI" w:cs="Nirmala UI"/>
+          <w:rFonts w:ascii="Nirmala UI" w:eastAsia="Nirmala UI" w:hAnsi="Nirmala UI" w:cs="Nirmala UI"/>
           <w:b/>
           <w:bCs/>
           <w:kern w:val="0"/>
@@ -21599,7 +21573,7 @@
       </w:r>
       <w:r>
         <w:rPr>
-          <w:rFonts w:ascii="Nirmala UI" w:eastAsia="Arial MT" w:hAnsi="Nirmala UI" w:cs="Nirmala UI"/>
+          <w:rFonts w:ascii="Nirmala UI" w:eastAsia="Nirmala UI" w:hAnsi="Nirmala UI" w:cs="Nirmala UI"/>
           <w:b/>
           <w:bCs/>
           <w:kern w:val="0"/>
@@ -21633,7 +21607,7 @@
       </w:r>
       <w:r>
         <w:rPr>
-          <w:rFonts w:ascii="Nirmala UI" w:eastAsia="Arial MT" w:hAnsi="Nirmala UI" w:cs="Nirmala UI"/>
+          <w:rFonts w:ascii="Nirmala UI" w:eastAsia="Nirmala UI" w:hAnsi="Nirmala UI" w:cs="Nirmala UI"/>
           <w:kern w:val="0"/>
           <w:sz w:val="20"/>
           <w:szCs w:val="20"/>
@@ -21653,7 +21627,7 @@
       </w:r>
       <w:r>
         <w:rPr>
-          <w:rFonts w:ascii="Nirmala UI" w:eastAsia="Arial MT" w:hAnsi="Nirmala UI" w:cs="Nirmala UI"/>
+          <w:rFonts w:ascii="Nirmala UI" w:eastAsia="Nirmala UI" w:hAnsi="Nirmala UI" w:cs="Nirmala UI"/>
           <w:kern w:val="0"/>
           <w:sz w:val="20"/>
           <w:szCs w:val="20"/>
@@ -21673,7 +21647,7 @@
       </w:r>
       <w:r>
         <w:rPr>
-          <w:rFonts w:ascii="Nirmala UI" w:eastAsia="Arial MT" w:hAnsi="Nirmala UI" w:cs="Nirmala UI"/>
+          <w:rFonts w:ascii="Nirmala UI" w:eastAsia="Nirmala UI" w:hAnsi="Nirmala UI" w:cs="Nirmala UI"/>
           <w:kern w:val="0"/>
           <w:sz w:val="20"/>
           <w:szCs w:val="20"/>
@@ -21693,7 +21667,7 @@
       </w:r>
       <w:r>
         <w:rPr>
-          <w:rFonts w:ascii="Nirmala UI" w:eastAsia="Arial MT" w:hAnsi="Nirmala UI" w:cs="Nirmala UI"/>
+          <w:rFonts w:ascii="Nirmala UI" w:eastAsia="Nirmala UI" w:hAnsi="Nirmala UI" w:cs="Nirmala UI"/>
           <w:kern w:val="0"/>
           <w:sz w:val="20"/>
           <w:szCs w:val="20"/>
@@ -21713,7 +21687,7 @@
       </w:r>
       <w:r>
         <w:rPr>
-          <w:rFonts w:ascii="Nirmala UI" w:eastAsia="Arial MT" w:hAnsi="Nirmala UI" w:cs="Nirmala UI"/>
+          <w:rFonts w:ascii="Nirmala UI" w:eastAsia="Nirmala UI" w:hAnsi="Nirmala UI" w:cs="Nirmala UI"/>
           <w:kern w:val="0"/>
           <w:sz w:val="20"/>
           <w:szCs w:val="20"/>
@@ -21733,7 +21707,7 @@
       </w:r>
       <w:r>
         <w:rPr>
-          <w:rFonts w:ascii="Nirmala UI" w:eastAsia="Arial MT" w:hAnsi="Nirmala UI" w:cs="Nirmala UI"/>
+          <w:rFonts w:ascii="Nirmala UI" w:eastAsia="Nirmala UI" w:hAnsi="Nirmala UI" w:cs="Nirmala UI"/>
           <w:kern w:val="0"/>
           <w:sz w:val="20"/>
           <w:szCs w:val="20"/>
@@ -21753,7 +21727,7 @@
       </w:r>
       <w:r>
         <w:rPr>
-          <w:rFonts w:ascii="Nirmala UI" w:eastAsia="Arial MT" w:hAnsi="Nirmala UI" w:cs="Nirmala UI"/>
+          <w:rFonts w:ascii="Nirmala UI" w:eastAsia="Nirmala UI" w:hAnsi="Nirmala UI" w:cs="Nirmala UI"/>
           <w:kern w:val="0"/>
           <w:sz w:val="20"/>
           <w:szCs w:val="20"/>
@@ -21773,7 +21747,7 @@
       </w:r>
       <w:r>
         <w:rPr>
-          <w:rFonts w:ascii="Nirmala UI" w:eastAsia="Arial MT" w:hAnsi="Nirmala UI" w:cs="Nirmala UI"/>
+          <w:rFonts w:ascii="Nirmala UI" w:eastAsia="Nirmala UI" w:hAnsi="Nirmala UI" w:cs="Nirmala UI"/>
           <w:kern w:val="0"/>
           <w:sz w:val="20"/>
           <w:szCs w:val="20"/>
@@ -22023,7 +21997,7 @@
       </w:pPr>
       <w:r>
         <w:rPr>
-          <w:rFonts w:ascii="Nirmala UI" w:eastAsia="Arial MT" w:hAnsi="Nirmala UI" w:cs="Nirmala UI"/>
+          <w:rFonts w:ascii="Nirmala UI" w:eastAsia="Nirmala UI" w:hAnsi="Nirmala UI" w:cs="Nirmala UI"/>
           <w:kern w:val="0"/>
           <w:sz w:val="20"/>
           <w:szCs w:val="20"/>
@@ -22043,7 +22017,7 @@
       </w:r>
       <w:r>
         <w:rPr>
-          <w:rFonts w:ascii="Nirmala UI" w:eastAsia="Arial MT" w:hAnsi="Nirmala UI" w:cs="Nirmala UI"/>
+          <w:rFonts w:ascii="Nirmala UI" w:eastAsia="Nirmala UI" w:hAnsi="Nirmala UI" w:cs="Nirmala UI"/>
           <w:kern w:val="0"/>
           <w:sz w:val="20"/>
           <w:szCs w:val="20"/>
@@ -22063,7 +22037,7 @@
       </w:r>
       <w:r>
         <w:rPr>
-          <w:rFonts w:ascii="Nirmala UI" w:eastAsia="Arial MT" w:hAnsi="Nirmala UI" w:cs="Nirmala UI"/>
+          <w:rFonts w:ascii="Nirmala UI" w:eastAsia="Nirmala UI" w:hAnsi="Nirmala UI" w:cs="Nirmala UI"/>
           <w:kern w:val="0"/>
           <w:sz w:val="20"/>
           <w:szCs w:val="20"/>
@@ -22083,7 +22057,7 @@
       </w:r>
       <w:r>
         <w:rPr>
-          <w:rFonts w:ascii="Nirmala UI" w:eastAsia="Arial MT" w:hAnsi="Nirmala UI" w:cs="Nirmala UI"/>
+          <w:rFonts w:ascii="Nirmala UI" w:eastAsia="Nirmala UI" w:hAnsi="Nirmala UI" w:cs="Nirmala UI"/>
           <w:kern w:val="0"/>
           <w:sz w:val="20"/>
           <w:szCs w:val="20"/>
@@ -22103,7 +22077,7 @@
       </w:r>
       <w:r>
         <w:rPr>
-          <w:rFonts w:ascii="Nirmala UI" w:eastAsia="Arial MT" w:hAnsi="Nirmala UI" w:cs="Nirmala UI"/>
+          <w:rFonts w:ascii="Nirmala UI" w:eastAsia="Nirmala UI" w:hAnsi="Nirmala UI" w:cs="Nirmala UI"/>
           <w:kern w:val="0"/>
           <w:sz w:val="20"/>
           <w:szCs w:val="20"/>
@@ -22123,7 +22097,7 @@
       </w:r>
       <w:r>
         <w:rPr>
-          <w:rFonts w:ascii="Nirmala UI" w:eastAsia="Arial MT" w:hAnsi="Nirmala UI" w:cs="Nirmala UI"/>
+          <w:rFonts w:ascii="Nirmala UI" w:eastAsia="Nirmala UI" w:hAnsi="Nirmala UI" w:cs="Nirmala UI"/>
           <w:kern w:val="0"/>
           <w:sz w:val="20"/>
           <w:szCs w:val="20"/>
@@ -22143,7 +22117,7 @@
       </w:r>
       <w:r>
         <w:rPr>
-          <w:rFonts w:ascii="Nirmala UI" w:eastAsia="Arial MT" w:hAnsi="Nirmala UI" w:cs="Nirmala UI"/>
+          <w:rFonts w:ascii="Nirmala UI" w:eastAsia="Nirmala UI" w:hAnsi="Nirmala UI" w:cs="Nirmala UI"/>
           <w:kern w:val="0"/>
           <w:sz w:val="20"/>
           <w:szCs w:val="20"/>
@@ -22163,7 +22137,7 @@
       </w:r>
       <w:r>
         <w:rPr>
-          <w:rFonts w:ascii="Nirmala UI" w:eastAsia="Arial MT" w:hAnsi="Nirmala UI" w:cs="Nirmala UI"/>
+          <w:rFonts w:ascii="Nirmala UI" w:eastAsia="Nirmala UI" w:hAnsi="Nirmala UI" w:cs="Nirmala UI"/>
           <w:kern w:val="0"/>
           <w:sz w:val="20"/>
           <w:szCs w:val="20"/>
@@ -22183,7 +22157,7 @@
       </w:r>
       <w:r>
         <w:rPr>
-          <w:rFonts w:ascii="Nirmala UI" w:eastAsia="Arial MT" w:hAnsi="Nirmala UI" w:cs="Nirmala UI"/>
+          <w:rFonts w:ascii="Nirmala UI" w:eastAsia="Nirmala UI" w:hAnsi="Nirmala UI" w:cs="Nirmala UI"/>
           <w:kern w:val="0"/>
           <w:sz w:val="20"/>
           <w:szCs w:val="20"/>
@@ -22203,7 +22177,7 @@
       </w:r>
       <w:r>
         <w:rPr>
-          <w:rFonts w:ascii="Nirmala UI" w:eastAsia="Arial MT" w:hAnsi="Nirmala UI" w:cs="Nirmala UI"/>
+          <w:rFonts w:ascii="Nirmala UI" w:eastAsia="Nirmala UI" w:hAnsi="Nirmala UI" w:cs="Nirmala UI"/>
           <w:kern w:val="0"/>
           <w:sz w:val="20"/>
           <w:szCs w:val="20"/>
@@ -22223,7 +22197,7 @@
       </w:r>
       <w:r>
         <w:rPr>
-          <w:rFonts w:ascii="Nirmala UI" w:eastAsia="Arial MT" w:hAnsi="Nirmala UI" w:cs="Nirmala UI"/>
+          <w:rFonts w:ascii="Nirmala UI" w:eastAsia="Nirmala UI" w:hAnsi="Nirmala UI" w:cs="Nirmala UI"/>
           <w:kern w:val="0"/>
           <w:sz w:val="20"/>
           <w:szCs w:val="20"/>
@@ -22243,7 +22217,7 @@
       </w:r>
       <w:r>
         <w:rPr>
-          <w:rFonts w:ascii="Nirmala UI" w:eastAsia="Arial MT" w:hAnsi="Nirmala UI" w:cs="Nirmala UI"/>
+          <w:rFonts w:ascii="Nirmala UI" w:eastAsia="Nirmala UI" w:hAnsi="Nirmala UI" w:cs="Nirmala UI"/>
           <w:kern w:val="0"/>
           <w:sz w:val="20"/>
           <w:szCs w:val="20"/>
@@ -22263,7 +22237,7 @@
       </w:r>
       <w:r>
         <w:rPr>
-          <w:rFonts w:ascii="Nirmala UI" w:eastAsia="Arial MT" w:hAnsi="Nirmala UI" w:cs="Nirmala UI"/>
+          <w:rFonts w:ascii="Nirmala UI" w:eastAsia="Nirmala UI" w:hAnsi="Nirmala UI" w:cs="Nirmala UI"/>
           <w:kern w:val="0"/>
           <w:sz w:val="20"/>
           <w:szCs w:val="20"/>
@@ -22283,7 +22257,7 @@
       </w:r>
       <w:r>
         <w:rPr>
-          <w:rFonts w:ascii="Nirmala UI" w:eastAsia="Arial MT" w:hAnsi="Nirmala UI" w:cs="Nirmala UI"/>
+          <w:rFonts w:ascii="Nirmala UI" w:eastAsia="Nirmala UI" w:hAnsi="Nirmala UI" w:cs="Nirmala UI"/>
           <w:kern w:val="0"/>
           <w:sz w:val="20"/>
           <w:szCs w:val="20"/>
@@ -22303,7 +22277,7 @@
       </w:r>
       <w:r>
         <w:rPr>
-          <w:rFonts w:ascii="Nirmala UI" w:eastAsia="Arial MT" w:hAnsi="Nirmala UI" w:cs="Nirmala UI"/>
+          <w:rFonts w:ascii="Nirmala UI" w:eastAsia="Nirmala UI" w:hAnsi="Nirmala UI" w:cs="Nirmala UI"/>
           <w:kern w:val="0"/>
           <w:sz w:val="20"/>
           <w:szCs w:val="20"/>
@@ -22323,7 +22297,7 @@
       </w:r>
       <w:r>
         <w:rPr>
-          <w:rFonts w:ascii="Nirmala UI" w:eastAsia="Arial MT" w:hAnsi="Nirmala UI" w:cs="Nirmala UI"/>
+          <w:rFonts w:ascii="Nirmala UI" w:eastAsia="Nirmala UI" w:hAnsi="Nirmala UI" w:cs="Nirmala UI"/>
           <w:kern w:val="0"/>
           <w:sz w:val="20"/>
           <w:szCs w:val="20"/>
@@ -22343,7 +22317,7 @@
       </w:r>
       <w:r>
         <w:rPr>
-          <w:rFonts w:ascii="Nirmala UI" w:eastAsia="Arial MT" w:hAnsi="Nirmala UI" w:cs="Nirmala UI"/>
+          <w:rFonts w:ascii="Nirmala UI" w:eastAsia="Nirmala UI" w:hAnsi="Nirmala UI" w:cs="Nirmala UI"/>
           <w:kern w:val="0"/>
           <w:sz w:val="20"/>
           <w:szCs w:val="20"/>
@@ -22363,7 +22337,7 @@
       </w:r>
       <w:r>
         <w:rPr>
-          <w:rFonts w:ascii="Nirmala UI" w:eastAsia="Arial MT" w:hAnsi="Nirmala UI" w:cs="Nirmala UI"/>
+          <w:rFonts w:ascii="Nirmala UI" w:eastAsia="Nirmala UI" w:hAnsi="Nirmala UI" w:cs="Nirmala UI"/>
           <w:kern w:val="0"/>
           <w:sz w:val="20"/>
           <w:szCs w:val="20"/>
@@ -22383,7 +22357,7 @@
       </w:r>
       <w:r>
         <w:rPr>
-          <w:rFonts w:ascii="Nirmala UI" w:eastAsia="Arial MT" w:hAnsi="Nirmala UI" w:cs="Nirmala UI"/>
+          <w:rFonts w:ascii="Nirmala UI" w:eastAsia="Nirmala UI" w:hAnsi="Nirmala UI" w:cs="Nirmala UI"/>
           <w:kern w:val="0"/>
           <w:sz w:val="20"/>
           <w:szCs w:val="20"/>
@@ -22403,7 +22377,7 @@
       </w:r>
       <w:r>
         <w:rPr>
-          <w:rFonts w:ascii="Nirmala UI" w:eastAsia="Arial MT" w:hAnsi="Nirmala UI" w:cs="Nirmala UI"/>
+          <w:rFonts w:ascii="Nirmala UI" w:eastAsia="Nirmala UI" w:hAnsi="Nirmala UI" w:cs="Nirmala UI"/>
           <w:kern w:val="0"/>
           <w:sz w:val="20"/>
           <w:szCs w:val="20"/>
@@ -22423,7 +22397,7 @@
       </w:r>
       <w:r>
         <w:rPr>
-          <w:rFonts w:ascii="Nirmala UI" w:eastAsia="Arial MT" w:hAnsi="Nirmala UI" w:cs="Nirmala UI"/>
+          <w:rFonts w:ascii="Nirmala UI" w:eastAsia="Nirmala UI" w:hAnsi="Nirmala UI" w:cs="Nirmala UI"/>
           <w:kern w:val="0"/>
           <w:sz w:val="20"/>
           <w:szCs w:val="20"/>
@@ -22443,7 +22417,7 @@
       </w:r>
       <w:r>
         <w:rPr>
-          <w:rFonts w:ascii="Nirmala UI" w:eastAsia="Arial MT" w:hAnsi="Nirmala UI" w:cs="Nirmala UI"/>
+          <w:rFonts w:ascii="Nirmala UI" w:eastAsia="Nirmala UI" w:hAnsi="Nirmala UI" w:cs="Nirmala UI"/>
           <w:kern w:val="0"/>
           <w:sz w:val="20"/>
           <w:szCs w:val="20"/>
@@ -22463,7 +22437,7 @@
       </w:r>
       <w:r>
         <w:rPr>
-          <w:rFonts w:ascii="Nirmala UI" w:eastAsia="Arial MT" w:hAnsi="Nirmala UI" w:cs="Nirmala UI"/>
+          <w:rFonts w:ascii="Nirmala UI" w:eastAsia="Nirmala UI" w:hAnsi="Nirmala UI" w:cs="Nirmala UI"/>
           <w:kern w:val="0"/>
           <w:sz w:val="20"/>
           <w:szCs w:val="20"/>
@@ -22483,7 +22457,7 @@
       </w:r>
       <w:r>
         <w:rPr>
-          <w:rFonts w:ascii="Nirmala UI" w:eastAsia="Arial MT" w:hAnsi="Nirmala UI" w:cs="Nirmala UI"/>
+          <w:rFonts w:ascii="Nirmala UI" w:eastAsia="Nirmala UI" w:hAnsi="Nirmala UI" w:cs="Nirmala UI"/>
           <w:kern w:val="0"/>
           <w:sz w:val="20"/>
           <w:szCs w:val="20"/>
@@ -22503,7 +22477,7 @@
       </w:r>
       <w:r>
         <w:rPr>
-          <w:rFonts w:ascii="Nirmala UI" w:eastAsia="Arial MT" w:hAnsi="Nirmala UI" w:cs="Nirmala UI"/>
+          <w:rFonts w:ascii="Nirmala UI" w:eastAsia="Nirmala UI" w:hAnsi="Nirmala UI" w:cs="Nirmala UI"/>
           <w:kern w:val="0"/>
           <w:sz w:val="20"/>
           <w:szCs w:val="20"/>
@@ -22523,7 +22497,7 @@
       </w:r>
       <w:r>
         <w:rPr>
-          <w:rFonts w:ascii="Nirmala UI" w:eastAsia="Arial MT" w:hAnsi="Nirmala UI" w:cs="Nirmala UI"/>
+          <w:rFonts w:ascii="Nirmala UI" w:eastAsia="Nirmala UI" w:hAnsi="Nirmala UI" w:cs="Nirmala UI"/>
           <w:kern w:val="0"/>
           <w:sz w:val="20"/>
           <w:szCs w:val="20"/>
@@ -22543,7 +22517,7 @@
       </w:r>
       <w:r>
         <w:rPr>
-          <w:rFonts w:ascii="Nirmala UI" w:eastAsia="Arial MT" w:hAnsi="Nirmala UI" w:cs="Nirmala UI"/>
+          <w:rFonts w:ascii="Nirmala UI" w:eastAsia="Nirmala UI" w:hAnsi="Nirmala UI" w:cs="Nirmala UI"/>
           <w:kern w:val="0"/>
           <w:sz w:val="20"/>
           <w:szCs w:val="20"/>
@@ -22563,7 +22537,7 @@
       </w:r>
       <w:r>
         <w:rPr>
-          <w:rFonts w:ascii="Nirmala UI" w:eastAsia="Arial MT" w:hAnsi="Nirmala UI" w:cs="Nirmala UI"/>
+          <w:rFonts w:ascii="Nirmala UI" w:eastAsia="Nirmala UI" w:hAnsi="Nirmala UI" w:cs="Nirmala UI"/>
           <w:kern w:val="0"/>
           <w:sz w:val="20"/>
           <w:szCs w:val="20"/>
@@ -22583,7 +22557,7 @@
       </w:r>
       <w:r>
         <w:rPr>
-          <w:rFonts w:ascii="Nirmala UI" w:eastAsia="Arial MT" w:hAnsi="Nirmala UI" w:cs="Nirmala UI"/>
+          <w:rFonts w:ascii="Nirmala UI" w:eastAsia="Nirmala UI" w:hAnsi="Nirmala UI" w:cs="Nirmala UI"/>
           <w:kern w:val="0"/>
           <w:sz w:val="20"/>
           <w:szCs w:val="20"/>
@@ -22603,7 +22577,7 @@
       </w:r>
       <w:r>
         <w:rPr>
-          <w:rFonts w:ascii="Nirmala UI" w:eastAsia="Arial MT" w:hAnsi="Nirmala UI" w:cs="Nirmala UI"/>
+          <w:rFonts w:ascii="Nirmala UI" w:eastAsia="Nirmala UI" w:hAnsi="Nirmala UI" w:cs="Nirmala UI"/>
           <w:kern w:val="0"/>
           <w:sz w:val="20"/>
           <w:szCs w:val="20"/>
@@ -22633,7 +22607,7 @@
       </w:r>
       <w:r>
         <w:rPr>
-          <w:rFonts w:ascii="Nirmala UI" w:eastAsia="Arial MT" w:hAnsi="Nirmala UI" w:cs="Nirmala UI"/>
+          <w:rFonts w:ascii="Nirmala UI" w:eastAsia="Nirmala UI" w:hAnsi="Nirmala UI" w:cs="Nirmala UI"/>
           <w:kern w:val="0"/>
           <w:sz w:val="20"/>
           <w:szCs w:val="20"/>
@@ -22653,7 +22627,7 @@
       </w:r>
       <w:r>
         <w:rPr>
-          <w:rFonts w:ascii="Nirmala UI" w:eastAsia="Arial MT" w:hAnsi="Nirmala UI" w:cs="Nirmala UI"/>
+          <w:rFonts w:ascii="Nirmala UI" w:eastAsia="Nirmala UI" w:hAnsi="Nirmala UI" w:cs="Nirmala UI"/>
           <w:kern w:val="0"/>
           <w:sz w:val="20"/>
           <w:szCs w:val="20"/>
@@ -22673,7 +22647,7 @@
       </w:r>
       <w:r>
         <w:rPr>
-          <w:rFonts w:ascii="Nirmala UI" w:eastAsia="Arial MT" w:hAnsi="Nirmala UI" w:cs="Nirmala UI"/>
+          <w:rFonts w:ascii="Nirmala UI" w:eastAsia="Nirmala UI" w:hAnsi="Nirmala UI" w:cs="Nirmala UI"/>
           <w:kern w:val="0"/>
           <w:sz w:val="20"/>
           <w:szCs w:val="20"/>
@@ -22693,7 +22667,7 @@
       </w:r>
       <w:r>
         <w:rPr>
-          <w:rFonts w:ascii="Nirmala UI" w:eastAsia="Arial MT" w:hAnsi="Nirmala UI" w:cs="Nirmala UI"/>
+          <w:rFonts w:ascii="Nirmala UI" w:eastAsia="Nirmala UI" w:hAnsi="Nirmala UI" w:cs="Nirmala UI"/>
           <w:kern w:val="0"/>
           <w:sz w:val="20"/>
           <w:szCs w:val="20"/>
@@ -22713,7 +22687,7 @@
       </w:r>
       <w:r>
         <w:rPr>
-          <w:rFonts w:ascii="Nirmala UI" w:eastAsia="Arial MT" w:hAnsi="Nirmala UI" w:cs="Nirmala UI"/>
+          <w:rFonts w:ascii="Nirmala UI" w:eastAsia="Nirmala UI" w:hAnsi="Nirmala UI" w:cs="Nirmala UI"/>
           <w:kern w:val="0"/>
           <w:sz w:val="20"/>
           <w:szCs w:val="20"/>
@@ -22733,7 +22707,7 @@
       </w:r>
       <w:r>
         <w:rPr>
-          <w:rFonts w:ascii="Nirmala UI" w:eastAsia="Arial MT" w:hAnsi="Nirmala UI" w:cs="Nirmala UI"/>
+          <w:rFonts w:ascii="Nirmala UI" w:eastAsia="Nirmala UI" w:hAnsi="Nirmala UI" w:cs="Nirmala UI"/>
           <w:kern w:val="0"/>
           <w:sz w:val="20"/>
           <w:szCs w:val="20"/>
@@ -22753,7 +22727,7 @@
       </w:r>
       <w:r>
         <w:rPr>
-          <w:rFonts w:ascii="Nirmala UI" w:eastAsia="Arial MT" w:hAnsi="Nirmala UI" w:cs="Nirmala UI"/>
+          <w:rFonts w:ascii="Nirmala UI" w:eastAsia="Nirmala UI" w:hAnsi="Nirmala UI" w:cs="Nirmala UI"/>
           <w:kern w:val="0"/>
           <w:sz w:val="20"/>
           <w:szCs w:val="20"/>
@@ -22773,7 +22747,7 @@
       </w:r>
       <w:r>
         <w:rPr>
-          <w:rFonts w:ascii="Nirmala UI" w:eastAsia="Arial MT" w:hAnsi="Nirmala UI" w:cs="Nirmala UI"/>
+          <w:rFonts w:ascii="Nirmala UI" w:eastAsia="Nirmala UI" w:hAnsi="Nirmala UI" w:cs="Nirmala UI"/>
           <w:kern w:val="0"/>
           <w:sz w:val="20"/>
           <w:szCs w:val="20"/>
@@ -22793,7 +22767,7 @@
       </w:r>
       <w:r>
         <w:rPr>
-          <w:rFonts w:ascii="Nirmala UI" w:eastAsia="Arial MT" w:hAnsi="Nirmala UI" w:cs="Nirmala UI"/>
+          <w:rFonts w:ascii="Nirmala UI" w:eastAsia="Nirmala UI" w:hAnsi="Nirmala UI" w:cs="Nirmala UI"/>
           <w:kern w:val="0"/>
           <w:sz w:val="20"/>
           <w:szCs w:val="20"/>
@@ -22813,7 +22787,7 @@
       </w:r>
       <w:r>
         <w:rPr>
-          <w:rFonts w:ascii="Nirmala UI" w:eastAsia="Arial MT" w:hAnsi="Nirmala UI" w:cs="Nirmala UI"/>
+          <w:rFonts w:ascii="Nirmala UI" w:eastAsia="Nirmala UI" w:hAnsi="Nirmala UI" w:cs="Nirmala UI"/>
           <w:kern w:val="0"/>
           <w:sz w:val="20"/>
           <w:szCs w:val="20"/>
@@ -22833,7 +22807,7 @@
       </w:r>
       <w:r>
         <w:rPr>
-          <w:rFonts w:ascii="Nirmala UI" w:eastAsia="Arial MT" w:hAnsi="Nirmala UI" w:cs="Nirmala UI"/>
+          <w:rFonts w:ascii="Nirmala UI" w:eastAsia="Nirmala UI" w:hAnsi="Nirmala UI" w:cs="Nirmala UI"/>
           <w:kern w:val="0"/>
           <w:sz w:val="20"/>
           <w:szCs w:val="20"/>
@@ -22853,7 +22827,7 @@
       </w:r>
       <w:r>
         <w:rPr>
-          <w:rFonts w:ascii="Nirmala UI" w:eastAsia="Arial MT" w:hAnsi="Nirmala UI" w:cs="Nirmala UI"/>
+          <w:rFonts w:ascii="Nirmala UI" w:eastAsia="Nirmala UI" w:hAnsi="Nirmala UI" w:cs="Nirmala UI"/>
           <w:kern w:val="0"/>
           <w:sz w:val="20"/>
           <w:szCs w:val="20"/>
@@ -22873,7 +22847,7 @@
       </w:r>
       <w:r>
         <w:rPr>
-          <w:rFonts w:ascii="Nirmala UI" w:eastAsia="Arial MT" w:hAnsi="Nirmala UI" w:cs="Nirmala UI"/>
+          <w:rFonts w:ascii="Nirmala UI" w:eastAsia="Nirmala UI" w:hAnsi="Nirmala UI" w:cs="Nirmala UI"/>
           <w:kern w:val="0"/>
           <w:sz w:val="20"/>
           <w:szCs w:val="20"/>
@@ -22893,7 +22867,7 @@
       </w:r>
       <w:r>
         <w:rPr>
-          <w:rFonts w:ascii="Nirmala UI" w:eastAsia="Arial MT" w:hAnsi="Nirmala UI" w:cs="Nirmala UI"/>
+          <w:rFonts w:ascii="Nirmala UI" w:eastAsia="Nirmala UI" w:hAnsi="Nirmala UI" w:cs="Nirmala UI"/>
           <w:kern w:val="0"/>
           <w:sz w:val="20"/>
           <w:szCs w:val="20"/>
@@ -22913,7 +22887,7 @@
       </w:r>
       <w:r>
         <w:rPr>
-          <w:rFonts w:ascii="Nirmala UI" w:eastAsia="Arial MT" w:hAnsi="Nirmala UI" w:cs="Nirmala UI"/>
+          <w:rFonts w:ascii="Nirmala UI" w:eastAsia="Nirmala UI" w:hAnsi="Nirmala UI" w:cs="Nirmala UI"/>
           <w:kern w:val="0"/>
           <w:sz w:val="20"/>
           <w:szCs w:val="20"/>
@@ -23545,7 +23519,7 @@
       </w:pPr>
       <w:r>
         <w:rPr>
-          <w:rFonts w:ascii="Nirmala UI" w:eastAsia="Arial MT" w:hAnsi="Nirmala UI" w:cs="Nirmala UI"/>
+          <w:rFonts w:ascii="Nirmala UI" w:eastAsia="Nirmala UI" w:hAnsi="Nirmala UI" w:cs="Nirmala UI"/>
           <w:kern w:val="0"/>
           <w:sz w:val="20"/>
           <w:szCs w:val="20"/>
@@ -23565,7 +23539,7 @@
       </w:r>
       <w:r>
         <w:rPr>
-          <w:rFonts w:ascii="Nirmala UI" w:eastAsia="Arial MT" w:hAnsi="Nirmala UI" w:cs="Nirmala UI"/>
+          <w:rFonts w:ascii="Nirmala UI" w:eastAsia="Nirmala UI" w:hAnsi="Nirmala UI" w:cs="Nirmala UI"/>
           <w:kern w:val="0"/>
           <w:sz w:val="20"/>
           <w:szCs w:val="20"/>
@@ -23585,7 +23559,7 @@
       </w:r>
       <w:r>
         <w:rPr>
-          <w:rFonts w:ascii="Nirmala UI" w:eastAsia="Arial MT" w:hAnsi="Nirmala UI" w:cs="Nirmala UI"/>
+          <w:rFonts w:ascii="Nirmala UI" w:eastAsia="Nirmala UI" w:hAnsi="Nirmala UI" w:cs="Nirmala UI"/>
           <w:kern w:val="0"/>
           <w:sz w:val="20"/>
           <w:szCs w:val="20"/>
@@ -23605,7 +23579,7 @@
       </w:r>
       <w:r>
         <w:rPr>
-          <w:rFonts w:ascii="Nirmala UI" w:eastAsia="Arial MT" w:hAnsi="Nirmala UI" w:cs="Nirmala UI"/>
+          <w:rFonts w:ascii="Nirmala UI" w:eastAsia="Nirmala UI" w:hAnsi="Nirmala UI" w:cs="Nirmala UI"/>
           <w:kern w:val="0"/>
           <w:sz w:val="20"/>
           <w:szCs w:val="20"/>
@@ -23625,7 +23599,7 @@
       </w:r>
       <w:r>
         <w:rPr>
-          <w:rFonts w:ascii="Nirmala UI" w:eastAsia="Arial MT" w:hAnsi="Nirmala UI" w:cs="Nirmala UI"/>
+          <w:rFonts w:ascii="Nirmala UI" w:eastAsia="Nirmala UI" w:hAnsi="Nirmala UI" w:cs="Nirmala UI"/>
           <w:kern w:val="0"/>
           <w:sz w:val="20"/>
           <w:szCs w:val="20"/>
@@ -23645,7 +23619,7 @@
       </w:r>
       <w:r>
         <w:rPr>
-          <w:rFonts w:ascii="Nirmala UI" w:eastAsia="Arial MT" w:hAnsi="Nirmala UI" w:cs="Nirmala UI"/>
+          <w:rFonts w:ascii="Nirmala UI" w:eastAsia="Nirmala UI" w:hAnsi="Nirmala UI" w:cs="Nirmala UI"/>
           <w:kern w:val="0"/>
           <w:sz w:val="20"/>
           <w:szCs w:val="20"/>
@@ -23665,7 +23639,7 @@
       </w:r>
       <w:r>
         <w:rPr>
-          <w:rFonts w:ascii="Nirmala UI" w:eastAsia="Arial MT" w:hAnsi="Nirmala UI" w:cs="Nirmala UI"/>
+          <w:rFonts w:ascii="Nirmala UI" w:eastAsia="Nirmala UI" w:hAnsi="Nirmala UI" w:cs="Nirmala UI"/>
           <w:kern w:val="0"/>
           <w:sz w:val="20"/>
           <w:szCs w:val="20"/>
@@ -23685,7 +23659,7 @@
       </w:r>
       <w:r>
         <w:rPr>
-          <w:rFonts w:ascii="Nirmala UI" w:eastAsia="Arial MT" w:hAnsi="Nirmala UI" w:cs="Nirmala UI"/>
+          <w:rFonts w:ascii="Nirmala UI" w:eastAsia="Nirmala UI" w:hAnsi="Nirmala UI" w:cs="Nirmala UI"/>
           <w:kern w:val="0"/>
           <w:sz w:val="20"/>
           <w:szCs w:val="20"/>
@@ -23705,7 +23679,7 @@
       </w:r>
       <w:r>
         <w:rPr>
-          <w:rFonts w:ascii="Nirmala UI" w:eastAsia="Arial MT" w:hAnsi="Nirmala UI" w:cs="Nirmala UI"/>
+          <w:rFonts w:ascii="Nirmala UI" w:eastAsia="Nirmala UI" w:hAnsi="Nirmala UI" w:cs="Nirmala UI"/>
           <w:kern w:val="0"/>
           <w:sz w:val="20"/>
           <w:szCs w:val="20"/>
@@ -23725,7 +23699,7 @@
       </w:r>
       <w:r>
         <w:rPr>
-          <w:rFonts w:ascii="Nirmala UI" w:eastAsia="Arial MT" w:hAnsi="Nirmala UI" w:cs="Nirmala UI"/>
+          <w:rFonts w:ascii="Nirmala UI" w:eastAsia="Nirmala UI" w:hAnsi="Nirmala UI" w:cs="Nirmala UI"/>
           <w:kern w:val="0"/>
           <w:sz w:val="20"/>
           <w:szCs w:val="20"/>
@@ -23745,7 +23719,7 @@
       </w:r>
       <w:r>
         <w:rPr>
-          <w:rFonts w:ascii="Nirmala UI" w:eastAsia="Arial MT" w:hAnsi="Nirmala UI" w:cs="Nirmala UI"/>
+          <w:rFonts w:ascii="Nirmala UI" w:eastAsia="Nirmala UI" w:hAnsi="Nirmala UI" w:cs="Nirmala UI"/>
           <w:kern w:val="0"/>
           <w:sz w:val="20"/>
           <w:szCs w:val="20"/>
@@ -23765,7 +23739,7 @@
       </w:r>
       <w:r>
         <w:rPr>
-          <w:rFonts w:ascii="Nirmala UI" w:eastAsia="Arial MT" w:hAnsi="Nirmala UI" w:cs="Nirmala UI"/>
+          <w:rFonts w:ascii="Nirmala UI" w:eastAsia="Nirmala UI" w:hAnsi="Nirmala UI" w:cs="Nirmala UI"/>
           <w:kern w:val="0"/>
           <w:sz w:val="20"/>
           <w:szCs w:val="20"/>
@@ -23785,7 +23759,7 @@
       </w:r>
       <w:r>
         <w:rPr>
-          <w:rFonts w:ascii="Nirmala UI" w:eastAsia="Arial MT" w:hAnsi="Nirmala UI" w:cs="Nirmala UI"/>
+          <w:rFonts w:ascii="Nirmala UI" w:eastAsia="Nirmala UI" w:hAnsi="Nirmala UI" w:cs="Nirmala UI"/>
           <w:kern w:val="0"/>
           <w:sz w:val="20"/>
           <w:szCs w:val="20"/>
@@ -23805,7 +23779,7 @@
       </w:r>
       <w:r>
         <w:rPr>
-          <w:rFonts w:ascii="Nirmala UI" w:eastAsia="Arial MT" w:hAnsi="Nirmala UI" w:cs="Nirmala UI"/>
+          <w:rFonts w:ascii="Nirmala UI" w:eastAsia="Nirmala UI" w:hAnsi="Nirmala UI" w:cs="Nirmala UI"/>
           <w:kern w:val="0"/>
           <w:sz w:val="20"/>
           <w:szCs w:val="20"/>
@@ -23825,7 +23799,7 @@
       </w:r>
       <w:r>
         <w:rPr>
-          <w:rFonts w:ascii="Nirmala UI" w:eastAsia="Arial MT" w:hAnsi="Nirmala UI" w:cs="Nirmala UI"/>
+          <w:rFonts w:ascii="Nirmala UI" w:eastAsia="Nirmala UI" w:hAnsi="Nirmala UI" w:cs="Nirmala UI"/>
           <w:kern w:val="0"/>
           <w:sz w:val="20"/>
           <w:szCs w:val="20"/>
@@ -23845,7 +23819,7 @@
       </w:r>
       <w:r>
         <w:rPr>
-          <w:rFonts w:ascii="Nirmala UI" w:eastAsia="Arial MT" w:hAnsi="Nirmala UI" w:cs="Nirmala UI"/>
+          <w:rFonts w:ascii="Nirmala UI" w:eastAsia="Nirmala UI" w:hAnsi="Nirmala UI" w:cs="Nirmala UI"/>
           <w:kern w:val="0"/>
           <w:sz w:val="20"/>
           <w:szCs w:val="20"/>
@@ -23865,7 +23839,7 @@
       </w:r>
       <w:r>
         <w:rPr>
-          <w:rFonts w:ascii="Nirmala UI" w:eastAsia="Arial MT" w:hAnsi="Nirmala UI" w:cs="Nirmala UI"/>
+          <w:rFonts w:ascii="Nirmala UI" w:eastAsia="Nirmala UI" w:hAnsi="Nirmala UI" w:cs="Nirmala UI"/>
           <w:kern w:val="0"/>
           <w:sz w:val="20"/>
           <w:szCs w:val="20"/>
@@ -23885,7 +23859,7 @@
       </w:r>
       <w:r>
         <w:rPr>
-          <w:rFonts w:ascii="Nirmala UI" w:eastAsia="Arial MT" w:hAnsi="Nirmala UI" w:cs="Nirmala UI"/>
+          <w:rFonts w:ascii="Nirmala UI" w:eastAsia="Nirmala UI" w:hAnsi="Nirmala UI" w:cs="Nirmala UI"/>
           <w:kern w:val="0"/>
           <w:sz w:val="20"/>
           <w:szCs w:val="20"/>
@@ -23905,7 +23879,7 @@
       </w:r>
       <w:r>
         <w:rPr>
-          <w:rFonts w:ascii="Nirmala UI" w:eastAsia="Arial MT" w:hAnsi="Nirmala UI" w:cs="Nirmala UI"/>
+          <w:rFonts w:ascii="Nirmala UI" w:eastAsia="Nirmala UI" w:hAnsi="Nirmala UI" w:cs="Nirmala UI"/>
           <w:kern w:val="0"/>
           <w:sz w:val="20"/>
           <w:szCs w:val="20"/>
@@ -23925,7 +23899,7 @@
       </w:r>
       <w:r>
         <w:rPr>
-          <w:rFonts w:ascii="Nirmala UI" w:eastAsia="Arial MT" w:hAnsi="Nirmala UI" w:cs="Nirmala UI"/>
+          <w:rFonts w:ascii="Nirmala UI" w:eastAsia="Nirmala UI" w:hAnsi="Nirmala UI" w:cs="Nirmala UI"/>
           <w:kern w:val="0"/>
           <w:sz w:val="20"/>
           <w:szCs w:val="20"/>
@@ -24075,6 +24049,7 @@
     </w:p>
     <w:p>
       <w:pPr>
+        <w:keepNext/>
         <w:widowControl w:val="0"/>
         <w:tabs>
           <w:tab w:val="left" w:pos="881"/>
@@ -24105,6 +24080,7 @@
     </w:p>
     <w:p>
       <w:pPr>
+        <w:keepLines/>
         <w:widowControl w:val="0"/>
         <w:autoSpaceDE w:val="0"/>
         <w:autoSpaceDN w:val="0"/>
@@ -24130,7 +24106,7 @@
       </w:r>
       <w:r>
         <w:rPr>
-          <w:rFonts w:ascii="Nirmala UI" w:eastAsia="Arial MT" w:hAnsi="Nirmala UI" w:cs="Nirmala UI" w:hint="cs"/>
+          <w:rFonts w:ascii="Nirmala UI" w:eastAsia="Nirmala UI" w:hAnsi="Nirmala UI" w:cs="Nirmala UI" w:hint="cs"/>
           <w:kern w:val="0"/>
           <w:sz w:val="20"/>
           <w:szCs w:val="20"/>
@@ -24160,7 +24136,7 @@
       </w:r>
       <w:r>
         <w:rPr>
-          <w:rFonts w:ascii="Nirmala UI" w:eastAsia="Arial MT" w:hAnsi="Nirmala UI" w:cs="Nirmala UI"/>
+          <w:rFonts w:ascii="Nirmala UI" w:eastAsia="Nirmala UI" w:hAnsi="Nirmala UI" w:cs="Nirmala UI"/>
           <w:kern w:val="0"/>
           <w:sz w:val="20"/>
           <w:szCs w:val="20"/>
@@ -24227,6 +24203,7 @@
     </w:p>
     <w:p>
       <w:pPr>
+        <w:pageBreakBefore/>
         <w:widowControl w:val="0"/>
         <w:autoSpaceDE w:val="0"/>
         <w:autoSpaceDN w:val="0"/>
@@ -24442,22 +24419,82 @@
       </w:r>
       <w:r>
         <w:rPr>
+          <w:rFonts w:ascii="Nirmala UI" w:eastAsia="Nirmala UI" w:hAnsi="Nirmala UI" w:cs="Nirmala UI"/>
+          <w:kern w:val="0"/>
+          <w:sz w:val="20"/>
+          <w:szCs w:val="20"/>
+          <w:lang w:val="en-US"/>
+        </w:rPr>
+        <w:t>ಗೆ</w:t>
+      </w:r>
+      <w:r>
+        <w:rPr>
+          <w:rFonts w:ascii="Arial" w:eastAsia="Arial MT" w:hAnsi="Arial" w:cs="Arial"/>
+          <w:kern w:val="0"/>
+          <w:sz w:val="20"/>
+          <w:szCs w:val="20"/>
+          <w:lang w:val="en-US"/>
+        </w:rPr>
+        <w:t xml:space="preserve"> </w:t>
+      </w:r>
+      <w:r>
+        <w:rPr>
+          <w:rFonts w:ascii="Nirmala UI" w:eastAsia="Nirmala UI" w:hAnsi="Nirmala UI" w:cs="Nirmala UI"/>
+          <w:kern w:val="0"/>
+          <w:sz w:val="20"/>
+          <w:szCs w:val="20"/>
+          <w:lang w:val="en-US"/>
+        </w:rPr>
+        <w:t>ಸೇರುವ</w:t>
+      </w:r>
+      <w:r>
+        <w:rPr>
+          <w:rFonts w:ascii="Arial" w:eastAsia="Arial MT" w:hAnsi="Arial" w:cs="Arial"/>
+          <w:kern w:val="0"/>
+          <w:sz w:val="20"/>
+          <w:szCs w:val="20"/>
+          <w:lang w:val="en-US"/>
+        </w:rPr>
+        <w:t xml:space="preserve"> </w:t>
+      </w:r>
+      <w:r>
+        <w:rPr>
+          <w:rFonts w:ascii="Nirmala UI" w:eastAsia="Nirmala UI" w:hAnsi="Nirmala UI" w:cs="Nirmala UI"/>
+          <w:kern w:val="0"/>
+          <w:sz w:val="20"/>
+          <w:szCs w:val="20"/>
+          <w:lang w:val="en-US"/>
+        </w:rPr>
+        <w:t>ನಿಮ್ಮ</w:t>
+      </w:r>
+      <w:r>
+        <w:rPr>
+          <w:rFonts w:ascii="Arial" w:eastAsia="Arial MT" w:hAnsi="Arial" w:cs="Arial"/>
+          <w:kern w:val="0"/>
+          <w:sz w:val="20"/>
+          <w:szCs w:val="20"/>
+          <w:lang w:val="en-US"/>
+        </w:rPr>
+        <w:t xml:space="preserve"> </w:t>
+      </w:r>
+      <w:r>
+        <w:rPr>
+          <w:rFonts w:ascii="Nirmala UI" w:eastAsia="Nirmala UI" w:hAnsi="Nirmala UI" w:cs="Nirmala UI"/>
+          <w:kern w:val="0"/>
+          <w:sz w:val="20"/>
+          <w:szCs w:val="20"/>
+          <w:lang w:val="en-US"/>
+        </w:rPr>
+        <w:t>ದಿನಾಂಕವು</w:t>
+      </w:r>
+      <w:r>
+        <w:rPr>
           <w:rFonts w:ascii="Nirmala UI" w:eastAsia="Arial MT" w:hAnsi="Nirmala UI" w:cs="Nirmala UI"/>
           <w:kern w:val="0"/>
           <w:sz w:val="20"/>
           <w:szCs w:val="20"/>
           <w:lang w:val="en-US"/>
         </w:rPr>
-        <w:t>ಗೆ</w:t>
-      </w:r>
-      <w:r>
-        <w:rPr>
-          <w:rFonts w:ascii="Arial" w:eastAsia="Arial MT" w:hAnsi="Arial" w:cs="Arial"/>
-          <w:kern w:val="0"/>
-          <w:sz w:val="20"/>
-          <w:szCs w:val="20"/>
-          <w:lang w:val="en-US"/>
-        </w:rPr>
         <w:t xml:space="preserve"> </w:t>
       </w:r>
       <w:r>
@@ -24466,23 +24503,189 @@
           <w:kern w:val="0"/>
           <w:sz w:val="20"/>
           <w:szCs w:val="20"/>
-          <w:lang w:val="en-US"/>
-        </w:rPr>
-        <w:t>ಸೇರುವ</w:t>
-      </w:r>
-      <w:r>
-        <w:rPr>
-          <w:rFonts w:ascii="Arial" w:eastAsia="Arial MT" w:hAnsi="Arial" w:cs="Arial"/>
-          <w:kern w:val="0"/>
-          <w:sz w:val="20"/>
-          <w:szCs w:val="20"/>
-          <w:lang w:val="en-US"/>
-        </w:rPr>
-        <w:t xml:space="preserve"> </w:t>
-      </w:r>
-      <w:r>
-        <w:rPr>
-          <w:rFonts w:ascii="Nirmala UI" w:eastAsia="Arial MT" w:hAnsi="Nirmala UI" w:cs="Nirmala UI"/>
+          <w:u w:val="single"/>
+          <w:lang w:val="en-US"/>
+        </w:rPr>
+        <w:t xml:space="preserve">  </w:t>
+      </w:r>
+      <w:r>
+        <w:rPr>
+          <w:rFonts w:ascii="Arial" w:eastAsia="Arial MT" w:hAnsi="Arial" w:cs="Arial"/>
+          <w:kern w:val="0"/>
+          <w:sz w:val="20"/>
+          <w:szCs w:val="20"/>
+          <w:u w:val="single"/>
+          <w:lang w:val="en-US"/>
+        </w:rPr>
+        <w:t xml:space="preserve"> </w:t>
+      </w:r>
+      <w:r>
+        <w:rPr>
+          <w:rFonts w:ascii="Arial" w:eastAsia="Arial MT" w:hAnsi="Arial" w:cs="Arial"/>
+          <w:b/>
+          <w:kern w:val="0"/>
+          <w:sz w:val="20"/>
+          <w:szCs w:val="20"/>
+          <w:u w:val="single"/>
+          <w:lang w:val="en-US"/>
+        </w:rPr>
+        <w:t>{{joining_date}}</w:t>
+      </w:r>
+      <w:r>
+        <w:rPr>
+          <w:rFonts w:ascii="Arial" w:eastAsia="Arial MT" w:hAnsi="Arial" w:cs="Arial"/>
+          <w:b/>
+          <w:kern w:val="0"/>
+          <w:sz w:val="20"/>
+          <w:szCs w:val="20"/>
+          <w:u w:val="single"/>
+          <w:lang w:val="en-US"/>
+        </w:rPr>
+        <w:t>___</w:t>
+      </w:r>
+      <w:r>
+        <w:rPr>
+          <w:rFonts w:ascii="Nirmala UI" w:eastAsia="Nirmala UI" w:hAnsi="Nirmala UI" w:cs="Nirmala UI"/>
+          <w:kern w:val="0"/>
+          <w:sz w:val="20"/>
+          <w:szCs w:val="20"/>
+          <w:lang w:val="en-US"/>
+        </w:rPr>
+        <w:t>ಕ್ಕಿಂತ</w:t>
+      </w:r>
+      <w:r>
+        <w:rPr>
+          <w:rFonts w:ascii="Arial" w:eastAsia="Arial MT" w:hAnsi="Arial" w:cs="Arial"/>
+          <w:kern w:val="0"/>
+          <w:sz w:val="20"/>
+          <w:szCs w:val="20"/>
+          <w:lang w:val="en-US"/>
+        </w:rPr>
+        <w:t xml:space="preserve"> </w:t>
+      </w:r>
+      <w:r>
+        <w:rPr>
+          <w:rFonts w:ascii="Nirmala UI" w:eastAsia="Nirmala UI" w:hAnsi="Nirmala UI" w:cs="Nirmala UI"/>
+          <w:kern w:val="0"/>
+          <w:sz w:val="20"/>
+          <w:szCs w:val="20"/>
+          <w:lang w:val="en-US"/>
+        </w:rPr>
+        <w:t>ನಂತರ</w:t>
+      </w:r>
+      <w:r>
+        <w:rPr>
+          <w:rFonts w:ascii="Arial" w:eastAsia="Arial MT" w:hAnsi="Arial" w:cs="Arial"/>
+          <w:kern w:val="0"/>
+          <w:sz w:val="20"/>
+          <w:szCs w:val="20"/>
+          <w:lang w:val="en-US"/>
+        </w:rPr>
+        <w:t xml:space="preserve"> </w:t>
+      </w:r>
+      <w:r>
+        <w:rPr>
+          <w:rFonts w:ascii="Nirmala UI" w:eastAsia="Nirmala UI" w:hAnsi="Nirmala UI" w:cs="Nirmala UI"/>
+          <w:kern w:val="0"/>
+          <w:sz w:val="20"/>
+          <w:szCs w:val="20"/>
+          <w:lang w:val="en-US"/>
+        </w:rPr>
+        <w:t>ಇರುವುದಿಲ್ಲ</w:t>
+      </w:r>
+      <w:r>
+        <w:rPr>
+          <w:rFonts w:ascii="Arial" w:eastAsia="Arial MT" w:hAnsi="Arial" w:cs="Arial"/>
+          <w:kern w:val="0"/>
+          <w:sz w:val="20"/>
+          <w:szCs w:val="20"/>
+          <w:lang w:val="en-US"/>
+        </w:rPr>
+        <w:t xml:space="preserve">, </w:t>
+      </w:r>
+      <w:r>
+        <w:rPr>
+          <w:rFonts w:ascii="Nirmala UI" w:eastAsia="Nirmala UI" w:hAnsi="Nirmala UI" w:cs="Nirmala UI"/>
+          <w:kern w:val="0"/>
+          <w:sz w:val="20"/>
+          <w:szCs w:val="20"/>
+          <w:lang w:val="en-US"/>
+        </w:rPr>
+        <w:t>ಹೊರತು</w:t>
+      </w:r>
+      <w:r>
+        <w:rPr>
+          <w:rFonts w:ascii="Arial" w:eastAsia="Arial MT" w:hAnsi="Arial" w:cs="Arial"/>
+          <w:kern w:val="0"/>
+          <w:sz w:val="20"/>
+          <w:szCs w:val="20"/>
+          <w:lang w:val="en-US"/>
+        </w:rPr>
+        <w:t xml:space="preserve"> </w:t>
+      </w:r>
+      <w:r>
+        <w:rPr>
+          <w:rFonts w:ascii="Nirmala UI" w:eastAsia="Nirmala UI" w:hAnsi="Nirmala UI" w:cs="Nirmala UI"/>
+          <w:kern w:val="0"/>
+          <w:sz w:val="20"/>
+          <w:szCs w:val="20"/>
+          <w:lang w:val="en-US"/>
+        </w:rPr>
+        <w:t>ಮತ್ತು</w:t>
+      </w:r>
+      <w:r>
+        <w:rPr>
+          <w:rFonts w:ascii="Arial" w:eastAsia="Arial MT" w:hAnsi="Arial" w:cs="Arial"/>
+          <w:kern w:val="0"/>
+          <w:sz w:val="20"/>
+          <w:szCs w:val="20"/>
+          <w:lang w:val="en-US"/>
+        </w:rPr>
+        <w:t xml:space="preserve"> </w:t>
+      </w:r>
+      <w:r>
+        <w:rPr>
+          <w:rFonts w:ascii="Nirmala UI" w:eastAsia="Nirmala UI" w:hAnsi="Nirmala UI" w:cs="Nirmala UI"/>
+          <w:kern w:val="0"/>
+          <w:sz w:val="20"/>
+          <w:szCs w:val="20"/>
+          <w:lang w:val="en-US"/>
+        </w:rPr>
+        <w:t>ಪರಸ್ಪರ</w:t>
+      </w:r>
+      <w:r>
+        <w:rPr>
+          <w:rFonts w:ascii="Arial" w:eastAsia="Arial MT" w:hAnsi="Arial" w:cs="Arial"/>
+          <w:kern w:val="0"/>
+          <w:sz w:val="20"/>
+          <w:szCs w:val="20"/>
+          <w:lang w:val="en-US"/>
+        </w:rPr>
+        <w:t xml:space="preserve"> </w:t>
+      </w:r>
+      <w:r>
+        <w:rPr>
+          <w:rFonts w:ascii="Nirmala UI" w:eastAsia="Nirmala UI" w:hAnsi="Nirmala UI" w:cs="Nirmala UI"/>
+          <w:kern w:val="0"/>
+          <w:sz w:val="20"/>
+          <w:szCs w:val="20"/>
+          <w:lang w:val="en-US"/>
+        </w:rPr>
+        <w:t>ಒಪ್ಪಿಗೆಯಾಗುವವರೆಗೆ</w:t>
+      </w:r>
+      <w:r>
+        <w:rPr>
+          <w:rFonts w:ascii="Arial" w:eastAsia="Arial MT" w:hAnsi="Arial" w:cs="Arial"/>
+          <w:kern w:val="0"/>
+          <w:sz w:val="20"/>
+          <w:szCs w:val="20"/>
+          <w:lang w:val="en-US"/>
+        </w:rPr>
+        <w:t xml:space="preserve">. </w:t>
+      </w:r>
+      <w:r>
+        <w:rPr>
+          <w:rFonts w:ascii="Nirmala UI" w:eastAsia="Nirmala UI" w:hAnsi="Nirmala UI" w:cs="Nirmala UI"/>
           <w:kern w:val="0"/>
           <w:sz w:val="20"/>
           <w:szCs w:val="20"/>
@@ -24502,213 +24705,147 @@
       </w:r>
       <w:r>
         <w:rPr>
-          <w:rFonts w:ascii="Nirmala UI" w:eastAsia="Arial MT" w:hAnsi="Nirmala UI" w:cs="Nirmala UI"/>
-          <w:kern w:val="0"/>
-          <w:sz w:val="20"/>
-          <w:szCs w:val="20"/>
-          <w:lang w:val="en-US"/>
-        </w:rPr>
-        <w:t>ದಿನಾಂಕವು</w:t>
-      </w:r>
-      <w:r>
-        <w:rPr>
-          <w:rFonts w:ascii="Nirmala UI" w:eastAsia="Arial MT" w:hAnsi="Nirmala UI" w:cs="Nirmala UI"/>
-          <w:kern w:val="0"/>
-          <w:sz w:val="20"/>
-          <w:szCs w:val="20"/>
-          <w:lang w:val="en-US"/>
-        </w:rPr>
-        <w:t xml:space="preserve"> </w:t>
-      </w:r>
-      <w:r>
-        <w:rPr>
-          <w:rFonts w:ascii="Nirmala UI" w:eastAsia="Arial MT" w:hAnsi="Nirmala UI" w:cs="Nirmala UI"/>
-          <w:kern w:val="0"/>
-          <w:sz w:val="20"/>
-          <w:szCs w:val="20"/>
-          <w:u w:val="single"/>
-          <w:lang w:val="en-US"/>
-        </w:rPr>
-        <w:t xml:space="preserve">  </w:t>
-      </w:r>
-      <w:r>
-        <w:rPr>
-          <w:rFonts w:ascii="Arial" w:eastAsia="Arial MT" w:hAnsi="Arial" w:cs="Arial"/>
-          <w:kern w:val="0"/>
-          <w:sz w:val="20"/>
-          <w:szCs w:val="20"/>
-          <w:u w:val="single"/>
-          <w:lang w:val="en-US"/>
-        </w:rPr>
-        <w:t xml:space="preserve"> </w:t>
-      </w:r>
-      <w:r>
-        <w:rPr>
-          <w:rFonts w:ascii="Arial" w:eastAsia="Arial MT" w:hAnsi="Arial" w:cs="Arial"/>
-          <w:b/>
-          <w:kern w:val="0"/>
-          <w:sz w:val="20"/>
-          <w:szCs w:val="20"/>
-          <w:u w:val="single"/>
-          <w:lang w:val="en-US"/>
-        </w:rPr>
-        <w:t>{{joining_date}}</w:t>
-      </w:r>
-      <w:r>
-        <w:rPr>
-          <w:rFonts w:ascii="Arial" w:eastAsia="Arial MT" w:hAnsi="Arial" w:cs="Arial"/>
-          <w:b/>
-          <w:kern w:val="0"/>
-          <w:sz w:val="20"/>
-          <w:szCs w:val="20"/>
-          <w:u w:val="single"/>
-          <w:lang w:val="en-US"/>
-        </w:rPr>
-        <w:t>___</w:t>
-      </w:r>
-      <w:r>
-        <w:rPr>
-          <w:rFonts w:ascii="Nirmala UI" w:eastAsia="Arial MT" w:hAnsi="Nirmala UI" w:cs="Nirmala UI"/>
-          <w:kern w:val="0"/>
-          <w:sz w:val="20"/>
-          <w:szCs w:val="20"/>
-          <w:lang w:val="en-US"/>
-        </w:rPr>
-        <w:t>ಕ್ಕಿಂತ</w:t>
-      </w:r>
-      <w:r>
-        <w:rPr>
-          <w:rFonts w:ascii="Arial" w:eastAsia="Arial MT" w:hAnsi="Arial" w:cs="Arial"/>
-          <w:kern w:val="0"/>
-          <w:sz w:val="20"/>
-          <w:szCs w:val="20"/>
-          <w:lang w:val="en-US"/>
-        </w:rPr>
-        <w:t xml:space="preserve"> </w:t>
-      </w:r>
-      <w:r>
-        <w:rPr>
-          <w:rFonts w:ascii="Nirmala UI" w:eastAsia="Arial MT" w:hAnsi="Nirmala UI" w:cs="Nirmala UI"/>
-          <w:kern w:val="0"/>
-          <w:sz w:val="20"/>
-          <w:szCs w:val="20"/>
-          <w:lang w:val="en-US"/>
-        </w:rPr>
-        <w:t>ನಂತರ</w:t>
-      </w:r>
-      <w:r>
-        <w:rPr>
-          <w:rFonts w:ascii="Arial" w:eastAsia="Arial MT" w:hAnsi="Arial" w:cs="Arial"/>
-          <w:kern w:val="0"/>
-          <w:sz w:val="20"/>
-          <w:szCs w:val="20"/>
-          <w:lang w:val="en-US"/>
-        </w:rPr>
-        <w:t xml:space="preserve"> </w:t>
-      </w:r>
-      <w:r>
-        <w:rPr>
-          <w:rFonts w:ascii="Nirmala UI" w:eastAsia="Arial MT" w:hAnsi="Nirmala UI" w:cs="Nirmala UI"/>
-          <w:kern w:val="0"/>
-          <w:sz w:val="20"/>
-          <w:szCs w:val="20"/>
-          <w:lang w:val="en-US"/>
-        </w:rPr>
-        <w:t>ಇರುವುದಿಲ್ಲ</w:t>
-      </w:r>
-      <w:r>
-        <w:rPr>
-          <w:rFonts w:ascii="Arial" w:eastAsia="Arial MT" w:hAnsi="Arial" w:cs="Arial"/>
-          <w:kern w:val="0"/>
-          <w:sz w:val="20"/>
-          <w:szCs w:val="20"/>
-          <w:lang w:val="en-US"/>
-        </w:rPr>
-        <w:t xml:space="preserve">, </w:t>
-      </w:r>
-      <w:r>
-        <w:rPr>
-          <w:rFonts w:ascii="Nirmala UI" w:eastAsia="Arial MT" w:hAnsi="Nirmala UI" w:cs="Nirmala UI"/>
-          <w:kern w:val="0"/>
-          <w:sz w:val="20"/>
-          <w:szCs w:val="20"/>
-          <w:lang w:val="en-US"/>
-        </w:rPr>
-        <w:t>ಹೊರತು</w:t>
-      </w:r>
-      <w:r>
-        <w:rPr>
-          <w:rFonts w:ascii="Arial" w:eastAsia="Arial MT" w:hAnsi="Arial" w:cs="Arial"/>
-          <w:kern w:val="0"/>
-          <w:sz w:val="20"/>
-          <w:szCs w:val="20"/>
-          <w:lang w:val="en-US"/>
-        </w:rPr>
-        <w:t xml:space="preserve"> </w:t>
-      </w:r>
-      <w:r>
-        <w:rPr>
-          <w:rFonts w:ascii="Nirmala UI" w:eastAsia="Arial MT" w:hAnsi="Nirmala UI" w:cs="Nirmala UI"/>
-          <w:kern w:val="0"/>
-          <w:sz w:val="20"/>
-          <w:szCs w:val="20"/>
-          <w:lang w:val="en-US"/>
-        </w:rPr>
-        <w:t>ಮತ್ತು</w:t>
-      </w:r>
-      <w:r>
-        <w:rPr>
-          <w:rFonts w:ascii="Arial" w:eastAsia="Arial MT" w:hAnsi="Arial" w:cs="Arial"/>
-          <w:kern w:val="0"/>
-          <w:sz w:val="20"/>
-          <w:szCs w:val="20"/>
-          <w:lang w:val="en-US"/>
-        </w:rPr>
-        <w:t xml:space="preserve"> </w:t>
-      </w:r>
-      <w:r>
-        <w:rPr>
-          <w:rFonts w:ascii="Nirmala UI" w:eastAsia="Arial MT" w:hAnsi="Nirmala UI" w:cs="Nirmala UI"/>
-          <w:kern w:val="0"/>
-          <w:sz w:val="20"/>
-          <w:szCs w:val="20"/>
-          <w:lang w:val="en-US"/>
-        </w:rPr>
-        <w:t>ಪರಸ್ಪರ</w:t>
-      </w:r>
-      <w:r>
-        <w:rPr>
-          <w:rFonts w:ascii="Arial" w:eastAsia="Arial MT" w:hAnsi="Arial" w:cs="Arial"/>
-          <w:kern w:val="0"/>
-          <w:sz w:val="20"/>
-          <w:szCs w:val="20"/>
-          <w:lang w:val="en-US"/>
-        </w:rPr>
-        <w:t xml:space="preserve"> </w:t>
-      </w:r>
-      <w:r>
-        <w:rPr>
-          <w:rFonts w:ascii="Nirmala UI" w:eastAsia="Arial MT" w:hAnsi="Nirmala UI" w:cs="Nirmala UI"/>
-          <w:kern w:val="0"/>
-          <w:sz w:val="20"/>
-          <w:szCs w:val="20"/>
-          <w:lang w:val="en-US"/>
-        </w:rPr>
-        <w:t>ಒಪ್ಪಿಗೆಯಾಗುವವರೆಗೆ</w:t>
-      </w:r>
-      <w:r>
-        <w:rPr>
-          <w:rFonts w:ascii="Arial" w:eastAsia="Arial MT" w:hAnsi="Arial" w:cs="Arial"/>
-          <w:kern w:val="0"/>
-          <w:sz w:val="20"/>
-          <w:szCs w:val="20"/>
-          <w:lang w:val="en-US"/>
-        </w:rPr>
-        <w:t xml:space="preserve">. </w:t>
-      </w:r>
-      <w:r>
-        <w:rPr>
-          <w:rFonts w:ascii="Nirmala UI" w:eastAsia="Arial MT" w:hAnsi="Nirmala UI" w:cs="Nirmala UI"/>
+          <w:rFonts w:ascii="Nirmala UI" w:eastAsia="Nirmala UI" w:hAnsi="Nirmala UI" w:cs="Nirmala UI"/>
+          <w:kern w:val="0"/>
+          <w:sz w:val="20"/>
+          <w:szCs w:val="20"/>
+          <w:lang w:val="en-US"/>
+        </w:rPr>
+        <w:t>ಹೆಸರಿನ</w:t>
+      </w:r>
+      <w:r>
+        <w:rPr>
+          <w:rFonts w:ascii="Arial" w:eastAsia="Arial MT" w:hAnsi="Arial" w:cs="Arial"/>
+          <w:kern w:val="0"/>
+          <w:sz w:val="20"/>
+          <w:szCs w:val="20"/>
+          <w:lang w:val="en-US"/>
+        </w:rPr>
+        <w:t xml:space="preserve"> </w:t>
+      </w:r>
+      <w:r>
+        <w:rPr>
+          <w:rFonts w:ascii="Nirmala UI" w:eastAsia="Nirmala UI" w:hAnsi="Nirmala UI" w:cs="Nirmala UI"/>
+          <w:kern w:val="0"/>
+          <w:sz w:val="20"/>
+          <w:szCs w:val="20"/>
+          <w:lang w:val="en-US"/>
+        </w:rPr>
+        <w:t>ವಿರುದ್ಧ</w:t>
+      </w:r>
+      <w:r>
+        <w:rPr>
+          <w:rFonts w:ascii="Arial" w:eastAsia="Arial MT" w:hAnsi="Arial" w:cs="Arial"/>
+          <w:kern w:val="0"/>
+          <w:sz w:val="20"/>
+          <w:szCs w:val="20"/>
+          <w:lang w:val="en-US"/>
+        </w:rPr>
+        <w:t xml:space="preserve"> </w:t>
+      </w:r>
+      <w:r>
+        <w:rPr>
+          <w:rFonts w:ascii="Nirmala UI" w:eastAsia="Nirmala UI" w:hAnsi="Nirmala UI" w:cs="Nirmala UI"/>
+          <w:kern w:val="0"/>
+          <w:sz w:val="20"/>
+          <w:szCs w:val="20"/>
+          <w:lang w:val="en-US"/>
+        </w:rPr>
+        <w:t>ಕೆಳಗೆ</w:t>
+      </w:r>
+      <w:r>
+        <w:rPr>
+          <w:rFonts w:ascii="Arial" w:eastAsia="Arial MT" w:hAnsi="Arial" w:cs="Arial"/>
+          <w:kern w:val="0"/>
+          <w:sz w:val="20"/>
+          <w:szCs w:val="20"/>
+          <w:lang w:val="en-US"/>
+        </w:rPr>
+        <w:t xml:space="preserve"> </w:t>
+      </w:r>
+      <w:r>
+        <w:rPr>
+          <w:rFonts w:ascii="Nirmala UI" w:eastAsia="Nirmala UI" w:hAnsi="Nirmala UI" w:cs="Nirmala UI"/>
+          <w:kern w:val="0"/>
+          <w:sz w:val="20"/>
+          <w:szCs w:val="20"/>
+          <w:lang w:val="en-US"/>
+        </w:rPr>
+        <w:t>ಸಹಿ</w:t>
+      </w:r>
+      <w:r>
+        <w:rPr>
+          <w:rFonts w:ascii="Arial" w:eastAsia="Arial MT" w:hAnsi="Arial" w:cs="Arial"/>
+          <w:kern w:val="0"/>
+          <w:sz w:val="20"/>
+          <w:szCs w:val="20"/>
+          <w:lang w:val="en-US"/>
+        </w:rPr>
+        <w:t xml:space="preserve"> </w:t>
+      </w:r>
+      <w:r>
+        <w:rPr>
+          <w:rFonts w:ascii="Nirmala UI" w:eastAsia="Nirmala UI" w:hAnsi="Nirmala UI" w:cs="Nirmala UI"/>
+          <w:kern w:val="0"/>
+          <w:sz w:val="20"/>
+          <w:szCs w:val="20"/>
+          <w:lang w:val="en-US"/>
+        </w:rPr>
+        <w:t>ಮಾಡುವ</w:t>
+      </w:r>
+      <w:r>
+        <w:rPr>
+          <w:rFonts w:ascii="Arial" w:eastAsia="Arial MT" w:hAnsi="Arial" w:cs="Arial"/>
+          <w:kern w:val="0"/>
+          <w:sz w:val="20"/>
+          <w:szCs w:val="20"/>
+          <w:lang w:val="en-US"/>
+        </w:rPr>
+        <w:t xml:space="preserve"> </w:t>
+      </w:r>
+      <w:r>
+        <w:rPr>
+          <w:rFonts w:ascii="Nirmala UI" w:eastAsia="Nirmala UI" w:hAnsi="Nirmala UI" w:cs="Nirmala UI"/>
+          <w:kern w:val="0"/>
+          <w:sz w:val="20"/>
+          <w:szCs w:val="20"/>
+          <w:lang w:val="en-US"/>
+        </w:rPr>
+        <w:t>ಮೂಲಕ</w:t>
+      </w:r>
+      <w:r>
+        <w:rPr>
+          <w:rFonts w:ascii="Arial" w:eastAsia="Arial MT" w:hAnsi="Arial" w:cs="Arial"/>
+          <w:kern w:val="0"/>
+          <w:sz w:val="20"/>
+          <w:szCs w:val="20"/>
+          <w:lang w:val="en-US"/>
+        </w:rPr>
+        <w:t xml:space="preserve"> </w:t>
+      </w:r>
+      <w:r>
+        <w:rPr>
+          <w:rFonts w:ascii="Nirmala UI" w:eastAsia="Nirmala UI" w:hAnsi="Nirmala UI" w:cs="Nirmala UI"/>
+          <w:kern w:val="0"/>
+          <w:sz w:val="20"/>
+          <w:szCs w:val="20"/>
+          <w:lang w:val="en-US"/>
+        </w:rPr>
+        <w:t>ದಯವಿಟ್ಟು</w:t>
+      </w:r>
+      <w:r>
+        <w:rPr>
+          <w:rFonts w:ascii="Arial" w:eastAsia="Arial MT" w:hAnsi="Arial" w:cs="Arial"/>
+          <w:kern w:val="0"/>
+          <w:sz w:val="20"/>
+          <w:szCs w:val="20"/>
+          <w:lang w:val="en-US"/>
+        </w:rPr>
+        <w:t xml:space="preserve"> </w:t>
+      </w:r>
+      <w:r>
+        <w:rPr>
+          <w:rFonts w:ascii="Nirmala UI" w:eastAsia="Nirmala UI" w:hAnsi="Nirmala UI" w:cs="Nirmala UI"/>
           <w:kern w:val="0"/>
           <w:sz w:val="20"/>
           <w:szCs w:val="20"/>
@@ -24728,167 +24865,7 @@
       </w:r>
       <w:r>
         <w:rPr>
-          <w:rFonts w:ascii="Nirmala UI" w:eastAsia="Arial MT" w:hAnsi="Nirmala UI" w:cs="Nirmala UI"/>
-          <w:kern w:val="0"/>
-          <w:sz w:val="20"/>
-          <w:szCs w:val="20"/>
-          <w:lang w:val="en-US"/>
-        </w:rPr>
-        <w:t>ಹೆಸರಿನ</w:t>
-      </w:r>
-      <w:r>
-        <w:rPr>
-          <w:rFonts w:ascii="Arial" w:eastAsia="Arial MT" w:hAnsi="Arial" w:cs="Arial"/>
-          <w:kern w:val="0"/>
-          <w:sz w:val="20"/>
-          <w:szCs w:val="20"/>
-          <w:lang w:val="en-US"/>
-        </w:rPr>
-        <w:t xml:space="preserve"> </w:t>
-      </w:r>
-      <w:r>
-        <w:rPr>
-          <w:rFonts w:ascii="Nirmala UI" w:eastAsia="Arial MT" w:hAnsi="Nirmala UI" w:cs="Nirmala UI"/>
-          <w:kern w:val="0"/>
-          <w:sz w:val="20"/>
-          <w:szCs w:val="20"/>
-          <w:lang w:val="en-US"/>
-        </w:rPr>
-        <w:t>ವಿರುದ್ಧ</w:t>
-      </w:r>
-      <w:r>
-        <w:rPr>
-          <w:rFonts w:ascii="Arial" w:eastAsia="Arial MT" w:hAnsi="Arial" w:cs="Arial"/>
-          <w:kern w:val="0"/>
-          <w:sz w:val="20"/>
-          <w:szCs w:val="20"/>
-          <w:lang w:val="en-US"/>
-        </w:rPr>
-        <w:t xml:space="preserve"> </w:t>
-      </w:r>
-      <w:r>
-        <w:rPr>
-          <w:rFonts w:ascii="Nirmala UI" w:eastAsia="Arial MT" w:hAnsi="Nirmala UI" w:cs="Nirmala UI"/>
-          <w:kern w:val="0"/>
-          <w:sz w:val="20"/>
-          <w:szCs w:val="20"/>
-          <w:lang w:val="en-US"/>
-        </w:rPr>
-        <w:t>ಕೆಳಗೆ</w:t>
-      </w:r>
-      <w:r>
-        <w:rPr>
-          <w:rFonts w:ascii="Arial" w:eastAsia="Arial MT" w:hAnsi="Arial" w:cs="Arial"/>
-          <w:kern w:val="0"/>
-          <w:sz w:val="20"/>
-          <w:szCs w:val="20"/>
-          <w:lang w:val="en-US"/>
-        </w:rPr>
-        <w:t xml:space="preserve"> </w:t>
-      </w:r>
-      <w:r>
-        <w:rPr>
-          <w:rFonts w:ascii="Nirmala UI" w:eastAsia="Arial MT" w:hAnsi="Nirmala UI" w:cs="Nirmala UI"/>
-          <w:kern w:val="0"/>
-          <w:sz w:val="20"/>
-          <w:szCs w:val="20"/>
-          <w:lang w:val="en-US"/>
-        </w:rPr>
-        <w:t>ಸಹಿ</w:t>
-      </w:r>
-      <w:r>
-        <w:rPr>
-          <w:rFonts w:ascii="Arial" w:eastAsia="Arial MT" w:hAnsi="Arial" w:cs="Arial"/>
-          <w:kern w:val="0"/>
-          <w:sz w:val="20"/>
-          <w:szCs w:val="20"/>
-          <w:lang w:val="en-US"/>
-        </w:rPr>
-        <w:t xml:space="preserve"> </w:t>
-      </w:r>
-      <w:r>
-        <w:rPr>
-          <w:rFonts w:ascii="Nirmala UI" w:eastAsia="Arial MT" w:hAnsi="Nirmala UI" w:cs="Nirmala UI"/>
-          <w:kern w:val="0"/>
-          <w:sz w:val="20"/>
-          <w:szCs w:val="20"/>
-          <w:lang w:val="en-US"/>
-        </w:rPr>
-        <w:t>ಮಾಡುವ</w:t>
-      </w:r>
-      <w:r>
-        <w:rPr>
-          <w:rFonts w:ascii="Arial" w:eastAsia="Arial MT" w:hAnsi="Arial" w:cs="Arial"/>
-          <w:kern w:val="0"/>
-          <w:sz w:val="20"/>
-          <w:szCs w:val="20"/>
-          <w:lang w:val="en-US"/>
-        </w:rPr>
-        <w:t xml:space="preserve"> </w:t>
-      </w:r>
-      <w:r>
-        <w:rPr>
-          <w:rFonts w:ascii="Nirmala UI" w:eastAsia="Arial MT" w:hAnsi="Nirmala UI" w:cs="Nirmala UI"/>
-          <w:kern w:val="0"/>
-          <w:sz w:val="20"/>
-          <w:szCs w:val="20"/>
-          <w:lang w:val="en-US"/>
-        </w:rPr>
-        <w:t>ಮೂಲಕ</w:t>
-      </w:r>
-      <w:r>
-        <w:rPr>
-          <w:rFonts w:ascii="Arial" w:eastAsia="Arial MT" w:hAnsi="Arial" w:cs="Arial"/>
-          <w:kern w:val="0"/>
-          <w:sz w:val="20"/>
-          <w:szCs w:val="20"/>
-          <w:lang w:val="en-US"/>
-        </w:rPr>
-        <w:t xml:space="preserve"> </w:t>
-      </w:r>
-      <w:r>
-        <w:rPr>
-          <w:rFonts w:ascii="Nirmala UI" w:eastAsia="Arial MT" w:hAnsi="Nirmala UI" w:cs="Nirmala UI"/>
-          <w:kern w:val="0"/>
-          <w:sz w:val="20"/>
-          <w:szCs w:val="20"/>
-          <w:lang w:val="en-US"/>
-        </w:rPr>
-        <w:t>ದಯವಿಟ್ಟು</w:t>
-      </w:r>
-      <w:r>
-        <w:rPr>
-          <w:rFonts w:ascii="Arial" w:eastAsia="Arial MT" w:hAnsi="Arial" w:cs="Arial"/>
-          <w:kern w:val="0"/>
-          <w:sz w:val="20"/>
-          <w:szCs w:val="20"/>
-          <w:lang w:val="en-US"/>
-        </w:rPr>
-        <w:t xml:space="preserve"> </w:t>
-      </w:r>
-      <w:r>
-        <w:rPr>
-          <w:rFonts w:ascii="Nirmala UI" w:eastAsia="Arial MT" w:hAnsi="Nirmala UI" w:cs="Nirmala UI"/>
-          <w:kern w:val="0"/>
-          <w:sz w:val="20"/>
-          <w:szCs w:val="20"/>
-          <w:lang w:val="en-US"/>
-        </w:rPr>
-        <w:t>ನಿಮ್ಮ</w:t>
-      </w:r>
-      <w:r>
-        <w:rPr>
-          <w:rFonts w:ascii="Arial" w:eastAsia="Arial MT" w:hAnsi="Arial" w:cs="Arial"/>
-          <w:kern w:val="0"/>
-          <w:sz w:val="20"/>
-          <w:szCs w:val="20"/>
-          <w:lang w:val="en-US"/>
-        </w:rPr>
-        <w:t xml:space="preserve"> </w:t>
-      </w:r>
-      <w:r>
-        <w:rPr>
-          <w:rFonts w:ascii="Nirmala UI" w:eastAsia="Arial MT" w:hAnsi="Nirmala UI" w:cs="Nirmala UI"/>
+          <w:rFonts w:ascii="Nirmala UI" w:eastAsia="Nirmala UI" w:hAnsi="Nirmala UI" w:cs="Nirmala UI"/>
           <w:kern w:val="0"/>
           <w:sz w:val="20"/>
           <w:szCs w:val="20"/>
@@ -24908,7 +24885,7 @@
       </w:r>
       <w:r>
         <w:rPr>
-          <w:rFonts w:ascii="Nirmala UI" w:eastAsia="Arial MT" w:hAnsi="Nirmala UI" w:cs="Nirmala UI"/>
+          <w:rFonts w:ascii="Nirmala UI" w:eastAsia="Nirmala UI" w:hAnsi="Nirmala UI" w:cs="Nirmala UI"/>
           <w:kern w:val="0"/>
           <w:sz w:val="20"/>
           <w:szCs w:val="20"/>
@@ -25109,7 +25086,7 @@
       </w:r>
       <w:r>
         <w:rPr>
-          <w:rFonts w:ascii="Nirmala UI" w:eastAsia="Arial MT" w:hAnsi="Nirmala UI" w:cs="Nirmala UI"/>
+          <w:rFonts w:ascii="Nirmala UI" w:eastAsia="Nirmala UI" w:hAnsi="Nirmala UI" w:cs="Nirmala UI"/>
           <w:kern w:val="0"/>
           <w:sz w:val="20"/>
           <w:szCs w:val="20"/>
@@ -25129,7 +25106,7 @@
       </w:r>
       <w:r>
         <w:rPr>
-          <w:rFonts w:ascii="Nirmala UI" w:eastAsia="Arial MT" w:hAnsi="Nirmala UI" w:cs="Nirmala UI"/>
+          <w:rFonts w:ascii="Nirmala UI" w:eastAsia="Nirmala UI" w:hAnsi="Nirmala UI" w:cs="Nirmala UI"/>
           <w:kern w:val="0"/>
           <w:sz w:val="20"/>
           <w:szCs w:val="20"/>
@@ -25149,7 +25126,7 @@
       </w:r>
       <w:r>
         <w:rPr>
-          <w:rFonts w:ascii="Nirmala UI" w:eastAsia="Arial MT" w:hAnsi="Nirmala UI" w:cs="Nirmala UI"/>
+          <w:rFonts w:ascii="Nirmala UI" w:eastAsia="Nirmala UI" w:hAnsi="Nirmala UI" w:cs="Nirmala UI"/>
           <w:kern w:val="0"/>
           <w:sz w:val="20"/>
           <w:szCs w:val="20"/>
@@ -25169,7 +25146,7 @@
       </w:r>
       <w:r>
         <w:rPr>
-          <w:rFonts w:ascii="Nirmala UI" w:eastAsia="Arial MT" w:hAnsi="Nirmala UI" w:cs="Nirmala UI"/>
+          <w:rFonts w:ascii="Nirmala UI" w:eastAsia="Nirmala UI" w:hAnsi="Nirmala UI" w:cs="Nirmala UI"/>
           <w:kern w:val="0"/>
           <w:sz w:val="20"/>
           <w:szCs w:val="20"/>
@@ -25189,7 +25166,7 @@
       </w:r>
       <w:r>
         <w:rPr>
-          <w:rFonts w:ascii="Nirmala UI" w:eastAsia="Arial MT" w:hAnsi="Nirmala UI" w:cs="Nirmala UI"/>
+          <w:rFonts w:ascii="Nirmala UI" w:eastAsia="Nirmala UI" w:hAnsi="Nirmala UI" w:cs="Nirmala UI"/>
           <w:kern w:val="0"/>
           <w:sz w:val="20"/>
           <w:szCs w:val="20"/>
@@ -25209,7 +25186,7 @@
       </w:r>
       <w:r>
         <w:rPr>
-          <w:rFonts w:ascii="Nirmala UI" w:eastAsia="Arial MT" w:hAnsi="Nirmala UI" w:cs="Nirmala UI"/>
+          <w:rFonts w:ascii="Nirmala UI" w:eastAsia="Nirmala UI" w:hAnsi="Nirmala UI" w:cs="Nirmala UI"/>
           <w:kern w:val="0"/>
           <w:sz w:val="20"/>
           <w:szCs w:val="20"/>
@@ -25229,7 +25206,7 @@
       </w:r>
       <w:r>
         <w:rPr>
-          <w:rFonts w:ascii="Nirmala UI" w:eastAsia="Arial MT" w:hAnsi="Nirmala UI" w:cs="Nirmala UI"/>
+          <w:rFonts w:ascii="Nirmala UI" w:eastAsia="Nirmala UI" w:hAnsi="Nirmala UI" w:cs="Nirmala UI"/>
           <w:kern w:val="0"/>
           <w:sz w:val="20"/>
           <w:szCs w:val="20"/>
@@ -25249,7 +25226,7 @@
       </w:r>
       <w:r>
         <w:rPr>
-          <w:rFonts w:ascii="Nirmala UI" w:eastAsia="Arial MT" w:hAnsi="Nirmala UI" w:cs="Nirmala UI"/>
+          <w:rFonts w:ascii="Nirmala UI" w:eastAsia="Nirmala UI" w:hAnsi="Nirmala UI" w:cs="Nirmala UI"/>
           <w:kern w:val="0"/>
           <w:sz w:val="20"/>
           <w:szCs w:val="20"/>
@@ -25269,7 +25246,7 @@
       </w:r>
       <w:r>
         <w:rPr>
-          <w:rFonts w:ascii="Nirmala UI" w:eastAsia="Arial MT" w:hAnsi="Nirmala UI" w:cs="Nirmala UI"/>
+          <w:rFonts w:ascii="Nirmala UI" w:eastAsia="Nirmala UI" w:hAnsi="Nirmala UI" w:cs="Nirmala UI"/>
           <w:kern w:val="0"/>
           <w:sz w:val="20"/>
           <w:szCs w:val="20"/>
@@ -25289,7 +25266,7 @@
       </w:r>
       <w:r>
         <w:rPr>
-          <w:rFonts w:ascii="Nirmala UI" w:eastAsia="Arial MT" w:hAnsi="Nirmala UI" w:cs="Nirmala UI"/>
+          <w:rFonts w:ascii="Nirmala UI" w:eastAsia="Nirmala UI" w:hAnsi="Nirmala UI" w:cs="Nirmala UI"/>
           <w:kern w:val="0"/>
           <w:sz w:val="20"/>
           <w:szCs w:val="20"/>
@@ -25309,7 +25286,7 @@
       </w:r>
       <w:r>
         <w:rPr>
-          <w:rFonts w:ascii="Nirmala UI" w:eastAsia="Arial MT" w:hAnsi="Nirmala UI" w:cs="Nirmala UI"/>
+          <w:rFonts w:ascii="Nirmala UI" w:eastAsia="Nirmala UI" w:hAnsi="Nirmala UI" w:cs="Nirmala UI"/>
           <w:kern w:val="0"/>
           <w:sz w:val="20"/>
           <w:szCs w:val="20"/>
@@ -25406,7 +25383,7 @@
       </w:pPr>
       <w:r>
         <w:rPr>
-          <w:rFonts w:ascii="Nirmala UI" w:eastAsia="Arial MT" w:hAnsi="Nirmala UI" w:cs="Nirmala UI"/>
+          <w:rFonts w:ascii="Nirmala UI" w:eastAsia="Nirmala UI" w:hAnsi="Nirmala UI" w:cs="Nirmala UI"/>
           <w:kern w:val="0"/>
           <w:sz w:val="20"/>
           <w:szCs w:val="20"/>
@@ -25426,7 +25403,7 @@
       </w:r>
       <w:r>
         <w:rPr>
-          <w:rFonts w:ascii="Nirmala UI" w:eastAsia="Arial MT" w:hAnsi="Nirmala UI" w:cs="Nirmala UI"/>
+          <w:rFonts w:ascii="Nirmala UI" w:eastAsia="Nirmala UI" w:hAnsi="Nirmala UI" w:cs="Nirmala UI"/>
           <w:kern w:val="0"/>
           <w:sz w:val="20"/>
           <w:szCs w:val="20"/>
@@ -25447,10 +25424,11 @@
     </w:p>
     <w:p>
       <w:pPr>
+        <w:keepNext/>
         <w:widowControl w:val="0"/>
         <w:autoSpaceDE w:val="0"/>
         <w:autoSpaceDN w:val="0"/>
-        <w:spacing w:after="0" w:line="240" w:lineRule="auto"/>
+        <w:spacing w:after="0" w:line="60" w:lineRule="exact" w:before="0"/>
         <w:rPr>
           <w:rFonts w:ascii="Arial" w:eastAsia="Arial MT" w:hAnsi="Arial" w:cs="Arial"/>
           <w:kern w:val="0"/>
@@ -25462,10 +25440,11 @@
     </w:p>
     <w:p>
       <w:pPr>
+        <w:keepNext/>
         <w:widowControl w:val="0"/>
         <w:autoSpaceDE w:val="0"/>
         <w:autoSpaceDN w:val="0"/>
-        <w:spacing w:after="0" w:line="240" w:lineRule="auto"/>
+        <w:spacing w:after="0" w:line="60" w:lineRule="exact" w:before="0"/>
         <w:rPr>
           <w:rFonts w:ascii="Arial" w:eastAsia="Arial MT" w:hAnsi="Arial" w:cs="Arial"/>
           <w:kern w:val="0"/>
@@ -25477,10 +25456,11 @@
     </w:p>
     <w:p>
       <w:pPr>
+        <w:keepNext/>
         <w:widowControl w:val="0"/>
         <w:autoSpaceDE w:val="0"/>
         <w:autoSpaceDN w:val="0"/>
-        <w:spacing w:after="0" w:line="240" w:lineRule="auto"/>
+        <w:spacing w:after="0" w:line="60" w:lineRule="exact" w:before="0"/>
         <w:rPr>
           <w:rFonts w:ascii="Arial" w:eastAsia="Arial MT" w:hAnsi="Arial" w:cs="Arial"/>
           <w:kern w:val="0"/>
@@ -25492,10 +25472,11 @@
     </w:p>
     <w:p>
       <w:pPr>
+        <w:keepNext/>
         <w:widowControl w:val="0"/>
         <w:autoSpaceDE w:val="0"/>
         <w:autoSpaceDN w:val="0"/>
-        <w:spacing w:after="0" w:line="240" w:lineRule="auto"/>
+        <w:spacing w:after="0" w:line="60" w:lineRule="exact" w:before="0"/>
         <w:rPr>
           <w:rFonts w:ascii="Arial" w:eastAsia="Arial MT" w:hAnsi="Arial" w:cs="Arial"/>
           <w:kern w:val="0"/>
@@ -25507,6 +25488,8 @@
     </w:p>
     <w:p>
       <w:pPr>
+        <w:keepNext/>
+        <w:keepLines/>
         <w:rPr>
           <w:rFonts w:ascii="Times New Roman" w:hAnsi="Times New Roman" w:cs="Times New Roman"/>
           <w:b/>
@@ -25563,7 +25546,7 @@
       </w:r>
       <w:r>
         <w:rPr>
-          <w:rFonts w:ascii="Nirmala UI" w:hAnsi="Nirmala UI" w:cs="Nirmala UI" w:hint="cs"/>
+          <w:rFonts w:ascii="Nirmala UI" w:hAnsi="Nirmala UI" w:cs="Nirmala UI" w:hint="cs" w:eastAsia="Nirmala UI"/>
           <w:b/>
           <w:bCs/>
           <w:sz w:val="16"/>
@@ -25645,7 +25628,7 @@
       </w:r>
       <w:r>
         <w:rPr>
-          <w:rFonts w:ascii="Nirmala UI" w:hAnsi="Nirmala UI" w:cs="Nirmala UI"/>
+          <w:rFonts w:ascii="Nirmala UI" w:hAnsi="Nirmala UI" w:cs="Nirmala UI" w:eastAsia="Nirmala UI"/>
           <w:sz w:val="16"/>
           <w:szCs w:val="16"/>
         </w:rPr>
@@ -25657,7 +25640,7 @@
         <w:widowControl w:val="0"/>
         <w:autoSpaceDE w:val="0"/>
         <w:autoSpaceDN w:val="0"/>
-        <w:spacing w:after="0" w:line="240" w:lineRule="auto"/>
+        <w:spacing w:after="0" w:line="60" w:lineRule="exact" w:before="0"/>
         <w:rPr>
           <w:rFonts w:ascii="Nirmala UI" w:eastAsia="Arial" w:hAnsi="Nirmala UI" w:cs="Nirmala UI"/>
           <w:b/>
@@ -25674,7 +25657,7 @@
         <w:widowControl w:val="0"/>
         <w:autoSpaceDE w:val="0"/>
         <w:autoSpaceDN w:val="0"/>
-        <w:spacing w:after="0" w:line="240" w:lineRule="auto"/>
+        <w:spacing w:after="0" w:line="60" w:lineRule="exact" w:before="0"/>
         <w:ind w:right="6933"/>
         <w:outlineLvl w:val="0"/>
         <w:rPr>
@@ -25693,7 +25676,7 @@
         <w:widowControl w:val="0"/>
         <w:autoSpaceDE w:val="0"/>
         <w:autoSpaceDN w:val="0"/>
-        <w:spacing w:after="0" w:line="240" w:lineRule="auto"/>
+        <w:spacing w:after="0" w:line="60" w:lineRule="exact" w:before="0"/>
         <w:ind w:right="6933"/>
         <w:outlineLvl w:val="0"/>
         <w:rPr>
@@ -25712,7 +25695,7 @@
         <w:widowControl w:val="0"/>
         <w:autoSpaceDE w:val="0"/>
         <w:autoSpaceDN w:val="0"/>
-        <w:spacing w:after="0" w:line="240" w:lineRule="auto"/>
+        <w:spacing w:after="0" w:line="60" w:lineRule="exact" w:before="0"/>
         <w:rPr>
           <w:rFonts w:ascii="Arial MT" w:eastAsia="Arial MT" w:hAnsi="Arial MT" w:cs="Arial MT"/>
           <w:kern w:val="0"/>
@@ -25948,7 +25931,7 @@
       </w:pPr>
       <w:r>
         <w:rPr>
-          <w:rFonts w:ascii="Nirmala UI" w:eastAsia="Arial MT" w:hAnsi="Nirmala UI" w:cs="Nirmala UI"/>
+          <w:rFonts w:ascii="Nirmala UI" w:eastAsia="Nirmala UI" w:hAnsi="Nirmala UI" w:cs="Nirmala UI"/>
           <w:kern w:val="0"/>
           <w:sz w:val="20"/>
           <w:szCs w:val="20"/>
@@ -25968,7 +25951,7 @@
       </w:r>
       <w:r>
         <w:rPr>
-          <w:rFonts w:ascii="Nirmala UI" w:eastAsia="Arial MT" w:hAnsi="Nirmala UI" w:cs="Nirmala UI"/>
+          <w:rFonts w:ascii="Nirmala UI" w:eastAsia="Nirmala UI" w:hAnsi="Nirmala UI" w:cs="Nirmala UI"/>
           <w:kern w:val="0"/>
           <w:sz w:val="20"/>
           <w:szCs w:val="20"/>
@@ -25988,7 +25971,7 @@
       </w:r>
       <w:r>
         <w:rPr>
-          <w:rFonts w:ascii="Nirmala UI" w:eastAsia="Arial MT" w:hAnsi="Nirmala UI" w:cs="Nirmala UI"/>
+          <w:rFonts w:ascii="Nirmala UI" w:eastAsia="Nirmala UI" w:hAnsi="Nirmala UI" w:cs="Nirmala UI"/>
           <w:kern w:val="0"/>
           <w:sz w:val="20"/>
           <w:szCs w:val="20"/>
@@ -26008,7 +25991,7 @@
       </w:r>
       <w:r>
         <w:rPr>
-          <w:rFonts w:ascii="Nirmala UI" w:eastAsia="Arial MT" w:hAnsi="Nirmala UI" w:cs="Nirmala UI"/>
+          <w:rFonts w:ascii="Nirmala UI" w:eastAsia="Nirmala UI" w:hAnsi="Nirmala UI" w:cs="Nirmala UI"/>
           <w:kern w:val="0"/>
           <w:sz w:val="20"/>
           <w:szCs w:val="20"/>
@@ -26028,7 +26011,7 @@
       </w:r>
       <w:r>
         <w:rPr>
-          <w:rFonts w:ascii="Nirmala UI" w:eastAsia="Arial MT" w:hAnsi="Nirmala UI" w:cs="Nirmala UI"/>
+          <w:rFonts w:ascii="Nirmala UI" w:eastAsia="Nirmala UI" w:hAnsi="Nirmala UI" w:cs="Nirmala UI"/>
           <w:kern w:val="0"/>
           <w:sz w:val="20"/>
           <w:szCs w:val="20"/>
@@ -26048,7 +26031,7 @@
       </w:r>
       <w:r>
         <w:rPr>
-          <w:rFonts w:ascii="Nirmala UI" w:eastAsia="Arial MT" w:hAnsi="Nirmala UI" w:cs="Nirmala UI"/>
+          <w:rFonts w:ascii="Nirmala UI" w:eastAsia="Nirmala UI" w:hAnsi="Nirmala UI" w:cs="Nirmala UI"/>
           <w:kern w:val="0"/>
           <w:sz w:val="20"/>
           <w:szCs w:val="20"/>
@@ -26068,7 +26051,7 @@
       </w:r>
       <w:r>
         <w:rPr>
-          <w:rFonts w:ascii="Nirmala UI" w:eastAsia="Arial MT" w:hAnsi="Nirmala UI" w:cs="Nirmala UI"/>
+          <w:rFonts w:ascii="Nirmala UI" w:eastAsia="Nirmala UI" w:hAnsi="Nirmala UI" w:cs="Nirmala UI"/>
           <w:kern w:val="0"/>
           <w:sz w:val="20"/>
           <w:szCs w:val="20"/>
@@ -26088,7 +26071,7 @@
       </w:r>
       <w:r>
         <w:rPr>
-          <w:rFonts w:ascii="Nirmala UI" w:eastAsia="Arial MT" w:hAnsi="Nirmala UI" w:cs="Nirmala UI"/>
+          <w:rFonts w:ascii="Nirmala UI" w:eastAsia="Nirmala UI" w:hAnsi="Nirmala UI" w:cs="Nirmala UI"/>
           <w:kern w:val="0"/>
           <w:sz w:val="20"/>
           <w:szCs w:val="20"/>
@@ -26108,7 +26091,7 @@
       </w:r>
       <w:r>
         <w:rPr>
-          <w:rFonts w:ascii="Nirmala UI" w:eastAsia="Arial MT" w:hAnsi="Nirmala UI" w:cs="Nirmala UI"/>
+          <w:rFonts w:ascii="Nirmala UI" w:eastAsia="Nirmala UI" w:hAnsi="Nirmala UI" w:cs="Nirmala UI"/>
           <w:kern w:val="0"/>
           <w:sz w:val="20"/>
           <w:szCs w:val="20"/>
@@ -26128,7 +26111,7 @@
       </w:r>
       <w:r>
         <w:rPr>
-          <w:rFonts w:ascii="Nirmala UI" w:eastAsia="Arial MT" w:hAnsi="Nirmala UI" w:cs="Nirmala UI"/>
+          <w:rFonts w:ascii="Nirmala UI" w:eastAsia="Nirmala UI" w:hAnsi="Nirmala UI" w:cs="Nirmala UI"/>
           <w:kern w:val="0"/>
           <w:sz w:val="20"/>
           <w:szCs w:val="20"/>
@@ -26148,7 +26131,7 @@
       </w:r>
       <w:r>
         <w:rPr>
-          <w:rFonts w:ascii="Nirmala UI" w:eastAsia="Arial MT" w:hAnsi="Nirmala UI" w:cs="Nirmala UI"/>
+          <w:rFonts w:ascii="Nirmala UI" w:eastAsia="Nirmala UI" w:hAnsi="Nirmala UI" w:cs="Nirmala UI"/>
           <w:kern w:val="0"/>
           <w:sz w:val="20"/>
           <w:szCs w:val="20"/>
@@ -26168,7 +26151,7 @@
       </w:r>
       <w:r>
         <w:rPr>
-          <w:rFonts w:ascii="Nirmala UI" w:eastAsia="Arial MT" w:hAnsi="Nirmala UI" w:cs="Nirmala UI"/>
+          <w:rFonts w:ascii="Nirmala UI" w:eastAsia="Nirmala UI" w:hAnsi="Nirmala UI" w:cs="Nirmala UI"/>
           <w:kern w:val="0"/>
           <w:sz w:val="20"/>
           <w:szCs w:val="20"/>
@@ -26188,7 +26171,7 @@
       </w:r>
       <w:r>
         <w:rPr>
-          <w:rFonts w:ascii="Nirmala UI" w:eastAsia="Arial MT" w:hAnsi="Nirmala UI" w:cs="Nirmala UI"/>
+          <w:rFonts w:ascii="Nirmala UI" w:eastAsia="Nirmala UI" w:hAnsi="Nirmala UI" w:cs="Nirmala UI"/>
           <w:kern w:val="0"/>
           <w:sz w:val="20"/>
           <w:szCs w:val="20"/>
@@ -26208,7 +26191,7 @@
       </w:r>
       <w:r>
         <w:rPr>
-          <w:rFonts w:ascii="Nirmala UI" w:eastAsia="Arial MT" w:hAnsi="Nirmala UI" w:cs="Nirmala UI"/>
+          <w:rFonts w:ascii="Nirmala UI" w:eastAsia="Nirmala UI" w:hAnsi="Nirmala UI" w:cs="Nirmala UI"/>
           <w:kern w:val="0"/>
           <w:sz w:val="20"/>
           <w:szCs w:val="20"/>
@@ -26228,7 +26211,7 @@
       </w:r>
       <w:r>
         <w:rPr>
-          <w:rFonts w:ascii="Nirmala UI" w:eastAsia="Arial MT" w:hAnsi="Nirmala UI" w:cs="Nirmala UI"/>
+          <w:rFonts w:ascii="Nirmala UI" w:eastAsia="Nirmala UI" w:hAnsi="Nirmala UI" w:cs="Nirmala UI"/>
           <w:kern w:val="0"/>
           <w:sz w:val="20"/>
           <w:szCs w:val="20"/>
@@ -26248,7 +26231,7 @@
       </w:r>
       <w:r>
         <w:rPr>
-          <w:rFonts w:ascii="Nirmala UI" w:eastAsia="Arial MT" w:hAnsi="Nirmala UI" w:cs="Nirmala UI"/>
+          <w:rFonts w:ascii="Nirmala UI" w:eastAsia="Nirmala UI" w:hAnsi="Nirmala UI" w:cs="Nirmala UI"/>
           <w:kern w:val="0"/>
           <w:sz w:val="20"/>
           <w:szCs w:val="20"/>
@@ -26268,7 +26251,7 @@
       </w:r>
       <w:r>
         <w:rPr>
-          <w:rFonts w:ascii="Nirmala UI" w:eastAsia="Arial MT" w:hAnsi="Nirmala UI" w:cs="Nirmala UI"/>
+          <w:rFonts w:ascii="Nirmala UI" w:eastAsia="Nirmala UI" w:hAnsi="Nirmala UI" w:cs="Nirmala UI"/>
           <w:kern w:val="0"/>
           <w:sz w:val="20"/>
           <w:szCs w:val="20"/>
@@ -26288,7 +26271,7 @@
       </w:r>
       <w:r>
         <w:rPr>
-          <w:rFonts w:ascii="Nirmala UI" w:eastAsia="Arial MT" w:hAnsi="Nirmala UI" w:cs="Nirmala UI"/>
+          <w:rFonts w:ascii="Nirmala UI" w:eastAsia="Nirmala UI" w:hAnsi="Nirmala UI" w:cs="Nirmala UI"/>
           <w:kern w:val="0"/>
           <w:sz w:val="20"/>
           <w:szCs w:val="20"/>
@@ -26308,7 +26291,7 @@
       </w:r>
       <w:r>
         <w:rPr>
-          <w:rFonts w:ascii="Nirmala UI" w:eastAsia="Arial MT" w:hAnsi="Nirmala UI" w:cs="Nirmala UI"/>
+          <w:rFonts w:ascii="Nirmala UI" w:eastAsia="Nirmala UI" w:hAnsi="Nirmala UI" w:cs="Nirmala UI"/>
           <w:kern w:val="0"/>
           <w:sz w:val="20"/>
           <w:szCs w:val="20"/>
@@ -26332,7 +26315,7 @@
         <w:widowControl w:val="0"/>
         <w:autoSpaceDE w:val="0"/>
         <w:autoSpaceDN w:val="0"/>
-        <w:spacing w:after="0" w:line="240" w:lineRule="auto"/>
+        <w:spacing w:after="0" w:line="20" w:lineRule="exact" w:before="0"/>
         <w:rPr>
           <w:rFonts w:ascii="Arial" w:eastAsia="Arial MT" w:hAnsi="Arial" w:cs="Arial"/>
           <w:kern w:val="0"/>
@@ -26347,7 +26330,7 @@
         <w:widowControl w:val="0"/>
         <w:autoSpaceDE w:val="0"/>
         <w:autoSpaceDN w:val="0"/>
-        <w:spacing w:after="0" w:line="240" w:lineRule="auto"/>
+        <w:spacing w:after="0" w:line="20" w:lineRule="exact" w:before="0"/>
         <w:rPr>
           <w:rFonts w:ascii="Arial" w:eastAsia="Arial MT" w:hAnsi="Arial" w:cs="Arial"/>
           <w:kern w:val="0"/>
@@ -26362,7 +26345,7 @@
         <w:widowControl w:val="0"/>
         <w:autoSpaceDE w:val="0"/>
         <w:autoSpaceDN w:val="0"/>
-        <w:spacing w:after="0" w:line="240" w:lineRule="auto"/>
+        <w:spacing w:after="0" w:line="20" w:lineRule="exact" w:before="0"/>
         <w:contextualSpacing/>
         <w:rPr>
           <w:rFonts w:ascii="Arial" w:eastAsia="Arial MT" w:hAnsi="Arial" w:cs="Arial"/>
@@ -26378,7 +26361,7 @@
         <w:widowControl w:val="0"/>
         <w:autoSpaceDE w:val="0"/>
         <w:autoSpaceDN w:val="0"/>
-        <w:spacing w:after="0" w:line="240" w:lineRule="auto"/>
+        <w:spacing w:after="0" w:line="20" w:lineRule="exact" w:before="0"/>
         <w:contextualSpacing/>
         <w:rPr>
           <w:rFonts w:ascii="Arial" w:eastAsia="Arial MT" w:hAnsi="Arial" w:cs="Arial"/>
@@ -26394,7 +26377,7 @@
         <w:widowControl w:val="0"/>
         <w:autoSpaceDE w:val="0"/>
         <w:autoSpaceDN w:val="0"/>
-        <w:spacing w:after="0" w:line="240" w:lineRule="auto"/>
+        <w:spacing w:after="0" w:line="20" w:lineRule="exact" w:before="0"/>
         <w:contextualSpacing/>
         <w:rPr>
           <w:rFonts w:ascii="Arial" w:eastAsia="Arial MT" w:hAnsi="Arial" w:cs="Arial"/>
@@ -26407,6 +26390,80 @@
     </w:p>
     <w:p>
       <w:pPr>
+        <w:widowControl w:val="0"/>
+        <w:tabs>
+          <w:tab w:val="left" w:pos="881"/>
+        </w:tabs>
+        <w:autoSpaceDE w:val="0"/>
+        <w:autoSpaceDN w:val="0"/>
+        <w:spacing w:after="0" w:line="20" w:lineRule="exact" w:before="0"/>
+        <w:rPr>
+          <w:rFonts w:ascii="Arial MT" w:eastAsia="Arial MT" w:hAnsi="Arial MT" w:cs="Arial MT"/>
+          <w:kern w:val="0"/>
+          <w:sz w:val="20"/>
+          <w:szCs w:val="20"/>
+          <w:lang w:val="en-US"/>
+        </w:rPr>
+      </w:pPr>
+    </w:p>
+    <w:p>
+      <w:pPr>
+        <w:widowControl w:val="0"/>
+        <w:tabs>
+          <w:tab w:val="left" w:pos="881"/>
+        </w:tabs>
+        <w:autoSpaceDE w:val="0"/>
+        <w:autoSpaceDN w:val="0"/>
+        <w:spacing w:after="0" w:line="20" w:lineRule="exact" w:before="0"/>
+        <w:rPr>
+          <w:rFonts w:ascii="Arial MT" w:eastAsia="Arial MT" w:hAnsi="Arial MT" w:cs="Arial MT"/>
+          <w:kern w:val="0"/>
+          <w:sz w:val="20"/>
+          <w:szCs w:val="20"/>
+          <w:lang w:val="en-US"/>
+        </w:rPr>
+      </w:pPr>
+    </w:p>
+    <w:p>
+      <w:pPr>
+        <w:widowControl w:val="0"/>
+        <w:tabs>
+          <w:tab w:val="left" w:pos="881"/>
+        </w:tabs>
+        <w:autoSpaceDE w:val="0"/>
+        <w:autoSpaceDN w:val="0"/>
+        <w:spacing w:after="0" w:line="20" w:lineRule="exact" w:before="0"/>
+        <w:rPr>
+          <w:rFonts w:ascii="Arial MT" w:eastAsia="Arial MT" w:hAnsi="Arial MT" w:cs="Arial MT"/>
+          <w:kern w:val="0"/>
+          <w:sz w:val="20"/>
+          <w:szCs w:val="20"/>
+          <w:lang w:val="en-US"/>
+        </w:rPr>
+      </w:pPr>
+    </w:p>
+    <w:p>
+      <w:pPr>
+        <w:widowControl w:val="0"/>
+        <w:tabs>
+          <w:tab w:val="left" w:pos="881"/>
+        </w:tabs>
+        <w:autoSpaceDE w:val="0"/>
+        <w:autoSpaceDN w:val="0"/>
+        <w:spacing w:after="0" w:line="20" w:lineRule="exact" w:before="0"/>
+        <w:rPr>
+          <w:rFonts w:ascii="Arial" w:eastAsia="Arial MT" w:hAnsi="Arial" w:cs="Arial"/>
+          <w:b/>
+          <w:kern w:val="0"/>
+          <w:sz w:val="20"/>
+          <w:szCs w:val="20"/>
+          <w:lang w:val="en-US"/>
+        </w:rPr>
+      </w:pPr>
+    </w:p>
+    <w:p>
+      <w:pPr>
+        <w:keepNext/>
         <w:widowControl w:val="0"/>
         <w:tabs>
           <w:tab w:val="left" w:pos="881"/>
@@ -26415,101 +26472,29 @@
         <w:autoSpaceDN w:val="0"/>
         <w:spacing w:after="0" w:line="240" w:lineRule="auto"/>
         <w:rPr>
-          <w:rFonts w:ascii="Arial MT" w:eastAsia="Arial MT" w:hAnsi="Arial MT" w:cs="Arial MT"/>
-          <w:kern w:val="0"/>
-          <w:sz w:val="20"/>
-          <w:szCs w:val="20"/>
-          <w:lang w:val="en-US"/>
-        </w:rPr>
-      </w:pPr>
+          <w:rFonts w:ascii="Arial" w:eastAsia="Arial MT" w:hAnsi="Arial" w:cs="Arial"/>
+          <w:b/>
+          <w:kern w:val="0"/>
+          <w:sz w:val="20"/>
+          <w:szCs w:val="20"/>
+          <w:lang w:val="en-US"/>
+        </w:rPr>
+      </w:pPr>
+      <w:r>
+        <w:rPr>
+          <w:rFonts w:ascii="Arial" w:eastAsia="Arial MT" w:hAnsi="Arial" w:cs="Arial"/>
+          <w:b/>
+          <w:kern w:val="0"/>
+          <w:sz w:val="20"/>
+          <w:szCs w:val="20"/>
+          <w:lang w:val="en-US"/>
+        </w:rPr>
+        <w:t>________________</w:t>
+      </w:r>
     </w:p>
     <w:p>
       <w:pPr>
-        <w:widowControl w:val="0"/>
-        <w:tabs>
-          <w:tab w:val="left" w:pos="881"/>
-        </w:tabs>
-        <w:autoSpaceDE w:val="0"/>
-        <w:autoSpaceDN w:val="0"/>
-        <w:spacing w:after="0" w:line="240" w:lineRule="auto"/>
-        <w:rPr>
-          <w:rFonts w:ascii="Arial MT" w:eastAsia="Arial MT" w:hAnsi="Arial MT" w:cs="Arial MT"/>
-          <w:kern w:val="0"/>
-          <w:sz w:val="20"/>
-          <w:szCs w:val="20"/>
-          <w:lang w:val="en-US"/>
-        </w:rPr>
-      </w:pPr>
-    </w:p>
-    <w:p>
-      <w:pPr>
-        <w:widowControl w:val="0"/>
-        <w:tabs>
-          <w:tab w:val="left" w:pos="881"/>
-        </w:tabs>
-        <w:autoSpaceDE w:val="0"/>
-        <w:autoSpaceDN w:val="0"/>
-        <w:spacing w:after="0" w:line="240" w:lineRule="auto"/>
-        <w:rPr>
-          <w:rFonts w:ascii="Arial MT" w:eastAsia="Arial MT" w:hAnsi="Arial MT" w:cs="Arial MT"/>
-          <w:kern w:val="0"/>
-          <w:sz w:val="20"/>
-          <w:szCs w:val="20"/>
-          <w:lang w:val="en-US"/>
-        </w:rPr>
-      </w:pPr>
-    </w:p>
-    <w:p>
-      <w:pPr>
-        <w:widowControl w:val="0"/>
-        <w:tabs>
-          <w:tab w:val="left" w:pos="881"/>
-        </w:tabs>
-        <w:autoSpaceDE w:val="0"/>
-        <w:autoSpaceDN w:val="0"/>
-        <w:spacing w:after="0" w:line="240" w:lineRule="auto"/>
-        <w:rPr>
-          <w:rFonts w:ascii="Arial" w:eastAsia="Arial MT" w:hAnsi="Arial" w:cs="Arial"/>
-          <w:b/>
-          <w:kern w:val="0"/>
-          <w:sz w:val="20"/>
-          <w:szCs w:val="20"/>
-          <w:lang w:val="en-US"/>
-        </w:rPr>
-      </w:pPr>
-    </w:p>
-    <w:p>
-      <w:pPr>
-        <w:widowControl w:val="0"/>
-        <w:tabs>
-          <w:tab w:val="left" w:pos="881"/>
-        </w:tabs>
-        <w:autoSpaceDE w:val="0"/>
-        <w:autoSpaceDN w:val="0"/>
-        <w:spacing w:after="0" w:line="240" w:lineRule="auto"/>
-        <w:rPr>
-          <w:rFonts w:ascii="Arial" w:eastAsia="Arial MT" w:hAnsi="Arial" w:cs="Arial"/>
-          <w:b/>
-          <w:kern w:val="0"/>
-          <w:sz w:val="20"/>
-          <w:szCs w:val="20"/>
-          <w:lang w:val="en-US"/>
-        </w:rPr>
-      </w:pPr>
-      <w:r>
-        <w:rPr>
-          <w:rFonts w:ascii="Arial" w:eastAsia="Arial MT" w:hAnsi="Arial" w:cs="Arial"/>
-          <w:b/>
-          <w:kern w:val="0"/>
-          <w:sz w:val="20"/>
-          <w:szCs w:val="20"/>
-          <w:lang w:val="en-US"/>
-        </w:rPr>
-        <w:t>________________</w:t>
-      </w:r>
-    </w:p>
-    <w:p>
-      <w:pPr>
+        <w:keepLines/>
         <w:widowControl w:val="0"/>
         <w:autoSpaceDE w:val="0"/>
         <w:autoSpaceDN w:val="0"/>
@@ -26535,7 +26520,7 @@
       </w:r>
       <w:r>
         <w:rPr>
-          <w:rFonts w:ascii="Nirmala UI" w:eastAsia="Arial MT" w:hAnsi="Nirmala UI" w:cs="Nirmala UI" w:hint="cs"/>
+          <w:rFonts w:ascii="Nirmala UI" w:eastAsia="Nirmala UI" w:hAnsi="Nirmala UI" w:cs="Nirmala UI" w:hint="cs"/>
           <w:kern w:val="0"/>
           <w:sz w:val="20"/>
           <w:szCs w:val="20"/>
@@ -26565,7 +26550,7 @@
       </w:r>
       <w:r>
         <w:rPr>
-          <w:rFonts w:ascii="Nirmala UI" w:eastAsia="Arial MT" w:hAnsi="Nirmala UI" w:cs="Nirmala UI"/>
+          <w:rFonts w:ascii="Nirmala UI" w:eastAsia="Nirmala UI" w:hAnsi="Nirmala UI" w:cs="Nirmala UI"/>
           <w:kern w:val="0"/>
           <w:sz w:val="20"/>
           <w:szCs w:val="20"/>
@@ -26615,10 +26600,11 @@
     </w:p>
     <w:p>
       <w:pPr>
+        <w:pageBreakBefore/>
         <w:widowControl w:val="0"/>
         <w:autoSpaceDE w:val="0"/>
         <w:autoSpaceDN w:val="0"/>
-        <w:spacing w:after="0" w:line="240" w:lineRule="auto"/>
+        <w:spacing w:after="0" w:line="240" w:lineRule="auto" w:before="2200"/>
         <w:ind w:left="3600"/>
         <w:rPr>
           <w:rFonts w:ascii="Arial MT" w:eastAsia="Arial MT" w:hAnsi="Arial MT" w:cs="Arial MT"/>
@@ -26861,6 +26847,7 @@
     <w:tbl>
       <w:tblPr>
         <w:tblW w:w="9636" w:type="dxa"/>
+        <w:tblLayout w:type="fixed"/>
         <w:tblLook w:val="04A0" w:firstRow="1" w:lastRow="0" w:firstColumn="1" w:lastColumn="0" w:noHBand="0" w:noVBand="1"/>
       </w:tblPr>
       <w:tblGrid>
@@ -26869,12 +26856,10 @@
         <w:gridCol w:w="1940"/>
       </w:tblGrid>
       <w:tr>
-        <w:trPr>
-          <w:trHeight w:val="302"/>
-        </w:trPr>
+        <w:trPr/>
         <w:tc>
           <w:tcPr>
-            <w:tcW w:w="5735" w:type="dxa"/>
+            <w:tcW w:w="4392" w:type="dxa"/>
             <w:vMerge w:val="restart"/>
             <w:tcBorders>
               <w:top w:val="single" w:sz="8" w:space="0" w:color="auto"/>
@@ -26886,10 +26871,14 @@
             <w:noWrap/>
             <w:vAlign w:val="center"/>
             <w:hideMark/>
+            <w:tcMar>
+              <w:top w:w="0" w:type="dxa"/>
+              <w:bottom w:w="0" w:type="dxa"/>
+            </w:tcMar>
           </w:tcPr>
           <w:p>
             <w:pPr>
-              <w:spacing w:after="0" w:line="240" w:lineRule="auto"/>
+              <w:spacing w:after="0" w:line="140" w:lineRule="exact" w:before="0"/>
               <w:jc w:val="center"/>
               <w:rPr>
                 <w:rFonts w:ascii="Times New Roman" w:eastAsia="Times New Roman" w:hAnsi="Times New Roman" w:cs="Times New Roman"/>
@@ -26908,6 +26897,7 @@
                 <w:bCs/>
                 <w:color w:val="000000"/>
                 <w:kern w:val="0"/>
+                <w:sz w:val="12"/>
                 <w:lang w:eastAsia="en-IN"/>
                 <w14:ligatures w14:val="none"/>
               </w:rPr>
@@ -26917,7 +26907,7 @@
         </w:tc>
         <w:tc>
           <w:tcPr>
-            <w:tcW w:w="1961" w:type="dxa"/>
+            <w:tcW w:w="2448" w:type="dxa"/>
             <w:tcBorders>
               <w:top w:val="single" w:sz="8" w:space="0" w:color="auto"/>
               <w:left w:val="single" w:sz="8" w:space="0" w:color="auto"/>
@@ -26927,10 +26917,14 @@
             <w:shd w:val="clear" w:color="auto" w:fill="D0CECE"/>
             <w:vAlign w:val="center"/>
             <w:hideMark/>
+            <w:tcMar>
+              <w:top w:w="0" w:type="dxa"/>
+              <w:bottom w:w="0" w:type="dxa"/>
+            </w:tcMar>
           </w:tcPr>
           <w:p>
             <w:pPr>
-              <w:spacing w:after="0" w:line="240" w:lineRule="auto"/>
+              <w:spacing w:after="0" w:line="140" w:lineRule="exact" w:before="0"/>
               <w:rPr>
                 <w:rFonts w:ascii="Times New Roman" w:eastAsia="Times New Roman" w:hAnsi="Times New Roman" w:cs="Times New Roman"/>
                 <w:b/>
@@ -26946,7 +26940,7 @@
                 <w:b/>
                 <w:bCs/>
                 <w:color w:val="000000"/>
-                <w:sz w:val="22"/>
+                <w:sz w:val="12"/>
                 <w:szCs w:val="22"/>
               </w:rPr>
               <w:t xml:space="preserve">       Amount </w:t>
@@ -26955,7 +26949,7 @@
         </w:tc>
         <w:tc>
           <w:tcPr>
-            <w:tcW w:w="1940" w:type="dxa"/>
+            <w:tcW w:w="2448" w:type="dxa"/>
             <w:tcBorders>
               <w:top w:val="single" w:sz="8" w:space="0" w:color="auto"/>
               <w:left w:val="single" w:sz="8" w:space="0" w:color="auto"/>
@@ -26965,10 +26959,14 @@
             <w:shd w:val="clear" w:color="auto" w:fill="D0CECE"/>
             <w:vAlign w:val="center"/>
             <w:hideMark/>
+            <w:tcMar>
+              <w:top w:w="0" w:type="dxa"/>
+              <w:bottom w:w="0" w:type="dxa"/>
+            </w:tcMar>
           </w:tcPr>
           <w:p>
             <w:pPr>
-              <w:spacing w:after="0" w:line="240" w:lineRule="auto"/>
+              <w:spacing w:after="0" w:line="140" w:lineRule="exact" w:before="0"/>
               <w:jc w:val="center"/>
               <w:rPr>
                 <w:rFonts w:ascii="Times New Roman" w:eastAsia="Times New Roman" w:hAnsi="Times New Roman" w:cs="Times New Roman"/>
@@ -26985,7 +26983,7 @@
                 <w:b/>
                 <w:bCs/>
                 <w:color w:val="000000"/>
-                <w:sz w:val="22"/>
+                <w:sz w:val="12"/>
                 <w:szCs w:val="22"/>
               </w:rPr>
               <w:t xml:space="preserve">Amount </w:t>
@@ -26994,9 +26992,7 @@
         </w:tc>
       </w:tr>
       <w:tr>
-        <w:trPr>
-          <w:trHeight w:val="302"/>
-        </w:trPr>
+        <w:trPr/>
         <w:tc>
           <w:tcPr>
             <w:tcW w:w="5735" w:type="dxa"/>
@@ -27027,7 +27023,7 @@
         </w:tc>
         <w:tc>
           <w:tcPr>
-            <w:tcW w:w="1961" w:type="dxa"/>
+            <w:tcW w:w="2448" w:type="dxa"/>
             <w:tcBorders>
               <w:top w:val="nil"/>
               <w:left w:val="single" w:sz="8" w:space="0" w:color="auto"/>
@@ -27037,10 +27033,14 @@
             <w:shd w:val="clear" w:color="auto" w:fill="D0CECE"/>
             <w:vAlign w:val="center"/>
             <w:hideMark/>
+            <w:tcMar>
+              <w:top w:w="0" w:type="dxa"/>
+              <w:bottom w:w="0" w:type="dxa"/>
+            </w:tcMar>
           </w:tcPr>
           <w:p>
             <w:pPr>
-              <w:spacing w:after="0" w:line="240" w:lineRule="auto"/>
+              <w:spacing w:after="0" w:line="140" w:lineRule="exact" w:before="0"/>
               <w:rPr>
                 <w:rFonts w:ascii="Times New Roman" w:eastAsia="Times New Roman" w:hAnsi="Times New Roman" w:cs="Times New Roman"/>
                 <w:b/>
@@ -27056,7 +27056,7 @@
                 <w:b/>
                 <w:bCs/>
                 <w:color w:val="000000"/>
-                <w:sz w:val="22"/>
+                <w:sz w:val="12"/>
                 <w:szCs w:val="22"/>
               </w:rPr>
               <w:t xml:space="preserve">     (Per Month)</w:t>
@@ -27065,7 +27065,7 @@
         </w:tc>
         <w:tc>
           <w:tcPr>
-            <w:tcW w:w="1940" w:type="dxa"/>
+            <w:tcW w:w="2448" w:type="dxa"/>
             <w:tcBorders>
               <w:top w:val="nil"/>
               <w:left w:val="single" w:sz="8" w:space="0" w:color="auto"/>
@@ -27075,10 +27075,14 @@
             <w:shd w:val="clear" w:color="auto" w:fill="D0CECE"/>
             <w:vAlign w:val="center"/>
             <w:hideMark/>
+            <w:tcMar>
+              <w:top w:w="0" w:type="dxa"/>
+              <w:bottom w:w="0" w:type="dxa"/>
+            </w:tcMar>
           </w:tcPr>
           <w:p>
             <w:pPr>
-              <w:spacing w:after="0" w:line="240" w:lineRule="auto"/>
+              <w:spacing w:after="0" w:line="140" w:lineRule="exact" w:before="0"/>
               <w:jc w:val="center"/>
               <w:rPr>
                 <w:rFonts w:ascii="Times New Roman" w:eastAsia="Times New Roman" w:hAnsi="Times New Roman" w:cs="Times New Roman"/>
@@ -27095,7 +27099,7 @@
                 <w:b/>
                 <w:bCs/>
                 <w:color w:val="000000"/>
-                <w:sz w:val="22"/>
+                <w:sz w:val="12"/>
                 <w:szCs w:val="22"/>
               </w:rPr>
               <w:t>(Per Annum)</w:t>
@@ -27104,12 +27108,10 @@
         </w:tc>
       </w:tr>
       <w:tr>
-        <w:trPr>
-          <w:trHeight w:val="302"/>
-        </w:trPr>
+        <w:trPr/>
         <w:tc>
           <w:tcPr>
-            <w:tcW w:w="5735" w:type="dxa"/>
+            <w:tcW w:w="4392" w:type="dxa"/>
             <w:tcBorders>
               <w:top w:val="nil"/>
               <w:left w:val="single" w:sz="8" w:space="0" w:color="auto"/>
@@ -27119,10 +27121,14 @@
             <w:noWrap/>
             <w:vAlign w:val="center"/>
             <w:hideMark/>
+            <w:tcMar>
+              <w:top w:w="0" w:type="dxa"/>
+              <w:bottom w:w="0" w:type="dxa"/>
+            </w:tcMar>
           </w:tcPr>
           <w:p>
             <w:pPr>
-              <w:spacing w:after="0" w:line="240" w:lineRule="auto"/>
+              <w:spacing w:after="0" w:line="140" w:lineRule="exact" w:before="0"/>
               <w:rPr>
                 <w:rFonts w:ascii="Calibri" w:eastAsia="Times New Roman" w:hAnsi="Calibri" w:cs="Calibri"/>
                 <w:color w:val="000000"/>
@@ -27138,7 +27144,7 @@
                 <w:rFonts w:ascii="Calibri" w:eastAsia="Times New Roman" w:hAnsi="Calibri" w:cs="Calibri"/>
                 <w:color w:val="000000"/>
                 <w:kern w:val="0"/>
-                <w:sz w:val="22"/>
+                <w:sz w:val="12"/>
                 <w:szCs w:val="22"/>
                 <w:lang w:eastAsia="en-IN"/>
                 <w14:ligatures w14:val="none"/>
@@ -27149,7 +27155,7 @@
         </w:tc>
         <w:tc>
           <w:tcPr>
-            <w:tcW w:w="1961" w:type="dxa"/>
+            <w:tcW w:w="2448" w:type="dxa"/>
             <w:tcBorders>
               <w:top w:val="nil"/>
               <w:left w:val="nil"/>
@@ -27158,10 +27164,14 @@
             </w:tcBorders>
             <w:noWrap/>
             <w:vAlign w:val="center"/>
+            <w:tcMar>
+              <w:top w:w="0" w:type="dxa"/>
+              <w:bottom w:w="0" w:type="dxa"/>
+            </w:tcMar>
           </w:tcPr>
           <w:p>
             <w:pPr>
-              <w:spacing w:after="0" w:line="240" w:lineRule="auto"/>
+              <w:spacing w:after="0" w:line="140" w:lineRule="exact" w:before="0"/>
               <w:jc w:val="center"/>
               <w:rPr>
                 <w:rFonts w:ascii="Calibri" w:eastAsia="Times New Roman" w:hAnsi="Calibri" w:cs="Calibri"/>
@@ -27174,13 +27184,16 @@
               </w:rPr>
             </w:pPr>
             <w:r>
-              <w:t>{{salary_basic_salary_monthly}}</w:t>
+              <w:rPr>
+                <w:sz w:val="12"/>
+              </w:rPr>
+              <w:t>{{salary_basic_monthly}}</w:t>
             </w:r>
           </w:p>
         </w:tc>
         <w:tc>
           <w:tcPr>
-            <w:tcW w:w="1940" w:type="dxa"/>
+            <w:tcW w:w="2448" w:type="dxa"/>
             <w:tcBorders>
               <w:top w:val="nil"/>
               <w:left w:val="nil"/>
@@ -27189,10 +27202,14 @@
             </w:tcBorders>
             <w:noWrap/>
             <w:vAlign w:val="center"/>
+            <w:tcMar>
+              <w:top w:w="0" w:type="dxa"/>
+              <w:bottom w:w="0" w:type="dxa"/>
+            </w:tcMar>
           </w:tcPr>
           <w:p>
             <w:pPr>
-              <w:spacing w:after="0" w:line="240" w:lineRule="auto"/>
+              <w:spacing w:after="0" w:line="140" w:lineRule="exact" w:before="0"/>
               <w:jc w:val="center"/>
               <w:rPr>
                 <w:rFonts w:ascii="Calibri" w:eastAsia="Times New Roman" w:hAnsi="Calibri" w:cs="Calibri"/>
@@ -27205,18 +27222,19 @@
               </w:rPr>
             </w:pPr>
             <w:r>
-              <w:t>{{salary_basic_salary_annual}}</w:t>
+              <w:rPr>
+                <w:sz w:val="12"/>
+              </w:rPr>
+              <w:t>{{salary_basic_annual}}</w:t>
             </w:r>
           </w:p>
         </w:tc>
       </w:tr>
       <w:tr>
-        <w:trPr>
-          <w:trHeight w:val="302"/>
-        </w:trPr>
+        <w:trPr/>
         <w:tc>
           <w:tcPr>
-            <w:tcW w:w="5735" w:type="dxa"/>
+            <w:tcW w:w="4392" w:type="dxa"/>
             <w:tcBorders>
               <w:top w:val="nil"/>
               <w:left w:val="single" w:sz="8" w:space="0" w:color="auto"/>
@@ -27226,10 +27244,14 @@
             <w:noWrap/>
             <w:vAlign w:val="center"/>
             <w:hideMark/>
+            <w:tcMar>
+              <w:top w:w="0" w:type="dxa"/>
+              <w:bottom w:w="0" w:type="dxa"/>
+            </w:tcMar>
           </w:tcPr>
           <w:p>
             <w:pPr>
-              <w:spacing w:after="0" w:line="240" w:lineRule="auto"/>
+              <w:spacing w:after="0" w:line="140" w:lineRule="exact" w:before="0"/>
               <w:rPr>
                 <w:rFonts w:ascii="Calibri" w:eastAsia="Times New Roman" w:hAnsi="Calibri" w:cs="Calibri"/>
                 <w:color w:val="000000"/>
@@ -27245,7 +27267,7 @@
                 <w:rFonts w:ascii="Calibri" w:eastAsia="Times New Roman" w:hAnsi="Calibri" w:cs="Calibri"/>
                 <w:color w:val="000000"/>
                 <w:kern w:val="0"/>
-                <w:sz w:val="22"/>
+                <w:sz w:val="12"/>
                 <w:szCs w:val="22"/>
                 <w:lang w:eastAsia="en-IN"/>
                 <w14:ligatures w14:val="none"/>
@@ -27256,7 +27278,7 @@
         </w:tc>
         <w:tc>
           <w:tcPr>
-            <w:tcW w:w="1961" w:type="dxa"/>
+            <w:tcW w:w="2448" w:type="dxa"/>
             <w:tcBorders>
               <w:top w:val="nil"/>
               <w:left w:val="nil"/>
@@ -27265,10 +27287,14 @@
             </w:tcBorders>
             <w:noWrap/>
             <w:vAlign w:val="center"/>
+            <w:tcMar>
+              <w:top w:w="0" w:type="dxa"/>
+              <w:bottom w:w="0" w:type="dxa"/>
+            </w:tcMar>
           </w:tcPr>
           <w:p>
             <w:pPr>
-              <w:spacing w:after="0" w:line="240" w:lineRule="auto"/>
+              <w:spacing w:after="0" w:line="140" w:lineRule="exact" w:before="0"/>
               <w:jc w:val="center"/>
               <w:rPr>
                 <w:rFonts w:ascii="Calibri" w:eastAsia="Times New Roman" w:hAnsi="Calibri" w:cs="Calibri"/>
@@ -27281,13 +27307,16 @@
               </w:rPr>
             </w:pPr>
             <w:r>
-              <w:t>{{salary_house_rent_allowance_monthly}}</w:t>
+              <w:rPr>
+                <w:sz w:val="12"/>
+              </w:rPr>
+              <w:t>{{salary_hra_monthly}}</w:t>
             </w:r>
           </w:p>
         </w:tc>
         <w:tc>
           <w:tcPr>
-            <w:tcW w:w="1940" w:type="dxa"/>
+            <w:tcW w:w="2448" w:type="dxa"/>
             <w:tcBorders>
               <w:top w:val="nil"/>
               <w:left w:val="nil"/>
@@ -27296,10 +27325,14 @@
             </w:tcBorders>
             <w:noWrap/>
             <w:vAlign w:val="center"/>
+            <w:tcMar>
+              <w:top w:w="0" w:type="dxa"/>
+              <w:bottom w:w="0" w:type="dxa"/>
+            </w:tcMar>
           </w:tcPr>
           <w:p>
             <w:pPr>
-              <w:spacing w:after="0" w:line="240" w:lineRule="auto"/>
+              <w:spacing w:after="0" w:line="140" w:lineRule="exact" w:before="0"/>
               <w:jc w:val="center"/>
               <w:rPr>
                 <w:rFonts w:ascii="Calibri" w:eastAsia="Times New Roman" w:hAnsi="Calibri" w:cs="Calibri"/>
@@ -27312,18 +27345,19 @@
               </w:rPr>
             </w:pPr>
             <w:r>
-              <w:t>{{salary_house_rent_allowance_annual}}</w:t>
+              <w:rPr>
+                <w:sz w:val="12"/>
+              </w:rPr>
+              <w:t>{{salary_hra_annual}}</w:t>
             </w:r>
           </w:p>
         </w:tc>
       </w:tr>
       <w:tr>
-        <w:trPr>
-          <w:trHeight w:val="302"/>
-        </w:trPr>
+        <w:trPr/>
         <w:tc>
           <w:tcPr>
-            <w:tcW w:w="5735" w:type="dxa"/>
+            <w:tcW w:w="4392" w:type="dxa"/>
             <w:tcBorders>
               <w:top w:val="nil"/>
               <w:left w:val="single" w:sz="8" w:space="0" w:color="auto"/>
@@ -27333,10 +27367,14 @@
             <w:noWrap/>
             <w:vAlign w:val="center"/>
             <w:hideMark/>
+            <w:tcMar>
+              <w:top w:w="0" w:type="dxa"/>
+              <w:bottom w:w="0" w:type="dxa"/>
+            </w:tcMar>
           </w:tcPr>
           <w:p>
             <w:pPr>
-              <w:spacing w:after="0" w:line="240" w:lineRule="auto"/>
+              <w:spacing w:after="0" w:line="140" w:lineRule="exact" w:before="0"/>
               <w:rPr>
                 <w:rFonts w:ascii="Calibri" w:eastAsia="Times New Roman" w:hAnsi="Calibri" w:cs="Calibri"/>
                 <w:color w:val="000000"/>
@@ -27352,7 +27390,7 @@
                 <w:rFonts w:ascii="Calibri" w:eastAsia="Times New Roman" w:hAnsi="Calibri" w:cs="Calibri"/>
                 <w:color w:val="000000"/>
                 <w:kern w:val="0"/>
-                <w:sz w:val="22"/>
+                <w:sz w:val="12"/>
                 <w:szCs w:val="22"/>
                 <w:lang w:eastAsia="en-IN"/>
                 <w14:ligatures w14:val="none"/>
@@ -27363,7 +27401,7 @@
         </w:tc>
         <w:tc>
           <w:tcPr>
-            <w:tcW w:w="1961" w:type="dxa"/>
+            <w:tcW w:w="2448" w:type="dxa"/>
             <w:tcBorders>
               <w:top w:val="nil"/>
               <w:left w:val="nil"/>
@@ -27372,10 +27410,14 @@
             </w:tcBorders>
             <w:noWrap/>
             <w:vAlign w:val="center"/>
+            <w:tcMar>
+              <w:top w:w="0" w:type="dxa"/>
+              <w:bottom w:w="0" w:type="dxa"/>
+            </w:tcMar>
           </w:tcPr>
           <w:p>
             <w:pPr>
-              <w:spacing w:after="0" w:line="240" w:lineRule="auto"/>
+              <w:spacing w:after="0" w:line="140" w:lineRule="exact" w:before="0"/>
               <w:jc w:val="center"/>
               <w:rPr>
                 <w:rFonts w:ascii="Calibri" w:eastAsia="Times New Roman" w:hAnsi="Calibri" w:cs="Calibri"/>
@@ -27388,13 +27430,16 @@
               </w:rPr>
             </w:pPr>
             <w:r>
-              <w:t>{{salary_conveyance_allowance_monthly}}</w:t>
+              <w:rPr>
+                <w:sz w:val="12"/>
+              </w:rPr>
+              <w:t>{{salary_conveyance_monthly}}</w:t>
             </w:r>
           </w:p>
         </w:tc>
         <w:tc>
           <w:tcPr>
-            <w:tcW w:w="1940" w:type="dxa"/>
+            <w:tcW w:w="2448" w:type="dxa"/>
             <w:tcBorders>
               <w:top w:val="nil"/>
               <w:left w:val="nil"/>
@@ -27403,10 +27448,14 @@
             </w:tcBorders>
             <w:noWrap/>
             <w:vAlign w:val="center"/>
+            <w:tcMar>
+              <w:top w:w="0" w:type="dxa"/>
+              <w:bottom w:w="0" w:type="dxa"/>
+            </w:tcMar>
           </w:tcPr>
           <w:p>
             <w:pPr>
-              <w:spacing w:after="0" w:line="240" w:lineRule="auto"/>
+              <w:spacing w:after="0" w:line="140" w:lineRule="exact" w:before="0"/>
               <w:jc w:val="center"/>
               <w:rPr>
                 <w:rFonts w:ascii="Calibri" w:eastAsia="Times New Roman" w:hAnsi="Calibri" w:cs="Calibri"/>
@@ -27419,18 +27468,19 @@
               </w:rPr>
             </w:pPr>
             <w:r>
-              <w:t>{{salary_conveyance_allowance_annual}}</w:t>
+              <w:rPr>
+                <w:sz w:val="12"/>
+              </w:rPr>
+              <w:t>{{salary_conveyance_annual}}</w:t>
             </w:r>
           </w:p>
         </w:tc>
       </w:tr>
       <w:tr>
-        <w:trPr>
-          <w:trHeight w:val="302"/>
-        </w:trPr>
+        <w:trPr/>
         <w:tc>
           <w:tcPr>
-            <w:tcW w:w="5735" w:type="dxa"/>
+            <w:tcW w:w="4392" w:type="dxa"/>
             <w:tcBorders>
               <w:top w:val="nil"/>
               <w:left w:val="single" w:sz="8" w:space="0" w:color="auto"/>
@@ -27440,10 +27490,14 @@
             <w:noWrap/>
             <w:vAlign w:val="center"/>
             <w:hideMark/>
+            <w:tcMar>
+              <w:top w:w="0" w:type="dxa"/>
+              <w:bottom w:w="0" w:type="dxa"/>
+            </w:tcMar>
           </w:tcPr>
           <w:p>
             <w:pPr>
-              <w:spacing w:after="0" w:line="240" w:lineRule="auto"/>
+              <w:spacing w:after="0" w:line="140" w:lineRule="exact" w:before="0"/>
               <w:rPr>
                 <w:rFonts w:ascii="Calibri" w:eastAsia="Times New Roman" w:hAnsi="Calibri" w:cs="Calibri"/>
                 <w:color w:val="000000"/>
@@ -27459,7 +27513,7 @@
                 <w:rFonts w:ascii="Calibri" w:eastAsia="Times New Roman" w:hAnsi="Calibri" w:cs="Calibri"/>
                 <w:color w:val="000000"/>
                 <w:kern w:val="0"/>
-                <w:sz w:val="22"/>
+                <w:sz w:val="12"/>
                 <w:szCs w:val="22"/>
                 <w:lang w:eastAsia="en-IN"/>
                 <w14:ligatures w14:val="none"/>
@@ -27470,7 +27524,7 @@
         </w:tc>
         <w:tc>
           <w:tcPr>
-            <w:tcW w:w="1961" w:type="dxa"/>
+            <w:tcW w:w="2448" w:type="dxa"/>
             <w:tcBorders>
               <w:top w:val="nil"/>
               <w:left w:val="nil"/>
@@ -27479,10 +27533,14 @@
             </w:tcBorders>
             <w:noWrap/>
             <w:vAlign w:val="center"/>
+            <w:tcMar>
+              <w:top w:w="0" w:type="dxa"/>
+              <w:bottom w:w="0" w:type="dxa"/>
+            </w:tcMar>
           </w:tcPr>
           <w:p>
             <w:pPr>
-              <w:spacing w:after="0" w:line="240" w:lineRule="auto"/>
+              <w:spacing w:after="0" w:line="140" w:lineRule="exact" w:before="0"/>
               <w:jc w:val="center"/>
               <w:rPr>
                 <w:rFonts w:ascii="Calibri" w:eastAsia="Times New Roman" w:hAnsi="Calibri" w:cs="Calibri"/>
@@ -27495,13 +27553,16 @@
               </w:rPr>
             </w:pPr>
             <w:r>
-              <w:t>{{salary_medical_reimbursement_monthly}}</w:t>
+              <w:rPr>
+                <w:sz w:val="12"/>
+              </w:rPr>
+              <w:t>{{salary_medical_monthly}}</w:t>
             </w:r>
           </w:p>
         </w:tc>
         <w:tc>
           <w:tcPr>
-            <w:tcW w:w="1940" w:type="dxa"/>
+            <w:tcW w:w="2448" w:type="dxa"/>
             <w:tcBorders>
               <w:top w:val="nil"/>
               <w:left w:val="nil"/>
@@ -27510,10 +27571,14 @@
             </w:tcBorders>
             <w:noWrap/>
             <w:vAlign w:val="center"/>
+            <w:tcMar>
+              <w:top w:w="0" w:type="dxa"/>
+              <w:bottom w:w="0" w:type="dxa"/>
+            </w:tcMar>
           </w:tcPr>
           <w:p>
             <w:pPr>
-              <w:spacing w:after="0" w:line="240" w:lineRule="auto"/>
+              <w:spacing w:after="0" w:line="140" w:lineRule="exact" w:before="0"/>
               <w:jc w:val="center"/>
               <w:rPr>
                 <w:rFonts w:ascii="Calibri" w:eastAsia="Times New Roman" w:hAnsi="Calibri" w:cs="Calibri"/>
@@ -27526,18 +27591,19 @@
               </w:rPr>
             </w:pPr>
             <w:r>
-              <w:t>{{salary_medical_reimbursement_annual}}</w:t>
+              <w:rPr>
+                <w:sz w:val="12"/>
+              </w:rPr>
+              <w:t>{{salary_medical_annual}}</w:t>
             </w:r>
           </w:p>
         </w:tc>
       </w:tr>
       <w:tr>
-        <w:trPr>
-          <w:trHeight w:val="302"/>
-        </w:trPr>
+        <w:trPr/>
         <w:tc>
           <w:tcPr>
-            <w:tcW w:w="5735" w:type="dxa"/>
+            <w:tcW w:w="4392" w:type="dxa"/>
             <w:tcBorders>
               <w:top w:val="nil"/>
               <w:left w:val="single" w:sz="8" w:space="0" w:color="auto"/>
@@ -27547,10 +27613,14 @@
             <w:noWrap/>
             <w:vAlign w:val="center"/>
             <w:hideMark/>
+            <w:tcMar>
+              <w:top w:w="0" w:type="dxa"/>
+              <w:bottom w:w="0" w:type="dxa"/>
+            </w:tcMar>
           </w:tcPr>
           <w:p>
             <w:pPr>
-              <w:spacing w:after="0" w:line="240" w:lineRule="auto"/>
+              <w:spacing w:after="0" w:line="140" w:lineRule="exact" w:before="0"/>
               <w:rPr>
                 <w:rFonts w:ascii="Calibri" w:eastAsia="Times New Roman" w:hAnsi="Calibri" w:cs="Calibri"/>
                 <w:color w:val="000000"/>
@@ -27566,7 +27636,7 @@
                 <w:rFonts w:ascii="Calibri" w:eastAsia="Times New Roman" w:hAnsi="Calibri" w:cs="Calibri"/>
                 <w:color w:val="000000"/>
                 <w:kern w:val="0"/>
-                <w:sz w:val="22"/>
+                <w:sz w:val="12"/>
                 <w:szCs w:val="22"/>
                 <w:lang w:eastAsia="en-IN"/>
                 <w14:ligatures w14:val="none"/>
@@ -27577,7 +27647,7 @@
         </w:tc>
         <w:tc>
           <w:tcPr>
-            <w:tcW w:w="1961" w:type="dxa"/>
+            <w:tcW w:w="2448" w:type="dxa"/>
             <w:tcBorders>
               <w:top w:val="nil"/>
               <w:left w:val="nil"/>
@@ -27586,10 +27656,14 @@
             </w:tcBorders>
             <w:noWrap/>
             <w:vAlign w:val="center"/>
+            <w:tcMar>
+              <w:top w:w="0" w:type="dxa"/>
+              <w:bottom w:w="0" w:type="dxa"/>
+            </w:tcMar>
           </w:tcPr>
           <w:p>
             <w:pPr>
-              <w:spacing w:after="0" w:line="240" w:lineRule="auto"/>
+              <w:spacing w:after="0" w:line="140" w:lineRule="exact" w:before="0"/>
               <w:jc w:val="center"/>
               <w:rPr>
                 <w:rFonts w:ascii="Calibri" w:eastAsia="Times New Roman" w:hAnsi="Calibri" w:cs="Calibri"/>
@@ -27602,13 +27676,16 @@
               </w:rPr>
             </w:pPr>
             <w:r>
-              <w:t>{{salary_special_allowance_monthly}}</w:t>
+              <w:rPr>
+                <w:sz w:val="12"/>
+              </w:rPr>
+              <w:t>{{salary_special_monthly}}</w:t>
             </w:r>
           </w:p>
         </w:tc>
         <w:tc>
           <w:tcPr>
-            <w:tcW w:w="1940" w:type="dxa"/>
+            <w:tcW w:w="2448" w:type="dxa"/>
             <w:tcBorders>
               <w:top w:val="nil"/>
               <w:left w:val="nil"/>
@@ -27617,10 +27694,14 @@
             </w:tcBorders>
             <w:noWrap/>
             <w:vAlign w:val="center"/>
+            <w:tcMar>
+              <w:top w:w="0" w:type="dxa"/>
+              <w:bottom w:w="0" w:type="dxa"/>
+            </w:tcMar>
           </w:tcPr>
           <w:p>
             <w:pPr>
-              <w:spacing w:after="0" w:line="240" w:lineRule="auto"/>
+              <w:spacing w:after="0" w:line="140" w:lineRule="exact" w:before="0"/>
               <w:jc w:val="center"/>
               <w:rPr>
                 <w:rFonts w:ascii="Calibri" w:eastAsia="Times New Roman" w:hAnsi="Calibri" w:cs="Calibri"/>
@@ -27633,18 +27714,19 @@
               </w:rPr>
             </w:pPr>
             <w:r>
-              <w:t>{{salary_special_allowance_annual}}</w:t>
+              <w:rPr>
+                <w:sz w:val="12"/>
+              </w:rPr>
+              <w:t>{{salary_special_annual}}</w:t>
             </w:r>
           </w:p>
         </w:tc>
       </w:tr>
       <w:tr>
-        <w:trPr>
-          <w:trHeight w:val="302"/>
-        </w:trPr>
+        <w:trPr/>
         <w:tc>
           <w:tcPr>
-            <w:tcW w:w="5735" w:type="dxa"/>
+            <w:tcW w:w="4392" w:type="dxa"/>
             <w:tcBorders>
               <w:top w:val="nil"/>
               <w:left w:val="single" w:sz="8" w:space="0" w:color="auto"/>
@@ -27654,10 +27736,14 @@
             <w:noWrap/>
             <w:vAlign w:val="center"/>
             <w:hideMark/>
+            <w:tcMar>
+              <w:top w:w="0" w:type="dxa"/>
+              <w:bottom w:w="0" w:type="dxa"/>
+            </w:tcMar>
           </w:tcPr>
           <w:p>
             <w:pPr>
-              <w:spacing w:after="0" w:line="240" w:lineRule="auto"/>
+              <w:spacing w:after="0" w:line="140" w:lineRule="exact" w:before="0"/>
               <w:rPr>
                 <w:rFonts w:ascii="Calibri" w:eastAsia="Times New Roman" w:hAnsi="Calibri" w:cs="Calibri"/>
                 <w:color w:val="000000"/>
@@ -27673,7 +27759,7 @@
                 <w:rFonts w:ascii="Calibri" w:eastAsia="Times New Roman" w:hAnsi="Calibri" w:cs="Calibri"/>
                 <w:color w:val="000000"/>
                 <w:kern w:val="0"/>
-                <w:sz w:val="22"/>
+                <w:sz w:val="12"/>
                 <w:szCs w:val="22"/>
                 <w:lang w:eastAsia="en-IN"/>
                 <w14:ligatures w14:val="none"/>
@@ -27684,7 +27770,7 @@
         </w:tc>
         <w:tc>
           <w:tcPr>
-            <w:tcW w:w="1961" w:type="dxa"/>
+            <w:tcW w:w="2448" w:type="dxa"/>
             <w:tcBorders>
               <w:top w:val="nil"/>
               <w:left w:val="nil"/>
@@ -27693,10 +27779,14 @@
             </w:tcBorders>
             <w:noWrap/>
             <w:vAlign w:val="center"/>
+            <w:tcMar>
+              <w:top w:w="0" w:type="dxa"/>
+              <w:bottom w:w="0" w:type="dxa"/>
+            </w:tcMar>
           </w:tcPr>
           <w:p>
             <w:pPr>
-              <w:spacing w:after="0" w:line="240" w:lineRule="auto"/>
+              <w:spacing w:after="0" w:line="140" w:lineRule="exact" w:before="0"/>
               <w:jc w:val="center"/>
               <w:rPr>
                 <w:rFonts w:ascii="Calibri" w:eastAsia="Times New Roman" w:hAnsi="Calibri" w:cs="Calibri"/>
@@ -27709,13 +27799,16 @@
               </w:rPr>
             </w:pPr>
             <w:r>
-              <w:t>{{salary_variable_pay_monthly}}</w:t>
+              <w:rPr>
+                <w:sz w:val="12"/>
+              </w:rPr>
+              <w:t>{{salary_variable_monthly}}</w:t>
             </w:r>
           </w:p>
         </w:tc>
         <w:tc>
           <w:tcPr>
-            <w:tcW w:w="1940" w:type="dxa"/>
+            <w:tcW w:w="2448" w:type="dxa"/>
             <w:tcBorders>
               <w:top w:val="nil"/>
               <w:left w:val="nil"/>
@@ -27724,10 +27817,14 @@
             </w:tcBorders>
             <w:noWrap/>
             <w:vAlign w:val="center"/>
+            <w:tcMar>
+              <w:top w:w="0" w:type="dxa"/>
+              <w:bottom w:w="0" w:type="dxa"/>
+            </w:tcMar>
           </w:tcPr>
           <w:p>
             <w:pPr>
-              <w:spacing w:after="0" w:line="240" w:lineRule="auto"/>
+              <w:spacing w:after="0" w:line="140" w:lineRule="exact" w:before="0"/>
               <w:jc w:val="center"/>
               <w:rPr>
                 <w:rFonts w:ascii="Calibri" w:eastAsia="Times New Roman" w:hAnsi="Calibri" w:cs="Calibri"/>
@@ -27740,18 +27837,19 @@
               </w:rPr>
             </w:pPr>
             <w:r>
-              <w:t>{{salary_variable_pay_annual}}</w:t>
+              <w:rPr>
+                <w:sz w:val="12"/>
+              </w:rPr>
+              <w:t>{{salary_variable_annual}}</w:t>
             </w:r>
           </w:p>
         </w:tc>
       </w:tr>
       <w:tr>
-        <w:trPr>
-          <w:trHeight w:val="302"/>
-        </w:trPr>
+        <w:trPr/>
         <w:tc>
           <w:tcPr>
-            <w:tcW w:w="5735" w:type="dxa"/>
+            <w:tcW w:w="4392" w:type="dxa"/>
             <w:tcBorders>
               <w:top w:val="single" w:sz="8" w:space="0" w:color="auto"/>
               <w:left w:val="single" w:sz="8" w:space="0" w:color="auto"/>
@@ -27762,10 +27860,14 @@
             <w:noWrap/>
             <w:vAlign w:val="center"/>
             <w:hideMark/>
+            <w:tcMar>
+              <w:top w:w="0" w:type="dxa"/>
+              <w:bottom w:w="0" w:type="dxa"/>
+            </w:tcMar>
           </w:tcPr>
           <w:p>
             <w:pPr>
-              <w:spacing w:after="0" w:line="240" w:lineRule="auto"/>
+              <w:spacing w:after="0" w:line="140" w:lineRule="exact" w:before="0"/>
               <w:ind w:firstLineChars="300" w:firstLine="660"/>
               <w:jc w:val="right"/>
               <w:rPr>
@@ -27783,7 +27885,7 @@
                 <w:rFonts w:ascii="Calibri" w:eastAsia="Times New Roman" w:hAnsi="Calibri" w:cs="Calibri"/>
                 <w:color w:val="000000"/>
                 <w:kern w:val="0"/>
-                <w:sz w:val="22"/>
+                <w:sz w:val="12"/>
                 <w:szCs w:val="22"/>
                 <w:lang w:eastAsia="en-IN"/>
                 <w14:ligatures w14:val="none"/>
@@ -27795,7 +27897,7 @@
                 <w:rFonts w:ascii="Times New Roman" w:eastAsia="Times New Roman" w:hAnsi="Times New Roman" w:cs="Times New Roman"/>
                 <w:color w:val="000000"/>
                 <w:kern w:val="0"/>
-                <w:sz w:val="14"/>
+                <w:sz w:val="12"/>
                 <w:szCs w:val="14"/>
                 <w:lang w:eastAsia="en-IN"/>
                 <w14:ligatures w14:val="none"/>
@@ -27809,7 +27911,7 @@
                 <w:bCs/>
                 <w:color w:val="000000"/>
                 <w:kern w:val="0"/>
-                <w:sz w:val="22"/>
+                <w:sz w:val="12"/>
                 <w:szCs w:val="22"/>
                 <w:lang w:eastAsia="en-IN"/>
                 <w14:ligatures w14:val="none"/>
@@ -27820,7 +27922,7 @@
         </w:tc>
         <w:tc>
           <w:tcPr>
-            <w:tcW w:w="1961" w:type="dxa"/>
+            <w:tcW w:w="2448" w:type="dxa"/>
             <w:tcBorders>
               <w:top w:val="single" w:sz="8" w:space="0" w:color="auto"/>
               <w:left w:val="nil"/>
@@ -27830,10 +27932,14 @@
             <w:shd w:val="clear" w:color="auto" w:fill="D0CECE"/>
             <w:noWrap/>
             <w:vAlign w:val="center"/>
+            <w:tcMar>
+              <w:top w:w="0" w:type="dxa"/>
+              <w:bottom w:w="0" w:type="dxa"/>
+            </w:tcMar>
           </w:tcPr>
           <w:p>
             <w:pPr>
-              <w:spacing w:after="0" w:line="240" w:lineRule="auto"/>
+              <w:spacing w:after="0" w:line="140" w:lineRule="exact" w:before="0"/>
               <w:jc w:val="center"/>
               <w:rPr>
                 <w:rFonts w:ascii="Calibri" w:eastAsia="Times New Roman" w:hAnsi="Calibri" w:cs="Calibri"/>
@@ -27848,13 +27954,16 @@
               </w:rPr>
             </w:pPr>
             <w:r>
-              <w:t>{{salary_a_gross_salary_total_monthly}}</w:t>
+              <w:rPr>
+                <w:sz w:val="12"/>
+              </w:rPr>
+              <w:t>{{salary_gross_total_monthly}}</w:t>
             </w:r>
           </w:p>
         </w:tc>
         <w:tc>
           <w:tcPr>
-            <w:tcW w:w="1940" w:type="dxa"/>
+            <w:tcW w:w="2448" w:type="dxa"/>
             <w:tcBorders>
               <w:top w:val="single" w:sz="8" w:space="0" w:color="auto"/>
               <w:left w:val="nil"/>
@@ -27864,10 +27973,14 @@
             <w:shd w:val="clear" w:color="auto" w:fill="D0CECE"/>
             <w:noWrap/>
             <w:vAlign w:val="center"/>
+            <w:tcMar>
+              <w:top w:w="0" w:type="dxa"/>
+              <w:bottom w:w="0" w:type="dxa"/>
+            </w:tcMar>
           </w:tcPr>
           <w:p>
             <w:pPr>
-              <w:spacing w:after="0" w:line="240" w:lineRule="auto"/>
+              <w:spacing w:after="0" w:line="140" w:lineRule="exact" w:before="0"/>
               <w:jc w:val="center"/>
               <w:rPr>
                 <w:rFonts w:ascii="Calibri" w:eastAsia="Times New Roman" w:hAnsi="Calibri" w:cs="Calibri"/>
@@ -27882,18 +27995,19 @@
               </w:rPr>
             </w:pPr>
             <w:r>
-              <w:t>{{salary_a_gross_salary_total_annual}}</w:t>
+              <w:rPr>
+                <w:sz w:val="12"/>
+              </w:rPr>
+              <w:t>{{salary_gross_total_annual}}</w:t>
             </w:r>
           </w:p>
         </w:tc>
       </w:tr>
       <w:tr>
-        <w:trPr>
-          <w:trHeight w:val="302"/>
-        </w:trPr>
+        <w:trPr/>
         <w:tc>
           <w:tcPr>
-            <w:tcW w:w="5735" w:type="dxa"/>
+            <w:tcW w:w="4392" w:type="dxa"/>
             <w:tcBorders>
               <w:top w:val="nil"/>
               <w:left w:val="single" w:sz="8" w:space="0" w:color="auto"/>
@@ -27903,10 +28017,14 @@
             <w:noWrap/>
             <w:vAlign w:val="center"/>
             <w:hideMark/>
+            <w:tcMar>
+              <w:top w:w="0" w:type="dxa"/>
+              <w:bottom w:w="0" w:type="dxa"/>
+            </w:tcMar>
           </w:tcPr>
           <w:p>
             <w:pPr>
-              <w:spacing w:after="0" w:line="240" w:lineRule="auto"/>
+              <w:spacing w:after="0" w:line="140" w:lineRule="exact" w:before="0"/>
               <w:rPr>
                 <w:rFonts w:ascii="Calibri" w:eastAsia="Times New Roman" w:hAnsi="Calibri" w:cs="Calibri"/>
                 <w:color w:val="000000"/>
@@ -27922,7 +28040,7 @@
                 <w:rFonts w:ascii="Calibri" w:eastAsia="Times New Roman" w:hAnsi="Calibri" w:cs="Calibri"/>
                 <w:color w:val="000000"/>
                 <w:kern w:val="0"/>
-                <w:sz w:val="22"/>
+                <w:sz w:val="12"/>
                 <w:szCs w:val="22"/>
                 <w:lang w:eastAsia="en-IN"/>
                 <w14:ligatures w14:val="none"/>
@@ -27933,7 +28051,7 @@
         </w:tc>
         <w:tc>
           <w:tcPr>
-            <w:tcW w:w="1961" w:type="dxa"/>
+            <w:tcW w:w="2448" w:type="dxa"/>
             <w:tcBorders>
               <w:top w:val="nil"/>
               <w:left w:val="nil"/>
@@ -27942,10 +28060,14 @@
             </w:tcBorders>
             <w:noWrap/>
             <w:vAlign w:val="center"/>
+            <w:tcMar>
+              <w:top w:w="0" w:type="dxa"/>
+              <w:bottom w:w="0" w:type="dxa"/>
+            </w:tcMar>
           </w:tcPr>
           <w:p>
             <w:pPr>
-              <w:spacing w:after="0" w:line="240" w:lineRule="auto"/>
+              <w:spacing w:after="0" w:line="140" w:lineRule="exact" w:before="0"/>
               <w:jc w:val="center"/>
               <w:rPr>
                 <w:rFonts w:ascii="Calibri" w:eastAsia="Times New Roman" w:hAnsi="Calibri" w:cs="Calibri"/>
@@ -27958,13 +28080,16 @@
               </w:rPr>
             </w:pPr>
             <w:r>
-              <w:t>{{salary_employer_contribution_pf_12_monthly}}</w:t>
+              <w:rPr>
+                <w:sz w:val="12"/>
+              </w:rPr>
+              <w:t>{{salary_pf_monthly}}</w:t>
             </w:r>
           </w:p>
         </w:tc>
         <w:tc>
           <w:tcPr>
-            <w:tcW w:w="1940" w:type="dxa"/>
+            <w:tcW w:w="2448" w:type="dxa"/>
             <w:tcBorders>
               <w:top w:val="nil"/>
               <w:left w:val="nil"/>
@@ -27973,10 +28098,14 @@
             </w:tcBorders>
             <w:noWrap/>
             <w:vAlign w:val="center"/>
+            <w:tcMar>
+              <w:top w:w="0" w:type="dxa"/>
+              <w:bottom w:w="0" w:type="dxa"/>
+            </w:tcMar>
           </w:tcPr>
           <w:p>
             <w:pPr>
-              <w:spacing w:after="0" w:line="240" w:lineRule="auto"/>
+              <w:spacing w:after="0" w:line="140" w:lineRule="exact" w:before="0"/>
               <w:jc w:val="center"/>
               <w:rPr>
                 <w:rFonts w:ascii="Calibri" w:eastAsia="Times New Roman" w:hAnsi="Calibri" w:cs="Calibri"/>
@@ -27989,18 +28118,19 @@
               </w:rPr>
             </w:pPr>
             <w:r>
-              <w:t>{{salary_employer_contribution_pf_12_annual}}</w:t>
+              <w:rPr>
+                <w:sz w:val="12"/>
+              </w:rPr>
+              <w:t>{{salary_pf_annual}}</w:t>
             </w:r>
           </w:p>
         </w:tc>
       </w:tr>
       <w:tr>
-        <w:trPr>
-          <w:trHeight w:val="302"/>
-        </w:trPr>
+        <w:trPr/>
         <w:tc>
           <w:tcPr>
-            <w:tcW w:w="5735" w:type="dxa"/>
+            <w:tcW w:w="4392" w:type="dxa"/>
             <w:tcBorders>
               <w:top w:val="nil"/>
               <w:left w:val="single" w:sz="8" w:space="0" w:color="auto"/>
@@ -28010,10 +28140,14 @@
             <w:noWrap/>
             <w:vAlign w:val="center"/>
             <w:hideMark/>
+            <w:tcMar>
+              <w:top w:w="0" w:type="dxa"/>
+              <w:bottom w:w="0" w:type="dxa"/>
+            </w:tcMar>
           </w:tcPr>
           <w:p>
             <w:pPr>
-              <w:spacing w:after="0" w:line="240" w:lineRule="auto"/>
+              <w:spacing w:after="0" w:line="140" w:lineRule="exact" w:before="0"/>
               <w:rPr>
                 <w:rFonts w:ascii="Calibri" w:eastAsia="Times New Roman" w:hAnsi="Calibri" w:cs="Calibri"/>
                 <w:color w:val="000000"/>
@@ -28029,7 +28163,7 @@
                 <w:rFonts w:ascii="Calibri" w:eastAsia="Times New Roman" w:hAnsi="Calibri" w:cs="Calibri"/>
                 <w:color w:val="000000"/>
                 <w:kern w:val="0"/>
-                <w:sz w:val="22"/>
+                <w:sz w:val="12"/>
                 <w:szCs w:val="22"/>
                 <w:lang w:eastAsia="en-IN"/>
                 <w14:ligatures w14:val="none"/>
@@ -28040,7 +28174,7 @@
         </w:tc>
         <w:tc>
           <w:tcPr>
-            <w:tcW w:w="1961" w:type="dxa"/>
+            <w:tcW w:w="2448" w:type="dxa"/>
             <w:tcBorders>
               <w:top w:val="nil"/>
               <w:left w:val="nil"/>
@@ -28049,10 +28183,14 @@
             </w:tcBorders>
             <w:noWrap/>
             <w:vAlign w:val="center"/>
+            <w:tcMar>
+              <w:top w:w="0" w:type="dxa"/>
+              <w:bottom w:w="0" w:type="dxa"/>
+            </w:tcMar>
           </w:tcPr>
           <w:p>
             <w:pPr>
-              <w:spacing w:after="0" w:line="240" w:lineRule="auto"/>
+              <w:spacing w:after="0" w:line="140" w:lineRule="exact" w:before="0"/>
               <w:jc w:val="center"/>
               <w:rPr>
                 <w:rFonts w:ascii="Calibri" w:eastAsia="Times New Roman" w:hAnsi="Calibri" w:cs="Calibri"/>
@@ -28065,13 +28203,16 @@
               </w:rPr>
             </w:pPr>
             <w:r>
-              <w:t>{{salary_employer_contribution_esi_3_25_monthly}}</w:t>
+              <w:rPr>
+                <w:sz w:val="12"/>
+              </w:rPr>
+              <w:t>{{salary_esi_monthly}}</w:t>
             </w:r>
           </w:p>
         </w:tc>
         <w:tc>
           <w:tcPr>
-            <w:tcW w:w="1940" w:type="dxa"/>
+            <w:tcW w:w="2448" w:type="dxa"/>
             <w:tcBorders>
               <w:top w:val="nil"/>
               <w:left w:val="nil"/>
@@ -28080,10 +28221,14 @@
             </w:tcBorders>
             <w:noWrap/>
             <w:vAlign w:val="center"/>
+            <w:tcMar>
+              <w:top w:w="0" w:type="dxa"/>
+              <w:bottom w:w="0" w:type="dxa"/>
+            </w:tcMar>
           </w:tcPr>
           <w:p>
             <w:pPr>
-              <w:spacing w:after="0" w:line="240" w:lineRule="auto"/>
+              <w:spacing w:after="0" w:line="140" w:lineRule="exact" w:before="0"/>
               <w:jc w:val="center"/>
               <w:rPr>
                 <w:rFonts w:ascii="Calibri" w:eastAsia="Times New Roman" w:hAnsi="Calibri" w:cs="Calibri"/>
@@ -28096,18 +28241,19 @@
               </w:rPr>
             </w:pPr>
             <w:r>
-              <w:t>{{salary_employer_contribution_esi_3_25_annual}}</w:t>
+              <w:rPr>
+                <w:sz w:val="12"/>
+              </w:rPr>
+              <w:t>{{salary_esi_annual}}</w:t>
             </w:r>
           </w:p>
         </w:tc>
       </w:tr>
       <w:tr>
-        <w:trPr>
-          <w:trHeight w:val="302"/>
-        </w:trPr>
+        <w:trPr/>
         <w:tc>
           <w:tcPr>
-            <w:tcW w:w="5735" w:type="dxa"/>
+            <w:tcW w:w="4392" w:type="dxa"/>
             <w:tcBorders>
               <w:top w:val="single" w:sz="8" w:space="0" w:color="auto"/>
               <w:left w:val="single" w:sz="8" w:space="0" w:color="auto"/>
@@ -28117,10 +28263,14 @@
             <w:noWrap/>
             <w:vAlign w:val="center"/>
             <w:hideMark/>
+            <w:tcMar>
+              <w:top w:w="0" w:type="dxa"/>
+              <w:bottom w:w="0" w:type="dxa"/>
+            </w:tcMar>
           </w:tcPr>
           <w:p>
             <w:pPr>
-              <w:spacing w:after="0" w:line="240" w:lineRule="auto"/>
+              <w:spacing w:after="0" w:line="140" w:lineRule="exact" w:before="0"/>
               <w:ind w:firstLineChars="300" w:firstLine="660"/>
               <w:jc w:val="right"/>
               <w:rPr>
@@ -28138,7 +28288,7 @@
                 <w:rFonts w:ascii="Calibri" w:eastAsia="Times New Roman" w:hAnsi="Calibri" w:cs="Calibri"/>
                 <w:color w:val="000000"/>
                 <w:kern w:val="0"/>
-                <w:sz w:val="22"/>
+                <w:sz w:val="12"/>
                 <w:szCs w:val="22"/>
                 <w:lang w:eastAsia="en-IN"/>
                 <w14:ligatures w14:val="none"/>
@@ -28150,7 +28300,7 @@
                 <w:rFonts w:ascii="Times New Roman" w:eastAsia="Times New Roman" w:hAnsi="Times New Roman" w:cs="Times New Roman"/>
                 <w:color w:val="000000"/>
                 <w:kern w:val="0"/>
-                <w:sz w:val="14"/>
+                <w:sz w:val="12"/>
                 <w:szCs w:val="14"/>
                 <w:lang w:eastAsia="en-IN"/>
                 <w14:ligatures w14:val="none"/>
@@ -28164,7 +28314,7 @@
                 <w:bCs/>
                 <w:color w:val="000000"/>
                 <w:kern w:val="0"/>
-                <w:sz w:val="22"/>
+                <w:sz w:val="12"/>
                 <w:szCs w:val="22"/>
                 <w:lang w:eastAsia="en-IN"/>
                 <w14:ligatures w14:val="none"/>
@@ -28175,7 +28325,7 @@
         </w:tc>
         <w:tc>
           <w:tcPr>
-            <w:tcW w:w="1961" w:type="dxa"/>
+            <w:tcW w:w="2448" w:type="dxa"/>
             <w:tcBorders>
               <w:top w:val="single" w:sz="8" w:space="0" w:color="auto"/>
               <w:left w:val="nil"/>
@@ -28184,10 +28334,14 @@
             </w:tcBorders>
             <w:noWrap/>
             <w:vAlign w:val="center"/>
+            <w:tcMar>
+              <w:top w:w="0" w:type="dxa"/>
+              <w:bottom w:w="0" w:type="dxa"/>
+            </w:tcMar>
           </w:tcPr>
           <w:p>
             <w:pPr>
-              <w:spacing w:after="0" w:line="240" w:lineRule="auto"/>
+              <w:spacing w:after="0" w:line="140" w:lineRule="exact" w:before="0"/>
               <w:jc w:val="center"/>
               <w:rPr>
                 <w:rFonts w:ascii="Calibri" w:eastAsia="Times New Roman" w:hAnsi="Calibri" w:cs="Calibri"/>
@@ -28202,13 +28356,16 @@
               </w:rPr>
             </w:pPr>
             <w:r>
-              <w:t>{{salary_b_employee_retiral_total_monthly}}</w:t>
+              <w:rPr>
+                <w:sz w:val="12"/>
+              </w:rPr>
+              <w:t>{{salary_retiral_total_monthly}}</w:t>
             </w:r>
           </w:p>
         </w:tc>
         <w:tc>
           <w:tcPr>
-            <w:tcW w:w="1940" w:type="dxa"/>
+            <w:tcW w:w="2448" w:type="dxa"/>
             <w:tcBorders>
               <w:top w:val="single" w:sz="8" w:space="0" w:color="auto"/>
               <w:left w:val="nil"/>
@@ -28217,10 +28374,14 @@
             </w:tcBorders>
             <w:noWrap/>
             <w:vAlign w:val="center"/>
+            <w:tcMar>
+              <w:top w:w="0" w:type="dxa"/>
+              <w:bottom w:w="0" w:type="dxa"/>
+            </w:tcMar>
           </w:tcPr>
           <w:p>
             <w:pPr>
-              <w:spacing w:after="0" w:line="240" w:lineRule="auto"/>
+              <w:spacing w:after="0" w:line="140" w:lineRule="exact" w:before="0"/>
               <w:jc w:val="center"/>
               <w:rPr>
                 <w:rFonts w:ascii="Calibri" w:eastAsia="Times New Roman" w:hAnsi="Calibri" w:cs="Calibri"/>
@@ -28235,18 +28396,19 @@
               </w:rPr>
             </w:pPr>
             <w:r>
-              <w:t>{{salary_b_employee_retiral_total_annual}}</w:t>
+              <w:rPr>
+                <w:sz w:val="12"/>
+              </w:rPr>
+              <w:t>{{salary_retiral_total_annual}}</w:t>
             </w:r>
           </w:p>
         </w:tc>
       </w:tr>
       <w:tr>
-        <w:trPr>
-          <w:trHeight w:val="302"/>
-        </w:trPr>
+        <w:trPr/>
         <w:tc>
           <w:tcPr>
-            <w:tcW w:w="5735" w:type="dxa"/>
+            <w:tcW w:w="4392" w:type="dxa"/>
             <w:tcBorders>
               <w:top w:val="single" w:sz="8" w:space="0" w:color="auto"/>
               <w:left w:val="single" w:sz="8" w:space="0" w:color="auto"/>
@@ -28256,10 +28418,14 @@
             <w:noWrap/>
             <w:vAlign w:val="center"/>
             <w:hideMark/>
+            <w:tcMar>
+              <w:top w:w="0" w:type="dxa"/>
+              <w:bottom w:w="0" w:type="dxa"/>
+            </w:tcMar>
           </w:tcPr>
           <w:p>
             <w:pPr>
-              <w:spacing w:after="0" w:line="240" w:lineRule="auto"/>
+              <w:spacing w:after="0" w:line="140" w:lineRule="exact" w:before="0"/>
               <w:jc w:val="right"/>
               <w:rPr>
                 <w:rFonts w:ascii="Calibri" w:eastAsia="Times New Roman" w:hAnsi="Calibri" w:cs="Calibri"/>
@@ -28280,7 +28446,7 @@
                 <w:bCs/>
                 <w:color w:val="000000"/>
                 <w:kern w:val="0"/>
-                <w:sz w:val="22"/>
+                <w:sz w:val="12"/>
                 <w:szCs w:val="22"/>
                 <w:lang w:eastAsia="en-IN"/>
                 <w14:ligatures w14:val="none"/>
@@ -28291,7 +28457,7 @@
         </w:tc>
         <w:tc>
           <w:tcPr>
-            <w:tcW w:w="1961" w:type="dxa"/>
+            <w:tcW w:w="2448" w:type="dxa"/>
             <w:tcBorders>
               <w:top w:val="single" w:sz="8" w:space="0" w:color="auto"/>
               <w:left w:val="nil"/>
@@ -28300,10 +28466,14 @@
             </w:tcBorders>
             <w:noWrap/>
             <w:vAlign w:val="center"/>
+            <w:tcMar>
+              <w:top w:w="0" w:type="dxa"/>
+              <w:bottom w:w="0" w:type="dxa"/>
+            </w:tcMar>
           </w:tcPr>
           <w:p>
             <w:pPr>
-              <w:spacing w:after="0" w:line="240" w:lineRule="auto"/>
+              <w:spacing w:after="0" w:line="140" w:lineRule="exact" w:before="0"/>
               <w:jc w:val="center"/>
               <w:rPr>
                 <w:rFonts w:ascii="Calibri" w:eastAsia="Times New Roman" w:hAnsi="Calibri" w:cs="Calibri"/>
@@ -28316,13 +28486,16 @@
               </w:rPr>
             </w:pPr>
             <w:r>
-              <w:t>{{salary_monthly_perquisites_total_monthly}}</w:t>
+              <w:rPr>
+                <w:sz w:val="12"/>
+              </w:rPr>
+              <w:t>{{salary_perquisites_total_monthly}}</w:t>
             </w:r>
           </w:p>
         </w:tc>
         <w:tc>
           <w:tcPr>
-            <w:tcW w:w="1940" w:type="dxa"/>
+            <w:tcW w:w="2448" w:type="dxa"/>
             <w:tcBorders>
               <w:top w:val="single" w:sz="8" w:space="0" w:color="auto"/>
               <w:left w:val="nil"/>
@@ -28331,10 +28504,14 @@
             </w:tcBorders>
             <w:noWrap/>
             <w:vAlign w:val="center"/>
+            <w:tcMar>
+              <w:top w:w="0" w:type="dxa"/>
+              <w:bottom w:w="0" w:type="dxa"/>
+            </w:tcMar>
           </w:tcPr>
           <w:p>
             <w:pPr>
-              <w:spacing w:after="0" w:line="240" w:lineRule="auto"/>
+              <w:spacing w:after="0" w:line="140" w:lineRule="exact" w:before="0"/>
               <w:jc w:val="center"/>
               <w:rPr>
                 <w:rFonts w:ascii="Calibri" w:eastAsia="Times New Roman" w:hAnsi="Calibri" w:cs="Calibri"/>
@@ -28347,18 +28524,19 @@
               </w:rPr>
             </w:pPr>
             <w:r>
-              <w:t>{{salary_monthly_perquisites_total_annual}}</w:t>
+              <w:rPr>
+                <w:sz w:val="12"/>
+              </w:rPr>
+              <w:t>{{salary_perquisites_total_annual}}</w:t>
             </w:r>
           </w:p>
         </w:tc>
       </w:tr>
       <w:tr>
-        <w:trPr>
-          <w:trHeight w:val="302"/>
-        </w:trPr>
+        <w:trPr/>
         <w:tc>
           <w:tcPr>
-            <w:tcW w:w="5735" w:type="dxa"/>
+            <w:tcW w:w="4392" w:type="dxa"/>
             <w:tcBorders>
               <w:top w:val="nil"/>
               <w:left w:val="single" w:sz="8" w:space="0" w:color="auto"/>
@@ -28368,10 +28546,14 @@
             <w:noWrap/>
             <w:vAlign w:val="center"/>
             <w:hideMark/>
+            <w:tcMar>
+              <w:top w:w="0" w:type="dxa"/>
+              <w:bottom w:w="0" w:type="dxa"/>
+            </w:tcMar>
           </w:tcPr>
           <w:p>
             <w:pPr>
-              <w:spacing w:after="0" w:line="240" w:lineRule="auto"/>
+              <w:spacing w:after="0" w:line="140" w:lineRule="exact" w:before="0"/>
               <w:rPr>
                 <w:rFonts w:ascii="Calibri" w:eastAsia="Times New Roman" w:hAnsi="Calibri" w:cs="Calibri"/>
                 <w:color w:val="000000"/>
@@ -28387,7 +28569,7 @@
                 <w:rFonts w:ascii="Calibri" w:eastAsia="Times New Roman" w:hAnsi="Calibri" w:cs="Calibri"/>
                 <w:color w:val="000000"/>
                 <w:kern w:val="0"/>
-                <w:sz w:val="22"/>
+                <w:sz w:val="12"/>
                 <w:szCs w:val="22"/>
                 <w:lang w:eastAsia="en-IN"/>
                 <w14:ligatures w14:val="none"/>
@@ -28398,7 +28580,7 @@
         </w:tc>
         <w:tc>
           <w:tcPr>
-            <w:tcW w:w="1961" w:type="dxa"/>
+            <w:tcW w:w="2448" w:type="dxa"/>
             <w:tcBorders>
               <w:top w:val="nil"/>
               <w:left w:val="nil"/>
@@ -28407,10 +28589,14 @@
             </w:tcBorders>
             <w:noWrap/>
             <w:vAlign w:val="center"/>
+            <w:tcMar>
+              <w:top w:w="0" w:type="dxa"/>
+              <w:bottom w:w="0" w:type="dxa"/>
+            </w:tcMar>
           </w:tcPr>
           <w:p>
             <w:pPr>
-              <w:spacing w:after="0" w:line="240" w:lineRule="auto"/>
+              <w:spacing w:after="0" w:line="140" w:lineRule="exact" w:before="0"/>
               <w:jc w:val="center"/>
               <w:rPr>
                 <w:rFonts w:ascii="Calibri" w:eastAsia="Times New Roman" w:hAnsi="Calibri" w:cs="Calibri"/>
@@ -28423,13 +28609,16 @@
               </w:rPr>
             </w:pPr>
             <w:r>
-              <w:t>{{salary_group_medical_insurance_policy_premium_gmc_monthly}}</w:t>
+              <w:rPr>
+                <w:sz w:val="12"/>
+              </w:rPr>
+              <w:t>{{salary_gmc_monthly}}</w:t>
             </w:r>
           </w:p>
         </w:tc>
         <w:tc>
           <w:tcPr>
-            <w:tcW w:w="1940" w:type="dxa"/>
+            <w:tcW w:w="2448" w:type="dxa"/>
             <w:tcBorders>
               <w:top w:val="nil"/>
               <w:left w:val="nil"/>
@@ -28438,10 +28627,14 @@
             </w:tcBorders>
             <w:noWrap/>
             <w:vAlign w:val="center"/>
+            <w:tcMar>
+              <w:top w:w="0" w:type="dxa"/>
+              <w:bottom w:w="0" w:type="dxa"/>
+            </w:tcMar>
           </w:tcPr>
           <w:p>
             <w:pPr>
-              <w:spacing w:after="0" w:line="240" w:lineRule="auto"/>
+              <w:spacing w:after="0" w:line="140" w:lineRule="exact" w:before="0"/>
               <w:jc w:val="center"/>
               <w:rPr>
                 <w:rFonts w:ascii="Calibri" w:eastAsia="Times New Roman" w:hAnsi="Calibri" w:cs="Calibri"/>
@@ -28454,18 +28647,19 @@
               </w:rPr>
             </w:pPr>
             <w:r>
-              <w:t>{{salary_group_medical_insurance_policy_premium_gmc_annual}}</w:t>
+              <w:rPr>
+                <w:sz w:val="12"/>
+              </w:rPr>
+              <w:t>{{salary_gmc_annual}}</w:t>
             </w:r>
           </w:p>
         </w:tc>
       </w:tr>
       <w:tr>
-        <w:trPr>
-          <w:trHeight w:val="288"/>
-        </w:trPr>
+        <w:trPr/>
         <w:tc>
           <w:tcPr>
-            <w:tcW w:w="5735" w:type="dxa"/>
+            <w:tcW w:w="4392" w:type="dxa"/>
             <w:tcBorders>
               <w:top w:val="nil"/>
               <w:left w:val="single" w:sz="8" w:space="0" w:color="auto"/>
@@ -28475,10 +28669,14 @@
             <w:noWrap/>
             <w:vAlign w:val="center"/>
             <w:hideMark/>
+            <w:tcMar>
+              <w:top w:w="0" w:type="dxa"/>
+              <w:bottom w:w="0" w:type="dxa"/>
+            </w:tcMar>
           </w:tcPr>
           <w:p>
             <w:pPr>
-              <w:spacing w:after="0" w:line="240" w:lineRule="auto"/>
+              <w:spacing w:after="0" w:line="140" w:lineRule="exact" w:before="0"/>
               <w:rPr>
                 <w:rFonts w:ascii="Calibri" w:eastAsia="Times New Roman" w:hAnsi="Calibri" w:cs="Calibri"/>
                 <w:color w:val="000000"/>
@@ -28494,7 +28692,7 @@
                 <w:rFonts w:ascii="Calibri" w:eastAsia="Times New Roman" w:hAnsi="Calibri" w:cs="Calibri"/>
                 <w:color w:val="000000"/>
                 <w:kern w:val="0"/>
-                <w:sz w:val="22"/>
+                <w:sz w:val="12"/>
                 <w:szCs w:val="22"/>
                 <w:lang w:eastAsia="en-IN"/>
                 <w14:ligatures w14:val="none"/>
@@ -28505,7 +28703,7 @@
         </w:tc>
         <w:tc>
           <w:tcPr>
-            <w:tcW w:w="1961" w:type="dxa"/>
+            <w:tcW w:w="2448" w:type="dxa"/>
             <w:tcBorders>
               <w:top w:val="nil"/>
               <w:left w:val="nil"/>
@@ -28514,10 +28712,14 @@
             </w:tcBorders>
             <w:noWrap/>
             <w:vAlign w:val="center"/>
+            <w:tcMar>
+              <w:top w:w="0" w:type="dxa"/>
+              <w:bottom w:w="0" w:type="dxa"/>
+            </w:tcMar>
           </w:tcPr>
           <w:p>
             <w:pPr>
-              <w:spacing w:after="0" w:line="240" w:lineRule="auto"/>
+              <w:spacing w:after="0" w:line="140" w:lineRule="exact" w:before="0"/>
               <w:jc w:val="center"/>
               <w:rPr>
                 <w:rFonts w:ascii="Calibri" w:eastAsia="Times New Roman" w:hAnsi="Calibri" w:cs="Calibri"/>
@@ -28530,13 +28732,16 @@
               </w:rPr>
             </w:pPr>
             <w:r>
-              <w:t>{{salary_group_personal_accident_policy_gpa_monthly}}</w:t>
+              <w:rPr>
+                <w:sz w:val="12"/>
+              </w:rPr>
+              <w:t>{{salary_gpa_monthly}}</w:t>
             </w:r>
           </w:p>
         </w:tc>
         <w:tc>
           <w:tcPr>
-            <w:tcW w:w="1940" w:type="dxa"/>
+            <w:tcW w:w="2448" w:type="dxa"/>
             <w:tcBorders>
               <w:top w:val="nil"/>
               <w:left w:val="nil"/>
@@ -28545,10 +28750,14 @@
             </w:tcBorders>
             <w:noWrap/>
             <w:vAlign w:val="center"/>
+            <w:tcMar>
+              <w:top w:w="0" w:type="dxa"/>
+              <w:bottom w:w="0" w:type="dxa"/>
+            </w:tcMar>
           </w:tcPr>
           <w:p>
             <w:pPr>
-              <w:spacing w:after="0" w:line="240" w:lineRule="auto"/>
+              <w:spacing w:after="0" w:line="140" w:lineRule="exact" w:before="0"/>
               <w:jc w:val="center"/>
               <w:rPr>
                 <w:rFonts w:ascii="Calibri" w:eastAsia="Times New Roman" w:hAnsi="Calibri" w:cs="Calibri"/>
@@ -28561,18 +28770,19 @@
               </w:rPr>
             </w:pPr>
             <w:r>
-              <w:t>{{salary_group_personal_accident_policy_gpa_annual}}</w:t>
+              <w:rPr>
+                <w:sz w:val="12"/>
+              </w:rPr>
+              <w:t>{{salary_gpa_annual}}</w:t>
             </w:r>
           </w:p>
         </w:tc>
       </w:tr>
       <w:tr>
-        <w:trPr>
-          <w:trHeight w:val="302"/>
-        </w:trPr>
+        <w:trPr/>
         <w:tc>
           <w:tcPr>
-            <w:tcW w:w="5735" w:type="dxa"/>
+            <w:tcW w:w="4392" w:type="dxa"/>
             <w:tcBorders>
               <w:top w:val="nil"/>
               <w:left w:val="single" w:sz="8" w:space="0" w:color="auto"/>
@@ -28582,10 +28792,14 @@
             <w:noWrap/>
             <w:vAlign w:val="center"/>
             <w:hideMark/>
+            <w:tcMar>
+              <w:top w:w="0" w:type="dxa"/>
+              <w:bottom w:w="0" w:type="dxa"/>
+            </w:tcMar>
           </w:tcPr>
           <w:p>
             <w:pPr>
-              <w:spacing w:after="0" w:line="240" w:lineRule="auto"/>
+              <w:spacing w:after="0" w:line="140" w:lineRule="exact" w:before="0"/>
               <w:jc w:val="right"/>
               <w:rPr>
                 <w:rFonts w:ascii="Calibri" w:eastAsia="Times New Roman" w:hAnsi="Calibri" w:cs="Calibri"/>
@@ -28606,7 +28820,7 @@
                 <w:bCs/>
                 <w:color w:val="000000"/>
                 <w:kern w:val="0"/>
-                <w:sz w:val="22"/>
+                <w:sz w:val="12"/>
                 <w:szCs w:val="22"/>
                 <w:lang w:eastAsia="en-IN"/>
                 <w14:ligatures w14:val="none"/>
@@ -28617,7 +28831,7 @@
         </w:tc>
         <w:tc>
           <w:tcPr>
-            <w:tcW w:w="1961" w:type="dxa"/>
+            <w:tcW w:w="2448" w:type="dxa"/>
             <w:tcBorders>
               <w:top w:val="nil"/>
               <w:left w:val="nil"/>
@@ -28625,10 +28839,14 @@
               <w:right w:val="single" w:sz="4" w:space="0" w:color="auto"/>
             </w:tcBorders>
             <w:noWrap/>
+            <w:tcMar>
+              <w:top w:w="0" w:type="dxa"/>
+              <w:bottom w:w="0" w:type="dxa"/>
+            </w:tcMar>
           </w:tcPr>
           <w:p>
             <w:pPr>
-              <w:spacing w:after="0" w:line="240" w:lineRule="auto"/>
+              <w:spacing w:after="0" w:line="140" w:lineRule="exact" w:before="0"/>
               <w:jc w:val="center"/>
               <w:rPr>
                 <w:rFonts w:ascii="Calibri" w:eastAsia="Times New Roman" w:hAnsi="Calibri" w:cs="Calibri"/>
@@ -28639,13 +28857,16 @@
               </w:rPr>
             </w:pPr>
             <w:r>
-              <w:t>{{salary_employee_benefits_total_monthly}}</w:t>
+              <w:rPr>
+                <w:sz w:val="12"/>
+              </w:rPr>
+              <w:t>{{salary_benefits_total_monthly}}</w:t>
             </w:r>
           </w:p>
         </w:tc>
         <w:tc>
           <w:tcPr>
-            <w:tcW w:w="1940" w:type="dxa"/>
+            <w:tcW w:w="2448" w:type="dxa"/>
             <w:tcBorders>
               <w:top w:val="nil"/>
               <w:left w:val="nil"/>
@@ -28653,10 +28874,14 @@
               <w:right w:val="single" w:sz="8" w:space="0" w:color="auto"/>
             </w:tcBorders>
             <w:noWrap/>
+            <w:tcMar>
+              <w:top w:w="0" w:type="dxa"/>
+              <w:bottom w:w="0" w:type="dxa"/>
+            </w:tcMar>
           </w:tcPr>
           <w:p>
             <w:pPr>
-              <w:spacing w:after="0" w:line="240" w:lineRule="auto"/>
+              <w:spacing w:after="0" w:line="140" w:lineRule="exact" w:before="0"/>
               <w:jc w:val="center"/>
               <w:rPr>
                 <w:rFonts w:ascii="Calibri" w:eastAsia="Times New Roman" w:hAnsi="Calibri" w:cs="Calibri"/>
@@ -28667,18 +28892,19 @@
               </w:rPr>
             </w:pPr>
             <w:r>
-              <w:t>{{salary_employee_benefits_total_annual}}</w:t>
+              <w:rPr>
+                <w:sz w:val="12"/>
+              </w:rPr>
+              <w:t>{{salary_benefits_total_annual}}</w:t>
             </w:r>
           </w:p>
         </w:tc>
       </w:tr>
       <w:tr>
-        <w:trPr>
-          <w:trHeight w:val="302"/>
-        </w:trPr>
+        <w:trPr/>
         <w:tc>
           <w:tcPr>
-            <w:tcW w:w="5735" w:type="dxa"/>
+            <w:tcW w:w="4392" w:type="dxa"/>
             <w:tcBorders>
               <w:top w:val="single" w:sz="8" w:space="0" w:color="auto"/>
               <w:left w:val="single" w:sz="8" w:space="0" w:color="auto"/>
@@ -28689,10 +28915,14 @@
             <w:noWrap/>
             <w:vAlign w:val="center"/>
             <w:hideMark/>
+            <w:tcMar>
+              <w:top w:w="0" w:type="dxa"/>
+              <w:bottom w:w="0" w:type="dxa"/>
+            </w:tcMar>
           </w:tcPr>
           <w:p>
             <w:pPr>
-              <w:spacing w:after="0" w:line="240" w:lineRule="auto"/>
+              <w:spacing w:after="0" w:line="140" w:lineRule="exact" w:before="0"/>
               <w:jc w:val="right"/>
               <w:rPr>
                 <w:rFonts w:ascii="Calibri" w:eastAsia="Times New Roman" w:hAnsi="Calibri" w:cs="Calibri"/>
@@ -28713,7 +28943,7 @@
                 <w:bCs/>
                 <w:color w:val="000000"/>
                 <w:kern w:val="0"/>
-                <w:sz w:val="22"/>
+                <w:sz w:val="12"/>
                 <w:szCs w:val="22"/>
                 <w:lang w:eastAsia="en-IN"/>
                 <w14:ligatures w14:val="none"/>
@@ -28724,7 +28954,7 @@
         </w:tc>
         <w:tc>
           <w:tcPr>
-            <w:tcW w:w="1961" w:type="dxa"/>
+            <w:tcW w:w="2448" w:type="dxa"/>
             <w:tcBorders>
               <w:top w:val="single" w:sz="8" w:space="0" w:color="auto"/>
               <w:left w:val="nil"/>
@@ -28734,10 +28964,14 @@
             <w:shd w:val="clear" w:color="auto" w:fill="D0CECE"/>
             <w:noWrap/>
             <w:vAlign w:val="center"/>
+            <w:tcMar>
+              <w:top w:w="0" w:type="dxa"/>
+              <w:bottom w:w="0" w:type="dxa"/>
+            </w:tcMar>
           </w:tcPr>
           <w:p>
             <w:pPr>
-              <w:spacing w:after="0" w:line="240" w:lineRule="auto"/>
+              <w:spacing w:after="0" w:line="140" w:lineRule="exact" w:before="0"/>
               <w:jc w:val="center"/>
               <w:rPr>
                 <w:rFonts w:ascii="Calibri" w:eastAsia="Times New Roman" w:hAnsi="Calibri" w:cs="Calibri"/>
@@ -28750,13 +28984,16 @@
               </w:rPr>
             </w:pPr>
             <w:r>
-              <w:t>{{salary_fixed_compensation_in_hand_monthly}}</w:t>
+              <w:rPr>
+                <w:sz w:val="12"/>
+              </w:rPr>
+              <w:t>{{salary_fixed_total_monthly}}</w:t>
             </w:r>
           </w:p>
         </w:tc>
         <w:tc>
           <w:tcPr>
-            <w:tcW w:w="1940" w:type="dxa"/>
+            <w:tcW w:w="2448" w:type="dxa"/>
             <w:tcBorders>
               <w:top w:val="single" w:sz="8" w:space="0" w:color="auto"/>
               <w:left w:val="nil"/>
@@ -28766,10 +29003,14 @@
             <w:shd w:val="clear" w:color="auto" w:fill="D0CECE"/>
             <w:noWrap/>
             <w:vAlign w:val="center"/>
+            <w:tcMar>
+              <w:top w:w="0" w:type="dxa"/>
+              <w:bottom w:w="0" w:type="dxa"/>
+            </w:tcMar>
           </w:tcPr>
           <w:p>
             <w:pPr>
-              <w:spacing w:after="0" w:line="240" w:lineRule="auto"/>
+              <w:spacing w:after="0" w:line="140" w:lineRule="exact" w:before="0"/>
               <w:jc w:val="center"/>
               <w:rPr>
                 <w:rFonts w:ascii="Calibri" w:eastAsia="Times New Roman" w:hAnsi="Calibri" w:cs="Calibri"/>
@@ -28782,18 +29023,19 @@
               </w:rPr>
             </w:pPr>
             <w:r>
-              <w:t>{{salary_fixed_compensation_in_hand_annual}}</w:t>
+              <w:rPr>
+                <w:sz w:val="12"/>
+              </w:rPr>
+              <w:t>{{salary_fixed_total_annual}}</w:t>
             </w:r>
           </w:p>
         </w:tc>
       </w:tr>
       <w:tr>
-        <w:trPr>
-          <w:trHeight w:val="302"/>
-        </w:trPr>
+        <w:trPr/>
         <w:tc>
           <w:tcPr>
-            <w:tcW w:w="5735" w:type="dxa"/>
+            <w:tcW w:w="4392" w:type="dxa"/>
             <w:tcBorders>
               <w:top w:val="nil"/>
               <w:left w:val="single" w:sz="8" w:space="0" w:color="auto"/>
@@ -28804,10 +29046,14 @@
             <w:noWrap/>
             <w:vAlign w:val="center"/>
             <w:hideMark/>
+            <w:tcMar>
+              <w:top w:w="0" w:type="dxa"/>
+              <w:bottom w:w="0" w:type="dxa"/>
+            </w:tcMar>
           </w:tcPr>
           <w:p>
             <w:pPr>
-              <w:spacing w:after="0" w:line="240" w:lineRule="auto"/>
+              <w:spacing w:after="0" w:line="140" w:lineRule="exact" w:before="0"/>
               <w:jc w:val="right"/>
               <w:rPr>
                 <w:rFonts w:ascii="Calibri" w:eastAsia="Times New Roman" w:hAnsi="Calibri" w:cs="Calibri"/>
@@ -28828,7 +29074,7 @@
                 <w:bCs/>
                 <w:color w:val="000000"/>
                 <w:kern w:val="0"/>
-                <w:sz w:val="22"/>
+                <w:sz w:val="12"/>
                 <w:szCs w:val="22"/>
                 <w:lang w:eastAsia="en-IN"/>
                 <w14:ligatures w14:val="none"/>
@@ -28839,7 +29085,7 @@
         </w:tc>
         <w:tc>
           <w:tcPr>
-            <w:tcW w:w="1961" w:type="dxa"/>
+            <w:tcW w:w="2448" w:type="dxa"/>
             <w:tcBorders>
               <w:top w:val="nil"/>
               <w:left w:val="nil"/>
@@ -28849,10 +29095,14 @@
             <w:shd w:val="clear" w:color="auto" w:fill="D0CECE"/>
             <w:noWrap/>
             <w:vAlign w:val="center"/>
+            <w:tcMar>
+              <w:top w:w="0" w:type="dxa"/>
+              <w:bottom w:w="0" w:type="dxa"/>
+            </w:tcMar>
           </w:tcPr>
           <w:p>
             <w:pPr>
-              <w:spacing w:after="0" w:line="240" w:lineRule="auto"/>
+              <w:spacing w:after="0" w:line="140" w:lineRule="exact" w:before="0"/>
               <w:jc w:val="center"/>
               <w:rPr>
                 <w:rFonts w:ascii="Calibri" w:eastAsia="Times New Roman" w:hAnsi="Calibri" w:cs="Calibri"/>
@@ -28867,13 +29117,16 @@
               </w:rPr>
             </w:pPr>
             <w:r>
-              <w:t>{{salary_cost_to_company_ctc_per_annum_total_monthly}}</w:t>
+              <w:rPr>
+                <w:sz w:val="12"/>
+              </w:rPr>
+              <w:t>{{salary_ctc_total_monthly}}</w:t>
             </w:r>
           </w:p>
         </w:tc>
         <w:tc>
           <w:tcPr>
-            <w:tcW w:w="1940" w:type="dxa"/>
+            <w:tcW w:w="2448" w:type="dxa"/>
             <w:tcBorders>
               <w:top w:val="nil"/>
               <w:left w:val="nil"/>
@@ -28883,10 +29136,14 @@
             <w:shd w:val="clear" w:color="auto" w:fill="D0CECE"/>
             <w:noWrap/>
             <w:vAlign w:val="center"/>
+            <w:tcMar>
+              <w:top w:w="0" w:type="dxa"/>
+              <w:bottom w:w="0" w:type="dxa"/>
+            </w:tcMar>
           </w:tcPr>
           <w:p>
             <w:pPr>
-              <w:spacing w:after="0" w:line="240" w:lineRule="auto"/>
+              <w:spacing w:after="0" w:line="140" w:lineRule="exact" w:before="0"/>
               <w:jc w:val="center"/>
               <w:rPr>
                 <w:rFonts w:ascii="Calibri" w:eastAsia="Times New Roman" w:hAnsi="Calibri" w:cs="Calibri"/>
@@ -28901,18 +29158,19 @@
               </w:rPr>
             </w:pPr>
             <w:r>
-              <w:t>{{salary_cost_to_company_ctc_per_annum_total_annual}}</w:t>
+              <w:rPr>
+                <w:sz w:val="12"/>
+              </w:rPr>
+              <w:t>{{salary_ctc_total_annual}}</w:t>
             </w:r>
           </w:p>
         </w:tc>
       </w:tr>
       <w:tr>
-        <w:trPr>
-          <w:trHeight w:val="302"/>
-        </w:trPr>
+        <w:trPr/>
         <w:tc>
           <w:tcPr>
-            <w:tcW w:w="5735" w:type="dxa"/>
+            <w:tcW w:w="4392" w:type="dxa"/>
             <w:tcBorders>
               <w:top w:val="nil"/>
               <w:left w:val="single" w:sz="8" w:space="0" w:color="auto"/>
@@ -28922,10 +29180,14 @@
             <w:noWrap/>
             <w:vAlign w:val="center"/>
             <w:hideMark/>
+            <w:tcMar>
+              <w:top w:w="0" w:type="dxa"/>
+              <w:bottom w:w="0" w:type="dxa"/>
+            </w:tcMar>
           </w:tcPr>
           <w:p>
             <w:pPr>
-              <w:spacing w:after="0" w:line="240" w:lineRule="auto"/>
+              <w:spacing w:after="0" w:line="140" w:lineRule="exact" w:before="0"/>
               <w:ind w:firstLineChars="1000" w:firstLine="2200"/>
               <w:rPr>
                 <w:rFonts w:ascii="Calibri" w:eastAsia="Times New Roman" w:hAnsi="Calibri" w:cs="Calibri"/>
@@ -28942,7 +29204,7 @@
                 <w:rFonts w:ascii="Calibri" w:eastAsia="Times New Roman" w:hAnsi="Calibri" w:cs="Calibri"/>
                 <w:color w:val="000000"/>
                 <w:kern w:val="0"/>
-                <w:sz w:val="22"/>
+                <w:sz w:val="12"/>
                 <w:szCs w:val="22"/>
                 <w:lang w:eastAsia="en-IN"/>
                 <w14:ligatures w14:val="none"/>
@@ -28953,7 +29215,7 @@
         </w:tc>
         <w:tc>
           <w:tcPr>
-            <w:tcW w:w="3901" w:type="dxa"/>
+            <w:tcW w:w="2448" w:type="dxa"/>
             <w:gridSpan w:val="2"/>
             <w:tcBorders>
               <w:top w:val="nil"/>
@@ -28964,10 +29226,14 @@
             <w:noWrap/>
             <w:vAlign w:val="center"/>
             <w:hideMark/>
+            <w:tcMar>
+              <w:top w:w="0" w:type="dxa"/>
+              <w:bottom w:w="0" w:type="dxa"/>
+            </w:tcMar>
           </w:tcPr>
           <w:p>
             <w:pPr>
-              <w:spacing w:after="0" w:line="240" w:lineRule="auto"/>
+              <w:spacing w:after="0" w:line="140" w:lineRule="exact" w:before="0"/>
               <w:jc w:val="center"/>
               <w:rPr>
                 <w:rFonts w:ascii="Calibri" w:eastAsia="Times New Roman" w:hAnsi="Calibri" w:cs="Calibri"/>
@@ -28984,7 +29250,7 @@
                 <w:rFonts w:ascii="Calibri" w:eastAsia="Times New Roman" w:hAnsi="Calibri" w:cs="Calibri"/>
                 <w:color w:val="000000"/>
                 <w:kern w:val="0"/>
-                <w:sz w:val="22"/>
+                <w:sz w:val="12"/>
                 <w:szCs w:val="22"/>
                 <w:lang w:eastAsia="en-IN"/>
                 <w14:ligatures w14:val="none"/>
@@ -28995,12 +29261,10 @@
         </w:tc>
       </w:tr>
       <w:tr>
-        <w:trPr>
-          <w:trHeight w:val="302"/>
-        </w:trPr>
+        <w:trPr/>
         <w:tc>
           <w:tcPr>
-            <w:tcW w:w="9636" w:type="dxa"/>
+            <w:tcW w:w="2448" w:type="dxa"/>
             <w:gridSpan w:val="3"/>
             <w:tcBorders>
               <w:top w:val="single" w:sz="8" w:space="0" w:color="auto"/>
@@ -29011,10 +29275,14 @@
             <w:noWrap/>
             <w:vAlign w:val="bottom"/>
             <w:hideMark/>
+            <w:tcMar>
+              <w:top w:w="0" w:type="dxa"/>
+              <w:bottom w:w="0" w:type="dxa"/>
+            </w:tcMar>
           </w:tcPr>
           <w:p>
             <w:pPr>
-              <w:spacing w:after="0" w:line="240" w:lineRule="auto"/>
+              <w:spacing w:after="0" w:line="140" w:lineRule="exact" w:before="0"/>
               <w:rPr>
                 <w:rFonts w:ascii="Calibri" w:eastAsia="Times New Roman" w:hAnsi="Calibri" w:cs="Calibri"/>
                 <w:color w:val="000000"/>
@@ -29030,7 +29298,7 @@
                 <w:rFonts w:ascii="Calibri" w:eastAsia="Times New Roman" w:hAnsi="Calibri" w:cs="Calibri"/>
                 <w:color w:val="000000"/>
                 <w:kern w:val="0"/>
-                <w:sz w:val="22"/>
+                <w:sz w:val="12"/>
                 <w:szCs w:val="22"/>
                 <w:lang w:eastAsia="en-IN"/>
                 <w14:ligatures w14:val="none"/>
@@ -29041,12 +29309,10 @@
         </w:tc>
       </w:tr>
       <w:tr>
-        <w:trPr>
-          <w:trHeight w:val="302"/>
-        </w:trPr>
+        <w:trPr/>
         <w:tc>
           <w:tcPr>
-            <w:tcW w:w="7696" w:type="dxa"/>
+            <w:tcW w:w="2448" w:type="dxa"/>
             <w:gridSpan w:val="2"/>
             <w:tcBorders>
               <w:top w:val="nil"/>
@@ -29057,10 +29323,14 @@
             <w:noWrap/>
             <w:vAlign w:val="bottom"/>
             <w:hideMark/>
+            <w:tcMar>
+              <w:top w:w="0" w:type="dxa"/>
+              <w:bottom w:w="0" w:type="dxa"/>
+            </w:tcMar>
           </w:tcPr>
           <w:p>
             <w:pPr>
-              <w:spacing w:after="0" w:line="240" w:lineRule="auto"/>
+              <w:spacing w:after="0" w:line="140" w:lineRule="exact" w:before="0"/>
               <w:rPr>
                 <w:rFonts w:ascii="Calibri" w:eastAsia="Times New Roman" w:hAnsi="Calibri" w:cs="Calibri"/>
                 <w:color w:val="000000"/>
@@ -29076,7 +29346,7 @@
                 <w:rFonts w:ascii="Calibri" w:eastAsia="Times New Roman" w:hAnsi="Calibri" w:cs="Calibri"/>
                 <w:color w:val="000000"/>
                 <w:kern w:val="0"/>
-                <w:sz w:val="22"/>
+                <w:sz w:val="12"/>
                 <w:szCs w:val="22"/>
                 <w:lang w:eastAsia="en-IN"/>
                 <w14:ligatures w14:val="none"/>
@@ -29087,7 +29357,7 @@
         </w:tc>
         <w:tc>
           <w:tcPr>
-            <w:tcW w:w="1940" w:type="dxa"/>
+            <w:tcW w:w="2448" w:type="dxa"/>
             <w:tcBorders>
               <w:top w:val="nil"/>
               <w:left w:val="nil"/>
@@ -29097,10 +29367,14 @@
             <w:noWrap/>
             <w:vAlign w:val="bottom"/>
             <w:hideMark/>
+            <w:tcMar>
+              <w:top w:w="0" w:type="dxa"/>
+              <w:bottom w:w="0" w:type="dxa"/>
+            </w:tcMar>
           </w:tcPr>
           <w:p>
             <w:pPr>
-              <w:spacing w:after="0" w:line="240" w:lineRule="auto"/>
+              <w:spacing w:after="0" w:line="140" w:lineRule="exact" w:before="0"/>
               <w:rPr>
                 <w:rFonts w:ascii="Calibri" w:eastAsia="Times New Roman" w:hAnsi="Calibri" w:cs="Calibri"/>
                 <w:color w:val="000000"/>
@@ -29116,7 +29390,7 @@
                 <w:rFonts w:ascii="Calibri" w:eastAsia="Times New Roman" w:hAnsi="Calibri" w:cs="Calibri"/>
                 <w:color w:val="000000"/>
                 <w:kern w:val="0"/>
-                <w:sz w:val="22"/>
+                <w:sz w:val="12"/>
                 <w:szCs w:val="22"/>
                 <w:lang w:eastAsia="en-IN"/>
                 <w14:ligatures w14:val="none"/>
@@ -29127,12 +29401,10 @@
         </w:tc>
       </w:tr>
       <w:tr>
-        <w:trPr>
-          <w:trHeight w:val="274"/>
-        </w:trPr>
+        <w:trPr/>
         <w:tc>
           <w:tcPr>
-            <w:tcW w:w="9636" w:type="dxa"/>
+            <w:tcW w:w="2448" w:type="dxa"/>
             <w:gridSpan w:val="3"/>
             <w:tcBorders>
               <w:top w:val="nil"/>
@@ -29142,10 +29414,14 @@
             </w:tcBorders>
             <w:vAlign w:val="bottom"/>
             <w:hideMark/>
+            <w:tcMar>
+              <w:top w:w="0" w:type="dxa"/>
+              <w:bottom w:w="0" w:type="dxa"/>
+            </w:tcMar>
           </w:tcPr>
           <w:p>
             <w:pPr>
-              <w:spacing w:after="0" w:line="240" w:lineRule="auto"/>
+              <w:spacing w:after="0" w:line="140" w:lineRule="exact" w:before="0"/>
               <w:rPr>
                 <w:rFonts w:ascii="Calibri" w:eastAsia="Times New Roman" w:hAnsi="Calibri" w:cs="Calibri"/>
                 <w:color w:val="000000"/>
@@ -29161,7 +29437,7 @@
                 <w:rFonts w:ascii="Calibri" w:eastAsia="Times New Roman" w:hAnsi="Calibri" w:cs="Calibri"/>
                 <w:color w:val="000000"/>
                 <w:kern w:val="0"/>
-                <w:sz w:val="22"/>
+                <w:sz w:val="12"/>
                 <w:szCs w:val="22"/>
                 <w:lang w:eastAsia="en-IN"/>
                 <w14:ligatures w14:val="none"/>
@@ -29174,6 +29450,7 @@
     </w:tbl>
     <w:p>
       <w:pPr>
+        <w:keepNext/>
         <w:rPr>
           <w:sz w:val="22"/>
           <w:szCs w:val="22"/>
@@ -29206,6 +29483,8 @@
     </w:p>
     <w:p>
       <w:pPr>
+        <w:keepNext/>
+        <w:keepLines/>
         <w:rPr>
           <w:rFonts w:ascii="Times New Roman" w:hAnsi="Times New Roman" w:cs="Times New Roman"/>
           <w:b/>
@@ -29340,6 +29619,7 @@
     </w:p>
     <w:p>
       <w:pPr>
+        <w:keepNext/>
         <w:widowControl w:val="0"/>
         <w:tabs>
           <w:tab w:val="left" w:pos="881"/>
@@ -29370,6 +29650,7 @@
     </w:p>
     <w:p>
       <w:pPr>
+        <w:keepLines/>
         <w:widowControl w:val="0"/>
         <w:autoSpaceDE w:val="0"/>
         <w:autoSpaceDN w:val="0"/>
@@ -29394,7 +29675,7 @@
       </w:r>
       <w:r>
         <w:rPr>
-          <w:rFonts w:ascii="Nirmala UI" w:eastAsia="Arial MT" w:hAnsi="Nirmala UI" w:cs="Nirmala UI" w:hint="cs"/>
+          <w:rFonts w:ascii="Nirmala UI" w:eastAsia="Nirmala UI" w:hAnsi="Nirmala UI" w:cs="Nirmala UI" w:hint="cs"/>
           <w:kern w:val="0"/>
           <w:sz w:val="20"/>
           <w:szCs w:val="20"/>
@@ -29424,7 +29705,7 @@
       </w:r>
       <w:r>
         <w:rPr>
-          <w:rFonts w:ascii="Nirmala UI" w:eastAsia="Arial MT" w:hAnsi="Nirmala UI" w:cs="Nirmala UI"/>
+          <w:rFonts w:ascii="Nirmala UI" w:eastAsia="Nirmala UI" w:hAnsi="Nirmala UI" w:cs="Nirmala UI"/>
           <w:kern w:val="0"/>
           <w:sz w:val="20"/>
           <w:szCs w:val="20"/>
@@ -29476,7 +29757,7 @@
       <w:headerReference w:type="default" r:id="rId5"/>
       <w:footerReference w:type="default" r:id="rId6"/>
       <w:pgSz w:w="12240" w:h="15840"/>
-      <w:pgMar w:top="1273" w:right="1440" w:bottom="1440" w:left="1418" w:header="567" w:footer="907" w:gutter="0"/>
+      <w:pgMar w:top="2160" w:right="1224" w:bottom="1368" w:left="1224" w:header="567" w:footer="907" w:gutter="0"/>
       <w:cols w:space="708"/>
       <w:docGrid w:linePitch="360"/>
     </w:sectPr>
@@ -29486,129 +29767,7 @@
 
 <file path=word/footer1.xml><?xml version="1.0" encoding="utf-8"?>
 <w:ftr xmlns:wpc="http://schemas.microsoft.com/office/word/2010/wordprocessingCanvas" xmlns:cx="http://schemas.microsoft.com/office/drawing/2014/chartex" xmlns:cx1="http://schemas.microsoft.com/office/drawing/2015/9/8/chartex" xmlns:cx2="http://schemas.microsoft.com/office/drawing/2015/10/21/chartex" xmlns:cx3="http://schemas.microsoft.com/office/drawing/2016/5/9/chartex" xmlns:cx4="http://schemas.microsoft.com/office/drawing/2016/5/10/chartex" xmlns:cx5="http://schemas.microsoft.com/office/drawing/2016/5/11/chartex" xmlns:cx6="http://schemas.microsoft.com/office/drawing/2016/5/12/chartex" xmlns:cx7="http://schemas.microsoft.com/office/drawing/2016/5/13/chartex" xmlns:cx8="http://schemas.microsoft.com/office/drawing/2016/5/14/chartex" xmlns:mc="http://schemas.openxmlformats.org/markup-compatibility/2006" xmlns:aink="http://schemas.microsoft.com/office/drawing/2016/ink" xmlns:am3d="http://schemas.microsoft.com/office/drawing/2017/model3d" xmlns:o="urn:schemas-microsoft-com:office:office" xmlns:oel="http://schemas.microsoft.com/office/2019/extlst" xmlns:r="http://schemas.openxmlformats.org/officeDocument/2006/relationships" xmlns:m="http://schemas.openxmlformats.org/officeDocument/2006/math" xmlns:v="urn:schemas-microsoft-com:vml" xmlns:wp14="http://schemas.microsoft.com/office/word/2010/wordprocessingDrawing" xmlns:wp="http://schemas.openxmlformats.org/drawingml/2006/wordprocessingDrawing" xmlns:w10="urn:schemas-microsoft-com:office:word" xmlns:w="http://schemas.openxmlformats.org/wordprocessingml/2006/main" xmlns:w14="http://schemas.microsoft.com/office/word/2010/wordml" xmlns:w15="http://schemas.microsoft.com/office/word/2012/wordml" xmlns:w16cei="http://schemas.microsoft.com/office/word/2026/wordml/cei" xmlns:w16cex="http://schemas.microsoft.com/office/word/2018/wordml/cex" xmlns:w16cid="http://schemas.microsoft.com/office/word/2016/wordml/cid" xmlns:w16="http://schemas.microsoft.com/office/word/2018/wordml" xmlns:w16du="http://schemas.microsoft.com/office/word/2023/wordml/word16du" xmlns:w16sdtdh="http://schemas.microsoft.com/office/word/2020/wordml/sdtdatahash" xmlns:w16sdtfl="http://schemas.microsoft.com/office/word/2024/wordml/sdtformatlock" xmlns:w16se="http://schemas.microsoft.com/office/word/2015/wordml/symex" xmlns:wpg="http://schemas.microsoft.com/office/word/2010/wordprocessingGroup" xmlns:wpi="http://schemas.microsoft.com/office/word/2010/wordprocessingInk" xmlns:wne="http://schemas.microsoft.com/office/word/2006/wordml" xmlns:wps="http://schemas.microsoft.com/office/word/2010/wordprocessingShape" mc:Ignorable="w14 w15 w16se w16cid w16 w16cex w16sdtdh w16sdtfl w16du wp14">
-  <w:sdt>
-    <w:sdtPr>
-      <w:id w:val="1934703721"/>
-      <w:docPartObj>
-        <w:docPartGallery w:val="Page Numbers (Bottom of Page)"/>
-        <w:docPartUnique/>
-      </w:docPartObj>
-    </w:sdtPr>
-    <w:sdtContent>
-      <w:sdt>
-        <w:sdtPr>
-          <w:id w:val="-1769616900"/>
-          <w:docPartObj>
-            <w:docPartGallery w:val="Page Numbers (Top of Page)"/>
-            <w:docPartUnique/>
-          </w:docPartObj>
-        </w:sdtPr>
-        <w:sdtContent>
-          <w:p>
-            <w:pPr>
-              <w:pStyle w:val="Footer"/>
-              <w:jc w:val="right"/>
-            </w:pPr>
-            <w:r>
-              <w:t xml:space="preserve">Page </w:t>
-            </w:r>
-            <w:r>
-              <w:rPr>
-                <w:b/>
-                <w:bCs/>
-                <w:sz w:val="24"/>
-                <w:szCs w:val="24"/>
-              </w:rPr>
-              <w:fldChar w:fldCharType="begin"/>
-            </w:r>
-            <w:r>
-              <w:rPr>
-                <w:b/>
-                <w:bCs/>
-              </w:rPr>
-              <w:instrText xml:space="preserve"> PAGE </w:instrText>
-            </w:r>
-            <w:r>
-              <w:rPr>
-                <w:b/>
-                <w:bCs/>
-                <w:sz w:val="24"/>
-                <w:szCs w:val="24"/>
-              </w:rPr>
-              <w:fldChar w:fldCharType="separate"/>
-            </w:r>
-            <w:r>
-              <w:rPr>
-                <w:b/>
-                <w:bCs/>
-                <w:noProof/>
-              </w:rPr>
-              <w:t>2</w:t>
-            </w:r>
-            <w:r>
-              <w:rPr>
-                <w:b/>
-                <w:bCs/>
-                <w:sz w:val="24"/>
-                <w:szCs w:val="24"/>
-              </w:rPr>
-              <w:fldChar w:fldCharType="end"/>
-            </w:r>
-            <w:r>
-              <w:t xml:space="preserve"> of </w:t>
-            </w:r>
-            <w:r>
-              <w:rPr>
-                <w:b/>
-                <w:bCs/>
-                <w:sz w:val="24"/>
-                <w:szCs w:val="24"/>
-              </w:rPr>
-              <w:fldChar w:fldCharType="begin"/>
-            </w:r>
-            <w:r>
-              <w:rPr>
-                <w:b/>
-                <w:bCs/>
-              </w:rPr>
-              <w:instrText xml:space="preserve"> NUMPAGES  </w:instrText>
-            </w:r>
-            <w:r>
-              <w:rPr>
-                <w:b/>
-                <w:bCs/>
-                <w:sz w:val="24"/>
-                <w:szCs w:val="24"/>
-              </w:rPr>
-              <w:fldChar w:fldCharType="separate"/>
-            </w:r>
-            <w:r>
-              <w:rPr>
-                <w:b/>
-                <w:bCs/>
-                <w:noProof/>
-              </w:rPr>
-              <w:t>2</w:t>
-            </w:r>
-            <w:r>
-              <w:rPr>
-                <w:b/>
-                <w:bCs/>
-                <w:sz w:val="24"/>
-                <w:szCs w:val="24"/>
-              </w:rPr>
-              <w:fldChar w:fldCharType="end"/>
-            </w:r>
-          </w:p>
-        </w:sdtContent>
-      </w:sdt>
-    </w:sdtContent>
-  </w:sdt>
-  <w:p>
-    <w:pPr>
-      <w:pStyle w:val="Footer"/>
-    </w:pPr>
-  </w:p>
+  <w:p/>
 </w:ftr>
 </file>
 
